--- a/Методы и средства криптографической защ инф/Лаба 9/Лаба 9 Отчёт.docx
+++ b/Методы и средства криптографической защ инф/Лаба 9/Лаба 9 Отчёт.docx
@@ -840,6 +840,7 @@
     <w:p>
       <w:pPr>
         <w:spacing w:before="120" w:after="120" w:line="240" w:lineRule="auto"/>
+        <w:jc w:val="center"/>
         <w:rPr>
           <w:rFonts w:ascii="Times New Roman" w:eastAsia="Times New Roman" w:hAnsi="Times New Roman" w:cs="Times New Roman"/>
           <w:b/>
@@ -861,20 +862,8 @@
           <w:lang w:eastAsia="ru-RU"/>
         </w:rPr>
         <w:lastRenderedPageBreak/>
-        <w:t>Лабораторная работа №12</w:t>
-      </w:r>
-    </w:p>
-    <w:p>
-      <w:pPr>
-        <w:spacing w:before="120" w:after="120" w:line="240" w:lineRule="auto"/>
-        <w:rPr>
-          <w:rFonts w:ascii="Times New Roman" w:eastAsia="Times New Roman" w:hAnsi="Times New Roman" w:cs="Times New Roman"/>
-          <w:color w:val="000000"/>
-          <w:sz w:val="28"/>
-          <w:szCs w:val="28"/>
-          <w:lang w:eastAsia="ru-RU"/>
-        </w:rPr>
-      </w:pPr>
+        <w:t>Лабораторная работа №</w:t>
+      </w:r>
       <w:r>
         <w:rPr>
           <w:rFonts w:ascii="Times New Roman" w:eastAsia="Times New Roman" w:hAnsi="Times New Roman" w:cs="Times New Roman"/>
@@ -885,22 +874,13 @@
           <w:szCs w:val="28"/>
           <w:lang w:eastAsia="ru-RU"/>
         </w:rPr>
-        <w:t>Тема:</w:t>
-      </w:r>
-      <w:r>
-        <w:rPr>
-          <w:rFonts w:ascii="Times New Roman" w:eastAsia="Times New Roman" w:hAnsi="Times New Roman" w:cs="Times New Roman"/>
-          <w:color w:val="000000"/>
-          <w:sz w:val="28"/>
-          <w:szCs w:val="28"/>
-          <w:lang w:eastAsia="ru-RU"/>
-        </w:rPr>
-        <w:t> Использование классических криптоалгоритмов подстановки и перестановки для защиты текстовой информации.</w:t>
+        <w:t>9</w:t>
       </w:r>
     </w:p>
     <w:p>
       <w:pPr>
         <w:spacing w:before="120" w:after="120" w:line="240" w:lineRule="auto"/>
+        <w:jc w:val="center"/>
         <w:rPr>
           <w:rFonts w:ascii="Times New Roman" w:eastAsia="Times New Roman" w:hAnsi="Times New Roman" w:cs="Times New Roman"/>
           <w:color w:val="000000"/>
@@ -919,39 +899,47 @@
           <w:szCs w:val="28"/>
           <w:lang w:eastAsia="ru-RU"/>
         </w:rPr>
-        <w:t>Цель работы:</w:t>
-      </w:r>
-      <w:r>
-        <w:rPr>
-          <w:rFonts w:ascii="Times New Roman" w:eastAsia="Times New Roman" w:hAnsi="Times New Roman" w:cs="Times New Roman"/>
-          <w:color w:val="000000"/>
-          <w:sz w:val="28"/>
-          <w:szCs w:val="28"/>
-          <w:lang w:eastAsia="ru-RU"/>
-        </w:rPr>
-        <w:t xml:space="preserve"> Изучение классических криптографических алгоритмов </w:t>
-      </w:r>
-      <w:proofErr w:type="spellStart"/>
-      <w:r>
-        <w:rPr>
-          <w:rFonts w:ascii="Times New Roman" w:eastAsia="Times New Roman" w:hAnsi="Times New Roman" w:cs="Times New Roman"/>
-          <w:color w:val="000000"/>
-          <w:sz w:val="28"/>
-          <w:szCs w:val="28"/>
-          <w:lang w:eastAsia="ru-RU"/>
-        </w:rPr>
-        <w:t>моноалфавитной</w:t>
-      </w:r>
-      <w:proofErr w:type="spellEnd"/>
-      <w:r>
-        <w:rPr>
-          <w:rFonts w:ascii="Times New Roman" w:eastAsia="Times New Roman" w:hAnsi="Times New Roman" w:cs="Times New Roman"/>
-          <w:color w:val="000000"/>
-          <w:sz w:val="28"/>
-          <w:szCs w:val="28"/>
-          <w:lang w:eastAsia="ru-RU"/>
-        </w:rPr>
-        <w:t xml:space="preserve"> подстановки, многоалфавитной подстановки и перестановки для защиты текстовой информации. Использование гистограмм, отображающих частоту встречаемости символов в тексте для криптоанализа классических шифров.</w:t>
+        <w:t>Тема:</w:t>
+      </w:r>
+      <w:r>
+        <w:rPr>
+          <w:rFonts w:ascii="Times New Roman" w:eastAsia="Times New Roman" w:hAnsi="Times New Roman" w:cs="Times New Roman"/>
+          <w:color w:val="000000"/>
+          <w:sz w:val="28"/>
+          <w:szCs w:val="28"/>
+          <w:lang w:eastAsia="ru-RU"/>
+        </w:rPr>
+        <w:t> </w:t>
+      </w:r>
+      <w:r>
+        <w:rPr>
+          <w:rFonts w:ascii="Times New Roman" w:eastAsia="Times New Roman" w:hAnsi="Times New Roman" w:cs="Times New Roman"/>
+          <w:color w:val="000000"/>
+          <w:sz w:val="28"/>
+          <w:szCs w:val="28"/>
+          <w:lang w:eastAsia="ru-RU"/>
+        </w:rPr>
+        <w:t>«</w:t>
+      </w:r>
+      <w:r>
+        <w:rPr>
+          <w:rFonts w:ascii="Times New Roman" w:eastAsia="Times New Roman" w:hAnsi="Times New Roman" w:cs="Times New Roman"/>
+          <w:color w:val="000000"/>
+          <w:sz w:val="28"/>
+          <w:szCs w:val="28"/>
+          <w:lang w:eastAsia="ru-RU"/>
+        </w:rPr>
+        <w:t>Использование классических криптоалгоритмов подстановки и перестановки для защиты текстовой информации</w:t>
+      </w:r>
+      <w:r>
+        <w:rPr>
+          <w:rFonts w:ascii="Times New Roman" w:eastAsia="Times New Roman" w:hAnsi="Times New Roman" w:cs="Times New Roman"/>
+          <w:color w:val="000000"/>
+          <w:sz w:val="28"/>
+          <w:szCs w:val="28"/>
+          <w:lang w:eastAsia="ru-RU"/>
+        </w:rPr>
+        <w:t>»</w:t>
       </w:r>
     </w:p>
     <w:p>
@@ -966,21 +954,6 @@
         </w:rPr>
       </w:pPr>
       <w:r>
-        <w:rPr>
-          <w:rFonts w:ascii="Times New Roman" w:eastAsia="Times New Roman" w:hAnsi="Times New Roman" w:cs="Times New Roman"/>
-          <w:color w:val="000000"/>
-          <w:sz w:val="28"/>
-          <w:szCs w:val="28"/>
-          <w:lang w:eastAsia="ru-RU"/>
-        </w:rPr>
-        <w:pict w14:anchorId="17DEC1C8">
-          <v:rect id="_x0000_i1025" style="width:0;height:.75pt" o:hralign="center" o:hrstd="t" o:hr="t" fillcolor="#a0a0a0" stroked="f"/>
-        </w:pict>
-      </w:r>
-    </w:p>
-    <w:p>
-      <w:pPr>
-        <w:spacing w:before="120" w:after="120" w:line="240" w:lineRule="auto"/>
         <w:rPr>
           <w:rFonts w:ascii="Times New Roman" w:eastAsia="Times New Roman" w:hAnsi="Times New Roman" w:cs="Times New Roman"/>
           <w:b/>
@@ -990,8 +963,34 @@
           <w:szCs w:val="28"/>
           <w:lang w:eastAsia="ru-RU"/>
         </w:rPr>
-      </w:pPr>
-      <w:r>
+        <w:t>Цель работы:</w:t>
+      </w:r>
+      <w:r>
+        <w:rPr>
+          <w:rFonts w:ascii="Times New Roman" w:eastAsia="Times New Roman" w:hAnsi="Times New Roman" w:cs="Times New Roman"/>
+          <w:color w:val="000000"/>
+          <w:sz w:val="28"/>
+          <w:szCs w:val="28"/>
+          <w:lang w:eastAsia="ru-RU"/>
+        </w:rPr>
+        <w:t> Изучение классических криптографических алгоритмов моноалфавитной подстановки, многоалфавитной подстановки и перестановки для защиты текстовой информации. Использование гистограмм, отображающих частоту встречаемости символов в тексте для криптоанализа классических шифров.</w:t>
+      </w:r>
+    </w:p>
+    <w:p>
+      <w:pPr>
+        <w:spacing w:before="120" w:after="120" w:line="240" w:lineRule="auto"/>
+        <w:rPr>
+          <w:rFonts w:ascii="Times New Roman" w:eastAsia="Times New Roman" w:hAnsi="Times New Roman" w:cs="Times New Roman"/>
+          <w:color w:val="000000"/>
+          <w:sz w:val="28"/>
+          <w:szCs w:val="28"/>
+          <w:lang w:eastAsia="ru-RU"/>
+        </w:rPr>
+      </w:pPr>
+    </w:p>
+    <w:p>
+      <w:pPr>
+        <w:spacing w:before="120" w:after="120" w:line="240" w:lineRule="auto"/>
         <w:rPr>
           <w:rFonts w:ascii="Times New Roman" w:eastAsia="Times New Roman" w:hAnsi="Times New Roman" w:cs="Times New Roman"/>
           <w:b/>
@@ -1001,9 +1000,7 @@
           <w:szCs w:val="28"/>
           <w:lang w:eastAsia="ru-RU"/>
         </w:rPr>
-        <w:t xml:space="preserve">Задание 1: </w:t>
-      </w:r>
-      <w:proofErr w:type="spellStart"/>
+      </w:pPr>
       <w:r>
         <w:rPr>
           <w:rFonts w:ascii="Times New Roman" w:eastAsia="Times New Roman" w:hAnsi="Times New Roman" w:cs="Times New Roman"/>
@@ -1014,20 +1011,7 @@
           <w:szCs w:val="28"/>
           <w:lang w:eastAsia="ru-RU"/>
         </w:rPr>
-        <w:t>Одноалфавитный</w:t>
-      </w:r>
-      <w:proofErr w:type="spellEnd"/>
-      <w:r>
-        <w:rPr>
-          <w:rFonts w:ascii="Times New Roman" w:eastAsia="Times New Roman" w:hAnsi="Times New Roman" w:cs="Times New Roman"/>
-          <w:b/>
-          <w:bCs/>
-          <w:color w:val="000000"/>
-          <w:sz w:val="28"/>
-          <w:szCs w:val="28"/>
-          <w:lang w:eastAsia="ru-RU"/>
-        </w:rPr>
-        <w:t xml:space="preserve"> метод с фиксированным смещением</w:t>
+        <w:t>Задание 1: Одноалфавитный метод с фиксированным смещением</w:t>
       </w:r>
     </w:p>
     <w:p>
@@ -1118,19 +1102,136 @@
     <w:p>
       <w:pPr>
         <w:spacing w:before="120" w:after="120" w:line="240" w:lineRule="auto"/>
-        <w:rPr>
-          <w:rFonts w:ascii="Times New Roman" w:eastAsia="Times New Roman" w:hAnsi="Times New Roman" w:cs="Times New Roman"/>
-          <w:color w:val="000000"/>
-          <w:sz w:val="28"/>
-          <w:szCs w:val="28"/>
-          <w:lang w:eastAsia="ru-RU"/>
-        </w:rPr>
-      </w:pPr>
-      <w:r>
-        <w:rPr>
-          <w:rFonts w:ascii="Times New Roman" w:eastAsia="Times New Roman" w:hAnsi="Times New Roman" w:cs="Times New Roman"/>
-          <w:b/>
-          <w:bCs/>
+        <w:ind w:left="360"/>
+        <w:jc w:val="center"/>
+        <w:rPr>
+          <w:rFonts w:ascii="Times New Roman" w:eastAsia="Times New Roman" w:hAnsi="Times New Roman" w:cs="Times New Roman"/>
+          <w:color w:val="000000"/>
+          <w:sz w:val="28"/>
+          <w:szCs w:val="28"/>
+          <w:lang w:eastAsia="ru-RU"/>
+        </w:rPr>
+      </w:pPr>
+      <w:r>
+        <w:rPr>
+          <w:rFonts w:ascii="Times New Roman" w:eastAsia="Times New Roman" w:hAnsi="Times New Roman" w:cs="Times New Roman"/>
+          <w:noProof/>
+          <w:color w:val="000000"/>
+          <w:sz w:val="28"/>
+          <w:szCs w:val="28"/>
+          <w:lang w:eastAsia="ru-RU"/>
+        </w:rPr>
+        <w:drawing>
+          <wp:inline distT="0" distB="0" distL="0" distR="0" wp14:anchorId="0B89D5E4" wp14:editId="7C2BF9EC">
+            <wp:extent cx="5940425" cy="1132205"/>
+            <wp:effectExtent l="0" t="0" r="3175" b="0"/>
+            <wp:docPr id="174653970" name="Рисунок 1"/>
+            <wp:cNvGraphicFramePr>
+              <a:graphicFrameLocks xmlns:a="http://schemas.openxmlformats.org/drawingml/2006/main" noChangeAspect="1"/>
+            </wp:cNvGraphicFramePr>
+            <a:graphic xmlns:a="http://schemas.openxmlformats.org/drawingml/2006/main">
+              <a:graphicData uri="http://schemas.openxmlformats.org/drawingml/2006/picture">
+                <pic:pic xmlns:pic="http://schemas.openxmlformats.org/drawingml/2006/picture">
+                  <pic:nvPicPr>
+                    <pic:cNvPr id="174653970" name=""/>
+                    <pic:cNvPicPr/>
+                  </pic:nvPicPr>
+                  <pic:blipFill>
+                    <a:blip r:embed="rId9"/>
+                    <a:stretch>
+                      <a:fillRect/>
+                    </a:stretch>
+                  </pic:blipFill>
+                  <pic:spPr>
+                    <a:xfrm>
+                      <a:off x="0" y="0"/>
+                      <a:ext cx="5940425" cy="1132205"/>
+                    </a:xfrm>
+                    <a:prstGeom prst="rect">
+                      <a:avLst/>
+                    </a:prstGeom>
+                  </pic:spPr>
+                </pic:pic>
+              </a:graphicData>
+            </a:graphic>
+          </wp:inline>
+        </w:drawing>
+      </w:r>
+    </w:p>
+    <w:p>
+      <w:pPr>
+        <w:spacing w:before="120" w:after="120" w:line="240" w:lineRule="auto"/>
+        <w:ind w:left="360"/>
+        <w:jc w:val="center"/>
+        <w:rPr>
+          <w:rFonts w:ascii="Times New Roman" w:eastAsia="Times New Roman" w:hAnsi="Times New Roman" w:cs="Times New Roman"/>
+          <w:color w:val="000000"/>
+          <w:sz w:val="28"/>
+          <w:szCs w:val="28"/>
+          <w:lang w:eastAsia="ru-RU"/>
+        </w:rPr>
+      </w:pPr>
+      <w:r>
+        <w:rPr>
+          <w:rFonts w:ascii="Times New Roman" w:eastAsia="Times New Roman" w:hAnsi="Times New Roman" w:cs="Times New Roman"/>
+          <w:noProof/>
+          <w:color w:val="000000"/>
+          <w:sz w:val="28"/>
+          <w:szCs w:val="28"/>
+          <w:lang w:eastAsia="ru-RU"/>
+        </w:rPr>
+        <w:drawing>
+          <wp:inline distT="0" distB="0" distL="0" distR="0" wp14:anchorId="390CF4F8" wp14:editId="411E9AAC">
+            <wp:extent cx="4887007" cy="1047896"/>
+            <wp:effectExtent l="0" t="0" r="8890" b="0"/>
+            <wp:docPr id="1308865931" name="Рисунок 1"/>
+            <wp:cNvGraphicFramePr>
+              <a:graphicFrameLocks xmlns:a="http://schemas.openxmlformats.org/drawingml/2006/main" noChangeAspect="1"/>
+            </wp:cNvGraphicFramePr>
+            <a:graphic xmlns:a="http://schemas.openxmlformats.org/drawingml/2006/main">
+              <a:graphicData uri="http://schemas.openxmlformats.org/drawingml/2006/picture">
+                <pic:pic xmlns:pic="http://schemas.openxmlformats.org/drawingml/2006/picture">
+                  <pic:nvPicPr>
+                    <pic:cNvPr id="1308865931" name=""/>
+                    <pic:cNvPicPr/>
+                  </pic:nvPicPr>
+                  <pic:blipFill>
+                    <a:blip r:embed="rId10"/>
+                    <a:stretch>
+                      <a:fillRect/>
+                    </a:stretch>
+                  </pic:blipFill>
+                  <pic:spPr>
+                    <a:xfrm>
+                      <a:off x="0" y="0"/>
+                      <a:ext cx="4887007" cy="1047896"/>
+                    </a:xfrm>
+                    <a:prstGeom prst="rect">
+                      <a:avLst/>
+                    </a:prstGeom>
+                  </pic:spPr>
+                </pic:pic>
+              </a:graphicData>
+            </a:graphic>
+          </wp:inline>
+        </w:drawing>
+      </w:r>
+    </w:p>
+    <w:p>
+      <w:pPr>
+        <w:spacing w:before="120" w:after="120" w:line="240" w:lineRule="auto"/>
+        <w:jc w:val="center"/>
+        <w:rPr>
+          <w:rFonts w:ascii="Times New Roman" w:eastAsia="Times New Roman" w:hAnsi="Times New Roman" w:cs="Times New Roman"/>
+          <w:color w:val="000000"/>
+          <w:sz w:val="28"/>
+          <w:szCs w:val="28"/>
+          <w:lang w:val="en-US" w:eastAsia="ru-RU"/>
+        </w:rPr>
+      </w:pPr>
+      <w:r>
+        <w:rPr>
+          <w:rFonts w:ascii="Times New Roman" w:eastAsia="Times New Roman" w:hAnsi="Times New Roman" w:cs="Times New Roman"/>
           <w:color w:val="000000"/>
           <w:sz w:val="28"/>
           <w:szCs w:val="28"/>
@@ -1138,28 +1239,19 @@
         </w:rPr>
         <w:t>Рисунок 1 - Исходный текстовый файл</w:t>
       </w:r>
-      <w:r>
-        <w:rPr>
-          <w:rFonts w:ascii="Times New Roman" w:eastAsia="Times New Roman" w:hAnsi="Times New Roman" w:cs="Times New Roman"/>
-          <w:color w:val="000000"/>
-          <w:sz w:val="28"/>
-          <w:szCs w:val="28"/>
-          <w:lang w:eastAsia="ru-RU"/>
-        </w:rPr>
-        <w:br/>
-      </w:r>
-      <w:r>
-        <w:rPr>
-          <w:rFonts w:ascii="Times New Roman" w:eastAsia="Times New Roman" w:hAnsi="Times New Roman" w:cs="Times New Roman"/>
-          <w:i/>
-          <w:iCs/>
-          <w:color w:val="000000"/>
-          <w:sz w:val="28"/>
-          <w:szCs w:val="28"/>
-          <w:lang w:eastAsia="ru-RU"/>
-        </w:rPr>
-        <w:t>[Вставьте скриншот исходного текста]</w:t>
-      </w:r>
+    </w:p>
+    <w:p>
+      <w:pPr>
+        <w:spacing w:before="120" w:after="120" w:line="240" w:lineRule="auto"/>
+        <w:jc w:val="center"/>
+        <w:rPr>
+          <w:rFonts w:ascii="Times New Roman" w:eastAsia="Times New Roman" w:hAnsi="Times New Roman" w:cs="Times New Roman"/>
+          <w:color w:val="000000"/>
+          <w:sz w:val="28"/>
+          <w:szCs w:val="28"/>
+          <w:lang w:val="en-US" w:eastAsia="ru-RU"/>
+        </w:rPr>
+      </w:pPr>
     </w:p>
     <w:p>
       <w:pPr>
@@ -1184,91 +1276,148 @@
           <w:szCs w:val="28"/>
           <w:lang w:eastAsia="ru-RU"/>
         </w:rPr>
-        <w:t xml:space="preserve">Выполнено шифрование файла </w:t>
-      </w:r>
-      <w:proofErr w:type="spellStart"/>
-      <w:r>
-        <w:rPr>
-          <w:rFonts w:ascii="Times New Roman" w:eastAsia="Times New Roman" w:hAnsi="Times New Roman" w:cs="Times New Roman"/>
-          <w:color w:val="000000"/>
-          <w:sz w:val="28"/>
-          <w:szCs w:val="28"/>
-          <w:lang w:eastAsia="ru-RU"/>
-        </w:rPr>
-        <w:t>одноалфавитным</w:t>
-      </w:r>
-      <w:proofErr w:type="spellEnd"/>
-      <w:r>
-        <w:rPr>
-          <w:rFonts w:ascii="Times New Roman" w:eastAsia="Times New Roman" w:hAnsi="Times New Roman" w:cs="Times New Roman"/>
-          <w:color w:val="000000"/>
-          <w:sz w:val="28"/>
-          <w:szCs w:val="28"/>
-          <w:lang w:eastAsia="ru-RU"/>
-        </w:rPr>
-        <w:t xml:space="preserve"> методом с фиксированным смещением.</w:t>
+        <w:t>Выполнено шифрование файла одноалфавитным методом с фиксированным смещением.</w:t>
       </w:r>
     </w:p>
     <w:p>
       <w:pPr>
         <w:spacing w:before="120" w:after="120" w:line="240" w:lineRule="auto"/>
-        <w:rPr>
-          <w:rFonts w:ascii="Times New Roman" w:eastAsia="Times New Roman" w:hAnsi="Times New Roman" w:cs="Times New Roman"/>
-          <w:color w:val="000000"/>
-          <w:sz w:val="28"/>
-          <w:szCs w:val="28"/>
-          <w:lang w:eastAsia="ru-RU"/>
-        </w:rPr>
-      </w:pPr>
-      <w:r>
-        <w:rPr>
-          <w:rFonts w:ascii="Times New Roman" w:eastAsia="Times New Roman" w:hAnsi="Times New Roman" w:cs="Times New Roman"/>
-          <w:b/>
-          <w:bCs/>
-          <w:color w:val="000000"/>
-          <w:sz w:val="28"/>
-          <w:szCs w:val="28"/>
-          <w:lang w:eastAsia="ru-RU"/>
-        </w:rPr>
-        <w:t>Рисунок 2 - Окно выбора метода шифрования (</w:t>
-      </w:r>
-      <w:proofErr w:type="spellStart"/>
-      <w:r>
-        <w:rPr>
-          <w:rFonts w:ascii="Times New Roman" w:eastAsia="Times New Roman" w:hAnsi="Times New Roman" w:cs="Times New Roman"/>
-          <w:b/>
-          <w:bCs/>
-          <w:color w:val="000000"/>
-          <w:sz w:val="28"/>
-          <w:szCs w:val="28"/>
-          <w:lang w:eastAsia="ru-RU"/>
-        </w:rPr>
-        <w:t>Одноалфавитный</w:t>
-      </w:r>
-      <w:proofErr w:type="spellEnd"/>
-      <w:r>
-        <w:rPr>
-          <w:rFonts w:ascii="Times New Roman" w:eastAsia="Times New Roman" w:hAnsi="Times New Roman" w:cs="Times New Roman"/>
-          <w:b/>
-          <w:bCs/>
-          <w:color w:val="000000"/>
-          <w:sz w:val="28"/>
-          <w:szCs w:val="28"/>
-          <w:lang w:eastAsia="ru-RU"/>
-        </w:rPr>
-        <w:t xml:space="preserve"> с фиксированным смещением)</w:t>
-      </w:r>
-      <w:r>
-        <w:rPr>
-          <w:rFonts w:ascii="Times New Roman" w:eastAsia="Times New Roman" w:hAnsi="Times New Roman" w:cs="Times New Roman"/>
-          <w:color w:val="000000"/>
-          <w:sz w:val="28"/>
-          <w:szCs w:val="28"/>
-          <w:lang w:eastAsia="ru-RU"/>
-        </w:rPr>
-        <w:br/>
-      </w:r>
-      <w:r>
+        <w:ind w:left="720"/>
+        <w:rPr>
+          <w:rFonts w:ascii="Times New Roman" w:eastAsia="Times New Roman" w:hAnsi="Times New Roman" w:cs="Times New Roman"/>
+          <w:color w:val="000000"/>
+          <w:sz w:val="28"/>
+          <w:szCs w:val="28"/>
+          <w:lang w:eastAsia="ru-RU"/>
+        </w:rPr>
+      </w:pPr>
+    </w:p>
+    <w:p>
+      <w:pPr>
+        <w:spacing w:before="120" w:after="120" w:line="240" w:lineRule="auto"/>
+        <w:ind w:left="360"/>
+        <w:jc w:val="center"/>
+        <w:rPr>
+          <w:rFonts w:ascii="Times New Roman" w:eastAsia="Times New Roman" w:hAnsi="Times New Roman" w:cs="Times New Roman"/>
+          <w:color w:val="000000"/>
+          <w:sz w:val="28"/>
+          <w:szCs w:val="28"/>
+          <w:lang w:eastAsia="ru-RU"/>
+        </w:rPr>
+      </w:pPr>
+      <w:r>
+        <w:rPr>
+          <w:rFonts w:ascii="Times New Roman" w:eastAsia="Times New Roman" w:hAnsi="Times New Roman" w:cs="Times New Roman"/>
+          <w:noProof/>
+          <w:color w:val="000000"/>
+          <w:sz w:val="28"/>
+          <w:szCs w:val="28"/>
+          <w:lang w:eastAsia="ru-RU"/>
+        </w:rPr>
+        <w:drawing>
+          <wp:inline distT="0" distB="0" distL="0" distR="0" wp14:anchorId="6FC0D92B" wp14:editId="5458330B">
+            <wp:extent cx="4648849" cy="647790"/>
+            <wp:effectExtent l="0" t="0" r="0" b="0"/>
+            <wp:docPr id="171713821" name="Рисунок 1"/>
+            <wp:cNvGraphicFramePr>
+              <a:graphicFrameLocks xmlns:a="http://schemas.openxmlformats.org/drawingml/2006/main" noChangeAspect="1"/>
+            </wp:cNvGraphicFramePr>
+            <a:graphic xmlns:a="http://schemas.openxmlformats.org/drawingml/2006/main">
+              <a:graphicData uri="http://schemas.openxmlformats.org/drawingml/2006/picture">
+                <pic:pic xmlns:pic="http://schemas.openxmlformats.org/drawingml/2006/picture">
+                  <pic:nvPicPr>
+                    <pic:cNvPr id="171713821" name=""/>
+                    <pic:cNvPicPr/>
+                  </pic:nvPicPr>
+                  <pic:blipFill>
+                    <a:blip r:embed="rId11"/>
+                    <a:stretch>
+                      <a:fillRect/>
+                    </a:stretch>
+                  </pic:blipFill>
+                  <pic:spPr>
+                    <a:xfrm>
+                      <a:off x="0" y="0"/>
+                      <a:ext cx="4648849" cy="647790"/>
+                    </a:xfrm>
+                    <a:prstGeom prst="rect">
+                      <a:avLst/>
+                    </a:prstGeom>
+                  </pic:spPr>
+                </pic:pic>
+              </a:graphicData>
+            </a:graphic>
+          </wp:inline>
+        </w:drawing>
+      </w:r>
+    </w:p>
+    <w:p>
+      <w:pPr>
+        <w:spacing w:before="120" w:after="120" w:line="240" w:lineRule="auto"/>
+        <w:jc w:val="center"/>
+        <w:rPr>
+          <w:rFonts w:ascii="Times New Roman" w:eastAsia="Times New Roman" w:hAnsi="Times New Roman" w:cs="Times New Roman"/>
+          <w:color w:val="000000"/>
+          <w:sz w:val="28"/>
+          <w:szCs w:val="28"/>
+          <w:lang w:eastAsia="ru-RU"/>
+        </w:rPr>
+      </w:pPr>
+      <w:r>
+        <w:rPr>
+          <w:rFonts w:ascii="Times New Roman" w:eastAsia="Times New Roman" w:hAnsi="Times New Roman" w:cs="Times New Roman"/>
+          <w:color w:val="000000"/>
+          <w:sz w:val="28"/>
+          <w:szCs w:val="28"/>
+          <w:lang w:eastAsia="ru-RU"/>
+        </w:rPr>
+        <w:t xml:space="preserve">Рисунок 2 </w:t>
+      </w:r>
+      <w:r>
+        <w:rPr>
+          <w:rFonts w:ascii="Times New Roman" w:eastAsia="Times New Roman" w:hAnsi="Times New Roman" w:cs="Times New Roman"/>
+          <w:color w:val="000000"/>
+          <w:sz w:val="28"/>
+          <w:szCs w:val="28"/>
+          <w:lang w:eastAsia="ru-RU"/>
+        </w:rPr>
+        <w:t>–</w:t>
+      </w:r>
+      <w:r>
+        <w:rPr>
+          <w:rFonts w:ascii="Times New Roman" w:eastAsia="Times New Roman" w:hAnsi="Times New Roman" w:cs="Times New Roman"/>
+          <w:color w:val="000000"/>
+          <w:sz w:val="28"/>
+          <w:szCs w:val="28"/>
+          <w:lang w:eastAsia="ru-RU"/>
+        </w:rPr>
+        <w:t xml:space="preserve"> </w:t>
+      </w:r>
+      <w:r>
+        <w:rPr>
+          <w:rFonts w:ascii="Times New Roman" w:eastAsia="Times New Roman" w:hAnsi="Times New Roman" w:cs="Times New Roman"/>
+          <w:color w:val="000000"/>
+          <w:sz w:val="28"/>
+          <w:szCs w:val="28"/>
+          <w:lang w:eastAsia="ru-RU"/>
+        </w:rPr>
+        <w:t>Выбор</w:t>
+      </w:r>
+      <w:r>
+        <w:rPr>
+          <w:rFonts w:ascii="Times New Roman" w:eastAsia="Times New Roman" w:hAnsi="Times New Roman" w:cs="Times New Roman"/>
+          <w:color w:val="000000"/>
+          <w:sz w:val="28"/>
+          <w:szCs w:val="28"/>
+          <w:lang w:eastAsia="ru-RU"/>
+        </w:rPr>
+        <w:t xml:space="preserve"> метода шифрования (Одноалфавитный с фиксированным смещением)</w:t>
+      </w:r>
+    </w:p>
+    <w:p>
+      <w:pPr>
+        <w:spacing w:before="120" w:after="120" w:line="240" w:lineRule="auto"/>
+        <w:jc w:val="center"/>
         <w:rPr>
           <w:rFonts w:ascii="Times New Roman" w:eastAsia="Times New Roman" w:hAnsi="Times New Roman" w:cs="Times New Roman"/>
           <w:i/>
@@ -1278,25 +1427,90 @@
           <w:szCs w:val="28"/>
           <w:lang w:eastAsia="ru-RU"/>
         </w:rPr>
-        <w:t>[Вставьте скриншот окна программы с выбранным методом перед началом шифрования]</w:t>
-      </w:r>
+      </w:pPr>
     </w:p>
     <w:p>
       <w:pPr>
         <w:spacing w:before="120" w:after="120" w:line="240" w:lineRule="auto"/>
-        <w:rPr>
-          <w:rFonts w:ascii="Times New Roman" w:eastAsia="Times New Roman" w:hAnsi="Times New Roman" w:cs="Times New Roman"/>
-          <w:color w:val="000000"/>
-          <w:sz w:val="28"/>
-          <w:szCs w:val="28"/>
-          <w:lang w:eastAsia="ru-RU"/>
-        </w:rPr>
-      </w:pPr>
-      <w:r>
-        <w:rPr>
-          <w:rFonts w:ascii="Times New Roman" w:eastAsia="Times New Roman" w:hAnsi="Times New Roman" w:cs="Times New Roman"/>
-          <w:b/>
-          <w:bCs/>
+        <w:jc w:val="center"/>
+        <w:rPr>
+          <w:rFonts w:ascii="Times New Roman" w:eastAsia="Times New Roman" w:hAnsi="Times New Roman" w:cs="Times New Roman"/>
+          <w:color w:val="000000"/>
+          <w:sz w:val="28"/>
+          <w:szCs w:val="28"/>
+          <w:lang w:val="en-US" w:eastAsia="ru-RU"/>
+        </w:rPr>
+      </w:pPr>
+      <w:r>
+        <w:rPr>
+          <w:rFonts w:ascii="Times New Roman" w:eastAsia="Times New Roman" w:hAnsi="Times New Roman" w:cs="Times New Roman"/>
+          <w:noProof/>
+          <w:color w:val="000000"/>
+          <w:sz w:val="28"/>
+          <w:szCs w:val="28"/>
+          <w:lang w:val="en-US" w:eastAsia="ru-RU"/>
+        </w:rPr>
+        <w:drawing>
+          <wp:inline distT="0" distB="0" distL="0" distR="0" wp14:anchorId="1EC666FF" wp14:editId="499D3A75">
+            <wp:extent cx="5010151" cy="1038758"/>
+            <wp:effectExtent l="0" t="0" r="0" b="9525"/>
+            <wp:docPr id="114740979" name="Рисунок 1"/>
+            <wp:cNvGraphicFramePr>
+              <a:graphicFrameLocks xmlns:a="http://schemas.openxmlformats.org/drawingml/2006/main" noChangeAspect="1"/>
+            </wp:cNvGraphicFramePr>
+            <a:graphic xmlns:a="http://schemas.openxmlformats.org/drawingml/2006/main">
+              <a:graphicData uri="http://schemas.openxmlformats.org/drawingml/2006/picture">
+                <pic:pic xmlns:pic="http://schemas.openxmlformats.org/drawingml/2006/picture">
+                  <pic:nvPicPr>
+                    <pic:cNvPr id="114740979" name=""/>
+                    <pic:cNvPicPr/>
+                  </pic:nvPicPr>
+                  <pic:blipFill rotWithShape="1">
+                    <a:blip r:embed="rId12"/>
+                    <a:srcRect b="22655"/>
+                    <a:stretch>
+                      <a:fillRect/>
+                    </a:stretch>
+                  </pic:blipFill>
+                  <pic:spPr bwMode="auto">
+                    <a:xfrm>
+                      <a:off x="0" y="0"/>
+                      <a:ext cx="5010849" cy="1038903"/>
+                    </a:xfrm>
+                    <a:prstGeom prst="rect">
+                      <a:avLst/>
+                    </a:prstGeom>
+                    <a:ln>
+                      <a:noFill/>
+                    </a:ln>
+                    <a:extLst>
+                      <a:ext uri="{53640926-AAD7-44D8-BBD7-CCE9431645EC}">
+                        <a14:shadowObscured xmlns:a14="http://schemas.microsoft.com/office/drawing/2010/main"/>
+                      </a:ext>
+                    </a:extLst>
+                  </pic:spPr>
+                </pic:pic>
+              </a:graphicData>
+            </a:graphic>
+          </wp:inline>
+        </w:drawing>
+      </w:r>
+    </w:p>
+    <w:p>
+      <w:pPr>
+        <w:spacing w:before="120" w:after="120" w:line="240" w:lineRule="auto"/>
+        <w:jc w:val="center"/>
+        <w:rPr>
+          <w:rFonts w:ascii="Times New Roman" w:eastAsia="Times New Roman" w:hAnsi="Times New Roman" w:cs="Times New Roman"/>
+          <w:color w:val="000000"/>
+          <w:sz w:val="28"/>
+          <w:szCs w:val="28"/>
+          <w:lang w:eastAsia="ru-RU"/>
+        </w:rPr>
+      </w:pPr>
+      <w:r>
+        <w:rPr>
+          <w:rFonts w:ascii="Times New Roman" w:eastAsia="Times New Roman" w:hAnsi="Times New Roman" w:cs="Times New Roman"/>
           <w:color w:val="000000"/>
           <w:sz w:val="28"/>
           <w:szCs w:val="28"/>
@@ -1313,18 +1527,6 @@
           <w:lang w:eastAsia="ru-RU"/>
         </w:rPr>
         <w:br/>
-      </w:r>
-      <w:r>
-        <w:rPr>
-          <w:rFonts w:ascii="Times New Roman" w:eastAsia="Times New Roman" w:hAnsi="Times New Roman" w:cs="Times New Roman"/>
-          <w:i/>
-          <w:iCs/>
-          <w:color w:val="000000"/>
-          <w:sz w:val="28"/>
-          <w:szCs w:val="28"/>
-          <w:lang w:eastAsia="ru-RU"/>
-        </w:rPr>
-        <w:t>[Вставьте скриншот текста после шифрования]</w:t>
       </w:r>
     </w:p>
     <w:p>
@@ -1356,6 +1558,193 @@
     <w:p>
       <w:pPr>
         <w:spacing w:before="120" w:after="120" w:line="240" w:lineRule="auto"/>
+        <w:ind w:left="360"/>
+        <w:jc w:val="center"/>
+        <w:rPr>
+          <w:rFonts w:ascii="Times New Roman" w:eastAsia="Times New Roman" w:hAnsi="Times New Roman" w:cs="Times New Roman"/>
+          <w:color w:val="000000"/>
+          <w:sz w:val="28"/>
+          <w:szCs w:val="28"/>
+          <w:lang w:eastAsia="ru-RU"/>
+        </w:rPr>
+      </w:pPr>
+      <w:r>
+        <w:rPr>
+          <w:rFonts w:ascii="Times New Roman" w:eastAsia="Times New Roman" w:hAnsi="Times New Roman" w:cs="Times New Roman"/>
+          <w:noProof/>
+          <w:color w:val="000000"/>
+          <w:sz w:val="28"/>
+          <w:szCs w:val="28"/>
+          <w:lang w:eastAsia="ru-RU"/>
+        </w:rPr>
+        <w:drawing>
+          <wp:inline distT="0" distB="0" distL="0" distR="0" wp14:anchorId="108CF85B" wp14:editId="02B5445F">
+            <wp:extent cx="5516143" cy="1971188"/>
+            <wp:effectExtent l="0" t="0" r="8890" b="0"/>
+            <wp:docPr id="2140899273" name="Рисунок 1"/>
+            <wp:cNvGraphicFramePr>
+              <a:graphicFrameLocks xmlns:a="http://schemas.openxmlformats.org/drawingml/2006/main" noChangeAspect="1"/>
+            </wp:cNvGraphicFramePr>
+            <a:graphic xmlns:a="http://schemas.openxmlformats.org/drawingml/2006/main">
+              <a:graphicData uri="http://schemas.openxmlformats.org/drawingml/2006/picture">
+                <pic:pic xmlns:pic="http://schemas.openxmlformats.org/drawingml/2006/picture">
+                  <pic:nvPicPr>
+                    <pic:cNvPr id="2140899273" name=""/>
+                    <pic:cNvPicPr/>
+                  </pic:nvPicPr>
+                  <pic:blipFill>
+                    <a:blip r:embed="rId13"/>
+                    <a:stretch>
+                      <a:fillRect/>
+                    </a:stretch>
+                  </pic:blipFill>
+                  <pic:spPr>
+                    <a:xfrm>
+                      <a:off x="0" y="0"/>
+                      <a:ext cx="5523637" cy="1973866"/>
+                    </a:xfrm>
+                    <a:prstGeom prst="rect">
+                      <a:avLst/>
+                    </a:prstGeom>
+                  </pic:spPr>
+                </pic:pic>
+              </a:graphicData>
+            </a:graphic>
+          </wp:inline>
+        </w:drawing>
+      </w:r>
+    </w:p>
+    <w:p>
+      <w:pPr>
+        <w:spacing w:before="120" w:after="120" w:line="240" w:lineRule="auto"/>
+        <w:jc w:val="center"/>
+        <w:rPr>
+          <w:rFonts w:ascii="Times New Roman" w:eastAsia="Times New Roman" w:hAnsi="Times New Roman" w:cs="Times New Roman"/>
+          <w:i/>
+          <w:iCs/>
+          <w:color w:val="000000"/>
+          <w:sz w:val="28"/>
+          <w:szCs w:val="28"/>
+          <w:lang w:eastAsia="ru-RU"/>
+        </w:rPr>
+      </w:pPr>
+      <w:r>
+        <w:rPr>
+          <w:rFonts w:ascii="Times New Roman" w:eastAsia="Times New Roman" w:hAnsi="Times New Roman" w:cs="Times New Roman"/>
+          <w:color w:val="000000"/>
+          <w:sz w:val="28"/>
+          <w:szCs w:val="28"/>
+          <w:lang w:eastAsia="ru-RU"/>
+        </w:rPr>
+        <w:t>Рисунок 4 - Гистограмма исходного текста</w:t>
+      </w:r>
+      <w:r>
+        <w:rPr>
+          <w:rFonts w:ascii="Times New Roman" w:eastAsia="Times New Roman" w:hAnsi="Times New Roman" w:cs="Times New Roman"/>
+          <w:color w:val="000000"/>
+          <w:sz w:val="28"/>
+          <w:szCs w:val="28"/>
+          <w:lang w:eastAsia="ru-RU"/>
+        </w:rPr>
+        <w:br/>
+      </w:r>
+    </w:p>
+    <w:p>
+      <w:pPr>
+        <w:spacing w:before="120" w:after="120" w:line="240" w:lineRule="auto"/>
+        <w:jc w:val="center"/>
+        <w:rPr>
+          <w:rFonts w:ascii="Times New Roman" w:eastAsia="Times New Roman" w:hAnsi="Times New Roman" w:cs="Times New Roman"/>
+          <w:color w:val="000000"/>
+          <w:sz w:val="28"/>
+          <w:szCs w:val="28"/>
+          <w:lang w:eastAsia="ru-RU"/>
+        </w:rPr>
+      </w:pPr>
+      <w:r>
+        <w:rPr>
+          <w:rFonts w:ascii="Times New Roman" w:eastAsia="Times New Roman" w:hAnsi="Times New Roman" w:cs="Times New Roman"/>
+          <w:noProof/>
+          <w:color w:val="000000"/>
+          <w:sz w:val="28"/>
+          <w:szCs w:val="28"/>
+          <w:lang w:eastAsia="ru-RU"/>
+        </w:rPr>
+        <w:drawing>
+          <wp:inline distT="0" distB="0" distL="0" distR="0" wp14:anchorId="61E3AF1B" wp14:editId="4E315BFB">
+            <wp:extent cx="5529449" cy="2029730"/>
+            <wp:effectExtent l="0" t="0" r="0" b="8890"/>
+            <wp:docPr id="1540549730" name="Рисунок 1"/>
+            <wp:cNvGraphicFramePr>
+              <a:graphicFrameLocks xmlns:a="http://schemas.openxmlformats.org/drawingml/2006/main" noChangeAspect="1"/>
+            </wp:cNvGraphicFramePr>
+            <a:graphic xmlns:a="http://schemas.openxmlformats.org/drawingml/2006/main">
+              <a:graphicData uri="http://schemas.openxmlformats.org/drawingml/2006/picture">
+                <pic:pic xmlns:pic="http://schemas.openxmlformats.org/drawingml/2006/picture">
+                  <pic:nvPicPr>
+                    <pic:cNvPr id="1540549730" name=""/>
+                    <pic:cNvPicPr/>
+                  </pic:nvPicPr>
+                  <pic:blipFill>
+                    <a:blip r:embed="rId14"/>
+                    <a:stretch>
+                      <a:fillRect/>
+                    </a:stretch>
+                  </pic:blipFill>
+                  <pic:spPr>
+                    <a:xfrm>
+                      <a:off x="0" y="0"/>
+                      <a:ext cx="5572495" cy="2045531"/>
+                    </a:xfrm>
+                    <a:prstGeom prst="rect">
+                      <a:avLst/>
+                    </a:prstGeom>
+                  </pic:spPr>
+                </pic:pic>
+              </a:graphicData>
+            </a:graphic>
+          </wp:inline>
+        </w:drawing>
+      </w:r>
+    </w:p>
+    <w:p>
+      <w:pPr>
+        <w:spacing w:before="120" w:after="120" w:line="240" w:lineRule="auto"/>
+        <w:jc w:val="center"/>
+        <w:rPr>
+          <w:rFonts w:ascii="Times New Roman" w:eastAsia="Times New Roman" w:hAnsi="Times New Roman" w:cs="Times New Roman"/>
+          <w:i/>
+          <w:iCs/>
+          <w:color w:val="000000"/>
+          <w:sz w:val="28"/>
+          <w:szCs w:val="28"/>
+          <w:lang w:eastAsia="ru-RU"/>
+        </w:rPr>
+      </w:pPr>
+      <w:r>
+        <w:rPr>
+          <w:rFonts w:ascii="Times New Roman" w:eastAsia="Times New Roman" w:hAnsi="Times New Roman" w:cs="Times New Roman"/>
+          <w:color w:val="000000"/>
+          <w:sz w:val="28"/>
+          <w:szCs w:val="28"/>
+          <w:lang w:eastAsia="ru-RU"/>
+        </w:rPr>
+        <w:t>Рисунок 5 - Гистограмма зашифрованного текста</w:t>
+      </w:r>
+      <w:r>
+        <w:rPr>
+          <w:rFonts w:ascii="Times New Roman" w:eastAsia="Times New Roman" w:hAnsi="Times New Roman" w:cs="Times New Roman"/>
+          <w:color w:val="000000"/>
+          <w:sz w:val="28"/>
+          <w:szCs w:val="28"/>
+          <w:lang w:eastAsia="ru-RU"/>
+        </w:rPr>
+        <w:br/>
+      </w:r>
+    </w:p>
+    <w:p>
+      <w:pPr>
+        <w:spacing w:before="120" w:after="120" w:line="240" w:lineRule="auto"/>
         <w:rPr>
           <w:rFonts w:ascii="Times New Roman" w:eastAsia="Times New Roman" w:hAnsi="Times New Roman" w:cs="Times New Roman"/>
           <w:color w:val="000000"/>
@@ -1374,29 +1763,17 @@
           <w:szCs w:val="28"/>
           <w:lang w:eastAsia="ru-RU"/>
         </w:rPr>
-        <w:t>Рисунок 4 - Гистограмма исходного текста</w:t>
-      </w:r>
-      <w:r>
-        <w:rPr>
-          <w:rFonts w:ascii="Times New Roman" w:eastAsia="Times New Roman" w:hAnsi="Times New Roman" w:cs="Times New Roman"/>
-          <w:color w:val="000000"/>
-          <w:sz w:val="28"/>
-          <w:szCs w:val="28"/>
-          <w:lang w:eastAsia="ru-RU"/>
-        </w:rPr>
-        <w:br/>
-      </w:r>
-      <w:r>
-        <w:rPr>
-          <w:rFonts w:ascii="Times New Roman" w:eastAsia="Times New Roman" w:hAnsi="Times New Roman" w:cs="Times New Roman"/>
-          <w:i/>
-          <w:iCs/>
-          <w:color w:val="000000"/>
-          <w:sz w:val="28"/>
-          <w:szCs w:val="28"/>
-          <w:lang w:eastAsia="ru-RU"/>
-        </w:rPr>
-        <w:t>[Вставьте скриншот гистограммы вашего исходного текста]</w:t>
+        <w:t>Описание гистограмм:</w:t>
+      </w:r>
+      <w:r>
+        <w:rPr>
+          <w:rFonts w:ascii="Times New Roman" w:eastAsia="Times New Roman" w:hAnsi="Times New Roman" w:cs="Times New Roman"/>
+          <w:color w:val="000000"/>
+          <w:sz w:val="28"/>
+          <w:szCs w:val="28"/>
+          <w:lang w:eastAsia="ru-RU"/>
+        </w:rPr>
+        <w:t> Гистограммы имеют схожий вид, так как частоты встречаемости символов сохраняются, но происходит их сдвиг. Это характерно для моноалфавитных подстановок.</w:t>
       </w:r>
     </w:p>
     <w:p>
@@ -1410,40 +1787,42 @@
           <w:lang w:eastAsia="ru-RU"/>
         </w:rPr>
       </w:pPr>
-      <w:r>
-        <w:rPr>
-          <w:rFonts w:ascii="Times New Roman" w:eastAsia="Times New Roman" w:hAnsi="Times New Roman" w:cs="Times New Roman"/>
-          <w:b/>
-          <w:bCs/>
-          <w:color w:val="000000"/>
-          <w:sz w:val="28"/>
-          <w:szCs w:val="28"/>
-          <w:lang w:eastAsia="ru-RU"/>
-        </w:rPr>
-        <w:t>Рисунок 5 - Гистограмма зашифрованного текста</w:t>
-      </w:r>
-      <w:r>
-        <w:rPr>
-          <w:rFonts w:ascii="Times New Roman" w:eastAsia="Times New Roman" w:hAnsi="Times New Roman" w:cs="Times New Roman"/>
-          <w:color w:val="000000"/>
-          <w:sz w:val="28"/>
-          <w:szCs w:val="28"/>
-          <w:lang w:eastAsia="ru-RU"/>
-        </w:rPr>
-        <w:br/>
-      </w:r>
-      <w:r>
-        <w:rPr>
-          <w:rFonts w:ascii="Times New Roman" w:eastAsia="Times New Roman" w:hAnsi="Times New Roman" w:cs="Times New Roman"/>
-          <w:i/>
-          <w:iCs/>
-          <w:color w:val="000000"/>
-          <w:sz w:val="28"/>
-          <w:szCs w:val="28"/>
-          <w:lang w:eastAsia="ru-RU"/>
-        </w:rPr>
-        <w:t>[Вставьте скриншот гистограммы зашифрованного текста]</w:t>
-      </w:r>
+    </w:p>
+    <w:p>
+      <w:pPr>
+        <w:spacing w:before="120" w:after="120" w:line="240" w:lineRule="auto"/>
+        <w:rPr>
+          <w:rFonts w:ascii="Times New Roman" w:eastAsia="Times New Roman" w:hAnsi="Times New Roman" w:cs="Times New Roman"/>
+          <w:color w:val="000000"/>
+          <w:sz w:val="28"/>
+          <w:szCs w:val="28"/>
+          <w:lang w:eastAsia="ru-RU"/>
+        </w:rPr>
+      </w:pPr>
+    </w:p>
+    <w:p>
+      <w:pPr>
+        <w:spacing w:before="120" w:after="120" w:line="240" w:lineRule="auto"/>
+        <w:rPr>
+          <w:rFonts w:ascii="Times New Roman" w:eastAsia="Times New Roman" w:hAnsi="Times New Roman" w:cs="Times New Roman"/>
+          <w:color w:val="000000"/>
+          <w:sz w:val="28"/>
+          <w:szCs w:val="28"/>
+          <w:lang w:eastAsia="ru-RU"/>
+        </w:rPr>
+      </w:pPr>
+    </w:p>
+    <w:p>
+      <w:pPr>
+        <w:spacing w:before="120" w:after="120" w:line="240" w:lineRule="auto"/>
+        <w:rPr>
+          <w:rFonts w:ascii="Times New Roman" w:eastAsia="Times New Roman" w:hAnsi="Times New Roman" w:cs="Times New Roman"/>
+          <w:color w:val="000000"/>
+          <w:sz w:val="28"/>
+          <w:szCs w:val="28"/>
+          <w:lang w:eastAsia="ru-RU"/>
+        </w:rPr>
+      </w:pPr>
     </w:p>
     <w:p>
       <w:pPr>
@@ -1470,39 +1849,269 @@
           <w:szCs w:val="28"/>
           <w:lang w:eastAsia="ru-RU"/>
         </w:rPr>
-        <w:t>Описание гистограмм:</w:t>
-      </w:r>
-      <w:r>
-        <w:rPr>
-          <w:rFonts w:ascii="Times New Roman" w:eastAsia="Times New Roman" w:hAnsi="Times New Roman" w:cs="Times New Roman"/>
-          <w:color w:val="000000"/>
-          <w:sz w:val="28"/>
-          <w:szCs w:val="28"/>
-          <w:lang w:eastAsia="ru-RU"/>
-        </w:rPr>
-        <w:t xml:space="preserve"> Гистограммы имеют схожий вид, так как частоты встречаемости символов сохраняются, но происходит их сдвиг. Это характерно для </w:t>
-      </w:r>
-      <w:proofErr w:type="spellStart"/>
-      <w:r>
-        <w:rPr>
-          <w:rFonts w:ascii="Times New Roman" w:eastAsia="Times New Roman" w:hAnsi="Times New Roman" w:cs="Times New Roman"/>
-          <w:color w:val="000000"/>
-          <w:sz w:val="28"/>
-          <w:szCs w:val="28"/>
-          <w:lang w:eastAsia="ru-RU"/>
-        </w:rPr>
-        <w:t>моноалфавитных</w:t>
-      </w:r>
-      <w:proofErr w:type="spellEnd"/>
-      <w:r>
-        <w:rPr>
-          <w:rFonts w:ascii="Times New Roman" w:eastAsia="Times New Roman" w:hAnsi="Times New Roman" w:cs="Times New Roman"/>
-          <w:color w:val="000000"/>
-          <w:sz w:val="28"/>
-          <w:szCs w:val="28"/>
-          <w:lang w:eastAsia="ru-RU"/>
-        </w:rPr>
-        <w:t xml:space="preserve"> подстановок.</w:t>
+        <w:lastRenderedPageBreak/>
+        <w:t>Определение смещения:</w:t>
+      </w:r>
+    </w:p>
+    <w:p>
+      <w:pPr>
+        <w:numPr>
+          <w:ilvl w:val="1"/>
+          <w:numId w:val="4"/>
+        </w:numPr>
+        <w:tabs>
+          <w:tab w:val="clear" w:pos="1440"/>
+          <w:tab w:val="num" w:pos="1134"/>
+        </w:tabs>
+        <w:spacing w:before="120" w:after="120" w:line="240" w:lineRule="auto"/>
+        <w:ind w:left="851"/>
+        <w:rPr>
+          <w:rFonts w:ascii="Times New Roman" w:eastAsia="Times New Roman" w:hAnsi="Times New Roman" w:cs="Times New Roman"/>
+          <w:color w:val="000000"/>
+          <w:sz w:val="28"/>
+          <w:szCs w:val="28"/>
+          <w:lang w:eastAsia="ru-RU"/>
+        </w:rPr>
+      </w:pPr>
+      <w:r>
+        <w:rPr>
+          <w:rFonts w:ascii="Times New Roman" w:eastAsia="Times New Roman" w:hAnsi="Times New Roman" w:cs="Times New Roman"/>
+          <w:color w:val="000000"/>
+          <w:sz w:val="28"/>
+          <w:szCs w:val="28"/>
+          <w:lang w:eastAsia="ru-RU"/>
+        </w:rPr>
+        <w:t>Наиболее частый символ в исходном тексте: </w:t>
+      </w:r>
+      <w:r>
+        <w:rPr>
+          <w:rFonts w:ascii="Times New Roman" w:eastAsia="Times New Roman" w:hAnsi="Times New Roman" w:cs="Times New Roman"/>
+          <w:color w:val="000000"/>
+          <w:sz w:val="28"/>
+          <w:szCs w:val="28"/>
+          <w:lang w:eastAsia="ru-RU"/>
+        </w:rPr>
+        <w:t>[</w:t>
+      </w:r>
+      <w:r>
+        <w:rPr>
+          <w:rFonts w:ascii="Times New Roman" w:eastAsia="Times New Roman" w:hAnsi="Times New Roman" w:cs="Times New Roman"/>
+          <w:color w:val="000000"/>
+          <w:sz w:val="28"/>
+          <w:szCs w:val="28"/>
+          <w:lang w:eastAsia="ru-RU"/>
+        </w:rPr>
+        <w:t>пробел</w:t>
+      </w:r>
+      <w:r>
+        <w:rPr>
+          <w:rFonts w:ascii="Times New Roman" w:eastAsia="Times New Roman" w:hAnsi="Times New Roman" w:cs="Times New Roman"/>
+          <w:color w:val="000000"/>
+          <w:sz w:val="28"/>
+          <w:szCs w:val="28"/>
+          <w:lang w:eastAsia="ru-RU"/>
+        </w:rPr>
+        <w:t>] (код ASCII: [</w:t>
+      </w:r>
+      <w:r>
+        <w:rPr>
+          <w:rFonts w:ascii="Times New Roman" w:eastAsia="Times New Roman" w:hAnsi="Times New Roman" w:cs="Times New Roman"/>
+          <w:color w:val="000000"/>
+          <w:sz w:val="28"/>
+          <w:szCs w:val="28"/>
+          <w:lang w:eastAsia="ru-RU"/>
+        </w:rPr>
+        <w:t>32</w:t>
+      </w:r>
+      <w:r>
+        <w:rPr>
+          <w:rFonts w:ascii="Times New Roman" w:eastAsia="Times New Roman" w:hAnsi="Times New Roman" w:cs="Times New Roman"/>
+          <w:color w:val="000000"/>
+          <w:sz w:val="28"/>
+          <w:szCs w:val="28"/>
+          <w:lang w:eastAsia="ru-RU"/>
+        </w:rPr>
+        <w:t>])</w:t>
+      </w:r>
+    </w:p>
+    <w:p>
+      <w:pPr>
+        <w:numPr>
+          <w:ilvl w:val="1"/>
+          <w:numId w:val="4"/>
+        </w:numPr>
+        <w:tabs>
+          <w:tab w:val="clear" w:pos="1440"/>
+          <w:tab w:val="num" w:pos="1134"/>
+        </w:tabs>
+        <w:spacing w:before="120" w:after="120" w:line="240" w:lineRule="auto"/>
+        <w:ind w:left="851"/>
+        <w:rPr>
+          <w:rFonts w:ascii="Times New Roman" w:eastAsia="Times New Roman" w:hAnsi="Times New Roman" w:cs="Times New Roman"/>
+          <w:color w:val="000000"/>
+          <w:sz w:val="28"/>
+          <w:szCs w:val="28"/>
+          <w:lang w:eastAsia="ru-RU"/>
+        </w:rPr>
+      </w:pPr>
+      <w:r>
+        <w:rPr>
+          <w:rFonts w:ascii="Times New Roman" w:eastAsia="Times New Roman" w:hAnsi="Times New Roman" w:cs="Times New Roman"/>
+          <w:color w:val="000000"/>
+          <w:sz w:val="28"/>
+          <w:szCs w:val="28"/>
+          <w:lang w:eastAsia="ru-RU"/>
+        </w:rPr>
+        <w:t>Наиболее частый символ в зашифрованном тексте: [</w:t>
+      </w:r>
+      <w:r>
+        <w:rPr>
+          <w:rFonts w:ascii="Times New Roman" w:eastAsia="Times New Roman" w:hAnsi="Times New Roman" w:cs="Times New Roman"/>
+          <w:color w:val="000000"/>
+          <w:sz w:val="28"/>
+          <w:szCs w:val="28"/>
+          <w:lang w:eastAsia="ru-RU"/>
+        </w:rPr>
+        <w:t>#</w:t>
+      </w:r>
+      <w:r>
+        <w:rPr>
+          <w:rFonts w:ascii="Times New Roman" w:eastAsia="Times New Roman" w:hAnsi="Times New Roman" w:cs="Times New Roman"/>
+          <w:color w:val="000000"/>
+          <w:sz w:val="28"/>
+          <w:szCs w:val="28"/>
+          <w:lang w:eastAsia="ru-RU"/>
+        </w:rPr>
+        <w:t>] (код ASCII: [</w:t>
+      </w:r>
+      <w:r>
+        <w:rPr>
+          <w:rFonts w:ascii="Times New Roman" w:eastAsia="Times New Roman" w:hAnsi="Times New Roman" w:cs="Times New Roman"/>
+          <w:color w:val="000000"/>
+          <w:sz w:val="28"/>
+          <w:szCs w:val="28"/>
+          <w:lang w:eastAsia="ru-RU"/>
+        </w:rPr>
+        <w:t>35</w:t>
+      </w:r>
+      <w:r>
+        <w:rPr>
+          <w:rFonts w:ascii="Times New Roman" w:eastAsia="Times New Roman" w:hAnsi="Times New Roman" w:cs="Times New Roman"/>
+          <w:color w:val="000000"/>
+          <w:sz w:val="28"/>
+          <w:szCs w:val="28"/>
+          <w:lang w:eastAsia="ru-RU"/>
+        </w:rPr>
+        <w:t>])</w:t>
+      </w:r>
+    </w:p>
+    <w:p>
+      <w:pPr>
+        <w:numPr>
+          <w:ilvl w:val="1"/>
+          <w:numId w:val="4"/>
+        </w:numPr>
+        <w:tabs>
+          <w:tab w:val="clear" w:pos="1440"/>
+          <w:tab w:val="num" w:pos="1134"/>
+        </w:tabs>
+        <w:spacing w:before="120" w:after="120" w:line="240" w:lineRule="auto"/>
+        <w:ind w:left="851"/>
+        <w:rPr>
+          <w:rFonts w:ascii="Times New Roman" w:eastAsia="Times New Roman" w:hAnsi="Times New Roman" w:cs="Times New Roman"/>
+          <w:color w:val="000000"/>
+          <w:sz w:val="28"/>
+          <w:szCs w:val="28"/>
+          <w:lang w:eastAsia="ru-RU"/>
+        </w:rPr>
+      </w:pPr>
+      <w:r>
+        <w:rPr>
+          <w:rFonts w:ascii="Times New Roman" w:eastAsia="Times New Roman" w:hAnsi="Times New Roman" w:cs="Times New Roman"/>
+          <w:color w:val="000000"/>
+          <w:sz w:val="28"/>
+          <w:szCs w:val="28"/>
+          <w:lang w:eastAsia="ru-RU"/>
+        </w:rPr>
+        <w:t>Смещение (key) вычисляется по формуле: </w:t>
+      </w:r>
+    </w:p>
+    <w:p>
+      <w:pPr>
+        <w:spacing w:before="120" w:after="120" w:line="240" w:lineRule="auto"/>
+        <w:ind w:left="851"/>
+        <w:rPr>
+          <w:rFonts w:ascii="Times New Roman" w:eastAsia="Times New Roman" w:hAnsi="Times New Roman" w:cs="Times New Roman"/>
+          <w:color w:val="000000"/>
+          <w:sz w:val="28"/>
+          <w:szCs w:val="28"/>
+          <w:lang w:eastAsia="ru-RU"/>
+        </w:rPr>
+      </w:pPr>
+      <m:oMathPara>
+        <m:oMath>
+          <m:r>
+            <w:rPr>
+              <w:rFonts w:ascii="Cambria Math" w:eastAsia="Times New Roman" w:hAnsi="Cambria Math" w:cs="Times New Roman"/>
+              <w:color w:val="000000"/>
+              <w:sz w:val="28"/>
+              <w:szCs w:val="28"/>
+              <w:lang w:eastAsia="ru-RU"/>
+            </w:rPr>
+            <m:t>key = [#] (код Unicode: 35) - [пробел] (код Unicode: 32) = 3</m:t>
+          </m:r>
+        </m:oMath>
+      </m:oMathPara>
+    </w:p>
+    <w:p>
+      <w:pPr>
+        <w:numPr>
+          <w:ilvl w:val="1"/>
+          <w:numId w:val="4"/>
+        </w:numPr>
+        <w:tabs>
+          <w:tab w:val="clear" w:pos="1440"/>
+          <w:tab w:val="num" w:pos="1134"/>
+        </w:tabs>
+        <w:spacing w:before="120" w:after="120" w:line="240" w:lineRule="auto"/>
+        <w:ind w:left="851"/>
+        <w:rPr>
+          <w:rFonts w:ascii="Times New Roman" w:eastAsia="Times New Roman" w:hAnsi="Times New Roman" w:cs="Times New Roman"/>
+          <w:color w:val="000000"/>
+          <w:sz w:val="28"/>
+          <w:szCs w:val="28"/>
+          <w:lang w:eastAsia="ru-RU"/>
+        </w:rPr>
+      </w:pPr>
+      <w:r>
+        <w:rPr>
+          <w:rFonts w:ascii="Times New Roman" w:eastAsia="Times New Roman" w:hAnsi="Times New Roman" w:cs="Times New Roman"/>
+          <w:color w:val="000000"/>
+          <w:sz w:val="28"/>
+          <w:szCs w:val="28"/>
+          <w:lang w:eastAsia="ru-RU"/>
+        </w:rPr>
+        <w:t>Установленное в программе смещение: [</w:t>
+      </w:r>
+      <w:r>
+        <w:rPr>
+          <w:rFonts w:ascii="Times New Roman" w:eastAsia="Times New Roman" w:hAnsi="Times New Roman" w:cs="Times New Roman"/>
+          <w:color w:val="000000"/>
+          <w:sz w:val="28"/>
+          <w:szCs w:val="28"/>
+          <w:lang w:eastAsia="ru-RU"/>
+        </w:rPr>
+        <w:t>3</w:t>
+      </w:r>
+      <w:r>
+        <w:rPr>
+          <w:rFonts w:ascii="Times New Roman" w:eastAsia="Times New Roman" w:hAnsi="Times New Roman" w:cs="Times New Roman"/>
+          <w:color w:val="000000"/>
+          <w:sz w:val="28"/>
+          <w:szCs w:val="28"/>
+          <w:lang w:eastAsia="ru-RU"/>
+        </w:rPr>
+        <w:t>]</w:t>
       </w:r>
     </w:p>
     <w:p>
@@ -1530,7 +2139,7 @@
           <w:szCs w:val="28"/>
           <w:lang w:eastAsia="ru-RU"/>
         </w:rPr>
-        <w:t>Определение смещения:</w:t>
+        <w:t>Расшифрование:</w:t>
       </w:r>
     </w:p>
     <w:p>
@@ -1551,187 +2160,217 @@
       <w:r>
         <w:rPr>
           <w:rFonts w:ascii="Times New Roman" w:eastAsia="Times New Roman" w:hAnsi="Times New Roman" w:cs="Times New Roman"/>
-          <w:color w:val="000000"/>
-          <w:sz w:val="28"/>
-          <w:szCs w:val="28"/>
-          <w:lang w:eastAsia="ru-RU"/>
-        </w:rPr>
-        <w:lastRenderedPageBreak/>
-        <w:t>Наиболее частый символ в исходном тексте: [символ] (код ASCII: [код])</w:t>
-      </w:r>
-    </w:p>
-    <w:p>
-      <w:pPr>
-        <w:numPr>
-          <w:ilvl w:val="1"/>
-          <w:numId w:val="4"/>
-        </w:numPr>
+          <w:i/>
+          <w:iCs/>
+          <w:color w:val="000000"/>
+          <w:sz w:val="28"/>
+          <w:szCs w:val="28"/>
+          <w:lang w:eastAsia="ru-RU"/>
+        </w:rPr>
+        <w:t>С помощью программы:</w:t>
+      </w:r>
+    </w:p>
+    <w:p>
+      <w:pPr>
         <w:spacing w:before="120" w:after="120" w:line="240" w:lineRule="auto"/>
-        <w:rPr>
-          <w:rFonts w:ascii="Times New Roman" w:eastAsia="Times New Roman" w:hAnsi="Times New Roman" w:cs="Times New Roman"/>
-          <w:color w:val="000000"/>
-          <w:sz w:val="28"/>
-          <w:szCs w:val="28"/>
-          <w:lang w:eastAsia="ru-RU"/>
-        </w:rPr>
-      </w:pPr>
-      <w:r>
-        <w:rPr>
-          <w:rFonts w:ascii="Times New Roman" w:eastAsia="Times New Roman" w:hAnsi="Times New Roman" w:cs="Times New Roman"/>
-          <w:color w:val="000000"/>
-          <w:sz w:val="28"/>
-          <w:szCs w:val="28"/>
-          <w:lang w:eastAsia="ru-RU"/>
-        </w:rPr>
-        <w:t>Наиболее частый символ в зашифрованном тексте: [символ] (код ASCII: [код])</w:t>
-      </w:r>
-    </w:p>
-    <w:p>
-      <w:pPr>
-        <w:numPr>
-          <w:ilvl w:val="1"/>
-          <w:numId w:val="4"/>
-        </w:numPr>
+        <w:ind w:left="1440"/>
+        <w:rPr>
+          <w:rFonts w:ascii="Times New Roman" w:eastAsia="Times New Roman" w:hAnsi="Times New Roman" w:cs="Times New Roman"/>
+          <w:color w:val="000000"/>
+          <w:sz w:val="28"/>
+          <w:szCs w:val="28"/>
+          <w:lang w:eastAsia="ru-RU"/>
+        </w:rPr>
+      </w:pPr>
+    </w:p>
+    <w:p>
+      <w:pPr>
         <w:spacing w:before="120" w:after="120" w:line="240" w:lineRule="auto"/>
-        <w:rPr>
-          <w:rFonts w:ascii="Times New Roman" w:eastAsia="Times New Roman" w:hAnsi="Times New Roman" w:cs="Times New Roman"/>
-          <w:color w:val="000000"/>
-          <w:sz w:val="28"/>
-          <w:szCs w:val="28"/>
-          <w:lang w:eastAsia="ru-RU"/>
-        </w:rPr>
-      </w:pPr>
-      <w:r>
-        <w:rPr>
-          <w:rFonts w:ascii="Times New Roman" w:eastAsia="Times New Roman" w:hAnsi="Times New Roman" w:cs="Times New Roman"/>
-          <w:color w:val="000000"/>
-          <w:sz w:val="28"/>
-          <w:szCs w:val="28"/>
-          <w:lang w:eastAsia="ru-RU"/>
-        </w:rPr>
-        <w:t>Смещение (</w:t>
-      </w:r>
-      <w:proofErr w:type="spellStart"/>
-      <w:r>
-        <w:rPr>
-          <w:rFonts w:ascii="Times New Roman" w:eastAsia="Times New Roman" w:hAnsi="Times New Roman" w:cs="Times New Roman"/>
-          <w:color w:val="000000"/>
-          <w:sz w:val="28"/>
-          <w:szCs w:val="28"/>
-          <w:lang w:eastAsia="ru-RU"/>
-        </w:rPr>
-        <w:t>key</w:t>
-      </w:r>
-      <w:proofErr w:type="spellEnd"/>
-      <w:r>
-        <w:rPr>
-          <w:rFonts w:ascii="Times New Roman" w:eastAsia="Times New Roman" w:hAnsi="Times New Roman" w:cs="Times New Roman"/>
-          <w:color w:val="000000"/>
-          <w:sz w:val="28"/>
-          <w:szCs w:val="28"/>
-          <w:lang w:eastAsia="ru-RU"/>
-        </w:rPr>
-        <w:t>) вычисляется по формуле: </w:t>
-      </w:r>
-      <w:proofErr w:type="spellStart"/>
-      <w:r>
-        <w:rPr>
-          <w:rFonts w:ascii="Times New Roman" w:eastAsia="Times New Roman" w:hAnsi="Times New Roman" w:cs="Times New Roman"/>
-          <w:color w:val="000000"/>
-          <w:sz w:val="28"/>
-          <w:szCs w:val="28"/>
-          <w:lang w:eastAsia="ru-RU"/>
-        </w:rPr>
-        <w:t>key</w:t>
-      </w:r>
-      <w:proofErr w:type="spellEnd"/>
-      <w:r>
-        <w:rPr>
-          <w:rFonts w:ascii="Times New Roman" w:eastAsia="Times New Roman" w:hAnsi="Times New Roman" w:cs="Times New Roman"/>
-          <w:color w:val="000000"/>
-          <w:sz w:val="28"/>
-          <w:szCs w:val="28"/>
-          <w:lang w:eastAsia="ru-RU"/>
-        </w:rPr>
-        <w:t xml:space="preserve"> = </w:t>
-      </w:r>
-      <w:proofErr w:type="spellStart"/>
-      <w:r>
-        <w:rPr>
-          <w:rFonts w:ascii="Times New Roman" w:eastAsia="Times New Roman" w:hAnsi="Times New Roman" w:cs="Times New Roman"/>
-          <w:color w:val="000000"/>
-          <w:sz w:val="28"/>
-          <w:szCs w:val="28"/>
-          <w:lang w:eastAsia="ru-RU"/>
-        </w:rPr>
-        <w:t>код_зашифрованного_символа</w:t>
-      </w:r>
-      <w:proofErr w:type="spellEnd"/>
-      <w:r>
-        <w:rPr>
-          <w:rFonts w:ascii="Times New Roman" w:eastAsia="Times New Roman" w:hAnsi="Times New Roman" w:cs="Times New Roman"/>
-          <w:color w:val="000000"/>
-          <w:sz w:val="28"/>
-          <w:szCs w:val="28"/>
-          <w:lang w:eastAsia="ru-RU"/>
-        </w:rPr>
-        <w:t xml:space="preserve"> - </w:t>
-      </w:r>
-      <w:proofErr w:type="spellStart"/>
-      <w:r>
-        <w:rPr>
-          <w:rFonts w:ascii="Times New Roman" w:eastAsia="Times New Roman" w:hAnsi="Times New Roman" w:cs="Times New Roman"/>
-          <w:color w:val="000000"/>
-          <w:sz w:val="28"/>
-          <w:szCs w:val="28"/>
-          <w:lang w:eastAsia="ru-RU"/>
-        </w:rPr>
-        <w:t>код_исходного_символа</w:t>
-      </w:r>
-      <w:proofErr w:type="spellEnd"/>
-      <w:r>
-        <w:rPr>
-          <w:rFonts w:ascii="Times New Roman" w:eastAsia="Times New Roman" w:hAnsi="Times New Roman" w:cs="Times New Roman"/>
-          <w:color w:val="000000"/>
-          <w:sz w:val="28"/>
-          <w:szCs w:val="28"/>
-          <w:lang w:eastAsia="ru-RU"/>
-        </w:rPr>
-        <w:t xml:space="preserve"> = [расчет]</w:t>
-      </w:r>
-    </w:p>
-    <w:p>
-      <w:pPr>
-        <w:numPr>
-          <w:ilvl w:val="1"/>
-          <w:numId w:val="4"/>
-        </w:numPr>
+        <w:jc w:val="center"/>
+        <w:rPr>
+          <w:rFonts w:ascii="Times New Roman" w:eastAsia="Times New Roman" w:hAnsi="Times New Roman" w:cs="Times New Roman"/>
+          <w:color w:val="000000"/>
+          <w:sz w:val="28"/>
+          <w:szCs w:val="28"/>
+          <w:lang w:eastAsia="ru-RU"/>
+        </w:rPr>
+      </w:pPr>
+      <w:r>
+        <w:rPr>
+          <w:rFonts w:ascii="Times New Roman" w:eastAsia="Times New Roman" w:hAnsi="Times New Roman" w:cs="Times New Roman"/>
+          <w:noProof/>
+          <w:color w:val="000000"/>
+          <w:sz w:val="28"/>
+          <w:szCs w:val="28"/>
+          <w:lang w:eastAsia="ru-RU"/>
+        </w:rPr>
+        <w:drawing>
+          <wp:inline distT="0" distB="0" distL="0" distR="0" wp14:anchorId="5DA4B7CC" wp14:editId="78017946">
+            <wp:extent cx="3451861" cy="1652344"/>
+            <wp:effectExtent l="0" t="0" r="0" b="5080"/>
+            <wp:docPr id="222579742" name="Рисунок 1"/>
+            <wp:cNvGraphicFramePr>
+              <a:graphicFrameLocks xmlns:a="http://schemas.openxmlformats.org/drawingml/2006/main" noChangeAspect="1"/>
+            </wp:cNvGraphicFramePr>
+            <a:graphic xmlns:a="http://schemas.openxmlformats.org/drawingml/2006/main">
+              <a:graphicData uri="http://schemas.openxmlformats.org/drawingml/2006/picture">
+                <pic:pic xmlns:pic="http://schemas.openxmlformats.org/drawingml/2006/picture">
+                  <pic:nvPicPr>
+                    <pic:cNvPr id="222579742" name=""/>
+                    <pic:cNvPicPr/>
+                  </pic:nvPicPr>
+                  <pic:blipFill>
+                    <a:blip r:embed="rId15"/>
+                    <a:stretch>
+                      <a:fillRect/>
+                    </a:stretch>
+                  </pic:blipFill>
+                  <pic:spPr>
+                    <a:xfrm>
+                      <a:off x="0" y="0"/>
+                      <a:ext cx="3472178" cy="1662069"/>
+                    </a:xfrm>
+                    <a:prstGeom prst="rect">
+                      <a:avLst/>
+                    </a:prstGeom>
+                  </pic:spPr>
+                </pic:pic>
+              </a:graphicData>
+            </a:graphic>
+          </wp:inline>
+        </w:drawing>
+      </w:r>
+    </w:p>
+    <w:p>
+      <w:pPr>
         <w:spacing w:before="120" w:after="120" w:line="240" w:lineRule="auto"/>
-        <w:rPr>
-          <w:rFonts w:ascii="Times New Roman" w:eastAsia="Times New Roman" w:hAnsi="Times New Roman" w:cs="Times New Roman"/>
-          <w:color w:val="000000"/>
-          <w:sz w:val="28"/>
-          <w:szCs w:val="28"/>
-          <w:lang w:eastAsia="ru-RU"/>
-        </w:rPr>
-      </w:pPr>
-      <w:r>
-        <w:rPr>
-          <w:rFonts w:ascii="Times New Roman" w:eastAsia="Times New Roman" w:hAnsi="Times New Roman" w:cs="Times New Roman"/>
-          <w:color w:val="000000"/>
-          <w:sz w:val="28"/>
-          <w:szCs w:val="28"/>
-          <w:lang w:eastAsia="ru-RU"/>
-        </w:rPr>
-        <w:t>Установленное в программе смещение: [значение]</w:t>
-      </w:r>
-    </w:p>
-    <w:p>
-      <w:pPr>
-        <w:numPr>
-          <w:ilvl w:val="0"/>
-          <w:numId w:val="4"/>
-        </w:numPr>
+        <w:jc w:val="center"/>
+        <w:rPr>
+          <w:rFonts w:ascii="Times New Roman" w:eastAsia="Times New Roman" w:hAnsi="Times New Roman" w:cs="Times New Roman"/>
+          <w:i/>
+          <w:iCs/>
+          <w:color w:val="000000"/>
+          <w:sz w:val="28"/>
+          <w:szCs w:val="28"/>
+          <w:lang w:eastAsia="ru-RU"/>
+        </w:rPr>
+      </w:pPr>
+      <w:r>
+        <w:rPr>
+          <w:rFonts w:ascii="Times New Roman" w:eastAsia="Times New Roman" w:hAnsi="Times New Roman" w:cs="Times New Roman"/>
+          <w:color w:val="000000"/>
+          <w:sz w:val="28"/>
+          <w:szCs w:val="28"/>
+          <w:lang w:eastAsia="ru-RU"/>
+        </w:rPr>
+        <w:t>Рисунок 6 - Окно выбора метода дешифрования</w:t>
+      </w:r>
+      <w:r>
+        <w:rPr>
+          <w:rFonts w:ascii="Times New Roman" w:eastAsia="Times New Roman" w:hAnsi="Times New Roman" w:cs="Times New Roman"/>
+          <w:color w:val="000000"/>
+          <w:sz w:val="28"/>
+          <w:szCs w:val="28"/>
+          <w:lang w:eastAsia="ru-RU"/>
+        </w:rPr>
+        <w:br/>
+      </w:r>
+    </w:p>
+    <w:p>
+      <w:pPr>
+        <w:spacing w:before="120" w:after="120" w:line="240" w:lineRule="auto"/>
+        <w:jc w:val="center"/>
+        <w:rPr>
+          <w:rFonts w:ascii="Times New Roman" w:eastAsia="Times New Roman" w:hAnsi="Times New Roman" w:cs="Times New Roman"/>
+          <w:color w:val="000000"/>
+          <w:sz w:val="28"/>
+          <w:szCs w:val="28"/>
+          <w:lang w:eastAsia="ru-RU"/>
+        </w:rPr>
+      </w:pPr>
+      <w:r>
+        <w:rPr>
+          <w:rFonts w:ascii="Times New Roman" w:eastAsia="Times New Roman" w:hAnsi="Times New Roman" w:cs="Times New Roman"/>
+          <w:noProof/>
+          <w:color w:val="000000"/>
+          <w:sz w:val="28"/>
+          <w:szCs w:val="28"/>
+          <w:lang w:eastAsia="ru-RU"/>
+        </w:rPr>
+        <w:drawing>
+          <wp:inline distT="0" distB="0" distL="0" distR="0" wp14:anchorId="6CA7B37E" wp14:editId="789DE48D">
+            <wp:extent cx="4801270" cy="1152686"/>
+            <wp:effectExtent l="0" t="0" r="0" b="9525"/>
+            <wp:docPr id="453034307" name="Рисунок 1"/>
+            <wp:cNvGraphicFramePr>
+              <a:graphicFrameLocks xmlns:a="http://schemas.openxmlformats.org/drawingml/2006/main" noChangeAspect="1"/>
+            </wp:cNvGraphicFramePr>
+            <a:graphic xmlns:a="http://schemas.openxmlformats.org/drawingml/2006/main">
+              <a:graphicData uri="http://schemas.openxmlformats.org/drawingml/2006/picture">
+                <pic:pic xmlns:pic="http://schemas.openxmlformats.org/drawingml/2006/picture">
+                  <pic:nvPicPr>
+                    <pic:cNvPr id="453034307" name=""/>
+                    <pic:cNvPicPr/>
+                  </pic:nvPicPr>
+                  <pic:blipFill>
+                    <a:blip r:embed="rId16"/>
+                    <a:stretch>
+                      <a:fillRect/>
+                    </a:stretch>
+                  </pic:blipFill>
+                  <pic:spPr>
+                    <a:xfrm>
+                      <a:off x="0" y="0"/>
+                      <a:ext cx="4801270" cy="1152686"/>
+                    </a:xfrm>
+                    <a:prstGeom prst="rect">
+                      <a:avLst/>
+                    </a:prstGeom>
+                  </pic:spPr>
+                </pic:pic>
+              </a:graphicData>
+            </a:graphic>
+          </wp:inline>
+        </w:drawing>
+      </w:r>
+    </w:p>
+    <w:p>
+      <w:pPr>
+        <w:spacing w:before="120" w:after="120" w:line="240" w:lineRule="auto"/>
+        <w:jc w:val="center"/>
+        <w:rPr>
+          <w:rFonts w:ascii="Times New Roman" w:eastAsia="Times New Roman" w:hAnsi="Times New Roman" w:cs="Times New Roman"/>
+          <w:i/>
+          <w:iCs/>
+          <w:color w:val="000000"/>
+          <w:sz w:val="28"/>
+          <w:szCs w:val="28"/>
+          <w:lang w:eastAsia="ru-RU"/>
+        </w:rPr>
+      </w:pPr>
+      <w:r>
+        <w:rPr>
+          <w:rFonts w:ascii="Times New Roman" w:eastAsia="Times New Roman" w:hAnsi="Times New Roman" w:cs="Times New Roman"/>
+          <w:color w:val="000000"/>
+          <w:sz w:val="28"/>
+          <w:szCs w:val="28"/>
+          <w:lang w:eastAsia="ru-RU"/>
+        </w:rPr>
+        <w:t>Рисунок 7 - Результат дешифрования в редакторе</w:t>
+      </w:r>
+      <w:r>
+        <w:rPr>
+          <w:rFonts w:ascii="Times New Roman" w:eastAsia="Times New Roman" w:hAnsi="Times New Roman" w:cs="Times New Roman"/>
+          <w:color w:val="000000"/>
+          <w:sz w:val="28"/>
+          <w:szCs w:val="28"/>
+          <w:lang w:eastAsia="ru-RU"/>
+        </w:rPr>
+        <w:br/>
+      </w:r>
+    </w:p>
+    <w:p>
+      <w:pPr>
         <w:spacing w:before="120" w:after="120" w:line="240" w:lineRule="auto"/>
         <w:rPr>
           <w:rFonts w:ascii="Times New Roman" w:eastAsia="Times New Roman" w:hAnsi="Times New Roman" w:cs="Times New Roman"/>
@@ -1751,15 +2390,21 @@
           <w:szCs w:val="28"/>
           <w:lang w:eastAsia="ru-RU"/>
         </w:rPr>
-        <w:t>Расшифрование:</w:t>
-      </w:r>
-    </w:p>
-    <w:p>
-      <w:pPr>
-        <w:numPr>
-          <w:ilvl w:val="1"/>
-          <w:numId w:val="4"/>
-        </w:numPr>
+        <w:t>Вывод по заданию:</w:t>
+      </w:r>
+      <w:r>
+        <w:rPr>
+          <w:rFonts w:ascii="Times New Roman" w:eastAsia="Times New Roman" w:hAnsi="Times New Roman" w:cs="Times New Roman"/>
+          <w:color w:val="000000"/>
+          <w:sz w:val="28"/>
+          <w:szCs w:val="28"/>
+          <w:lang w:eastAsia="ru-RU"/>
+        </w:rPr>
+        <w:t> Одноалфавитный метод с фиксированным смещением уязвим к частотному анализу, так как сохраняет статистические характеристики исходного текста. Гистограмма является эффективным инструментом для определения ключа шифрования.</w:t>
+      </w:r>
+    </w:p>
+    <w:p>
+      <w:pPr>
         <w:spacing w:before="120" w:after="120" w:line="240" w:lineRule="auto"/>
         <w:rPr>
           <w:rFonts w:ascii="Times New Roman" w:eastAsia="Times New Roman" w:hAnsi="Times New Roman" w:cs="Times New Roman"/>
@@ -1769,18 +2414,6 @@
           <w:lang w:eastAsia="ru-RU"/>
         </w:rPr>
       </w:pPr>
-      <w:r>
-        <w:rPr>
-          <w:rFonts w:ascii="Times New Roman" w:eastAsia="Times New Roman" w:hAnsi="Times New Roman" w:cs="Times New Roman"/>
-          <w:i/>
-          <w:iCs/>
-          <w:color w:val="000000"/>
-          <w:sz w:val="28"/>
-          <w:szCs w:val="28"/>
-          <w:lang w:eastAsia="ru-RU"/>
-        </w:rPr>
-        <w:t>С помощью программы:</w:t>
-      </w:r>
     </w:p>
     <w:p>
       <w:pPr>
@@ -1793,7 +2426,34 @@
           <w:lang w:eastAsia="ru-RU"/>
         </w:rPr>
       </w:pPr>
-      <w:r>
+    </w:p>
+    <w:p>
+      <w:pPr>
+        <w:spacing w:before="120" w:after="120" w:line="240" w:lineRule="auto"/>
+        <w:rPr>
+          <w:rFonts w:ascii="Times New Roman" w:eastAsia="Times New Roman" w:hAnsi="Times New Roman" w:cs="Times New Roman"/>
+          <w:color w:val="000000"/>
+          <w:sz w:val="28"/>
+          <w:szCs w:val="28"/>
+          <w:lang w:eastAsia="ru-RU"/>
+        </w:rPr>
+      </w:pPr>
+    </w:p>
+    <w:p>
+      <w:pPr>
+        <w:spacing w:before="120" w:after="120" w:line="240" w:lineRule="auto"/>
+        <w:rPr>
+          <w:rFonts w:ascii="Times New Roman" w:eastAsia="Times New Roman" w:hAnsi="Times New Roman" w:cs="Times New Roman"/>
+          <w:color w:val="000000"/>
+          <w:sz w:val="28"/>
+          <w:szCs w:val="28"/>
+          <w:lang w:eastAsia="ru-RU"/>
+        </w:rPr>
+      </w:pPr>
+    </w:p>
+    <w:p>
+      <w:pPr>
+        <w:spacing w:before="120" w:after="120" w:line="240" w:lineRule="auto"/>
         <w:rPr>
           <w:rFonts w:ascii="Times New Roman" w:eastAsia="Times New Roman" w:hAnsi="Times New Roman" w:cs="Times New Roman"/>
           <w:b/>
@@ -1803,41 +2463,6 @@
           <w:szCs w:val="28"/>
           <w:lang w:eastAsia="ru-RU"/>
         </w:rPr>
-        <w:t>Рисунок 6 - Окно выбора метода дешифрования</w:t>
-      </w:r>
-      <w:r>
-        <w:rPr>
-          <w:rFonts w:ascii="Times New Roman" w:eastAsia="Times New Roman" w:hAnsi="Times New Roman" w:cs="Times New Roman"/>
-          <w:color w:val="000000"/>
-          <w:sz w:val="28"/>
-          <w:szCs w:val="28"/>
-          <w:lang w:eastAsia="ru-RU"/>
-        </w:rPr>
-        <w:br/>
-      </w:r>
-      <w:r>
-        <w:rPr>
-          <w:rFonts w:ascii="Times New Roman" w:eastAsia="Times New Roman" w:hAnsi="Times New Roman" w:cs="Times New Roman"/>
-          <w:i/>
-          <w:iCs/>
-          <w:color w:val="000000"/>
-          <w:sz w:val="28"/>
-          <w:szCs w:val="28"/>
-          <w:lang w:eastAsia="ru-RU"/>
-        </w:rPr>
-        <w:t>[Вставьте скриншот окна выбора метода дешифрования]</w:t>
-      </w:r>
-    </w:p>
-    <w:p>
-      <w:pPr>
-        <w:spacing w:before="120" w:after="120" w:line="240" w:lineRule="auto"/>
-        <w:rPr>
-          <w:rFonts w:ascii="Times New Roman" w:eastAsia="Times New Roman" w:hAnsi="Times New Roman" w:cs="Times New Roman"/>
-          <w:color w:val="000000"/>
-          <w:sz w:val="28"/>
-          <w:szCs w:val="28"/>
-          <w:lang w:eastAsia="ru-RU"/>
-        </w:rPr>
       </w:pPr>
       <w:r>
         <w:rPr>
@@ -1849,67 +2474,8 @@
           <w:szCs w:val="28"/>
           <w:lang w:eastAsia="ru-RU"/>
         </w:rPr>
-        <w:t>Рисунок 7 - Результат дешифрования в редакторе</w:t>
-      </w:r>
-      <w:r>
-        <w:rPr>
-          <w:rFonts w:ascii="Times New Roman" w:eastAsia="Times New Roman" w:hAnsi="Times New Roman" w:cs="Times New Roman"/>
-          <w:color w:val="000000"/>
-          <w:sz w:val="28"/>
-          <w:szCs w:val="28"/>
-          <w:lang w:eastAsia="ru-RU"/>
-        </w:rPr>
-        <w:br/>
-      </w:r>
-      <w:r>
-        <w:rPr>
-          <w:rFonts w:ascii="Times New Roman" w:eastAsia="Times New Roman" w:hAnsi="Times New Roman" w:cs="Times New Roman"/>
-          <w:i/>
-          <w:iCs/>
-          <w:color w:val="000000"/>
-          <w:sz w:val="28"/>
-          <w:szCs w:val="28"/>
-          <w:lang w:eastAsia="ru-RU"/>
-        </w:rPr>
-        <w:t>[Вставьте скриншот редактора с правильно расшифрованным текстом]</w:t>
-      </w:r>
-    </w:p>
-    <w:p>
-      <w:pPr>
-        <w:numPr>
-          <w:ilvl w:val="1"/>
-          <w:numId w:val="4"/>
-        </w:numPr>
-        <w:spacing w:before="120" w:after="120" w:line="240" w:lineRule="auto"/>
-        <w:rPr>
-          <w:rFonts w:ascii="Times New Roman" w:eastAsia="Times New Roman" w:hAnsi="Times New Roman" w:cs="Times New Roman"/>
-          <w:color w:val="000000"/>
-          <w:sz w:val="28"/>
-          <w:szCs w:val="28"/>
-          <w:lang w:eastAsia="ru-RU"/>
-        </w:rPr>
-      </w:pPr>
-      <w:r>
-        <w:rPr>
-          <w:rFonts w:ascii="Times New Roman" w:eastAsia="Times New Roman" w:hAnsi="Times New Roman" w:cs="Times New Roman"/>
-          <w:i/>
-          <w:iCs/>
-          <w:color w:val="000000"/>
-          <w:sz w:val="28"/>
-          <w:szCs w:val="28"/>
-          <w:lang w:eastAsia="ru-RU"/>
-        </w:rPr>
-        <w:t>Вручную:</w:t>
-      </w:r>
-      <w:r>
-        <w:rPr>
-          <w:rFonts w:ascii="Times New Roman" w:eastAsia="Times New Roman" w:hAnsi="Times New Roman" w:cs="Times New Roman"/>
-          <w:color w:val="000000"/>
-          <w:sz w:val="28"/>
-          <w:szCs w:val="28"/>
-          <w:lang w:eastAsia="ru-RU"/>
-        </w:rPr>
-        <w:t> Используя найденное смещение [значение], каждый символ зашифрованного текста был сдвинут назад в алфавите. Результат ручного расшифрования совпал с исходным текстом.</w:t>
+        <w:lastRenderedPageBreak/>
+        <w:t>Задание 2: Одноалфавитный метод с задаваемым смещением (шифр Цезаря)</w:t>
       </w:r>
     </w:p>
     <w:p>
@@ -1933,138 +2499,6 @@
           <w:szCs w:val="28"/>
           <w:lang w:eastAsia="ru-RU"/>
         </w:rPr>
-        <w:t>Вывод по заданию:</w:t>
-      </w:r>
-      <w:r>
-        <w:rPr>
-          <w:rFonts w:ascii="Times New Roman" w:eastAsia="Times New Roman" w:hAnsi="Times New Roman" w:cs="Times New Roman"/>
-          <w:color w:val="000000"/>
-          <w:sz w:val="28"/>
-          <w:szCs w:val="28"/>
-          <w:lang w:eastAsia="ru-RU"/>
-        </w:rPr>
-        <w:t> </w:t>
-      </w:r>
-      <w:proofErr w:type="spellStart"/>
-      <w:r>
-        <w:rPr>
-          <w:rFonts w:ascii="Times New Roman" w:eastAsia="Times New Roman" w:hAnsi="Times New Roman" w:cs="Times New Roman"/>
-          <w:color w:val="000000"/>
-          <w:sz w:val="28"/>
-          <w:szCs w:val="28"/>
-          <w:lang w:eastAsia="ru-RU"/>
-        </w:rPr>
-        <w:t>Одноалфавитный</w:t>
-      </w:r>
-      <w:proofErr w:type="spellEnd"/>
-      <w:r>
-        <w:rPr>
-          <w:rFonts w:ascii="Times New Roman" w:eastAsia="Times New Roman" w:hAnsi="Times New Roman" w:cs="Times New Roman"/>
-          <w:color w:val="000000"/>
-          <w:sz w:val="28"/>
-          <w:szCs w:val="28"/>
-          <w:lang w:eastAsia="ru-RU"/>
-        </w:rPr>
-        <w:t xml:space="preserve"> метод с фиксированным смещением уязвим к частотному анализу, так как сохраняет статистические характеристики исходного текста. Гистограмма является эффективным инструментом для определения ключа шифрования.</w:t>
-      </w:r>
-    </w:p>
-    <w:p>
-      <w:pPr>
-        <w:spacing w:before="120" w:after="120" w:line="240" w:lineRule="auto"/>
-        <w:rPr>
-          <w:rFonts w:ascii="Times New Roman" w:eastAsia="Times New Roman" w:hAnsi="Times New Roman" w:cs="Times New Roman"/>
-          <w:color w:val="000000"/>
-          <w:sz w:val="28"/>
-          <w:szCs w:val="28"/>
-          <w:lang w:eastAsia="ru-RU"/>
-        </w:rPr>
-      </w:pPr>
-      <w:r>
-        <w:rPr>
-          <w:rFonts w:ascii="Times New Roman" w:eastAsia="Times New Roman" w:hAnsi="Times New Roman" w:cs="Times New Roman"/>
-          <w:color w:val="000000"/>
-          <w:sz w:val="28"/>
-          <w:szCs w:val="28"/>
-          <w:lang w:eastAsia="ru-RU"/>
-        </w:rPr>
-        <w:pict w14:anchorId="57BCD5F2">
-          <v:rect id="_x0000_i1026" style="width:0;height:.75pt" o:hralign="center" o:hrstd="t" o:hr="t" fillcolor="#a0a0a0" stroked="f"/>
-        </w:pict>
-      </w:r>
-    </w:p>
-    <w:p>
-      <w:pPr>
-        <w:spacing w:before="120" w:after="120" w:line="240" w:lineRule="auto"/>
-        <w:rPr>
-          <w:rFonts w:ascii="Times New Roman" w:eastAsia="Times New Roman" w:hAnsi="Times New Roman" w:cs="Times New Roman"/>
-          <w:b/>
-          <w:bCs/>
-          <w:color w:val="000000"/>
-          <w:sz w:val="28"/>
-          <w:szCs w:val="28"/>
-          <w:lang w:eastAsia="ru-RU"/>
-        </w:rPr>
-      </w:pPr>
-      <w:r>
-        <w:rPr>
-          <w:rFonts w:ascii="Times New Roman" w:eastAsia="Times New Roman" w:hAnsi="Times New Roman" w:cs="Times New Roman"/>
-          <w:b/>
-          <w:bCs/>
-          <w:color w:val="000000"/>
-          <w:sz w:val="28"/>
-          <w:szCs w:val="28"/>
-          <w:lang w:eastAsia="ru-RU"/>
-        </w:rPr>
-        <w:t xml:space="preserve">Задание 2: </w:t>
-      </w:r>
-      <w:proofErr w:type="spellStart"/>
-      <w:r>
-        <w:rPr>
-          <w:rFonts w:ascii="Times New Roman" w:eastAsia="Times New Roman" w:hAnsi="Times New Roman" w:cs="Times New Roman"/>
-          <w:b/>
-          <w:bCs/>
-          <w:color w:val="000000"/>
-          <w:sz w:val="28"/>
-          <w:szCs w:val="28"/>
-          <w:lang w:eastAsia="ru-RU"/>
-        </w:rPr>
-        <w:t>Одноалфавитный</w:t>
-      </w:r>
-      <w:proofErr w:type="spellEnd"/>
-      <w:r>
-        <w:rPr>
-          <w:rFonts w:ascii="Times New Roman" w:eastAsia="Times New Roman" w:hAnsi="Times New Roman" w:cs="Times New Roman"/>
-          <w:b/>
-          <w:bCs/>
-          <w:color w:val="000000"/>
-          <w:sz w:val="28"/>
-          <w:szCs w:val="28"/>
-          <w:lang w:eastAsia="ru-RU"/>
-        </w:rPr>
-        <w:t xml:space="preserve"> метод с задаваемым смещением (шифр Цезаря)</w:t>
-      </w:r>
-    </w:p>
-    <w:p>
-      <w:pPr>
-        <w:spacing w:before="120" w:after="120" w:line="240" w:lineRule="auto"/>
-        <w:rPr>
-          <w:rFonts w:ascii="Times New Roman" w:eastAsia="Times New Roman" w:hAnsi="Times New Roman" w:cs="Times New Roman"/>
-          <w:color w:val="000000"/>
-          <w:sz w:val="28"/>
-          <w:szCs w:val="28"/>
-          <w:lang w:eastAsia="ru-RU"/>
-        </w:rPr>
-      </w:pPr>
-      <w:r>
-        <w:rPr>
-          <w:rFonts w:ascii="Times New Roman" w:eastAsia="Times New Roman" w:hAnsi="Times New Roman" w:cs="Times New Roman"/>
-          <w:b/>
-          <w:bCs/>
-          <w:color w:val="000000"/>
-          <w:sz w:val="28"/>
-          <w:szCs w:val="28"/>
-          <w:lang w:eastAsia="ru-RU"/>
-        </w:rPr>
         <w:t>Теоретическая справка:</w:t>
       </w:r>
       <w:r>
@@ -2076,29 +2510,7 @@
           <w:lang w:eastAsia="ru-RU"/>
         </w:rPr>
         <w:br/>
-        <w:t xml:space="preserve">Шифр Цезаря является частным случаем </w:t>
-      </w:r>
-      <w:proofErr w:type="spellStart"/>
-      <w:r>
-        <w:rPr>
-          <w:rFonts w:ascii="Times New Roman" w:eastAsia="Times New Roman" w:hAnsi="Times New Roman" w:cs="Times New Roman"/>
-          <w:color w:val="000000"/>
-          <w:sz w:val="28"/>
-          <w:szCs w:val="28"/>
-          <w:lang w:eastAsia="ru-RU"/>
-        </w:rPr>
-        <w:t>одноалфавитной</w:t>
-      </w:r>
-      <w:proofErr w:type="spellEnd"/>
-      <w:r>
-        <w:rPr>
-          <w:rFonts w:ascii="Times New Roman" w:eastAsia="Times New Roman" w:hAnsi="Times New Roman" w:cs="Times New Roman"/>
-          <w:color w:val="000000"/>
-          <w:sz w:val="28"/>
-          <w:szCs w:val="28"/>
-          <w:lang w:eastAsia="ru-RU"/>
-        </w:rPr>
-        <w:t xml:space="preserve"> подстановки, где мощность алфавита текста равна N, а число шифров Цезаря равно N. Открытый и закрытый тексты имеют одинаковые статистические характеристики, что позволяет применять для дешифрования методы, основанные на анализе частотности символов.</w:t>
+        <w:t>Шифр Цезаря является частным случаем одноалфавитной подстановки, где мощность алфавита текста равна N, а число шифров Цезаря равно N. Открытый и закрытый тексты имеют одинаковые статистические характеристики, что позволяет применять для дешифрования методы, основанные на анализе частотности символов.</w:t>
       </w:r>
     </w:p>
     <w:p>
@@ -2154,19 +2566,76 @@
     <w:p>
       <w:pPr>
         <w:spacing w:before="120" w:after="120" w:line="240" w:lineRule="auto"/>
-        <w:rPr>
-          <w:rFonts w:ascii="Times New Roman" w:eastAsia="Times New Roman" w:hAnsi="Times New Roman" w:cs="Times New Roman"/>
-          <w:color w:val="000000"/>
-          <w:sz w:val="28"/>
-          <w:szCs w:val="28"/>
-          <w:lang w:eastAsia="ru-RU"/>
-        </w:rPr>
-      </w:pPr>
-      <w:r>
-        <w:rPr>
-          <w:rFonts w:ascii="Times New Roman" w:eastAsia="Times New Roman" w:hAnsi="Times New Roman" w:cs="Times New Roman"/>
-          <w:b/>
-          <w:bCs/>
+        <w:jc w:val="center"/>
+        <w:rPr>
+          <w:rFonts w:ascii="Times New Roman" w:eastAsia="Times New Roman" w:hAnsi="Times New Roman" w:cs="Times New Roman"/>
+          <w:color w:val="000000"/>
+          <w:sz w:val="28"/>
+          <w:szCs w:val="28"/>
+          <w:lang w:val="en-US" w:eastAsia="ru-RU"/>
+        </w:rPr>
+      </w:pPr>
+      <w:r>
+        <w:rPr>
+          <w:rFonts w:ascii="Times New Roman" w:eastAsia="Times New Roman" w:hAnsi="Times New Roman" w:cs="Times New Roman"/>
+          <w:noProof/>
+          <w:color w:val="000000"/>
+          <w:sz w:val="28"/>
+          <w:szCs w:val="28"/>
+          <w:lang w:eastAsia="ru-RU"/>
+        </w:rPr>
+        <w:drawing>
+          <wp:inline distT="0" distB="0" distL="0" distR="0" wp14:anchorId="774AF7C1" wp14:editId="6C8527E3">
+            <wp:extent cx="4557142" cy="977165"/>
+            <wp:effectExtent l="0" t="0" r="0" b="0"/>
+            <wp:docPr id="733552898" name="Рисунок 1"/>
+            <wp:cNvGraphicFramePr>
+              <a:graphicFrameLocks xmlns:a="http://schemas.openxmlformats.org/drawingml/2006/main" noChangeAspect="1"/>
+            </wp:cNvGraphicFramePr>
+            <a:graphic xmlns:a="http://schemas.openxmlformats.org/drawingml/2006/main">
+              <a:graphicData uri="http://schemas.openxmlformats.org/drawingml/2006/picture">
+                <pic:pic xmlns:pic="http://schemas.openxmlformats.org/drawingml/2006/picture">
+                  <pic:nvPicPr>
+                    <pic:cNvPr id="733552898" name=""/>
+                    <pic:cNvPicPr/>
+                  </pic:nvPicPr>
+                  <pic:blipFill>
+                    <a:blip r:embed="rId10"/>
+                    <a:stretch>
+                      <a:fillRect/>
+                    </a:stretch>
+                  </pic:blipFill>
+                  <pic:spPr>
+                    <a:xfrm>
+                      <a:off x="0" y="0"/>
+                      <a:ext cx="4565550" cy="978968"/>
+                    </a:xfrm>
+                    <a:prstGeom prst="rect">
+                      <a:avLst/>
+                    </a:prstGeom>
+                  </pic:spPr>
+                </pic:pic>
+              </a:graphicData>
+            </a:graphic>
+          </wp:inline>
+        </w:drawing>
+      </w:r>
+    </w:p>
+    <w:p>
+      <w:pPr>
+        <w:spacing w:before="120" w:after="120" w:line="240" w:lineRule="auto"/>
+        <w:jc w:val="center"/>
+        <w:rPr>
+          <w:rFonts w:ascii="Times New Roman" w:eastAsia="Times New Roman" w:hAnsi="Times New Roman" w:cs="Times New Roman"/>
+          <w:color w:val="000000"/>
+          <w:sz w:val="28"/>
+          <w:szCs w:val="28"/>
+          <w:lang w:val="en-US" w:eastAsia="ru-RU"/>
+        </w:rPr>
+      </w:pPr>
+      <w:r>
+        <w:rPr>
+          <w:rFonts w:ascii="Times New Roman" w:eastAsia="Times New Roman" w:hAnsi="Times New Roman" w:cs="Times New Roman"/>
           <w:color w:val="000000"/>
           <w:sz w:val="28"/>
           <w:szCs w:val="28"/>
@@ -2183,18 +2652,6 @@
           <w:lang w:eastAsia="ru-RU"/>
         </w:rPr>
         <w:br/>
-      </w:r>
-      <w:r>
-        <w:rPr>
-          <w:rFonts w:ascii="Times New Roman" w:eastAsia="Times New Roman" w:hAnsi="Times New Roman" w:cs="Times New Roman"/>
-          <w:i/>
-          <w:iCs/>
-          <w:color w:val="000000"/>
-          <w:sz w:val="28"/>
-          <w:szCs w:val="28"/>
-          <w:lang w:eastAsia="ru-RU"/>
-        </w:rPr>
-        <w:t>[Вставьте скриншот исходного текста]</w:t>
       </w:r>
     </w:p>
     <w:p>
@@ -2220,25 +2677,92 @@
           <w:szCs w:val="28"/>
           <w:lang w:eastAsia="ru-RU"/>
         </w:rPr>
-        <w:t>Выполнено шифрование исходного текста с произвольным смещением [ваше смещение].</w:t>
+        <w:t>Выполнено шифрование исходного текста с произвольным смещением </w:t>
+      </w:r>
+      <w:r>
+        <w:rPr>
+          <w:rFonts w:ascii="Times New Roman" w:eastAsia="Times New Roman" w:hAnsi="Times New Roman" w:cs="Times New Roman"/>
+          <w:color w:val="000000"/>
+          <w:sz w:val="28"/>
+          <w:szCs w:val="28"/>
+          <w:lang w:eastAsia="ru-RU"/>
+        </w:rPr>
+        <w:t>7.</w:t>
       </w:r>
     </w:p>
     <w:p>
       <w:pPr>
         <w:spacing w:before="120" w:after="120" w:line="240" w:lineRule="auto"/>
-        <w:rPr>
-          <w:rFonts w:ascii="Times New Roman" w:eastAsia="Times New Roman" w:hAnsi="Times New Roman" w:cs="Times New Roman"/>
-          <w:color w:val="000000"/>
-          <w:sz w:val="28"/>
-          <w:szCs w:val="28"/>
-          <w:lang w:eastAsia="ru-RU"/>
-        </w:rPr>
-      </w:pPr>
-      <w:r>
-        <w:rPr>
-          <w:rFonts w:ascii="Times New Roman" w:eastAsia="Times New Roman" w:hAnsi="Times New Roman" w:cs="Times New Roman"/>
-          <w:b/>
-          <w:bCs/>
+        <w:jc w:val="center"/>
+        <w:rPr>
+          <w:rFonts w:ascii="Times New Roman" w:eastAsia="Times New Roman" w:hAnsi="Times New Roman" w:cs="Times New Roman"/>
+          <w:color w:val="000000"/>
+          <w:sz w:val="28"/>
+          <w:szCs w:val="28"/>
+          <w:lang w:eastAsia="ru-RU"/>
+        </w:rPr>
+      </w:pPr>
+      <w:r>
+        <w:rPr>
+          <w:rFonts w:ascii="Times New Roman" w:eastAsia="Times New Roman" w:hAnsi="Times New Roman" w:cs="Times New Roman"/>
+          <w:noProof/>
+          <w:color w:val="000000"/>
+          <w:sz w:val="28"/>
+          <w:szCs w:val="28"/>
+          <w:lang w:eastAsia="ru-RU"/>
+        </w:rPr>
+        <w:drawing>
+          <wp:inline distT="0" distB="0" distL="0" distR="0" wp14:anchorId="27CD6C84" wp14:editId="76069191">
+            <wp:extent cx="3313289" cy="2033626"/>
+            <wp:effectExtent l="0" t="0" r="1905" b="5080"/>
+            <wp:docPr id="1267637767" name="Рисунок 1"/>
+            <wp:cNvGraphicFramePr>
+              <a:graphicFrameLocks xmlns:a="http://schemas.openxmlformats.org/drawingml/2006/main" noChangeAspect="1"/>
+            </wp:cNvGraphicFramePr>
+            <a:graphic xmlns:a="http://schemas.openxmlformats.org/drawingml/2006/main">
+              <a:graphicData uri="http://schemas.openxmlformats.org/drawingml/2006/picture">
+                <pic:pic xmlns:pic="http://schemas.openxmlformats.org/drawingml/2006/picture">
+                  <pic:nvPicPr>
+                    <pic:cNvPr id="1267637767" name=""/>
+                    <pic:cNvPicPr/>
+                  </pic:nvPicPr>
+                  <pic:blipFill>
+                    <a:blip r:embed="rId17"/>
+                    <a:stretch>
+                      <a:fillRect/>
+                    </a:stretch>
+                  </pic:blipFill>
+                  <pic:spPr>
+                    <a:xfrm>
+                      <a:off x="0" y="0"/>
+                      <a:ext cx="3319804" cy="2037625"/>
+                    </a:xfrm>
+                    <a:prstGeom prst="rect">
+                      <a:avLst/>
+                    </a:prstGeom>
+                  </pic:spPr>
+                </pic:pic>
+              </a:graphicData>
+            </a:graphic>
+          </wp:inline>
+        </w:drawing>
+      </w:r>
+    </w:p>
+    <w:p>
+      <w:pPr>
+        <w:spacing w:before="120" w:after="120" w:line="240" w:lineRule="auto"/>
+        <w:jc w:val="center"/>
+        <w:rPr>
+          <w:rFonts w:ascii="Times New Roman" w:eastAsia="Times New Roman" w:hAnsi="Times New Roman" w:cs="Times New Roman"/>
+          <w:color w:val="000000"/>
+          <w:sz w:val="28"/>
+          <w:szCs w:val="28"/>
+          <w:lang w:eastAsia="ru-RU"/>
+        </w:rPr>
+      </w:pPr>
+      <w:r>
+        <w:rPr>
+          <w:rFonts w:ascii="Times New Roman" w:eastAsia="Times New Roman" w:hAnsi="Times New Roman" w:cs="Times New Roman"/>
           <w:color w:val="000000"/>
           <w:sz w:val="28"/>
           <w:szCs w:val="28"/>
@@ -2246,6 +2770,19 @@
         </w:rPr>
         <w:t>Рисунок 9 - Окно задания параметра смещения для шифра Цезаря</w:t>
       </w:r>
+    </w:p>
+    <w:p>
+      <w:pPr>
+        <w:spacing w:before="120" w:after="120" w:line="240" w:lineRule="auto"/>
+        <w:jc w:val="center"/>
+        <w:rPr>
+          <w:rFonts w:ascii="Times New Roman" w:eastAsia="Times New Roman" w:hAnsi="Times New Roman" w:cs="Times New Roman"/>
+          <w:color w:val="000000"/>
+          <w:sz w:val="28"/>
+          <w:szCs w:val="28"/>
+          <w:lang w:val="en-US" w:eastAsia="ru-RU"/>
+        </w:rPr>
+      </w:pPr>
       <w:r>
         <w:rPr>
           <w:rFonts w:ascii="Times New Roman" w:eastAsia="Times New Roman" w:hAnsi="Times New Roman" w:cs="Times New Roman"/>
@@ -2259,38 +2796,69 @@
       <w:r>
         <w:rPr>
           <w:rFonts w:ascii="Times New Roman" w:eastAsia="Times New Roman" w:hAnsi="Times New Roman" w:cs="Times New Roman"/>
-          <w:i/>
-          <w:iCs/>
-          <w:color w:val="000000"/>
-          <w:sz w:val="28"/>
-          <w:szCs w:val="28"/>
-          <w:lang w:eastAsia="ru-RU"/>
-        </w:rPr>
-        <w:t>[Вставьте скриншот]</w:t>
+          <w:noProof/>
+          <w:color w:val="000000"/>
+          <w:sz w:val="28"/>
+          <w:szCs w:val="28"/>
+          <w:lang w:val="en-US" w:eastAsia="ru-RU"/>
+        </w:rPr>
+        <w:drawing>
+          <wp:inline distT="0" distB="0" distL="0" distR="0" wp14:anchorId="5F6C6A1A" wp14:editId="35FBA63E">
+            <wp:extent cx="4025877" cy="1036603"/>
+            <wp:effectExtent l="0" t="0" r="0" b="0"/>
+            <wp:docPr id="1114171237" name="Рисунок 1"/>
+            <wp:cNvGraphicFramePr>
+              <a:graphicFrameLocks xmlns:a="http://schemas.openxmlformats.org/drawingml/2006/main" noChangeAspect="1"/>
+            </wp:cNvGraphicFramePr>
+            <a:graphic xmlns:a="http://schemas.openxmlformats.org/drawingml/2006/main">
+              <a:graphicData uri="http://schemas.openxmlformats.org/drawingml/2006/picture">
+                <pic:pic xmlns:pic="http://schemas.openxmlformats.org/drawingml/2006/picture">
+                  <pic:nvPicPr>
+                    <pic:cNvPr id="1114171237" name=""/>
+                    <pic:cNvPicPr/>
+                  </pic:nvPicPr>
+                  <pic:blipFill>
+                    <a:blip r:embed="rId18"/>
+                    <a:stretch>
+                      <a:fillRect/>
+                    </a:stretch>
+                  </pic:blipFill>
+                  <pic:spPr>
+                    <a:xfrm>
+                      <a:off x="0" y="0"/>
+                      <a:ext cx="4036179" cy="1039256"/>
+                    </a:xfrm>
+                    <a:prstGeom prst="rect">
+                      <a:avLst/>
+                    </a:prstGeom>
+                  </pic:spPr>
+                </pic:pic>
+              </a:graphicData>
+            </a:graphic>
+          </wp:inline>
+        </w:drawing>
       </w:r>
     </w:p>
     <w:p>
       <w:pPr>
         <w:spacing w:before="120" w:after="120" w:line="240" w:lineRule="auto"/>
-        <w:rPr>
-          <w:rFonts w:ascii="Times New Roman" w:eastAsia="Times New Roman" w:hAnsi="Times New Roman" w:cs="Times New Roman"/>
-          <w:color w:val="000000"/>
-          <w:sz w:val="28"/>
-          <w:szCs w:val="28"/>
-          <w:lang w:eastAsia="ru-RU"/>
-        </w:rPr>
-      </w:pPr>
-      <w:r>
-        <w:rPr>
-          <w:rFonts w:ascii="Times New Roman" w:eastAsia="Times New Roman" w:hAnsi="Times New Roman" w:cs="Times New Roman"/>
-          <w:b/>
-          <w:bCs/>
-          <w:color w:val="000000"/>
-          <w:sz w:val="28"/>
-          <w:szCs w:val="28"/>
-          <w:lang w:eastAsia="ru-RU"/>
-        </w:rPr>
-        <w:lastRenderedPageBreak/>
+        <w:jc w:val="center"/>
+        <w:rPr>
+          <w:rFonts w:ascii="Times New Roman" w:eastAsia="Times New Roman" w:hAnsi="Times New Roman" w:cs="Times New Roman"/>
+          <w:color w:val="000000"/>
+          <w:sz w:val="28"/>
+          <w:szCs w:val="28"/>
+          <w:lang w:eastAsia="ru-RU"/>
+        </w:rPr>
+      </w:pPr>
+      <w:r>
+        <w:rPr>
+          <w:rFonts w:ascii="Times New Roman" w:eastAsia="Times New Roman" w:hAnsi="Times New Roman" w:cs="Times New Roman"/>
+          <w:color w:val="000000"/>
+          <w:sz w:val="28"/>
+          <w:szCs w:val="28"/>
+          <w:lang w:eastAsia="ru-RU"/>
+        </w:rPr>
         <w:t>Рисунок 10 - Текст, зашифрованный шифром Цезаря</w:t>
       </w:r>
       <w:r>
@@ -2303,18 +2871,32 @@
         </w:rPr>
         <w:br/>
       </w:r>
-      <w:r>
-        <w:rPr>
-          <w:rFonts w:ascii="Times New Roman" w:eastAsia="Times New Roman" w:hAnsi="Times New Roman" w:cs="Times New Roman"/>
-          <w:i/>
-          <w:iCs/>
-          <w:color w:val="000000"/>
-          <w:sz w:val="28"/>
-          <w:szCs w:val="28"/>
-          <w:lang w:eastAsia="ru-RU"/>
-        </w:rPr>
-        <w:t>[Вставьте скриншот]</w:t>
-      </w:r>
+    </w:p>
+    <w:p>
+      <w:pPr>
+        <w:spacing w:before="120" w:after="120" w:line="240" w:lineRule="auto"/>
+        <w:jc w:val="center"/>
+        <w:rPr>
+          <w:rFonts w:ascii="Times New Roman" w:eastAsia="Times New Roman" w:hAnsi="Times New Roman" w:cs="Times New Roman"/>
+          <w:color w:val="000000"/>
+          <w:sz w:val="28"/>
+          <w:szCs w:val="28"/>
+          <w:lang w:eastAsia="ru-RU"/>
+        </w:rPr>
+      </w:pPr>
+    </w:p>
+    <w:p>
+      <w:pPr>
+        <w:spacing w:before="120" w:after="120" w:line="240" w:lineRule="auto"/>
+        <w:jc w:val="center"/>
+        <w:rPr>
+          <w:rFonts w:ascii="Times New Roman" w:eastAsia="Times New Roman" w:hAnsi="Times New Roman" w:cs="Times New Roman"/>
+          <w:color w:val="000000"/>
+          <w:sz w:val="28"/>
+          <w:szCs w:val="28"/>
+          <w:lang w:eastAsia="ru-RU"/>
+        </w:rPr>
+      </w:pPr>
     </w:p>
     <w:p>
       <w:pPr>
@@ -2339,43 +2921,72 @@
           <w:szCs w:val="28"/>
           <w:lang w:eastAsia="ru-RU"/>
         </w:rPr>
+        <w:lastRenderedPageBreak/>
         <w:t>Просмотрены и описаны гистограммы.</w:t>
       </w:r>
     </w:p>
     <w:p>
       <w:pPr>
         <w:spacing w:before="120" w:after="120" w:line="240" w:lineRule="auto"/>
-        <w:rPr>
-          <w:rFonts w:ascii="Times New Roman" w:eastAsia="Times New Roman" w:hAnsi="Times New Roman" w:cs="Times New Roman"/>
-          <w:color w:val="000000"/>
-          <w:sz w:val="28"/>
-          <w:szCs w:val="28"/>
-          <w:lang w:eastAsia="ru-RU"/>
-        </w:rPr>
-      </w:pPr>
-      <w:r>
-        <w:rPr>
-          <w:rFonts w:ascii="Times New Roman" w:eastAsia="Times New Roman" w:hAnsi="Times New Roman" w:cs="Times New Roman"/>
-          <w:b/>
-          <w:bCs/>
-          <w:color w:val="000000"/>
-          <w:sz w:val="28"/>
-          <w:szCs w:val="28"/>
-          <w:lang w:eastAsia="ru-RU"/>
-        </w:rPr>
-        <w:t>Рисунок 11 - Гистограмма исходного текста для шифра Цезаря</w:t>
-      </w:r>
-      <w:r>
-        <w:rPr>
-          <w:rFonts w:ascii="Times New Roman" w:eastAsia="Times New Roman" w:hAnsi="Times New Roman" w:cs="Times New Roman"/>
-          <w:color w:val="000000"/>
-          <w:sz w:val="28"/>
-          <w:szCs w:val="28"/>
-          <w:lang w:eastAsia="ru-RU"/>
-        </w:rPr>
-        <w:br/>
-      </w:r>
-      <w:r>
+        <w:jc w:val="center"/>
+        <w:rPr>
+          <w:rFonts w:ascii="Times New Roman" w:eastAsia="Times New Roman" w:hAnsi="Times New Roman" w:cs="Times New Roman"/>
+          <w:color w:val="000000"/>
+          <w:sz w:val="28"/>
+          <w:szCs w:val="28"/>
+          <w:lang w:eastAsia="ru-RU"/>
+        </w:rPr>
+      </w:pPr>
+      <w:r>
+        <w:rPr>
+          <w:rFonts w:ascii="Times New Roman" w:eastAsia="Times New Roman" w:hAnsi="Times New Roman" w:cs="Times New Roman"/>
+          <w:noProof/>
+          <w:color w:val="000000"/>
+          <w:sz w:val="28"/>
+          <w:szCs w:val="28"/>
+          <w:lang w:eastAsia="ru-RU"/>
+        </w:rPr>
+        <w:drawing>
+          <wp:inline distT="0" distB="0" distL="0" distR="0" wp14:anchorId="1382E522" wp14:editId="06BEE912">
+            <wp:extent cx="4623689" cy="1634478"/>
+            <wp:effectExtent l="0" t="0" r="5715" b="4445"/>
+            <wp:docPr id="1040760791" name="Рисунок 1"/>
+            <wp:cNvGraphicFramePr>
+              <a:graphicFrameLocks xmlns:a="http://schemas.openxmlformats.org/drawingml/2006/main" noChangeAspect="1"/>
+            </wp:cNvGraphicFramePr>
+            <a:graphic xmlns:a="http://schemas.openxmlformats.org/drawingml/2006/main">
+              <a:graphicData uri="http://schemas.openxmlformats.org/drawingml/2006/picture">
+                <pic:pic xmlns:pic="http://schemas.openxmlformats.org/drawingml/2006/picture">
+                  <pic:nvPicPr>
+                    <pic:cNvPr id="1040760791" name=""/>
+                    <pic:cNvPicPr/>
+                  </pic:nvPicPr>
+                  <pic:blipFill>
+                    <a:blip r:embed="rId19"/>
+                    <a:stretch>
+                      <a:fillRect/>
+                    </a:stretch>
+                  </pic:blipFill>
+                  <pic:spPr>
+                    <a:xfrm>
+                      <a:off x="0" y="0"/>
+                      <a:ext cx="4646306" cy="1642473"/>
+                    </a:xfrm>
+                    <a:prstGeom prst="rect">
+                      <a:avLst/>
+                    </a:prstGeom>
+                  </pic:spPr>
+                </pic:pic>
+              </a:graphicData>
+            </a:graphic>
+          </wp:inline>
+        </w:drawing>
+      </w:r>
+    </w:p>
+    <w:p>
+      <w:pPr>
+        <w:spacing w:before="120" w:after="120" w:line="240" w:lineRule="auto"/>
+        <w:jc w:val="center"/>
         <w:rPr>
           <w:rFonts w:ascii="Times New Roman" w:eastAsia="Times New Roman" w:hAnsi="Times New Roman" w:cs="Times New Roman"/>
           <w:i/>
@@ -2385,25 +2996,101 @@
           <w:szCs w:val="28"/>
           <w:lang w:eastAsia="ru-RU"/>
         </w:rPr>
-        <w:t>[Вставьте скриншот]</w:t>
+      </w:pPr>
+      <w:r>
+        <w:rPr>
+          <w:rFonts w:ascii="Times New Roman" w:eastAsia="Times New Roman" w:hAnsi="Times New Roman" w:cs="Times New Roman"/>
+          <w:color w:val="000000"/>
+          <w:sz w:val="28"/>
+          <w:szCs w:val="28"/>
+          <w:lang w:eastAsia="ru-RU"/>
+        </w:rPr>
+        <w:t>Рисунок 11 - Гистограмма исходного текста для шифра Цезаря</w:t>
+      </w:r>
+      <w:r>
+        <w:rPr>
+          <w:rFonts w:ascii="Times New Roman" w:eastAsia="Times New Roman" w:hAnsi="Times New Roman" w:cs="Times New Roman"/>
+          <w:color w:val="000000"/>
+          <w:sz w:val="28"/>
+          <w:szCs w:val="28"/>
+          <w:lang w:eastAsia="ru-RU"/>
+        </w:rPr>
+        <w:br/>
       </w:r>
     </w:p>
     <w:p>
       <w:pPr>
         <w:spacing w:before="120" w:after="120" w:line="240" w:lineRule="auto"/>
-        <w:rPr>
-          <w:rFonts w:ascii="Times New Roman" w:eastAsia="Times New Roman" w:hAnsi="Times New Roman" w:cs="Times New Roman"/>
-          <w:color w:val="000000"/>
-          <w:sz w:val="28"/>
-          <w:szCs w:val="28"/>
-          <w:lang w:eastAsia="ru-RU"/>
-        </w:rPr>
-      </w:pPr>
-      <w:r>
-        <w:rPr>
-          <w:rFonts w:ascii="Times New Roman" w:eastAsia="Times New Roman" w:hAnsi="Times New Roman" w:cs="Times New Roman"/>
-          <w:b/>
-          <w:bCs/>
+        <w:jc w:val="center"/>
+        <w:rPr>
+          <w:rFonts w:ascii="Times New Roman" w:eastAsia="Times New Roman" w:hAnsi="Times New Roman" w:cs="Times New Roman"/>
+          <w:color w:val="000000"/>
+          <w:sz w:val="28"/>
+          <w:szCs w:val="28"/>
+          <w:lang w:val="en-US" w:eastAsia="ru-RU"/>
+        </w:rPr>
+      </w:pPr>
+      <w:r>
+        <w:rPr>
+          <w:rFonts w:ascii="Times New Roman" w:eastAsia="Times New Roman" w:hAnsi="Times New Roman" w:cs="Times New Roman"/>
+          <w:noProof/>
+          <w:color w:val="000000"/>
+          <w:sz w:val="28"/>
+          <w:szCs w:val="28"/>
+          <w:lang w:val="en-US" w:eastAsia="ru-RU"/>
+        </w:rPr>
+        <w:drawing>
+          <wp:inline distT="0" distB="0" distL="0" distR="0" wp14:anchorId="3E431980" wp14:editId="29FE4768">
+            <wp:extent cx="4631005" cy="1692507"/>
+            <wp:effectExtent l="0" t="0" r="0" b="3175"/>
+            <wp:docPr id="875889855" name="Рисунок 1"/>
+            <wp:cNvGraphicFramePr>
+              <a:graphicFrameLocks xmlns:a="http://schemas.openxmlformats.org/drawingml/2006/main" noChangeAspect="1"/>
+            </wp:cNvGraphicFramePr>
+            <a:graphic xmlns:a="http://schemas.openxmlformats.org/drawingml/2006/main">
+              <a:graphicData uri="http://schemas.openxmlformats.org/drawingml/2006/picture">
+                <pic:pic xmlns:pic="http://schemas.openxmlformats.org/drawingml/2006/picture">
+                  <pic:nvPicPr>
+                    <pic:cNvPr id="875889855" name=""/>
+                    <pic:cNvPicPr/>
+                  </pic:nvPicPr>
+                  <pic:blipFill>
+                    <a:blip r:embed="rId20"/>
+                    <a:stretch>
+                      <a:fillRect/>
+                    </a:stretch>
+                  </pic:blipFill>
+                  <pic:spPr>
+                    <a:xfrm>
+                      <a:off x="0" y="0"/>
+                      <a:ext cx="4649696" cy="1699338"/>
+                    </a:xfrm>
+                    <a:prstGeom prst="rect">
+                      <a:avLst/>
+                    </a:prstGeom>
+                  </pic:spPr>
+                </pic:pic>
+              </a:graphicData>
+            </a:graphic>
+          </wp:inline>
+        </w:drawing>
+      </w:r>
+    </w:p>
+    <w:p>
+      <w:pPr>
+        <w:spacing w:before="120" w:after="120" w:line="240" w:lineRule="auto"/>
+        <w:jc w:val="center"/>
+        <w:rPr>
+          <w:rFonts w:ascii="Times New Roman" w:eastAsia="Times New Roman" w:hAnsi="Times New Roman" w:cs="Times New Roman"/>
+          <w:color w:val="000000"/>
+          <w:sz w:val="28"/>
+          <w:szCs w:val="28"/>
+          <w:lang w:eastAsia="ru-RU"/>
+        </w:rPr>
+      </w:pPr>
+      <w:r>
+        <w:rPr>
+          <w:rFonts w:ascii="Times New Roman" w:eastAsia="Times New Roman" w:hAnsi="Times New Roman" w:cs="Times New Roman"/>
           <w:color w:val="000000"/>
           <w:sz w:val="28"/>
           <w:szCs w:val="28"/>
@@ -2420,18 +3107,6 @@
           <w:lang w:eastAsia="ru-RU"/>
         </w:rPr>
         <w:br/>
-      </w:r>
-      <w:r>
-        <w:rPr>
-          <w:rFonts w:ascii="Times New Roman" w:eastAsia="Times New Roman" w:hAnsi="Times New Roman" w:cs="Times New Roman"/>
-          <w:i/>
-          <w:iCs/>
-          <w:color w:val="000000"/>
-          <w:sz w:val="28"/>
-          <w:szCs w:val="28"/>
-          <w:lang w:eastAsia="ru-RU"/>
-        </w:rPr>
-        <w:t>[Вставьте скриншот]</w:t>
       </w:r>
     </w:p>
     <w:p>
@@ -2457,8 +3132,66 @@
           <w:szCs w:val="28"/>
           <w:lang w:eastAsia="ru-RU"/>
         </w:rPr>
-        <w:t>Смещение для нескольких символов было определено аналогично Заданию 1 и составило [значение].</w:t>
-      </w:r>
+        <w:t>Смещение для нескольких символов было определено аналогично</w:t>
+      </w:r>
+      <w:r>
+        <w:rPr>
+          <w:rFonts w:ascii="Times New Roman" w:eastAsia="Times New Roman" w:hAnsi="Times New Roman" w:cs="Times New Roman"/>
+          <w:color w:val="000000"/>
+          <w:sz w:val="28"/>
+          <w:szCs w:val="28"/>
+          <w:lang w:eastAsia="ru-RU"/>
+        </w:rPr>
+        <w:t>:</w:t>
+      </w:r>
+    </w:p>
+    <w:p>
+      <w:pPr>
+        <w:spacing w:before="120" w:after="120" w:line="240" w:lineRule="auto"/>
+        <w:ind w:left="720"/>
+        <w:rPr>
+          <w:rFonts w:ascii="Times New Roman" w:eastAsia="Times New Roman" w:hAnsi="Times New Roman" w:cs="Times New Roman"/>
+          <w:i/>
+          <w:color w:val="000000"/>
+          <w:sz w:val="28"/>
+          <w:szCs w:val="28"/>
+          <w:lang w:val="en-US" w:eastAsia="ru-RU"/>
+        </w:rPr>
+      </w:pPr>
+      <m:oMathPara>
+        <m:oMath>
+          <m:r>
+            <w:rPr>
+              <w:rFonts w:ascii="Cambria Math" w:eastAsia="Times New Roman" w:hAnsi="Cambria Math" w:cs="Times New Roman"/>
+              <w:color w:val="000000"/>
+              <w:sz w:val="28"/>
+              <w:szCs w:val="28"/>
+              <w:lang w:eastAsia="ru-RU"/>
+            </w:rPr>
+            <m:t>k</m:t>
+          </m:r>
+          <m:r>
+            <w:rPr>
+              <w:rFonts w:ascii="Cambria Math" w:eastAsia="Times New Roman" w:hAnsi="Cambria Math" w:cs="Times New Roman"/>
+              <w:color w:val="000000"/>
+              <w:sz w:val="28"/>
+              <w:szCs w:val="28"/>
+              <w:lang w:val="en-US" w:eastAsia="ru-RU"/>
+            </w:rPr>
+            <m:t xml:space="preserve">ey= </m:t>
+          </m:r>
+          <m:r>
+            <w:rPr>
+              <w:rFonts w:ascii="Cambria Math" w:eastAsia="Times New Roman" w:hAnsi="Cambria Math" w:cs="Times New Roman"/>
+              <w:color w:val="000000"/>
+              <w:sz w:val="28"/>
+              <w:szCs w:val="28"/>
+              <w:lang w:eastAsia="ru-RU"/>
+            </w:rPr>
+            <m:t>['] (код Unicode: 39) - [пробел] (код Unicode: 32) = 7</m:t>
+          </m:r>
+        </m:oMath>
+      </m:oMathPara>
     </w:p>
     <w:p>
       <w:pPr>
@@ -2489,19 +3222,77 @@
     <w:p>
       <w:pPr>
         <w:spacing w:before="120" w:after="120" w:line="240" w:lineRule="auto"/>
-        <w:rPr>
-          <w:rFonts w:ascii="Times New Roman" w:eastAsia="Times New Roman" w:hAnsi="Times New Roman" w:cs="Times New Roman"/>
-          <w:color w:val="000000"/>
-          <w:sz w:val="28"/>
-          <w:szCs w:val="28"/>
-          <w:lang w:eastAsia="ru-RU"/>
-        </w:rPr>
-      </w:pPr>
-      <w:r>
-        <w:rPr>
-          <w:rFonts w:ascii="Times New Roman" w:eastAsia="Times New Roman" w:hAnsi="Times New Roman" w:cs="Times New Roman"/>
-          <w:b/>
-          <w:bCs/>
+        <w:ind w:left="720"/>
+        <w:jc w:val="center"/>
+        <w:rPr>
+          <w:rFonts w:ascii="Times New Roman" w:eastAsia="Times New Roman" w:hAnsi="Times New Roman" w:cs="Times New Roman"/>
+          <w:color w:val="000000"/>
+          <w:sz w:val="28"/>
+          <w:szCs w:val="28"/>
+          <w:lang w:eastAsia="ru-RU"/>
+        </w:rPr>
+      </w:pPr>
+      <w:r>
+        <w:rPr>
+          <w:rFonts w:ascii="Times New Roman" w:eastAsia="Times New Roman" w:hAnsi="Times New Roman" w:cs="Times New Roman"/>
+          <w:noProof/>
+          <w:color w:val="000000"/>
+          <w:sz w:val="28"/>
+          <w:szCs w:val="28"/>
+          <w:lang w:eastAsia="ru-RU"/>
+        </w:rPr>
+        <w:drawing>
+          <wp:inline distT="0" distB="0" distL="0" distR="0" wp14:anchorId="140F0E6B" wp14:editId="39A7BBFF">
+            <wp:extent cx="2686049" cy="1660364"/>
+            <wp:effectExtent l="0" t="0" r="635" b="0"/>
+            <wp:docPr id="2039218531" name="Рисунок 1"/>
+            <wp:cNvGraphicFramePr>
+              <a:graphicFrameLocks xmlns:a="http://schemas.openxmlformats.org/drawingml/2006/main" noChangeAspect="1"/>
+            </wp:cNvGraphicFramePr>
+            <a:graphic xmlns:a="http://schemas.openxmlformats.org/drawingml/2006/main">
+              <a:graphicData uri="http://schemas.openxmlformats.org/drawingml/2006/picture">
+                <pic:pic xmlns:pic="http://schemas.openxmlformats.org/drawingml/2006/picture">
+                  <pic:nvPicPr>
+                    <pic:cNvPr id="2039218531" name=""/>
+                    <pic:cNvPicPr/>
+                  </pic:nvPicPr>
+                  <pic:blipFill>
+                    <a:blip r:embed="rId21"/>
+                    <a:stretch>
+                      <a:fillRect/>
+                    </a:stretch>
+                  </pic:blipFill>
+                  <pic:spPr>
+                    <a:xfrm>
+                      <a:off x="0" y="0"/>
+                      <a:ext cx="2703458" cy="1671125"/>
+                    </a:xfrm>
+                    <a:prstGeom prst="rect">
+                      <a:avLst/>
+                    </a:prstGeom>
+                  </pic:spPr>
+                </pic:pic>
+              </a:graphicData>
+            </a:graphic>
+          </wp:inline>
+        </w:drawing>
+      </w:r>
+    </w:p>
+    <w:p>
+      <w:pPr>
+        <w:spacing w:before="120" w:after="120" w:line="240" w:lineRule="auto"/>
+        <w:jc w:val="center"/>
+        <w:rPr>
+          <w:rFonts w:ascii="Times New Roman" w:eastAsia="Times New Roman" w:hAnsi="Times New Roman" w:cs="Times New Roman"/>
+          <w:color w:val="000000"/>
+          <w:sz w:val="28"/>
+          <w:szCs w:val="28"/>
+          <w:lang w:eastAsia="ru-RU"/>
+        </w:rPr>
+      </w:pPr>
+      <w:r>
+        <w:rPr>
+          <w:rFonts w:ascii="Times New Roman" w:eastAsia="Times New Roman" w:hAnsi="Times New Roman" w:cs="Times New Roman"/>
           <w:color w:val="000000"/>
           <w:sz w:val="28"/>
           <w:szCs w:val="28"/>
@@ -2509,6 +3300,19 @@
         </w:rPr>
         <w:t>Рисунок 13 - Окно выбора метода дешифрования для шифра Цезаря</w:t>
       </w:r>
+    </w:p>
+    <w:p>
+      <w:pPr>
+        <w:spacing w:before="120" w:after="120" w:line="240" w:lineRule="auto"/>
+        <w:jc w:val="center"/>
+        <w:rPr>
+          <w:rFonts w:ascii="Times New Roman" w:eastAsia="Times New Roman" w:hAnsi="Times New Roman" w:cs="Times New Roman"/>
+          <w:color w:val="000000"/>
+          <w:sz w:val="28"/>
+          <w:szCs w:val="28"/>
+          <w:lang w:val="en-US" w:eastAsia="ru-RU"/>
+        </w:rPr>
+      </w:pPr>
       <w:r>
         <w:rPr>
           <w:rFonts w:ascii="Times New Roman" w:eastAsia="Times New Roman" w:hAnsi="Times New Roman" w:cs="Times New Roman"/>
@@ -2522,60 +3326,70 @@
       <w:r>
         <w:rPr>
           <w:rFonts w:ascii="Times New Roman" w:eastAsia="Times New Roman" w:hAnsi="Times New Roman" w:cs="Times New Roman"/>
-          <w:i/>
-          <w:iCs/>
-          <w:color w:val="000000"/>
-          <w:sz w:val="28"/>
-          <w:szCs w:val="28"/>
-          <w:lang w:eastAsia="ru-RU"/>
-        </w:rPr>
-        <w:t>[Вставьте скриншот]</w:t>
+          <w:noProof/>
+          <w:color w:val="000000"/>
+          <w:sz w:val="28"/>
+          <w:szCs w:val="28"/>
+          <w:lang w:val="en-US" w:eastAsia="ru-RU"/>
+        </w:rPr>
+        <w:drawing>
+          <wp:inline distT="0" distB="0" distL="0" distR="0" wp14:anchorId="3378AA75" wp14:editId="2C428AE4">
+            <wp:extent cx="4317013" cy="1119226"/>
+            <wp:effectExtent l="0" t="0" r="7620" b="5080"/>
+            <wp:docPr id="1320746462" name="Рисунок 1"/>
+            <wp:cNvGraphicFramePr>
+              <a:graphicFrameLocks xmlns:a="http://schemas.openxmlformats.org/drawingml/2006/main" noChangeAspect="1"/>
+            </wp:cNvGraphicFramePr>
+            <a:graphic xmlns:a="http://schemas.openxmlformats.org/drawingml/2006/main">
+              <a:graphicData uri="http://schemas.openxmlformats.org/drawingml/2006/picture">
+                <pic:pic xmlns:pic="http://schemas.openxmlformats.org/drawingml/2006/picture">
+                  <pic:nvPicPr>
+                    <pic:cNvPr id="1320746462" name=""/>
+                    <pic:cNvPicPr/>
+                  </pic:nvPicPr>
+                  <pic:blipFill>
+                    <a:blip r:embed="rId22"/>
+                    <a:stretch>
+                      <a:fillRect/>
+                    </a:stretch>
+                  </pic:blipFill>
+                  <pic:spPr>
+                    <a:xfrm>
+                      <a:off x="0" y="0"/>
+                      <a:ext cx="4325420" cy="1121406"/>
+                    </a:xfrm>
+                    <a:prstGeom prst="rect">
+                      <a:avLst/>
+                    </a:prstGeom>
+                  </pic:spPr>
+                </pic:pic>
+              </a:graphicData>
+            </a:graphic>
+          </wp:inline>
+        </w:drawing>
       </w:r>
     </w:p>
     <w:p>
       <w:pPr>
         <w:spacing w:before="120" w:after="120" w:line="240" w:lineRule="auto"/>
-        <w:rPr>
-          <w:rFonts w:ascii="Times New Roman" w:eastAsia="Times New Roman" w:hAnsi="Times New Roman" w:cs="Times New Roman"/>
-          <w:color w:val="000000"/>
-          <w:sz w:val="28"/>
-          <w:szCs w:val="28"/>
-          <w:lang w:eastAsia="ru-RU"/>
-        </w:rPr>
-      </w:pPr>
-      <w:r>
-        <w:rPr>
-          <w:rFonts w:ascii="Times New Roman" w:eastAsia="Times New Roman" w:hAnsi="Times New Roman" w:cs="Times New Roman"/>
-          <w:b/>
-          <w:bCs/>
+        <w:jc w:val="center"/>
+        <w:rPr>
+          <w:rFonts w:ascii="Times New Roman" w:eastAsia="Times New Roman" w:hAnsi="Times New Roman" w:cs="Times New Roman"/>
+          <w:color w:val="000000"/>
+          <w:sz w:val="28"/>
+          <w:szCs w:val="28"/>
+          <w:lang w:eastAsia="ru-RU"/>
+        </w:rPr>
+      </w:pPr>
+      <w:r>
+        <w:rPr>
+          <w:rFonts w:ascii="Times New Roman" w:eastAsia="Times New Roman" w:hAnsi="Times New Roman" w:cs="Times New Roman"/>
           <w:color w:val="000000"/>
           <w:sz w:val="28"/>
           <w:szCs w:val="28"/>
           <w:lang w:eastAsia="ru-RU"/>
         </w:rPr>
         <w:t>Рисунок 14 - Результат дешифрования шифра Цезаря в редакторе</w:t>
-      </w:r>
-      <w:r>
-        <w:rPr>
-          <w:rFonts w:ascii="Times New Roman" w:eastAsia="Times New Roman" w:hAnsi="Times New Roman" w:cs="Times New Roman"/>
-          <w:color w:val="000000"/>
-          <w:sz w:val="28"/>
-          <w:szCs w:val="28"/>
-          <w:lang w:eastAsia="ru-RU"/>
-        </w:rPr>
-        <w:br/>
-      </w:r>
-      <w:r>
-        <w:rPr>
-          <w:rFonts w:ascii="Times New Roman" w:eastAsia="Times New Roman" w:hAnsi="Times New Roman" w:cs="Times New Roman"/>
-          <w:i/>
-          <w:iCs/>
-          <w:color w:val="000000"/>
-          <w:sz w:val="28"/>
-          <w:szCs w:val="28"/>
-          <w:lang w:eastAsia="ru-RU"/>
-        </w:rPr>
-        <w:t>[Вставьте скриншот]</w:t>
       </w:r>
     </w:p>
     <w:p>
@@ -2601,7 +3415,28 @@
           <w:szCs w:val="28"/>
           <w:lang w:eastAsia="ru-RU"/>
         </w:rPr>
-        <w:t>Дешифрование методом подбора смещения в программе показало, что файл был зашифрован со смещением [значение].</w:t>
+        <w:lastRenderedPageBreak/>
+        <w:t>Дешифрование методом подбора смещения в программе показало, что файл был зашифрован со смещением </w:t>
+      </w:r>
+      <w:r>
+        <w:rPr>
+          <w:rFonts w:ascii="Times New Roman" w:eastAsia="Times New Roman" w:hAnsi="Times New Roman" w:cs="Times New Roman"/>
+          <w:color w:val="000000"/>
+          <w:sz w:val="28"/>
+          <w:szCs w:val="28"/>
+          <w:lang w:eastAsia="ru-RU"/>
+        </w:rPr>
+        <w:t>7</w:t>
+      </w:r>
+      <w:r>
+        <w:rPr>
+          <w:rFonts w:ascii="Times New Roman" w:eastAsia="Times New Roman" w:hAnsi="Times New Roman" w:cs="Times New Roman"/>
+          <w:color w:val="000000"/>
+          <w:sz w:val="28"/>
+          <w:szCs w:val="28"/>
+          <w:lang w:eastAsia="ru-RU"/>
+        </w:rPr>
+        <w:t>.</w:t>
       </w:r>
     </w:p>
     <w:p>
@@ -2637,18 +3472,26 @@
         </w:rPr>
         <w:t xml:space="preserve"> Шифр Цезаря, как и любой </w:t>
       </w:r>
-      <w:proofErr w:type="spellStart"/>
-      <w:r>
-        <w:rPr>
-          <w:rFonts w:ascii="Times New Roman" w:eastAsia="Times New Roman" w:hAnsi="Times New Roman" w:cs="Times New Roman"/>
-          <w:color w:val="000000"/>
-          <w:sz w:val="28"/>
-          <w:szCs w:val="28"/>
-          <w:lang w:eastAsia="ru-RU"/>
-        </w:rPr>
-        <w:t>одноалфавитный</w:t>
-      </w:r>
-      <w:proofErr w:type="spellEnd"/>
+      <w:r>
+        <w:rPr>
+          <w:rFonts w:ascii="Times New Roman" w:eastAsia="Times New Roman" w:hAnsi="Times New Roman" w:cs="Times New Roman"/>
+          <w:color w:val="000000"/>
+          <w:sz w:val="28"/>
+          <w:szCs w:val="28"/>
+          <w:lang w:eastAsia="ru-RU"/>
+        </w:rPr>
+        <w:t>о</w:t>
+      </w:r>
+      <w:r>
+        <w:rPr>
+          <w:rFonts w:ascii="Times New Roman" w:eastAsia="Times New Roman" w:hAnsi="Times New Roman" w:cs="Times New Roman"/>
+          <w:color w:val="000000"/>
+          <w:sz w:val="28"/>
+          <w:szCs w:val="28"/>
+          <w:lang w:eastAsia="ru-RU"/>
+        </w:rPr>
+        <w:t>дноалфавитный</w:t>
+      </w:r>
       <w:r>
         <w:rPr>
           <w:rFonts w:ascii="Times New Roman" w:eastAsia="Times New Roman" w:hAnsi="Times New Roman" w:cs="Times New Roman"/>
@@ -2680,7 +3523,7 @@
           <w:lang w:eastAsia="ru-RU"/>
         </w:rPr>
         <w:pict w14:anchorId="026878EA">
-          <v:rect id="_x0000_i1027" style="width:0;height:.75pt" o:hralign="center" o:hrstd="t" o:hr="t" fillcolor="#a0a0a0" stroked="f"/>
+          <v:rect id="_x0000_i1025" style="width:0;height:.75pt" o:hralign="center" o:hrstd="t" o:hr="t" fillcolor="#a0a0a0" stroked="f"/>
         </w:pict>
       </w:r>
     </w:p>
@@ -2798,19 +3641,76 @@
     <w:p>
       <w:pPr>
         <w:spacing w:before="120" w:after="120" w:line="240" w:lineRule="auto"/>
-        <w:rPr>
-          <w:rFonts w:ascii="Times New Roman" w:eastAsia="Times New Roman" w:hAnsi="Times New Roman" w:cs="Times New Roman"/>
-          <w:color w:val="000000"/>
-          <w:sz w:val="28"/>
-          <w:szCs w:val="28"/>
-          <w:lang w:eastAsia="ru-RU"/>
-        </w:rPr>
-      </w:pPr>
-      <w:r>
-        <w:rPr>
-          <w:rFonts w:ascii="Times New Roman" w:eastAsia="Times New Roman" w:hAnsi="Times New Roman" w:cs="Times New Roman"/>
-          <w:b/>
-          <w:bCs/>
+        <w:jc w:val="center"/>
+        <w:rPr>
+          <w:rFonts w:ascii="Times New Roman" w:eastAsia="Times New Roman" w:hAnsi="Times New Roman" w:cs="Times New Roman"/>
+          <w:color w:val="000000"/>
+          <w:sz w:val="28"/>
+          <w:szCs w:val="28"/>
+          <w:lang w:eastAsia="ru-RU"/>
+        </w:rPr>
+      </w:pPr>
+      <w:r>
+        <w:rPr>
+          <w:rFonts w:ascii="Times New Roman" w:eastAsia="Times New Roman" w:hAnsi="Times New Roman" w:cs="Times New Roman"/>
+          <w:noProof/>
+          <w:color w:val="000000"/>
+          <w:sz w:val="28"/>
+          <w:szCs w:val="28"/>
+          <w:lang w:eastAsia="ru-RU"/>
+        </w:rPr>
+        <w:drawing>
+          <wp:inline distT="0" distB="0" distL="0" distR="0" wp14:anchorId="5BA741D4" wp14:editId="397B485D">
+            <wp:extent cx="3781578" cy="909684"/>
+            <wp:effectExtent l="0" t="0" r="0" b="5080"/>
+            <wp:docPr id="1542984225" name="Рисунок 1"/>
+            <wp:cNvGraphicFramePr>
+              <a:graphicFrameLocks xmlns:a="http://schemas.openxmlformats.org/drawingml/2006/main" noChangeAspect="1"/>
+            </wp:cNvGraphicFramePr>
+            <a:graphic xmlns:a="http://schemas.openxmlformats.org/drawingml/2006/main">
+              <a:graphicData uri="http://schemas.openxmlformats.org/drawingml/2006/picture">
+                <pic:pic xmlns:pic="http://schemas.openxmlformats.org/drawingml/2006/picture">
+                  <pic:nvPicPr>
+                    <pic:cNvPr id="1542984225" name=""/>
+                    <pic:cNvPicPr/>
+                  </pic:nvPicPr>
+                  <pic:blipFill>
+                    <a:blip r:embed="rId23"/>
+                    <a:stretch>
+                      <a:fillRect/>
+                    </a:stretch>
+                  </pic:blipFill>
+                  <pic:spPr>
+                    <a:xfrm>
+                      <a:off x="0" y="0"/>
+                      <a:ext cx="3794890" cy="912886"/>
+                    </a:xfrm>
+                    <a:prstGeom prst="rect">
+                      <a:avLst/>
+                    </a:prstGeom>
+                  </pic:spPr>
+                </pic:pic>
+              </a:graphicData>
+            </a:graphic>
+          </wp:inline>
+        </w:drawing>
+      </w:r>
+    </w:p>
+    <w:p>
+      <w:pPr>
+        <w:spacing w:before="120" w:after="120" w:line="240" w:lineRule="auto"/>
+        <w:jc w:val="center"/>
+        <w:rPr>
+          <w:rFonts w:ascii="Times New Roman" w:eastAsia="Times New Roman" w:hAnsi="Times New Roman" w:cs="Times New Roman"/>
+          <w:color w:val="000000"/>
+          <w:sz w:val="28"/>
+          <w:szCs w:val="28"/>
+          <w:lang w:eastAsia="ru-RU"/>
+        </w:rPr>
+      </w:pPr>
+      <w:r>
+        <w:rPr>
+          <w:rFonts w:ascii="Times New Roman" w:eastAsia="Times New Roman" w:hAnsi="Times New Roman" w:cs="Times New Roman"/>
           <w:color w:val="000000"/>
           <w:sz w:val="28"/>
           <w:szCs w:val="28"/>
@@ -2827,18 +3727,6 @@
           <w:lang w:eastAsia="ru-RU"/>
         </w:rPr>
         <w:br/>
-      </w:r>
-      <w:r>
-        <w:rPr>
-          <w:rFonts w:ascii="Times New Roman" w:eastAsia="Times New Roman" w:hAnsi="Times New Roman" w:cs="Times New Roman"/>
-          <w:i/>
-          <w:iCs/>
-          <w:color w:val="000000"/>
-          <w:sz w:val="28"/>
-          <w:szCs w:val="28"/>
-          <w:lang w:eastAsia="ru-RU"/>
-        </w:rPr>
-        <w:t>[Вставьте скриншот исходного текста]</w:t>
       </w:r>
     </w:p>
     <w:p>
@@ -2864,25 +3752,137 @@
           <w:szCs w:val="28"/>
           <w:lang w:eastAsia="ru-RU"/>
         </w:rPr>
-        <w:t>Выполнено шифрование с ключом [ваш ключ, например, 3142].</w:t>
+        <w:t>Выполнено шифрование с ключом </w:t>
+      </w:r>
+      <w:r>
+        <w:rPr>
+          <w:rFonts w:ascii="Times New Roman" w:eastAsia="Times New Roman" w:hAnsi="Times New Roman" w:cs="Times New Roman"/>
+          <w:color w:val="000000"/>
+          <w:sz w:val="28"/>
+          <w:szCs w:val="28"/>
+          <w:lang w:val="en-US" w:eastAsia="ru-RU"/>
+        </w:rPr>
+        <w:t>7 - 4532167.</w:t>
       </w:r>
     </w:p>
     <w:p>
       <w:pPr>
         <w:spacing w:before="120" w:after="120" w:line="240" w:lineRule="auto"/>
-        <w:rPr>
-          <w:rFonts w:ascii="Times New Roman" w:eastAsia="Times New Roman" w:hAnsi="Times New Roman" w:cs="Times New Roman"/>
-          <w:color w:val="000000"/>
-          <w:sz w:val="28"/>
-          <w:szCs w:val="28"/>
-          <w:lang w:eastAsia="ru-RU"/>
-        </w:rPr>
-      </w:pPr>
-      <w:r>
-        <w:rPr>
-          <w:rFonts w:ascii="Times New Roman" w:eastAsia="Times New Roman" w:hAnsi="Times New Roman" w:cs="Times New Roman"/>
-          <w:b/>
-          <w:bCs/>
+        <w:jc w:val="center"/>
+        <w:rPr>
+          <w:rFonts w:ascii="Times New Roman" w:eastAsia="Times New Roman" w:hAnsi="Times New Roman" w:cs="Times New Roman"/>
+          <w:color w:val="000000"/>
+          <w:sz w:val="28"/>
+          <w:szCs w:val="28"/>
+          <w:lang w:eastAsia="ru-RU"/>
+        </w:rPr>
+      </w:pPr>
+      <w:r>
+        <w:rPr>
+          <w:rFonts w:ascii="Times New Roman" w:eastAsia="Times New Roman" w:hAnsi="Times New Roman" w:cs="Times New Roman"/>
+          <w:noProof/>
+          <w:color w:val="000000"/>
+          <w:sz w:val="28"/>
+          <w:szCs w:val="28"/>
+          <w:lang w:eastAsia="ru-RU"/>
+        </w:rPr>
+        <w:drawing>
+          <wp:inline distT="0" distB="0" distL="0" distR="0" wp14:anchorId="3E642BFA" wp14:editId="50B99C30">
+            <wp:extent cx="2347565" cy="1543507"/>
+            <wp:effectExtent l="0" t="0" r="0" b="0"/>
+            <wp:docPr id="1030858103" name="Рисунок 1"/>
+            <wp:cNvGraphicFramePr>
+              <a:graphicFrameLocks xmlns:a="http://schemas.openxmlformats.org/drawingml/2006/main" noChangeAspect="1"/>
+            </wp:cNvGraphicFramePr>
+            <a:graphic xmlns:a="http://schemas.openxmlformats.org/drawingml/2006/main">
+              <a:graphicData uri="http://schemas.openxmlformats.org/drawingml/2006/picture">
+                <pic:pic xmlns:pic="http://schemas.openxmlformats.org/drawingml/2006/picture">
+                  <pic:nvPicPr>
+                    <pic:cNvPr id="1030858103" name=""/>
+                    <pic:cNvPicPr/>
+                  </pic:nvPicPr>
+                  <pic:blipFill>
+                    <a:blip r:embed="rId24"/>
+                    <a:stretch>
+                      <a:fillRect/>
+                    </a:stretch>
+                  </pic:blipFill>
+                  <pic:spPr>
+                    <a:xfrm>
+                      <a:off x="0" y="0"/>
+                      <a:ext cx="2365876" cy="1555547"/>
+                    </a:xfrm>
+                    <a:prstGeom prst="rect">
+                      <a:avLst/>
+                    </a:prstGeom>
+                  </pic:spPr>
+                </pic:pic>
+              </a:graphicData>
+            </a:graphic>
+          </wp:inline>
+        </w:drawing>
+      </w:r>
+      <w:r>
+        <w:rPr>
+          <w:rFonts w:ascii="Times New Roman" w:eastAsia="Times New Roman" w:hAnsi="Times New Roman" w:cs="Times New Roman"/>
+          <w:noProof/>
+          <w:color w:val="000000"/>
+          <w:sz w:val="28"/>
+          <w:szCs w:val="28"/>
+          <w:lang w:eastAsia="ru-RU"/>
+        </w:rPr>
+        <w:drawing>
+          <wp:inline distT="0" distB="0" distL="0" distR="0" wp14:anchorId="53D5CEA2" wp14:editId="219830FA">
+            <wp:extent cx="2438580" cy="1506931"/>
+            <wp:effectExtent l="0" t="0" r="0" b="0"/>
+            <wp:docPr id="385836061" name="Рисунок 1"/>
+            <wp:cNvGraphicFramePr>
+              <a:graphicFrameLocks xmlns:a="http://schemas.openxmlformats.org/drawingml/2006/main" noChangeAspect="1"/>
+            </wp:cNvGraphicFramePr>
+            <a:graphic xmlns:a="http://schemas.openxmlformats.org/drawingml/2006/main">
+              <a:graphicData uri="http://schemas.openxmlformats.org/drawingml/2006/picture">
+                <pic:pic xmlns:pic="http://schemas.openxmlformats.org/drawingml/2006/picture">
+                  <pic:nvPicPr>
+                    <pic:cNvPr id="385836061" name=""/>
+                    <pic:cNvPicPr/>
+                  </pic:nvPicPr>
+                  <pic:blipFill>
+                    <a:blip r:embed="rId25"/>
+                    <a:stretch>
+                      <a:fillRect/>
+                    </a:stretch>
+                  </pic:blipFill>
+                  <pic:spPr>
+                    <a:xfrm>
+                      <a:off x="0" y="0"/>
+                      <a:ext cx="2464917" cy="1523206"/>
+                    </a:xfrm>
+                    <a:prstGeom prst="rect">
+                      <a:avLst/>
+                    </a:prstGeom>
+                  </pic:spPr>
+                </pic:pic>
+              </a:graphicData>
+            </a:graphic>
+          </wp:inline>
+        </w:drawing>
+      </w:r>
+    </w:p>
+    <w:p>
+      <w:pPr>
+        <w:spacing w:before="120" w:after="120" w:line="240" w:lineRule="auto"/>
+        <w:jc w:val="center"/>
+        <w:rPr>
+          <w:rFonts w:ascii="Times New Roman" w:eastAsia="Times New Roman" w:hAnsi="Times New Roman" w:cs="Times New Roman"/>
+          <w:color w:val="000000"/>
+          <w:sz w:val="28"/>
+          <w:szCs w:val="28"/>
+          <w:lang w:eastAsia="ru-RU"/>
+        </w:rPr>
+      </w:pPr>
+      <w:r>
+        <w:rPr>
+          <w:rFonts w:ascii="Times New Roman" w:eastAsia="Times New Roman" w:hAnsi="Times New Roman" w:cs="Times New Roman"/>
           <w:color w:val="000000"/>
           <w:sz w:val="28"/>
           <w:szCs w:val="28"/>
@@ -2890,6 +3890,19 @@
         </w:rPr>
         <w:t>Рисунок 16 - Окно ввода ключа для метода перестановки</w:t>
       </w:r>
+    </w:p>
+    <w:p>
+      <w:pPr>
+        <w:spacing w:before="120" w:after="120" w:line="240" w:lineRule="auto"/>
+        <w:jc w:val="center"/>
+        <w:rPr>
+          <w:rFonts w:ascii="Times New Roman" w:eastAsia="Times New Roman" w:hAnsi="Times New Roman" w:cs="Times New Roman"/>
+          <w:color w:val="000000"/>
+          <w:sz w:val="28"/>
+          <w:szCs w:val="28"/>
+          <w:lang w:val="en-US" w:eastAsia="ru-RU"/>
+        </w:rPr>
+      </w:pPr>
       <w:r>
         <w:rPr>
           <w:rFonts w:ascii="Times New Roman" w:eastAsia="Times New Roman" w:hAnsi="Times New Roman" w:cs="Times New Roman"/>
@@ -2903,32 +3916,64 @@
       <w:r>
         <w:rPr>
           <w:rFonts w:ascii="Times New Roman" w:eastAsia="Times New Roman" w:hAnsi="Times New Roman" w:cs="Times New Roman"/>
-          <w:i/>
-          <w:iCs/>
-          <w:color w:val="000000"/>
-          <w:sz w:val="28"/>
-          <w:szCs w:val="28"/>
-          <w:lang w:eastAsia="ru-RU"/>
-        </w:rPr>
-        <w:t>[Вставьте скриншот]</w:t>
+          <w:noProof/>
+          <w:color w:val="000000"/>
+          <w:sz w:val="28"/>
+          <w:szCs w:val="28"/>
+          <w:lang w:val="en-US" w:eastAsia="ru-RU"/>
+        </w:rPr>
+        <w:drawing>
+          <wp:inline distT="0" distB="0" distL="0" distR="0" wp14:anchorId="60FE4502" wp14:editId="15AA56BD">
+            <wp:extent cx="4867954" cy="1057423"/>
+            <wp:effectExtent l="0" t="0" r="0" b="9525"/>
+            <wp:docPr id="400694821" name="Рисунок 1"/>
+            <wp:cNvGraphicFramePr>
+              <a:graphicFrameLocks xmlns:a="http://schemas.openxmlformats.org/drawingml/2006/main" noChangeAspect="1"/>
+            </wp:cNvGraphicFramePr>
+            <a:graphic xmlns:a="http://schemas.openxmlformats.org/drawingml/2006/main">
+              <a:graphicData uri="http://schemas.openxmlformats.org/drawingml/2006/picture">
+                <pic:pic xmlns:pic="http://schemas.openxmlformats.org/drawingml/2006/picture">
+                  <pic:nvPicPr>
+                    <pic:cNvPr id="400694821" name=""/>
+                    <pic:cNvPicPr/>
+                  </pic:nvPicPr>
+                  <pic:blipFill>
+                    <a:blip r:embed="rId26"/>
+                    <a:stretch>
+                      <a:fillRect/>
+                    </a:stretch>
+                  </pic:blipFill>
+                  <pic:spPr>
+                    <a:xfrm>
+                      <a:off x="0" y="0"/>
+                      <a:ext cx="4867954" cy="1057423"/>
+                    </a:xfrm>
+                    <a:prstGeom prst="rect">
+                      <a:avLst/>
+                    </a:prstGeom>
+                  </pic:spPr>
+                </pic:pic>
+              </a:graphicData>
+            </a:graphic>
+          </wp:inline>
+        </w:drawing>
       </w:r>
     </w:p>
     <w:p>
       <w:pPr>
         <w:spacing w:before="120" w:after="120" w:line="240" w:lineRule="auto"/>
-        <w:rPr>
-          <w:rFonts w:ascii="Times New Roman" w:eastAsia="Times New Roman" w:hAnsi="Times New Roman" w:cs="Times New Roman"/>
-          <w:color w:val="000000"/>
-          <w:sz w:val="28"/>
-          <w:szCs w:val="28"/>
-          <w:lang w:eastAsia="ru-RU"/>
-        </w:rPr>
-      </w:pPr>
-      <w:r>
-        <w:rPr>
-          <w:rFonts w:ascii="Times New Roman" w:eastAsia="Times New Roman" w:hAnsi="Times New Roman" w:cs="Times New Roman"/>
-          <w:b/>
-          <w:bCs/>
+        <w:jc w:val="center"/>
+        <w:rPr>
+          <w:rFonts w:ascii="Times New Roman" w:eastAsia="Times New Roman" w:hAnsi="Times New Roman" w:cs="Times New Roman"/>
+          <w:color w:val="000000"/>
+          <w:sz w:val="28"/>
+          <w:szCs w:val="28"/>
+          <w:lang w:eastAsia="ru-RU"/>
+        </w:rPr>
+      </w:pPr>
+      <w:r>
+        <w:rPr>
+          <w:rFonts w:ascii="Times New Roman" w:eastAsia="Times New Roman" w:hAnsi="Times New Roman" w:cs="Times New Roman"/>
           <w:color w:val="000000"/>
           <w:sz w:val="28"/>
           <w:szCs w:val="28"/>
@@ -2945,18 +3990,6 @@
           <w:lang w:eastAsia="ru-RU"/>
         </w:rPr>
         <w:br/>
-      </w:r>
-      <w:r>
-        <w:rPr>
-          <w:rFonts w:ascii="Times New Roman" w:eastAsia="Times New Roman" w:hAnsi="Times New Roman" w:cs="Times New Roman"/>
-          <w:i/>
-          <w:iCs/>
-          <w:color w:val="000000"/>
-          <w:sz w:val="28"/>
-          <w:szCs w:val="28"/>
-          <w:lang w:eastAsia="ru-RU"/>
-        </w:rPr>
-        <w:t>[Вставьте скриншот]</w:t>
       </w:r>
     </w:p>
     <w:p>
@@ -2982,44 +4015,72 @@
           <w:szCs w:val="28"/>
           <w:lang w:eastAsia="ru-RU"/>
         </w:rPr>
+        <w:lastRenderedPageBreak/>
         <w:t>Просмотрены гистограммы.</w:t>
       </w:r>
     </w:p>
     <w:p>
       <w:pPr>
         <w:spacing w:before="120" w:after="120" w:line="240" w:lineRule="auto"/>
-        <w:rPr>
-          <w:rFonts w:ascii="Times New Roman" w:eastAsia="Times New Roman" w:hAnsi="Times New Roman" w:cs="Times New Roman"/>
-          <w:color w:val="000000"/>
-          <w:sz w:val="28"/>
-          <w:szCs w:val="28"/>
-          <w:lang w:eastAsia="ru-RU"/>
-        </w:rPr>
-      </w:pPr>
-      <w:r>
-        <w:rPr>
-          <w:rFonts w:ascii="Times New Roman" w:eastAsia="Times New Roman" w:hAnsi="Times New Roman" w:cs="Times New Roman"/>
-          <w:b/>
-          <w:bCs/>
-          <w:color w:val="000000"/>
-          <w:sz w:val="28"/>
-          <w:szCs w:val="28"/>
-          <w:lang w:eastAsia="ru-RU"/>
-        </w:rPr>
-        <w:lastRenderedPageBreak/>
-        <w:t>Рисунок 18 - Гистограмма исходного текста (перестановка)</w:t>
-      </w:r>
-      <w:r>
-        <w:rPr>
-          <w:rFonts w:ascii="Times New Roman" w:eastAsia="Times New Roman" w:hAnsi="Times New Roman" w:cs="Times New Roman"/>
-          <w:color w:val="000000"/>
-          <w:sz w:val="28"/>
-          <w:szCs w:val="28"/>
-          <w:lang w:eastAsia="ru-RU"/>
-        </w:rPr>
-        <w:br/>
-      </w:r>
-      <w:r>
+        <w:jc w:val="center"/>
+        <w:rPr>
+          <w:rFonts w:ascii="Times New Roman" w:eastAsia="Times New Roman" w:hAnsi="Times New Roman" w:cs="Times New Roman"/>
+          <w:color w:val="000000"/>
+          <w:sz w:val="28"/>
+          <w:szCs w:val="28"/>
+          <w:lang w:eastAsia="ru-RU"/>
+        </w:rPr>
+      </w:pPr>
+      <w:r>
+        <w:rPr>
+          <w:rFonts w:ascii="Times New Roman" w:eastAsia="Times New Roman" w:hAnsi="Times New Roman" w:cs="Times New Roman"/>
+          <w:noProof/>
+          <w:color w:val="000000"/>
+          <w:sz w:val="28"/>
+          <w:szCs w:val="28"/>
+          <w:lang w:eastAsia="ru-RU"/>
+        </w:rPr>
+        <w:drawing>
+          <wp:inline distT="0" distB="0" distL="0" distR="0" wp14:anchorId="6173F08E" wp14:editId="7D797209">
+            <wp:extent cx="4257929" cy="1518381"/>
+            <wp:effectExtent l="0" t="0" r="0" b="5715"/>
+            <wp:docPr id="472045583" name="Рисунок 1"/>
+            <wp:cNvGraphicFramePr>
+              <a:graphicFrameLocks xmlns:a="http://schemas.openxmlformats.org/drawingml/2006/main" noChangeAspect="1"/>
+            </wp:cNvGraphicFramePr>
+            <a:graphic xmlns:a="http://schemas.openxmlformats.org/drawingml/2006/main">
+              <a:graphicData uri="http://schemas.openxmlformats.org/drawingml/2006/picture">
+                <pic:pic xmlns:pic="http://schemas.openxmlformats.org/drawingml/2006/picture">
+                  <pic:nvPicPr>
+                    <pic:cNvPr id="472045583" name=""/>
+                    <pic:cNvPicPr/>
+                  </pic:nvPicPr>
+                  <pic:blipFill>
+                    <a:blip r:embed="rId27"/>
+                    <a:stretch>
+                      <a:fillRect/>
+                    </a:stretch>
+                  </pic:blipFill>
+                  <pic:spPr>
+                    <a:xfrm>
+                      <a:off x="0" y="0"/>
+                      <a:ext cx="4269595" cy="1522541"/>
+                    </a:xfrm>
+                    <a:prstGeom prst="rect">
+                      <a:avLst/>
+                    </a:prstGeom>
+                  </pic:spPr>
+                </pic:pic>
+              </a:graphicData>
+            </a:graphic>
+          </wp:inline>
+        </w:drawing>
+      </w:r>
+    </w:p>
+    <w:p>
+      <w:pPr>
+        <w:spacing w:before="120" w:after="120" w:line="240" w:lineRule="auto"/>
+        <w:jc w:val="center"/>
         <w:rPr>
           <w:rFonts w:ascii="Times New Roman" w:eastAsia="Times New Roman" w:hAnsi="Times New Roman" w:cs="Times New Roman"/>
           <w:i/>
@@ -3029,25 +4090,101 @@
           <w:szCs w:val="28"/>
           <w:lang w:eastAsia="ru-RU"/>
         </w:rPr>
-        <w:t>[Вставьте скриншот]</w:t>
+      </w:pPr>
+      <w:r>
+        <w:rPr>
+          <w:rFonts w:ascii="Times New Roman" w:eastAsia="Times New Roman" w:hAnsi="Times New Roman" w:cs="Times New Roman"/>
+          <w:color w:val="000000"/>
+          <w:sz w:val="28"/>
+          <w:szCs w:val="28"/>
+          <w:lang w:eastAsia="ru-RU"/>
+        </w:rPr>
+        <w:t>Рисунок 18 - Гистограмма исходного текста (перестановка)</w:t>
+      </w:r>
+      <w:r>
+        <w:rPr>
+          <w:rFonts w:ascii="Times New Roman" w:eastAsia="Times New Roman" w:hAnsi="Times New Roman" w:cs="Times New Roman"/>
+          <w:color w:val="000000"/>
+          <w:sz w:val="28"/>
+          <w:szCs w:val="28"/>
+          <w:lang w:eastAsia="ru-RU"/>
+        </w:rPr>
+        <w:br/>
       </w:r>
     </w:p>
     <w:p>
       <w:pPr>
         <w:spacing w:before="120" w:after="120" w:line="240" w:lineRule="auto"/>
-        <w:rPr>
-          <w:rFonts w:ascii="Times New Roman" w:eastAsia="Times New Roman" w:hAnsi="Times New Roman" w:cs="Times New Roman"/>
-          <w:color w:val="000000"/>
-          <w:sz w:val="28"/>
-          <w:szCs w:val="28"/>
-          <w:lang w:eastAsia="ru-RU"/>
-        </w:rPr>
-      </w:pPr>
-      <w:r>
-        <w:rPr>
-          <w:rFonts w:ascii="Times New Roman" w:eastAsia="Times New Roman" w:hAnsi="Times New Roman" w:cs="Times New Roman"/>
-          <w:b/>
-          <w:bCs/>
+        <w:jc w:val="center"/>
+        <w:rPr>
+          <w:rFonts w:ascii="Times New Roman" w:eastAsia="Times New Roman" w:hAnsi="Times New Roman" w:cs="Times New Roman"/>
+          <w:color w:val="000000"/>
+          <w:sz w:val="28"/>
+          <w:szCs w:val="28"/>
+          <w:lang w:val="en-US" w:eastAsia="ru-RU"/>
+        </w:rPr>
+      </w:pPr>
+      <w:r>
+        <w:rPr>
+          <w:rFonts w:ascii="Times New Roman" w:eastAsia="Times New Roman" w:hAnsi="Times New Roman" w:cs="Times New Roman"/>
+          <w:noProof/>
+          <w:color w:val="000000"/>
+          <w:sz w:val="28"/>
+          <w:szCs w:val="28"/>
+          <w:lang w:val="en-US" w:eastAsia="ru-RU"/>
+        </w:rPr>
+        <w:drawing>
+          <wp:inline distT="0" distB="0" distL="0" distR="0" wp14:anchorId="5A78C70E" wp14:editId="3B5ECDF2">
+            <wp:extent cx="4279875" cy="1559146"/>
+            <wp:effectExtent l="0" t="0" r="6985" b="3175"/>
+            <wp:docPr id="450086833" name="Рисунок 1"/>
+            <wp:cNvGraphicFramePr>
+              <a:graphicFrameLocks xmlns:a="http://schemas.openxmlformats.org/drawingml/2006/main" noChangeAspect="1"/>
+            </wp:cNvGraphicFramePr>
+            <a:graphic xmlns:a="http://schemas.openxmlformats.org/drawingml/2006/main">
+              <a:graphicData uri="http://schemas.openxmlformats.org/drawingml/2006/picture">
+                <pic:pic xmlns:pic="http://schemas.openxmlformats.org/drawingml/2006/picture">
+                  <pic:nvPicPr>
+                    <pic:cNvPr id="450086833" name=""/>
+                    <pic:cNvPicPr/>
+                  </pic:nvPicPr>
+                  <pic:blipFill>
+                    <a:blip r:embed="rId28"/>
+                    <a:stretch>
+                      <a:fillRect/>
+                    </a:stretch>
+                  </pic:blipFill>
+                  <pic:spPr>
+                    <a:xfrm>
+                      <a:off x="0" y="0"/>
+                      <a:ext cx="4307101" cy="1569064"/>
+                    </a:xfrm>
+                    <a:prstGeom prst="rect">
+                      <a:avLst/>
+                    </a:prstGeom>
+                  </pic:spPr>
+                </pic:pic>
+              </a:graphicData>
+            </a:graphic>
+          </wp:inline>
+        </w:drawing>
+      </w:r>
+    </w:p>
+    <w:p>
+      <w:pPr>
+        <w:spacing w:before="120" w:after="120" w:line="240" w:lineRule="auto"/>
+        <w:jc w:val="center"/>
+        <w:rPr>
+          <w:rFonts w:ascii="Times New Roman" w:eastAsia="Times New Roman" w:hAnsi="Times New Roman" w:cs="Times New Roman"/>
+          <w:color w:val="000000"/>
+          <w:sz w:val="28"/>
+          <w:szCs w:val="28"/>
+          <w:lang w:eastAsia="ru-RU"/>
+        </w:rPr>
+      </w:pPr>
+      <w:r>
+        <w:rPr>
+          <w:rFonts w:ascii="Times New Roman" w:eastAsia="Times New Roman" w:hAnsi="Times New Roman" w:cs="Times New Roman"/>
           <w:color w:val="000000"/>
           <w:sz w:val="28"/>
           <w:szCs w:val="28"/>
@@ -3064,18 +4201,6 @@
           <w:lang w:eastAsia="ru-RU"/>
         </w:rPr>
         <w:br/>
-      </w:r>
-      <w:r>
-        <w:rPr>
-          <w:rFonts w:ascii="Times New Roman" w:eastAsia="Times New Roman" w:hAnsi="Times New Roman" w:cs="Times New Roman"/>
-          <w:i/>
-          <w:iCs/>
-          <w:color w:val="000000"/>
-          <w:sz w:val="28"/>
-          <w:szCs w:val="28"/>
-          <w:lang w:eastAsia="ru-RU"/>
-        </w:rPr>
-        <w:t>[Вставьте скриншот]</w:t>
       </w:r>
     </w:p>
     <w:p>
@@ -3213,6 +4338,189 @@
     <w:p>
       <w:pPr>
         <w:spacing w:before="120" w:after="120" w:line="240" w:lineRule="auto"/>
+        <w:jc w:val="center"/>
+        <w:rPr>
+          <w:rFonts w:ascii="Times New Roman" w:eastAsia="Times New Roman" w:hAnsi="Times New Roman" w:cs="Times New Roman"/>
+          <w:color w:val="000000"/>
+          <w:sz w:val="28"/>
+          <w:szCs w:val="28"/>
+          <w:lang w:eastAsia="ru-RU"/>
+        </w:rPr>
+      </w:pPr>
+      <w:r>
+        <w:rPr>
+          <w:rFonts w:ascii="Times New Roman" w:eastAsia="Times New Roman" w:hAnsi="Times New Roman" w:cs="Times New Roman"/>
+          <w:noProof/>
+          <w:color w:val="000000"/>
+          <w:sz w:val="28"/>
+          <w:szCs w:val="28"/>
+          <w:lang w:eastAsia="ru-RU"/>
+        </w:rPr>
+        <w:drawing>
+          <wp:inline distT="0" distB="0" distL="0" distR="0" wp14:anchorId="6B70CAE8" wp14:editId="548990BD">
+            <wp:extent cx="2677363" cy="1888047"/>
+            <wp:effectExtent l="0" t="0" r="8890" b="0"/>
+            <wp:docPr id="1894589348" name="Рисунок 1"/>
+            <wp:cNvGraphicFramePr>
+              <a:graphicFrameLocks xmlns:a="http://schemas.openxmlformats.org/drawingml/2006/main" noChangeAspect="1"/>
+            </wp:cNvGraphicFramePr>
+            <a:graphic xmlns:a="http://schemas.openxmlformats.org/drawingml/2006/main">
+              <a:graphicData uri="http://schemas.openxmlformats.org/drawingml/2006/picture">
+                <pic:pic xmlns:pic="http://schemas.openxmlformats.org/drawingml/2006/picture">
+                  <pic:nvPicPr>
+                    <pic:cNvPr id="1894589348" name=""/>
+                    <pic:cNvPicPr/>
+                  </pic:nvPicPr>
+                  <pic:blipFill>
+                    <a:blip r:embed="rId29"/>
+                    <a:stretch>
+                      <a:fillRect/>
+                    </a:stretch>
+                  </pic:blipFill>
+                  <pic:spPr>
+                    <a:xfrm>
+                      <a:off x="0" y="0"/>
+                      <a:ext cx="2694861" cy="1900386"/>
+                    </a:xfrm>
+                    <a:prstGeom prst="rect">
+                      <a:avLst/>
+                    </a:prstGeom>
+                  </pic:spPr>
+                </pic:pic>
+              </a:graphicData>
+            </a:graphic>
+          </wp:inline>
+        </w:drawing>
+      </w:r>
+    </w:p>
+    <w:p>
+      <w:pPr>
+        <w:spacing w:before="120" w:after="120" w:line="240" w:lineRule="auto"/>
+        <w:jc w:val="center"/>
+        <w:rPr>
+          <w:rFonts w:ascii="Times New Roman" w:eastAsia="Times New Roman" w:hAnsi="Times New Roman" w:cs="Times New Roman"/>
+          <w:color w:val="000000"/>
+          <w:sz w:val="28"/>
+          <w:szCs w:val="28"/>
+          <w:lang w:eastAsia="ru-RU"/>
+        </w:rPr>
+      </w:pPr>
+      <w:r>
+        <w:rPr>
+          <w:rFonts w:ascii="Times New Roman" w:eastAsia="Times New Roman" w:hAnsi="Times New Roman" w:cs="Times New Roman"/>
+          <w:color w:val="000000"/>
+          <w:sz w:val="28"/>
+          <w:szCs w:val="28"/>
+          <w:lang w:eastAsia="ru-RU"/>
+        </w:rPr>
+        <w:t>Рисунок 20 - Окно ввода ключа для дешифрования перестановки</w:t>
+      </w:r>
+      <w:r>
+        <w:rPr>
+          <w:rFonts w:ascii="Times New Roman" w:eastAsia="Times New Roman" w:hAnsi="Times New Roman" w:cs="Times New Roman"/>
+          <w:color w:val="000000"/>
+          <w:sz w:val="28"/>
+          <w:szCs w:val="28"/>
+          <w:lang w:eastAsia="ru-RU"/>
+        </w:rPr>
+        <w:br/>
+      </w:r>
+    </w:p>
+    <w:p>
+      <w:pPr>
+        <w:spacing w:before="120" w:after="120" w:line="240" w:lineRule="auto"/>
+        <w:jc w:val="center"/>
+        <w:rPr>
+          <w:rFonts w:ascii="Times New Roman" w:eastAsia="Times New Roman" w:hAnsi="Times New Roman" w:cs="Times New Roman"/>
+          <w:color w:val="000000"/>
+          <w:sz w:val="28"/>
+          <w:szCs w:val="28"/>
+          <w:lang w:val="en-US" w:eastAsia="ru-RU"/>
+        </w:rPr>
+      </w:pPr>
+      <w:r>
+        <w:rPr>
+          <w:rFonts w:ascii="Times New Roman" w:eastAsia="Times New Roman" w:hAnsi="Times New Roman" w:cs="Times New Roman"/>
+          <w:noProof/>
+          <w:color w:val="000000"/>
+          <w:sz w:val="28"/>
+          <w:szCs w:val="28"/>
+          <w:lang w:val="en-US" w:eastAsia="ru-RU"/>
+        </w:rPr>
+        <w:lastRenderedPageBreak/>
+        <w:drawing>
+          <wp:inline distT="0" distB="0" distL="0" distR="0" wp14:anchorId="73C72DEE" wp14:editId="3B39E89D">
+            <wp:extent cx="4496427" cy="1076475"/>
+            <wp:effectExtent l="0" t="0" r="0" b="9525"/>
+            <wp:docPr id="71422229" name="Рисунок 1"/>
+            <wp:cNvGraphicFramePr>
+              <a:graphicFrameLocks xmlns:a="http://schemas.openxmlformats.org/drawingml/2006/main" noChangeAspect="1"/>
+            </wp:cNvGraphicFramePr>
+            <a:graphic xmlns:a="http://schemas.openxmlformats.org/drawingml/2006/main">
+              <a:graphicData uri="http://schemas.openxmlformats.org/drawingml/2006/picture">
+                <pic:pic xmlns:pic="http://schemas.openxmlformats.org/drawingml/2006/picture">
+                  <pic:nvPicPr>
+                    <pic:cNvPr id="71422229" name=""/>
+                    <pic:cNvPicPr/>
+                  </pic:nvPicPr>
+                  <pic:blipFill>
+                    <a:blip r:embed="rId30"/>
+                    <a:stretch>
+                      <a:fillRect/>
+                    </a:stretch>
+                  </pic:blipFill>
+                  <pic:spPr>
+                    <a:xfrm>
+                      <a:off x="0" y="0"/>
+                      <a:ext cx="4496427" cy="1076475"/>
+                    </a:xfrm>
+                    <a:prstGeom prst="rect">
+                      <a:avLst/>
+                    </a:prstGeom>
+                  </pic:spPr>
+                </pic:pic>
+              </a:graphicData>
+            </a:graphic>
+          </wp:inline>
+        </w:drawing>
+      </w:r>
+    </w:p>
+    <w:p>
+      <w:pPr>
+        <w:spacing w:before="120" w:after="120" w:line="240" w:lineRule="auto"/>
+        <w:jc w:val="center"/>
+        <w:rPr>
+          <w:rFonts w:ascii="Times New Roman" w:eastAsia="Times New Roman" w:hAnsi="Times New Roman" w:cs="Times New Roman"/>
+          <w:color w:val="000000"/>
+          <w:sz w:val="28"/>
+          <w:szCs w:val="28"/>
+          <w:lang w:eastAsia="ru-RU"/>
+        </w:rPr>
+      </w:pPr>
+      <w:r>
+        <w:rPr>
+          <w:rFonts w:ascii="Times New Roman" w:eastAsia="Times New Roman" w:hAnsi="Times New Roman" w:cs="Times New Roman"/>
+          <w:color w:val="000000"/>
+          <w:sz w:val="28"/>
+          <w:szCs w:val="28"/>
+          <w:lang w:eastAsia="ru-RU"/>
+        </w:rPr>
+        <w:t>Рисунок 21 - Результат дешифрования метода перестановки</w:t>
+      </w:r>
+      <w:r>
+        <w:rPr>
+          <w:rFonts w:ascii="Times New Roman" w:eastAsia="Times New Roman" w:hAnsi="Times New Roman" w:cs="Times New Roman"/>
+          <w:color w:val="000000"/>
+          <w:sz w:val="28"/>
+          <w:szCs w:val="28"/>
+          <w:lang w:eastAsia="ru-RU"/>
+        </w:rPr>
+        <w:br/>
+      </w:r>
+    </w:p>
+    <w:p>
+      <w:pPr>
+        <w:spacing w:before="120" w:after="120" w:line="240" w:lineRule="auto"/>
         <w:rPr>
           <w:rFonts w:ascii="Times New Roman" w:eastAsia="Times New Roman" w:hAnsi="Times New Roman" w:cs="Times New Roman"/>
           <w:color w:val="000000"/>
@@ -3231,29 +4539,17 @@
           <w:szCs w:val="28"/>
           <w:lang w:eastAsia="ru-RU"/>
         </w:rPr>
-        <w:t>Рисунок 20 - Окно ввода ключа для дешифрования перестановки</w:t>
-      </w:r>
-      <w:r>
-        <w:rPr>
-          <w:rFonts w:ascii="Times New Roman" w:eastAsia="Times New Roman" w:hAnsi="Times New Roman" w:cs="Times New Roman"/>
-          <w:color w:val="000000"/>
-          <w:sz w:val="28"/>
-          <w:szCs w:val="28"/>
-          <w:lang w:eastAsia="ru-RU"/>
-        </w:rPr>
-        <w:br/>
-      </w:r>
-      <w:r>
-        <w:rPr>
-          <w:rFonts w:ascii="Times New Roman" w:eastAsia="Times New Roman" w:hAnsi="Times New Roman" w:cs="Times New Roman"/>
-          <w:i/>
-          <w:iCs/>
-          <w:color w:val="000000"/>
-          <w:sz w:val="28"/>
-          <w:szCs w:val="28"/>
-          <w:lang w:eastAsia="ru-RU"/>
-        </w:rPr>
-        <w:t>[Вставьте скриншот]</w:t>
+        <w:t>Вывод по заданию:</w:t>
+      </w:r>
+      <w:r>
+        <w:rPr>
+          <w:rFonts w:ascii="Times New Roman" w:eastAsia="Times New Roman" w:hAnsi="Times New Roman" w:cs="Times New Roman"/>
+          <w:color w:val="000000"/>
+          <w:sz w:val="28"/>
+          <w:szCs w:val="28"/>
+          <w:lang w:eastAsia="ru-RU"/>
+        </w:rPr>
+        <w:t> Метод перестановки устойчив к частотному анализу отдельных символов, так как не меняет их частоту. Однако он уязвим к анализу биграмм и методам, исследующим структуру текста. Криптостойкость зависит от длины ключа.</w:t>
       </w:r>
     </w:p>
     <w:p>
@@ -3267,7 +4563,10 @@
           <w:lang w:eastAsia="ru-RU"/>
         </w:rPr>
       </w:pPr>
-      <w:r>
+    </w:p>
+    <w:p>
+      <w:pPr>
+        <w:spacing w:before="120" w:after="120" w:line="240" w:lineRule="auto"/>
         <w:rPr>
           <w:rFonts w:ascii="Times New Roman" w:eastAsia="Times New Roman" w:hAnsi="Times New Roman" w:cs="Times New Roman"/>
           <w:b/>
@@ -3277,41 +4576,6 @@
           <w:szCs w:val="28"/>
           <w:lang w:eastAsia="ru-RU"/>
         </w:rPr>
-        <w:t>Рисунок 21 - Результат дешифрования метода перестановки</w:t>
-      </w:r>
-      <w:r>
-        <w:rPr>
-          <w:rFonts w:ascii="Times New Roman" w:eastAsia="Times New Roman" w:hAnsi="Times New Roman" w:cs="Times New Roman"/>
-          <w:color w:val="000000"/>
-          <w:sz w:val="28"/>
-          <w:szCs w:val="28"/>
-          <w:lang w:eastAsia="ru-RU"/>
-        </w:rPr>
-        <w:br/>
-      </w:r>
-      <w:r>
-        <w:rPr>
-          <w:rFonts w:ascii="Times New Roman" w:eastAsia="Times New Roman" w:hAnsi="Times New Roman" w:cs="Times New Roman"/>
-          <w:i/>
-          <w:iCs/>
-          <w:color w:val="000000"/>
-          <w:sz w:val="28"/>
-          <w:szCs w:val="28"/>
-          <w:lang w:eastAsia="ru-RU"/>
-        </w:rPr>
-        <w:t>[Вставьте скриншот]</w:t>
-      </w:r>
-    </w:p>
-    <w:p>
-      <w:pPr>
-        <w:spacing w:before="120" w:after="120" w:line="240" w:lineRule="auto"/>
-        <w:rPr>
-          <w:rFonts w:ascii="Times New Roman" w:eastAsia="Times New Roman" w:hAnsi="Times New Roman" w:cs="Times New Roman"/>
-          <w:color w:val="000000"/>
-          <w:sz w:val="28"/>
-          <w:szCs w:val="28"/>
-          <w:lang w:eastAsia="ru-RU"/>
-        </w:rPr>
       </w:pPr>
       <w:r>
         <w:rPr>
@@ -3323,17 +4587,7 @@
           <w:szCs w:val="28"/>
           <w:lang w:eastAsia="ru-RU"/>
         </w:rPr>
-        <w:t>Вывод по заданию:</w:t>
-      </w:r>
-      <w:r>
-        <w:rPr>
-          <w:rFonts w:ascii="Times New Roman" w:eastAsia="Times New Roman" w:hAnsi="Times New Roman" w:cs="Times New Roman"/>
-          <w:color w:val="000000"/>
-          <w:sz w:val="28"/>
-          <w:szCs w:val="28"/>
-          <w:lang w:eastAsia="ru-RU"/>
-        </w:rPr>
-        <w:t> Метод перестановки устойчив к частотному анализу отдельных символов, так как не меняет их частоту. Однако он уязвим к анализу биграмм и методам, исследующим структуру текста. Криптостойкость зависит от длины ключа.</w:t>
+        <w:t>Задание 4: Метод инверсного кодирования (по дополнению до 255)</w:t>
       </w:r>
     </w:p>
     <w:p>
@@ -3348,21 +4602,6 @@
         </w:rPr>
       </w:pPr>
       <w:r>
-        <w:rPr>
-          <w:rFonts w:ascii="Times New Roman" w:eastAsia="Times New Roman" w:hAnsi="Times New Roman" w:cs="Times New Roman"/>
-          <w:color w:val="000000"/>
-          <w:sz w:val="28"/>
-          <w:szCs w:val="28"/>
-          <w:lang w:eastAsia="ru-RU"/>
-        </w:rPr>
-        <w:pict w14:anchorId="7CF34DDF">
-          <v:rect id="_x0000_i1028" style="width:0;height:.75pt" o:hralign="center" o:hrstd="t" o:hr="t" fillcolor="#a0a0a0" stroked="f"/>
-        </w:pict>
-      </w:r>
-    </w:p>
-    <w:p>
-      <w:pPr>
-        <w:spacing w:before="120" w:after="120" w:line="240" w:lineRule="auto"/>
         <w:rPr>
           <w:rFonts w:ascii="Times New Roman" w:eastAsia="Times New Roman" w:hAnsi="Times New Roman" w:cs="Times New Roman"/>
           <w:b/>
@@ -3372,41 +4611,6 @@
           <w:szCs w:val="28"/>
           <w:lang w:eastAsia="ru-RU"/>
         </w:rPr>
-      </w:pPr>
-      <w:r>
-        <w:rPr>
-          <w:rFonts w:ascii="Times New Roman" w:eastAsia="Times New Roman" w:hAnsi="Times New Roman" w:cs="Times New Roman"/>
-          <w:b/>
-          <w:bCs/>
-          <w:color w:val="000000"/>
-          <w:sz w:val="28"/>
-          <w:szCs w:val="28"/>
-          <w:lang w:eastAsia="ru-RU"/>
-        </w:rPr>
-        <w:t>Задание 4: Метод инверсного кодирования (по дополнению до 255)</w:t>
-      </w:r>
-    </w:p>
-    <w:p>
-      <w:pPr>
-        <w:spacing w:before="120" w:after="120" w:line="240" w:lineRule="auto"/>
-        <w:rPr>
-          <w:rFonts w:ascii="Times New Roman" w:eastAsia="Times New Roman" w:hAnsi="Times New Roman" w:cs="Times New Roman"/>
-          <w:color w:val="000000"/>
-          <w:sz w:val="28"/>
-          <w:szCs w:val="28"/>
-          <w:lang w:eastAsia="ru-RU"/>
-        </w:rPr>
-      </w:pPr>
-      <w:r>
-        <w:rPr>
-          <w:rFonts w:ascii="Times New Roman" w:eastAsia="Times New Roman" w:hAnsi="Times New Roman" w:cs="Times New Roman"/>
-          <w:b/>
-          <w:bCs/>
-          <w:color w:val="000000"/>
-          <w:sz w:val="28"/>
-          <w:szCs w:val="28"/>
-          <w:lang w:eastAsia="ru-RU"/>
-        </w:rPr>
         <w:t>Теоретическая справка:</w:t>
       </w:r>
       <w:r>
@@ -3418,29 +4622,7 @@
           <w:lang w:eastAsia="ru-RU"/>
         </w:rPr>
         <w:br/>
-        <w:t xml:space="preserve">Данный метод шифрования является частным случаем </w:t>
-      </w:r>
-      <w:proofErr w:type="spellStart"/>
-      <w:r>
-        <w:rPr>
-          <w:rFonts w:ascii="Times New Roman" w:eastAsia="Times New Roman" w:hAnsi="Times New Roman" w:cs="Times New Roman"/>
-          <w:color w:val="000000"/>
-          <w:sz w:val="28"/>
-          <w:szCs w:val="28"/>
-          <w:lang w:eastAsia="ru-RU"/>
-        </w:rPr>
-        <w:t>одноалфавитной</w:t>
-      </w:r>
-      <w:proofErr w:type="spellEnd"/>
-      <w:r>
-        <w:rPr>
-          <w:rFonts w:ascii="Times New Roman" w:eastAsia="Times New Roman" w:hAnsi="Times New Roman" w:cs="Times New Roman"/>
-          <w:color w:val="000000"/>
-          <w:sz w:val="28"/>
-          <w:szCs w:val="28"/>
-          <w:lang w:eastAsia="ru-RU"/>
-        </w:rPr>
-        <w:t xml:space="preserve"> замены в алфавите мощности 256. Суть метода заключается в замене символа ASCII-кодировки с номером i на символ с номером 255 – i.</w:t>
+        <w:t>Данный метод шифрования является частным случаем одноалфавитной замены в алфавите мощности 256. Суть метода заключается в замене символа ASCII-кодировки с номером i на символ с номером 255 – i.</w:t>
       </w:r>
     </w:p>
     <w:p>
@@ -3496,19 +4678,76 @@
     <w:p>
       <w:pPr>
         <w:spacing w:before="120" w:after="120" w:line="240" w:lineRule="auto"/>
-        <w:rPr>
-          <w:rFonts w:ascii="Times New Roman" w:eastAsia="Times New Roman" w:hAnsi="Times New Roman" w:cs="Times New Roman"/>
-          <w:color w:val="000000"/>
-          <w:sz w:val="28"/>
-          <w:szCs w:val="28"/>
-          <w:lang w:eastAsia="ru-RU"/>
-        </w:rPr>
-      </w:pPr>
-      <w:r>
-        <w:rPr>
-          <w:rFonts w:ascii="Times New Roman" w:eastAsia="Times New Roman" w:hAnsi="Times New Roman" w:cs="Times New Roman"/>
-          <w:b/>
-          <w:bCs/>
+        <w:jc w:val="center"/>
+        <w:rPr>
+          <w:rFonts w:ascii="Times New Roman" w:eastAsia="Times New Roman" w:hAnsi="Times New Roman" w:cs="Times New Roman"/>
+          <w:color w:val="000000"/>
+          <w:sz w:val="28"/>
+          <w:szCs w:val="28"/>
+          <w:lang w:eastAsia="ru-RU"/>
+        </w:rPr>
+      </w:pPr>
+      <w:r>
+        <w:rPr>
+          <w:rFonts w:ascii="Times New Roman" w:eastAsia="Times New Roman" w:hAnsi="Times New Roman" w:cs="Times New Roman"/>
+          <w:noProof/>
+          <w:color w:val="000000"/>
+          <w:sz w:val="28"/>
+          <w:szCs w:val="28"/>
+          <w:lang w:eastAsia="ru-RU"/>
+        </w:rPr>
+        <w:drawing>
+          <wp:inline distT="0" distB="0" distL="0" distR="0" wp14:anchorId="7814054F" wp14:editId="174D3905">
+            <wp:extent cx="3385109" cy="742348"/>
+            <wp:effectExtent l="0" t="0" r="6350" b="635"/>
+            <wp:docPr id="1677113525" name="Рисунок 1"/>
+            <wp:cNvGraphicFramePr>
+              <a:graphicFrameLocks xmlns:a="http://schemas.openxmlformats.org/drawingml/2006/main" noChangeAspect="1"/>
+            </wp:cNvGraphicFramePr>
+            <a:graphic xmlns:a="http://schemas.openxmlformats.org/drawingml/2006/main">
+              <a:graphicData uri="http://schemas.openxmlformats.org/drawingml/2006/picture">
+                <pic:pic xmlns:pic="http://schemas.openxmlformats.org/drawingml/2006/picture">
+                  <pic:nvPicPr>
+                    <pic:cNvPr id="1677113525" name=""/>
+                    <pic:cNvPicPr/>
+                  </pic:nvPicPr>
+                  <pic:blipFill>
+                    <a:blip r:embed="rId31"/>
+                    <a:stretch>
+                      <a:fillRect/>
+                    </a:stretch>
+                  </pic:blipFill>
+                  <pic:spPr>
+                    <a:xfrm>
+                      <a:off x="0" y="0"/>
+                      <a:ext cx="3403230" cy="746322"/>
+                    </a:xfrm>
+                    <a:prstGeom prst="rect">
+                      <a:avLst/>
+                    </a:prstGeom>
+                  </pic:spPr>
+                </pic:pic>
+              </a:graphicData>
+            </a:graphic>
+          </wp:inline>
+        </w:drawing>
+      </w:r>
+    </w:p>
+    <w:p>
+      <w:pPr>
+        <w:spacing w:before="120" w:after="120" w:line="240" w:lineRule="auto"/>
+        <w:jc w:val="center"/>
+        <w:rPr>
+          <w:rFonts w:ascii="Times New Roman" w:eastAsia="Times New Roman" w:hAnsi="Times New Roman" w:cs="Times New Roman"/>
+          <w:color w:val="000000"/>
+          <w:sz w:val="28"/>
+          <w:szCs w:val="28"/>
+          <w:lang w:eastAsia="ru-RU"/>
+        </w:rPr>
+      </w:pPr>
+      <w:r>
+        <w:rPr>
+          <w:rFonts w:ascii="Times New Roman" w:eastAsia="Times New Roman" w:hAnsi="Times New Roman" w:cs="Times New Roman"/>
           <w:color w:val="000000"/>
           <w:sz w:val="28"/>
           <w:szCs w:val="28"/>
@@ -3525,18 +4764,6 @@
           <w:lang w:eastAsia="ru-RU"/>
         </w:rPr>
         <w:br/>
-      </w:r>
-      <w:r>
-        <w:rPr>
-          <w:rFonts w:ascii="Times New Roman" w:eastAsia="Times New Roman" w:hAnsi="Times New Roman" w:cs="Times New Roman"/>
-          <w:i/>
-          <w:iCs/>
-          <w:color w:val="000000"/>
-          <w:sz w:val="28"/>
-          <w:szCs w:val="28"/>
-          <w:lang w:eastAsia="ru-RU"/>
-        </w:rPr>
-        <w:t>[Вставьте скриншот исходного текста]</w:t>
       </w:r>
     </w:p>
     <w:p>
@@ -3568,37 +4795,65 @@
     <w:p>
       <w:pPr>
         <w:spacing w:before="120" w:after="120" w:line="240" w:lineRule="auto"/>
-        <w:rPr>
-          <w:rFonts w:ascii="Times New Roman" w:eastAsia="Times New Roman" w:hAnsi="Times New Roman" w:cs="Times New Roman"/>
-          <w:color w:val="000000"/>
-          <w:sz w:val="28"/>
-          <w:szCs w:val="28"/>
-          <w:lang w:eastAsia="ru-RU"/>
-        </w:rPr>
-      </w:pPr>
-      <w:r>
-        <w:rPr>
-          <w:rFonts w:ascii="Times New Roman" w:eastAsia="Times New Roman" w:hAnsi="Times New Roman" w:cs="Times New Roman"/>
-          <w:b/>
-          <w:bCs/>
-          <w:color w:val="000000"/>
-          <w:sz w:val="28"/>
-          <w:szCs w:val="28"/>
-          <w:lang w:eastAsia="ru-RU"/>
-        </w:rPr>
-        <w:t>Рисунок 23 - Окно выбора инверсного метода шифрования</w:t>
-      </w:r>
-      <w:r>
-        <w:rPr>
-          <w:rFonts w:ascii="Times New Roman" w:eastAsia="Times New Roman" w:hAnsi="Times New Roman" w:cs="Times New Roman"/>
-          <w:color w:val="000000"/>
-          <w:sz w:val="28"/>
-          <w:szCs w:val="28"/>
-          <w:lang w:eastAsia="ru-RU"/>
-        </w:rPr>
-        <w:br/>
-      </w:r>
-      <w:r>
+        <w:jc w:val="center"/>
+        <w:rPr>
+          <w:rFonts w:ascii="Times New Roman" w:eastAsia="Times New Roman" w:hAnsi="Times New Roman" w:cs="Times New Roman"/>
+          <w:color w:val="000000"/>
+          <w:sz w:val="28"/>
+          <w:szCs w:val="28"/>
+          <w:lang w:eastAsia="ru-RU"/>
+        </w:rPr>
+      </w:pPr>
+      <w:r>
+        <w:rPr>
+          <w:rFonts w:ascii="Times New Roman" w:eastAsia="Times New Roman" w:hAnsi="Times New Roman" w:cs="Times New Roman"/>
+          <w:noProof/>
+          <w:color w:val="000000"/>
+          <w:sz w:val="28"/>
+          <w:szCs w:val="28"/>
+          <w:lang w:eastAsia="ru-RU"/>
+        </w:rPr>
+        <w:drawing>
+          <wp:inline distT="0" distB="0" distL="0" distR="0" wp14:anchorId="7957ABA9" wp14:editId="11A8058C">
+            <wp:extent cx="2713939" cy="1861164"/>
+            <wp:effectExtent l="0" t="0" r="0" b="6350"/>
+            <wp:docPr id="939517442" name="Рисунок 1"/>
+            <wp:cNvGraphicFramePr>
+              <a:graphicFrameLocks xmlns:a="http://schemas.openxmlformats.org/drawingml/2006/main" noChangeAspect="1"/>
+            </wp:cNvGraphicFramePr>
+            <a:graphic xmlns:a="http://schemas.openxmlformats.org/drawingml/2006/main">
+              <a:graphicData uri="http://schemas.openxmlformats.org/drawingml/2006/picture">
+                <pic:pic xmlns:pic="http://schemas.openxmlformats.org/drawingml/2006/picture">
+                  <pic:nvPicPr>
+                    <pic:cNvPr id="939517442" name=""/>
+                    <pic:cNvPicPr/>
+                  </pic:nvPicPr>
+                  <pic:blipFill>
+                    <a:blip r:embed="rId32"/>
+                    <a:stretch>
+                      <a:fillRect/>
+                    </a:stretch>
+                  </pic:blipFill>
+                  <pic:spPr>
+                    <a:xfrm>
+                      <a:off x="0" y="0"/>
+                      <a:ext cx="2743304" cy="1881302"/>
+                    </a:xfrm>
+                    <a:prstGeom prst="rect">
+                      <a:avLst/>
+                    </a:prstGeom>
+                  </pic:spPr>
+                </pic:pic>
+              </a:graphicData>
+            </a:graphic>
+          </wp:inline>
+        </w:drawing>
+      </w:r>
+    </w:p>
+    <w:p>
+      <w:pPr>
+        <w:spacing w:before="120" w:after="120" w:line="240" w:lineRule="auto"/>
+        <w:jc w:val="center"/>
         <w:rPr>
           <w:rFonts w:ascii="Times New Roman" w:eastAsia="Times New Roman" w:hAnsi="Times New Roman" w:cs="Times New Roman"/>
           <w:i/>
@@ -3608,25 +4863,102 @@
           <w:szCs w:val="28"/>
           <w:lang w:eastAsia="ru-RU"/>
         </w:rPr>
-        <w:t>[Вставьте скриншот]</w:t>
+      </w:pPr>
+      <w:r>
+        <w:rPr>
+          <w:rFonts w:ascii="Times New Roman" w:eastAsia="Times New Roman" w:hAnsi="Times New Roman" w:cs="Times New Roman"/>
+          <w:color w:val="000000"/>
+          <w:sz w:val="28"/>
+          <w:szCs w:val="28"/>
+          <w:lang w:eastAsia="ru-RU"/>
+        </w:rPr>
+        <w:t>Рисунок 23 - Окно выбора инверсного метода шифрования</w:t>
+      </w:r>
+      <w:r>
+        <w:rPr>
+          <w:rFonts w:ascii="Times New Roman" w:eastAsia="Times New Roman" w:hAnsi="Times New Roman" w:cs="Times New Roman"/>
+          <w:color w:val="000000"/>
+          <w:sz w:val="28"/>
+          <w:szCs w:val="28"/>
+          <w:lang w:eastAsia="ru-RU"/>
+        </w:rPr>
+        <w:br/>
       </w:r>
     </w:p>
     <w:p>
       <w:pPr>
         <w:spacing w:before="120" w:after="120" w:line="240" w:lineRule="auto"/>
-        <w:rPr>
-          <w:rFonts w:ascii="Times New Roman" w:eastAsia="Times New Roman" w:hAnsi="Times New Roman" w:cs="Times New Roman"/>
-          <w:color w:val="000000"/>
-          <w:sz w:val="28"/>
-          <w:szCs w:val="28"/>
-          <w:lang w:eastAsia="ru-RU"/>
-        </w:rPr>
-      </w:pPr>
-      <w:r>
-        <w:rPr>
-          <w:rFonts w:ascii="Times New Roman" w:eastAsia="Times New Roman" w:hAnsi="Times New Roman" w:cs="Times New Roman"/>
-          <w:b/>
-          <w:bCs/>
+        <w:jc w:val="center"/>
+        <w:rPr>
+          <w:rFonts w:ascii="Times New Roman" w:eastAsia="Times New Roman" w:hAnsi="Times New Roman" w:cs="Times New Roman"/>
+          <w:color w:val="000000"/>
+          <w:sz w:val="28"/>
+          <w:szCs w:val="28"/>
+          <w:lang w:val="en-US" w:eastAsia="ru-RU"/>
+        </w:rPr>
+      </w:pPr>
+      <w:r>
+        <w:rPr>
+          <w:rFonts w:ascii="Times New Roman" w:eastAsia="Times New Roman" w:hAnsi="Times New Roman" w:cs="Times New Roman"/>
+          <w:noProof/>
+          <w:color w:val="000000"/>
+          <w:sz w:val="28"/>
+          <w:szCs w:val="28"/>
+          <w:lang w:val="en-US" w:eastAsia="ru-RU"/>
+        </w:rPr>
+        <w:lastRenderedPageBreak/>
+        <w:drawing>
+          <wp:inline distT="0" distB="0" distL="0" distR="0" wp14:anchorId="7B136635" wp14:editId="3244FFE8">
+            <wp:extent cx="4534533" cy="1019317"/>
+            <wp:effectExtent l="0" t="0" r="0" b="9525"/>
+            <wp:docPr id="1373993395" name="Рисунок 1"/>
+            <wp:cNvGraphicFramePr>
+              <a:graphicFrameLocks xmlns:a="http://schemas.openxmlformats.org/drawingml/2006/main" noChangeAspect="1"/>
+            </wp:cNvGraphicFramePr>
+            <a:graphic xmlns:a="http://schemas.openxmlformats.org/drawingml/2006/main">
+              <a:graphicData uri="http://schemas.openxmlformats.org/drawingml/2006/picture">
+                <pic:pic xmlns:pic="http://schemas.openxmlformats.org/drawingml/2006/picture">
+                  <pic:nvPicPr>
+                    <pic:cNvPr id="1373993395" name=""/>
+                    <pic:cNvPicPr/>
+                  </pic:nvPicPr>
+                  <pic:blipFill>
+                    <a:blip r:embed="rId33"/>
+                    <a:stretch>
+                      <a:fillRect/>
+                    </a:stretch>
+                  </pic:blipFill>
+                  <pic:spPr>
+                    <a:xfrm>
+                      <a:off x="0" y="0"/>
+                      <a:ext cx="4534533" cy="1019317"/>
+                    </a:xfrm>
+                    <a:prstGeom prst="rect">
+                      <a:avLst/>
+                    </a:prstGeom>
+                  </pic:spPr>
+                </pic:pic>
+              </a:graphicData>
+            </a:graphic>
+          </wp:inline>
+        </w:drawing>
+      </w:r>
+    </w:p>
+    <w:p>
+      <w:pPr>
+        <w:spacing w:before="120" w:after="120" w:line="240" w:lineRule="auto"/>
+        <w:jc w:val="center"/>
+        <w:rPr>
+          <w:rFonts w:ascii="Times New Roman" w:eastAsia="Times New Roman" w:hAnsi="Times New Roman" w:cs="Times New Roman"/>
+          <w:color w:val="000000"/>
+          <w:sz w:val="28"/>
+          <w:szCs w:val="28"/>
+          <w:lang w:eastAsia="ru-RU"/>
+        </w:rPr>
+      </w:pPr>
+      <w:r>
+        <w:rPr>
+          <w:rFonts w:ascii="Times New Roman" w:eastAsia="Times New Roman" w:hAnsi="Times New Roman" w:cs="Times New Roman"/>
           <w:color w:val="000000"/>
           <w:sz w:val="28"/>
           <w:szCs w:val="28"/>
@@ -3643,18 +4975,6 @@
           <w:lang w:eastAsia="ru-RU"/>
         </w:rPr>
         <w:br/>
-      </w:r>
-      <w:r>
-        <w:rPr>
-          <w:rFonts w:ascii="Times New Roman" w:eastAsia="Times New Roman" w:hAnsi="Times New Roman" w:cs="Times New Roman"/>
-          <w:i/>
-          <w:iCs/>
-          <w:color w:val="000000"/>
-          <w:sz w:val="28"/>
-          <w:szCs w:val="28"/>
-          <w:lang w:eastAsia="ru-RU"/>
-        </w:rPr>
-        <w:t>[Вставьте скриншот]</w:t>
       </w:r>
     </w:p>
     <w:p>
@@ -3686,25 +5006,81 @@
     <w:p>
       <w:pPr>
         <w:spacing w:before="120" w:after="120" w:line="240" w:lineRule="auto"/>
-        <w:rPr>
-          <w:rFonts w:ascii="Times New Roman" w:eastAsia="Times New Roman" w:hAnsi="Times New Roman" w:cs="Times New Roman"/>
-          <w:color w:val="000000"/>
-          <w:sz w:val="28"/>
-          <w:szCs w:val="28"/>
-          <w:lang w:eastAsia="ru-RU"/>
-        </w:rPr>
-      </w:pPr>
-      <w:r>
-        <w:rPr>
-          <w:rFonts w:ascii="Times New Roman" w:eastAsia="Times New Roman" w:hAnsi="Times New Roman" w:cs="Times New Roman"/>
-          <w:b/>
-          <w:bCs/>
-          <w:color w:val="000000"/>
-          <w:sz w:val="28"/>
-          <w:szCs w:val="28"/>
-          <w:lang w:eastAsia="ru-RU"/>
-        </w:rPr>
-        <w:lastRenderedPageBreak/>
+        <w:jc w:val="center"/>
+        <w:rPr>
+          <w:rFonts w:ascii="Times New Roman" w:eastAsia="Times New Roman" w:hAnsi="Times New Roman" w:cs="Times New Roman"/>
+          <w:color w:val="000000"/>
+          <w:sz w:val="28"/>
+          <w:szCs w:val="28"/>
+          <w:lang w:val="en-US" w:eastAsia="ru-RU"/>
+        </w:rPr>
+      </w:pPr>
+      <w:r>
+        <w:rPr>
+          <w:rFonts w:ascii="Times New Roman" w:eastAsia="Times New Roman" w:hAnsi="Times New Roman" w:cs="Times New Roman"/>
+          <w:noProof/>
+          <w:color w:val="000000"/>
+          <w:sz w:val="28"/>
+          <w:szCs w:val="28"/>
+          <w:lang w:val="en-US" w:eastAsia="ru-RU"/>
+        </w:rPr>
+        <w:drawing>
+          <wp:inline distT="0" distB="0" distL="0" distR="0" wp14:anchorId="4AA8F2C1" wp14:editId="5F7B9E7C">
+            <wp:extent cx="4813885" cy="1718693"/>
+            <wp:effectExtent l="0" t="0" r="6350" b="0"/>
+            <wp:docPr id="546631984" name="Рисунок 1"/>
+            <wp:cNvGraphicFramePr>
+              <a:graphicFrameLocks xmlns:a="http://schemas.openxmlformats.org/drawingml/2006/main" noChangeAspect="1"/>
+            </wp:cNvGraphicFramePr>
+            <a:graphic xmlns:a="http://schemas.openxmlformats.org/drawingml/2006/main">
+              <a:graphicData uri="http://schemas.openxmlformats.org/drawingml/2006/picture">
+                <pic:pic xmlns:pic="http://schemas.openxmlformats.org/drawingml/2006/picture">
+                  <pic:nvPicPr>
+                    <pic:cNvPr id="546631984" name=""/>
+                    <pic:cNvPicPr/>
+                  </pic:nvPicPr>
+                  <pic:blipFill>
+                    <a:blip r:embed="rId34"/>
+                    <a:stretch>
+                      <a:fillRect/>
+                    </a:stretch>
+                  </pic:blipFill>
+                  <pic:spPr>
+                    <a:xfrm>
+                      <a:off x="0" y="0"/>
+                      <a:ext cx="4824623" cy="1722527"/>
+                    </a:xfrm>
+                    <a:prstGeom prst="rect">
+                      <a:avLst/>
+                    </a:prstGeom>
+                  </pic:spPr>
+                </pic:pic>
+              </a:graphicData>
+            </a:graphic>
+          </wp:inline>
+        </w:drawing>
+      </w:r>
+    </w:p>
+    <w:p>
+      <w:pPr>
+        <w:spacing w:before="120" w:after="120" w:line="240" w:lineRule="auto"/>
+        <w:jc w:val="center"/>
+        <w:rPr>
+          <w:rFonts w:ascii="Times New Roman" w:eastAsia="Times New Roman" w:hAnsi="Times New Roman" w:cs="Times New Roman"/>
+          <w:color w:val="000000"/>
+          <w:sz w:val="28"/>
+          <w:szCs w:val="28"/>
+          <w:lang w:eastAsia="ru-RU"/>
+        </w:rPr>
+      </w:pPr>
+      <w:r>
+        <w:rPr>
+          <w:rFonts w:ascii="Times New Roman" w:eastAsia="Times New Roman" w:hAnsi="Times New Roman" w:cs="Times New Roman"/>
+          <w:color w:val="000000"/>
+          <w:sz w:val="28"/>
+          <w:szCs w:val="28"/>
+          <w:lang w:eastAsia="ru-RU"/>
+        </w:rPr>
         <w:t>Рисунок 25 - Гистограмма исходного текста (инверсный метод)</w:t>
       </w:r>
       <w:r>
@@ -3717,35 +5093,80 @@
         </w:rPr>
         <w:br/>
       </w:r>
-      <w:r>
-        <w:rPr>
-          <w:rFonts w:ascii="Times New Roman" w:eastAsia="Times New Roman" w:hAnsi="Times New Roman" w:cs="Times New Roman"/>
-          <w:i/>
-          <w:iCs/>
-          <w:color w:val="000000"/>
-          <w:sz w:val="28"/>
-          <w:szCs w:val="28"/>
-          <w:lang w:eastAsia="ru-RU"/>
-        </w:rPr>
-        <w:t>[Вставьте скриншот]</w:t>
-      </w:r>
     </w:p>
     <w:p>
       <w:pPr>
         <w:spacing w:before="120" w:after="120" w:line="240" w:lineRule="auto"/>
-        <w:rPr>
-          <w:rFonts w:ascii="Times New Roman" w:eastAsia="Times New Roman" w:hAnsi="Times New Roman" w:cs="Times New Roman"/>
-          <w:color w:val="000000"/>
-          <w:sz w:val="28"/>
-          <w:szCs w:val="28"/>
-          <w:lang w:eastAsia="ru-RU"/>
-        </w:rPr>
-      </w:pPr>
-      <w:r>
-        <w:rPr>
-          <w:rFonts w:ascii="Times New Roman" w:eastAsia="Times New Roman" w:hAnsi="Times New Roman" w:cs="Times New Roman"/>
-          <w:b/>
-          <w:bCs/>
+        <w:jc w:val="center"/>
+        <w:rPr>
+          <w:rFonts w:ascii="Times New Roman" w:eastAsia="Times New Roman" w:hAnsi="Times New Roman" w:cs="Times New Roman"/>
+          <w:color w:val="000000"/>
+          <w:sz w:val="28"/>
+          <w:szCs w:val="28"/>
+          <w:lang w:val="en-US" w:eastAsia="ru-RU"/>
+        </w:rPr>
+      </w:pPr>
+      <w:r>
+        <w:rPr>
+          <w:rFonts w:ascii="Times New Roman" w:eastAsia="Times New Roman" w:hAnsi="Times New Roman" w:cs="Times New Roman"/>
+          <w:noProof/>
+          <w:color w:val="000000"/>
+          <w:sz w:val="28"/>
+          <w:szCs w:val="28"/>
+          <w:lang w:val="en-US" w:eastAsia="ru-RU"/>
+        </w:rPr>
+        <w:drawing>
+          <wp:inline distT="0" distB="0" distL="0" distR="0" wp14:anchorId="068E677E" wp14:editId="63AD9986">
+            <wp:extent cx="4828515" cy="1787402"/>
+            <wp:effectExtent l="0" t="0" r="0" b="3810"/>
+            <wp:docPr id="267623404" name="Рисунок 1"/>
+            <wp:cNvGraphicFramePr>
+              <a:graphicFrameLocks xmlns:a="http://schemas.openxmlformats.org/drawingml/2006/main" noChangeAspect="1"/>
+            </wp:cNvGraphicFramePr>
+            <a:graphic xmlns:a="http://schemas.openxmlformats.org/drawingml/2006/main">
+              <a:graphicData uri="http://schemas.openxmlformats.org/drawingml/2006/picture">
+                <pic:pic xmlns:pic="http://schemas.openxmlformats.org/drawingml/2006/picture">
+                  <pic:nvPicPr>
+                    <pic:cNvPr id="267623404" name=""/>
+                    <pic:cNvPicPr/>
+                  </pic:nvPicPr>
+                  <pic:blipFill>
+                    <a:blip r:embed="rId35"/>
+                    <a:stretch>
+                      <a:fillRect/>
+                    </a:stretch>
+                  </pic:blipFill>
+                  <pic:spPr>
+                    <a:xfrm>
+                      <a:off x="0" y="0"/>
+                      <a:ext cx="4847665" cy="1794491"/>
+                    </a:xfrm>
+                    <a:prstGeom prst="rect">
+                      <a:avLst/>
+                    </a:prstGeom>
+                  </pic:spPr>
+                </pic:pic>
+              </a:graphicData>
+            </a:graphic>
+          </wp:inline>
+        </w:drawing>
+      </w:r>
+    </w:p>
+    <w:p>
+      <w:pPr>
+        <w:spacing w:before="120" w:after="120" w:line="240" w:lineRule="auto"/>
+        <w:jc w:val="center"/>
+        <w:rPr>
+          <w:rFonts w:ascii="Times New Roman" w:eastAsia="Times New Roman" w:hAnsi="Times New Roman" w:cs="Times New Roman"/>
+          <w:color w:val="000000"/>
+          <w:sz w:val="28"/>
+          <w:szCs w:val="28"/>
+          <w:lang w:eastAsia="ru-RU"/>
+        </w:rPr>
+      </w:pPr>
+      <w:r>
+        <w:rPr>
+          <w:rFonts w:ascii="Times New Roman" w:eastAsia="Times New Roman" w:hAnsi="Times New Roman" w:cs="Times New Roman"/>
           <w:color w:val="000000"/>
           <w:sz w:val="28"/>
           <w:szCs w:val="28"/>
@@ -3762,18 +5183,6 @@
           <w:lang w:eastAsia="ru-RU"/>
         </w:rPr>
         <w:br/>
-      </w:r>
-      <w:r>
-        <w:rPr>
-          <w:rFonts w:ascii="Times New Roman" w:eastAsia="Times New Roman" w:hAnsi="Times New Roman" w:cs="Times New Roman"/>
-          <w:i/>
-          <w:iCs/>
-          <w:color w:val="000000"/>
-          <w:sz w:val="28"/>
-          <w:szCs w:val="28"/>
-          <w:lang w:eastAsia="ru-RU"/>
-        </w:rPr>
-        <w:t>[Вставьте скриншот]</w:t>
       </w:r>
     </w:p>
     <w:p>
@@ -3845,15 +5254,6 @@
         <w:spacing w:before="120" w:after="120" w:line="240" w:lineRule="auto"/>
         <w:rPr>
           <w:rFonts w:ascii="Times New Roman" w:eastAsia="Times New Roman" w:hAnsi="Times New Roman" w:cs="Times New Roman"/>
-          <w:color w:val="000000"/>
-          <w:sz w:val="28"/>
-          <w:szCs w:val="28"/>
-          <w:lang w:eastAsia="ru-RU"/>
-        </w:rPr>
-      </w:pPr>
-      <w:r>
-        <w:rPr>
-          <w:rFonts w:ascii="Times New Roman" w:eastAsia="Times New Roman" w:hAnsi="Times New Roman" w:cs="Times New Roman"/>
           <w:b/>
           <w:bCs/>
           <w:color w:val="000000"/>
@@ -3861,19 +5261,71 @@
           <w:szCs w:val="28"/>
           <w:lang w:eastAsia="ru-RU"/>
         </w:rPr>
-        <w:t>Рисунок 27 - Окно выбора инверсного метода дешифрования</w:t>
-      </w:r>
-      <w:r>
-        <w:rPr>
-          <w:rFonts w:ascii="Times New Roman" w:eastAsia="Times New Roman" w:hAnsi="Times New Roman" w:cs="Times New Roman"/>
-          <w:color w:val="000000"/>
-          <w:sz w:val="28"/>
-          <w:szCs w:val="28"/>
-          <w:lang w:eastAsia="ru-RU"/>
-        </w:rPr>
-        <w:br/>
-      </w:r>
-      <w:r>
+      </w:pPr>
+    </w:p>
+    <w:p>
+      <w:pPr>
+        <w:spacing w:before="120" w:after="120" w:line="240" w:lineRule="auto"/>
+        <w:jc w:val="center"/>
+        <w:rPr>
+          <w:rFonts w:ascii="Times New Roman" w:eastAsia="Times New Roman" w:hAnsi="Times New Roman" w:cs="Times New Roman"/>
+          <w:color w:val="000000"/>
+          <w:sz w:val="28"/>
+          <w:szCs w:val="28"/>
+          <w:lang w:val="en-US" w:eastAsia="ru-RU"/>
+        </w:rPr>
+      </w:pPr>
+      <w:r>
+        <w:rPr>
+          <w:rFonts w:ascii="Times New Roman" w:eastAsia="Times New Roman" w:hAnsi="Times New Roman" w:cs="Times New Roman"/>
+          <w:noProof/>
+          <w:color w:val="000000"/>
+          <w:sz w:val="28"/>
+          <w:szCs w:val="28"/>
+          <w:lang w:eastAsia="ru-RU"/>
+        </w:rPr>
+        <w:lastRenderedPageBreak/>
+        <w:drawing>
+          <wp:inline distT="0" distB="0" distL="0" distR="0" wp14:anchorId="436E8F1E" wp14:editId="4EDBF8F8">
+            <wp:extent cx="2124346" cy="1389888"/>
+            <wp:effectExtent l="0" t="0" r="0" b="1270"/>
+            <wp:docPr id="1994567107" name="Рисунок 1"/>
+            <wp:cNvGraphicFramePr>
+              <a:graphicFrameLocks xmlns:a="http://schemas.openxmlformats.org/drawingml/2006/main" noChangeAspect="1"/>
+            </wp:cNvGraphicFramePr>
+            <a:graphic xmlns:a="http://schemas.openxmlformats.org/drawingml/2006/main">
+              <a:graphicData uri="http://schemas.openxmlformats.org/drawingml/2006/picture">
+                <pic:pic xmlns:pic="http://schemas.openxmlformats.org/drawingml/2006/picture">
+                  <pic:nvPicPr>
+                    <pic:cNvPr id="1994567107" name=""/>
+                    <pic:cNvPicPr/>
+                  </pic:nvPicPr>
+                  <pic:blipFill>
+                    <a:blip r:embed="rId36"/>
+                    <a:stretch>
+                      <a:fillRect/>
+                    </a:stretch>
+                  </pic:blipFill>
+                  <pic:spPr>
+                    <a:xfrm>
+                      <a:off x="0" y="0"/>
+                      <a:ext cx="2142290" cy="1401628"/>
+                    </a:xfrm>
+                    <a:prstGeom prst="rect">
+                      <a:avLst/>
+                    </a:prstGeom>
+                  </pic:spPr>
+                </pic:pic>
+              </a:graphicData>
+            </a:graphic>
+          </wp:inline>
+        </w:drawing>
+      </w:r>
+    </w:p>
+    <w:p>
+      <w:pPr>
+        <w:spacing w:before="120" w:after="120" w:line="240" w:lineRule="auto"/>
+        <w:jc w:val="center"/>
         <w:rPr>
           <w:rFonts w:ascii="Times New Roman" w:eastAsia="Times New Roman" w:hAnsi="Times New Roman" w:cs="Times New Roman"/>
           <w:i/>
@@ -3883,7 +5335,117 @@
           <w:szCs w:val="28"/>
           <w:lang w:eastAsia="ru-RU"/>
         </w:rPr>
-        <w:t>[Вставьте скриншот]</w:t>
+      </w:pPr>
+      <w:r>
+        <w:rPr>
+          <w:rFonts w:ascii="Times New Roman" w:eastAsia="Times New Roman" w:hAnsi="Times New Roman" w:cs="Times New Roman"/>
+          <w:color w:val="000000"/>
+          <w:sz w:val="28"/>
+          <w:szCs w:val="28"/>
+          <w:lang w:eastAsia="ru-RU"/>
+        </w:rPr>
+        <w:t>Рисунок 27 - Окно выбора инверсного метода дешифрования</w:t>
+      </w:r>
+      <w:r>
+        <w:rPr>
+          <w:rFonts w:ascii="Times New Roman" w:eastAsia="Times New Roman" w:hAnsi="Times New Roman" w:cs="Times New Roman"/>
+          <w:color w:val="000000"/>
+          <w:sz w:val="28"/>
+          <w:szCs w:val="28"/>
+          <w:lang w:eastAsia="ru-RU"/>
+        </w:rPr>
+        <w:br/>
+      </w:r>
+    </w:p>
+    <w:p>
+      <w:pPr>
+        <w:spacing w:before="120" w:after="120" w:line="240" w:lineRule="auto"/>
+        <w:jc w:val="center"/>
+        <w:rPr>
+          <w:rFonts w:ascii="Times New Roman" w:eastAsia="Times New Roman" w:hAnsi="Times New Roman" w:cs="Times New Roman"/>
+          <w:color w:val="000000"/>
+          <w:sz w:val="28"/>
+          <w:szCs w:val="28"/>
+          <w:lang w:val="en-US" w:eastAsia="ru-RU"/>
+        </w:rPr>
+      </w:pPr>
+      <w:r>
+        <w:rPr>
+          <w:rFonts w:ascii="Times New Roman" w:eastAsia="Times New Roman" w:hAnsi="Times New Roman" w:cs="Times New Roman"/>
+          <w:noProof/>
+          <w:color w:val="000000"/>
+          <w:sz w:val="28"/>
+          <w:szCs w:val="28"/>
+          <w:lang w:val="en-US" w:eastAsia="ru-RU"/>
+        </w:rPr>
+        <w:drawing>
+          <wp:inline distT="0" distB="0" distL="0" distR="0" wp14:anchorId="578BFF37" wp14:editId="30CAC011">
+            <wp:extent cx="4401164" cy="1314633"/>
+            <wp:effectExtent l="0" t="0" r="0" b="0"/>
+            <wp:docPr id="1467426405" name="Рисунок 1"/>
+            <wp:cNvGraphicFramePr>
+              <a:graphicFrameLocks xmlns:a="http://schemas.openxmlformats.org/drawingml/2006/main" noChangeAspect="1"/>
+            </wp:cNvGraphicFramePr>
+            <a:graphic xmlns:a="http://schemas.openxmlformats.org/drawingml/2006/main">
+              <a:graphicData uri="http://schemas.openxmlformats.org/drawingml/2006/picture">
+                <pic:pic xmlns:pic="http://schemas.openxmlformats.org/drawingml/2006/picture">
+                  <pic:nvPicPr>
+                    <pic:cNvPr id="1467426405" name=""/>
+                    <pic:cNvPicPr/>
+                  </pic:nvPicPr>
+                  <pic:blipFill>
+                    <a:blip r:embed="rId37"/>
+                    <a:stretch>
+                      <a:fillRect/>
+                    </a:stretch>
+                  </pic:blipFill>
+                  <pic:spPr>
+                    <a:xfrm>
+                      <a:off x="0" y="0"/>
+                      <a:ext cx="4401164" cy="1314633"/>
+                    </a:xfrm>
+                    <a:prstGeom prst="rect">
+                      <a:avLst/>
+                    </a:prstGeom>
+                  </pic:spPr>
+                </pic:pic>
+              </a:graphicData>
+            </a:graphic>
+          </wp:inline>
+        </w:drawing>
+      </w:r>
+    </w:p>
+    <w:p>
+      <w:pPr>
+        <w:spacing w:before="120" w:after="120" w:line="240" w:lineRule="auto"/>
+        <w:jc w:val="center"/>
+        <w:rPr>
+          <w:rFonts w:ascii="Times New Roman" w:eastAsia="Times New Roman" w:hAnsi="Times New Roman" w:cs="Times New Roman"/>
+          <w:color w:val="000000"/>
+          <w:sz w:val="28"/>
+          <w:szCs w:val="28"/>
+          <w:lang w:eastAsia="ru-RU"/>
+        </w:rPr>
+      </w:pPr>
+      <w:r>
+        <w:rPr>
+          <w:rFonts w:ascii="Times New Roman" w:eastAsia="Times New Roman" w:hAnsi="Times New Roman" w:cs="Times New Roman"/>
+          <w:color w:val="000000"/>
+          <w:sz w:val="28"/>
+          <w:szCs w:val="28"/>
+          <w:lang w:eastAsia="ru-RU"/>
+        </w:rPr>
+        <w:t>Рисунок 28 - Результат дешифрования инверсного метода</w:t>
+      </w:r>
+      <w:r>
+        <w:rPr>
+          <w:rFonts w:ascii="Times New Roman" w:eastAsia="Times New Roman" w:hAnsi="Times New Roman" w:cs="Times New Roman"/>
+          <w:color w:val="000000"/>
+          <w:sz w:val="28"/>
+          <w:szCs w:val="28"/>
+          <w:lang w:eastAsia="ru-RU"/>
+        </w:rPr>
+        <w:br/>
       </w:r>
     </w:p>
     <w:p>
@@ -3907,29 +5469,17 @@
           <w:szCs w:val="28"/>
           <w:lang w:eastAsia="ru-RU"/>
         </w:rPr>
-        <w:t>Рисунок 28 - Результат дешифрования инверсного метода</w:t>
-      </w:r>
-      <w:r>
-        <w:rPr>
-          <w:rFonts w:ascii="Times New Roman" w:eastAsia="Times New Roman" w:hAnsi="Times New Roman" w:cs="Times New Roman"/>
-          <w:color w:val="000000"/>
-          <w:sz w:val="28"/>
-          <w:szCs w:val="28"/>
-          <w:lang w:eastAsia="ru-RU"/>
-        </w:rPr>
-        <w:br/>
-      </w:r>
-      <w:r>
-        <w:rPr>
-          <w:rFonts w:ascii="Times New Roman" w:eastAsia="Times New Roman" w:hAnsi="Times New Roman" w:cs="Times New Roman"/>
-          <w:i/>
-          <w:iCs/>
-          <w:color w:val="000000"/>
-          <w:sz w:val="28"/>
-          <w:szCs w:val="28"/>
-          <w:lang w:eastAsia="ru-RU"/>
-        </w:rPr>
-        <w:t>[Вставьте скриншот]</w:t>
+        <w:t>Вывод по заданию:</w:t>
+      </w:r>
+      <w:r>
+        <w:rPr>
+          <w:rFonts w:ascii="Times New Roman" w:eastAsia="Times New Roman" w:hAnsi="Times New Roman" w:cs="Times New Roman"/>
+          <w:color w:val="000000"/>
+          <w:sz w:val="28"/>
+          <w:szCs w:val="28"/>
+          <w:lang w:eastAsia="ru-RU"/>
+        </w:rPr>
+        <w:t> Инверсный метод является простым и быстрым, но крайне ненадежным, так как его ключ фиксирован и легко угадывается. Гистограмма зашифрованного текста является прямой подсказкой о методе шифрования.</w:t>
       </w:r>
     </w:p>
     <w:p>
@@ -3943,52 +5493,6 @@
           <w:lang w:eastAsia="ru-RU"/>
         </w:rPr>
       </w:pPr>
-      <w:r>
-        <w:rPr>
-          <w:rFonts w:ascii="Times New Roman" w:eastAsia="Times New Roman" w:hAnsi="Times New Roman" w:cs="Times New Roman"/>
-          <w:b/>
-          <w:bCs/>
-          <w:color w:val="000000"/>
-          <w:sz w:val="28"/>
-          <w:szCs w:val="28"/>
-          <w:lang w:eastAsia="ru-RU"/>
-        </w:rPr>
-        <w:t>Вывод по заданию:</w:t>
-      </w:r>
-      <w:r>
-        <w:rPr>
-          <w:rFonts w:ascii="Times New Roman" w:eastAsia="Times New Roman" w:hAnsi="Times New Roman" w:cs="Times New Roman"/>
-          <w:color w:val="000000"/>
-          <w:sz w:val="28"/>
-          <w:szCs w:val="28"/>
-          <w:lang w:eastAsia="ru-RU"/>
-        </w:rPr>
-        <w:t> Инверсный метод является простым и быстрым, но крайне ненадежным, так как его ключ фиксирован и легко угадывается. Гистограмма зашифрованного текста является прямой подсказкой о методе шифрования.</w:t>
-      </w:r>
-    </w:p>
-    <w:p>
-      <w:pPr>
-        <w:spacing w:before="120" w:after="120" w:line="240" w:lineRule="auto"/>
-        <w:rPr>
-          <w:rFonts w:ascii="Times New Roman" w:eastAsia="Times New Roman" w:hAnsi="Times New Roman" w:cs="Times New Roman"/>
-          <w:color w:val="000000"/>
-          <w:sz w:val="28"/>
-          <w:szCs w:val="28"/>
-          <w:lang w:eastAsia="ru-RU"/>
-        </w:rPr>
-      </w:pPr>
-      <w:r>
-        <w:rPr>
-          <w:rFonts w:ascii="Times New Roman" w:eastAsia="Times New Roman" w:hAnsi="Times New Roman" w:cs="Times New Roman"/>
-          <w:color w:val="000000"/>
-          <w:sz w:val="28"/>
-          <w:szCs w:val="28"/>
-          <w:lang w:eastAsia="ru-RU"/>
-        </w:rPr>
-        <w:pict w14:anchorId="1CFF4BF1">
-          <v:rect id="_x0000_i1029" style="width:0;height:.75pt" o:hralign="center" o:hrstd="t" o:hr="t" fillcolor="#a0a0a0" stroked="f"/>
-        </w:pict>
-      </w:r>
     </w:p>
     <w:p>
       <w:pPr>
@@ -4104,19 +5608,76 @@
     <w:p>
       <w:pPr>
         <w:spacing w:before="120" w:after="120" w:line="240" w:lineRule="auto"/>
-        <w:rPr>
-          <w:rFonts w:ascii="Times New Roman" w:eastAsia="Times New Roman" w:hAnsi="Times New Roman" w:cs="Times New Roman"/>
-          <w:color w:val="000000"/>
-          <w:sz w:val="28"/>
-          <w:szCs w:val="28"/>
-          <w:lang w:eastAsia="ru-RU"/>
-        </w:rPr>
-      </w:pPr>
-      <w:r>
-        <w:rPr>
-          <w:rFonts w:ascii="Times New Roman" w:eastAsia="Times New Roman" w:hAnsi="Times New Roman" w:cs="Times New Roman"/>
-          <w:b/>
-          <w:bCs/>
+        <w:jc w:val="center"/>
+        <w:rPr>
+          <w:rFonts w:ascii="Times New Roman" w:eastAsia="Times New Roman" w:hAnsi="Times New Roman" w:cs="Times New Roman"/>
+          <w:color w:val="000000"/>
+          <w:sz w:val="28"/>
+          <w:szCs w:val="28"/>
+          <w:lang w:val="en-US" w:eastAsia="ru-RU"/>
+        </w:rPr>
+      </w:pPr>
+      <w:r>
+        <w:rPr>
+          <w:rFonts w:ascii="Times New Roman" w:eastAsia="Times New Roman" w:hAnsi="Times New Roman" w:cs="Times New Roman"/>
+          <w:noProof/>
+          <w:color w:val="000000"/>
+          <w:sz w:val="28"/>
+          <w:szCs w:val="28"/>
+          <w:lang w:val="en-US" w:eastAsia="ru-RU"/>
+        </w:rPr>
+        <w:drawing>
+          <wp:inline distT="0" distB="0" distL="0" distR="0" wp14:anchorId="4CDB7C11" wp14:editId="1B33814E">
+            <wp:extent cx="2772162" cy="1219370"/>
+            <wp:effectExtent l="0" t="0" r="9525" b="0"/>
+            <wp:docPr id="2017700104" name="Рисунок 1"/>
+            <wp:cNvGraphicFramePr>
+              <a:graphicFrameLocks xmlns:a="http://schemas.openxmlformats.org/drawingml/2006/main" noChangeAspect="1"/>
+            </wp:cNvGraphicFramePr>
+            <a:graphic xmlns:a="http://schemas.openxmlformats.org/drawingml/2006/main">
+              <a:graphicData uri="http://schemas.openxmlformats.org/drawingml/2006/picture">
+                <pic:pic xmlns:pic="http://schemas.openxmlformats.org/drawingml/2006/picture">
+                  <pic:nvPicPr>
+                    <pic:cNvPr id="2017700104" name=""/>
+                    <pic:cNvPicPr/>
+                  </pic:nvPicPr>
+                  <pic:blipFill>
+                    <a:blip r:embed="rId38"/>
+                    <a:stretch>
+                      <a:fillRect/>
+                    </a:stretch>
+                  </pic:blipFill>
+                  <pic:spPr>
+                    <a:xfrm>
+                      <a:off x="0" y="0"/>
+                      <a:ext cx="2772162" cy="1219370"/>
+                    </a:xfrm>
+                    <a:prstGeom prst="rect">
+                      <a:avLst/>
+                    </a:prstGeom>
+                  </pic:spPr>
+                </pic:pic>
+              </a:graphicData>
+            </a:graphic>
+          </wp:inline>
+        </w:drawing>
+      </w:r>
+    </w:p>
+    <w:p>
+      <w:pPr>
+        <w:spacing w:before="120" w:after="120" w:line="240" w:lineRule="auto"/>
+        <w:jc w:val="center"/>
+        <w:rPr>
+          <w:rFonts w:ascii="Times New Roman" w:eastAsia="Times New Roman" w:hAnsi="Times New Roman" w:cs="Times New Roman"/>
+          <w:color w:val="000000"/>
+          <w:sz w:val="28"/>
+          <w:szCs w:val="28"/>
+          <w:lang w:eastAsia="ru-RU"/>
+        </w:rPr>
+      </w:pPr>
+      <w:r>
+        <w:rPr>
+          <w:rFonts w:ascii="Times New Roman" w:eastAsia="Times New Roman" w:hAnsi="Times New Roman" w:cs="Times New Roman"/>
           <w:color w:val="000000"/>
           <w:sz w:val="28"/>
           <w:szCs w:val="28"/>
@@ -4134,18 +5695,32 @@
         </w:rPr>
         <w:br/>
       </w:r>
-      <w:r>
-        <w:rPr>
-          <w:rFonts w:ascii="Times New Roman" w:eastAsia="Times New Roman" w:hAnsi="Times New Roman" w:cs="Times New Roman"/>
-          <w:i/>
-          <w:iCs/>
-          <w:color w:val="000000"/>
-          <w:sz w:val="28"/>
-          <w:szCs w:val="28"/>
-          <w:lang w:eastAsia="ru-RU"/>
-        </w:rPr>
-        <w:t>[Вставьте скриншот]</w:t>
-      </w:r>
+    </w:p>
+    <w:p>
+      <w:pPr>
+        <w:spacing w:before="120" w:after="120" w:line="240" w:lineRule="auto"/>
+        <w:jc w:val="center"/>
+        <w:rPr>
+          <w:rFonts w:ascii="Times New Roman" w:eastAsia="Times New Roman" w:hAnsi="Times New Roman" w:cs="Times New Roman"/>
+          <w:color w:val="000000"/>
+          <w:sz w:val="28"/>
+          <w:szCs w:val="28"/>
+          <w:lang w:eastAsia="ru-RU"/>
+        </w:rPr>
+      </w:pPr>
+    </w:p>
+    <w:p>
+      <w:pPr>
+        <w:spacing w:before="120" w:after="120" w:line="240" w:lineRule="auto"/>
+        <w:jc w:val="center"/>
+        <w:rPr>
+          <w:rFonts w:ascii="Times New Roman" w:eastAsia="Times New Roman" w:hAnsi="Times New Roman" w:cs="Times New Roman"/>
+          <w:color w:val="000000"/>
+          <w:sz w:val="28"/>
+          <w:szCs w:val="28"/>
+          <w:lang w:eastAsia="ru-RU"/>
+        </w:rPr>
+      </w:pPr>
     </w:p>
     <w:p>
       <w:pPr>
@@ -4170,25 +5745,83 @@
           <w:szCs w:val="28"/>
           <w:lang w:eastAsia="ru-RU"/>
         </w:rPr>
+        <w:lastRenderedPageBreak/>
         <w:t>Выполнено шифрование этого файла.</w:t>
       </w:r>
     </w:p>
     <w:p>
       <w:pPr>
         <w:spacing w:before="120" w:after="120" w:line="240" w:lineRule="auto"/>
-        <w:rPr>
-          <w:rFonts w:ascii="Times New Roman" w:eastAsia="Times New Roman" w:hAnsi="Times New Roman" w:cs="Times New Roman"/>
-          <w:color w:val="000000"/>
-          <w:sz w:val="28"/>
-          <w:szCs w:val="28"/>
-          <w:lang w:eastAsia="ru-RU"/>
-        </w:rPr>
-      </w:pPr>
-      <w:r>
-        <w:rPr>
-          <w:rFonts w:ascii="Times New Roman" w:eastAsia="Times New Roman" w:hAnsi="Times New Roman" w:cs="Times New Roman"/>
-          <w:b/>
-          <w:bCs/>
+        <w:jc w:val="center"/>
+        <w:rPr>
+          <w:rFonts w:ascii="Times New Roman" w:eastAsia="Times New Roman" w:hAnsi="Times New Roman" w:cs="Times New Roman"/>
+          <w:color w:val="000000"/>
+          <w:sz w:val="28"/>
+          <w:szCs w:val="28"/>
+          <w:lang w:val="en-US" w:eastAsia="ru-RU"/>
+        </w:rPr>
+      </w:pPr>
+      <w:r>
+        <w:rPr>
+          <w:rFonts w:ascii="Times New Roman" w:eastAsia="Times New Roman" w:hAnsi="Times New Roman" w:cs="Times New Roman"/>
+          <w:noProof/>
+          <w:color w:val="000000"/>
+          <w:sz w:val="28"/>
+          <w:szCs w:val="28"/>
+          <w:lang w:val="en-US" w:eastAsia="ru-RU"/>
+        </w:rPr>
+        <w:drawing>
+          <wp:inline distT="0" distB="0" distL="0" distR="0" wp14:anchorId="32865657" wp14:editId="78678293">
+            <wp:extent cx="2929965" cy="2269071"/>
+            <wp:effectExtent l="0" t="0" r="3810" b="0"/>
+            <wp:docPr id="1259635696" name="Рисунок 1"/>
+            <wp:cNvGraphicFramePr>
+              <a:graphicFrameLocks xmlns:a="http://schemas.openxmlformats.org/drawingml/2006/main" noChangeAspect="1"/>
+            </wp:cNvGraphicFramePr>
+            <a:graphic xmlns:a="http://schemas.openxmlformats.org/drawingml/2006/main">
+              <a:graphicData uri="http://schemas.openxmlformats.org/drawingml/2006/picture">
+                <pic:pic xmlns:pic="http://schemas.openxmlformats.org/drawingml/2006/picture">
+                  <pic:nvPicPr>
+                    <pic:cNvPr id="1259635696" name=""/>
+                    <pic:cNvPicPr/>
+                  </pic:nvPicPr>
+                  <pic:blipFill>
+                    <a:blip r:embed="rId39"/>
+                    <a:stretch>
+                      <a:fillRect/>
+                    </a:stretch>
+                  </pic:blipFill>
+                  <pic:spPr>
+                    <a:xfrm>
+                      <a:off x="0" y="0"/>
+                      <a:ext cx="2933169" cy="2271552"/>
+                    </a:xfrm>
+                    <a:prstGeom prst="rect">
+                      <a:avLst/>
+                    </a:prstGeom>
+                  </pic:spPr>
+                </pic:pic>
+              </a:graphicData>
+            </a:graphic>
+          </wp:inline>
+        </w:drawing>
+      </w:r>
+    </w:p>
+    <w:p>
+      <w:pPr>
+        <w:spacing w:before="120" w:after="120" w:line="240" w:lineRule="auto"/>
+        <w:jc w:val="center"/>
+        <w:rPr>
+          <w:rFonts w:ascii="Times New Roman" w:eastAsia="Times New Roman" w:hAnsi="Times New Roman" w:cs="Times New Roman"/>
+          <w:color w:val="000000"/>
+          <w:sz w:val="28"/>
+          <w:szCs w:val="28"/>
+          <w:lang w:eastAsia="ru-RU"/>
+        </w:rPr>
+      </w:pPr>
+      <w:r>
+        <w:rPr>
+          <w:rFonts w:ascii="Times New Roman" w:eastAsia="Times New Roman" w:hAnsi="Times New Roman" w:cs="Times New Roman"/>
           <w:color w:val="000000"/>
           <w:sz w:val="28"/>
           <w:szCs w:val="28"/>
@@ -4196,6 +5829,19 @@
         </w:rPr>
         <w:t>Рисунок 30 - Окно выбора многоалфавитного метода с фиксированным ключом</w:t>
       </w:r>
+    </w:p>
+    <w:p>
+      <w:pPr>
+        <w:spacing w:before="120" w:after="120" w:line="240" w:lineRule="auto"/>
+        <w:jc w:val="center"/>
+        <w:rPr>
+          <w:rFonts w:ascii="Times New Roman" w:eastAsia="Times New Roman" w:hAnsi="Times New Roman" w:cs="Times New Roman"/>
+          <w:color w:val="000000"/>
+          <w:sz w:val="28"/>
+          <w:szCs w:val="28"/>
+          <w:lang w:eastAsia="ru-RU"/>
+        </w:rPr>
+      </w:pPr>
       <w:r>
         <w:rPr>
           <w:rFonts w:ascii="Times New Roman" w:eastAsia="Times New Roman" w:hAnsi="Times New Roman" w:cs="Times New Roman"/>
@@ -4209,32 +5855,64 @@
       <w:r>
         <w:rPr>
           <w:rFonts w:ascii="Times New Roman" w:eastAsia="Times New Roman" w:hAnsi="Times New Roman" w:cs="Times New Roman"/>
-          <w:i/>
-          <w:iCs/>
-          <w:color w:val="000000"/>
-          <w:sz w:val="28"/>
-          <w:szCs w:val="28"/>
-          <w:lang w:eastAsia="ru-RU"/>
-        </w:rPr>
-        <w:t>[Вставьте скриншот]</w:t>
+          <w:noProof/>
+          <w:color w:val="000000"/>
+          <w:sz w:val="28"/>
+          <w:szCs w:val="28"/>
+          <w:lang w:eastAsia="ru-RU"/>
+        </w:rPr>
+        <w:drawing>
+          <wp:inline distT="0" distB="0" distL="0" distR="0" wp14:anchorId="5B871E01" wp14:editId="6996ED05">
+            <wp:extent cx="2429214" cy="1047896"/>
+            <wp:effectExtent l="0" t="0" r="9525" b="0"/>
+            <wp:docPr id="1612472281" name="Рисунок 1"/>
+            <wp:cNvGraphicFramePr>
+              <a:graphicFrameLocks xmlns:a="http://schemas.openxmlformats.org/drawingml/2006/main" noChangeAspect="1"/>
+            </wp:cNvGraphicFramePr>
+            <a:graphic xmlns:a="http://schemas.openxmlformats.org/drawingml/2006/main">
+              <a:graphicData uri="http://schemas.openxmlformats.org/drawingml/2006/picture">
+                <pic:pic xmlns:pic="http://schemas.openxmlformats.org/drawingml/2006/picture">
+                  <pic:nvPicPr>
+                    <pic:cNvPr id="1612472281" name=""/>
+                    <pic:cNvPicPr/>
+                  </pic:nvPicPr>
+                  <pic:blipFill>
+                    <a:blip r:embed="rId40"/>
+                    <a:stretch>
+                      <a:fillRect/>
+                    </a:stretch>
+                  </pic:blipFill>
+                  <pic:spPr>
+                    <a:xfrm>
+                      <a:off x="0" y="0"/>
+                      <a:ext cx="2429214" cy="1047896"/>
+                    </a:xfrm>
+                    <a:prstGeom prst="rect">
+                      <a:avLst/>
+                    </a:prstGeom>
+                  </pic:spPr>
+                </pic:pic>
+              </a:graphicData>
+            </a:graphic>
+          </wp:inline>
+        </w:drawing>
       </w:r>
     </w:p>
     <w:p>
       <w:pPr>
         <w:spacing w:before="120" w:after="120" w:line="240" w:lineRule="auto"/>
-        <w:rPr>
-          <w:rFonts w:ascii="Times New Roman" w:eastAsia="Times New Roman" w:hAnsi="Times New Roman" w:cs="Times New Roman"/>
-          <w:color w:val="000000"/>
-          <w:sz w:val="28"/>
-          <w:szCs w:val="28"/>
-          <w:lang w:eastAsia="ru-RU"/>
-        </w:rPr>
-      </w:pPr>
-      <w:r>
-        <w:rPr>
-          <w:rFonts w:ascii="Times New Roman" w:eastAsia="Times New Roman" w:hAnsi="Times New Roman" w:cs="Times New Roman"/>
-          <w:b/>
-          <w:bCs/>
+        <w:jc w:val="center"/>
+        <w:rPr>
+          <w:rFonts w:ascii="Times New Roman" w:eastAsia="Times New Roman" w:hAnsi="Times New Roman" w:cs="Times New Roman"/>
+          <w:color w:val="000000"/>
+          <w:sz w:val="28"/>
+          <w:szCs w:val="28"/>
+          <w:lang w:eastAsia="ru-RU"/>
+        </w:rPr>
+      </w:pPr>
+      <w:r>
+        <w:rPr>
+          <w:rFonts w:ascii="Times New Roman" w:eastAsia="Times New Roman" w:hAnsi="Times New Roman" w:cs="Times New Roman"/>
           <w:color w:val="000000"/>
           <w:sz w:val="28"/>
           <w:szCs w:val="28"/>
@@ -4251,18 +5929,6 @@
           <w:lang w:eastAsia="ru-RU"/>
         </w:rPr>
         <w:br/>
-      </w:r>
-      <w:r>
-        <w:rPr>
-          <w:rFonts w:ascii="Times New Roman" w:eastAsia="Times New Roman" w:hAnsi="Times New Roman" w:cs="Times New Roman"/>
-          <w:i/>
-          <w:iCs/>
-          <w:color w:val="000000"/>
-          <w:sz w:val="28"/>
-          <w:szCs w:val="28"/>
-          <w:lang w:eastAsia="ru-RU"/>
-        </w:rPr>
-        <w:t>[Вставьте скриншот]</w:t>
       </w:r>
     </w:p>
     <w:p>
@@ -4294,25 +5960,81 @@
     <w:p>
       <w:pPr>
         <w:spacing w:before="120" w:after="120" w:line="240" w:lineRule="auto"/>
-        <w:rPr>
-          <w:rFonts w:ascii="Times New Roman" w:eastAsia="Times New Roman" w:hAnsi="Times New Roman" w:cs="Times New Roman"/>
-          <w:color w:val="000000"/>
-          <w:sz w:val="28"/>
-          <w:szCs w:val="28"/>
-          <w:lang w:eastAsia="ru-RU"/>
-        </w:rPr>
-      </w:pPr>
-      <w:r>
-        <w:rPr>
-          <w:rFonts w:ascii="Times New Roman" w:eastAsia="Times New Roman" w:hAnsi="Times New Roman" w:cs="Times New Roman"/>
-          <w:b/>
-          <w:bCs/>
-          <w:color w:val="000000"/>
-          <w:sz w:val="28"/>
-          <w:szCs w:val="28"/>
-          <w:lang w:eastAsia="ru-RU"/>
-        </w:rPr>
-        <w:lastRenderedPageBreak/>
+        <w:jc w:val="center"/>
+        <w:rPr>
+          <w:rFonts w:ascii="Times New Roman" w:eastAsia="Times New Roman" w:hAnsi="Times New Roman" w:cs="Times New Roman"/>
+          <w:color w:val="000000"/>
+          <w:sz w:val="28"/>
+          <w:szCs w:val="28"/>
+          <w:lang w:val="en-US" w:eastAsia="ru-RU"/>
+        </w:rPr>
+      </w:pPr>
+      <w:r>
+        <w:rPr>
+          <w:rFonts w:ascii="Times New Roman" w:eastAsia="Times New Roman" w:hAnsi="Times New Roman" w:cs="Times New Roman"/>
+          <w:noProof/>
+          <w:color w:val="000000"/>
+          <w:sz w:val="28"/>
+          <w:szCs w:val="28"/>
+          <w:lang w:val="en-US" w:eastAsia="ru-RU"/>
+        </w:rPr>
+        <w:drawing>
+          <wp:inline distT="0" distB="0" distL="0" distR="0" wp14:anchorId="51E75CBD" wp14:editId="5AC3D3F8">
+            <wp:extent cx="4499331" cy="1655446"/>
+            <wp:effectExtent l="0" t="0" r="0" b="1905"/>
+            <wp:docPr id="1662676507" name="Рисунок 1"/>
+            <wp:cNvGraphicFramePr>
+              <a:graphicFrameLocks xmlns:a="http://schemas.openxmlformats.org/drawingml/2006/main" noChangeAspect="1"/>
+            </wp:cNvGraphicFramePr>
+            <a:graphic xmlns:a="http://schemas.openxmlformats.org/drawingml/2006/main">
+              <a:graphicData uri="http://schemas.openxmlformats.org/drawingml/2006/picture">
+                <pic:pic xmlns:pic="http://schemas.openxmlformats.org/drawingml/2006/picture">
+                  <pic:nvPicPr>
+                    <pic:cNvPr id="1662676507" name=""/>
+                    <pic:cNvPicPr/>
+                  </pic:nvPicPr>
+                  <pic:blipFill>
+                    <a:blip r:embed="rId41"/>
+                    <a:stretch>
+                      <a:fillRect/>
+                    </a:stretch>
+                  </pic:blipFill>
+                  <pic:spPr>
+                    <a:xfrm>
+                      <a:off x="0" y="0"/>
+                      <a:ext cx="4519429" cy="1662841"/>
+                    </a:xfrm>
+                    <a:prstGeom prst="rect">
+                      <a:avLst/>
+                    </a:prstGeom>
+                  </pic:spPr>
+                </pic:pic>
+              </a:graphicData>
+            </a:graphic>
+          </wp:inline>
+        </w:drawing>
+      </w:r>
+    </w:p>
+    <w:p>
+      <w:pPr>
+        <w:spacing w:before="120" w:after="120" w:line="240" w:lineRule="auto"/>
+        <w:jc w:val="center"/>
+        <w:rPr>
+          <w:rFonts w:ascii="Times New Roman" w:eastAsia="Times New Roman" w:hAnsi="Times New Roman" w:cs="Times New Roman"/>
+          <w:color w:val="000000"/>
+          <w:sz w:val="28"/>
+          <w:szCs w:val="28"/>
+          <w:lang w:eastAsia="ru-RU"/>
+        </w:rPr>
+      </w:pPr>
+      <w:r>
+        <w:rPr>
+          <w:rFonts w:ascii="Times New Roman" w:eastAsia="Times New Roman" w:hAnsi="Times New Roman" w:cs="Times New Roman"/>
+          <w:color w:val="000000"/>
+          <w:sz w:val="28"/>
+          <w:szCs w:val="28"/>
+          <w:lang w:eastAsia="ru-RU"/>
+        </w:rPr>
         <w:t>Рисунок 32 - Гистограмма зашифрованной последовательности одинаковых символов</w:t>
       </w:r>
       <w:r>
@@ -4324,18 +6046,6 @@
           <w:lang w:eastAsia="ru-RU"/>
         </w:rPr>
         <w:br/>
-      </w:r>
-      <w:r>
-        <w:rPr>
-          <w:rFonts w:ascii="Times New Roman" w:eastAsia="Times New Roman" w:hAnsi="Times New Roman" w:cs="Times New Roman"/>
-          <w:i/>
-          <w:iCs/>
-          <w:color w:val="000000"/>
-          <w:sz w:val="28"/>
-          <w:szCs w:val="28"/>
-          <w:lang w:eastAsia="ru-RU"/>
-        </w:rPr>
-        <w:t>[Вставьте скриншот]</w:t>
       </w:r>
     </w:p>
     <w:p>
@@ -4415,7 +6125,17 @@
           <w:szCs w:val="28"/>
           <w:lang w:eastAsia="ru-RU"/>
         </w:rPr>
-        <w:t>Количество этих столбцов соответствует количеству различных смещений в ключе: [число]</w:t>
+        <w:t>Количество этих столбцов соответствует количеству различных смещений в ключе: </w:t>
+      </w:r>
+      <w:r>
+        <w:rPr>
+          <w:rFonts w:ascii="Times New Roman" w:eastAsia="Times New Roman" w:hAnsi="Times New Roman" w:cs="Times New Roman"/>
+          <w:color w:val="000000"/>
+          <w:sz w:val="28"/>
+          <w:szCs w:val="28"/>
+          <w:lang w:eastAsia="ru-RU"/>
+        </w:rPr>
+        <w:t>6</w:t>
       </w:r>
     </w:p>
     <w:p>
@@ -4441,7 +6161,78 @@
           <w:szCs w:val="28"/>
           <w:lang w:eastAsia="ru-RU"/>
         </w:rPr>
-        <w:t>Набор смещений: [значение 1], [значение 2], [значение 3]</w:t>
+        <w:lastRenderedPageBreak/>
+        <w:t>Набор смещений: [</w:t>
+      </w:r>
+      <w:r>
+        <w:rPr>
+          <w:rFonts w:ascii="Times New Roman" w:eastAsia="Times New Roman" w:hAnsi="Times New Roman" w:cs="Times New Roman"/>
+          <w:color w:val="000000"/>
+          <w:sz w:val="28"/>
+          <w:szCs w:val="28"/>
+          <w:lang w:eastAsia="ru-RU"/>
+        </w:rPr>
+        <w:t>0</w:t>
+      </w:r>
+      <w:r>
+        <w:rPr>
+          <w:rFonts w:ascii="Times New Roman" w:eastAsia="Times New Roman" w:hAnsi="Times New Roman" w:cs="Times New Roman"/>
+          <w:color w:val="000000"/>
+          <w:sz w:val="28"/>
+          <w:szCs w:val="28"/>
+          <w:lang w:val="en-US" w:eastAsia="ru-RU"/>
+        </w:rPr>
+        <w:t>,167</w:t>
+      </w:r>
+      <w:r>
+        <w:rPr>
+          <w:rFonts w:ascii="Times New Roman" w:eastAsia="Times New Roman" w:hAnsi="Times New Roman" w:cs="Times New Roman"/>
+          <w:color w:val="000000"/>
+          <w:sz w:val="28"/>
+          <w:szCs w:val="28"/>
+          <w:lang w:eastAsia="ru-RU"/>
+        </w:rPr>
+        <w:t>], [</w:t>
+      </w:r>
+      <w:r>
+        <w:rPr>
+          <w:rFonts w:ascii="Times New Roman" w:eastAsia="Times New Roman" w:hAnsi="Times New Roman" w:cs="Times New Roman"/>
+          <w:color w:val="000000"/>
+          <w:sz w:val="28"/>
+          <w:szCs w:val="28"/>
+          <w:lang w:val="en-US" w:eastAsia="ru-RU"/>
+        </w:rPr>
+        <w:t>0,278</w:t>
+      </w:r>
+      <w:r>
+        <w:rPr>
+          <w:rFonts w:ascii="Times New Roman" w:eastAsia="Times New Roman" w:hAnsi="Times New Roman" w:cs="Times New Roman"/>
+          <w:color w:val="000000"/>
+          <w:sz w:val="28"/>
+          <w:szCs w:val="28"/>
+          <w:lang w:eastAsia="ru-RU"/>
+        </w:rPr>
+        <w:t>], [</w:t>
+      </w:r>
+      <w:r>
+        <w:rPr>
+          <w:rFonts w:ascii="Times New Roman" w:eastAsia="Times New Roman" w:hAnsi="Times New Roman" w:cs="Times New Roman"/>
+          <w:color w:val="000000"/>
+          <w:sz w:val="28"/>
+          <w:szCs w:val="28"/>
+          <w:lang w:val="en-US" w:eastAsia="ru-RU"/>
+        </w:rPr>
+        <w:t>0,139</w:t>
+      </w:r>
+      <w:r>
+        <w:rPr>
+          <w:rFonts w:ascii="Times New Roman" w:eastAsia="Times New Roman" w:hAnsi="Times New Roman" w:cs="Times New Roman"/>
+          <w:color w:val="000000"/>
+          <w:sz w:val="28"/>
+          <w:szCs w:val="28"/>
+          <w:lang w:eastAsia="ru-RU"/>
+        </w:rPr>
+        <w:t>]</w:t>
       </w:r>
     </w:p>
     <w:p>
@@ -4489,18 +6280,6 @@
           <w:lang w:eastAsia="ru-RU"/>
         </w:rPr>
       </w:pPr>
-      <w:r>
-        <w:rPr>
-          <w:rFonts w:ascii="Times New Roman" w:eastAsia="Times New Roman" w:hAnsi="Times New Roman" w:cs="Times New Roman"/>
-          <w:color w:val="000000"/>
-          <w:sz w:val="28"/>
-          <w:szCs w:val="28"/>
-          <w:lang w:eastAsia="ru-RU"/>
-        </w:rPr>
-        <w:pict w14:anchorId="09112490">
-          <v:rect id="_x0000_i1030" style="width:0;height:.75pt" o:hralign="center" o:hrstd="t" o:hr="t" fillcolor="#a0a0a0" stroked="f"/>
-        </w:pict>
-      </w:r>
     </w:p>
     <w:p>
       <w:pPr>
@@ -4616,19 +6395,76 @@
     <w:p>
       <w:pPr>
         <w:spacing w:before="120" w:after="120" w:line="240" w:lineRule="auto"/>
-        <w:rPr>
-          <w:rFonts w:ascii="Times New Roman" w:eastAsia="Times New Roman" w:hAnsi="Times New Roman" w:cs="Times New Roman"/>
-          <w:color w:val="000000"/>
-          <w:sz w:val="28"/>
-          <w:szCs w:val="28"/>
-          <w:lang w:eastAsia="ru-RU"/>
-        </w:rPr>
-      </w:pPr>
-      <w:r>
-        <w:rPr>
-          <w:rFonts w:ascii="Times New Roman" w:eastAsia="Times New Roman" w:hAnsi="Times New Roman" w:cs="Times New Roman"/>
-          <w:b/>
-          <w:bCs/>
+        <w:jc w:val="center"/>
+        <w:rPr>
+          <w:rFonts w:ascii="Times New Roman" w:eastAsia="Times New Roman" w:hAnsi="Times New Roman" w:cs="Times New Roman"/>
+          <w:color w:val="000000"/>
+          <w:sz w:val="28"/>
+          <w:szCs w:val="28"/>
+          <w:lang w:eastAsia="ru-RU"/>
+        </w:rPr>
+      </w:pPr>
+      <w:r>
+        <w:rPr>
+          <w:rFonts w:ascii="Times New Roman" w:eastAsia="Times New Roman" w:hAnsi="Times New Roman" w:cs="Times New Roman"/>
+          <w:noProof/>
+          <w:color w:val="000000"/>
+          <w:sz w:val="28"/>
+          <w:szCs w:val="28"/>
+          <w:lang w:eastAsia="ru-RU"/>
+        </w:rPr>
+        <w:drawing>
+          <wp:inline distT="0" distB="0" distL="0" distR="0" wp14:anchorId="25572C12" wp14:editId="1C42793F">
+            <wp:extent cx="4772691" cy="1000265"/>
+            <wp:effectExtent l="0" t="0" r="0" b="9525"/>
+            <wp:docPr id="1245771214" name="Рисунок 1"/>
+            <wp:cNvGraphicFramePr>
+              <a:graphicFrameLocks xmlns:a="http://schemas.openxmlformats.org/drawingml/2006/main" noChangeAspect="1"/>
+            </wp:cNvGraphicFramePr>
+            <a:graphic xmlns:a="http://schemas.openxmlformats.org/drawingml/2006/main">
+              <a:graphicData uri="http://schemas.openxmlformats.org/drawingml/2006/picture">
+                <pic:pic xmlns:pic="http://schemas.openxmlformats.org/drawingml/2006/picture">
+                  <pic:nvPicPr>
+                    <pic:cNvPr id="1245771214" name=""/>
+                    <pic:cNvPicPr/>
+                  </pic:nvPicPr>
+                  <pic:blipFill>
+                    <a:blip r:embed="rId42"/>
+                    <a:stretch>
+                      <a:fillRect/>
+                    </a:stretch>
+                  </pic:blipFill>
+                  <pic:spPr>
+                    <a:xfrm>
+                      <a:off x="0" y="0"/>
+                      <a:ext cx="4772691" cy="1000265"/>
+                    </a:xfrm>
+                    <a:prstGeom prst="rect">
+                      <a:avLst/>
+                    </a:prstGeom>
+                  </pic:spPr>
+                </pic:pic>
+              </a:graphicData>
+            </a:graphic>
+          </wp:inline>
+        </w:drawing>
+      </w:r>
+    </w:p>
+    <w:p>
+      <w:pPr>
+        <w:spacing w:before="120" w:after="120" w:line="240" w:lineRule="auto"/>
+        <w:jc w:val="center"/>
+        <w:rPr>
+          <w:rFonts w:ascii="Times New Roman" w:eastAsia="Times New Roman" w:hAnsi="Times New Roman" w:cs="Times New Roman"/>
+          <w:color w:val="000000"/>
+          <w:sz w:val="28"/>
+          <w:szCs w:val="28"/>
+          <w:lang w:eastAsia="ru-RU"/>
+        </w:rPr>
+      </w:pPr>
+      <w:r>
+        <w:rPr>
+          <w:rFonts w:ascii="Times New Roman" w:eastAsia="Times New Roman" w:hAnsi="Times New Roman" w:cs="Times New Roman"/>
           <w:color w:val="000000"/>
           <w:sz w:val="28"/>
           <w:szCs w:val="28"/>
@@ -4645,18 +6481,6 @@
           <w:lang w:eastAsia="ru-RU"/>
         </w:rPr>
         <w:br/>
-      </w:r>
-      <w:r>
-        <w:rPr>
-          <w:rFonts w:ascii="Times New Roman" w:eastAsia="Times New Roman" w:hAnsi="Times New Roman" w:cs="Times New Roman"/>
-          <w:i/>
-          <w:iCs/>
-          <w:color w:val="000000"/>
-          <w:sz w:val="28"/>
-          <w:szCs w:val="28"/>
-          <w:lang w:eastAsia="ru-RU"/>
-        </w:rPr>
-        <w:t>[Вставьте скриншот]</w:t>
       </w:r>
     </w:p>
     <w:p>
@@ -4682,25 +6506,102 @@
           <w:szCs w:val="28"/>
           <w:lang w:eastAsia="ru-RU"/>
         </w:rPr>
-        <w:t>Выполнено шифрование файла с ключом [ваш ключ].</w:t>
+        <w:t>Выполнено шифрование файла с ключом [</w:t>
+      </w:r>
+      <w:r>
+        <w:rPr>
+          <w:rFonts w:ascii="Times New Roman" w:eastAsia="Times New Roman" w:hAnsi="Times New Roman" w:cs="Times New Roman"/>
+          <w:color w:val="000000"/>
+          <w:sz w:val="28"/>
+          <w:szCs w:val="28"/>
+          <w:lang w:eastAsia="ru-RU"/>
+        </w:rPr>
+        <w:t>вариант</w:t>
+      </w:r>
+      <w:r>
+        <w:rPr>
+          <w:rFonts w:ascii="Times New Roman" w:eastAsia="Times New Roman" w:hAnsi="Times New Roman" w:cs="Times New Roman"/>
+          <w:color w:val="000000"/>
+          <w:sz w:val="28"/>
+          <w:szCs w:val="28"/>
+          <w:lang w:eastAsia="ru-RU"/>
+        </w:rPr>
+        <w:t>].</w:t>
       </w:r>
     </w:p>
     <w:p>
       <w:pPr>
         <w:spacing w:before="120" w:after="120" w:line="240" w:lineRule="auto"/>
-        <w:rPr>
-          <w:rFonts w:ascii="Times New Roman" w:eastAsia="Times New Roman" w:hAnsi="Times New Roman" w:cs="Times New Roman"/>
-          <w:color w:val="000000"/>
-          <w:sz w:val="28"/>
-          <w:szCs w:val="28"/>
-          <w:lang w:eastAsia="ru-RU"/>
-        </w:rPr>
-      </w:pPr>
-      <w:r>
-        <w:rPr>
-          <w:rFonts w:ascii="Times New Roman" w:eastAsia="Times New Roman" w:hAnsi="Times New Roman" w:cs="Times New Roman"/>
-          <w:b/>
-          <w:bCs/>
+        <w:jc w:val="center"/>
+        <w:rPr>
+          <w:rFonts w:ascii="Times New Roman" w:eastAsia="Times New Roman" w:hAnsi="Times New Roman" w:cs="Times New Roman"/>
+          <w:color w:val="000000"/>
+          <w:sz w:val="28"/>
+          <w:szCs w:val="28"/>
+          <w:lang w:eastAsia="ru-RU"/>
+        </w:rPr>
+      </w:pPr>
+      <w:r>
+        <w:rPr>
+          <w:rFonts w:ascii="Times New Roman" w:eastAsia="Times New Roman" w:hAnsi="Times New Roman" w:cs="Times New Roman"/>
+          <w:noProof/>
+          <w:color w:val="000000"/>
+          <w:sz w:val="28"/>
+          <w:szCs w:val="28"/>
+          <w:lang w:eastAsia="ru-RU"/>
+        </w:rPr>
+        <w:drawing>
+          <wp:inline distT="0" distB="0" distL="0" distR="0" wp14:anchorId="7D751261" wp14:editId="77796F07">
+            <wp:extent cx="2555747" cy="1632839"/>
+            <wp:effectExtent l="0" t="0" r="0" b="5715"/>
+            <wp:docPr id="550342250" name="Рисунок 1"/>
+            <wp:cNvGraphicFramePr>
+              <a:graphicFrameLocks xmlns:a="http://schemas.openxmlformats.org/drawingml/2006/main" noChangeAspect="1"/>
+            </wp:cNvGraphicFramePr>
+            <a:graphic xmlns:a="http://schemas.openxmlformats.org/drawingml/2006/main">
+              <a:graphicData uri="http://schemas.openxmlformats.org/drawingml/2006/picture">
+                <pic:pic xmlns:pic="http://schemas.openxmlformats.org/drawingml/2006/picture">
+                  <pic:nvPicPr>
+                    <pic:cNvPr id="550342250" name=""/>
+                    <pic:cNvPicPr/>
+                  </pic:nvPicPr>
+                  <pic:blipFill>
+                    <a:blip r:embed="rId43"/>
+                    <a:stretch>
+                      <a:fillRect/>
+                    </a:stretch>
+                  </pic:blipFill>
+                  <pic:spPr>
+                    <a:xfrm>
+                      <a:off x="0" y="0"/>
+                      <a:ext cx="2575732" cy="1645607"/>
+                    </a:xfrm>
+                    <a:prstGeom prst="rect">
+                      <a:avLst/>
+                    </a:prstGeom>
+                  </pic:spPr>
+                </pic:pic>
+              </a:graphicData>
+            </a:graphic>
+          </wp:inline>
+        </w:drawing>
+      </w:r>
+    </w:p>
+    <w:p>
+      <w:pPr>
+        <w:spacing w:before="120" w:after="120" w:line="240" w:lineRule="auto"/>
+        <w:jc w:val="center"/>
+        <w:rPr>
+          <w:rFonts w:ascii="Times New Roman" w:eastAsia="Times New Roman" w:hAnsi="Times New Roman" w:cs="Times New Roman"/>
+          <w:color w:val="000000"/>
+          <w:sz w:val="28"/>
+          <w:szCs w:val="28"/>
+          <w:lang w:eastAsia="ru-RU"/>
+        </w:rPr>
+      </w:pPr>
+      <w:r>
+        <w:rPr>
+          <w:rFonts w:ascii="Times New Roman" w:eastAsia="Times New Roman" w:hAnsi="Times New Roman" w:cs="Times New Roman"/>
           <w:color w:val="000000"/>
           <w:sz w:val="28"/>
           <w:szCs w:val="28"/>
@@ -4708,6 +6609,19 @@
         </w:rPr>
         <w:t>Рисунок 34 - Окно ввода ключа фиксированной длины</w:t>
       </w:r>
+    </w:p>
+    <w:p>
+      <w:pPr>
+        <w:spacing w:before="120" w:after="120" w:line="240" w:lineRule="auto"/>
+        <w:jc w:val="center"/>
+        <w:rPr>
+          <w:rFonts w:ascii="Times New Roman" w:eastAsia="Times New Roman" w:hAnsi="Times New Roman" w:cs="Times New Roman"/>
+          <w:color w:val="000000"/>
+          <w:sz w:val="28"/>
+          <w:szCs w:val="28"/>
+          <w:lang w:eastAsia="ru-RU"/>
+        </w:rPr>
+      </w:pPr>
       <w:r>
         <w:rPr>
           <w:rFonts w:ascii="Times New Roman" w:eastAsia="Times New Roman" w:hAnsi="Times New Roman" w:cs="Times New Roman"/>
@@ -4721,32 +6635,64 @@
       <w:r>
         <w:rPr>
           <w:rFonts w:ascii="Times New Roman" w:eastAsia="Times New Roman" w:hAnsi="Times New Roman" w:cs="Times New Roman"/>
-          <w:i/>
-          <w:iCs/>
-          <w:color w:val="000000"/>
-          <w:sz w:val="28"/>
-          <w:szCs w:val="28"/>
-          <w:lang w:eastAsia="ru-RU"/>
-        </w:rPr>
-        <w:t>[Вставьте скриншот]</w:t>
+          <w:noProof/>
+          <w:color w:val="000000"/>
+          <w:sz w:val="28"/>
+          <w:szCs w:val="28"/>
+          <w:lang w:eastAsia="ru-RU"/>
+        </w:rPr>
+        <w:drawing>
+          <wp:inline distT="0" distB="0" distL="0" distR="0" wp14:anchorId="0507E4C3" wp14:editId="1CD6300D">
+            <wp:extent cx="2749601" cy="848642"/>
+            <wp:effectExtent l="0" t="0" r="0" b="8890"/>
+            <wp:docPr id="2032745767" name="Рисунок 1"/>
+            <wp:cNvGraphicFramePr>
+              <a:graphicFrameLocks xmlns:a="http://schemas.openxmlformats.org/drawingml/2006/main" noChangeAspect="1"/>
+            </wp:cNvGraphicFramePr>
+            <a:graphic xmlns:a="http://schemas.openxmlformats.org/drawingml/2006/main">
+              <a:graphicData uri="http://schemas.openxmlformats.org/drawingml/2006/picture">
+                <pic:pic xmlns:pic="http://schemas.openxmlformats.org/drawingml/2006/picture">
+                  <pic:nvPicPr>
+                    <pic:cNvPr id="2032745767" name=""/>
+                    <pic:cNvPicPr/>
+                  </pic:nvPicPr>
+                  <pic:blipFill>
+                    <a:blip r:embed="rId44"/>
+                    <a:stretch>
+                      <a:fillRect/>
+                    </a:stretch>
+                  </pic:blipFill>
+                  <pic:spPr>
+                    <a:xfrm>
+                      <a:off x="0" y="0"/>
+                      <a:ext cx="2758883" cy="851507"/>
+                    </a:xfrm>
+                    <a:prstGeom prst="rect">
+                      <a:avLst/>
+                    </a:prstGeom>
+                  </pic:spPr>
+                </pic:pic>
+              </a:graphicData>
+            </a:graphic>
+          </wp:inline>
+        </w:drawing>
       </w:r>
     </w:p>
     <w:p>
       <w:pPr>
         <w:spacing w:before="120" w:after="120" w:line="240" w:lineRule="auto"/>
-        <w:rPr>
-          <w:rFonts w:ascii="Times New Roman" w:eastAsia="Times New Roman" w:hAnsi="Times New Roman" w:cs="Times New Roman"/>
-          <w:color w:val="000000"/>
-          <w:sz w:val="28"/>
-          <w:szCs w:val="28"/>
-          <w:lang w:eastAsia="ru-RU"/>
-        </w:rPr>
-      </w:pPr>
-      <w:r>
-        <w:rPr>
-          <w:rFonts w:ascii="Times New Roman" w:eastAsia="Times New Roman" w:hAnsi="Times New Roman" w:cs="Times New Roman"/>
-          <w:b/>
-          <w:bCs/>
+        <w:jc w:val="center"/>
+        <w:rPr>
+          <w:rFonts w:ascii="Times New Roman" w:eastAsia="Times New Roman" w:hAnsi="Times New Roman" w:cs="Times New Roman"/>
+          <w:color w:val="000000"/>
+          <w:sz w:val="28"/>
+          <w:szCs w:val="28"/>
+          <w:lang w:eastAsia="ru-RU"/>
+        </w:rPr>
+      </w:pPr>
+      <w:r>
+        <w:rPr>
+          <w:rFonts w:ascii="Times New Roman" w:eastAsia="Times New Roman" w:hAnsi="Times New Roman" w:cs="Times New Roman"/>
           <w:color w:val="000000"/>
           <w:sz w:val="28"/>
           <w:szCs w:val="28"/>
@@ -4763,18 +6709,6 @@
           <w:lang w:eastAsia="ru-RU"/>
         </w:rPr>
         <w:br/>
-      </w:r>
-      <w:r>
-        <w:rPr>
-          <w:rFonts w:ascii="Times New Roman" w:eastAsia="Times New Roman" w:hAnsi="Times New Roman" w:cs="Times New Roman"/>
-          <w:i/>
-          <w:iCs/>
-          <w:color w:val="000000"/>
-          <w:sz w:val="28"/>
-          <w:szCs w:val="28"/>
-          <w:lang w:eastAsia="ru-RU"/>
-        </w:rPr>
-        <w:t>[Вставьте скриншот]</w:t>
       </w:r>
     </w:p>
     <w:p>
@@ -4800,25 +6734,83 @@
           <w:szCs w:val="28"/>
           <w:lang w:eastAsia="ru-RU"/>
         </w:rPr>
+        <w:lastRenderedPageBreak/>
         <w:t>Просмотрены гистограммы.</w:t>
       </w:r>
     </w:p>
     <w:p>
       <w:pPr>
         <w:spacing w:before="120" w:after="120" w:line="240" w:lineRule="auto"/>
-        <w:rPr>
-          <w:rFonts w:ascii="Times New Roman" w:eastAsia="Times New Roman" w:hAnsi="Times New Roman" w:cs="Times New Roman"/>
-          <w:color w:val="000000"/>
-          <w:sz w:val="28"/>
-          <w:szCs w:val="28"/>
-          <w:lang w:eastAsia="ru-RU"/>
-        </w:rPr>
-      </w:pPr>
-      <w:r>
-        <w:rPr>
-          <w:rFonts w:ascii="Times New Roman" w:eastAsia="Times New Roman" w:hAnsi="Times New Roman" w:cs="Times New Roman"/>
-          <w:b/>
-          <w:bCs/>
+        <w:jc w:val="center"/>
+        <w:rPr>
+          <w:rFonts w:ascii="Times New Roman" w:eastAsia="Times New Roman" w:hAnsi="Times New Roman" w:cs="Times New Roman"/>
+          <w:color w:val="000000"/>
+          <w:sz w:val="28"/>
+          <w:szCs w:val="28"/>
+          <w:lang w:eastAsia="ru-RU"/>
+        </w:rPr>
+      </w:pPr>
+      <w:r>
+        <w:rPr>
+          <w:rFonts w:ascii="Times New Roman" w:eastAsia="Times New Roman" w:hAnsi="Times New Roman" w:cs="Times New Roman"/>
+          <w:noProof/>
+          <w:color w:val="000000"/>
+          <w:sz w:val="28"/>
+          <w:szCs w:val="28"/>
+          <w:lang w:eastAsia="ru-RU"/>
+        </w:rPr>
+        <w:drawing>
+          <wp:inline distT="0" distB="0" distL="0" distR="0" wp14:anchorId="6BDDC6A3" wp14:editId="2E13291C">
+            <wp:extent cx="4594429" cy="1632974"/>
+            <wp:effectExtent l="0" t="0" r="0" b="5715"/>
+            <wp:docPr id="381368569" name="Рисунок 1"/>
+            <wp:cNvGraphicFramePr>
+              <a:graphicFrameLocks xmlns:a="http://schemas.openxmlformats.org/drawingml/2006/main" noChangeAspect="1"/>
+            </wp:cNvGraphicFramePr>
+            <a:graphic xmlns:a="http://schemas.openxmlformats.org/drawingml/2006/main">
+              <a:graphicData uri="http://schemas.openxmlformats.org/drawingml/2006/picture">
+                <pic:pic xmlns:pic="http://schemas.openxmlformats.org/drawingml/2006/picture">
+                  <pic:nvPicPr>
+                    <pic:cNvPr id="381368569" name=""/>
+                    <pic:cNvPicPr/>
+                  </pic:nvPicPr>
+                  <pic:blipFill>
+                    <a:blip r:embed="rId45"/>
+                    <a:stretch>
+                      <a:fillRect/>
+                    </a:stretch>
+                  </pic:blipFill>
+                  <pic:spPr>
+                    <a:xfrm>
+                      <a:off x="0" y="0"/>
+                      <a:ext cx="4603069" cy="1636045"/>
+                    </a:xfrm>
+                    <a:prstGeom prst="rect">
+                      <a:avLst/>
+                    </a:prstGeom>
+                  </pic:spPr>
+                </pic:pic>
+              </a:graphicData>
+            </a:graphic>
+          </wp:inline>
+        </w:drawing>
+      </w:r>
+    </w:p>
+    <w:p>
+      <w:pPr>
+        <w:spacing w:before="120" w:after="120" w:line="240" w:lineRule="auto"/>
+        <w:jc w:val="center"/>
+        <w:rPr>
+          <w:rFonts w:ascii="Times New Roman" w:eastAsia="Times New Roman" w:hAnsi="Times New Roman" w:cs="Times New Roman"/>
+          <w:color w:val="000000"/>
+          <w:sz w:val="28"/>
+          <w:szCs w:val="28"/>
+          <w:lang w:eastAsia="ru-RU"/>
+        </w:rPr>
+      </w:pPr>
+      <w:r>
+        <w:rPr>
+          <w:rFonts w:ascii="Times New Roman" w:eastAsia="Times New Roman" w:hAnsi="Times New Roman" w:cs="Times New Roman"/>
           <w:color w:val="000000"/>
           <w:sz w:val="28"/>
           <w:szCs w:val="28"/>
@@ -4826,6 +6818,100 @@
         </w:rPr>
         <w:t>Рисунок 36 - Гистограмма исходного текста (многоалфавитный)</w:t>
       </w:r>
+    </w:p>
+    <w:p>
+      <w:pPr>
+        <w:spacing w:before="120" w:after="120" w:line="240" w:lineRule="auto"/>
+        <w:jc w:val="center"/>
+        <w:rPr>
+          <w:rFonts w:ascii="Times New Roman" w:eastAsia="Times New Roman" w:hAnsi="Times New Roman" w:cs="Times New Roman"/>
+          <w:color w:val="000000"/>
+          <w:sz w:val="28"/>
+          <w:szCs w:val="28"/>
+          <w:lang w:eastAsia="ru-RU"/>
+        </w:rPr>
+      </w:pPr>
+    </w:p>
+    <w:p>
+      <w:pPr>
+        <w:spacing w:before="120" w:after="120" w:line="240" w:lineRule="auto"/>
+        <w:jc w:val="center"/>
+        <w:rPr>
+          <w:rFonts w:ascii="Times New Roman" w:eastAsia="Times New Roman" w:hAnsi="Times New Roman" w:cs="Times New Roman"/>
+          <w:color w:val="000000"/>
+          <w:sz w:val="28"/>
+          <w:szCs w:val="28"/>
+          <w:lang w:eastAsia="ru-RU"/>
+        </w:rPr>
+      </w:pPr>
+      <w:r>
+        <w:rPr>
+          <w:rFonts w:ascii="Times New Roman" w:eastAsia="Times New Roman" w:hAnsi="Times New Roman" w:cs="Times New Roman"/>
+          <w:noProof/>
+          <w:color w:val="000000"/>
+          <w:sz w:val="28"/>
+          <w:szCs w:val="28"/>
+          <w:lang w:eastAsia="ru-RU"/>
+        </w:rPr>
+        <w:drawing>
+          <wp:inline distT="0" distB="0" distL="0" distR="0" wp14:anchorId="568FA8CA" wp14:editId="24E1B2A3">
+            <wp:extent cx="4323766" cy="1562194"/>
+            <wp:effectExtent l="0" t="0" r="635" b="0"/>
+            <wp:docPr id="208321064" name="Рисунок 1"/>
+            <wp:cNvGraphicFramePr>
+              <a:graphicFrameLocks xmlns:a="http://schemas.openxmlformats.org/drawingml/2006/main" noChangeAspect="1"/>
+            </wp:cNvGraphicFramePr>
+            <a:graphic xmlns:a="http://schemas.openxmlformats.org/drawingml/2006/main">
+              <a:graphicData uri="http://schemas.openxmlformats.org/drawingml/2006/picture">
+                <pic:pic xmlns:pic="http://schemas.openxmlformats.org/drawingml/2006/picture">
+                  <pic:nvPicPr>
+                    <pic:cNvPr id="208321064" name=""/>
+                    <pic:cNvPicPr/>
+                  </pic:nvPicPr>
+                  <pic:blipFill>
+                    <a:blip r:embed="rId46"/>
+                    <a:stretch>
+                      <a:fillRect/>
+                    </a:stretch>
+                  </pic:blipFill>
+                  <pic:spPr>
+                    <a:xfrm>
+                      <a:off x="0" y="0"/>
+                      <a:ext cx="4341182" cy="1568486"/>
+                    </a:xfrm>
+                    <a:prstGeom prst="rect">
+                      <a:avLst/>
+                    </a:prstGeom>
+                  </pic:spPr>
+                </pic:pic>
+              </a:graphicData>
+            </a:graphic>
+          </wp:inline>
+        </w:drawing>
+      </w:r>
+    </w:p>
+    <w:p>
+      <w:pPr>
+        <w:spacing w:before="120" w:after="120" w:line="240" w:lineRule="auto"/>
+        <w:jc w:val="center"/>
+        <w:rPr>
+          <w:rFonts w:ascii="Times New Roman" w:eastAsia="Times New Roman" w:hAnsi="Times New Roman" w:cs="Times New Roman"/>
+          <w:color w:val="000000"/>
+          <w:sz w:val="28"/>
+          <w:szCs w:val="28"/>
+          <w:lang w:eastAsia="ru-RU"/>
+        </w:rPr>
+      </w:pPr>
+      <w:r>
+        <w:rPr>
+          <w:rFonts w:ascii="Times New Roman" w:eastAsia="Times New Roman" w:hAnsi="Times New Roman" w:cs="Times New Roman"/>
+          <w:color w:val="000000"/>
+          <w:sz w:val="28"/>
+          <w:szCs w:val="28"/>
+          <w:lang w:eastAsia="ru-RU"/>
+        </w:rPr>
+        <w:t>Рисунок 37 - Гистограмма текста, зашифрованного многоалфавитным методом</w:t>
+      </w:r>
       <w:r>
         <w:rPr>
           <w:rFonts w:ascii="Times New Roman" w:eastAsia="Times New Roman" w:hAnsi="Times New Roman" w:cs="Times New Roman"/>
@@ -4835,64 +6921,6 @@
           <w:lang w:eastAsia="ru-RU"/>
         </w:rPr>
         <w:br/>
-      </w:r>
-      <w:r>
-        <w:rPr>
-          <w:rFonts w:ascii="Times New Roman" w:eastAsia="Times New Roman" w:hAnsi="Times New Roman" w:cs="Times New Roman"/>
-          <w:i/>
-          <w:iCs/>
-          <w:color w:val="000000"/>
-          <w:sz w:val="28"/>
-          <w:szCs w:val="28"/>
-          <w:lang w:eastAsia="ru-RU"/>
-        </w:rPr>
-        <w:t>[Вставьте скриншот]</w:t>
-      </w:r>
-    </w:p>
-    <w:p>
-      <w:pPr>
-        <w:spacing w:before="120" w:after="120" w:line="240" w:lineRule="auto"/>
-        <w:rPr>
-          <w:rFonts w:ascii="Times New Roman" w:eastAsia="Times New Roman" w:hAnsi="Times New Roman" w:cs="Times New Roman"/>
-          <w:color w:val="000000"/>
-          <w:sz w:val="28"/>
-          <w:szCs w:val="28"/>
-          <w:lang w:eastAsia="ru-RU"/>
-        </w:rPr>
-      </w:pPr>
-      <w:r>
-        <w:rPr>
-          <w:rFonts w:ascii="Times New Roman" w:eastAsia="Times New Roman" w:hAnsi="Times New Roman" w:cs="Times New Roman"/>
-          <w:b/>
-          <w:bCs/>
-          <w:color w:val="000000"/>
-          <w:sz w:val="28"/>
-          <w:szCs w:val="28"/>
-          <w:lang w:eastAsia="ru-RU"/>
-        </w:rPr>
-        <w:t>Рисунок 37 - Гистограмма текста, зашифрованного многоалфавитным методом</w:t>
-      </w:r>
-      <w:r>
-        <w:rPr>
-          <w:rFonts w:ascii="Times New Roman" w:eastAsia="Times New Roman" w:hAnsi="Times New Roman" w:cs="Times New Roman"/>
-          <w:color w:val="000000"/>
-          <w:sz w:val="28"/>
-          <w:szCs w:val="28"/>
-          <w:lang w:eastAsia="ru-RU"/>
-        </w:rPr>
-        <w:br/>
-      </w:r>
-      <w:r>
-        <w:rPr>
-          <w:rFonts w:ascii="Times New Roman" w:eastAsia="Times New Roman" w:hAnsi="Times New Roman" w:cs="Times New Roman"/>
-          <w:i/>
-          <w:iCs/>
-          <w:color w:val="000000"/>
-          <w:sz w:val="28"/>
-          <w:szCs w:val="28"/>
-          <w:lang w:eastAsia="ru-RU"/>
-        </w:rPr>
-        <w:t>[Вставьте скриншот]</w:t>
       </w:r>
     </w:p>
     <w:p>
@@ -4924,38 +6952,65 @@
     <w:p>
       <w:pPr>
         <w:spacing w:before="120" w:after="120" w:line="240" w:lineRule="auto"/>
-        <w:rPr>
-          <w:rFonts w:ascii="Times New Roman" w:eastAsia="Times New Roman" w:hAnsi="Times New Roman" w:cs="Times New Roman"/>
-          <w:color w:val="000000"/>
-          <w:sz w:val="28"/>
-          <w:szCs w:val="28"/>
-          <w:lang w:eastAsia="ru-RU"/>
-        </w:rPr>
-      </w:pPr>
-      <w:r>
-        <w:rPr>
-          <w:rFonts w:ascii="Times New Roman" w:eastAsia="Times New Roman" w:hAnsi="Times New Roman" w:cs="Times New Roman"/>
-          <w:b/>
-          <w:bCs/>
-          <w:color w:val="000000"/>
-          <w:sz w:val="28"/>
-          <w:szCs w:val="28"/>
-          <w:lang w:eastAsia="ru-RU"/>
-        </w:rPr>
-        <w:lastRenderedPageBreak/>
-        <w:t>Рисунок 38 - Окно дешифрования с вводом ключа</w:t>
-      </w:r>
-      <w:r>
-        <w:rPr>
-          <w:rFonts w:ascii="Times New Roman" w:eastAsia="Times New Roman" w:hAnsi="Times New Roman" w:cs="Times New Roman"/>
-          <w:color w:val="000000"/>
-          <w:sz w:val="28"/>
-          <w:szCs w:val="28"/>
-          <w:lang w:eastAsia="ru-RU"/>
-        </w:rPr>
-        <w:br/>
-      </w:r>
-      <w:r>
+        <w:jc w:val="center"/>
+        <w:rPr>
+          <w:rFonts w:ascii="Times New Roman" w:eastAsia="Times New Roman" w:hAnsi="Times New Roman" w:cs="Times New Roman"/>
+          <w:color w:val="000000"/>
+          <w:sz w:val="28"/>
+          <w:szCs w:val="28"/>
+          <w:lang w:eastAsia="ru-RU"/>
+        </w:rPr>
+      </w:pPr>
+      <w:r>
+        <w:rPr>
+          <w:rFonts w:ascii="Times New Roman" w:eastAsia="Times New Roman" w:hAnsi="Times New Roman" w:cs="Times New Roman"/>
+          <w:noProof/>
+          <w:color w:val="000000"/>
+          <w:sz w:val="28"/>
+          <w:szCs w:val="28"/>
+          <w:lang w:eastAsia="ru-RU"/>
+        </w:rPr>
+        <w:drawing>
+          <wp:inline distT="0" distB="0" distL="0" distR="0" wp14:anchorId="68A119E5" wp14:editId="12EAFF2C">
+            <wp:extent cx="2434471" cy="1909267"/>
+            <wp:effectExtent l="0" t="0" r="4445" b="0"/>
+            <wp:docPr id="1397291711" name="Рисунок 1"/>
+            <wp:cNvGraphicFramePr>
+              <a:graphicFrameLocks xmlns:a="http://schemas.openxmlformats.org/drawingml/2006/main" noChangeAspect="1"/>
+            </wp:cNvGraphicFramePr>
+            <a:graphic xmlns:a="http://schemas.openxmlformats.org/drawingml/2006/main">
+              <a:graphicData uri="http://schemas.openxmlformats.org/drawingml/2006/picture">
+                <pic:pic xmlns:pic="http://schemas.openxmlformats.org/drawingml/2006/picture">
+                  <pic:nvPicPr>
+                    <pic:cNvPr id="1397291711" name=""/>
+                    <pic:cNvPicPr/>
+                  </pic:nvPicPr>
+                  <pic:blipFill>
+                    <a:blip r:embed="rId47"/>
+                    <a:stretch>
+                      <a:fillRect/>
+                    </a:stretch>
+                  </pic:blipFill>
+                  <pic:spPr>
+                    <a:xfrm>
+                      <a:off x="0" y="0"/>
+                      <a:ext cx="2449561" cy="1921102"/>
+                    </a:xfrm>
+                    <a:prstGeom prst="rect">
+                      <a:avLst/>
+                    </a:prstGeom>
+                  </pic:spPr>
+                </pic:pic>
+              </a:graphicData>
+            </a:graphic>
+          </wp:inline>
+        </w:drawing>
+      </w:r>
+    </w:p>
+    <w:p>
+      <w:pPr>
+        <w:spacing w:before="120" w:after="120" w:line="240" w:lineRule="auto"/>
+        <w:jc w:val="center"/>
         <w:rPr>
           <w:rFonts w:ascii="Times New Roman" w:eastAsia="Times New Roman" w:hAnsi="Times New Roman" w:cs="Times New Roman"/>
           <w:i/>
@@ -4965,25 +7020,101 @@
           <w:szCs w:val="28"/>
           <w:lang w:eastAsia="ru-RU"/>
         </w:rPr>
-        <w:t>[Вставьте скриншот]</w:t>
+      </w:pPr>
+      <w:r>
+        <w:rPr>
+          <w:rFonts w:ascii="Times New Roman" w:eastAsia="Times New Roman" w:hAnsi="Times New Roman" w:cs="Times New Roman"/>
+          <w:color w:val="000000"/>
+          <w:sz w:val="28"/>
+          <w:szCs w:val="28"/>
+          <w:lang w:eastAsia="ru-RU"/>
+        </w:rPr>
+        <w:t>Рисунок 38 - Окно дешифрования с вводом ключа</w:t>
+      </w:r>
+      <w:r>
+        <w:rPr>
+          <w:rFonts w:ascii="Times New Roman" w:eastAsia="Times New Roman" w:hAnsi="Times New Roman" w:cs="Times New Roman"/>
+          <w:color w:val="000000"/>
+          <w:sz w:val="28"/>
+          <w:szCs w:val="28"/>
+          <w:lang w:eastAsia="ru-RU"/>
+        </w:rPr>
+        <w:br/>
       </w:r>
     </w:p>
     <w:p>
       <w:pPr>
         <w:spacing w:before="120" w:after="120" w:line="240" w:lineRule="auto"/>
-        <w:rPr>
-          <w:rFonts w:ascii="Times New Roman" w:eastAsia="Times New Roman" w:hAnsi="Times New Roman" w:cs="Times New Roman"/>
-          <w:color w:val="000000"/>
-          <w:sz w:val="28"/>
-          <w:szCs w:val="28"/>
-          <w:lang w:eastAsia="ru-RU"/>
-        </w:rPr>
-      </w:pPr>
-      <w:r>
-        <w:rPr>
-          <w:rFonts w:ascii="Times New Roman" w:eastAsia="Times New Roman" w:hAnsi="Times New Roman" w:cs="Times New Roman"/>
-          <w:b/>
-          <w:bCs/>
+        <w:jc w:val="center"/>
+        <w:rPr>
+          <w:rFonts w:ascii="Times New Roman" w:eastAsia="Times New Roman" w:hAnsi="Times New Roman" w:cs="Times New Roman"/>
+          <w:color w:val="000000"/>
+          <w:sz w:val="28"/>
+          <w:szCs w:val="28"/>
+          <w:lang w:eastAsia="ru-RU"/>
+        </w:rPr>
+      </w:pPr>
+      <w:r>
+        <w:rPr>
+          <w:rFonts w:ascii="Times New Roman" w:eastAsia="Times New Roman" w:hAnsi="Times New Roman" w:cs="Times New Roman"/>
+          <w:noProof/>
+          <w:color w:val="000000"/>
+          <w:sz w:val="28"/>
+          <w:szCs w:val="28"/>
+          <w:lang w:eastAsia="ru-RU"/>
+        </w:rPr>
+        <w:drawing>
+          <wp:inline distT="0" distB="0" distL="0" distR="0" wp14:anchorId="23E5CBAC" wp14:editId="121E69AC">
+            <wp:extent cx="4191609" cy="925647"/>
+            <wp:effectExtent l="0" t="0" r="0" b="8255"/>
+            <wp:docPr id="605912317" name="Рисунок 1"/>
+            <wp:cNvGraphicFramePr>
+              <a:graphicFrameLocks xmlns:a="http://schemas.openxmlformats.org/drawingml/2006/main" noChangeAspect="1"/>
+            </wp:cNvGraphicFramePr>
+            <a:graphic xmlns:a="http://schemas.openxmlformats.org/drawingml/2006/main">
+              <a:graphicData uri="http://schemas.openxmlformats.org/drawingml/2006/picture">
+                <pic:pic xmlns:pic="http://schemas.openxmlformats.org/drawingml/2006/picture">
+                  <pic:nvPicPr>
+                    <pic:cNvPr id="605912317" name=""/>
+                    <pic:cNvPicPr/>
+                  </pic:nvPicPr>
+                  <pic:blipFill>
+                    <a:blip r:embed="rId48"/>
+                    <a:stretch>
+                      <a:fillRect/>
+                    </a:stretch>
+                  </pic:blipFill>
+                  <pic:spPr>
+                    <a:xfrm>
+                      <a:off x="0" y="0"/>
+                      <a:ext cx="4206804" cy="929003"/>
+                    </a:xfrm>
+                    <a:prstGeom prst="rect">
+                      <a:avLst/>
+                    </a:prstGeom>
+                  </pic:spPr>
+                </pic:pic>
+              </a:graphicData>
+            </a:graphic>
+          </wp:inline>
+        </w:drawing>
+      </w:r>
+    </w:p>
+    <w:p>
+      <w:pPr>
+        <w:spacing w:before="120" w:after="120" w:line="240" w:lineRule="auto"/>
+        <w:jc w:val="center"/>
+        <w:rPr>
+          <w:rFonts w:ascii="Times New Roman" w:eastAsia="Times New Roman" w:hAnsi="Times New Roman" w:cs="Times New Roman"/>
+          <w:color w:val="000000"/>
+          <w:sz w:val="28"/>
+          <w:szCs w:val="28"/>
+          <w:lang w:eastAsia="ru-RU"/>
+        </w:rPr>
+      </w:pPr>
+      <w:r>
+        <w:rPr>
+          <w:rFonts w:ascii="Times New Roman" w:eastAsia="Times New Roman" w:hAnsi="Times New Roman" w:cs="Times New Roman"/>
           <w:color w:val="000000"/>
           <w:sz w:val="28"/>
           <w:szCs w:val="28"/>
@@ -5000,18 +7131,6 @@
           <w:lang w:eastAsia="ru-RU"/>
         </w:rPr>
         <w:br/>
-      </w:r>
-      <w:r>
-        <w:rPr>
-          <w:rFonts w:ascii="Times New Roman" w:eastAsia="Times New Roman" w:hAnsi="Times New Roman" w:cs="Times New Roman"/>
-          <w:i/>
-          <w:iCs/>
-          <w:color w:val="000000"/>
-          <w:sz w:val="28"/>
-          <w:szCs w:val="28"/>
-          <w:lang w:eastAsia="ru-RU"/>
-        </w:rPr>
-        <w:t>[Вставьте скриншот]</w:t>
       </w:r>
     </w:p>
     <w:p>
@@ -5039,6 +7158,7 @@
           <w:szCs w:val="28"/>
           <w:lang w:eastAsia="ru-RU"/>
         </w:rPr>
+        <w:lastRenderedPageBreak/>
         <w:t>Информация из гистограмм:</w:t>
       </w:r>
       <w:r>
@@ -5083,29 +7203,7 @@
           <w:szCs w:val="28"/>
           <w:lang w:eastAsia="ru-RU"/>
         </w:rPr>
-        <w:t xml:space="preserve"> Многоалфавитное шифрование с ключом-строкой значительно повышает стойкость по сравнению с </w:t>
-      </w:r>
-      <w:proofErr w:type="spellStart"/>
-      <w:r>
-        <w:rPr>
-          <w:rFonts w:ascii="Times New Roman" w:eastAsia="Times New Roman" w:hAnsi="Times New Roman" w:cs="Times New Roman"/>
-          <w:color w:val="000000"/>
-          <w:sz w:val="28"/>
-          <w:szCs w:val="28"/>
-          <w:lang w:eastAsia="ru-RU"/>
-        </w:rPr>
-        <w:t>моноалфавитными</w:t>
-      </w:r>
-      <w:proofErr w:type="spellEnd"/>
-      <w:r>
-        <w:rPr>
-          <w:rFonts w:ascii="Times New Roman" w:eastAsia="Times New Roman" w:hAnsi="Times New Roman" w:cs="Times New Roman"/>
-          <w:color w:val="000000"/>
-          <w:sz w:val="28"/>
-          <w:szCs w:val="28"/>
-          <w:lang w:eastAsia="ru-RU"/>
-        </w:rPr>
-        <w:t xml:space="preserve"> методами. Длинный и сложный ключ делает криптоанализ методами частотного анализа очень трудоемким.</w:t>
+        <w:t> Многоалфавитное шифрование с ключом-строкой значительно повышает стойкость по сравнению с моноалфавитными методами. Длинный и сложный ключ делает криптоанализ методами частотного анализа очень трудоемким.</w:t>
       </w:r>
     </w:p>
     <w:p>
@@ -5119,18 +7217,6 @@
           <w:lang w:eastAsia="ru-RU"/>
         </w:rPr>
       </w:pPr>
-      <w:r>
-        <w:rPr>
-          <w:rFonts w:ascii="Times New Roman" w:eastAsia="Times New Roman" w:hAnsi="Times New Roman" w:cs="Times New Roman"/>
-          <w:color w:val="000000"/>
-          <w:sz w:val="28"/>
-          <w:szCs w:val="28"/>
-          <w:lang w:eastAsia="ru-RU"/>
-        </w:rPr>
-        <w:pict w14:anchorId="71B44AC7">
-          <v:rect id="_x0000_i1031" style="width:0;height:.75pt" o:hralign="center" o:hrstd="t" o:hr="t" fillcolor="#a0a0a0" stroked="f"/>
-        </w:pict>
-      </w:r>
     </w:p>
     <w:p>
       <w:pPr>
@@ -5192,106 +7278,318 @@
         <w:br/>
         <w:t>Суть метода аналогична заданию 6. Шифрование символа происходит по формуле: </w:t>
       </w:r>
-      <w:proofErr w:type="spellStart"/>
-      <w:r>
-        <w:rPr>
-          <w:rFonts w:ascii="Times New Roman" w:eastAsia="Times New Roman" w:hAnsi="Times New Roman" w:cs="Times New Roman"/>
-          <w:color w:val="000000"/>
-          <w:sz w:val="28"/>
-          <w:szCs w:val="28"/>
-          <w:lang w:eastAsia="ru-RU"/>
-        </w:rPr>
-        <w:t>Тш</w:t>
-      </w:r>
-      <w:proofErr w:type="spellEnd"/>
-      <w:r>
-        <w:rPr>
-          <w:rFonts w:ascii="Times New Roman" w:eastAsia="Times New Roman" w:hAnsi="Times New Roman" w:cs="Times New Roman"/>
-          <w:color w:val="000000"/>
-          <w:sz w:val="28"/>
-          <w:szCs w:val="28"/>
-          <w:lang w:eastAsia="ru-RU"/>
-        </w:rPr>
-        <w:t xml:space="preserve"> = (То + </w:t>
-      </w:r>
-      <w:proofErr w:type="spellStart"/>
-      <w:r>
-        <w:rPr>
-          <w:rFonts w:ascii="Times New Roman" w:eastAsia="Times New Roman" w:hAnsi="Times New Roman" w:cs="Times New Roman"/>
-          <w:color w:val="000000"/>
-          <w:sz w:val="28"/>
-          <w:szCs w:val="28"/>
-          <w:lang w:eastAsia="ru-RU"/>
-        </w:rPr>
-        <w:t>Тг</w:t>
-      </w:r>
-      <w:proofErr w:type="spellEnd"/>
-      <w:r>
-        <w:rPr>
-          <w:rFonts w:ascii="Times New Roman" w:eastAsia="Times New Roman" w:hAnsi="Times New Roman" w:cs="Times New Roman"/>
-          <w:color w:val="000000"/>
-          <w:sz w:val="28"/>
-          <w:szCs w:val="28"/>
-          <w:lang w:eastAsia="ru-RU"/>
-        </w:rPr>
-        <w:t xml:space="preserve">) </w:t>
-      </w:r>
-      <w:proofErr w:type="spellStart"/>
-      <w:r>
-        <w:rPr>
-          <w:rFonts w:ascii="Times New Roman" w:eastAsia="Times New Roman" w:hAnsi="Times New Roman" w:cs="Times New Roman"/>
-          <w:color w:val="000000"/>
-          <w:sz w:val="28"/>
-          <w:szCs w:val="28"/>
-          <w:lang w:eastAsia="ru-RU"/>
-        </w:rPr>
-        <w:t>mod</w:t>
-      </w:r>
-      <w:proofErr w:type="spellEnd"/>
-      <w:r>
-        <w:rPr>
-          <w:rFonts w:ascii="Times New Roman" w:eastAsia="Times New Roman" w:hAnsi="Times New Roman" w:cs="Times New Roman"/>
-          <w:color w:val="000000"/>
-          <w:sz w:val="28"/>
-          <w:szCs w:val="28"/>
-          <w:lang w:eastAsia="ru-RU"/>
-        </w:rPr>
-        <w:t xml:space="preserve"> K, где </w:t>
-      </w:r>
-      <w:proofErr w:type="spellStart"/>
-      <w:r>
-        <w:rPr>
-          <w:rFonts w:ascii="Times New Roman" w:eastAsia="Times New Roman" w:hAnsi="Times New Roman" w:cs="Times New Roman"/>
-          <w:color w:val="000000"/>
-          <w:sz w:val="28"/>
-          <w:szCs w:val="28"/>
-          <w:lang w:eastAsia="ru-RU"/>
-        </w:rPr>
-        <w:t>Тш</w:t>
-      </w:r>
-      <w:proofErr w:type="spellEnd"/>
-      <w:r>
-        <w:rPr>
-          <w:rFonts w:ascii="Times New Roman" w:eastAsia="Times New Roman" w:hAnsi="Times New Roman" w:cs="Times New Roman"/>
-          <w:color w:val="000000"/>
-          <w:sz w:val="28"/>
-          <w:szCs w:val="28"/>
-          <w:lang w:eastAsia="ru-RU"/>
-        </w:rPr>
-        <w:t> – код зашифрованного символа, То – код шифруемого символа, </w:t>
-      </w:r>
-      <w:proofErr w:type="spellStart"/>
-      <w:r>
-        <w:rPr>
-          <w:rFonts w:ascii="Times New Roman" w:eastAsia="Times New Roman" w:hAnsi="Times New Roman" w:cs="Times New Roman"/>
-          <w:color w:val="000000"/>
-          <w:sz w:val="28"/>
-          <w:szCs w:val="28"/>
-          <w:lang w:eastAsia="ru-RU"/>
-        </w:rPr>
-        <w:t>Тг</w:t>
-      </w:r>
-      <w:proofErr w:type="spellEnd"/>
+      <m:oMath>
+        <m:sSub>
+          <m:sSubPr>
+            <m:ctrlPr>
+              <w:rPr>
+                <w:rFonts w:ascii="Cambria Math" w:eastAsia="Times New Roman" w:hAnsi="Cambria Math" w:cs="Times New Roman"/>
+                <w:i/>
+                <w:color w:val="000000"/>
+                <w:sz w:val="28"/>
+                <w:szCs w:val="28"/>
+                <w:lang w:eastAsia="ru-RU"/>
+              </w:rPr>
+            </m:ctrlPr>
+          </m:sSubPr>
+          <m:e>
+            <m:r>
+              <w:rPr>
+                <w:rFonts w:ascii="Cambria Math" w:eastAsia="Times New Roman" w:hAnsi="Cambria Math" w:cs="Times New Roman"/>
+                <w:color w:val="000000"/>
+                <w:sz w:val="28"/>
+                <w:szCs w:val="28"/>
+                <w:lang w:eastAsia="ru-RU"/>
+              </w:rPr>
+              <m:t>Т</m:t>
+            </m:r>
+          </m:e>
+          <m:sub>
+            <m:r>
+              <w:rPr>
+                <w:rFonts w:ascii="Cambria Math" w:eastAsia="Times New Roman" w:hAnsi="Cambria Math" w:cs="Times New Roman"/>
+                <w:color w:val="000000"/>
+                <w:sz w:val="28"/>
+                <w:szCs w:val="28"/>
+                <w:lang w:eastAsia="ru-RU"/>
+              </w:rPr>
+              <m:t>ш</m:t>
+            </m:r>
+          </m:sub>
+        </m:sSub>
+        <m:r>
+          <w:rPr>
+            <w:rFonts w:ascii="Cambria Math" w:eastAsia="Times New Roman" w:hAnsi="Cambria Math" w:cs="Times New Roman"/>
+            <w:color w:val="000000"/>
+            <w:sz w:val="28"/>
+            <w:szCs w:val="28"/>
+            <w:lang w:eastAsia="ru-RU"/>
+          </w:rPr>
+          <m:t xml:space="preserve">= </m:t>
+        </m:r>
+        <m:d>
+          <m:dPr>
+            <m:ctrlPr>
+              <w:rPr>
+                <w:rFonts w:ascii="Cambria Math" w:eastAsia="Times New Roman" w:hAnsi="Cambria Math" w:cs="Times New Roman"/>
+                <w:i/>
+                <w:color w:val="000000"/>
+                <w:sz w:val="28"/>
+                <w:szCs w:val="28"/>
+                <w:lang w:eastAsia="ru-RU"/>
+              </w:rPr>
+            </m:ctrlPr>
+          </m:dPr>
+          <m:e>
+            <m:sSub>
+              <m:sSubPr>
+                <m:ctrlPr>
+                  <w:rPr>
+                    <w:rFonts w:ascii="Cambria Math" w:eastAsia="Times New Roman" w:hAnsi="Cambria Math" w:cs="Times New Roman"/>
+                    <w:i/>
+                    <w:color w:val="000000"/>
+                    <w:sz w:val="28"/>
+                    <w:szCs w:val="28"/>
+                    <w:lang w:eastAsia="ru-RU"/>
+                  </w:rPr>
+                </m:ctrlPr>
+              </m:sSubPr>
+              <m:e>
+                <m:r>
+                  <w:rPr>
+                    <w:rFonts w:ascii="Cambria Math" w:eastAsia="Times New Roman" w:hAnsi="Cambria Math" w:cs="Times New Roman"/>
+                    <w:color w:val="000000"/>
+                    <w:sz w:val="28"/>
+                    <w:szCs w:val="28"/>
+                    <w:lang w:eastAsia="ru-RU"/>
+                  </w:rPr>
+                  <m:t>Т</m:t>
+                </m:r>
+              </m:e>
+              <m:sub>
+                <m:r>
+                  <w:rPr>
+                    <w:rFonts w:ascii="Cambria Math" w:eastAsia="Times New Roman" w:hAnsi="Cambria Math" w:cs="Times New Roman"/>
+                    <w:color w:val="000000"/>
+                    <w:sz w:val="28"/>
+                    <w:szCs w:val="28"/>
+                    <w:lang w:eastAsia="ru-RU"/>
+                  </w:rPr>
+                  <m:t>о</m:t>
+                </m:r>
+              </m:sub>
+            </m:sSub>
+            <m:r>
+              <w:rPr>
+                <w:rFonts w:ascii="Cambria Math" w:eastAsia="Times New Roman" w:hAnsi="Cambria Math" w:cs="Times New Roman"/>
+                <w:color w:val="000000"/>
+                <w:sz w:val="28"/>
+                <w:szCs w:val="28"/>
+                <w:lang w:eastAsia="ru-RU"/>
+              </w:rPr>
+              <m:t xml:space="preserve">+ </m:t>
+            </m:r>
+            <m:sSub>
+              <m:sSubPr>
+                <m:ctrlPr>
+                  <w:rPr>
+                    <w:rFonts w:ascii="Cambria Math" w:eastAsia="Times New Roman" w:hAnsi="Cambria Math" w:cs="Times New Roman"/>
+                    <w:i/>
+                    <w:color w:val="000000"/>
+                    <w:sz w:val="28"/>
+                    <w:szCs w:val="28"/>
+                    <w:lang w:eastAsia="ru-RU"/>
+                  </w:rPr>
+                </m:ctrlPr>
+              </m:sSubPr>
+              <m:e>
+                <m:r>
+                  <w:rPr>
+                    <w:rFonts w:ascii="Cambria Math" w:eastAsia="Times New Roman" w:hAnsi="Cambria Math" w:cs="Times New Roman"/>
+                    <w:color w:val="000000"/>
+                    <w:sz w:val="28"/>
+                    <w:szCs w:val="28"/>
+                    <w:lang w:eastAsia="ru-RU"/>
+                  </w:rPr>
+                  <m:t>Т</m:t>
+                </m:r>
+              </m:e>
+              <m:sub>
+                <m:r>
+                  <w:rPr>
+                    <w:rFonts w:ascii="Cambria Math" w:eastAsia="Times New Roman" w:hAnsi="Cambria Math" w:cs="Times New Roman"/>
+                    <w:color w:val="000000"/>
+                    <w:sz w:val="28"/>
+                    <w:szCs w:val="28"/>
+                    <w:lang w:eastAsia="ru-RU"/>
+                  </w:rPr>
+                  <m:t>г</m:t>
+                </m:r>
+              </m:sub>
+            </m:sSub>
+          </m:e>
+        </m:d>
+        <m:r>
+          <w:rPr>
+            <w:rFonts w:ascii="Cambria Math" w:eastAsia="Times New Roman" w:hAnsi="Cambria Math" w:cs="Times New Roman"/>
+            <w:color w:val="000000"/>
+            <w:sz w:val="28"/>
+            <w:szCs w:val="28"/>
+            <w:lang w:eastAsia="ru-RU"/>
+          </w:rPr>
+          <m:t>mod K</m:t>
+        </m:r>
+      </m:oMath>
+      <w:r>
+        <w:rPr>
+          <w:rFonts w:ascii="Times New Roman" w:eastAsia="Times New Roman" w:hAnsi="Times New Roman" w:cs="Times New Roman"/>
+          <w:color w:val="000000"/>
+          <w:sz w:val="28"/>
+          <w:szCs w:val="28"/>
+          <w:lang w:eastAsia="ru-RU"/>
+        </w:rPr>
+        <w:t>, где </w:t>
+      </w:r>
+      <m:oMath>
+        <m:sSub>
+          <m:sSubPr>
+            <m:ctrlPr>
+              <w:rPr>
+                <w:rFonts w:ascii="Cambria Math" w:eastAsia="Times New Roman" w:hAnsi="Cambria Math" w:cs="Times New Roman"/>
+                <w:i/>
+                <w:color w:val="000000"/>
+                <w:sz w:val="28"/>
+                <w:szCs w:val="28"/>
+                <w:lang w:eastAsia="ru-RU"/>
+              </w:rPr>
+            </m:ctrlPr>
+          </m:sSubPr>
+          <m:e>
+            <m:r>
+              <w:rPr>
+                <w:rFonts w:ascii="Cambria Math" w:eastAsia="Times New Roman" w:hAnsi="Cambria Math" w:cs="Times New Roman"/>
+                <w:color w:val="000000"/>
+                <w:sz w:val="28"/>
+                <w:szCs w:val="28"/>
+                <w:lang w:eastAsia="ru-RU"/>
+              </w:rPr>
+              <m:t>Т</m:t>
+            </m:r>
+          </m:e>
+          <m:sub>
+            <m:r>
+              <w:rPr>
+                <w:rFonts w:ascii="Cambria Math" w:eastAsia="Times New Roman" w:hAnsi="Cambria Math" w:cs="Times New Roman"/>
+                <w:color w:val="000000"/>
+                <w:sz w:val="28"/>
+                <w:szCs w:val="28"/>
+                <w:lang w:eastAsia="ru-RU"/>
+              </w:rPr>
+              <m:t>ш</m:t>
+            </m:r>
+          </m:sub>
+        </m:sSub>
+      </m:oMath>
+      <w:r>
+        <w:rPr>
+          <w:rFonts w:ascii="Times New Roman" w:eastAsia="Times New Roman" w:hAnsi="Times New Roman" w:cs="Times New Roman"/>
+          <w:color w:val="000000"/>
+          <w:sz w:val="28"/>
+          <w:szCs w:val="28"/>
+          <w:lang w:eastAsia="ru-RU"/>
+        </w:rPr>
+        <w:t> – код зашифрованного символа, </w:t>
+      </w:r>
+      <m:oMath>
+        <m:sSub>
+          <m:sSubPr>
+            <m:ctrlPr>
+              <w:rPr>
+                <w:rFonts w:ascii="Cambria Math" w:eastAsia="Times New Roman" w:hAnsi="Cambria Math" w:cs="Times New Roman"/>
+                <w:i/>
+                <w:color w:val="000000"/>
+                <w:sz w:val="28"/>
+                <w:szCs w:val="28"/>
+                <w:lang w:eastAsia="ru-RU"/>
+              </w:rPr>
+            </m:ctrlPr>
+          </m:sSubPr>
+          <m:e>
+            <m:r>
+              <w:rPr>
+                <w:rFonts w:ascii="Cambria Math" w:eastAsia="Times New Roman" w:hAnsi="Cambria Math" w:cs="Times New Roman"/>
+                <w:color w:val="000000"/>
+                <w:sz w:val="28"/>
+                <w:szCs w:val="28"/>
+                <w:lang w:eastAsia="ru-RU"/>
+              </w:rPr>
+              <m:t>Т</m:t>
+            </m:r>
+          </m:e>
+          <m:sub>
+            <m:r>
+              <w:rPr>
+                <w:rFonts w:ascii="Cambria Math" w:eastAsia="Times New Roman" w:hAnsi="Cambria Math" w:cs="Times New Roman"/>
+                <w:color w:val="000000"/>
+                <w:sz w:val="28"/>
+                <w:szCs w:val="28"/>
+                <w:lang w:eastAsia="ru-RU"/>
+              </w:rPr>
+              <m:t>о</m:t>
+            </m:r>
+          </m:sub>
+        </m:sSub>
+      </m:oMath>
+      <w:r>
+        <w:rPr>
+          <w:rFonts w:ascii="Times New Roman" w:eastAsia="Times New Roman" w:hAnsi="Times New Roman" w:cs="Times New Roman"/>
+          <w:color w:val="000000"/>
+          <w:sz w:val="28"/>
+          <w:szCs w:val="28"/>
+          <w:lang w:eastAsia="ru-RU"/>
+        </w:rPr>
+        <w:t> – код шифруемого символа, </w:t>
+      </w:r>
+      <m:oMath>
+        <m:sSub>
+          <m:sSubPr>
+            <m:ctrlPr>
+              <w:rPr>
+                <w:rFonts w:ascii="Cambria Math" w:eastAsia="Times New Roman" w:hAnsi="Cambria Math" w:cs="Times New Roman"/>
+                <w:i/>
+                <w:color w:val="000000"/>
+                <w:sz w:val="28"/>
+                <w:szCs w:val="28"/>
+                <w:lang w:eastAsia="ru-RU"/>
+              </w:rPr>
+            </m:ctrlPr>
+          </m:sSubPr>
+          <m:e>
+            <m:r>
+              <w:rPr>
+                <w:rFonts w:ascii="Cambria Math" w:eastAsia="Times New Roman" w:hAnsi="Cambria Math" w:cs="Times New Roman"/>
+                <w:color w:val="000000"/>
+                <w:sz w:val="28"/>
+                <w:szCs w:val="28"/>
+                <w:lang w:eastAsia="ru-RU"/>
+              </w:rPr>
+              <m:t>Т</m:t>
+            </m:r>
+          </m:e>
+          <m:sub>
+            <m:r>
+              <w:rPr>
+                <w:rFonts w:ascii="Cambria Math" w:eastAsia="Times New Roman" w:hAnsi="Cambria Math" w:cs="Times New Roman"/>
+                <w:color w:val="000000"/>
+                <w:sz w:val="28"/>
+                <w:szCs w:val="28"/>
+                <w:lang w:eastAsia="ru-RU"/>
+              </w:rPr>
+              <m:t>г</m:t>
+            </m:r>
+          </m:sub>
+        </m:sSub>
+      </m:oMath>
       <w:r>
         <w:rPr>
           <w:rFonts w:ascii="Times New Roman" w:eastAsia="Times New Roman" w:hAnsi="Times New Roman" w:cs="Times New Roman"/>
@@ -5356,37 +7654,65 @@
     <w:p>
       <w:pPr>
         <w:spacing w:before="120" w:after="120" w:line="240" w:lineRule="auto"/>
-        <w:rPr>
-          <w:rFonts w:ascii="Times New Roman" w:eastAsia="Times New Roman" w:hAnsi="Times New Roman" w:cs="Times New Roman"/>
-          <w:color w:val="000000"/>
-          <w:sz w:val="28"/>
-          <w:szCs w:val="28"/>
-          <w:lang w:eastAsia="ru-RU"/>
-        </w:rPr>
-      </w:pPr>
-      <w:r>
-        <w:rPr>
-          <w:rFonts w:ascii="Times New Roman" w:eastAsia="Times New Roman" w:hAnsi="Times New Roman" w:cs="Times New Roman"/>
-          <w:b/>
-          <w:bCs/>
-          <w:color w:val="000000"/>
-          <w:sz w:val="28"/>
-          <w:szCs w:val="28"/>
-          <w:lang w:eastAsia="ru-RU"/>
-        </w:rPr>
-        <w:t>Рисунок 40 - Исходный текстовый файл</w:t>
-      </w:r>
-      <w:r>
-        <w:rPr>
-          <w:rFonts w:ascii="Times New Roman" w:eastAsia="Times New Roman" w:hAnsi="Times New Roman" w:cs="Times New Roman"/>
-          <w:color w:val="000000"/>
-          <w:sz w:val="28"/>
-          <w:szCs w:val="28"/>
-          <w:lang w:eastAsia="ru-RU"/>
-        </w:rPr>
-        <w:br/>
-      </w:r>
-      <w:r>
+        <w:jc w:val="center"/>
+        <w:rPr>
+          <w:rFonts w:ascii="Times New Roman" w:eastAsia="Times New Roman" w:hAnsi="Times New Roman" w:cs="Times New Roman"/>
+          <w:color w:val="000000"/>
+          <w:sz w:val="28"/>
+          <w:szCs w:val="28"/>
+          <w:lang w:eastAsia="ru-RU"/>
+        </w:rPr>
+      </w:pPr>
+      <w:r>
+        <w:rPr>
+          <w:rFonts w:ascii="Times New Roman" w:eastAsia="Times New Roman" w:hAnsi="Times New Roman" w:cs="Times New Roman"/>
+          <w:noProof/>
+          <w:color w:val="000000"/>
+          <w:sz w:val="28"/>
+          <w:szCs w:val="28"/>
+          <w:lang w:eastAsia="ru-RU"/>
+        </w:rPr>
+        <w:drawing>
+          <wp:inline distT="0" distB="0" distL="0" distR="0" wp14:anchorId="5000F6BF" wp14:editId="4580D834">
+            <wp:extent cx="3931309" cy="845876"/>
+            <wp:effectExtent l="0" t="0" r="0" b="0"/>
+            <wp:docPr id="939511483" name="Рисунок 1"/>
+            <wp:cNvGraphicFramePr>
+              <a:graphicFrameLocks xmlns:a="http://schemas.openxmlformats.org/drawingml/2006/main" noChangeAspect="1"/>
+            </wp:cNvGraphicFramePr>
+            <a:graphic xmlns:a="http://schemas.openxmlformats.org/drawingml/2006/main">
+              <a:graphicData uri="http://schemas.openxmlformats.org/drawingml/2006/picture">
+                <pic:pic xmlns:pic="http://schemas.openxmlformats.org/drawingml/2006/picture">
+                  <pic:nvPicPr>
+                    <pic:cNvPr id="939511483" name=""/>
+                    <pic:cNvPicPr/>
+                  </pic:nvPicPr>
+                  <pic:blipFill>
+                    <a:blip r:embed="rId49"/>
+                    <a:stretch>
+                      <a:fillRect/>
+                    </a:stretch>
+                  </pic:blipFill>
+                  <pic:spPr>
+                    <a:xfrm>
+                      <a:off x="0" y="0"/>
+                      <a:ext cx="3942362" cy="848254"/>
+                    </a:xfrm>
+                    <a:prstGeom prst="rect">
+                      <a:avLst/>
+                    </a:prstGeom>
+                  </pic:spPr>
+                </pic:pic>
+              </a:graphicData>
+            </a:graphic>
+          </wp:inline>
+        </w:drawing>
+      </w:r>
+    </w:p>
+    <w:p>
+      <w:pPr>
+        <w:spacing w:before="120" w:after="120" w:line="240" w:lineRule="auto"/>
+        <w:jc w:val="center"/>
         <w:rPr>
           <w:rFonts w:ascii="Times New Roman" w:eastAsia="Times New Roman" w:hAnsi="Times New Roman" w:cs="Times New Roman"/>
           <w:i/>
@@ -5396,8 +7722,30 @@
           <w:szCs w:val="28"/>
           <w:lang w:eastAsia="ru-RU"/>
         </w:rPr>
-        <w:t>[Вставьте скриншот]</w:t>
-      </w:r>
+      </w:pPr>
+      <w:r>
+        <w:rPr>
+          <w:rFonts w:ascii="Times New Roman" w:eastAsia="Times New Roman" w:hAnsi="Times New Roman" w:cs="Times New Roman"/>
+          <w:color w:val="000000"/>
+          <w:sz w:val="28"/>
+          <w:szCs w:val="28"/>
+          <w:lang w:eastAsia="ru-RU"/>
+        </w:rPr>
+        <w:t>Рисунок 40 - Исходный текстовый файл</w:t>
+      </w:r>
+    </w:p>
+    <w:p>
+      <w:pPr>
+        <w:spacing w:before="120" w:after="120" w:line="240" w:lineRule="auto"/>
+        <w:jc w:val="center"/>
+        <w:rPr>
+          <w:rFonts w:ascii="Times New Roman" w:eastAsia="Times New Roman" w:hAnsi="Times New Roman" w:cs="Times New Roman"/>
+          <w:color w:val="000000"/>
+          <w:sz w:val="28"/>
+          <w:szCs w:val="28"/>
+          <w:lang w:eastAsia="ru-RU"/>
+        </w:rPr>
+      </w:pPr>
     </w:p>
     <w:p>
       <w:pPr>
@@ -5422,25 +7770,122 @@
           <w:szCs w:val="28"/>
           <w:lang w:eastAsia="ru-RU"/>
         </w:rPr>
-        <w:t>Выполнено шифрование файла с произвольным текстом с ключом [ваш ключ].</w:t>
+        <w:t>Выполнено шифрование файла с произвольным текстом с ключом</w:t>
+      </w:r>
+      <w:r>
+        <w:rPr>
+          <w:rFonts w:ascii="Times New Roman" w:eastAsia="Times New Roman" w:hAnsi="Times New Roman" w:cs="Times New Roman"/>
+          <w:color w:val="000000"/>
+          <w:sz w:val="28"/>
+          <w:szCs w:val="28"/>
+          <w:lang w:eastAsia="ru-RU"/>
+        </w:rPr>
+        <w:t xml:space="preserve"> </w:t>
+      </w:r>
+      <w:r>
+        <w:rPr>
+          <w:rFonts w:ascii="Times New Roman" w:eastAsia="Times New Roman" w:hAnsi="Times New Roman" w:cs="Times New Roman"/>
+          <w:color w:val="000000"/>
+          <w:sz w:val="28"/>
+          <w:szCs w:val="28"/>
+          <w:lang w:eastAsia="ru-RU"/>
+        </w:rPr>
+        <w:t>[</w:t>
+      </w:r>
+      <w:r>
+        <w:rPr>
+          <w:rFonts w:ascii="Times New Roman" w:eastAsia="Times New Roman" w:hAnsi="Times New Roman" w:cs="Times New Roman"/>
+          <w:color w:val="000000"/>
+          <w:sz w:val="28"/>
+          <w:szCs w:val="28"/>
+          <w:lang w:eastAsia="ru-RU"/>
+        </w:rPr>
+        <w:t>ковалец_илья_андреевич</w:t>
+      </w:r>
+      <w:r>
+        <w:rPr>
+          <w:rFonts w:ascii="Times New Roman" w:eastAsia="Times New Roman" w:hAnsi="Times New Roman" w:cs="Times New Roman"/>
+          <w:color w:val="000000"/>
+          <w:sz w:val="28"/>
+          <w:szCs w:val="28"/>
+          <w:lang w:eastAsia="ru-RU"/>
+        </w:rPr>
+        <w:t>].</w:t>
       </w:r>
     </w:p>
     <w:p>
       <w:pPr>
         <w:spacing w:before="120" w:after="120" w:line="240" w:lineRule="auto"/>
-        <w:rPr>
-          <w:rFonts w:ascii="Times New Roman" w:eastAsia="Times New Roman" w:hAnsi="Times New Roman" w:cs="Times New Roman"/>
-          <w:color w:val="000000"/>
-          <w:sz w:val="28"/>
-          <w:szCs w:val="28"/>
-          <w:lang w:eastAsia="ru-RU"/>
-        </w:rPr>
-      </w:pPr>
-      <w:r>
-        <w:rPr>
-          <w:rFonts w:ascii="Times New Roman" w:eastAsia="Times New Roman" w:hAnsi="Times New Roman" w:cs="Times New Roman"/>
-          <w:b/>
-          <w:bCs/>
+        <w:jc w:val="center"/>
+        <w:rPr>
+          <w:rFonts w:ascii="Times New Roman" w:eastAsia="Times New Roman" w:hAnsi="Times New Roman" w:cs="Times New Roman"/>
+          <w:color w:val="000000"/>
+          <w:sz w:val="28"/>
+          <w:szCs w:val="28"/>
+          <w:lang w:eastAsia="ru-RU"/>
+        </w:rPr>
+      </w:pPr>
+      <w:r>
+        <w:rPr>
+          <w:rFonts w:ascii="Times New Roman" w:eastAsia="Times New Roman" w:hAnsi="Times New Roman" w:cs="Times New Roman"/>
+          <w:noProof/>
+          <w:color w:val="000000"/>
+          <w:sz w:val="28"/>
+          <w:szCs w:val="28"/>
+          <w:lang w:eastAsia="ru-RU"/>
+        </w:rPr>
+        <w:drawing>
+          <wp:inline distT="0" distB="0" distL="0" distR="0" wp14:anchorId="018C08B7" wp14:editId="35415DB5">
+            <wp:extent cx="2431390" cy="1615731"/>
+            <wp:effectExtent l="0" t="0" r="7620" b="3810"/>
+            <wp:docPr id="1789931567" name="Рисунок 1"/>
+            <wp:cNvGraphicFramePr>
+              <a:graphicFrameLocks xmlns:a="http://schemas.openxmlformats.org/drawingml/2006/main" noChangeAspect="1"/>
+            </wp:cNvGraphicFramePr>
+            <a:graphic xmlns:a="http://schemas.openxmlformats.org/drawingml/2006/main">
+              <a:graphicData uri="http://schemas.openxmlformats.org/drawingml/2006/picture">
+                <pic:pic xmlns:pic="http://schemas.openxmlformats.org/drawingml/2006/picture">
+                  <pic:nvPicPr>
+                    <pic:cNvPr id="1789931567" name=""/>
+                    <pic:cNvPicPr/>
+                  </pic:nvPicPr>
+                  <pic:blipFill>
+                    <a:blip r:embed="rId50"/>
+                    <a:stretch>
+                      <a:fillRect/>
+                    </a:stretch>
+                  </pic:blipFill>
+                  <pic:spPr>
+                    <a:xfrm>
+                      <a:off x="0" y="0"/>
+                      <a:ext cx="2485434" cy="1651645"/>
+                    </a:xfrm>
+                    <a:prstGeom prst="rect">
+                      <a:avLst/>
+                    </a:prstGeom>
+                  </pic:spPr>
+                </pic:pic>
+              </a:graphicData>
+            </a:graphic>
+          </wp:inline>
+        </w:drawing>
+      </w:r>
+    </w:p>
+    <w:p>
+      <w:pPr>
+        <w:spacing w:before="120" w:after="120" w:line="240" w:lineRule="auto"/>
+        <w:jc w:val="center"/>
+        <w:rPr>
+          <w:rFonts w:ascii="Times New Roman" w:eastAsia="Times New Roman" w:hAnsi="Times New Roman" w:cs="Times New Roman"/>
+          <w:color w:val="000000"/>
+          <w:sz w:val="28"/>
+          <w:szCs w:val="28"/>
+          <w:lang w:eastAsia="ru-RU"/>
+        </w:rPr>
+      </w:pPr>
+      <w:r>
+        <w:rPr>
+          <w:rFonts w:ascii="Times New Roman" w:eastAsia="Times New Roman" w:hAnsi="Times New Roman" w:cs="Times New Roman"/>
           <w:color w:val="000000"/>
           <w:sz w:val="28"/>
           <w:szCs w:val="28"/>
@@ -5448,6 +7893,87 @@
         </w:rPr>
         <w:t>Рисунок 41 - Окно ввода произвольного пароля</w:t>
       </w:r>
+    </w:p>
+    <w:p>
+      <w:pPr>
+        <w:spacing w:before="120" w:after="120" w:line="240" w:lineRule="auto"/>
+        <w:jc w:val="center"/>
+        <w:rPr>
+          <w:rFonts w:ascii="Times New Roman" w:eastAsia="Times New Roman" w:hAnsi="Times New Roman" w:cs="Times New Roman"/>
+          <w:color w:val="000000"/>
+          <w:sz w:val="28"/>
+          <w:szCs w:val="28"/>
+          <w:lang w:eastAsia="ru-RU"/>
+        </w:rPr>
+      </w:pPr>
+      <w:r>
+        <w:rPr>
+          <w:rFonts w:ascii="Times New Roman" w:eastAsia="Times New Roman" w:hAnsi="Times New Roman" w:cs="Times New Roman"/>
+          <w:noProof/>
+          <w:color w:val="000000"/>
+          <w:sz w:val="28"/>
+          <w:szCs w:val="28"/>
+          <w:lang w:eastAsia="ru-RU"/>
+        </w:rPr>
+        <w:drawing>
+          <wp:inline distT="0" distB="0" distL="0" distR="0" wp14:anchorId="439D49E7" wp14:editId="0428F75E">
+            <wp:extent cx="2743583" cy="1009791"/>
+            <wp:effectExtent l="0" t="0" r="0" b="0"/>
+            <wp:docPr id="39806422" name="Рисунок 1"/>
+            <wp:cNvGraphicFramePr>
+              <a:graphicFrameLocks xmlns:a="http://schemas.openxmlformats.org/drawingml/2006/main" noChangeAspect="1"/>
+            </wp:cNvGraphicFramePr>
+            <a:graphic xmlns:a="http://schemas.openxmlformats.org/drawingml/2006/main">
+              <a:graphicData uri="http://schemas.openxmlformats.org/drawingml/2006/picture">
+                <pic:pic xmlns:pic="http://schemas.openxmlformats.org/drawingml/2006/picture">
+                  <pic:nvPicPr>
+                    <pic:cNvPr id="39806422" name=""/>
+                    <pic:cNvPicPr/>
+                  </pic:nvPicPr>
+                  <pic:blipFill>
+                    <a:blip r:embed="rId51"/>
+                    <a:stretch>
+                      <a:fillRect/>
+                    </a:stretch>
+                  </pic:blipFill>
+                  <pic:spPr>
+                    <a:xfrm>
+                      <a:off x="0" y="0"/>
+                      <a:ext cx="2743583" cy="1009791"/>
+                    </a:xfrm>
+                    <a:prstGeom prst="rect">
+                      <a:avLst/>
+                    </a:prstGeom>
+                  </pic:spPr>
+                </pic:pic>
+              </a:graphicData>
+            </a:graphic>
+          </wp:inline>
+        </w:drawing>
+      </w:r>
+    </w:p>
+    <w:p>
+      <w:pPr>
+        <w:spacing w:before="120" w:after="120" w:line="240" w:lineRule="auto"/>
+        <w:jc w:val="center"/>
+        <w:rPr>
+          <w:rFonts w:ascii="Times New Roman" w:eastAsia="Times New Roman" w:hAnsi="Times New Roman" w:cs="Times New Roman"/>
+          <w:color w:val="000000"/>
+          <w:sz w:val="28"/>
+          <w:szCs w:val="28"/>
+          <w:lang w:eastAsia="ru-RU"/>
+        </w:rPr>
+      </w:pPr>
+      <w:r>
+        <w:rPr>
+          <w:rFonts w:ascii="Times New Roman" w:eastAsia="Times New Roman" w:hAnsi="Times New Roman" w:cs="Times New Roman"/>
+          <w:color w:val="000000"/>
+          <w:sz w:val="28"/>
+          <w:szCs w:val="28"/>
+          <w:lang w:eastAsia="ru-RU"/>
+        </w:rPr>
+        <w:t>Рисунок 42 - Текст после шифрования с произвольным паролем</w:t>
+      </w:r>
       <w:r>
         <w:rPr>
           <w:rFonts w:ascii="Times New Roman" w:eastAsia="Times New Roman" w:hAnsi="Times New Roman" w:cs="Times New Roman"/>
@@ -5457,64 +7983,6 @@
           <w:lang w:eastAsia="ru-RU"/>
         </w:rPr>
         <w:br/>
-      </w:r>
-      <w:r>
-        <w:rPr>
-          <w:rFonts w:ascii="Times New Roman" w:eastAsia="Times New Roman" w:hAnsi="Times New Roman" w:cs="Times New Roman"/>
-          <w:i/>
-          <w:iCs/>
-          <w:color w:val="000000"/>
-          <w:sz w:val="28"/>
-          <w:szCs w:val="28"/>
-          <w:lang w:eastAsia="ru-RU"/>
-        </w:rPr>
-        <w:t>[Вставьте скриншот]</w:t>
-      </w:r>
-    </w:p>
-    <w:p>
-      <w:pPr>
-        <w:spacing w:before="120" w:after="120" w:line="240" w:lineRule="auto"/>
-        <w:rPr>
-          <w:rFonts w:ascii="Times New Roman" w:eastAsia="Times New Roman" w:hAnsi="Times New Roman" w:cs="Times New Roman"/>
-          <w:color w:val="000000"/>
-          <w:sz w:val="28"/>
-          <w:szCs w:val="28"/>
-          <w:lang w:eastAsia="ru-RU"/>
-        </w:rPr>
-      </w:pPr>
-      <w:r>
-        <w:rPr>
-          <w:rFonts w:ascii="Times New Roman" w:eastAsia="Times New Roman" w:hAnsi="Times New Roman" w:cs="Times New Roman"/>
-          <w:b/>
-          <w:bCs/>
-          <w:color w:val="000000"/>
-          <w:sz w:val="28"/>
-          <w:szCs w:val="28"/>
-          <w:lang w:eastAsia="ru-RU"/>
-        </w:rPr>
-        <w:t>Рисунок 42 - Текст после шифрования с произвольным паролем</w:t>
-      </w:r>
-      <w:r>
-        <w:rPr>
-          <w:rFonts w:ascii="Times New Roman" w:eastAsia="Times New Roman" w:hAnsi="Times New Roman" w:cs="Times New Roman"/>
-          <w:color w:val="000000"/>
-          <w:sz w:val="28"/>
-          <w:szCs w:val="28"/>
-          <w:lang w:eastAsia="ru-RU"/>
-        </w:rPr>
-        <w:br/>
-      </w:r>
-      <w:r>
-        <w:rPr>
-          <w:rFonts w:ascii="Times New Roman" w:eastAsia="Times New Roman" w:hAnsi="Times New Roman" w:cs="Times New Roman"/>
-          <w:i/>
-          <w:iCs/>
-          <w:color w:val="000000"/>
-          <w:sz w:val="28"/>
-          <w:szCs w:val="28"/>
-          <w:lang w:eastAsia="ru-RU"/>
-        </w:rPr>
-        <w:t>[Вставьте скриншот]</w:t>
       </w:r>
     </w:p>
     <w:p>
@@ -5540,43 +8008,72 @@
           <w:szCs w:val="28"/>
           <w:lang w:eastAsia="ru-RU"/>
         </w:rPr>
+        <w:lastRenderedPageBreak/>
         <w:t>Просмотрены гистограммы.</w:t>
       </w:r>
     </w:p>
     <w:p>
       <w:pPr>
         <w:spacing w:before="120" w:after="120" w:line="240" w:lineRule="auto"/>
-        <w:rPr>
-          <w:rFonts w:ascii="Times New Roman" w:eastAsia="Times New Roman" w:hAnsi="Times New Roman" w:cs="Times New Roman"/>
-          <w:color w:val="000000"/>
-          <w:sz w:val="28"/>
-          <w:szCs w:val="28"/>
-          <w:lang w:eastAsia="ru-RU"/>
-        </w:rPr>
-      </w:pPr>
-      <w:r>
-        <w:rPr>
-          <w:rFonts w:ascii="Times New Roman" w:eastAsia="Times New Roman" w:hAnsi="Times New Roman" w:cs="Times New Roman"/>
-          <w:b/>
-          <w:bCs/>
-          <w:color w:val="000000"/>
-          <w:sz w:val="28"/>
-          <w:szCs w:val="28"/>
-          <w:lang w:eastAsia="ru-RU"/>
-        </w:rPr>
-        <w:t>Рисунок 43 - Гистограмма исходного текста</w:t>
-      </w:r>
-      <w:r>
-        <w:rPr>
-          <w:rFonts w:ascii="Times New Roman" w:eastAsia="Times New Roman" w:hAnsi="Times New Roman" w:cs="Times New Roman"/>
-          <w:color w:val="000000"/>
-          <w:sz w:val="28"/>
-          <w:szCs w:val="28"/>
-          <w:lang w:eastAsia="ru-RU"/>
-        </w:rPr>
-        <w:br/>
-      </w:r>
-      <w:r>
+        <w:jc w:val="center"/>
+        <w:rPr>
+          <w:rFonts w:ascii="Times New Roman" w:eastAsia="Times New Roman" w:hAnsi="Times New Roman" w:cs="Times New Roman"/>
+          <w:color w:val="000000"/>
+          <w:sz w:val="28"/>
+          <w:szCs w:val="28"/>
+          <w:lang w:eastAsia="ru-RU"/>
+        </w:rPr>
+      </w:pPr>
+      <w:r>
+        <w:rPr>
+          <w:rFonts w:ascii="Times New Roman" w:eastAsia="Times New Roman" w:hAnsi="Times New Roman" w:cs="Times New Roman"/>
+          <w:noProof/>
+          <w:color w:val="000000"/>
+          <w:sz w:val="28"/>
+          <w:szCs w:val="28"/>
+          <w:lang w:eastAsia="ru-RU"/>
+        </w:rPr>
+        <w:drawing>
+          <wp:inline distT="0" distB="0" distL="0" distR="0" wp14:anchorId="13155536" wp14:editId="640FA1C0">
+            <wp:extent cx="4982134" cy="1746277"/>
+            <wp:effectExtent l="0" t="0" r="9525" b="6350"/>
+            <wp:docPr id="2146771239" name="Рисунок 1"/>
+            <wp:cNvGraphicFramePr>
+              <a:graphicFrameLocks xmlns:a="http://schemas.openxmlformats.org/drawingml/2006/main" noChangeAspect="1"/>
+            </wp:cNvGraphicFramePr>
+            <a:graphic xmlns:a="http://schemas.openxmlformats.org/drawingml/2006/main">
+              <a:graphicData uri="http://schemas.openxmlformats.org/drawingml/2006/picture">
+                <pic:pic xmlns:pic="http://schemas.openxmlformats.org/drawingml/2006/picture">
+                  <pic:nvPicPr>
+                    <pic:cNvPr id="2146771239" name=""/>
+                    <pic:cNvPicPr/>
+                  </pic:nvPicPr>
+                  <pic:blipFill>
+                    <a:blip r:embed="rId52"/>
+                    <a:stretch>
+                      <a:fillRect/>
+                    </a:stretch>
+                  </pic:blipFill>
+                  <pic:spPr>
+                    <a:xfrm>
+                      <a:off x="0" y="0"/>
+                      <a:ext cx="4996668" cy="1751371"/>
+                    </a:xfrm>
+                    <a:prstGeom prst="rect">
+                      <a:avLst/>
+                    </a:prstGeom>
+                  </pic:spPr>
+                </pic:pic>
+              </a:graphicData>
+            </a:graphic>
+          </wp:inline>
+        </w:drawing>
+      </w:r>
+    </w:p>
+    <w:p>
+      <w:pPr>
+        <w:spacing w:before="120" w:after="120" w:line="240" w:lineRule="auto"/>
+        <w:jc w:val="center"/>
         <w:rPr>
           <w:rFonts w:ascii="Times New Roman" w:eastAsia="Times New Roman" w:hAnsi="Times New Roman" w:cs="Times New Roman"/>
           <w:i/>
@@ -5586,25 +8083,101 @@
           <w:szCs w:val="28"/>
           <w:lang w:eastAsia="ru-RU"/>
         </w:rPr>
-        <w:t>[Вставьте скриншот]</w:t>
+      </w:pPr>
+      <w:r>
+        <w:rPr>
+          <w:rFonts w:ascii="Times New Roman" w:eastAsia="Times New Roman" w:hAnsi="Times New Roman" w:cs="Times New Roman"/>
+          <w:color w:val="000000"/>
+          <w:sz w:val="28"/>
+          <w:szCs w:val="28"/>
+          <w:lang w:eastAsia="ru-RU"/>
+        </w:rPr>
+        <w:t>Рисунок 43 - Гистограмма исходного текста</w:t>
+      </w:r>
+      <w:r>
+        <w:rPr>
+          <w:rFonts w:ascii="Times New Roman" w:eastAsia="Times New Roman" w:hAnsi="Times New Roman" w:cs="Times New Roman"/>
+          <w:color w:val="000000"/>
+          <w:sz w:val="28"/>
+          <w:szCs w:val="28"/>
+          <w:lang w:eastAsia="ru-RU"/>
+        </w:rPr>
+        <w:br/>
       </w:r>
     </w:p>
     <w:p>
       <w:pPr>
         <w:spacing w:before="120" w:after="120" w:line="240" w:lineRule="auto"/>
-        <w:rPr>
-          <w:rFonts w:ascii="Times New Roman" w:eastAsia="Times New Roman" w:hAnsi="Times New Roman" w:cs="Times New Roman"/>
-          <w:color w:val="000000"/>
-          <w:sz w:val="28"/>
-          <w:szCs w:val="28"/>
-          <w:lang w:eastAsia="ru-RU"/>
-        </w:rPr>
-      </w:pPr>
-      <w:r>
-        <w:rPr>
-          <w:rFonts w:ascii="Times New Roman" w:eastAsia="Times New Roman" w:hAnsi="Times New Roman" w:cs="Times New Roman"/>
-          <w:b/>
-          <w:bCs/>
+        <w:jc w:val="center"/>
+        <w:rPr>
+          <w:rFonts w:ascii="Times New Roman" w:eastAsia="Times New Roman" w:hAnsi="Times New Roman" w:cs="Times New Roman"/>
+          <w:color w:val="000000"/>
+          <w:sz w:val="28"/>
+          <w:szCs w:val="28"/>
+          <w:lang w:eastAsia="ru-RU"/>
+        </w:rPr>
+      </w:pPr>
+      <w:r>
+        <w:rPr>
+          <w:rFonts w:ascii="Times New Roman" w:eastAsia="Times New Roman" w:hAnsi="Times New Roman" w:cs="Times New Roman"/>
+          <w:noProof/>
+          <w:color w:val="000000"/>
+          <w:sz w:val="28"/>
+          <w:szCs w:val="28"/>
+          <w:lang w:eastAsia="ru-RU"/>
+        </w:rPr>
+        <w:drawing>
+          <wp:inline distT="0" distB="0" distL="0" distR="0" wp14:anchorId="1D80C9E6" wp14:editId="5D30E44B">
+            <wp:extent cx="4982134" cy="1850659"/>
+            <wp:effectExtent l="0" t="0" r="0" b="0"/>
+            <wp:docPr id="455318541" name="Рисунок 1"/>
+            <wp:cNvGraphicFramePr>
+              <a:graphicFrameLocks xmlns:a="http://schemas.openxmlformats.org/drawingml/2006/main" noChangeAspect="1"/>
+            </wp:cNvGraphicFramePr>
+            <a:graphic xmlns:a="http://schemas.openxmlformats.org/drawingml/2006/main">
+              <a:graphicData uri="http://schemas.openxmlformats.org/drawingml/2006/picture">
+                <pic:pic xmlns:pic="http://schemas.openxmlformats.org/drawingml/2006/picture">
+                  <pic:nvPicPr>
+                    <pic:cNvPr id="455318541" name=""/>
+                    <pic:cNvPicPr/>
+                  </pic:nvPicPr>
+                  <pic:blipFill>
+                    <a:blip r:embed="rId53"/>
+                    <a:stretch>
+                      <a:fillRect/>
+                    </a:stretch>
+                  </pic:blipFill>
+                  <pic:spPr>
+                    <a:xfrm>
+                      <a:off x="0" y="0"/>
+                      <a:ext cx="4996690" cy="1856066"/>
+                    </a:xfrm>
+                    <a:prstGeom prst="rect">
+                      <a:avLst/>
+                    </a:prstGeom>
+                  </pic:spPr>
+                </pic:pic>
+              </a:graphicData>
+            </a:graphic>
+          </wp:inline>
+        </w:drawing>
+      </w:r>
+    </w:p>
+    <w:p>
+      <w:pPr>
+        <w:spacing w:before="120" w:after="120" w:line="240" w:lineRule="auto"/>
+        <w:jc w:val="center"/>
+        <w:rPr>
+          <w:rFonts w:ascii="Times New Roman" w:eastAsia="Times New Roman" w:hAnsi="Times New Roman" w:cs="Times New Roman"/>
+          <w:color w:val="000000"/>
+          <w:sz w:val="28"/>
+          <w:szCs w:val="28"/>
+          <w:lang w:eastAsia="ru-RU"/>
+        </w:rPr>
+      </w:pPr>
+      <w:r>
+        <w:rPr>
+          <w:rFonts w:ascii="Times New Roman" w:eastAsia="Times New Roman" w:hAnsi="Times New Roman" w:cs="Times New Roman"/>
           <w:color w:val="000000"/>
           <w:sz w:val="28"/>
           <w:szCs w:val="28"/>
@@ -5621,18 +8194,6 @@
           <w:lang w:eastAsia="ru-RU"/>
         </w:rPr>
         <w:br/>
-      </w:r>
-      <w:r>
-        <w:rPr>
-          <w:rFonts w:ascii="Times New Roman" w:eastAsia="Times New Roman" w:hAnsi="Times New Roman" w:cs="Times New Roman"/>
-          <w:i/>
-          <w:iCs/>
-          <w:color w:val="000000"/>
-          <w:sz w:val="28"/>
-          <w:szCs w:val="28"/>
-          <w:lang w:eastAsia="ru-RU"/>
-        </w:rPr>
-        <w:t>[Вставьте скриншот]</w:t>
       </w:r>
     </w:p>
     <w:p>
@@ -5664,19 +8225,76 @@
     <w:p>
       <w:pPr>
         <w:spacing w:before="120" w:after="120" w:line="240" w:lineRule="auto"/>
-        <w:rPr>
-          <w:rFonts w:ascii="Times New Roman" w:eastAsia="Times New Roman" w:hAnsi="Times New Roman" w:cs="Times New Roman"/>
-          <w:color w:val="000000"/>
-          <w:sz w:val="28"/>
-          <w:szCs w:val="28"/>
-          <w:lang w:eastAsia="ru-RU"/>
-        </w:rPr>
-      </w:pPr>
-      <w:r>
-        <w:rPr>
-          <w:rFonts w:ascii="Times New Roman" w:eastAsia="Times New Roman" w:hAnsi="Times New Roman" w:cs="Times New Roman"/>
-          <w:b/>
-          <w:bCs/>
+        <w:jc w:val="center"/>
+        <w:rPr>
+          <w:rFonts w:ascii="Times New Roman" w:eastAsia="Times New Roman" w:hAnsi="Times New Roman" w:cs="Times New Roman"/>
+          <w:color w:val="000000"/>
+          <w:sz w:val="28"/>
+          <w:szCs w:val="28"/>
+          <w:lang w:eastAsia="ru-RU"/>
+        </w:rPr>
+      </w:pPr>
+      <w:r>
+        <w:rPr>
+          <w:rFonts w:ascii="Times New Roman" w:eastAsia="Times New Roman" w:hAnsi="Times New Roman" w:cs="Times New Roman"/>
+          <w:noProof/>
+          <w:color w:val="000000"/>
+          <w:sz w:val="28"/>
+          <w:szCs w:val="28"/>
+          <w:lang w:eastAsia="ru-RU"/>
+        </w:rPr>
+        <w:drawing>
+          <wp:inline distT="0" distB="0" distL="0" distR="0" wp14:anchorId="268858ED" wp14:editId="79832692">
+            <wp:extent cx="2450522" cy="1887322"/>
+            <wp:effectExtent l="0" t="0" r="6985" b="0"/>
+            <wp:docPr id="119833970" name="Рисунок 1"/>
+            <wp:cNvGraphicFramePr>
+              <a:graphicFrameLocks xmlns:a="http://schemas.openxmlformats.org/drawingml/2006/main" noChangeAspect="1"/>
+            </wp:cNvGraphicFramePr>
+            <a:graphic xmlns:a="http://schemas.openxmlformats.org/drawingml/2006/main">
+              <a:graphicData uri="http://schemas.openxmlformats.org/drawingml/2006/picture">
+                <pic:pic xmlns:pic="http://schemas.openxmlformats.org/drawingml/2006/picture">
+                  <pic:nvPicPr>
+                    <pic:cNvPr id="119833970" name=""/>
+                    <pic:cNvPicPr/>
+                  </pic:nvPicPr>
+                  <pic:blipFill>
+                    <a:blip r:embed="rId54"/>
+                    <a:stretch>
+                      <a:fillRect/>
+                    </a:stretch>
+                  </pic:blipFill>
+                  <pic:spPr>
+                    <a:xfrm>
+                      <a:off x="0" y="0"/>
+                      <a:ext cx="2466528" cy="1899650"/>
+                    </a:xfrm>
+                    <a:prstGeom prst="rect">
+                      <a:avLst/>
+                    </a:prstGeom>
+                  </pic:spPr>
+                </pic:pic>
+              </a:graphicData>
+            </a:graphic>
+          </wp:inline>
+        </w:drawing>
+      </w:r>
+    </w:p>
+    <w:p>
+      <w:pPr>
+        <w:spacing w:before="120" w:after="120" w:line="240" w:lineRule="auto"/>
+        <w:jc w:val="center"/>
+        <w:rPr>
+          <w:rFonts w:ascii="Times New Roman" w:eastAsia="Times New Roman" w:hAnsi="Times New Roman" w:cs="Times New Roman"/>
+          <w:color w:val="000000"/>
+          <w:sz w:val="28"/>
+          <w:szCs w:val="28"/>
+          <w:lang w:eastAsia="ru-RU"/>
+        </w:rPr>
+      </w:pPr>
+      <w:r>
+        <w:rPr>
+          <w:rFonts w:ascii="Times New Roman" w:eastAsia="Times New Roman" w:hAnsi="Times New Roman" w:cs="Times New Roman"/>
           <w:color w:val="000000"/>
           <w:sz w:val="28"/>
           <w:szCs w:val="28"/>
@@ -5694,35 +8312,80 @@
         </w:rPr>
         <w:br/>
       </w:r>
-      <w:r>
-        <w:rPr>
-          <w:rFonts w:ascii="Times New Roman" w:eastAsia="Times New Roman" w:hAnsi="Times New Roman" w:cs="Times New Roman"/>
-          <w:i/>
-          <w:iCs/>
-          <w:color w:val="000000"/>
-          <w:sz w:val="28"/>
-          <w:szCs w:val="28"/>
-          <w:lang w:eastAsia="ru-RU"/>
-        </w:rPr>
-        <w:t>[Вставьте скриншот]</w:t>
-      </w:r>
     </w:p>
     <w:p>
       <w:pPr>
         <w:spacing w:before="120" w:after="120" w:line="240" w:lineRule="auto"/>
-        <w:rPr>
-          <w:rFonts w:ascii="Times New Roman" w:eastAsia="Times New Roman" w:hAnsi="Times New Roman" w:cs="Times New Roman"/>
-          <w:color w:val="000000"/>
-          <w:sz w:val="28"/>
-          <w:szCs w:val="28"/>
-          <w:lang w:eastAsia="ru-RU"/>
-        </w:rPr>
-      </w:pPr>
-      <w:r>
-        <w:rPr>
-          <w:rFonts w:ascii="Times New Roman" w:eastAsia="Times New Roman" w:hAnsi="Times New Roman" w:cs="Times New Roman"/>
-          <w:b/>
-          <w:bCs/>
+        <w:jc w:val="center"/>
+        <w:rPr>
+          <w:rFonts w:ascii="Times New Roman" w:eastAsia="Times New Roman" w:hAnsi="Times New Roman" w:cs="Times New Roman"/>
+          <w:color w:val="000000"/>
+          <w:sz w:val="28"/>
+          <w:szCs w:val="28"/>
+          <w:lang w:eastAsia="ru-RU"/>
+        </w:rPr>
+      </w:pPr>
+      <w:r>
+        <w:rPr>
+          <w:rFonts w:ascii="Times New Roman" w:eastAsia="Times New Roman" w:hAnsi="Times New Roman" w:cs="Times New Roman"/>
+          <w:noProof/>
+          <w:color w:val="000000"/>
+          <w:sz w:val="28"/>
+          <w:szCs w:val="28"/>
+          <w:lang w:eastAsia="ru-RU"/>
+        </w:rPr>
+        <w:drawing>
+          <wp:inline distT="0" distB="0" distL="0" distR="0" wp14:anchorId="51174F5D" wp14:editId="064C7EE0">
+            <wp:extent cx="4667901" cy="981212"/>
+            <wp:effectExtent l="0" t="0" r="0" b="9525"/>
+            <wp:docPr id="1684205719" name="Рисунок 1"/>
+            <wp:cNvGraphicFramePr>
+              <a:graphicFrameLocks xmlns:a="http://schemas.openxmlformats.org/drawingml/2006/main" noChangeAspect="1"/>
+            </wp:cNvGraphicFramePr>
+            <a:graphic xmlns:a="http://schemas.openxmlformats.org/drawingml/2006/main">
+              <a:graphicData uri="http://schemas.openxmlformats.org/drawingml/2006/picture">
+                <pic:pic xmlns:pic="http://schemas.openxmlformats.org/drawingml/2006/picture">
+                  <pic:nvPicPr>
+                    <pic:cNvPr id="1684205719" name=""/>
+                    <pic:cNvPicPr/>
+                  </pic:nvPicPr>
+                  <pic:blipFill>
+                    <a:blip r:embed="rId55"/>
+                    <a:stretch>
+                      <a:fillRect/>
+                    </a:stretch>
+                  </pic:blipFill>
+                  <pic:spPr>
+                    <a:xfrm>
+                      <a:off x="0" y="0"/>
+                      <a:ext cx="4667901" cy="981212"/>
+                    </a:xfrm>
+                    <a:prstGeom prst="rect">
+                      <a:avLst/>
+                    </a:prstGeom>
+                  </pic:spPr>
+                </pic:pic>
+              </a:graphicData>
+            </a:graphic>
+          </wp:inline>
+        </w:drawing>
+      </w:r>
+    </w:p>
+    <w:p>
+      <w:pPr>
+        <w:spacing w:before="120" w:after="120" w:line="240" w:lineRule="auto"/>
+        <w:jc w:val="center"/>
+        <w:rPr>
+          <w:rFonts w:ascii="Times New Roman" w:eastAsia="Times New Roman" w:hAnsi="Times New Roman" w:cs="Times New Roman"/>
+          <w:color w:val="000000"/>
+          <w:sz w:val="28"/>
+          <w:szCs w:val="28"/>
+          <w:lang w:eastAsia="ru-RU"/>
+        </w:rPr>
+      </w:pPr>
+      <w:r>
+        <w:rPr>
+          <w:rFonts w:ascii="Times New Roman" w:eastAsia="Times New Roman" w:hAnsi="Times New Roman" w:cs="Times New Roman"/>
           <w:color w:val="000000"/>
           <w:sz w:val="28"/>
           <w:szCs w:val="28"/>
@@ -5739,18 +8402,6 @@
           <w:lang w:eastAsia="ru-RU"/>
         </w:rPr>
         <w:br/>
-      </w:r>
-      <w:r>
-        <w:rPr>
-          <w:rFonts w:ascii="Times New Roman" w:eastAsia="Times New Roman" w:hAnsi="Times New Roman" w:cs="Times New Roman"/>
-          <w:i/>
-          <w:iCs/>
-          <w:color w:val="000000"/>
-          <w:sz w:val="28"/>
-          <w:szCs w:val="28"/>
-          <w:lang w:eastAsia="ru-RU"/>
-        </w:rPr>
-        <w:t>[Вставьте скриншот]</w:t>
       </w:r>
     </w:p>
     <w:p>
@@ -5777,7 +8428,492 @@
           <w:lang w:eastAsia="ru-RU"/>
         </w:rPr>
         <w:lastRenderedPageBreak/>
-        <w:t>Проведена проверка работы алгоритма на примере одного символа. Расчет совпал с результатом работы программы.</w:t>
+        <w:t>Проведена проверка работы алгоритма на примере одного символа.</w:t>
+      </w:r>
+    </w:p>
+    <w:p>
+      <w:pPr>
+        <w:spacing w:before="120" w:after="120" w:line="240" w:lineRule="auto"/>
+        <w:ind w:left="720"/>
+        <w:rPr>
+          <w:rFonts w:ascii="Times New Roman" w:eastAsia="Times New Roman" w:hAnsi="Times New Roman" w:cs="Times New Roman"/>
+          <w:color w:val="000000"/>
+          <w:sz w:val="28"/>
+          <w:szCs w:val="28"/>
+          <w:lang w:val="en-US" w:eastAsia="ru-RU"/>
+        </w:rPr>
+      </w:pPr>
+      <m:oMathPara>
+        <m:oMath>
+          <m:sSub>
+            <m:sSubPr>
+              <m:ctrlPr>
+                <w:rPr>
+                  <w:rFonts w:ascii="Cambria Math" w:eastAsia="Times New Roman" w:hAnsi="Cambria Math" w:cs="Times New Roman"/>
+                  <w:i/>
+                  <w:color w:val="000000"/>
+                  <w:sz w:val="28"/>
+                  <w:szCs w:val="28"/>
+                  <w:lang w:eastAsia="ru-RU"/>
+                </w:rPr>
+              </m:ctrlPr>
+            </m:sSubPr>
+            <m:e>
+              <m:r>
+                <w:rPr>
+                  <w:rFonts w:ascii="Cambria Math" w:eastAsia="Times New Roman" w:hAnsi="Cambria Math" w:cs="Times New Roman"/>
+                  <w:color w:val="000000"/>
+                  <w:sz w:val="28"/>
+                  <w:szCs w:val="28"/>
+                  <w:lang w:eastAsia="ru-RU"/>
+                </w:rPr>
+                <m:t>Т</m:t>
+              </m:r>
+            </m:e>
+            <m:sub>
+              <m:r>
+                <w:rPr>
+                  <w:rFonts w:ascii="Cambria Math" w:eastAsia="Times New Roman" w:hAnsi="Cambria Math" w:cs="Times New Roman"/>
+                  <w:color w:val="000000"/>
+                  <w:sz w:val="28"/>
+                  <w:szCs w:val="28"/>
+                  <w:lang w:eastAsia="ru-RU"/>
+                </w:rPr>
+                <m:t>ш</m:t>
+              </m:r>
+            </m:sub>
+          </m:sSub>
+          <m:r>
+            <w:rPr>
+              <w:rFonts w:ascii="Cambria Math" w:eastAsia="Times New Roman" w:hAnsi="Cambria Math" w:cs="Times New Roman"/>
+              <w:color w:val="000000"/>
+              <w:sz w:val="28"/>
+              <w:szCs w:val="28"/>
+              <w:lang w:eastAsia="ru-RU"/>
+            </w:rPr>
+            <m:t>=</m:t>
+          </m:r>
+          <m:d>
+            <m:dPr>
+              <m:ctrlPr>
+                <w:rPr>
+                  <w:rFonts w:ascii="Cambria Math" w:eastAsia="Times New Roman" w:hAnsi="Cambria Math" w:cs="Times New Roman"/>
+                  <w:i/>
+                  <w:color w:val="000000"/>
+                  <w:sz w:val="28"/>
+                  <w:szCs w:val="28"/>
+                  <w:lang w:eastAsia="ru-RU"/>
+                </w:rPr>
+              </m:ctrlPr>
+            </m:dPr>
+            <m:e>
+              <m:d>
+                <m:dPr>
+                  <m:begChr m:val="["/>
+                  <m:endChr m:val="]"/>
+                  <m:ctrlPr>
+                    <w:rPr>
+                      <w:rFonts w:ascii="Cambria Math" w:eastAsia="Times New Roman" w:hAnsi="Cambria Math" w:cs="Times New Roman"/>
+                      <w:i/>
+                      <w:color w:val="000000"/>
+                      <w:sz w:val="28"/>
+                      <w:szCs w:val="28"/>
+                      <w:lang w:eastAsia="ru-RU"/>
+                    </w:rPr>
+                  </m:ctrlPr>
+                </m:dPr>
+                <m:e>
+                  <m:r>
+                    <w:rPr>
+                      <w:rFonts w:ascii="Cambria Math" w:eastAsia="Times New Roman" w:hAnsi="Cambria Math" w:cs="Times New Roman"/>
+                      <w:color w:val="000000"/>
+                      <w:sz w:val="28"/>
+                      <w:szCs w:val="28"/>
+                      <w:lang w:eastAsia="ru-RU"/>
+                    </w:rPr>
+                    <m:t>З</m:t>
+                  </m:r>
+                </m:e>
+              </m:d>
+              <m:r>
+                <w:rPr>
+                  <w:rFonts w:ascii="Cambria Math" w:eastAsia="Times New Roman" w:hAnsi="Cambria Math" w:cs="Times New Roman"/>
+                  <w:color w:val="000000"/>
+                  <w:sz w:val="28"/>
+                  <w:szCs w:val="28"/>
+                  <w:lang w:eastAsia="ru-RU"/>
+                </w:rPr>
+                <m:t> </m:t>
+              </m:r>
+              <m:d>
+                <m:dPr>
+                  <m:ctrlPr>
+                    <w:rPr>
+                      <w:rFonts w:ascii="Cambria Math" w:eastAsia="Times New Roman" w:hAnsi="Cambria Math" w:cs="Times New Roman"/>
+                      <w:i/>
+                      <w:color w:val="000000"/>
+                      <w:sz w:val="28"/>
+                      <w:szCs w:val="28"/>
+                      <w:lang w:eastAsia="ru-RU"/>
+                    </w:rPr>
+                  </m:ctrlPr>
+                </m:dPr>
+                <m:e>
+                  <m:r>
+                    <w:rPr>
+                      <w:rFonts w:ascii="Cambria Math" w:eastAsia="Times New Roman" w:hAnsi="Cambria Math" w:cs="Times New Roman"/>
+                      <w:color w:val="000000"/>
+                      <w:sz w:val="28"/>
+                      <w:szCs w:val="28"/>
+                      <w:lang w:eastAsia="ru-RU"/>
+                    </w:rPr>
+                    <m:t xml:space="preserve">код </m:t>
+                  </m:r>
+                  <m:r>
+                    <w:rPr>
+                      <w:rFonts w:ascii="Cambria Math" w:eastAsia="Times New Roman" w:hAnsi="Cambria Math" w:cs="Times New Roman"/>
+                      <w:color w:val="000000"/>
+                      <w:sz w:val="28"/>
+                      <w:szCs w:val="28"/>
+                      <w:lang w:val="en-US" w:eastAsia="ru-RU"/>
+                    </w:rPr>
+                    <m:t>ASCII</m:t>
+                  </m:r>
+                  <m:r>
+                    <w:rPr>
+                      <w:rFonts w:ascii="Cambria Math" w:eastAsia="Times New Roman" w:hAnsi="Cambria Math" w:cs="Times New Roman"/>
+                      <w:color w:val="000000"/>
+                      <w:sz w:val="28"/>
+                      <w:szCs w:val="28"/>
+                      <w:lang w:eastAsia="ru-RU"/>
+                    </w:rPr>
+                    <m:t>: 1</m:t>
+                  </m:r>
+                  <m:r>
+                    <w:rPr>
+                      <w:rFonts w:ascii="Cambria Math" w:eastAsia="Times New Roman" w:hAnsi="Cambria Math" w:cs="Times New Roman"/>
+                      <w:color w:val="000000"/>
+                      <w:sz w:val="28"/>
+                      <w:szCs w:val="28"/>
+                      <w:lang w:val="en-US" w:eastAsia="ru-RU"/>
+                    </w:rPr>
+                    <m:t>99</m:t>
+                  </m:r>
+                </m:e>
+              </m:d>
+              <m:r>
+                <w:rPr>
+                  <w:rFonts w:ascii="Cambria Math" w:eastAsia="Times New Roman" w:hAnsi="Cambria Math" w:cs="Times New Roman"/>
+                  <w:color w:val="000000"/>
+                  <w:sz w:val="28"/>
+                  <w:szCs w:val="28"/>
+                  <w:lang w:eastAsia="ru-RU"/>
+                </w:rPr>
+                <m:t xml:space="preserve">+ </m:t>
+              </m:r>
+              <m:d>
+                <m:dPr>
+                  <m:begChr m:val="["/>
+                  <m:endChr m:val="]"/>
+                  <m:ctrlPr>
+                    <w:rPr>
+                      <w:rFonts w:ascii="Cambria Math" w:eastAsia="Times New Roman" w:hAnsi="Cambria Math" w:cs="Times New Roman"/>
+                      <w:i/>
+                      <w:color w:val="000000"/>
+                      <w:sz w:val="28"/>
+                      <w:szCs w:val="28"/>
+                      <w:lang w:eastAsia="ru-RU"/>
+                    </w:rPr>
+                  </m:ctrlPr>
+                </m:dPr>
+                <m:e>
+                  <m:r>
+                    <w:rPr>
+                      <w:rFonts w:ascii="Cambria Math" w:eastAsia="Times New Roman" w:hAnsi="Cambria Math" w:cs="Times New Roman"/>
+                      <w:color w:val="000000"/>
+                      <w:sz w:val="28"/>
+                      <w:szCs w:val="28"/>
+                      <w:lang w:eastAsia="ru-RU"/>
+                    </w:rPr>
+                    <m:t>к</m:t>
+                  </m:r>
+                </m:e>
+              </m:d>
+              <m:r>
+                <w:rPr>
+                  <w:rFonts w:ascii="Cambria Math" w:eastAsia="Times New Roman" w:hAnsi="Cambria Math" w:cs="Times New Roman"/>
+                  <w:color w:val="000000"/>
+                  <w:sz w:val="28"/>
+                  <w:szCs w:val="28"/>
+                  <w:lang w:eastAsia="ru-RU"/>
+                </w:rPr>
+                <m:t> </m:t>
+              </m:r>
+              <m:d>
+                <m:dPr>
+                  <m:ctrlPr>
+                    <w:rPr>
+                      <w:rFonts w:ascii="Cambria Math" w:eastAsia="Times New Roman" w:hAnsi="Cambria Math" w:cs="Times New Roman"/>
+                      <w:i/>
+                      <w:color w:val="000000"/>
+                      <w:sz w:val="28"/>
+                      <w:szCs w:val="28"/>
+                      <w:lang w:eastAsia="ru-RU"/>
+                    </w:rPr>
+                  </m:ctrlPr>
+                </m:dPr>
+                <m:e>
+                  <m:r>
+                    <w:rPr>
+                      <w:rFonts w:ascii="Cambria Math" w:eastAsia="Times New Roman" w:hAnsi="Cambria Math" w:cs="Times New Roman"/>
+                      <w:color w:val="000000"/>
+                      <w:sz w:val="28"/>
+                      <w:szCs w:val="28"/>
+                      <w:lang w:eastAsia="ru-RU"/>
+                    </w:rPr>
+                    <m:t>код A</m:t>
+                  </m:r>
+                  <m:r>
+                    <w:rPr>
+                      <w:rFonts w:ascii="Cambria Math" w:eastAsia="Times New Roman" w:hAnsi="Cambria Math" w:cs="Times New Roman"/>
+                      <w:color w:val="000000"/>
+                      <w:sz w:val="28"/>
+                      <w:szCs w:val="28"/>
+                      <w:lang w:val="en-US" w:eastAsia="ru-RU"/>
+                    </w:rPr>
+                    <m:t>SCII</m:t>
+                  </m:r>
+                  <m:r>
+                    <w:rPr>
+                      <w:rFonts w:ascii="Cambria Math" w:eastAsia="Times New Roman" w:hAnsi="Cambria Math" w:cs="Times New Roman"/>
+                      <w:color w:val="000000"/>
+                      <w:sz w:val="28"/>
+                      <w:szCs w:val="28"/>
+                      <w:lang w:eastAsia="ru-RU"/>
+                    </w:rPr>
+                    <m:t>: 2</m:t>
+                  </m:r>
+                  <m:r>
+                    <w:rPr>
+                      <w:rFonts w:ascii="Cambria Math" w:eastAsia="Times New Roman" w:hAnsi="Cambria Math" w:cs="Times New Roman"/>
+                      <w:color w:val="000000"/>
+                      <w:sz w:val="28"/>
+                      <w:szCs w:val="28"/>
+                      <w:lang w:val="en-US" w:eastAsia="ru-RU"/>
+                    </w:rPr>
+                    <m:t>34</m:t>
+                  </m:r>
+                </m:e>
+              </m:d>
+            </m:e>
+          </m:d>
+          <m:r>
+            <w:rPr>
+              <w:rFonts w:ascii="Cambria Math" w:eastAsia="Times New Roman" w:hAnsi="Cambria Math" w:cs="Times New Roman"/>
+              <w:color w:val="000000"/>
+              <w:sz w:val="28"/>
+              <w:szCs w:val="28"/>
+              <w:lang w:val="en-US" w:eastAsia="ru-RU"/>
+            </w:rPr>
+            <m:t xml:space="preserve"> mod 256</m:t>
+          </m:r>
+          <m:r>
+            <w:rPr>
+              <w:rFonts w:ascii="Cambria Math" w:eastAsia="Times New Roman" w:hAnsi="Cambria Math" w:cs="Times New Roman"/>
+              <w:color w:val="000000"/>
+              <w:sz w:val="28"/>
+              <w:szCs w:val="28"/>
+              <w:lang w:eastAsia="ru-RU"/>
+            </w:rPr>
+            <m:t xml:space="preserve"> = 1</m:t>
+          </m:r>
+          <m:r>
+            <w:rPr>
+              <w:rFonts w:ascii="Cambria Math" w:eastAsia="Times New Roman" w:hAnsi="Cambria Math" w:cs="Times New Roman"/>
+              <w:color w:val="000000"/>
+              <w:sz w:val="28"/>
+              <w:szCs w:val="28"/>
+              <w:lang w:val="en-US" w:eastAsia="ru-RU"/>
+            </w:rPr>
+            <m:t>77</m:t>
+          </m:r>
+        </m:oMath>
+      </m:oMathPara>
+    </w:p>
+    <w:p>
+      <w:pPr>
+        <w:spacing w:before="120" w:after="120" w:line="240" w:lineRule="auto"/>
+        <w:ind w:left="720"/>
+        <w:rPr>
+          <w:rFonts w:ascii="Times New Roman" w:eastAsia="Times New Roman" w:hAnsi="Times New Roman" w:cs="Times New Roman"/>
+          <w:i/>
+          <w:color w:val="000000"/>
+          <w:sz w:val="28"/>
+          <w:szCs w:val="28"/>
+          <w:lang w:val="en-US" w:eastAsia="ru-RU"/>
+        </w:rPr>
+      </w:pPr>
+      <m:oMathPara>
+        <m:oMath>
+          <m:r>
+            <w:rPr>
+              <w:rFonts w:ascii="Cambria Math" w:eastAsia="Times New Roman" w:hAnsi="Cambria Math" w:cs="Times New Roman"/>
+              <w:color w:val="000000"/>
+              <w:sz w:val="28"/>
+              <w:szCs w:val="28"/>
+              <w:lang w:eastAsia="ru-RU"/>
+            </w:rPr>
+            <m:t>Ш=</m:t>
+          </m:r>
+          <m:d>
+            <m:dPr>
+              <m:begChr m:val="["/>
+              <m:endChr m:val="]"/>
+              <m:ctrlPr>
+                <w:rPr>
+                  <w:rFonts w:ascii="Cambria Math" w:eastAsia="Times New Roman" w:hAnsi="Cambria Math" w:cs="Times New Roman"/>
+                  <w:i/>
+                  <w:color w:val="000000"/>
+                  <w:sz w:val="28"/>
+                  <w:szCs w:val="28"/>
+                  <w:lang w:val="en-US" w:eastAsia="ru-RU"/>
+                </w:rPr>
+              </m:ctrlPr>
+            </m:dPr>
+            <m:e>
+              <m:r>
+                <w:rPr>
+                  <w:rFonts w:ascii="Cambria Math" w:eastAsia="Times New Roman" w:hAnsi="Cambria Math" w:cs="Times New Roman"/>
+                  <w:color w:val="000000"/>
+                  <w:sz w:val="28"/>
+                  <w:szCs w:val="28"/>
+                  <w:lang w:val="en-US" w:eastAsia="ru-RU"/>
+                </w:rPr>
+                <m:t>±</m:t>
+              </m:r>
+            </m:e>
+          </m:d>
+          <m:r>
+            <w:rPr>
+              <w:rFonts w:ascii="Cambria Math" w:eastAsia="Times New Roman" w:hAnsi="Cambria Math" w:cs="Times New Roman"/>
+              <w:color w:val="000000"/>
+              <w:sz w:val="28"/>
+              <w:szCs w:val="28"/>
+              <w:lang w:val="en-US" w:eastAsia="ru-RU"/>
+            </w:rPr>
+            <m:t xml:space="preserve"> (</m:t>
+          </m:r>
+          <m:r>
+            <w:rPr>
+              <w:rFonts w:ascii="Cambria Math" w:eastAsia="Times New Roman" w:hAnsi="Cambria Math" w:cs="Times New Roman"/>
+              <w:color w:val="000000"/>
+              <w:sz w:val="28"/>
+              <w:szCs w:val="28"/>
+              <w:lang w:eastAsia="ru-RU"/>
+            </w:rPr>
+            <m:t xml:space="preserve">код </m:t>
+          </m:r>
+          <m:r>
+            <w:rPr>
+              <w:rFonts w:ascii="Cambria Math" w:eastAsia="Times New Roman" w:hAnsi="Cambria Math" w:cs="Times New Roman"/>
+              <w:color w:val="000000"/>
+              <w:sz w:val="28"/>
+              <w:szCs w:val="28"/>
+              <w:lang w:val="en-US" w:eastAsia="ru-RU"/>
+            </w:rPr>
+            <m:t>ASCII: 177)</m:t>
+          </m:r>
+        </m:oMath>
+      </m:oMathPara>
+    </w:p>
+    <w:p>
+      <w:pPr>
+        <w:spacing w:before="120" w:after="120" w:line="240" w:lineRule="auto"/>
+        <w:ind w:left="720"/>
+        <w:rPr>
+          <w:rFonts w:ascii="Times New Roman" w:eastAsia="Times New Roman" w:hAnsi="Times New Roman" w:cs="Times New Roman"/>
+          <w:color w:val="000000"/>
+          <w:sz w:val="28"/>
+          <w:szCs w:val="28"/>
+          <w:lang w:eastAsia="ru-RU"/>
+        </w:rPr>
+      </w:pPr>
+      <w:r>
+        <w:rPr>
+          <w:rFonts w:ascii="Times New Roman" w:eastAsia="Times New Roman" w:hAnsi="Times New Roman" w:cs="Times New Roman"/>
+          <w:color w:val="000000"/>
+          <w:sz w:val="28"/>
+          <w:szCs w:val="28"/>
+          <w:lang w:eastAsia="ru-RU"/>
+        </w:rPr>
+        <w:t>Расчет совпал с результатом работы программы.</w:t>
+      </w:r>
+    </w:p>
+    <w:p>
+      <w:pPr>
+        <w:pStyle w:val="a3"/>
+        <w:numPr>
+          <w:ilvl w:val="0"/>
+          <w:numId w:val="10"/>
+        </w:numPr>
+        <w:spacing w:before="120" w:after="120" w:line="240" w:lineRule="auto"/>
+        <w:rPr>
+          <w:rFonts w:ascii="Times New Roman" w:eastAsia="Times New Roman" w:hAnsi="Times New Roman" w:cs="Times New Roman"/>
+          <w:color w:val="000000"/>
+          <w:sz w:val="28"/>
+          <w:szCs w:val="28"/>
+          <w:lang w:eastAsia="ru-RU"/>
+        </w:rPr>
+      </w:pPr>
+      <w:r>
+        <w:rPr>
+          <w:rFonts w:ascii="Times New Roman" w:eastAsia="Times New Roman" w:hAnsi="Times New Roman" w:cs="Times New Roman"/>
+          <w:color w:val="000000"/>
+          <w:sz w:val="28"/>
+          <w:szCs w:val="28"/>
+          <w:lang w:eastAsia="ru-RU"/>
+        </w:rPr>
+        <w:t xml:space="preserve">При использовании ключа </w:t>
+      </w:r>
+      <w:r>
+        <w:rPr>
+          <w:rFonts w:ascii="Times New Roman" w:eastAsia="Times New Roman" w:hAnsi="Times New Roman" w:cs="Times New Roman"/>
+          <w:color w:val="000000"/>
+          <w:sz w:val="28"/>
+          <w:szCs w:val="28"/>
+          <w:lang w:eastAsia="ru-RU"/>
+        </w:rPr>
+        <w:t>[</w:t>
+      </w:r>
+      <w:r>
+        <w:rPr>
+          <w:rFonts w:ascii="Times New Roman" w:eastAsia="Times New Roman" w:hAnsi="Times New Roman" w:cs="Times New Roman"/>
+          <w:color w:val="000000"/>
+          <w:sz w:val="28"/>
+          <w:szCs w:val="28"/>
+          <w:lang w:eastAsia="ru-RU"/>
+        </w:rPr>
+        <w:t>ковалец_илья_андреевич</w:t>
+      </w:r>
+      <w:r>
+        <w:rPr>
+          <w:rFonts w:ascii="Times New Roman" w:eastAsia="Times New Roman" w:hAnsi="Times New Roman" w:cs="Times New Roman"/>
+          <w:color w:val="000000"/>
+          <w:sz w:val="28"/>
+          <w:szCs w:val="28"/>
+          <w:lang w:eastAsia="ru-RU"/>
+        </w:rPr>
+        <w:t>]</w:t>
+      </w:r>
+      <w:r>
+        <w:rPr>
+          <w:rFonts w:ascii="Times New Roman" w:eastAsia="Times New Roman" w:hAnsi="Times New Roman" w:cs="Times New Roman"/>
+          <w:color w:val="000000"/>
+          <w:sz w:val="28"/>
+          <w:szCs w:val="28"/>
+          <w:lang w:eastAsia="ru-RU"/>
+        </w:rPr>
+        <w:t xml:space="preserve"> и исходного текста 'Знания бывают двоякого рода...' обнаружена техническая особенность: в процессе шифрования генерируется нулевой байт (0x00), который интерпретируется системой как конец файла. В результате зашифрованный файл обрезается до 13 байт ('Знания бывают'), а остальная часть текста теряется. При дешифровании восстанавливается только та часть, которая сохранилась в файле.</w:t>
       </w:r>
     </w:p>
     <w:p>
@@ -5825,18 +8961,6 @@
           <w:lang w:eastAsia="ru-RU"/>
         </w:rPr>
       </w:pPr>
-      <w:r>
-        <w:rPr>
-          <w:rFonts w:ascii="Times New Roman" w:eastAsia="Times New Roman" w:hAnsi="Times New Roman" w:cs="Times New Roman"/>
-          <w:color w:val="000000"/>
-          <w:sz w:val="28"/>
-          <w:szCs w:val="28"/>
-          <w:lang w:eastAsia="ru-RU"/>
-        </w:rPr>
-        <w:pict w14:anchorId="2CA5A36A">
-          <v:rect id="_x0000_i1032" style="width:0;height:.75pt" o:hralign="center" o:hrstd="t" o:hr="t" fillcolor="#a0a0a0" stroked="f"/>
-        </w:pict>
-      </w:r>
     </w:p>
     <w:p>
       <w:pPr>
@@ -5883,51 +9007,7 @@
           <w:szCs w:val="28"/>
           <w:lang w:eastAsia="ru-RU"/>
         </w:rPr>
-        <w:t xml:space="preserve">В ходе выполнения лабораторной работы были изучены и практически опробованы классические криптографические алгоритмы: </w:t>
-      </w:r>
-      <w:proofErr w:type="spellStart"/>
-      <w:r>
-        <w:rPr>
-          <w:rFonts w:ascii="Times New Roman" w:eastAsia="Times New Roman" w:hAnsi="Times New Roman" w:cs="Times New Roman"/>
-          <w:color w:val="000000"/>
-          <w:sz w:val="28"/>
-          <w:szCs w:val="28"/>
-          <w:lang w:eastAsia="ru-RU"/>
-        </w:rPr>
-        <w:t>моноалфавитные</w:t>
-      </w:r>
-      <w:proofErr w:type="spellEnd"/>
-      <w:r>
-        <w:rPr>
-          <w:rFonts w:ascii="Times New Roman" w:eastAsia="Times New Roman" w:hAnsi="Times New Roman" w:cs="Times New Roman"/>
-          <w:color w:val="000000"/>
-          <w:sz w:val="28"/>
-          <w:szCs w:val="28"/>
-          <w:lang w:eastAsia="ru-RU"/>
-        </w:rPr>
-        <w:t xml:space="preserve"> подстановки (шифр Цезаря, инверсный метод), многоалфавитные подстановки и метод перестановки. Было установлено, что </w:t>
-      </w:r>
-      <w:proofErr w:type="spellStart"/>
-      <w:r>
-        <w:rPr>
-          <w:rFonts w:ascii="Times New Roman" w:eastAsia="Times New Roman" w:hAnsi="Times New Roman" w:cs="Times New Roman"/>
-          <w:color w:val="000000"/>
-          <w:sz w:val="28"/>
-          <w:szCs w:val="28"/>
-          <w:lang w:eastAsia="ru-RU"/>
-        </w:rPr>
-        <w:t>моноалфавитные</w:t>
-      </w:r>
-      <w:proofErr w:type="spellEnd"/>
-      <w:r>
-        <w:rPr>
-          <w:rFonts w:ascii="Times New Roman" w:eastAsia="Times New Roman" w:hAnsi="Times New Roman" w:cs="Times New Roman"/>
-          <w:color w:val="000000"/>
-          <w:sz w:val="28"/>
-          <w:szCs w:val="28"/>
-          <w:lang w:eastAsia="ru-RU"/>
-        </w:rPr>
-        <w:t xml:space="preserve"> шифры крайне уязвимы к частотному анализу с использованием гистограмм. Метод перестановки скрывает частоту отдельных символов, но может быть раскрыт другими методами криптоанализа. Многоалфавитные шифры показали себя как более стойкие, эффективно "размывая" статистику исходного текста. Гистограмма является мощным инструментом не только для криптоанализа, но и для визуальной оценки эффективности и типа используемого шифра. Программа "L_LUX" предоставила наглядный и удобный инструмент для исследования этих алгоритмов.</w:t>
+        <w:t>В ходе выполнения лабораторной работы были изучены и практически опробованы классические криптографические алгоритмы: моноалфавитные подстановки (шифр Цезаря, инверсный метод), многоалфавитные подстановки и метод перестановки. Было установлено, что моноалфавитные шифры крайне уязвимы к частотному анализу с использованием гистограмм. Метод перестановки скрывает частоту отдельных символов, но может быть раскрыт другими методами криптоанализа. Многоалфавитные шифры показали себя как более стойкие, эффективно "размывая" статистику исходного текста. Гистограмма является мощным инструментом не только для криптоанализа, но и для визуальной оценки эффективности и типа используемого шифра.</w:t>
       </w:r>
     </w:p>
     <w:p>
@@ -6406,6 +9486,92 @@
     </w:lvl>
   </w:abstractNum>
   <w:abstractNum w:abstractNumId="4" w15:restartNumberingAfterBreak="0">
+    <w:nsid w:val="2EA36A99"/>
+    <w:multiLevelType w:val="hybridMultilevel"/>
+    <w:tmpl w:val="86F63356"/>
+    <w:lvl w:ilvl="0" w:tplc="0419000F">
+      <w:start w:val="1"/>
+      <w:numFmt w:val="decimal"/>
+      <w:lvlText w:val="%1."/>
+      <w:lvlJc w:val="left"/>
+      <w:pPr>
+        <w:ind w:left="720" w:hanging="360"/>
+      </w:pPr>
+    </w:lvl>
+    <w:lvl w:ilvl="1" w:tplc="04190019" w:tentative="1">
+      <w:start w:val="1"/>
+      <w:numFmt w:val="lowerLetter"/>
+      <w:lvlText w:val="%2."/>
+      <w:lvlJc w:val="left"/>
+      <w:pPr>
+        <w:ind w:left="1440" w:hanging="360"/>
+      </w:pPr>
+    </w:lvl>
+    <w:lvl w:ilvl="2" w:tplc="0419001B" w:tentative="1">
+      <w:start w:val="1"/>
+      <w:numFmt w:val="lowerRoman"/>
+      <w:lvlText w:val="%3."/>
+      <w:lvlJc w:val="right"/>
+      <w:pPr>
+        <w:ind w:left="2160" w:hanging="180"/>
+      </w:pPr>
+    </w:lvl>
+    <w:lvl w:ilvl="3" w:tplc="0419000F" w:tentative="1">
+      <w:start w:val="1"/>
+      <w:numFmt w:val="decimal"/>
+      <w:lvlText w:val="%4."/>
+      <w:lvlJc w:val="left"/>
+      <w:pPr>
+        <w:ind w:left="2880" w:hanging="360"/>
+      </w:pPr>
+    </w:lvl>
+    <w:lvl w:ilvl="4" w:tplc="04190019" w:tentative="1">
+      <w:start w:val="1"/>
+      <w:numFmt w:val="lowerLetter"/>
+      <w:lvlText w:val="%5."/>
+      <w:lvlJc w:val="left"/>
+      <w:pPr>
+        <w:ind w:left="3600" w:hanging="360"/>
+      </w:pPr>
+    </w:lvl>
+    <w:lvl w:ilvl="5" w:tplc="0419001B" w:tentative="1">
+      <w:start w:val="1"/>
+      <w:numFmt w:val="lowerRoman"/>
+      <w:lvlText w:val="%6."/>
+      <w:lvlJc w:val="right"/>
+      <w:pPr>
+        <w:ind w:left="4320" w:hanging="180"/>
+      </w:pPr>
+    </w:lvl>
+    <w:lvl w:ilvl="6" w:tplc="0419000F" w:tentative="1">
+      <w:start w:val="1"/>
+      <w:numFmt w:val="decimal"/>
+      <w:lvlText w:val="%7."/>
+      <w:lvlJc w:val="left"/>
+      <w:pPr>
+        <w:ind w:left="5040" w:hanging="360"/>
+      </w:pPr>
+    </w:lvl>
+    <w:lvl w:ilvl="7" w:tplc="04190019" w:tentative="1">
+      <w:start w:val="1"/>
+      <w:numFmt w:val="lowerLetter"/>
+      <w:lvlText w:val="%8."/>
+      <w:lvlJc w:val="left"/>
+      <w:pPr>
+        <w:ind w:left="5760" w:hanging="360"/>
+      </w:pPr>
+    </w:lvl>
+    <w:lvl w:ilvl="8" w:tplc="0419001B" w:tentative="1">
+      <w:start w:val="1"/>
+      <w:numFmt w:val="lowerRoman"/>
+      <w:lvlText w:val="%9."/>
+      <w:lvlJc w:val="right"/>
+      <w:pPr>
+        <w:ind w:left="6480" w:hanging="180"/>
+      </w:pPr>
+    </w:lvl>
+  </w:abstractNum>
+  <w:abstractNum w:abstractNumId="5" w15:restartNumberingAfterBreak="0">
     <w:nsid w:val="307A0552"/>
     <w:multiLevelType w:val="multilevel"/>
     <w:tmpl w:val="8AB6CD36"/>
@@ -6522,7 +9688,93 @@
       </w:pPr>
     </w:lvl>
   </w:abstractNum>
-  <w:abstractNum w:abstractNumId="5" w15:restartNumberingAfterBreak="0">
+  <w:abstractNum w:abstractNumId="6" w15:restartNumberingAfterBreak="0">
+    <w:nsid w:val="346B2E57"/>
+    <w:multiLevelType w:val="hybridMultilevel"/>
+    <w:tmpl w:val="F338626C"/>
+    <w:lvl w:ilvl="0" w:tplc="0419000F">
+      <w:start w:val="1"/>
+      <w:numFmt w:val="decimal"/>
+      <w:lvlText w:val="%1."/>
+      <w:lvlJc w:val="left"/>
+      <w:pPr>
+        <w:ind w:left="1440" w:hanging="360"/>
+      </w:pPr>
+    </w:lvl>
+    <w:lvl w:ilvl="1" w:tplc="04190019" w:tentative="1">
+      <w:start w:val="1"/>
+      <w:numFmt w:val="lowerLetter"/>
+      <w:lvlText w:val="%2."/>
+      <w:lvlJc w:val="left"/>
+      <w:pPr>
+        <w:ind w:left="2160" w:hanging="360"/>
+      </w:pPr>
+    </w:lvl>
+    <w:lvl w:ilvl="2" w:tplc="0419001B" w:tentative="1">
+      <w:start w:val="1"/>
+      <w:numFmt w:val="lowerRoman"/>
+      <w:lvlText w:val="%3."/>
+      <w:lvlJc w:val="right"/>
+      <w:pPr>
+        <w:ind w:left="2880" w:hanging="180"/>
+      </w:pPr>
+    </w:lvl>
+    <w:lvl w:ilvl="3" w:tplc="0419000F" w:tentative="1">
+      <w:start w:val="1"/>
+      <w:numFmt w:val="decimal"/>
+      <w:lvlText w:val="%4."/>
+      <w:lvlJc w:val="left"/>
+      <w:pPr>
+        <w:ind w:left="3600" w:hanging="360"/>
+      </w:pPr>
+    </w:lvl>
+    <w:lvl w:ilvl="4" w:tplc="04190019" w:tentative="1">
+      <w:start w:val="1"/>
+      <w:numFmt w:val="lowerLetter"/>
+      <w:lvlText w:val="%5."/>
+      <w:lvlJc w:val="left"/>
+      <w:pPr>
+        <w:ind w:left="4320" w:hanging="360"/>
+      </w:pPr>
+    </w:lvl>
+    <w:lvl w:ilvl="5" w:tplc="0419001B" w:tentative="1">
+      <w:start w:val="1"/>
+      <w:numFmt w:val="lowerRoman"/>
+      <w:lvlText w:val="%6."/>
+      <w:lvlJc w:val="right"/>
+      <w:pPr>
+        <w:ind w:left="5040" w:hanging="180"/>
+      </w:pPr>
+    </w:lvl>
+    <w:lvl w:ilvl="6" w:tplc="0419000F" w:tentative="1">
+      <w:start w:val="1"/>
+      <w:numFmt w:val="decimal"/>
+      <w:lvlText w:val="%7."/>
+      <w:lvlJc w:val="left"/>
+      <w:pPr>
+        <w:ind w:left="5760" w:hanging="360"/>
+      </w:pPr>
+    </w:lvl>
+    <w:lvl w:ilvl="7" w:tplc="04190019" w:tentative="1">
+      <w:start w:val="1"/>
+      <w:numFmt w:val="lowerLetter"/>
+      <w:lvlText w:val="%8."/>
+      <w:lvlJc w:val="left"/>
+      <w:pPr>
+        <w:ind w:left="6480" w:hanging="360"/>
+      </w:pPr>
+    </w:lvl>
+    <w:lvl w:ilvl="8" w:tplc="0419001B" w:tentative="1">
+      <w:start w:val="1"/>
+      <w:numFmt w:val="lowerRoman"/>
+      <w:lvlText w:val="%9."/>
+      <w:lvlJc w:val="right"/>
+      <w:pPr>
+        <w:ind w:left="7200" w:hanging="180"/>
+      </w:pPr>
+    </w:lvl>
+  </w:abstractNum>
+  <w:abstractNum w:abstractNumId="7" w15:restartNumberingAfterBreak="0">
     <w:nsid w:val="3D495CCD"/>
     <w:multiLevelType w:val="multilevel"/>
     <w:tmpl w:val="DE785960"/>
@@ -6635,7 +9887,7 @@
       </w:pPr>
     </w:lvl>
   </w:abstractNum>
-  <w:abstractNum w:abstractNumId="6" w15:restartNumberingAfterBreak="0">
+  <w:abstractNum w:abstractNumId="8" w15:restartNumberingAfterBreak="0">
     <w:nsid w:val="558A51EF"/>
     <w:multiLevelType w:val="hybridMultilevel"/>
     <w:tmpl w:val="E9261DC4"/>
@@ -6721,7 +9973,7 @@
       </w:pPr>
     </w:lvl>
   </w:abstractNum>
-  <w:abstractNum w:abstractNumId="7" w15:restartNumberingAfterBreak="0">
+  <w:abstractNum w:abstractNumId="9" w15:restartNumberingAfterBreak="0">
     <w:nsid w:val="56EF5AE8"/>
     <w:multiLevelType w:val="multilevel"/>
     <w:tmpl w:val="8F7635BA"/>
@@ -6834,7 +10086,7 @@
       </w:pPr>
     </w:lvl>
   </w:abstractNum>
-  <w:abstractNum w:abstractNumId="8" w15:restartNumberingAfterBreak="0">
+  <w:abstractNum w:abstractNumId="10" w15:restartNumberingAfterBreak="0">
     <w:nsid w:val="60B00811"/>
     <w:multiLevelType w:val="multilevel"/>
     <w:tmpl w:val="58FC2FCC"/>
@@ -6951,7 +10203,7 @@
       </w:pPr>
     </w:lvl>
   </w:abstractNum>
-  <w:abstractNum w:abstractNumId="9" w15:restartNumberingAfterBreak="0">
+  <w:abstractNum w:abstractNumId="11" w15:restartNumberingAfterBreak="0">
     <w:nsid w:val="78651EFC"/>
     <w:multiLevelType w:val="multilevel"/>
     <w:tmpl w:val="D7F2F90E"/>
@@ -7069,7 +10321,7 @@
     </w:lvl>
   </w:abstractNum>
   <w:num w:numId="1" w16cid:durableId="1710185365">
-    <w:abstractNumId w:val="6"/>
+    <w:abstractNumId w:val="8"/>
   </w:num>
   <w:num w:numId="2" w16cid:durableId="687756954">
     <w:abstractNumId w:val="0"/>
@@ -7078,25 +10330,31 @@
     <w:abstractNumId w:val="1"/>
   </w:num>
   <w:num w:numId="4" w16cid:durableId="452597799">
-    <w:abstractNumId w:val="8"/>
+    <w:abstractNumId w:val="10"/>
   </w:num>
   <w:num w:numId="5" w16cid:durableId="1156845873">
+    <w:abstractNumId w:val="9"/>
+  </w:num>
+  <w:num w:numId="6" w16cid:durableId="502358730">
+    <w:abstractNumId w:val="5"/>
+  </w:num>
+  <w:num w:numId="7" w16cid:durableId="662123436">
     <w:abstractNumId w:val="7"/>
   </w:num>
-  <w:num w:numId="6" w16cid:durableId="502358730">
-    <w:abstractNumId w:val="4"/>
-  </w:num>
-  <w:num w:numId="7" w16cid:durableId="662123436">
-    <w:abstractNumId w:val="5"/>
-  </w:num>
   <w:num w:numId="8" w16cid:durableId="353921735">
-    <w:abstractNumId w:val="9"/>
+    <w:abstractNumId w:val="11"/>
   </w:num>
   <w:num w:numId="9" w16cid:durableId="1333604278">
     <w:abstractNumId w:val="3"/>
   </w:num>
   <w:num w:numId="10" w16cid:durableId="853962567">
     <w:abstractNumId w:val="2"/>
+  </w:num>
+  <w:num w:numId="11" w16cid:durableId="1350180499">
+    <w:abstractNumId w:val="6"/>
+  </w:num>
+  <w:num w:numId="12" w16cid:durableId="1142041416">
+    <w:abstractNumId w:val="4"/>
   </w:num>
 </w:numbering>
 </file>
@@ -7690,6 +10948,7 @@
   <w:style w:type="character" w:default="1" w:styleId="a0">
     <w:name w:val="Default Paragraph Font"/>
     <w:uiPriority w:val="1"/>
+    <w:semiHidden/>
     <w:unhideWhenUsed/>
   </w:style>
   <w:style w:type="table" w:default="1" w:styleId="a1">
@@ -19110,6 +22369,16 @@
     <w:name w:val="apple-tab-span"/>
     <w:basedOn w:val="a0"/>
   </w:style>
+  <w:style w:type="character" w:styleId="afb">
+    <w:name w:val="Placeholder Text"/>
+    <w:basedOn w:val="a0"/>
+    <w:uiPriority w:val="99"/>
+    <w:semiHidden/>
+    <w:rsid w:val="004729C3"/>
+    <w:rPr>
+      <w:color w:val="666666"/>
+    </w:rPr>
+  </w:style>
 </w:styles>
 </file>
 

--- a/Методы и средства криптографической защ инф/Лаба 9/Лаба 9 Отчёт.docx
+++ b/Методы и средства криптографической защ инф/Лаба 9/Лаба 9 Отчёт.docx
@@ -1276,7 +1276,29 @@
           <w:szCs w:val="28"/>
           <w:lang w:eastAsia="ru-RU"/>
         </w:rPr>
-        <w:t>Выполнено шифрование файла одноалфавитным методом с фиксированным смещением.</w:t>
+        <w:t xml:space="preserve">Выполнено шифрование файла </w:t>
+      </w:r>
+      <w:proofErr w:type="spellStart"/>
+      <w:r>
+        <w:rPr>
+          <w:rFonts w:ascii="Times New Roman" w:eastAsia="Times New Roman" w:hAnsi="Times New Roman" w:cs="Times New Roman"/>
+          <w:color w:val="000000"/>
+          <w:sz w:val="28"/>
+          <w:szCs w:val="28"/>
+          <w:lang w:eastAsia="ru-RU"/>
+        </w:rPr>
+        <w:t>одноалфавитным</w:t>
+      </w:r>
+      <w:proofErr w:type="spellEnd"/>
+      <w:r>
+        <w:rPr>
+          <w:rFonts w:ascii="Times New Roman" w:eastAsia="Times New Roman" w:hAnsi="Times New Roman" w:cs="Times New Roman"/>
+          <w:color w:val="000000"/>
+          <w:sz w:val="28"/>
+          <w:szCs w:val="28"/>
+          <w:lang w:eastAsia="ru-RU"/>
+        </w:rPr>
+        <w:t xml:space="preserve"> методом с фиксированным смещением.</w:t>
       </w:r>
     </w:p>
     <w:p>
@@ -1773,7 +1795,29 @@
           <w:szCs w:val="28"/>
           <w:lang w:eastAsia="ru-RU"/>
         </w:rPr>
-        <w:t> Гистограммы имеют схожий вид, так как частоты встречаемости символов сохраняются, но происходит их сдвиг. Это характерно для моноалфавитных подстановок.</w:t>
+        <w:t xml:space="preserve"> Гистограммы имеют схожий вид, так как частоты встречаемости символов сохраняются, но происходит их сдвиг. Это характерно для </w:t>
+      </w:r>
+      <w:proofErr w:type="spellStart"/>
+      <w:r>
+        <w:rPr>
+          <w:rFonts w:ascii="Times New Roman" w:eastAsia="Times New Roman" w:hAnsi="Times New Roman" w:cs="Times New Roman"/>
+          <w:color w:val="000000"/>
+          <w:sz w:val="28"/>
+          <w:szCs w:val="28"/>
+          <w:lang w:eastAsia="ru-RU"/>
+        </w:rPr>
+        <w:t>моноалфавитных</w:t>
+      </w:r>
+      <w:proofErr w:type="spellEnd"/>
+      <w:r>
+        <w:rPr>
+          <w:rFonts w:ascii="Times New Roman" w:eastAsia="Times New Roman" w:hAnsi="Times New Roman" w:cs="Times New Roman"/>
+          <w:color w:val="000000"/>
+          <w:sz w:val="28"/>
+          <w:szCs w:val="28"/>
+          <w:lang w:eastAsia="ru-RU"/>
+        </w:rPr>
+        <w:t xml:space="preserve"> подстановок.</w:t>
       </w:r>
     </w:p>
     <w:p>
@@ -2033,7 +2077,29 @@
           <w:szCs w:val="28"/>
           <w:lang w:eastAsia="ru-RU"/>
         </w:rPr>
-        <w:t>Смещение (key) вычисляется по формуле: </w:t>
+        <w:t>Смещение (</w:t>
+      </w:r>
+      <w:proofErr w:type="spellStart"/>
+      <w:r>
+        <w:rPr>
+          <w:rFonts w:ascii="Times New Roman" w:eastAsia="Times New Roman" w:hAnsi="Times New Roman" w:cs="Times New Roman"/>
+          <w:color w:val="000000"/>
+          <w:sz w:val="28"/>
+          <w:szCs w:val="28"/>
+          <w:lang w:eastAsia="ru-RU"/>
+        </w:rPr>
+        <w:t>key</w:t>
+      </w:r>
+      <w:proofErr w:type="spellEnd"/>
+      <w:r>
+        <w:rPr>
+          <w:rFonts w:ascii="Times New Roman" w:eastAsia="Times New Roman" w:hAnsi="Times New Roman" w:cs="Times New Roman"/>
+          <w:color w:val="000000"/>
+          <w:sz w:val="28"/>
+          <w:szCs w:val="28"/>
+          <w:lang w:eastAsia="ru-RU"/>
+        </w:rPr>
+        <w:t>) вычисляется по формуле: </w:t>
       </w:r>
     </w:p>
     <w:p>
@@ -2510,7 +2576,29 @@
           <w:lang w:eastAsia="ru-RU"/>
         </w:rPr>
         <w:br/>
-        <w:t>Шифр Цезаря является частным случаем одноалфавитной подстановки, где мощность алфавита текста равна N, а число шифров Цезаря равно N. Открытый и закрытый тексты имеют одинаковые статистические характеристики, что позволяет применять для дешифрования методы, основанные на анализе частотности символов.</w:t>
+        <w:t xml:space="preserve">Шифр Цезаря является частным случаем </w:t>
+      </w:r>
+      <w:proofErr w:type="spellStart"/>
+      <w:r>
+        <w:rPr>
+          <w:rFonts w:ascii="Times New Roman" w:eastAsia="Times New Roman" w:hAnsi="Times New Roman" w:cs="Times New Roman"/>
+          <w:color w:val="000000"/>
+          <w:sz w:val="28"/>
+          <w:szCs w:val="28"/>
+          <w:lang w:eastAsia="ru-RU"/>
+        </w:rPr>
+        <w:t>одноалфавитной</w:t>
+      </w:r>
+      <w:proofErr w:type="spellEnd"/>
+      <w:r>
+        <w:rPr>
+          <w:rFonts w:ascii="Times New Roman" w:eastAsia="Times New Roman" w:hAnsi="Times New Roman" w:cs="Times New Roman"/>
+          <w:color w:val="000000"/>
+          <w:sz w:val="28"/>
+          <w:szCs w:val="28"/>
+          <w:lang w:eastAsia="ru-RU"/>
+        </w:rPr>
+        <w:t xml:space="preserve"> подстановки, где мощность алфавита текста равна N, а число шифров Цезаря равно N. Открытый и закрытый тексты имеют одинаковые статистические характеристики, что позволяет применять для дешифрования методы, основанные на анализе частотности символов.</w:t>
       </w:r>
     </w:p>
     <w:p>
@@ -4622,7 +4710,29 @@
           <w:lang w:eastAsia="ru-RU"/>
         </w:rPr>
         <w:br/>
-        <w:t>Данный метод шифрования является частным случаем одноалфавитной замены в алфавите мощности 256. Суть метода заключается в замене символа ASCII-кодировки с номером i на символ с номером 255 – i.</w:t>
+        <w:t xml:space="preserve">Данный метод шифрования является частным случаем </w:t>
+      </w:r>
+      <w:proofErr w:type="spellStart"/>
+      <w:r>
+        <w:rPr>
+          <w:rFonts w:ascii="Times New Roman" w:eastAsia="Times New Roman" w:hAnsi="Times New Roman" w:cs="Times New Roman"/>
+          <w:color w:val="000000"/>
+          <w:sz w:val="28"/>
+          <w:szCs w:val="28"/>
+          <w:lang w:eastAsia="ru-RU"/>
+        </w:rPr>
+        <w:t>одноалфавитной</w:t>
+      </w:r>
+      <w:proofErr w:type="spellEnd"/>
+      <w:r>
+        <w:rPr>
+          <w:rFonts w:ascii="Times New Roman" w:eastAsia="Times New Roman" w:hAnsi="Times New Roman" w:cs="Times New Roman"/>
+          <w:color w:val="000000"/>
+          <w:sz w:val="28"/>
+          <w:szCs w:val="28"/>
+          <w:lang w:eastAsia="ru-RU"/>
+        </w:rPr>
+        <w:t xml:space="preserve"> замены в алфавите мощности 256. Суть метода заключается в замене символа ASCII-кодировки с номером i на символ с номером 255 – i.</w:t>
       </w:r>
     </w:p>
     <w:p>
@@ -5246,12 +5356,957 @@
           <w:szCs w:val="28"/>
           <w:lang w:eastAsia="ru-RU"/>
         </w:rPr>
-        <w:t>Зашифрованный текст был успешно дешифрован с помощью программы.</w:t>
+        <w:t xml:space="preserve">Проведена проверка работы алгоритма на примере </w:t>
+      </w:r>
+      <w:r>
+        <w:rPr>
+          <w:rFonts w:ascii="Times New Roman" w:eastAsia="Times New Roman" w:hAnsi="Times New Roman" w:cs="Times New Roman"/>
+          <w:color w:val="000000"/>
+          <w:sz w:val="28"/>
+          <w:szCs w:val="28"/>
+          <w:lang w:eastAsia="ru-RU"/>
+        </w:rPr>
+        <w:t>нескольких</w:t>
+      </w:r>
+      <w:r>
+        <w:rPr>
+          <w:rFonts w:ascii="Times New Roman" w:eastAsia="Times New Roman" w:hAnsi="Times New Roman" w:cs="Times New Roman"/>
+          <w:color w:val="000000"/>
+          <w:sz w:val="28"/>
+          <w:szCs w:val="28"/>
+          <w:lang w:eastAsia="ru-RU"/>
+        </w:rPr>
+        <w:t xml:space="preserve"> символа.</w:t>
       </w:r>
     </w:p>
     <w:p>
       <w:pPr>
         <w:spacing w:before="120" w:after="120" w:line="240" w:lineRule="auto"/>
+        <w:ind w:left="720"/>
+        <w:rPr>
+          <w:rFonts w:ascii="Times New Roman" w:eastAsia="Times New Roman" w:hAnsi="Times New Roman" w:cs="Times New Roman"/>
+          <w:i/>
+          <w:color w:val="000000"/>
+          <w:sz w:val="28"/>
+          <w:szCs w:val="28"/>
+          <w:lang w:eastAsia="ru-RU"/>
+        </w:rPr>
+      </w:pPr>
+      <m:oMathPara>
+        <m:oMath>
+          <m:d>
+            <m:dPr>
+              <m:ctrlPr>
+                <w:rPr>
+                  <w:rFonts w:ascii="Cambria Math" w:eastAsia="Times New Roman" w:hAnsi="Cambria Math" w:cs="Times New Roman"/>
+                  <w:i/>
+                  <w:color w:val="000000"/>
+                  <w:sz w:val="28"/>
+                  <w:szCs w:val="28"/>
+                  <w:lang w:eastAsia="ru-RU"/>
+                </w:rPr>
+              </m:ctrlPr>
+            </m:dPr>
+            <m:e>
+              <m:d>
+                <m:dPr>
+                  <m:ctrlPr>
+                    <w:rPr>
+                      <w:rFonts w:ascii="Cambria Math" w:eastAsia="Times New Roman" w:hAnsi="Cambria Math" w:cs="Times New Roman"/>
+                      <w:i/>
+                      <w:color w:val="000000"/>
+                      <w:sz w:val="28"/>
+                      <w:szCs w:val="28"/>
+                      <w:lang w:eastAsia="ru-RU"/>
+                    </w:rPr>
+                  </m:ctrlPr>
+                </m:dPr>
+                <m:e>
+                  <m:r>
+                    <w:rPr>
+                      <w:rFonts w:ascii="Cambria Math" w:eastAsia="Times New Roman" w:hAnsi="Cambria Math" w:cs="Times New Roman"/>
+                      <w:color w:val="000000"/>
+                      <w:sz w:val="28"/>
+                      <w:szCs w:val="28"/>
+                      <w:lang w:eastAsia="ru-RU"/>
+                    </w:rPr>
+                    <m:t xml:space="preserve">код </m:t>
+                  </m:r>
+                  <m:r>
+                    <w:rPr>
+                      <w:rFonts w:ascii="Cambria Math" w:eastAsia="Times New Roman" w:hAnsi="Cambria Math" w:cs="Times New Roman"/>
+                      <w:color w:val="000000"/>
+                      <w:sz w:val="28"/>
+                      <w:szCs w:val="28"/>
+                      <w:lang w:val="en-US" w:eastAsia="ru-RU"/>
+                    </w:rPr>
+                    <m:t>ASCII</m:t>
+                  </m:r>
+                  <m:r>
+                    <w:rPr>
+                      <w:rFonts w:ascii="Cambria Math" w:eastAsia="Times New Roman" w:hAnsi="Cambria Math" w:cs="Times New Roman"/>
+                      <w:color w:val="000000"/>
+                      <w:sz w:val="28"/>
+                      <w:szCs w:val="28"/>
+                      <w:lang w:eastAsia="ru-RU"/>
+                    </w:rPr>
+                    <m:t>: 2</m:t>
+                  </m:r>
+                  <m:r>
+                    <w:rPr>
+                      <w:rFonts w:ascii="Cambria Math" w:eastAsia="Times New Roman" w:hAnsi="Cambria Math" w:cs="Times New Roman"/>
+                      <w:color w:val="000000"/>
+                      <w:sz w:val="28"/>
+                      <w:szCs w:val="28"/>
+                      <w:lang w:val="en-US" w:eastAsia="ru-RU"/>
+                    </w:rPr>
+                    <m:t>55</m:t>
+                  </m:r>
+                </m:e>
+              </m:d>
+              <m:r>
+                <w:rPr>
+                  <w:rFonts w:ascii="Cambria Math" w:eastAsia="Times New Roman" w:hAnsi="Cambria Math" w:cs="Times New Roman"/>
+                  <w:color w:val="000000"/>
+                  <w:sz w:val="28"/>
+                  <w:szCs w:val="28"/>
+                  <w:lang w:val="en-US" w:eastAsia="ru-RU"/>
+                </w:rPr>
+                <m:t xml:space="preserve">- </m:t>
+              </m:r>
+              <m:d>
+                <m:dPr>
+                  <m:begChr m:val="["/>
+                  <m:endChr m:val="]"/>
+                  <m:ctrlPr>
+                    <w:rPr>
+                      <w:rFonts w:ascii="Cambria Math" w:eastAsia="Times New Roman" w:hAnsi="Cambria Math" w:cs="Times New Roman"/>
+                      <w:i/>
+                      <w:color w:val="000000"/>
+                      <w:sz w:val="28"/>
+                      <w:szCs w:val="28"/>
+                      <w:lang w:eastAsia="ru-RU"/>
+                    </w:rPr>
+                  </m:ctrlPr>
+                </m:dPr>
+                <m:e>
+                  <m:r>
+                    <w:rPr>
+                      <w:rFonts w:ascii="Cambria Math" w:eastAsia="Times New Roman" w:hAnsi="Cambria Math" w:cs="Times New Roman"/>
+                      <w:color w:val="000000"/>
+                      <w:sz w:val="28"/>
+                      <w:szCs w:val="28"/>
+                      <w:lang w:eastAsia="ru-RU"/>
+                    </w:rPr>
+                    <m:t>З</m:t>
+                  </m:r>
+                </m:e>
+              </m:d>
+              <m:r>
+                <w:rPr>
+                  <w:rFonts w:ascii="Cambria Math" w:eastAsia="Times New Roman" w:hAnsi="Cambria Math" w:cs="Times New Roman"/>
+                  <w:color w:val="000000"/>
+                  <w:sz w:val="28"/>
+                  <w:szCs w:val="28"/>
+                  <w:lang w:eastAsia="ru-RU"/>
+                </w:rPr>
+                <m:t> </m:t>
+              </m:r>
+              <m:d>
+                <m:dPr>
+                  <m:ctrlPr>
+                    <w:rPr>
+                      <w:rFonts w:ascii="Cambria Math" w:eastAsia="Times New Roman" w:hAnsi="Cambria Math" w:cs="Times New Roman"/>
+                      <w:i/>
+                      <w:color w:val="000000"/>
+                      <w:sz w:val="28"/>
+                      <w:szCs w:val="28"/>
+                      <w:lang w:eastAsia="ru-RU"/>
+                    </w:rPr>
+                  </m:ctrlPr>
+                </m:dPr>
+                <m:e>
+                  <m:r>
+                    <w:rPr>
+                      <w:rFonts w:ascii="Cambria Math" w:eastAsia="Times New Roman" w:hAnsi="Cambria Math" w:cs="Times New Roman"/>
+                      <w:color w:val="000000"/>
+                      <w:sz w:val="28"/>
+                      <w:szCs w:val="28"/>
+                      <w:lang w:eastAsia="ru-RU"/>
+                    </w:rPr>
+                    <m:t xml:space="preserve">код </m:t>
+                  </m:r>
+                  <m:r>
+                    <w:rPr>
+                      <w:rFonts w:ascii="Cambria Math" w:eastAsia="Times New Roman" w:hAnsi="Cambria Math" w:cs="Times New Roman"/>
+                      <w:color w:val="000000"/>
+                      <w:sz w:val="28"/>
+                      <w:szCs w:val="28"/>
+                      <w:lang w:val="en-US" w:eastAsia="ru-RU"/>
+                    </w:rPr>
+                    <m:t>ASCII</m:t>
+                  </m:r>
+                  <m:r>
+                    <w:rPr>
+                      <w:rFonts w:ascii="Cambria Math" w:eastAsia="Times New Roman" w:hAnsi="Cambria Math" w:cs="Times New Roman"/>
+                      <w:color w:val="000000"/>
+                      <w:sz w:val="28"/>
+                      <w:szCs w:val="28"/>
+                      <w:lang w:eastAsia="ru-RU"/>
+                    </w:rPr>
+                    <m:t>: 199</m:t>
+                  </m:r>
+                </m:e>
+              </m:d>
+            </m:e>
+          </m:d>
+          <m:r>
+            <w:rPr>
+              <w:rFonts w:ascii="Cambria Math" w:eastAsia="Times New Roman" w:hAnsi="Cambria Math" w:cs="Times New Roman"/>
+              <w:color w:val="000000"/>
+              <w:sz w:val="28"/>
+              <w:szCs w:val="28"/>
+              <w:lang w:eastAsia="ru-RU"/>
+            </w:rPr>
+            <m:t xml:space="preserve"> =</m:t>
+          </m:r>
+          <m:r>
+            <w:rPr>
+              <w:rFonts w:ascii="Cambria Math" w:eastAsia="Times New Roman" w:hAnsi="Cambria Math" w:cs="Times New Roman"/>
+              <w:color w:val="000000"/>
+              <w:sz w:val="28"/>
+              <w:szCs w:val="28"/>
+              <w:lang w:eastAsia="ru-RU"/>
+            </w:rPr>
+            <m:t xml:space="preserve"> </m:t>
+          </m:r>
+          <m:d>
+            <m:dPr>
+              <m:begChr m:val="["/>
+              <m:endChr m:val="]"/>
+              <m:ctrlPr>
+                <w:rPr>
+                  <w:rFonts w:ascii="Cambria Math" w:eastAsia="Times New Roman" w:hAnsi="Cambria Math" w:cs="Times New Roman"/>
+                  <w:i/>
+                  <w:color w:val="000000"/>
+                  <w:sz w:val="28"/>
+                  <w:szCs w:val="28"/>
+                  <w:lang w:val="en-US" w:eastAsia="ru-RU"/>
+                </w:rPr>
+              </m:ctrlPr>
+            </m:dPr>
+            <m:e>
+              <m:r>
+                <w:rPr>
+                  <w:rFonts w:ascii="Cambria Math" w:eastAsia="Times New Roman" w:hAnsi="Cambria Math" w:cs="Times New Roman"/>
+                  <w:color w:val="000000"/>
+                  <w:sz w:val="28"/>
+                  <w:szCs w:val="28"/>
+                  <w:lang w:val="en-US" w:eastAsia="ru-RU"/>
+                </w:rPr>
+                <m:t>8</m:t>
+              </m:r>
+            </m:e>
+          </m:d>
+          <m:r>
+            <w:rPr>
+              <w:rFonts w:ascii="Cambria Math" w:eastAsia="Times New Roman" w:hAnsi="Cambria Math" w:cs="Times New Roman"/>
+              <w:color w:val="000000"/>
+              <w:sz w:val="28"/>
+              <w:szCs w:val="28"/>
+              <w:lang w:val="en-US" w:eastAsia="ru-RU"/>
+            </w:rPr>
+            <m:t xml:space="preserve"> </m:t>
+          </m:r>
+          <m:r>
+            <w:rPr>
+              <w:rFonts w:ascii="Cambria Math" w:eastAsia="Times New Roman" w:hAnsi="Cambria Math" w:cs="Times New Roman"/>
+              <w:color w:val="000000"/>
+              <w:sz w:val="28"/>
+              <w:szCs w:val="28"/>
+              <w:lang w:val="en-US" w:eastAsia="ru-RU"/>
+            </w:rPr>
+            <m:t>(</m:t>
+          </m:r>
+          <m:r>
+            <w:rPr>
+              <w:rFonts w:ascii="Cambria Math" w:eastAsia="Times New Roman" w:hAnsi="Cambria Math" w:cs="Times New Roman"/>
+              <w:color w:val="000000"/>
+              <w:sz w:val="28"/>
+              <w:szCs w:val="28"/>
+              <w:lang w:eastAsia="ru-RU"/>
+            </w:rPr>
+            <m:t xml:space="preserve">код </m:t>
+          </m:r>
+          <m:r>
+            <w:rPr>
+              <w:rFonts w:ascii="Cambria Math" w:eastAsia="Times New Roman" w:hAnsi="Cambria Math" w:cs="Times New Roman"/>
+              <w:color w:val="000000"/>
+              <w:sz w:val="28"/>
+              <w:szCs w:val="28"/>
+              <w:lang w:val="en-US" w:eastAsia="ru-RU"/>
+            </w:rPr>
+            <m:t>ASCII: 5</m:t>
+          </m:r>
+          <m:r>
+            <w:rPr>
+              <w:rFonts w:ascii="Cambria Math" w:eastAsia="Times New Roman" w:hAnsi="Cambria Math" w:cs="Times New Roman"/>
+              <w:color w:val="000000"/>
+              <w:sz w:val="28"/>
+              <w:szCs w:val="28"/>
+              <w:lang w:eastAsia="ru-RU"/>
+            </w:rPr>
+            <m:t>6</m:t>
+          </m:r>
+          <m:r>
+            <w:rPr>
+              <w:rFonts w:ascii="Cambria Math" w:eastAsia="Times New Roman" w:hAnsi="Cambria Math" w:cs="Times New Roman"/>
+              <w:color w:val="000000"/>
+              <w:sz w:val="28"/>
+              <w:szCs w:val="28"/>
+              <w:lang w:val="en-US" w:eastAsia="ru-RU"/>
+            </w:rPr>
+            <m:t>)</m:t>
+          </m:r>
+        </m:oMath>
+      </m:oMathPara>
+    </w:p>
+    <w:p>
+      <w:pPr>
+        <w:spacing w:before="120" w:after="120" w:line="240" w:lineRule="auto"/>
+        <w:ind w:left="720"/>
+        <w:rPr>
+          <w:rFonts w:ascii="Times New Roman" w:eastAsia="Times New Roman" w:hAnsi="Times New Roman" w:cs="Times New Roman"/>
+          <w:i/>
+          <w:color w:val="000000"/>
+          <w:sz w:val="28"/>
+          <w:szCs w:val="28"/>
+          <w:lang w:val="en-US" w:eastAsia="ru-RU"/>
+        </w:rPr>
+      </w:pPr>
+      <m:oMathPara>
+        <m:oMath>
+          <m:d>
+            <m:dPr>
+              <m:ctrlPr>
+                <w:rPr>
+                  <w:rFonts w:ascii="Cambria Math" w:eastAsia="Times New Roman" w:hAnsi="Cambria Math" w:cs="Times New Roman"/>
+                  <w:i/>
+                  <w:color w:val="000000"/>
+                  <w:sz w:val="28"/>
+                  <w:szCs w:val="28"/>
+                  <w:lang w:eastAsia="ru-RU"/>
+                </w:rPr>
+              </m:ctrlPr>
+            </m:dPr>
+            <m:e>
+              <m:d>
+                <m:dPr>
+                  <m:ctrlPr>
+                    <w:rPr>
+                      <w:rFonts w:ascii="Cambria Math" w:eastAsia="Times New Roman" w:hAnsi="Cambria Math" w:cs="Times New Roman"/>
+                      <w:i/>
+                      <w:color w:val="000000"/>
+                      <w:sz w:val="28"/>
+                      <w:szCs w:val="28"/>
+                      <w:lang w:eastAsia="ru-RU"/>
+                    </w:rPr>
+                  </m:ctrlPr>
+                </m:dPr>
+                <m:e>
+                  <m:r>
+                    <w:rPr>
+                      <w:rFonts w:ascii="Cambria Math" w:eastAsia="Times New Roman" w:hAnsi="Cambria Math" w:cs="Times New Roman"/>
+                      <w:color w:val="000000"/>
+                      <w:sz w:val="28"/>
+                      <w:szCs w:val="28"/>
+                      <w:lang w:eastAsia="ru-RU"/>
+                    </w:rPr>
+                    <m:t xml:space="preserve">код </m:t>
+                  </m:r>
+                  <m:r>
+                    <w:rPr>
+                      <w:rFonts w:ascii="Cambria Math" w:eastAsia="Times New Roman" w:hAnsi="Cambria Math" w:cs="Times New Roman"/>
+                      <w:color w:val="000000"/>
+                      <w:sz w:val="28"/>
+                      <w:szCs w:val="28"/>
+                      <w:lang w:val="en-US" w:eastAsia="ru-RU"/>
+                    </w:rPr>
+                    <m:t>ASCII</m:t>
+                  </m:r>
+                  <m:r>
+                    <w:rPr>
+                      <w:rFonts w:ascii="Cambria Math" w:eastAsia="Times New Roman" w:hAnsi="Cambria Math" w:cs="Times New Roman"/>
+                      <w:color w:val="000000"/>
+                      <w:sz w:val="28"/>
+                      <w:szCs w:val="28"/>
+                      <w:lang w:eastAsia="ru-RU"/>
+                    </w:rPr>
+                    <m:t>: 2</m:t>
+                  </m:r>
+                  <m:r>
+                    <w:rPr>
+                      <w:rFonts w:ascii="Cambria Math" w:eastAsia="Times New Roman" w:hAnsi="Cambria Math" w:cs="Times New Roman"/>
+                      <w:color w:val="000000"/>
+                      <w:sz w:val="28"/>
+                      <w:szCs w:val="28"/>
+                      <w:lang w:val="en-US" w:eastAsia="ru-RU"/>
+                    </w:rPr>
+                    <m:t>55</m:t>
+                  </m:r>
+                </m:e>
+              </m:d>
+              <m:r>
+                <w:rPr>
+                  <w:rFonts w:ascii="Cambria Math" w:eastAsia="Times New Roman" w:hAnsi="Cambria Math" w:cs="Times New Roman"/>
+                  <w:color w:val="000000"/>
+                  <w:sz w:val="28"/>
+                  <w:szCs w:val="28"/>
+                  <w:lang w:val="en-US" w:eastAsia="ru-RU"/>
+                </w:rPr>
+                <m:t xml:space="preserve">- </m:t>
+              </m:r>
+              <m:d>
+                <m:dPr>
+                  <m:begChr m:val="["/>
+                  <m:endChr m:val="]"/>
+                  <m:ctrlPr>
+                    <w:rPr>
+                      <w:rFonts w:ascii="Cambria Math" w:eastAsia="Times New Roman" w:hAnsi="Cambria Math" w:cs="Times New Roman"/>
+                      <w:i/>
+                      <w:color w:val="000000"/>
+                      <w:sz w:val="28"/>
+                      <w:szCs w:val="28"/>
+                      <w:lang w:eastAsia="ru-RU"/>
+                    </w:rPr>
+                  </m:ctrlPr>
+                </m:dPr>
+                <m:e>
+                  <m:r>
+                    <w:rPr>
+                      <w:rFonts w:ascii="Cambria Math" w:eastAsia="Times New Roman" w:hAnsi="Cambria Math" w:cs="Times New Roman"/>
+                      <w:color w:val="000000"/>
+                      <w:sz w:val="28"/>
+                      <w:szCs w:val="28"/>
+                      <w:lang w:eastAsia="ru-RU"/>
+                    </w:rPr>
+                    <m:t>н</m:t>
+                  </m:r>
+                </m:e>
+              </m:d>
+              <m:r>
+                <w:rPr>
+                  <w:rFonts w:ascii="Cambria Math" w:eastAsia="Times New Roman" w:hAnsi="Cambria Math" w:cs="Times New Roman"/>
+                  <w:color w:val="000000"/>
+                  <w:sz w:val="28"/>
+                  <w:szCs w:val="28"/>
+                  <w:lang w:eastAsia="ru-RU"/>
+                </w:rPr>
+                <m:t> </m:t>
+              </m:r>
+              <m:d>
+                <m:dPr>
+                  <m:ctrlPr>
+                    <w:rPr>
+                      <w:rFonts w:ascii="Cambria Math" w:eastAsia="Times New Roman" w:hAnsi="Cambria Math" w:cs="Times New Roman"/>
+                      <w:i/>
+                      <w:color w:val="000000"/>
+                      <w:sz w:val="28"/>
+                      <w:szCs w:val="28"/>
+                      <w:lang w:eastAsia="ru-RU"/>
+                    </w:rPr>
+                  </m:ctrlPr>
+                </m:dPr>
+                <m:e>
+                  <m:r>
+                    <w:rPr>
+                      <w:rFonts w:ascii="Cambria Math" w:eastAsia="Times New Roman" w:hAnsi="Cambria Math" w:cs="Times New Roman"/>
+                      <w:color w:val="000000"/>
+                      <w:sz w:val="28"/>
+                      <w:szCs w:val="28"/>
+                      <w:lang w:eastAsia="ru-RU"/>
+                    </w:rPr>
+                    <m:t xml:space="preserve">код </m:t>
+                  </m:r>
+                  <m:r>
+                    <w:rPr>
+                      <w:rFonts w:ascii="Cambria Math" w:eastAsia="Times New Roman" w:hAnsi="Cambria Math" w:cs="Times New Roman"/>
+                      <w:color w:val="000000"/>
+                      <w:sz w:val="28"/>
+                      <w:szCs w:val="28"/>
+                      <w:lang w:val="en-US" w:eastAsia="ru-RU"/>
+                    </w:rPr>
+                    <m:t>ASCII</m:t>
+                  </m:r>
+                  <m:r>
+                    <w:rPr>
+                      <w:rFonts w:ascii="Cambria Math" w:eastAsia="Times New Roman" w:hAnsi="Cambria Math" w:cs="Times New Roman"/>
+                      <w:color w:val="000000"/>
+                      <w:sz w:val="28"/>
+                      <w:szCs w:val="28"/>
+                      <w:lang w:eastAsia="ru-RU"/>
+                    </w:rPr>
+                    <m:t>: </m:t>
+                  </m:r>
+                  <m:r>
+                    <w:rPr>
+                      <w:rFonts w:ascii="Cambria Math" w:eastAsia="Times New Roman" w:hAnsi="Cambria Math" w:cs="Times New Roman"/>
+                      <w:color w:val="000000"/>
+                      <w:sz w:val="28"/>
+                      <w:szCs w:val="28"/>
+                      <w:lang w:eastAsia="ru-RU"/>
+                    </w:rPr>
+                    <m:t>237</m:t>
+                  </m:r>
+                </m:e>
+              </m:d>
+            </m:e>
+          </m:d>
+          <m:r>
+            <w:rPr>
+              <w:rFonts w:ascii="Cambria Math" w:eastAsia="Times New Roman" w:hAnsi="Cambria Math" w:cs="Times New Roman"/>
+              <w:color w:val="000000"/>
+              <w:sz w:val="28"/>
+              <w:szCs w:val="28"/>
+              <w:lang w:eastAsia="ru-RU"/>
+            </w:rPr>
+            <m:t xml:space="preserve"> =</m:t>
+          </m:r>
+          <m:r>
+            <w:rPr>
+              <w:rFonts w:ascii="Cambria Math" w:eastAsia="Times New Roman" w:hAnsi="Cambria Math" w:cs="Times New Roman"/>
+              <w:color w:val="000000"/>
+              <w:sz w:val="28"/>
+              <w:szCs w:val="28"/>
+              <w:lang w:eastAsia="ru-RU"/>
+            </w:rPr>
+            <m:t xml:space="preserve"> </m:t>
+          </m:r>
+          <m:d>
+            <m:dPr>
+              <m:begChr m:val="["/>
+              <m:endChr m:val="]"/>
+              <m:ctrlPr>
+                <w:rPr>
+                  <w:rFonts w:ascii="Cambria Math" w:eastAsia="Times New Roman" w:hAnsi="Cambria Math" w:cs="Times New Roman"/>
+                  <w:i/>
+                  <w:color w:val="000000"/>
+                  <w:sz w:val="28"/>
+                  <w:szCs w:val="28"/>
+                  <w:lang w:val="en-US" w:eastAsia="ru-RU"/>
+                </w:rPr>
+              </m:ctrlPr>
+            </m:dPr>
+            <m:e>
+              <m:r>
+                <m:rPr>
+                  <m:sty m:val="p"/>
+                </m:rPr>
+                <w:rPr>
+                  <w:rFonts w:ascii="Cambria Math" w:eastAsia="Times New Roman" w:hAnsi="Cambria Math" w:cs="Times New Roman"/>
+                  <w:color w:val="000000"/>
+                  <w:sz w:val="28"/>
+                  <w:szCs w:val="28"/>
+                  <w:lang w:val="en-US" w:eastAsia="ru-RU"/>
+                </w:rPr>
+                <m:t>v</m:t>
+              </m:r>
+            </m:e>
+          </m:d>
+          <m:r>
+            <w:rPr>
+              <w:rFonts w:ascii="Cambria Math" w:eastAsia="Times New Roman" w:hAnsi="Cambria Math" w:cs="Times New Roman"/>
+              <w:color w:val="000000"/>
+              <w:sz w:val="28"/>
+              <w:szCs w:val="28"/>
+              <w:lang w:val="en-US" w:eastAsia="ru-RU"/>
+            </w:rPr>
+            <m:t xml:space="preserve"> (</m:t>
+          </m:r>
+          <m:r>
+            <w:rPr>
+              <w:rFonts w:ascii="Cambria Math" w:eastAsia="Times New Roman" w:hAnsi="Cambria Math" w:cs="Times New Roman"/>
+              <w:color w:val="000000"/>
+              <w:sz w:val="28"/>
+              <w:szCs w:val="28"/>
+              <w:lang w:eastAsia="ru-RU"/>
+            </w:rPr>
+            <m:t xml:space="preserve">код </m:t>
+          </m:r>
+          <m:r>
+            <w:rPr>
+              <w:rFonts w:ascii="Cambria Math" w:eastAsia="Times New Roman" w:hAnsi="Cambria Math" w:cs="Times New Roman"/>
+              <w:color w:val="000000"/>
+              <w:sz w:val="28"/>
+              <w:szCs w:val="28"/>
+              <w:lang w:val="en-US" w:eastAsia="ru-RU"/>
+            </w:rPr>
+            <m:t xml:space="preserve">ASCII: </m:t>
+          </m:r>
+          <m:r>
+            <w:rPr>
+              <w:rFonts w:ascii="Cambria Math" w:eastAsia="Times New Roman" w:hAnsi="Cambria Math" w:cs="Times New Roman"/>
+              <w:color w:val="000000"/>
+              <w:sz w:val="28"/>
+              <w:szCs w:val="28"/>
+              <w:lang w:val="en-US" w:eastAsia="ru-RU"/>
+            </w:rPr>
+            <m:t>11</m:t>
+          </m:r>
+          <m:r>
+            <w:rPr>
+              <w:rFonts w:ascii="Cambria Math" w:eastAsia="Times New Roman" w:hAnsi="Cambria Math" w:cs="Times New Roman"/>
+              <w:color w:val="000000"/>
+              <w:sz w:val="28"/>
+              <w:szCs w:val="28"/>
+              <w:lang w:eastAsia="ru-RU"/>
+            </w:rPr>
+            <m:t>8</m:t>
+          </m:r>
+          <m:r>
+            <w:rPr>
+              <w:rFonts w:ascii="Cambria Math" w:eastAsia="Times New Roman" w:hAnsi="Cambria Math" w:cs="Times New Roman"/>
+              <w:color w:val="000000"/>
+              <w:sz w:val="28"/>
+              <w:szCs w:val="28"/>
+              <w:lang w:val="en-US" w:eastAsia="ru-RU"/>
+            </w:rPr>
+            <m:t>)</m:t>
+          </m:r>
+        </m:oMath>
+      </m:oMathPara>
+    </w:p>
+    <w:p>
+      <w:pPr>
+        <w:spacing w:before="120" w:after="120" w:line="240" w:lineRule="auto"/>
+        <w:ind w:left="720"/>
+        <w:rPr>
+          <w:rFonts w:ascii="Times New Roman" w:eastAsia="Times New Roman" w:hAnsi="Times New Roman" w:cs="Times New Roman"/>
+          <w:i/>
+          <w:color w:val="000000"/>
+          <w:sz w:val="28"/>
+          <w:szCs w:val="28"/>
+          <w:lang w:val="en-US" w:eastAsia="ru-RU"/>
+        </w:rPr>
+      </w:pPr>
+      <m:oMathPara>
+        <m:oMath>
+          <m:d>
+            <m:dPr>
+              <m:ctrlPr>
+                <w:rPr>
+                  <w:rFonts w:ascii="Cambria Math" w:eastAsia="Times New Roman" w:hAnsi="Cambria Math" w:cs="Times New Roman"/>
+                  <w:i/>
+                  <w:color w:val="000000"/>
+                  <w:sz w:val="28"/>
+                  <w:szCs w:val="28"/>
+                  <w:lang w:eastAsia="ru-RU"/>
+                </w:rPr>
+              </m:ctrlPr>
+            </m:dPr>
+            <m:e>
+              <m:d>
+                <m:dPr>
+                  <m:ctrlPr>
+                    <w:rPr>
+                      <w:rFonts w:ascii="Cambria Math" w:eastAsia="Times New Roman" w:hAnsi="Cambria Math" w:cs="Times New Roman"/>
+                      <w:i/>
+                      <w:color w:val="000000"/>
+                      <w:sz w:val="28"/>
+                      <w:szCs w:val="28"/>
+                      <w:lang w:eastAsia="ru-RU"/>
+                    </w:rPr>
+                  </m:ctrlPr>
+                </m:dPr>
+                <m:e>
+                  <m:r>
+                    <w:rPr>
+                      <w:rFonts w:ascii="Cambria Math" w:eastAsia="Times New Roman" w:hAnsi="Cambria Math" w:cs="Times New Roman"/>
+                      <w:color w:val="000000"/>
+                      <w:sz w:val="28"/>
+                      <w:szCs w:val="28"/>
+                      <w:lang w:eastAsia="ru-RU"/>
+                    </w:rPr>
+                    <m:t xml:space="preserve">код </m:t>
+                  </m:r>
+                  <m:r>
+                    <w:rPr>
+                      <w:rFonts w:ascii="Cambria Math" w:eastAsia="Times New Roman" w:hAnsi="Cambria Math" w:cs="Times New Roman"/>
+                      <w:color w:val="000000"/>
+                      <w:sz w:val="28"/>
+                      <w:szCs w:val="28"/>
+                      <w:lang w:val="en-US" w:eastAsia="ru-RU"/>
+                    </w:rPr>
+                    <m:t>ASCII</m:t>
+                  </m:r>
+                  <m:r>
+                    <w:rPr>
+                      <w:rFonts w:ascii="Cambria Math" w:eastAsia="Times New Roman" w:hAnsi="Cambria Math" w:cs="Times New Roman"/>
+                      <w:color w:val="000000"/>
+                      <w:sz w:val="28"/>
+                      <w:szCs w:val="28"/>
+                      <w:lang w:eastAsia="ru-RU"/>
+                    </w:rPr>
+                    <m:t>: 2</m:t>
+                  </m:r>
+                  <m:r>
+                    <w:rPr>
+                      <w:rFonts w:ascii="Cambria Math" w:eastAsia="Times New Roman" w:hAnsi="Cambria Math" w:cs="Times New Roman"/>
+                      <w:color w:val="000000"/>
+                      <w:sz w:val="28"/>
+                      <w:szCs w:val="28"/>
+                      <w:lang w:val="en-US" w:eastAsia="ru-RU"/>
+                    </w:rPr>
+                    <m:t>55</m:t>
+                  </m:r>
+                </m:e>
+              </m:d>
+              <m:r>
+                <w:rPr>
+                  <w:rFonts w:ascii="Cambria Math" w:eastAsia="Times New Roman" w:hAnsi="Cambria Math" w:cs="Times New Roman"/>
+                  <w:color w:val="000000"/>
+                  <w:sz w:val="28"/>
+                  <w:szCs w:val="28"/>
+                  <w:lang w:val="en-US" w:eastAsia="ru-RU"/>
+                </w:rPr>
+                <m:t xml:space="preserve">- </m:t>
+              </m:r>
+              <m:d>
+                <m:dPr>
+                  <m:begChr m:val="["/>
+                  <m:endChr m:val="]"/>
+                  <m:ctrlPr>
+                    <w:rPr>
+                      <w:rFonts w:ascii="Cambria Math" w:eastAsia="Times New Roman" w:hAnsi="Cambria Math" w:cs="Times New Roman"/>
+                      <w:i/>
+                      <w:color w:val="000000"/>
+                      <w:sz w:val="28"/>
+                      <w:szCs w:val="28"/>
+                      <w:lang w:eastAsia="ru-RU"/>
+                    </w:rPr>
+                  </m:ctrlPr>
+                </m:dPr>
+                <m:e>
+                  <m:r>
+                    <w:rPr>
+                      <w:rFonts w:ascii="Cambria Math" w:eastAsia="Times New Roman" w:hAnsi="Cambria Math" w:cs="Times New Roman"/>
+                      <w:color w:val="000000"/>
+                      <w:sz w:val="28"/>
+                      <w:szCs w:val="28"/>
+                      <w:lang w:eastAsia="ru-RU"/>
+                    </w:rPr>
+                    <m:t>а</m:t>
+                  </m:r>
+                </m:e>
+              </m:d>
+              <m:r>
+                <w:rPr>
+                  <w:rFonts w:ascii="Cambria Math" w:eastAsia="Times New Roman" w:hAnsi="Cambria Math" w:cs="Times New Roman"/>
+                  <w:color w:val="000000"/>
+                  <w:sz w:val="28"/>
+                  <w:szCs w:val="28"/>
+                  <w:lang w:eastAsia="ru-RU"/>
+                </w:rPr>
+                <m:t> </m:t>
+              </m:r>
+              <m:d>
+                <m:dPr>
+                  <m:ctrlPr>
+                    <w:rPr>
+                      <w:rFonts w:ascii="Cambria Math" w:eastAsia="Times New Roman" w:hAnsi="Cambria Math" w:cs="Times New Roman"/>
+                      <w:i/>
+                      <w:color w:val="000000"/>
+                      <w:sz w:val="28"/>
+                      <w:szCs w:val="28"/>
+                      <w:lang w:eastAsia="ru-RU"/>
+                    </w:rPr>
+                  </m:ctrlPr>
+                </m:dPr>
+                <m:e>
+                  <m:r>
+                    <w:rPr>
+                      <w:rFonts w:ascii="Cambria Math" w:eastAsia="Times New Roman" w:hAnsi="Cambria Math" w:cs="Times New Roman"/>
+                      <w:color w:val="000000"/>
+                      <w:sz w:val="28"/>
+                      <w:szCs w:val="28"/>
+                      <w:lang w:eastAsia="ru-RU"/>
+                    </w:rPr>
+                    <m:t xml:space="preserve">код </m:t>
+                  </m:r>
+                  <m:r>
+                    <w:rPr>
+                      <w:rFonts w:ascii="Cambria Math" w:eastAsia="Times New Roman" w:hAnsi="Cambria Math" w:cs="Times New Roman"/>
+                      <w:color w:val="000000"/>
+                      <w:sz w:val="28"/>
+                      <w:szCs w:val="28"/>
+                      <w:lang w:val="en-US" w:eastAsia="ru-RU"/>
+                    </w:rPr>
+                    <m:t>ASCII</m:t>
+                  </m:r>
+                  <m:r>
+                    <w:rPr>
+                      <w:rFonts w:ascii="Cambria Math" w:eastAsia="Times New Roman" w:hAnsi="Cambria Math" w:cs="Times New Roman"/>
+                      <w:color w:val="000000"/>
+                      <w:sz w:val="28"/>
+                      <w:szCs w:val="28"/>
+                      <w:lang w:eastAsia="ru-RU"/>
+                    </w:rPr>
+                    <m:t>: </m:t>
+                  </m:r>
+                  <m:r>
+                    <w:rPr>
+                      <w:rFonts w:ascii="Cambria Math" w:eastAsia="Times New Roman" w:hAnsi="Cambria Math" w:cs="Times New Roman"/>
+                      <w:color w:val="000000"/>
+                      <w:sz w:val="28"/>
+                      <w:szCs w:val="28"/>
+                      <w:lang w:eastAsia="ru-RU"/>
+                    </w:rPr>
+                    <m:t>224</m:t>
+                  </m:r>
+                </m:e>
+              </m:d>
+            </m:e>
+          </m:d>
+          <m:r>
+            <w:rPr>
+              <w:rFonts w:ascii="Cambria Math" w:eastAsia="Times New Roman" w:hAnsi="Cambria Math" w:cs="Times New Roman"/>
+              <w:color w:val="000000"/>
+              <w:sz w:val="28"/>
+              <w:szCs w:val="28"/>
+              <w:lang w:eastAsia="ru-RU"/>
+            </w:rPr>
+            <m:t xml:space="preserve"> =</m:t>
+          </m:r>
+          <m:r>
+            <w:rPr>
+              <w:rFonts w:ascii="Cambria Math" w:eastAsia="Times New Roman" w:hAnsi="Cambria Math" w:cs="Times New Roman"/>
+              <w:color w:val="000000"/>
+              <w:sz w:val="28"/>
+              <w:szCs w:val="28"/>
+              <w:lang w:eastAsia="ru-RU"/>
+            </w:rPr>
+            <m:t xml:space="preserve"> </m:t>
+          </m:r>
+          <m:d>
+            <m:dPr>
+              <m:begChr m:val="["/>
+              <m:endChr m:val="]"/>
+              <m:ctrlPr>
+                <w:rPr>
+                  <w:rFonts w:ascii="Cambria Math" w:eastAsia="Times New Roman" w:hAnsi="Cambria Math" w:cs="Times New Roman"/>
+                  <w:i/>
+                  <w:color w:val="000000"/>
+                  <w:sz w:val="28"/>
+                  <w:szCs w:val="28"/>
+                  <w:lang w:val="en-US" w:eastAsia="ru-RU"/>
+                </w:rPr>
+              </m:ctrlPr>
+            </m:dPr>
+            <m:e>
+              <m:r>
+                <w:rPr>
+                  <w:rFonts w:ascii="Cambria Math" w:eastAsia="Times New Roman" w:hAnsi="Cambria Math" w:cs="Times New Roman"/>
+                  <w:color w:val="000000"/>
+                  <w:sz w:val="28"/>
+                  <w:szCs w:val="28"/>
+                  <w:lang w:val="en-US" w:eastAsia="ru-RU"/>
+                </w:rPr>
+                <m:t>ѓ</m:t>
+              </m:r>
+            </m:e>
+          </m:d>
+          <m:r>
+            <w:rPr>
+              <w:rFonts w:ascii="Cambria Math" w:eastAsia="Times New Roman" w:hAnsi="Cambria Math" w:cs="Times New Roman"/>
+              <w:color w:val="000000"/>
+              <w:sz w:val="28"/>
+              <w:szCs w:val="28"/>
+              <w:lang w:val="en-US" w:eastAsia="ru-RU"/>
+            </w:rPr>
+            <m:t xml:space="preserve"> (</m:t>
+          </m:r>
+          <m:r>
+            <w:rPr>
+              <w:rFonts w:ascii="Cambria Math" w:eastAsia="Times New Roman" w:hAnsi="Cambria Math" w:cs="Times New Roman"/>
+              <w:color w:val="000000"/>
+              <w:sz w:val="28"/>
+              <w:szCs w:val="28"/>
+              <w:lang w:eastAsia="ru-RU"/>
+            </w:rPr>
+            <m:t xml:space="preserve">код </m:t>
+          </m:r>
+          <m:r>
+            <w:rPr>
+              <w:rFonts w:ascii="Cambria Math" w:eastAsia="Times New Roman" w:hAnsi="Cambria Math" w:cs="Times New Roman"/>
+              <w:color w:val="000000"/>
+              <w:sz w:val="28"/>
+              <w:szCs w:val="28"/>
+              <w:lang w:val="en-US" w:eastAsia="ru-RU"/>
+            </w:rPr>
+            <m:t xml:space="preserve">ASCII: </m:t>
+          </m:r>
+          <m:r>
+            <w:rPr>
+              <w:rFonts w:ascii="Cambria Math" w:eastAsia="Times New Roman" w:hAnsi="Cambria Math" w:cs="Times New Roman"/>
+              <w:color w:val="000000"/>
+              <w:sz w:val="28"/>
+              <w:szCs w:val="28"/>
+              <w:lang w:val="en-US" w:eastAsia="ru-RU"/>
+            </w:rPr>
+            <m:t>1</m:t>
+          </m:r>
+          <m:r>
+            <w:rPr>
+              <w:rFonts w:ascii="Cambria Math" w:eastAsia="Times New Roman" w:hAnsi="Cambria Math" w:cs="Times New Roman"/>
+              <w:color w:val="000000"/>
+              <w:sz w:val="28"/>
+              <w:szCs w:val="28"/>
+              <w:lang w:eastAsia="ru-RU"/>
+            </w:rPr>
+            <m:t>31</m:t>
+          </m:r>
+          <m:r>
+            <w:rPr>
+              <w:rFonts w:ascii="Cambria Math" w:eastAsia="Times New Roman" w:hAnsi="Cambria Math" w:cs="Times New Roman"/>
+              <w:color w:val="000000"/>
+              <w:sz w:val="28"/>
+              <w:szCs w:val="28"/>
+              <w:lang w:val="en-US" w:eastAsia="ru-RU"/>
+            </w:rPr>
+            <m:t>)</m:t>
+          </m:r>
+        </m:oMath>
+      </m:oMathPara>
+    </w:p>
+    <w:p>
+      <w:pPr>
+        <w:numPr>
+          <w:ilvl w:val="0"/>
+          <w:numId w:val="7"/>
+        </w:numPr>
+        <w:spacing w:before="120" w:after="120" w:line="240" w:lineRule="auto"/>
+        <w:rPr>
+          <w:rFonts w:ascii="Times New Roman" w:eastAsia="Times New Roman" w:hAnsi="Times New Roman" w:cs="Times New Roman"/>
+          <w:color w:val="000000"/>
+          <w:sz w:val="28"/>
+          <w:szCs w:val="28"/>
+          <w:lang w:eastAsia="ru-RU"/>
+        </w:rPr>
+      </w:pPr>
+      <w:r>
+        <w:rPr>
+          <w:rFonts w:ascii="Times New Roman" w:eastAsia="Times New Roman" w:hAnsi="Times New Roman" w:cs="Times New Roman"/>
+          <w:color w:val="000000"/>
+          <w:sz w:val="28"/>
+          <w:szCs w:val="28"/>
+          <w:lang w:eastAsia="ru-RU"/>
+        </w:rPr>
+        <w:t>Зашифрованный текст был успешно дешифрован с помощью программы.</w:t>
+      </w:r>
+    </w:p>
+    <w:p>
+      <w:pPr>
+        <w:spacing w:before="120" w:after="120" w:line="240" w:lineRule="auto"/>
         <w:rPr>
           <w:rFonts w:ascii="Times New Roman" w:eastAsia="Times New Roman" w:hAnsi="Times New Roman" w:cs="Times New Roman"/>
           <w:b/>
@@ -5284,7 +6339,6 @@
           <w:szCs w:val="28"/>
           <w:lang w:eastAsia="ru-RU"/>
         </w:rPr>
-        <w:lastRenderedPageBreak/>
         <w:drawing>
           <wp:inline distT="0" distB="0" distL="0" distR="0" wp14:anchorId="436E8F1E" wp14:editId="4EDBF8F8">
             <wp:extent cx="2124346" cy="1389888"/>
@@ -5745,7 +6799,6 @@
           <w:szCs w:val="28"/>
           <w:lang w:eastAsia="ru-RU"/>
         </w:rPr>
-        <w:lastRenderedPageBreak/>
         <w:t>Выполнено шифрование этого файла.</w:t>
       </w:r>
     </w:p>
@@ -6104,6 +7157,372 @@
     </w:p>
     <w:p>
       <w:pPr>
+        <w:spacing w:before="120" w:after="120" w:line="240" w:lineRule="auto"/>
+        <w:ind w:left="1440"/>
+        <w:rPr>
+          <w:rFonts w:ascii="Times New Roman" w:eastAsia="Times New Roman" w:hAnsi="Times New Roman" w:cs="Times New Roman"/>
+          <w:color w:val="000000"/>
+          <w:sz w:val="28"/>
+          <w:szCs w:val="28"/>
+          <w:lang w:eastAsia="ru-RU"/>
+        </w:rPr>
+      </w:pPr>
+      <w:r>
+        <w:rPr>
+          <w:rFonts w:ascii="Times New Roman" w:eastAsia="Times New Roman" w:hAnsi="Times New Roman" w:cs="Times New Roman"/>
+          <w:color w:val="000000"/>
+          <w:sz w:val="28"/>
+          <w:szCs w:val="28"/>
+          <w:lang w:eastAsia="ru-RU"/>
+        </w:rPr>
+        <w:lastRenderedPageBreak/>
+        <w:t>Количество столбцов соответствует количеству различных смещений в ключе</w:t>
+      </w:r>
+      <w:r>
+        <w:rPr>
+          <w:rFonts w:ascii="Times New Roman" w:eastAsia="Times New Roman" w:hAnsi="Times New Roman" w:cs="Times New Roman"/>
+          <w:color w:val="000000"/>
+          <w:sz w:val="28"/>
+          <w:szCs w:val="28"/>
+          <w:lang w:eastAsia="ru-RU"/>
+        </w:rPr>
+        <w:t xml:space="preserve"> </w:t>
+      </w:r>
+      <w:r>
+        <w:rPr>
+          <w:rFonts w:ascii="Times New Roman" w:eastAsia="Times New Roman" w:hAnsi="Times New Roman" w:cs="Times New Roman"/>
+          <w:color w:val="000000"/>
+          <w:sz w:val="28"/>
+          <w:szCs w:val="28"/>
+          <w:lang w:eastAsia="ru-RU"/>
+        </w:rPr>
+        <w:t>равному 6:</w:t>
+      </w:r>
+      <w:r>
+        <w:rPr>
+          <w:rFonts w:ascii="Times New Roman" w:eastAsia="Times New Roman" w:hAnsi="Times New Roman" w:cs="Times New Roman"/>
+          <w:color w:val="000000"/>
+          <w:sz w:val="28"/>
+          <w:szCs w:val="28"/>
+          <w:lang w:eastAsia="ru-RU"/>
+        </w:rPr>
+        <w:t xml:space="preserve"> </w:t>
+      </w:r>
+      <w:r>
+        <w:rPr>
+          <w:rFonts w:ascii="Times New Roman" w:eastAsia="Times New Roman" w:hAnsi="Times New Roman" w:cs="Times New Roman"/>
+          <w:color w:val="000000"/>
+          <w:sz w:val="28"/>
+          <w:szCs w:val="28"/>
+          <w:lang w:eastAsia="ru-RU"/>
+        </w:rPr>
+        <w:t>я – 1103</w:t>
+      </w:r>
+      <w:r>
+        <w:rPr>
+          <w:rFonts w:ascii="Times New Roman" w:eastAsia="Times New Roman" w:hAnsi="Times New Roman" w:cs="Times New Roman"/>
+          <w:color w:val="000000"/>
+          <w:sz w:val="28"/>
+          <w:szCs w:val="28"/>
+          <w:lang w:eastAsia="ru-RU"/>
+        </w:rPr>
+        <w:br/>
+      </w:r>
+      <w:r>
+        <w:rPr>
+          <w:rFonts w:ascii="Times New Roman" w:eastAsia="Times New Roman" w:hAnsi="Times New Roman" w:cs="Times New Roman"/>
+          <w:color w:val="000000"/>
+          <w:sz w:val="28"/>
+          <w:szCs w:val="28"/>
+          <w:lang w:val="en-US" w:eastAsia="ru-RU"/>
+        </w:rPr>
+        <w:t>F</w:t>
+      </w:r>
+      <w:r>
+        <w:rPr>
+          <w:rFonts w:ascii="Times New Roman" w:eastAsia="Times New Roman" w:hAnsi="Times New Roman" w:cs="Times New Roman"/>
+          <w:color w:val="000000"/>
+          <w:sz w:val="28"/>
+          <w:szCs w:val="28"/>
+          <w:lang w:eastAsia="ru-RU"/>
+        </w:rPr>
+        <w:t xml:space="preserve"> </w:t>
+      </w:r>
+      <w:r>
+        <w:rPr>
+          <w:rFonts w:ascii="Times New Roman" w:eastAsia="Times New Roman" w:hAnsi="Times New Roman" w:cs="Times New Roman"/>
+          <w:color w:val="000000"/>
+          <w:sz w:val="28"/>
+          <w:szCs w:val="28"/>
+          <w:lang w:eastAsia="ru-RU"/>
+        </w:rPr>
+        <w:t>–</w:t>
+      </w:r>
+      <w:r>
+        <w:rPr>
+          <w:rFonts w:ascii="Times New Roman" w:eastAsia="Times New Roman" w:hAnsi="Times New Roman" w:cs="Times New Roman"/>
+          <w:color w:val="000000"/>
+          <w:sz w:val="28"/>
+          <w:szCs w:val="28"/>
+          <w:lang w:eastAsia="ru-RU"/>
+        </w:rPr>
+        <w:t xml:space="preserve"> 70: 1103 </w:t>
+      </w:r>
+      <w:r>
+        <w:rPr>
+          <w:rFonts w:ascii="Times New Roman" w:eastAsia="Times New Roman" w:hAnsi="Times New Roman" w:cs="Times New Roman"/>
+          <w:color w:val="000000"/>
+          <w:sz w:val="28"/>
+          <w:szCs w:val="28"/>
+          <w:lang w:eastAsia="ru-RU"/>
+        </w:rPr>
+        <w:t>–</w:t>
+      </w:r>
+      <w:r>
+        <w:rPr>
+          <w:rFonts w:ascii="Times New Roman" w:eastAsia="Times New Roman" w:hAnsi="Times New Roman" w:cs="Times New Roman"/>
+          <w:color w:val="000000"/>
+          <w:sz w:val="28"/>
+          <w:szCs w:val="28"/>
+          <w:lang w:eastAsia="ru-RU"/>
+        </w:rPr>
+        <w:t xml:space="preserve"> 70 = 1033</w:t>
+      </w:r>
+      <w:r>
+        <w:rPr>
+          <w:rFonts w:ascii="Times New Roman" w:eastAsia="Times New Roman" w:hAnsi="Times New Roman" w:cs="Times New Roman"/>
+          <w:color w:val="000000"/>
+          <w:sz w:val="28"/>
+          <w:szCs w:val="28"/>
+          <w:lang w:eastAsia="ru-RU"/>
+        </w:rPr>
+        <w:br/>
+        <w:t xml:space="preserve">` – 96: 1103 </w:t>
+      </w:r>
+      <w:r>
+        <w:rPr>
+          <w:rFonts w:ascii="Times New Roman" w:eastAsia="Times New Roman" w:hAnsi="Times New Roman" w:cs="Times New Roman"/>
+          <w:color w:val="000000"/>
+          <w:sz w:val="28"/>
+          <w:szCs w:val="28"/>
+          <w:lang w:eastAsia="ru-RU"/>
+        </w:rPr>
+        <w:t>–</w:t>
+      </w:r>
+      <w:r>
+        <w:rPr>
+          <w:rFonts w:ascii="Times New Roman" w:eastAsia="Times New Roman" w:hAnsi="Times New Roman" w:cs="Times New Roman"/>
+          <w:color w:val="000000"/>
+          <w:sz w:val="28"/>
+          <w:szCs w:val="28"/>
+          <w:lang w:eastAsia="ru-RU"/>
+        </w:rPr>
+        <w:t xml:space="preserve"> 96 = 1007</w:t>
+      </w:r>
+      <w:r>
+        <w:rPr>
+          <w:rFonts w:ascii="Times New Roman" w:eastAsia="Times New Roman" w:hAnsi="Times New Roman" w:cs="Times New Roman"/>
+          <w:color w:val="000000"/>
+          <w:sz w:val="28"/>
+          <w:szCs w:val="28"/>
+          <w:lang w:eastAsia="ru-RU"/>
+        </w:rPr>
+        <w:br/>
+      </w:r>
+      <w:r>
+        <w:rPr>
+          <w:rFonts w:ascii="Times New Roman" w:eastAsia="Times New Roman" w:hAnsi="Times New Roman" w:cs="Times New Roman"/>
+          <w:color w:val="000000"/>
+          <w:sz w:val="28"/>
+          <w:szCs w:val="28"/>
+          <w:lang w:val="en-US" w:eastAsia="ru-RU"/>
+        </w:rPr>
+        <w:t>q</w:t>
+      </w:r>
+      <w:r>
+        <w:rPr>
+          <w:rFonts w:ascii="Times New Roman" w:eastAsia="Times New Roman" w:hAnsi="Times New Roman" w:cs="Times New Roman"/>
+          <w:color w:val="000000"/>
+          <w:sz w:val="28"/>
+          <w:szCs w:val="28"/>
+          <w:lang w:eastAsia="ru-RU"/>
+        </w:rPr>
+        <w:t xml:space="preserve"> </w:t>
+      </w:r>
+      <w:r>
+        <w:rPr>
+          <w:rFonts w:ascii="Times New Roman" w:eastAsia="Times New Roman" w:hAnsi="Times New Roman" w:cs="Times New Roman"/>
+          <w:color w:val="000000"/>
+          <w:sz w:val="28"/>
+          <w:szCs w:val="28"/>
+          <w:lang w:eastAsia="ru-RU"/>
+        </w:rPr>
+        <w:t>–</w:t>
+      </w:r>
+      <w:r>
+        <w:rPr>
+          <w:rFonts w:ascii="Times New Roman" w:eastAsia="Times New Roman" w:hAnsi="Times New Roman" w:cs="Times New Roman"/>
+          <w:color w:val="000000"/>
+          <w:sz w:val="28"/>
+          <w:szCs w:val="28"/>
+          <w:lang w:eastAsia="ru-RU"/>
+        </w:rPr>
+        <w:t xml:space="preserve"> 113: 1103 </w:t>
+      </w:r>
+      <w:r>
+        <w:rPr>
+          <w:rFonts w:ascii="Times New Roman" w:eastAsia="Times New Roman" w:hAnsi="Times New Roman" w:cs="Times New Roman"/>
+          <w:color w:val="000000"/>
+          <w:sz w:val="28"/>
+          <w:szCs w:val="28"/>
+          <w:lang w:eastAsia="ru-RU"/>
+        </w:rPr>
+        <w:t>–</w:t>
+      </w:r>
+      <w:r>
+        <w:rPr>
+          <w:rFonts w:ascii="Times New Roman" w:eastAsia="Times New Roman" w:hAnsi="Times New Roman" w:cs="Times New Roman"/>
+          <w:color w:val="000000"/>
+          <w:sz w:val="28"/>
+          <w:szCs w:val="28"/>
+          <w:lang w:eastAsia="ru-RU"/>
+        </w:rPr>
+        <w:t xml:space="preserve"> 113 = 990</w:t>
+      </w:r>
+      <w:r>
+        <w:rPr>
+          <w:rFonts w:ascii="Times New Roman" w:eastAsia="Times New Roman" w:hAnsi="Times New Roman" w:cs="Times New Roman"/>
+          <w:color w:val="000000"/>
+          <w:sz w:val="28"/>
+          <w:szCs w:val="28"/>
+          <w:lang w:eastAsia="ru-RU"/>
+        </w:rPr>
+        <w:br/>
+      </w:r>
+      <w:r>
+        <w:rPr>
+          <w:rFonts w:ascii="Times New Roman" w:eastAsia="Times New Roman" w:hAnsi="Times New Roman" w:cs="Times New Roman"/>
+          <w:color w:val="000000"/>
+          <w:sz w:val="28"/>
+          <w:szCs w:val="28"/>
+          <w:lang w:val="en-US" w:eastAsia="ru-RU"/>
+        </w:rPr>
+        <w:t>a</w:t>
+      </w:r>
+      <w:r>
+        <w:rPr>
+          <w:rFonts w:ascii="Times New Roman" w:eastAsia="Times New Roman" w:hAnsi="Times New Roman" w:cs="Times New Roman"/>
+          <w:color w:val="000000"/>
+          <w:sz w:val="28"/>
+          <w:szCs w:val="28"/>
+          <w:lang w:eastAsia="ru-RU"/>
+        </w:rPr>
+        <w:t xml:space="preserve"> – 97: 1103 </w:t>
+      </w:r>
+      <w:r>
+        <w:rPr>
+          <w:rFonts w:ascii="Times New Roman" w:eastAsia="Times New Roman" w:hAnsi="Times New Roman" w:cs="Times New Roman"/>
+          <w:color w:val="000000"/>
+          <w:sz w:val="28"/>
+          <w:szCs w:val="28"/>
+          <w:lang w:eastAsia="ru-RU"/>
+        </w:rPr>
+        <w:t>–</w:t>
+      </w:r>
+      <w:r>
+        <w:rPr>
+          <w:rFonts w:ascii="Times New Roman" w:eastAsia="Times New Roman" w:hAnsi="Times New Roman" w:cs="Times New Roman"/>
+          <w:color w:val="000000"/>
+          <w:sz w:val="28"/>
+          <w:szCs w:val="28"/>
+          <w:lang w:eastAsia="ru-RU"/>
+        </w:rPr>
+        <w:t xml:space="preserve"> 96 = 1006</w:t>
+      </w:r>
+      <w:r>
+        <w:rPr>
+          <w:rFonts w:ascii="Times New Roman" w:eastAsia="Times New Roman" w:hAnsi="Times New Roman" w:cs="Times New Roman"/>
+          <w:color w:val="000000"/>
+          <w:sz w:val="28"/>
+          <w:szCs w:val="28"/>
+          <w:lang w:eastAsia="ru-RU"/>
+        </w:rPr>
+        <w:br/>
+        <w:t xml:space="preserve">` – 96: 1103 </w:t>
+      </w:r>
+      <w:r>
+        <w:rPr>
+          <w:rFonts w:ascii="Times New Roman" w:eastAsia="Times New Roman" w:hAnsi="Times New Roman" w:cs="Times New Roman"/>
+          <w:color w:val="000000"/>
+          <w:sz w:val="28"/>
+          <w:szCs w:val="28"/>
+          <w:lang w:eastAsia="ru-RU"/>
+        </w:rPr>
+        <w:t>–</w:t>
+      </w:r>
+      <w:r>
+        <w:rPr>
+          <w:rFonts w:ascii="Times New Roman" w:eastAsia="Times New Roman" w:hAnsi="Times New Roman" w:cs="Times New Roman"/>
+          <w:color w:val="000000"/>
+          <w:sz w:val="28"/>
+          <w:szCs w:val="28"/>
+          <w:lang w:eastAsia="ru-RU"/>
+        </w:rPr>
+        <w:t xml:space="preserve"> 96 = 1007</w:t>
+      </w:r>
+      <w:r>
+        <w:rPr>
+          <w:rFonts w:ascii="Times New Roman" w:eastAsia="Times New Roman" w:hAnsi="Times New Roman" w:cs="Times New Roman"/>
+          <w:color w:val="000000"/>
+          <w:sz w:val="28"/>
+          <w:szCs w:val="28"/>
+          <w:lang w:eastAsia="ru-RU"/>
+        </w:rPr>
+        <w:br/>
+      </w:r>
+      <w:r>
+        <w:rPr>
+          <w:rFonts w:ascii="Times New Roman" w:eastAsia="Times New Roman" w:hAnsi="Times New Roman" w:cs="Times New Roman"/>
+          <w:color w:val="000000"/>
+          <w:sz w:val="28"/>
+          <w:szCs w:val="28"/>
+          <w:lang w:val="en-US" w:eastAsia="ru-RU"/>
+        </w:rPr>
+        <w:t>f</w:t>
+      </w:r>
+      <w:r>
+        <w:rPr>
+          <w:rFonts w:ascii="Times New Roman" w:eastAsia="Times New Roman" w:hAnsi="Times New Roman" w:cs="Times New Roman"/>
+          <w:color w:val="000000"/>
+          <w:sz w:val="28"/>
+          <w:szCs w:val="28"/>
+          <w:lang w:eastAsia="ru-RU"/>
+        </w:rPr>
+        <w:t xml:space="preserve"> – 102: 1103 </w:t>
+      </w:r>
+      <w:r>
+        <w:rPr>
+          <w:rFonts w:ascii="Times New Roman" w:eastAsia="Times New Roman" w:hAnsi="Times New Roman" w:cs="Times New Roman"/>
+          <w:color w:val="000000"/>
+          <w:sz w:val="28"/>
+          <w:szCs w:val="28"/>
+          <w:lang w:eastAsia="ru-RU"/>
+        </w:rPr>
+        <w:t>–</w:t>
+      </w:r>
+      <w:r>
+        <w:rPr>
+          <w:rFonts w:ascii="Times New Roman" w:eastAsia="Times New Roman" w:hAnsi="Times New Roman" w:cs="Times New Roman"/>
+          <w:color w:val="000000"/>
+          <w:sz w:val="28"/>
+          <w:szCs w:val="28"/>
+          <w:lang w:eastAsia="ru-RU"/>
+        </w:rPr>
+        <w:t xml:space="preserve"> 102 = 1001</w:t>
+      </w:r>
+    </w:p>
+    <w:p>
+      <w:pPr>
         <w:numPr>
           <w:ilvl w:val="1"/>
           <w:numId w:val="8"/>
@@ -6125,54 +7544,7 @@
           <w:szCs w:val="28"/>
           <w:lang w:eastAsia="ru-RU"/>
         </w:rPr>
-        <w:t>Количество этих столбцов соответствует количеству различных смещений в ключе: </w:t>
-      </w:r>
-      <w:r>
-        <w:rPr>
-          <w:rFonts w:ascii="Times New Roman" w:eastAsia="Times New Roman" w:hAnsi="Times New Roman" w:cs="Times New Roman"/>
-          <w:color w:val="000000"/>
-          <w:sz w:val="28"/>
-          <w:szCs w:val="28"/>
-          <w:lang w:eastAsia="ru-RU"/>
-        </w:rPr>
-        <w:t>6</w:t>
-      </w:r>
-    </w:p>
-    <w:p>
-      <w:pPr>
-        <w:numPr>
-          <w:ilvl w:val="1"/>
-          <w:numId w:val="8"/>
-        </w:numPr>
-        <w:spacing w:before="120" w:after="120" w:line="240" w:lineRule="auto"/>
-        <w:rPr>
-          <w:rFonts w:ascii="Times New Roman" w:eastAsia="Times New Roman" w:hAnsi="Times New Roman" w:cs="Times New Roman"/>
-          <w:color w:val="000000"/>
-          <w:sz w:val="28"/>
-          <w:szCs w:val="28"/>
-          <w:lang w:eastAsia="ru-RU"/>
-        </w:rPr>
-      </w:pPr>
-      <w:r>
-        <w:rPr>
-          <w:rFonts w:ascii="Times New Roman" w:eastAsia="Times New Roman" w:hAnsi="Times New Roman" w:cs="Times New Roman"/>
-          <w:color w:val="000000"/>
-          <w:sz w:val="28"/>
-          <w:szCs w:val="28"/>
-          <w:lang w:eastAsia="ru-RU"/>
-        </w:rPr>
-        <w:lastRenderedPageBreak/>
-        <w:t>Набор смещений: [</w:t>
-      </w:r>
-      <w:r>
-        <w:rPr>
-          <w:rFonts w:ascii="Times New Roman" w:eastAsia="Times New Roman" w:hAnsi="Times New Roman" w:cs="Times New Roman"/>
-          <w:color w:val="000000"/>
-          <w:sz w:val="28"/>
-          <w:szCs w:val="28"/>
-          <w:lang w:eastAsia="ru-RU"/>
-        </w:rPr>
-        <w:t>0</w:t>
+        <w:t>Набор смещений: </w:t>
       </w:r>
       <w:r>
         <w:rPr>
@@ -6182,57 +7554,7 @@
           <w:szCs w:val="28"/>
           <w:lang w:val="en-US" w:eastAsia="ru-RU"/>
         </w:rPr>
-        <w:t>,167</w:t>
-      </w:r>
-      <w:r>
-        <w:rPr>
-          <w:rFonts w:ascii="Times New Roman" w:eastAsia="Times New Roman" w:hAnsi="Times New Roman" w:cs="Times New Roman"/>
-          <w:color w:val="000000"/>
-          <w:sz w:val="28"/>
-          <w:szCs w:val="28"/>
-          <w:lang w:eastAsia="ru-RU"/>
-        </w:rPr>
-        <w:t>], [</w:t>
-      </w:r>
-      <w:r>
-        <w:rPr>
-          <w:rFonts w:ascii="Times New Roman" w:eastAsia="Times New Roman" w:hAnsi="Times New Roman" w:cs="Times New Roman"/>
-          <w:color w:val="000000"/>
-          <w:sz w:val="28"/>
-          <w:szCs w:val="28"/>
-          <w:lang w:val="en-US" w:eastAsia="ru-RU"/>
-        </w:rPr>
-        <w:t>0,278</w:t>
-      </w:r>
-      <w:r>
-        <w:rPr>
-          <w:rFonts w:ascii="Times New Roman" w:eastAsia="Times New Roman" w:hAnsi="Times New Roman" w:cs="Times New Roman"/>
-          <w:color w:val="000000"/>
-          <w:sz w:val="28"/>
-          <w:szCs w:val="28"/>
-          <w:lang w:eastAsia="ru-RU"/>
-        </w:rPr>
-        <w:t>], [</w:t>
-      </w:r>
-      <w:r>
-        <w:rPr>
-          <w:rFonts w:ascii="Times New Roman" w:eastAsia="Times New Roman" w:hAnsi="Times New Roman" w:cs="Times New Roman"/>
-          <w:color w:val="000000"/>
-          <w:sz w:val="28"/>
-          <w:szCs w:val="28"/>
-          <w:lang w:val="en-US" w:eastAsia="ru-RU"/>
-        </w:rPr>
-        <w:t>0,139</w:t>
-      </w:r>
-      <w:r>
-        <w:rPr>
-          <w:rFonts w:ascii="Times New Roman" w:eastAsia="Times New Roman" w:hAnsi="Times New Roman" w:cs="Times New Roman"/>
-          <w:color w:val="000000"/>
-          <w:sz w:val="28"/>
-          <w:szCs w:val="28"/>
-          <w:lang w:eastAsia="ru-RU"/>
-        </w:rPr>
-        <w:t>]</w:t>
+        <w:t>1033, 1007, 990, 1006, 1007, 1001</w:t>
       </w:r>
     </w:p>
     <w:p>
@@ -6607,6 +7929,7 @@
           <w:szCs w:val="28"/>
           <w:lang w:eastAsia="ru-RU"/>
         </w:rPr>
+        <w:lastRenderedPageBreak/>
         <w:t>Рисунок 34 - Окно ввода ключа фиксированной длины</w:t>
       </w:r>
     </w:p>
@@ -6734,7 +8057,6 @@
           <w:szCs w:val="28"/>
           <w:lang w:eastAsia="ru-RU"/>
         </w:rPr>
-        <w:lastRenderedPageBreak/>
         <w:t>Просмотрены гистограммы.</w:t>
       </w:r>
     </w:p>
@@ -7029,6 +8351,7 @@
           <w:szCs w:val="28"/>
           <w:lang w:eastAsia="ru-RU"/>
         </w:rPr>
+        <w:lastRenderedPageBreak/>
         <w:t>Рисунок 38 - Окно дешифрования с вводом ключа</w:t>
       </w:r>
       <w:r>
@@ -7137,7 +8460,7 @@
       <w:pPr>
         <w:numPr>
           <w:ilvl w:val="0"/>
-          <w:numId w:val="9"/>
+          <w:numId w:val="10"/>
         </w:numPr>
         <w:spacing w:before="120" w:after="120" w:line="240" w:lineRule="auto"/>
         <w:rPr>
@@ -7151,6 +8474,901 @@
       <w:r>
         <w:rPr>
           <w:rFonts w:ascii="Times New Roman" w:eastAsia="Times New Roman" w:hAnsi="Times New Roman" w:cs="Times New Roman"/>
+          <w:color w:val="000000"/>
+          <w:sz w:val="28"/>
+          <w:szCs w:val="28"/>
+          <w:lang w:eastAsia="ru-RU"/>
+        </w:rPr>
+        <w:t>Проведена проверка работы алгоритма на примере одного символа.</w:t>
+      </w:r>
+    </w:p>
+    <w:p>
+      <w:pPr>
+        <w:spacing w:before="120" w:after="120" w:line="240" w:lineRule="auto"/>
+        <w:ind w:left="720"/>
+        <w:rPr>
+          <w:rFonts w:ascii="Times New Roman" w:eastAsia="Times New Roman" w:hAnsi="Times New Roman" w:cs="Times New Roman"/>
+          <w:i/>
+          <w:color w:val="000000"/>
+          <w:sz w:val="28"/>
+          <w:szCs w:val="28"/>
+          <w:lang w:eastAsia="ru-RU"/>
+        </w:rPr>
+      </w:pPr>
+      <m:oMathPara>
+        <m:oMath>
+          <m:sSub>
+            <m:sSubPr>
+              <m:ctrlPr>
+                <w:rPr>
+                  <w:rFonts w:ascii="Cambria Math" w:eastAsia="Times New Roman" w:hAnsi="Cambria Math" w:cs="Times New Roman"/>
+                  <w:i/>
+                  <w:color w:val="000000"/>
+                  <w:sz w:val="28"/>
+                  <w:szCs w:val="28"/>
+                  <w:lang w:eastAsia="ru-RU"/>
+                </w:rPr>
+              </m:ctrlPr>
+            </m:sSubPr>
+            <m:e>
+              <m:r>
+                <w:rPr>
+                  <w:rFonts w:ascii="Cambria Math" w:eastAsia="Times New Roman" w:hAnsi="Cambria Math" w:cs="Times New Roman"/>
+                  <w:color w:val="000000"/>
+                  <w:sz w:val="28"/>
+                  <w:szCs w:val="28"/>
+                  <w:lang w:eastAsia="ru-RU"/>
+                </w:rPr>
+                <m:t>Т</m:t>
+              </m:r>
+            </m:e>
+            <m:sub>
+              <m:r>
+                <w:rPr>
+                  <w:rFonts w:ascii="Cambria Math" w:eastAsia="Times New Roman" w:hAnsi="Cambria Math" w:cs="Times New Roman"/>
+                  <w:color w:val="000000"/>
+                  <w:sz w:val="28"/>
+                  <w:szCs w:val="28"/>
+                  <w:lang w:eastAsia="ru-RU"/>
+                </w:rPr>
+                <m:t>ш</m:t>
+              </m:r>
+            </m:sub>
+          </m:sSub>
+          <m:r>
+            <w:rPr>
+              <w:rFonts w:ascii="Cambria Math" w:eastAsia="Times New Roman" w:hAnsi="Cambria Math" w:cs="Times New Roman"/>
+              <w:color w:val="000000"/>
+              <w:sz w:val="28"/>
+              <w:szCs w:val="28"/>
+              <w:lang w:eastAsia="ru-RU"/>
+            </w:rPr>
+            <m:t>=</m:t>
+          </m:r>
+          <m:d>
+            <m:dPr>
+              <m:ctrlPr>
+                <w:rPr>
+                  <w:rFonts w:ascii="Cambria Math" w:eastAsia="Times New Roman" w:hAnsi="Cambria Math" w:cs="Times New Roman"/>
+                  <w:i/>
+                  <w:color w:val="000000"/>
+                  <w:sz w:val="28"/>
+                  <w:szCs w:val="28"/>
+                  <w:lang w:eastAsia="ru-RU"/>
+                </w:rPr>
+              </m:ctrlPr>
+            </m:dPr>
+            <m:e>
+              <m:d>
+                <m:dPr>
+                  <m:begChr m:val="["/>
+                  <m:endChr m:val="]"/>
+                  <m:ctrlPr>
+                    <w:rPr>
+                      <w:rFonts w:ascii="Cambria Math" w:eastAsia="Times New Roman" w:hAnsi="Cambria Math" w:cs="Times New Roman"/>
+                      <w:i/>
+                      <w:color w:val="000000"/>
+                      <w:sz w:val="28"/>
+                      <w:szCs w:val="28"/>
+                      <w:lang w:eastAsia="ru-RU"/>
+                    </w:rPr>
+                  </m:ctrlPr>
+                </m:dPr>
+                <m:e>
+                  <m:r>
+                    <w:rPr>
+                      <w:rFonts w:ascii="Cambria Math" w:eastAsia="Times New Roman" w:hAnsi="Cambria Math" w:cs="Times New Roman"/>
+                      <w:color w:val="000000"/>
+                      <w:sz w:val="28"/>
+                      <w:szCs w:val="28"/>
+                      <w:lang w:eastAsia="ru-RU"/>
+                    </w:rPr>
+                    <m:t>З</m:t>
+                  </m:r>
+                </m:e>
+              </m:d>
+              <m:r>
+                <w:rPr>
+                  <w:rFonts w:ascii="Cambria Math" w:eastAsia="Times New Roman" w:hAnsi="Cambria Math" w:cs="Times New Roman"/>
+                  <w:color w:val="000000"/>
+                  <w:sz w:val="28"/>
+                  <w:szCs w:val="28"/>
+                  <w:lang w:eastAsia="ru-RU"/>
+                </w:rPr>
+                <m:t> </m:t>
+              </m:r>
+              <m:d>
+                <m:dPr>
+                  <m:ctrlPr>
+                    <w:rPr>
+                      <w:rFonts w:ascii="Cambria Math" w:eastAsia="Times New Roman" w:hAnsi="Cambria Math" w:cs="Times New Roman"/>
+                      <w:i/>
+                      <w:color w:val="000000"/>
+                      <w:sz w:val="28"/>
+                      <w:szCs w:val="28"/>
+                      <w:lang w:eastAsia="ru-RU"/>
+                    </w:rPr>
+                  </m:ctrlPr>
+                </m:dPr>
+                <m:e>
+                  <m:r>
+                    <w:rPr>
+                      <w:rFonts w:ascii="Cambria Math" w:eastAsia="Times New Roman" w:hAnsi="Cambria Math" w:cs="Times New Roman"/>
+                      <w:color w:val="000000"/>
+                      <w:sz w:val="28"/>
+                      <w:szCs w:val="28"/>
+                      <w:lang w:eastAsia="ru-RU"/>
+                    </w:rPr>
+                    <m:t xml:space="preserve">код </m:t>
+                  </m:r>
+                  <m:r>
+                    <w:rPr>
+                      <w:rFonts w:ascii="Cambria Math" w:eastAsia="Times New Roman" w:hAnsi="Cambria Math" w:cs="Times New Roman"/>
+                      <w:color w:val="000000"/>
+                      <w:sz w:val="28"/>
+                      <w:szCs w:val="28"/>
+                      <w:lang w:val="en-US" w:eastAsia="ru-RU"/>
+                    </w:rPr>
+                    <m:t>ASCII</m:t>
+                  </m:r>
+                  <m:r>
+                    <w:rPr>
+                      <w:rFonts w:ascii="Cambria Math" w:eastAsia="Times New Roman" w:hAnsi="Cambria Math" w:cs="Times New Roman"/>
+                      <w:color w:val="000000"/>
+                      <w:sz w:val="28"/>
+                      <w:szCs w:val="28"/>
+                      <w:lang w:eastAsia="ru-RU"/>
+                    </w:rPr>
+                    <m:t>:1</m:t>
+                  </m:r>
+                  <m:r>
+                    <w:rPr>
+                      <w:rFonts w:ascii="Cambria Math" w:eastAsia="Times New Roman" w:hAnsi="Cambria Math" w:cs="Times New Roman"/>
+                      <w:color w:val="000000"/>
+                      <w:sz w:val="28"/>
+                      <w:szCs w:val="28"/>
+                      <w:lang w:val="en-US" w:eastAsia="ru-RU"/>
+                    </w:rPr>
+                    <m:t>99</m:t>
+                  </m:r>
+                </m:e>
+              </m:d>
+              <m:r>
+                <w:rPr>
+                  <w:rFonts w:ascii="Cambria Math" w:eastAsia="Times New Roman" w:hAnsi="Cambria Math" w:cs="Times New Roman"/>
+                  <w:color w:val="000000"/>
+                  <w:sz w:val="28"/>
+                  <w:szCs w:val="28"/>
+                  <w:lang w:eastAsia="ru-RU"/>
+                </w:rPr>
+                <m:t xml:space="preserve">+ </m:t>
+              </m:r>
+              <m:d>
+                <m:dPr>
+                  <m:begChr m:val="["/>
+                  <m:endChr m:val="]"/>
+                  <m:ctrlPr>
+                    <w:rPr>
+                      <w:rFonts w:ascii="Cambria Math" w:eastAsia="Times New Roman" w:hAnsi="Cambria Math" w:cs="Times New Roman"/>
+                      <w:i/>
+                      <w:color w:val="000000"/>
+                      <w:sz w:val="28"/>
+                      <w:szCs w:val="28"/>
+                      <w:lang w:eastAsia="ru-RU"/>
+                    </w:rPr>
+                  </m:ctrlPr>
+                </m:dPr>
+                <m:e>
+                  <m:r>
+                    <w:rPr>
+                      <w:rFonts w:ascii="Cambria Math" w:eastAsia="Times New Roman" w:hAnsi="Cambria Math" w:cs="Times New Roman"/>
+                      <w:color w:val="000000"/>
+                      <w:sz w:val="28"/>
+                      <w:szCs w:val="28"/>
+                      <w:lang w:eastAsia="ru-RU"/>
+                    </w:rPr>
+                    <m:t>в</m:t>
+                  </m:r>
+                </m:e>
+              </m:d>
+              <m:r>
+                <w:rPr>
+                  <w:rFonts w:ascii="Cambria Math" w:eastAsia="Times New Roman" w:hAnsi="Cambria Math" w:cs="Times New Roman"/>
+                  <w:color w:val="000000"/>
+                  <w:sz w:val="28"/>
+                  <w:szCs w:val="28"/>
+                  <w:lang w:eastAsia="ru-RU"/>
+                </w:rPr>
+                <m:t> </m:t>
+              </m:r>
+              <m:d>
+                <m:dPr>
+                  <m:ctrlPr>
+                    <w:rPr>
+                      <w:rFonts w:ascii="Cambria Math" w:eastAsia="Times New Roman" w:hAnsi="Cambria Math" w:cs="Times New Roman"/>
+                      <w:i/>
+                      <w:color w:val="000000"/>
+                      <w:sz w:val="28"/>
+                      <w:szCs w:val="28"/>
+                      <w:lang w:eastAsia="ru-RU"/>
+                    </w:rPr>
+                  </m:ctrlPr>
+                </m:dPr>
+                <m:e>
+                  <m:r>
+                    <w:rPr>
+                      <w:rFonts w:ascii="Cambria Math" w:eastAsia="Times New Roman" w:hAnsi="Cambria Math" w:cs="Times New Roman"/>
+                      <w:color w:val="000000"/>
+                      <w:sz w:val="28"/>
+                      <w:szCs w:val="28"/>
+                      <w:lang w:eastAsia="ru-RU"/>
+                    </w:rPr>
+                    <m:t>код A</m:t>
+                  </m:r>
+                  <m:r>
+                    <w:rPr>
+                      <w:rFonts w:ascii="Cambria Math" w:eastAsia="Times New Roman" w:hAnsi="Cambria Math" w:cs="Times New Roman"/>
+                      <w:color w:val="000000"/>
+                      <w:sz w:val="28"/>
+                      <w:szCs w:val="28"/>
+                      <w:lang w:val="en-US" w:eastAsia="ru-RU"/>
+                    </w:rPr>
+                    <m:t>SCII</m:t>
+                  </m:r>
+                  <m:r>
+                    <w:rPr>
+                      <w:rFonts w:ascii="Cambria Math" w:eastAsia="Times New Roman" w:hAnsi="Cambria Math" w:cs="Times New Roman"/>
+                      <w:color w:val="000000"/>
+                      <w:sz w:val="28"/>
+                      <w:szCs w:val="28"/>
+                      <w:lang w:eastAsia="ru-RU"/>
+                    </w:rPr>
+                    <m:t>:2</m:t>
+                  </m:r>
+                  <m:r>
+                    <w:rPr>
+                      <w:rFonts w:ascii="Cambria Math" w:eastAsia="Times New Roman" w:hAnsi="Cambria Math" w:cs="Times New Roman"/>
+                      <w:color w:val="000000"/>
+                      <w:sz w:val="28"/>
+                      <w:szCs w:val="28"/>
+                      <w:lang w:val="en-US" w:eastAsia="ru-RU"/>
+                    </w:rPr>
+                    <m:t>2</m:t>
+                  </m:r>
+                  <m:r>
+                    <w:rPr>
+                      <w:rFonts w:ascii="Cambria Math" w:eastAsia="Times New Roman" w:hAnsi="Cambria Math" w:cs="Times New Roman"/>
+                      <w:color w:val="000000"/>
+                      <w:sz w:val="28"/>
+                      <w:szCs w:val="28"/>
+                      <w:lang w:eastAsia="ru-RU"/>
+                    </w:rPr>
+                    <m:t>6</m:t>
+                  </m:r>
+                </m:e>
+              </m:d>
+            </m:e>
+          </m:d>
+          <m:r>
+            <w:rPr>
+              <w:rFonts w:ascii="Cambria Math" w:eastAsia="Times New Roman" w:hAnsi="Cambria Math" w:cs="Times New Roman"/>
+              <w:color w:val="000000"/>
+              <w:sz w:val="28"/>
+              <w:szCs w:val="28"/>
+              <w:lang w:val="en-US" w:eastAsia="ru-RU"/>
+            </w:rPr>
+            <m:t xml:space="preserve"> mod 256</m:t>
+          </m:r>
+          <m:r>
+            <w:rPr>
+              <w:rFonts w:ascii="Cambria Math" w:eastAsia="Times New Roman" w:hAnsi="Cambria Math" w:cs="Times New Roman"/>
+              <w:color w:val="000000"/>
+              <w:sz w:val="28"/>
+              <w:szCs w:val="28"/>
+              <w:lang w:eastAsia="ru-RU"/>
+            </w:rPr>
+            <m:t xml:space="preserve"> = 425 </m:t>
+          </m:r>
+          <m:r>
+            <w:rPr>
+              <w:rFonts w:ascii="Cambria Math" w:eastAsia="Times New Roman" w:hAnsi="Cambria Math" w:cs="Times New Roman"/>
+              <w:color w:val="000000"/>
+              <w:sz w:val="28"/>
+              <w:szCs w:val="28"/>
+              <w:lang w:val="en-US" w:eastAsia="ru-RU"/>
+            </w:rPr>
+            <m:t>mod 256</m:t>
+          </m:r>
+          <m:r>
+            <w:rPr>
+              <w:rFonts w:ascii="Cambria Math" w:eastAsia="Times New Roman" w:hAnsi="Cambria Math" w:cs="Times New Roman"/>
+              <w:color w:val="000000"/>
+              <w:sz w:val="28"/>
+              <w:szCs w:val="28"/>
+              <w:lang w:eastAsia="ru-RU"/>
+            </w:rPr>
+            <m:t>=</m:t>
+          </m:r>
+          <m:d>
+            <m:dPr>
+              <m:begChr m:val="["/>
+              <m:endChr m:val="]"/>
+              <m:ctrlPr>
+                <w:rPr>
+                  <w:rFonts w:ascii="Cambria Math" w:eastAsia="Times New Roman" w:hAnsi="Cambria Math" w:cs="Times New Roman"/>
+                  <w:i/>
+                  <w:color w:val="000000"/>
+                  <w:sz w:val="28"/>
+                  <w:szCs w:val="28"/>
+                  <w:lang w:val="en-US" w:eastAsia="ru-RU"/>
+                </w:rPr>
+              </m:ctrlPr>
+            </m:dPr>
+            <m:e>
+              <m:r>
+                <w:rPr>
+                  <w:rFonts w:ascii="Cambria Math" w:eastAsia="Times New Roman" w:hAnsi="Cambria Math" w:cs="Times New Roman"/>
+                  <w:color w:val="000000"/>
+                  <w:sz w:val="28"/>
+                  <w:szCs w:val="28"/>
+                  <w:lang w:eastAsia="ru-RU"/>
+                </w:rPr>
+                <m:t>©</m:t>
+              </m:r>
+            </m:e>
+          </m:d>
+          <m:r>
+            <w:rPr>
+              <w:rFonts w:ascii="Cambria Math" w:eastAsia="Times New Roman" w:hAnsi="Cambria Math" w:cs="Times New Roman"/>
+              <w:color w:val="000000"/>
+              <w:sz w:val="28"/>
+              <w:szCs w:val="28"/>
+              <w:lang w:val="en-US" w:eastAsia="ru-RU"/>
+            </w:rPr>
+            <m:t xml:space="preserve"> (</m:t>
+          </m:r>
+          <m:r>
+            <w:rPr>
+              <w:rFonts w:ascii="Cambria Math" w:eastAsia="Times New Roman" w:hAnsi="Cambria Math" w:cs="Times New Roman"/>
+              <w:color w:val="000000"/>
+              <w:sz w:val="28"/>
+              <w:szCs w:val="28"/>
+              <w:lang w:eastAsia="ru-RU"/>
+            </w:rPr>
+            <m:t xml:space="preserve">код </m:t>
+          </m:r>
+          <m:r>
+            <w:rPr>
+              <w:rFonts w:ascii="Cambria Math" w:eastAsia="Times New Roman" w:hAnsi="Cambria Math" w:cs="Times New Roman"/>
+              <w:color w:val="000000"/>
+              <w:sz w:val="28"/>
+              <w:szCs w:val="28"/>
+              <w:lang w:val="en-US" w:eastAsia="ru-RU"/>
+            </w:rPr>
+            <m:t>ASCII: 1</m:t>
+          </m:r>
+          <m:r>
+            <w:rPr>
+              <w:rFonts w:ascii="Cambria Math" w:eastAsia="Times New Roman" w:hAnsi="Cambria Math" w:cs="Times New Roman"/>
+              <w:color w:val="000000"/>
+              <w:sz w:val="28"/>
+              <w:szCs w:val="28"/>
+              <w:lang w:eastAsia="ru-RU"/>
+            </w:rPr>
+            <m:t>69</m:t>
+          </m:r>
+          <m:r>
+            <w:rPr>
+              <w:rFonts w:ascii="Cambria Math" w:eastAsia="Times New Roman" w:hAnsi="Cambria Math" w:cs="Times New Roman"/>
+              <w:color w:val="000000"/>
+              <w:sz w:val="28"/>
+              <w:szCs w:val="28"/>
+              <w:lang w:val="en-US" w:eastAsia="ru-RU"/>
+            </w:rPr>
+            <m:t>)</m:t>
+          </m:r>
+        </m:oMath>
+      </m:oMathPara>
+    </w:p>
+    <w:p>
+      <w:pPr>
+        <w:spacing w:before="120" w:after="120" w:line="240" w:lineRule="auto"/>
+        <w:ind w:left="720"/>
+        <w:rPr>
+          <w:rFonts w:ascii="Times New Roman" w:eastAsia="Times New Roman" w:hAnsi="Times New Roman" w:cs="Times New Roman"/>
+          <w:i/>
+          <w:color w:val="000000"/>
+          <w:sz w:val="28"/>
+          <w:szCs w:val="28"/>
+          <w:lang w:eastAsia="ru-RU"/>
+        </w:rPr>
+      </w:pPr>
+      <m:oMathPara>
+        <m:oMath>
+          <m:sSub>
+            <m:sSubPr>
+              <m:ctrlPr>
+                <w:rPr>
+                  <w:rFonts w:ascii="Cambria Math" w:eastAsia="Times New Roman" w:hAnsi="Cambria Math" w:cs="Times New Roman"/>
+                  <w:i/>
+                  <w:color w:val="000000"/>
+                  <w:sz w:val="28"/>
+                  <w:szCs w:val="28"/>
+                  <w:lang w:eastAsia="ru-RU"/>
+                </w:rPr>
+              </m:ctrlPr>
+            </m:sSubPr>
+            <m:e>
+              <m:r>
+                <w:rPr>
+                  <w:rFonts w:ascii="Cambria Math" w:eastAsia="Times New Roman" w:hAnsi="Cambria Math" w:cs="Times New Roman"/>
+                  <w:color w:val="000000"/>
+                  <w:sz w:val="28"/>
+                  <w:szCs w:val="28"/>
+                  <w:lang w:eastAsia="ru-RU"/>
+                </w:rPr>
+                <m:t>Т</m:t>
+              </m:r>
+            </m:e>
+            <m:sub>
+              <m:r>
+                <w:rPr>
+                  <w:rFonts w:ascii="Cambria Math" w:eastAsia="Times New Roman" w:hAnsi="Cambria Math" w:cs="Times New Roman"/>
+                  <w:color w:val="000000"/>
+                  <w:sz w:val="28"/>
+                  <w:szCs w:val="28"/>
+                  <w:lang w:eastAsia="ru-RU"/>
+                </w:rPr>
+                <m:t>ш</m:t>
+              </m:r>
+            </m:sub>
+          </m:sSub>
+          <m:r>
+            <w:rPr>
+              <w:rFonts w:ascii="Cambria Math" w:eastAsia="Times New Roman" w:hAnsi="Cambria Math" w:cs="Times New Roman"/>
+              <w:color w:val="000000"/>
+              <w:sz w:val="28"/>
+              <w:szCs w:val="28"/>
+              <w:lang w:eastAsia="ru-RU"/>
+            </w:rPr>
+            <m:t>=</m:t>
+          </m:r>
+          <m:d>
+            <m:dPr>
+              <m:ctrlPr>
+                <w:rPr>
+                  <w:rFonts w:ascii="Cambria Math" w:eastAsia="Times New Roman" w:hAnsi="Cambria Math" w:cs="Times New Roman"/>
+                  <w:i/>
+                  <w:color w:val="000000"/>
+                  <w:sz w:val="28"/>
+                  <w:szCs w:val="28"/>
+                  <w:lang w:eastAsia="ru-RU"/>
+                </w:rPr>
+              </m:ctrlPr>
+            </m:dPr>
+            <m:e>
+              <m:d>
+                <m:dPr>
+                  <m:begChr m:val="["/>
+                  <m:endChr m:val="]"/>
+                  <m:ctrlPr>
+                    <w:rPr>
+                      <w:rFonts w:ascii="Cambria Math" w:eastAsia="Times New Roman" w:hAnsi="Cambria Math" w:cs="Times New Roman"/>
+                      <w:i/>
+                      <w:color w:val="000000"/>
+                      <w:sz w:val="28"/>
+                      <w:szCs w:val="28"/>
+                      <w:lang w:eastAsia="ru-RU"/>
+                    </w:rPr>
+                  </m:ctrlPr>
+                </m:dPr>
+                <m:e>
+                  <m:r>
+                    <w:rPr>
+                      <w:rFonts w:ascii="Cambria Math" w:eastAsia="Times New Roman" w:hAnsi="Cambria Math" w:cs="Times New Roman"/>
+                      <w:color w:val="000000"/>
+                      <w:sz w:val="28"/>
+                      <w:szCs w:val="28"/>
+                      <w:lang w:eastAsia="ru-RU"/>
+                    </w:rPr>
+                    <m:t>н</m:t>
+                  </m:r>
+                </m:e>
+              </m:d>
+              <m:r>
+                <w:rPr>
+                  <w:rFonts w:ascii="Cambria Math" w:eastAsia="Times New Roman" w:hAnsi="Cambria Math" w:cs="Times New Roman"/>
+                  <w:color w:val="000000"/>
+                  <w:sz w:val="28"/>
+                  <w:szCs w:val="28"/>
+                  <w:lang w:eastAsia="ru-RU"/>
+                </w:rPr>
+                <m:t> </m:t>
+              </m:r>
+              <m:d>
+                <m:dPr>
+                  <m:ctrlPr>
+                    <w:rPr>
+                      <w:rFonts w:ascii="Cambria Math" w:eastAsia="Times New Roman" w:hAnsi="Cambria Math" w:cs="Times New Roman"/>
+                      <w:i/>
+                      <w:color w:val="000000"/>
+                      <w:sz w:val="28"/>
+                      <w:szCs w:val="28"/>
+                      <w:lang w:eastAsia="ru-RU"/>
+                    </w:rPr>
+                  </m:ctrlPr>
+                </m:dPr>
+                <m:e>
+                  <m:r>
+                    <w:rPr>
+                      <w:rFonts w:ascii="Cambria Math" w:eastAsia="Times New Roman" w:hAnsi="Cambria Math" w:cs="Times New Roman"/>
+                      <w:color w:val="000000"/>
+                      <w:sz w:val="28"/>
+                      <w:szCs w:val="28"/>
+                      <w:lang w:eastAsia="ru-RU"/>
+                    </w:rPr>
+                    <m:t xml:space="preserve">код </m:t>
+                  </m:r>
+                  <m:r>
+                    <w:rPr>
+                      <w:rFonts w:ascii="Cambria Math" w:eastAsia="Times New Roman" w:hAnsi="Cambria Math" w:cs="Times New Roman"/>
+                      <w:color w:val="000000"/>
+                      <w:sz w:val="28"/>
+                      <w:szCs w:val="28"/>
+                      <w:lang w:val="en-US" w:eastAsia="ru-RU"/>
+                    </w:rPr>
+                    <m:t>ASCII</m:t>
+                  </m:r>
+                  <m:r>
+                    <w:rPr>
+                      <w:rFonts w:ascii="Cambria Math" w:eastAsia="Times New Roman" w:hAnsi="Cambria Math" w:cs="Times New Roman"/>
+                      <w:color w:val="000000"/>
+                      <w:sz w:val="28"/>
+                      <w:szCs w:val="28"/>
+                      <w:lang w:eastAsia="ru-RU"/>
+                    </w:rPr>
+                    <m:t>:</m:t>
+                  </m:r>
+                  <m:r>
+                    <w:rPr>
+                      <w:rFonts w:ascii="Cambria Math" w:eastAsia="Times New Roman" w:hAnsi="Cambria Math" w:cs="Times New Roman"/>
+                      <w:color w:val="000000"/>
+                      <w:sz w:val="28"/>
+                      <w:szCs w:val="28"/>
+                      <w:lang w:eastAsia="ru-RU"/>
+                    </w:rPr>
+                    <m:t>237</m:t>
+                  </m:r>
+                  <m:r>
+                    <w:rPr>
+                      <w:rFonts w:ascii="Cambria Math" w:eastAsia="Times New Roman" w:hAnsi="Cambria Math" w:cs="Times New Roman"/>
+                      <w:color w:val="000000"/>
+                      <w:sz w:val="28"/>
+                      <w:szCs w:val="28"/>
+                      <w:lang w:eastAsia="ru-RU"/>
+                    </w:rPr>
+                    <m:t> </m:t>
+                  </m:r>
+                </m:e>
+              </m:d>
+              <m:r>
+                <w:rPr>
+                  <w:rFonts w:ascii="Cambria Math" w:eastAsia="Times New Roman" w:hAnsi="Cambria Math" w:cs="Times New Roman"/>
+                  <w:color w:val="000000"/>
+                  <w:sz w:val="28"/>
+                  <w:szCs w:val="28"/>
+                  <w:lang w:eastAsia="ru-RU"/>
+                </w:rPr>
+                <m:t xml:space="preserve">+ </m:t>
+              </m:r>
+              <m:d>
+                <m:dPr>
+                  <m:begChr m:val="["/>
+                  <m:endChr m:val="]"/>
+                  <m:ctrlPr>
+                    <w:rPr>
+                      <w:rFonts w:ascii="Cambria Math" w:eastAsia="Times New Roman" w:hAnsi="Cambria Math" w:cs="Times New Roman"/>
+                      <w:i/>
+                      <w:color w:val="000000"/>
+                      <w:sz w:val="28"/>
+                      <w:szCs w:val="28"/>
+                      <w:lang w:eastAsia="ru-RU"/>
+                    </w:rPr>
+                  </m:ctrlPr>
+                </m:dPr>
+                <m:e>
+                  <m:r>
+                    <w:rPr>
+                      <w:rFonts w:ascii="Cambria Math" w:eastAsia="Times New Roman" w:hAnsi="Cambria Math" w:cs="Times New Roman"/>
+                      <w:color w:val="000000"/>
+                      <w:sz w:val="28"/>
+                      <w:szCs w:val="28"/>
+                      <w:lang w:eastAsia="ru-RU"/>
+                    </w:rPr>
+                    <m:t>а</m:t>
+                  </m:r>
+                </m:e>
+              </m:d>
+              <m:r>
+                <w:rPr>
+                  <w:rFonts w:ascii="Cambria Math" w:eastAsia="Times New Roman" w:hAnsi="Cambria Math" w:cs="Times New Roman"/>
+                  <w:color w:val="000000"/>
+                  <w:sz w:val="28"/>
+                  <w:szCs w:val="28"/>
+                  <w:lang w:eastAsia="ru-RU"/>
+                </w:rPr>
+                <m:t> </m:t>
+              </m:r>
+              <m:d>
+                <m:dPr>
+                  <m:ctrlPr>
+                    <w:rPr>
+                      <w:rFonts w:ascii="Cambria Math" w:eastAsia="Times New Roman" w:hAnsi="Cambria Math" w:cs="Times New Roman"/>
+                      <w:i/>
+                      <w:color w:val="000000"/>
+                      <w:sz w:val="28"/>
+                      <w:szCs w:val="28"/>
+                      <w:lang w:eastAsia="ru-RU"/>
+                    </w:rPr>
+                  </m:ctrlPr>
+                </m:dPr>
+                <m:e>
+                  <m:r>
+                    <w:rPr>
+                      <w:rFonts w:ascii="Cambria Math" w:eastAsia="Times New Roman" w:hAnsi="Cambria Math" w:cs="Times New Roman"/>
+                      <w:color w:val="000000"/>
+                      <w:sz w:val="28"/>
+                      <w:szCs w:val="28"/>
+                      <w:lang w:eastAsia="ru-RU"/>
+                    </w:rPr>
+                    <m:t>код A</m:t>
+                  </m:r>
+                  <m:r>
+                    <w:rPr>
+                      <w:rFonts w:ascii="Cambria Math" w:eastAsia="Times New Roman" w:hAnsi="Cambria Math" w:cs="Times New Roman"/>
+                      <w:color w:val="000000"/>
+                      <w:sz w:val="28"/>
+                      <w:szCs w:val="28"/>
+                      <w:lang w:val="en-US" w:eastAsia="ru-RU"/>
+                    </w:rPr>
+                    <m:t>SCII</m:t>
+                  </m:r>
+                  <m:r>
+                    <w:rPr>
+                      <w:rFonts w:ascii="Cambria Math" w:eastAsia="Times New Roman" w:hAnsi="Cambria Math" w:cs="Times New Roman"/>
+                      <w:color w:val="000000"/>
+                      <w:sz w:val="28"/>
+                      <w:szCs w:val="28"/>
+                      <w:lang w:eastAsia="ru-RU"/>
+                    </w:rPr>
+                    <m:t>:2</m:t>
+                  </m:r>
+                  <m:r>
+                    <w:rPr>
+                      <w:rFonts w:ascii="Cambria Math" w:eastAsia="Times New Roman" w:hAnsi="Cambria Math" w:cs="Times New Roman"/>
+                      <w:color w:val="000000"/>
+                      <w:sz w:val="28"/>
+                      <w:szCs w:val="28"/>
+                      <w:lang w:val="en-US" w:eastAsia="ru-RU"/>
+                    </w:rPr>
+                    <m:t>2</m:t>
+                  </m:r>
+                  <m:r>
+                    <w:rPr>
+                      <w:rFonts w:ascii="Cambria Math" w:eastAsia="Times New Roman" w:hAnsi="Cambria Math" w:cs="Times New Roman"/>
+                      <w:color w:val="000000"/>
+                      <w:sz w:val="28"/>
+                      <w:szCs w:val="28"/>
+                      <w:lang w:eastAsia="ru-RU"/>
+                    </w:rPr>
+                    <m:t>4</m:t>
+                  </m:r>
+                </m:e>
+              </m:d>
+            </m:e>
+          </m:d>
+          <m:r>
+            <w:rPr>
+              <w:rFonts w:ascii="Cambria Math" w:eastAsia="Times New Roman" w:hAnsi="Cambria Math" w:cs="Times New Roman"/>
+              <w:color w:val="000000"/>
+              <w:sz w:val="28"/>
+              <w:szCs w:val="28"/>
+              <w:lang w:val="en-US" w:eastAsia="ru-RU"/>
+            </w:rPr>
+            <m:t xml:space="preserve"> mod 256</m:t>
+          </m:r>
+          <m:r>
+            <w:rPr>
+              <w:rFonts w:ascii="Cambria Math" w:eastAsia="Times New Roman" w:hAnsi="Cambria Math" w:cs="Times New Roman"/>
+              <w:color w:val="000000"/>
+              <w:sz w:val="28"/>
+              <w:szCs w:val="28"/>
+              <w:lang w:eastAsia="ru-RU"/>
+            </w:rPr>
+            <m:t xml:space="preserve"> = </m:t>
+          </m:r>
+          <m:r>
+            <w:rPr>
+              <w:rFonts w:ascii="Cambria Math" w:eastAsia="Times New Roman" w:hAnsi="Cambria Math" w:cs="Times New Roman"/>
+              <w:color w:val="000000"/>
+              <w:sz w:val="28"/>
+              <w:szCs w:val="28"/>
+              <w:lang w:eastAsia="ru-RU"/>
+            </w:rPr>
+            <m:t>461</m:t>
+          </m:r>
+          <m:r>
+            <w:rPr>
+              <w:rFonts w:ascii="Cambria Math" w:eastAsia="Times New Roman" w:hAnsi="Cambria Math" w:cs="Times New Roman"/>
+              <w:color w:val="000000"/>
+              <w:sz w:val="28"/>
+              <w:szCs w:val="28"/>
+              <w:lang w:eastAsia="ru-RU"/>
+            </w:rPr>
+            <m:t xml:space="preserve"> </m:t>
+          </m:r>
+          <m:r>
+            <w:rPr>
+              <w:rFonts w:ascii="Cambria Math" w:eastAsia="Times New Roman" w:hAnsi="Cambria Math" w:cs="Times New Roman"/>
+              <w:color w:val="000000"/>
+              <w:sz w:val="28"/>
+              <w:szCs w:val="28"/>
+              <w:lang w:val="en-US" w:eastAsia="ru-RU"/>
+            </w:rPr>
+            <m:t>mod 256</m:t>
+          </m:r>
+          <m:r>
+            <w:rPr>
+              <w:rFonts w:ascii="Cambria Math" w:eastAsia="Times New Roman" w:hAnsi="Cambria Math" w:cs="Times New Roman"/>
+              <w:color w:val="000000"/>
+              <w:sz w:val="28"/>
+              <w:szCs w:val="28"/>
+              <w:lang w:eastAsia="ru-RU"/>
+            </w:rPr>
+            <m:t>=</m:t>
+          </m:r>
+          <m:d>
+            <m:dPr>
+              <m:begChr m:val="["/>
+              <m:endChr m:val="]"/>
+              <m:ctrlPr>
+                <w:rPr>
+                  <w:rFonts w:ascii="Cambria Math" w:eastAsia="Times New Roman" w:hAnsi="Cambria Math" w:cs="Times New Roman"/>
+                  <w:i/>
+                  <w:color w:val="000000"/>
+                  <w:sz w:val="28"/>
+                  <w:szCs w:val="28"/>
+                  <w:lang w:val="en-US" w:eastAsia="ru-RU"/>
+                </w:rPr>
+              </m:ctrlPr>
+            </m:dPr>
+            <m:e>
+              <m:r>
+                <w:rPr>
+                  <w:rFonts w:ascii="Cambria Math" w:eastAsia="Times New Roman" w:hAnsi="Cambria Math" w:cs="Times New Roman"/>
+                  <w:color w:val="000000"/>
+                  <w:sz w:val="28"/>
+                  <w:szCs w:val="28"/>
+                  <w:lang w:eastAsia="ru-RU"/>
+                </w:rPr>
+                <m:t>Н</m:t>
+              </m:r>
+            </m:e>
+          </m:d>
+          <m:r>
+            <w:rPr>
+              <w:rFonts w:ascii="Cambria Math" w:eastAsia="Times New Roman" w:hAnsi="Cambria Math" w:cs="Times New Roman"/>
+              <w:color w:val="000000"/>
+              <w:sz w:val="28"/>
+              <w:szCs w:val="28"/>
+              <w:lang w:val="en-US" w:eastAsia="ru-RU"/>
+            </w:rPr>
+            <m:t xml:space="preserve"> (</m:t>
+          </m:r>
+          <m:r>
+            <w:rPr>
+              <w:rFonts w:ascii="Cambria Math" w:eastAsia="Times New Roman" w:hAnsi="Cambria Math" w:cs="Times New Roman"/>
+              <w:color w:val="000000"/>
+              <w:sz w:val="28"/>
+              <w:szCs w:val="28"/>
+              <w:lang w:eastAsia="ru-RU"/>
+            </w:rPr>
+            <m:t xml:space="preserve">код </m:t>
+          </m:r>
+          <m:r>
+            <w:rPr>
+              <w:rFonts w:ascii="Cambria Math" w:eastAsia="Times New Roman" w:hAnsi="Cambria Math" w:cs="Times New Roman"/>
+              <w:color w:val="000000"/>
+              <w:sz w:val="28"/>
+              <w:szCs w:val="28"/>
+              <w:lang w:val="en-US" w:eastAsia="ru-RU"/>
+            </w:rPr>
+            <m:t xml:space="preserve">ASCII: </m:t>
+          </m:r>
+          <m:r>
+            <w:rPr>
+              <w:rFonts w:ascii="Cambria Math" w:eastAsia="Times New Roman" w:hAnsi="Cambria Math" w:cs="Times New Roman"/>
+              <w:color w:val="000000"/>
+              <w:sz w:val="28"/>
+              <w:szCs w:val="28"/>
+              <w:lang w:val="en-US" w:eastAsia="ru-RU"/>
+            </w:rPr>
+            <m:t>2</m:t>
+          </m:r>
+          <m:r>
+            <w:rPr>
+              <w:rFonts w:ascii="Cambria Math" w:eastAsia="Times New Roman" w:hAnsi="Cambria Math" w:cs="Times New Roman"/>
+              <w:color w:val="000000"/>
+              <w:sz w:val="28"/>
+              <w:szCs w:val="28"/>
+              <w:lang w:eastAsia="ru-RU"/>
+            </w:rPr>
+            <m:t>05</m:t>
+          </m:r>
+          <m:r>
+            <w:rPr>
+              <w:rFonts w:ascii="Cambria Math" w:eastAsia="Times New Roman" w:hAnsi="Cambria Math" w:cs="Times New Roman"/>
+              <w:color w:val="000000"/>
+              <w:sz w:val="28"/>
+              <w:szCs w:val="28"/>
+              <w:lang w:val="en-US" w:eastAsia="ru-RU"/>
+            </w:rPr>
+            <m:t>)</m:t>
+          </m:r>
+        </m:oMath>
+      </m:oMathPara>
+    </w:p>
+    <w:p>
+      <w:pPr>
+        <w:spacing w:before="120" w:after="120" w:line="240" w:lineRule="auto"/>
+        <w:ind w:left="720"/>
+        <w:rPr>
+          <w:rFonts w:ascii="Times New Roman" w:eastAsia="Times New Roman" w:hAnsi="Times New Roman" w:cs="Times New Roman"/>
+          <w:color w:val="000000"/>
+          <w:sz w:val="28"/>
+          <w:szCs w:val="28"/>
+          <w:lang w:eastAsia="ru-RU"/>
+        </w:rPr>
+      </w:pPr>
+    </w:p>
+    <w:p>
+      <w:pPr>
+        <w:numPr>
+          <w:ilvl w:val="0"/>
+          <w:numId w:val="13"/>
+        </w:numPr>
+        <w:spacing w:before="120" w:after="120" w:line="240" w:lineRule="auto"/>
+        <w:rPr>
+          <w:rFonts w:ascii="Times New Roman" w:eastAsia="Times New Roman" w:hAnsi="Times New Roman" w:cs="Times New Roman"/>
+          <w:color w:val="000000"/>
+          <w:sz w:val="28"/>
+          <w:szCs w:val="28"/>
+          <w:lang w:eastAsia="ru-RU"/>
+        </w:rPr>
+      </w:pPr>
+      <w:r>
+        <w:rPr>
+          <w:rFonts w:ascii="Times New Roman" w:eastAsia="Times New Roman" w:hAnsi="Times New Roman" w:cs="Times New Roman"/>
           <w:b/>
           <w:bCs/>
           <w:color w:val="000000"/>
@@ -7158,7 +9376,6 @@
           <w:szCs w:val="28"/>
           <w:lang w:eastAsia="ru-RU"/>
         </w:rPr>
-        <w:lastRenderedPageBreak/>
         <w:t>Информация из гистограмм:</w:t>
       </w:r>
       <w:r>
@@ -7770,6 +9987,7 @@
           <w:szCs w:val="28"/>
           <w:lang w:eastAsia="ru-RU"/>
         </w:rPr>
+        <w:lastRenderedPageBreak/>
         <w:t>Выполнено шифрование файла с произвольным текстом с ключом</w:t>
       </w:r>
       <w:r>
@@ -7792,6 +10010,7 @@
         </w:rPr>
         <w:t>[</w:t>
       </w:r>
+      <w:proofErr w:type="spellStart"/>
       <w:r>
         <w:rPr>
           <w:rFonts w:ascii="Times New Roman" w:eastAsia="Times New Roman" w:hAnsi="Times New Roman" w:cs="Times New Roman"/>
@@ -7802,6 +10021,7 @@
         </w:rPr>
         <w:t>ковалец_илья_андреевич</w:t>
       </w:r>
+      <w:proofErr w:type="spellEnd"/>
       <w:r>
         <w:rPr>
           <w:rFonts w:ascii="Times New Roman" w:eastAsia="Times New Roman" w:hAnsi="Times New Roman" w:cs="Times New Roman"/>
@@ -8008,7 +10228,6 @@
           <w:szCs w:val="28"/>
           <w:lang w:eastAsia="ru-RU"/>
         </w:rPr>
-        <w:lastRenderedPageBreak/>
         <w:t>Просмотрены гистограммы.</w:t>
       </w:r>
     </w:p>
@@ -8243,6 +10462,7 @@
           <w:szCs w:val="28"/>
           <w:lang w:eastAsia="ru-RU"/>
         </w:rPr>
+        <w:lastRenderedPageBreak/>
         <w:drawing>
           <wp:inline distT="0" distB="0" distL="0" distR="0" wp14:anchorId="268858ED" wp14:editId="79832692">
             <wp:extent cx="2450522" cy="1887322"/>
@@ -8419,15 +10639,15 @@
           <w:lang w:eastAsia="ru-RU"/>
         </w:rPr>
       </w:pPr>
-      <w:r>
-        <w:rPr>
-          <w:rFonts w:ascii="Times New Roman" w:eastAsia="Times New Roman" w:hAnsi="Times New Roman" w:cs="Times New Roman"/>
-          <w:color w:val="000000"/>
-          <w:sz w:val="28"/>
-          <w:szCs w:val="28"/>
-          <w:lang w:eastAsia="ru-RU"/>
-        </w:rPr>
-        <w:lastRenderedPageBreak/>
+      <w:bookmarkStart w:id="0" w:name="_Hlk215495437"/>
+      <w:r>
+        <w:rPr>
+          <w:rFonts w:ascii="Times New Roman" w:eastAsia="Times New Roman" w:hAnsi="Times New Roman" w:cs="Times New Roman"/>
+          <w:color w:val="000000"/>
+          <w:sz w:val="28"/>
+          <w:szCs w:val="28"/>
+          <w:lang w:eastAsia="ru-RU"/>
+        </w:rPr>
         <w:t>Проведена проверка работы алгоритма на примере одного символа.</w:t>
       </w:r>
     </w:p>
@@ -8826,6 +11046,7 @@
         </m:oMath>
       </m:oMathPara>
     </w:p>
+    <w:bookmarkEnd w:id="0"/>
     <w:p>
       <w:pPr>
         <w:spacing w:before="120" w:after="120" w:line="240" w:lineRule="auto"/>
@@ -8873,18 +11094,9 @@
           <w:szCs w:val="28"/>
           <w:lang w:eastAsia="ru-RU"/>
         </w:rPr>
-        <w:t xml:space="preserve">При использовании ключа </w:t>
-      </w:r>
-      <w:r>
-        <w:rPr>
-          <w:rFonts w:ascii="Times New Roman" w:eastAsia="Times New Roman" w:hAnsi="Times New Roman" w:cs="Times New Roman"/>
-          <w:color w:val="000000"/>
-          <w:sz w:val="28"/>
-          <w:szCs w:val="28"/>
-          <w:lang w:eastAsia="ru-RU"/>
-        </w:rPr>
-        <w:t>[</w:t>
-      </w:r>
+        <w:t>При использовании ключа [</w:t>
+      </w:r>
+      <w:proofErr w:type="spellStart"/>
       <w:r>
         <w:rPr>
           <w:rFonts w:ascii="Times New Roman" w:eastAsia="Times New Roman" w:hAnsi="Times New Roman" w:cs="Times New Roman"/>
@@ -8895,25 +11107,16 @@
         </w:rPr>
         <w:t>ковалец_илья_андреевич</w:t>
       </w:r>
-      <w:r>
-        <w:rPr>
-          <w:rFonts w:ascii="Times New Roman" w:eastAsia="Times New Roman" w:hAnsi="Times New Roman" w:cs="Times New Roman"/>
-          <w:color w:val="000000"/>
-          <w:sz w:val="28"/>
-          <w:szCs w:val="28"/>
-          <w:lang w:eastAsia="ru-RU"/>
-        </w:rPr>
-        <w:t>]</w:t>
-      </w:r>
-      <w:r>
-        <w:rPr>
-          <w:rFonts w:ascii="Times New Roman" w:eastAsia="Times New Roman" w:hAnsi="Times New Roman" w:cs="Times New Roman"/>
-          <w:color w:val="000000"/>
-          <w:sz w:val="28"/>
-          <w:szCs w:val="28"/>
-          <w:lang w:eastAsia="ru-RU"/>
-        </w:rPr>
-        <w:t xml:space="preserve"> и исходного текста 'Знания бывают двоякого рода...' обнаружена техническая особенность: в процессе шифрования генерируется нулевой байт (0x00), который интерпретируется системой как конец файла. В результате зашифрованный файл обрезается до 13 байт ('Знания бывают'), а остальная часть текста теряется. При дешифровании восстанавливается только та часть, которая сохранилась в файле.</w:t>
+      <w:proofErr w:type="spellEnd"/>
+      <w:r>
+        <w:rPr>
+          <w:rFonts w:ascii="Times New Roman" w:eastAsia="Times New Roman" w:hAnsi="Times New Roman" w:cs="Times New Roman"/>
+          <w:color w:val="000000"/>
+          <w:sz w:val="28"/>
+          <w:szCs w:val="28"/>
+          <w:lang w:eastAsia="ru-RU"/>
+        </w:rPr>
+        <w:t>] и исходного текста 'Знания бывают двоякого рода...' обнаружена техническая особенность: в процессе шифрования генерируется нулевой байт (0x00), который интерпретируется системой как конец файла. В результате зашифрованный файл обрезается до 13 байт ('Знания бывают'), а остальная часть текста теряется. При дешифровании восстанавливается только та часть, которая сохранилась в файле.</w:t>
       </w:r>
     </w:p>
     <w:p>
@@ -9007,7 +11210,18 @@
           <w:szCs w:val="28"/>
           <w:lang w:eastAsia="ru-RU"/>
         </w:rPr>
-        <w:t>В ходе выполнения лабораторной работы были изучены и практически опробованы классические криптографические алгоритмы: моноалфавитные подстановки (шифр Цезаря, инверсный метод), многоалфавитные подстановки и метод перестановки. Было установлено, что моноалфавитные шифры крайне уязвимы к частотному анализу с использованием гистограмм. Метод перестановки скрывает частоту отдельных символов, но может быть раскрыт другими методами криптоанализа. Многоалфавитные шифры показали себя как более стойкие, эффективно "размывая" статистику исходного текста. Гистограмма является мощным инструментом не только для криптоанализа, но и для визуальной оценки эффективности и типа используемого шифра.</w:t>
+        <w:t xml:space="preserve">В ходе выполнения лабораторной работы были изучены и практически опробованы классические криптографические алгоритмы: моноалфавитные подстановки (шифр Цезаря, инверсный метод), многоалфавитные подстановки и метод перестановки. Было установлено, что моноалфавитные шифры крайне уязвимы к частотному анализу с использованием гистограмм. Метод перестановки скрывает частоту отдельных символов, но может быть </w:t>
+      </w:r>
+      <w:r>
+        <w:rPr>
+          <w:rFonts w:ascii="Times New Roman" w:eastAsia="Times New Roman" w:hAnsi="Times New Roman" w:cs="Times New Roman"/>
+          <w:color w:val="000000"/>
+          <w:sz w:val="28"/>
+          <w:szCs w:val="28"/>
+          <w:lang w:eastAsia="ru-RU"/>
+        </w:rPr>
+        <w:lastRenderedPageBreak/>
+        <w:t>раскрыт другими методами криптоанализа. Многоалфавитные шифры показали себя как более стойкие, эффективно "размывая" статистику исходного текста. Гистограмма является мощным инструментом не только для криптоанализа, но и для визуальной оценки эффективности и типа используемого шифра.</w:t>
       </w:r>
     </w:p>
     <w:p>
@@ -9262,9 +11476,9 @@
   <w:abstractNum w:abstractNumId="2" w15:restartNumberingAfterBreak="0">
     <w:nsid w:val="1CA22E5B"/>
     <w:multiLevelType w:val="multilevel"/>
-    <w:tmpl w:val="43AED8CA"/>
+    <w:tmpl w:val="C91CC5CC"/>
     <w:lvl w:ilvl="0">
-      <w:start w:val="1"/>
+      <w:start w:val="5"/>
       <w:numFmt w:val="decimal"/>
       <w:lvlText w:val="%1."/>
       <w:lvlJc w:val="left"/>
@@ -9274,8 +11488,11 @@
         </w:tabs>
         <w:ind w:left="720" w:hanging="360"/>
       </w:pPr>
+      <w:rPr>
+        <w:rFonts w:hint="default"/>
+      </w:rPr>
     </w:lvl>
-    <w:lvl w:ilvl="1" w:tentative="1">
+    <w:lvl w:ilvl="1">
       <w:start w:val="1"/>
       <w:numFmt w:val="decimal"/>
       <w:lvlText w:val="%2."/>
@@ -9286,8 +11503,11 @@
         </w:tabs>
         <w:ind w:left="1440" w:hanging="360"/>
       </w:pPr>
+      <w:rPr>
+        <w:rFonts w:hint="default"/>
+      </w:rPr>
     </w:lvl>
-    <w:lvl w:ilvl="2" w:tentative="1">
+    <w:lvl w:ilvl="2">
       <w:start w:val="1"/>
       <w:numFmt w:val="decimal"/>
       <w:lvlText w:val="%3."/>
@@ -9298,8 +11518,11 @@
         </w:tabs>
         <w:ind w:left="2160" w:hanging="360"/>
       </w:pPr>
+      <w:rPr>
+        <w:rFonts w:hint="default"/>
+      </w:rPr>
     </w:lvl>
-    <w:lvl w:ilvl="3" w:tentative="1">
+    <w:lvl w:ilvl="3">
       <w:start w:val="1"/>
       <w:numFmt w:val="decimal"/>
       <w:lvlText w:val="%4."/>
@@ -9310,8 +11533,11 @@
         </w:tabs>
         <w:ind w:left="2880" w:hanging="360"/>
       </w:pPr>
+      <w:rPr>
+        <w:rFonts w:hint="default"/>
+      </w:rPr>
     </w:lvl>
-    <w:lvl w:ilvl="4" w:tentative="1">
+    <w:lvl w:ilvl="4">
       <w:start w:val="1"/>
       <w:numFmt w:val="decimal"/>
       <w:lvlText w:val="%5."/>
@@ -9322,8 +11548,11 @@
         </w:tabs>
         <w:ind w:left="3600" w:hanging="360"/>
       </w:pPr>
+      <w:rPr>
+        <w:rFonts w:hint="default"/>
+      </w:rPr>
     </w:lvl>
-    <w:lvl w:ilvl="5" w:tentative="1">
+    <w:lvl w:ilvl="5">
       <w:start w:val="1"/>
       <w:numFmt w:val="decimal"/>
       <w:lvlText w:val="%6."/>
@@ -9334,8 +11563,11 @@
         </w:tabs>
         <w:ind w:left="4320" w:hanging="360"/>
       </w:pPr>
+      <w:rPr>
+        <w:rFonts w:hint="default"/>
+      </w:rPr>
     </w:lvl>
-    <w:lvl w:ilvl="6" w:tentative="1">
+    <w:lvl w:ilvl="6">
       <w:start w:val="1"/>
       <w:numFmt w:val="decimal"/>
       <w:lvlText w:val="%7."/>
@@ -9346,8 +11578,11 @@
         </w:tabs>
         <w:ind w:left="5040" w:hanging="360"/>
       </w:pPr>
+      <w:rPr>
+        <w:rFonts w:hint="default"/>
+      </w:rPr>
     </w:lvl>
-    <w:lvl w:ilvl="7" w:tentative="1">
+    <w:lvl w:ilvl="7">
       <w:start w:val="1"/>
       <w:numFmt w:val="decimal"/>
       <w:lvlText w:val="%8."/>
@@ -9358,8 +11593,11 @@
         </w:tabs>
         <w:ind w:left="5760" w:hanging="360"/>
       </w:pPr>
+      <w:rPr>
+        <w:rFonts w:hint="default"/>
+      </w:rPr>
     </w:lvl>
-    <w:lvl w:ilvl="8" w:tentative="1">
+    <w:lvl w:ilvl="8">
       <w:start w:val="1"/>
       <w:numFmt w:val="decimal"/>
       <w:lvlText w:val="%9."/>
@@ -9370,6 +11608,9 @@
         </w:tabs>
         <w:ind w:left="6480" w:hanging="360"/>
       </w:pPr>
+      <w:rPr>
+        <w:rFonts w:hint="default"/>
+      </w:rPr>
     </w:lvl>
   </w:abstractNum>
   <w:abstractNum w:abstractNumId="3" w15:restartNumberingAfterBreak="0">
@@ -9888,6 +12129,146 @@
     </w:lvl>
   </w:abstractNum>
   <w:abstractNum w:abstractNumId="8" w15:restartNumberingAfterBreak="0">
+    <w:nsid w:val="531E5CC8"/>
+    <w:multiLevelType w:val="multilevel"/>
+    <w:tmpl w:val="D60AE2E2"/>
+    <w:lvl w:ilvl="0">
+      <w:start w:val="6"/>
+      <w:numFmt w:val="decimal"/>
+      <w:lvlText w:val="%1."/>
+      <w:lvlJc w:val="left"/>
+      <w:pPr>
+        <w:tabs>
+          <w:tab w:val="num" w:pos="720"/>
+        </w:tabs>
+        <w:ind w:left="720" w:hanging="360"/>
+      </w:pPr>
+      <w:rPr>
+        <w:rFonts w:hint="default"/>
+      </w:rPr>
+    </w:lvl>
+    <w:lvl w:ilvl="1">
+      <w:start w:val="1"/>
+      <w:numFmt w:val="decimal"/>
+      <w:lvlText w:val="%2."/>
+      <w:lvlJc w:val="left"/>
+      <w:pPr>
+        <w:tabs>
+          <w:tab w:val="num" w:pos="1440"/>
+        </w:tabs>
+        <w:ind w:left="1440" w:hanging="360"/>
+      </w:pPr>
+      <w:rPr>
+        <w:rFonts w:hint="default"/>
+      </w:rPr>
+    </w:lvl>
+    <w:lvl w:ilvl="2">
+      <w:start w:val="1"/>
+      <w:numFmt w:val="decimal"/>
+      <w:lvlText w:val="%3."/>
+      <w:lvlJc w:val="left"/>
+      <w:pPr>
+        <w:tabs>
+          <w:tab w:val="num" w:pos="2160"/>
+        </w:tabs>
+        <w:ind w:left="2160" w:hanging="360"/>
+      </w:pPr>
+      <w:rPr>
+        <w:rFonts w:hint="default"/>
+      </w:rPr>
+    </w:lvl>
+    <w:lvl w:ilvl="3">
+      <w:start w:val="1"/>
+      <w:numFmt w:val="decimal"/>
+      <w:lvlText w:val="%4."/>
+      <w:lvlJc w:val="left"/>
+      <w:pPr>
+        <w:tabs>
+          <w:tab w:val="num" w:pos="2880"/>
+        </w:tabs>
+        <w:ind w:left="2880" w:hanging="360"/>
+      </w:pPr>
+      <w:rPr>
+        <w:rFonts w:hint="default"/>
+      </w:rPr>
+    </w:lvl>
+    <w:lvl w:ilvl="4">
+      <w:start w:val="1"/>
+      <w:numFmt w:val="decimal"/>
+      <w:lvlText w:val="%5."/>
+      <w:lvlJc w:val="left"/>
+      <w:pPr>
+        <w:tabs>
+          <w:tab w:val="num" w:pos="3600"/>
+        </w:tabs>
+        <w:ind w:left="3600" w:hanging="360"/>
+      </w:pPr>
+      <w:rPr>
+        <w:rFonts w:hint="default"/>
+      </w:rPr>
+    </w:lvl>
+    <w:lvl w:ilvl="5">
+      <w:start w:val="1"/>
+      <w:numFmt w:val="decimal"/>
+      <w:lvlText w:val="%6."/>
+      <w:lvlJc w:val="left"/>
+      <w:pPr>
+        <w:tabs>
+          <w:tab w:val="num" w:pos="4320"/>
+        </w:tabs>
+        <w:ind w:left="4320" w:hanging="360"/>
+      </w:pPr>
+      <w:rPr>
+        <w:rFonts w:hint="default"/>
+      </w:rPr>
+    </w:lvl>
+    <w:lvl w:ilvl="6">
+      <w:start w:val="1"/>
+      <w:numFmt w:val="decimal"/>
+      <w:lvlText w:val="%7."/>
+      <w:lvlJc w:val="left"/>
+      <w:pPr>
+        <w:tabs>
+          <w:tab w:val="num" w:pos="5040"/>
+        </w:tabs>
+        <w:ind w:left="5040" w:hanging="360"/>
+      </w:pPr>
+      <w:rPr>
+        <w:rFonts w:hint="default"/>
+      </w:rPr>
+    </w:lvl>
+    <w:lvl w:ilvl="7">
+      <w:start w:val="1"/>
+      <w:numFmt w:val="decimal"/>
+      <w:lvlText w:val="%8."/>
+      <w:lvlJc w:val="left"/>
+      <w:pPr>
+        <w:tabs>
+          <w:tab w:val="num" w:pos="5760"/>
+        </w:tabs>
+        <w:ind w:left="5760" w:hanging="360"/>
+      </w:pPr>
+      <w:rPr>
+        <w:rFonts w:hint="default"/>
+      </w:rPr>
+    </w:lvl>
+    <w:lvl w:ilvl="8">
+      <w:start w:val="1"/>
+      <w:numFmt w:val="decimal"/>
+      <w:lvlText w:val="%9."/>
+      <w:lvlJc w:val="left"/>
+      <w:pPr>
+        <w:tabs>
+          <w:tab w:val="num" w:pos="6480"/>
+        </w:tabs>
+        <w:ind w:left="6480" w:hanging="360"/>
+      </w:pPr>
+      <w:rPr>
+        <w:rFonts w:hint="default"/>
+      </w:rPr>
+    </w:lvl>
+  </w:abstractNum>
+  <w:abstractNum w:abstractNumId="9" w15:restartNumberingAfterBreak="0">
     <w:nsid w:val="558A51EF"/>
     <w:multiLevelType w:val="hybridMultilevel"/>
     <w:tmpl w:val="E9261DC4"/>
@@ -9973,7 +12354,7 @@
       </w:pPr>
     </w:lvl>
   </w:abstractNum>
-  <w:abstractNum w:abstractNumId="9" w15:restartNumberingAfterBreak="0">
+  <w:abstractNum w:abstractNumId="10" w15:restartNumberingAfterBreak="0">
     <w:nsid w:val="56EF5AE8"/>
     <w:multiLevelType w:val="multilevel"/>
     <w:tmpl w:val="8F7635BA"/>
@@ -10086,7 +12467,7 @@
       </w:pPr>
     </w:lvl>
   </w:abstractNum>
-  <w:abstractNum w:abstractNumId="10" w15:restartNumberingAfterBreak="0">
+  <w:abstractNum w:abstractNumId="11" w15:restartNumberingAfterBreak="0">
     <w:nsid w:val="60B00811"/>
     <w:multiLevelType w:val="multilevel"/>
     <w:tmpl w:val="58FC2FCC"/>
@@ -10203,7 +12584,7 @@
       </w:pPr>
     </w:lvl>
   </w:abstractNum>
-  <w:abstractNum w:abstractNumId="11" w15:restartNumberingAfterBreak="0">
+  <w:abstractNum w:abstractNumId="12" w15:restartNumberingAfterBreak="0">
     <w:nsid w:val="78651EFC"/>
     <w:multiLevelType w:val="multilevel"/>
     <w:tmpl w:val="D7F2F90E"/>
@@ -10321,7 +12702,7 @@
     </w:lvl>
   </w:abstractNum>
   <w:num w:numId="1" w16cid:durableId="1710185365">
-    <w:abstractNumId w:val="8"/>
+    <w:abstractNumId w:val="9"/>
   </w:num>
   <w:num w:numId="2" w16cid:durableId="687756954">
     <w:abstractNumId w:val="0"/>
@@ -10330,10 +12711,10 @@
     <w:abstractNumId w:val="1"/>
   </w:num>
   <w:num w:numId="4" w16cid:durableId="452597799">
-    <w:abstractNumId w:val="10"/>
+    <w:abstractNumId w:val="11"/>
   </w:num>
   <w:num w:numId="5" w16cid:durableId="1156845873">
-    <w:abstractNumId w:val="9"/>
+    <w:abstractNumId w:val="10"/>
   </w:num>
   <w:num w:numId="6" w16cid:durableId="502358730">
     <w:abstractNumId w:val="5"/>
@@ -10342,7 +12723,7 @@
     <w:abstractNumId w:val="7"/>
   </w:num>
   <w:num w:numId="8" w16cid:durableId="353921735">
-    <w:abstractNumId w:val="11"/>
+    <w:abstractNumId w:val="12"/>
   </w:num>
   <w:num w:numId="9" w16cid:durableId="1333604278">
     <w:abstractNumId w:val="3"/>
@@ -10355,6 +12736,9 @@
   </w:num>
   <w:num w:numId="12" w16cid:durableId="1142041416">
     <w:abstractNumId w:val="4"/>
+  </w:num>
+  <w:num w:numId="13" w16cid:durableId="1327057619">
+    <w:abstractNumId w:val="8"/>
   </w:num>
 </w:numbering>
 </file>
@@ -10757,7 +13141,7 @@
   <w:style w:type="paragraph" w:default="1" w:styleId="a">
     <w:name w:val="Normal"/>
     <w:qFormat/>
-    <w:rsid w:val="00846E25"/>
+    <w:rsid w:val="00737EAB"/>
   </w:style>
   <w:style w:type="paragraph" w:styleId="1">
     <w:name w:val="heading 1"/>

--- a/Методы и средства криптографической защ инф/Лаба 9/Лаба 9 Отчёт.docx
+++ b/Методы и средства криптографической защ инф/Лаба 9/Лаба 9 Отчёт.docx
@@ -1276,29 +1276,7 @@
           <w:szCs w:val="28"/>
           <w:lang w:eastAsia="ru-RU"/>
         </w:rPr>
-        <w:t xml:space="preserve">Выполнено шифрование файла </w:t>
-      </w:r>
-      <w:proofErr w:type="spellStart"/>
-      <w:r>
-        <w:rPr>
-          <w:rFonts w:ascii="Times New Roman" w:eastAsia="Times New Roman" w:hAnsi="Times New Roman" w:cs="Times New Roman"/>
-          <w:color w:val="000000"/>
-          <w:sz w:val="28"/>
-          <w:szCs w:val="28"/>
-          <w:lang w:eastAsia="ru-RU"/>
-        </w:rPr>
-        <w:t>одноалфавитным</w:t>
-      </w:r>
-      <w:proofErr w:type="spellEnd"/>
-      <w:r>
-        <w:rPr>
-          <w:rFonts w:ascii="Times New Roman" w:eastAsia="Times New Roman" w:hAnsi="Times New Roman" w:cs="Times New Roman"/>
-          <w:color w:val="000000"/>
-          <w:sz w:val="28"/>
-          <w:szCs w:val="28"/>
-          <w:lang w:eastAsia="ru-RU"/>
-        </w:rPr>
-        <w:t xml:space="preserve"> методом с фиксированным смещением.</w:t>
+        <w:t>Выполнено шифрование файла одноалфавитным методом с фиксированным смещением.</w:t>
       </w:r>
     </w:p>
     <w:p>
@@ -1795,29 +1773,7 @@
           <w:szCs w:val="28"/>
           <w:lang w:eastAsia="ru-RU"/>
         </w:rPr>
-        <w:t xml:space="preserve"> Гистограммы имеют схожий вид, так как частоты встречаемости символов сохраняются, но происходит их сдвиг. Это характерно для </w:t>
-      </w:r>
-      <w:proofErr w:type="spellStart"/>
-      <w:r>
-        <w:rPr>
-          <w:rFonts w:ascii="Times New Roman" w:eastAsia="Times New Roman" w:hAnsi="Times New Roman" w:cs="Times New Roman"/>
-          <w:color w:val="000000"/>
-          <w:sz w:val="28"/>
-          <w:szCs w:val="28"/>
-          <w:lang w:eastAsia="ru-RU"/>
-        </w:rPr>
-        <w:t>моноалфавитных</w:t>
-      </w:r>
-      <w:proofErr w:type="spellEnd"/>
-      <w:r>
-        <w:rPr>
-          <w:rFonts w:ascii="Times New Roman" w:eastAsia="Times New Roman" w:hAnsi="Times New Roman" w:cs="Times New Roman"/>
-          <w:color w:val="000000"/>
-          <w:sz w:val="28"/>
-          <w:szCs w:val="28"/>
-          <w:lang w:eastAsia="ru-RU"/>
-        </w:rPr>
-        <w:t xml:space="preserve"> подстановок.</w:t>
+        <w:t> Гистограммы имеют схожий вид, так как частоты встречаемости символов сохраняются, но происходит их сдвиг. Это характерно для моноалфавитных подстановок.</w:t>
       </w:r>
     </w:p>
     <w:p>
@@ -2077,29 +2033,7 @@
           <w:szCs w:val="28"/>
           <w:lang w:eastAsia="ru-RU"/>
         </w:rPr>
-        <w:t>Смещение (</w:t>
-      </w:r>
-      <w:proofErr w:type="spellStart"/>
-      <w:r>
-        <w:rPr>
-          <w:rFonts w:ascii="Times New Roman" w:eastAsia="Times New Roman" w:hAnsi="Times New Roman" w:cs="Times New Roman"/>
-          <w:color w:val="000000"/>
-          <w:sz w:val="28"/>
-          <w:szCs w:val="28"/>
-          <w:lang w:eastAsia="ru-RU"/>
-        </w:rPr>
-        <w:t>key</w:t>
-      </w:r>
-      <w:proofErr w:type="spellEnd"/>
-      <w:r>
-        <w:rPr>
-          <w:rFonts w:ascii="Times New Roman" w:eastAsia="Times New Roman" w:hAnsi="Times New Roman" w:cs="Times New Roman"/>
-          <w:color w:val="000000"/>
-          <w:sz w:val="28"/>
-          <w:szCs w:val="28"/>
-          <w:lang w:eastAsia="ru-RU"/>
-        </w:rPr>
-        <w:t>) вычисляется по формуле: </w:t>
+        <w:t>Смещение (key) вычисляется по формуле: </w:t>
       </w:r>
     </w:p>
     <w:p>
@@ -2576,29 +2510,7 @@
           <w:lang w:eastAsia="ru-RU"/>
         </w:rPr>
         <w:br/>
-        <w:t xml:space="preserve">Шифр Цезаря является частным случаем </w:t>
-      </w:r>
-      <w:proofErr w:type="spellStart"/>
-      <w:r>
-        <w:rPr>
-          <w:rFonts w:ascii="Times New Roman" w:eastAsia="Times New Roman" w:hAnsi="Times New Roman" w:cs="Times New Roman"/>
-          <w:color w:val="000000"/>
-          <w:sz w:val="28"/>
-          <w:szCs w:val="28"/>
-          <w:lang w:eastAsia="ru-RU"/>
-        </w:rPr>
-        <w:t>одноалфавитной</w:t>
-      </w:r>
-      <w:proofErr w:type="spellEnd"/>
-      <w:r>
-        <w:rPr>
-          <w:rFonts w:ascii="Times New Roman" w:eastAsia="Times New Roman" w:hAnsi="Times New Roman" w:cs="Times New Roman"/>
-          <w:color w:val="000000"/>
-          <w:sz w:val="28"/>
-          <w:szCs w:val="28"/>
-          <w:lang w:eastAsia="ru-RU"/>
-        </w:rPr>
-        <w:t xml:space="preserve"> подстановки, где мощность алфавита текста равна N, а число шифров Цезаря равно N. Открытый и закрытый тексты имеют одинаковые статистические характеристики, что позволяет применять для дешифрования методы, основанные на анализе частотности символов.</w:t>
+        <w:t>Шифр Цезаря является частным случаем одноалфавитной подстановки, где мощность алфавита текста равна N, а число шифров Цезаря равно N. Открытый и закрытый тексты имеют одинаковые статистические характеристики, что позволяет применять для дешифрования методы, основанные на анализе частотности символов.</w:t>
       </w:r>
     </w:p>
     <w:p>
@@ -4710,29 +4622,7 @@
           <w:lang w:eastAsia="ru-RU"/>
         </w:rPr>
         <w:br/>
-        <w:t xml:space="preserve">Данный метод шифрования является частным случаем </w:t>
-      </w:r>
-      <w:proofErr w:type="spellStart"/>
-      <w:r>
-        <w:rPr>
-          <w:rFonts w:ascii="Times New Roman" w:eastAsia="Times New Roman" w:hAnsi="Times New Roman" w:cs="Times New Roman"/>
-          <w:color w:val="000000"/>
-          <w:sz w:val="28"/>
-          <w:szCs w:val="28"/>
-          <w:lang w:eastAsia="ru-RU"/>
-        </w:rPr>
-        <w:t>одноалфавитной</w:t>
-      </w:r>
-      <w:proofErr w:type="spellEnd"/>
-      <w:r>
-        <w:rPr>
-          <w:rFonts w:ascii="Times New Roman" w:eastAsia="Times New Roman" w:hAnsi="Times New Roman" w:cs="Times New Roman"/>
-          <w:color w:val="000000"/>
-          <w:sz w:val="28"/>
-          <w:szCs w:val="28"/>
-          <w:lang w:eastAsia="ru-RU"/>
-        </w:rPr>
-        <w:t xml:space="preserve"> замены в алфавите мощности 256. Суть метода заключается в замене символа ASCII-кодировки с номером i на символ с номером 255 – i.</w:t>
+        <w:t>Данный метод шифрования является частным случаем одноалфавитной замены в алфавите мощности 256. Суть метода заключается в замене символа ASCII-кодировки с номером i на символ с номером 255 – i.</w:t>
       </w:r>
     </w:p>
     <w:p>
@@ -5018,7 +4908,7 @@
         </w:rPr>
         <w:lastRenderedPageBreak/>
         <w:drawing>
-          <wp:inline distT="0" distB="0" distL="0" distR="0" wp14:anchorId="7B136635" wp14:editId="3244FFE8">
+          <wp:inline distT="0" distB="0" distL="0" distR="0" wp14:anchorId="7B136635" wp14:editId="229F98AE">
             <wp:extent cx="4534533" cy="1019317"/>
             <wp:effectExtent l="0" t="0" r="0" b="9525"/>
             <wp:docPr id="1373993395" name="Рисунок 1"/>
@@ -5568,17 +5458,7 @@
               <w:szCs w:val="28"/>
               <w:lang w:eastAsia="ru-RU"/>
             </w:rPr>
-            <m:t xml:space="preserve"> =</m:t>
-          </m:r>
-          <m:r>
-            <w:rPr>
-              <w:rFonts w:ascii="Cambria Math" w:eastAsia="Times New Roman" w:hAnsi="Cambria Math" w:cs="Times New Roman"/>
-              <w:color w:val="000000"/>
-              <w:sz w:val="28"/>
-              <w:szCs w:val="28"/>
-              <w:lang w:eastAsia="ru-RU"/>
-            </w:rPr>
-            <m:t xml:space="preserve"> </m:t>
+            <m:t xml:space="preserve"> = </m:t>
           </m:r>
           <m:d>
             <m:dPr>
@@ -5616,17 +5496,7 @@
               <w:szCs w:val="28"/>
               <w:lang w:val="en-US" w:eastAsia="ru-RU"/>
             </w:rPr>
-            <m:t xml:space="preserve"> </m:t>
-          </m:r>
-          <m:r>
-            <w:rPr>
-              <w:rFonts w:ascii="Cambria Math" w:eastAsia="Times New Roman" w:hAnsi="Cambria Math" w:cs="Times New Roman"/>
-              <w:color w:val="000000"/>
-              <w:sz w:val="28"/>
-              <w:szCs w:val="28"/>
-              <w:lang w:val="en-US" w:eastAsia="ru-RU"/>
-            </w:rPr>
-            <m:t>(</m:t>
+            <m:t xml:space="preserve"> (</m:t>
           </m:r>
           <m:r>
             <w:rPr>
@@ -5682,6 +5552,553 @@
           <w:sz w:val="28"/>
           <w:szCs w:val="28"/>
           <w:lang w:val="en-US" w:eastAsia="ru-RU"/>
+        </w:rPr>
+      </w:pPr>
+      <m:oMathPara>
+        <m:oMath>
+          <m:d>
+            <m:dPr>
+              <m:ctrlPr>
+                <w:rPr>
+                  <w:rFonts w:ascii="Cambria Math" w:eastAsia="Times New Roman" w:hAnsi="Cambria Math" w:cs="Times New Roman"/>
+                  <w:i/>
+                  <w:color w:val="000000"/>
+                  <w:sz w:val="28"/>
+                  <w:szCs w:val="28"/>
+                  <w:lang w:eastAsia="ru-RU"/>
+                </w:rPr>
+              </m:ctrlPr>
+            </m:dPr>
+            <m:e>
+              <m:d>
+                <m:dPr>
+                  <m:ctrlPr>
+                    <w:rPr>
+                      <w:rFonts w:ascii="Cambria Math" w:eastAsia="Times New Roman" w:hAnsi="Cambria Math" w:cs="Times New Roman"/>
+                      <w:i/>
+                      <w:color w:val="000000"/>
+                      <w:sz w:val="28"/>
+                      <w:szCs w:val="28"/>
+                      <w:lang w:eastAsia="ru-RU"/>
+                    </w:rPr>
+                  </m:ctrlPr>
+                </m:dPr>
+                <m:e>
+                  <m:r>
+                    <w:rPr>
+                      <w:rFonts w:ascii="Cambria Math" w:eastAsia="Times New Roman" w:hAnsi="Cambria Math" w:cs="Times New Roman"/>
+                      <w:color w:val="000000"/>
+                      <w:sz w:val="28"/>
+                      <w:szCs w:val="28"/>
+                      <w:lang w:eastAsia="ru-RU"/>
+                    </w:rPr>
+                    <m:t xml:space="preserve">код </m:t>
+                  </m:r>
+                  <m:r>
+                    <w:rPr>
+                      <w:rFonts w:ascii="Cambria Math" w:eastAsia="Times New Roman" w:hAnsi="Cambria Math" w:cs="Times New Roman"/>
+                      <w:color w:val="000000"/>
+                      <w:sz w:val="28"/>
+                      <w:szCs w:val="28"/>
+                      <w:lang w:val="en-US" w:eastAsia="ru-RU"/>
+                    </w:rPr>
+                    <m:t>ASCII</m:t>
+                  </m:r>
+                  <m:r>
+                    <w:rPr>
+                      <w:rFonts w:ascii="Cambria Math" w:eastAsia="Times New Roman" w:hAnsi="Cambria Math" w:cs="Times New Roman"/>
+                      <w:color w:val="000000"/>
+                      <w:sz w:val="28"/>
+                      <w:szCs w:val="28"/>
+                      <w:lang w:eastAsia="ru-RU"/>
+                    </w:rPr>
+                    <m:t>: 2</m:t>
+                  </m:r>
+                  <m:r>
+                    <w:rPr>
+                      <w:rFonts w:ascii="Cambria Math" w:eastAsia="Times New Roman" w:hAnsi="Cambria Math" w:cs="Times New Roman"/>
+                      <w:color w:val="000000"/>
+                      <w:sz w:val="28"/>
+                      <w:szCs w:val="28"/>
+                      <w:lang w:val="en-US" w:eastAsia="ru-RU"/>
+                    </w:rPr>
+                    <m:t>55</m:t>
+                  </m:r>
+                </m:e>
+              </m:d>
+              <m:r>
+                <w:rPr>
+                  <w:rFonts w:ascii="Cambria Math" w:eastAsia="Times New Roman" w:hAnsi="Cambria Math" w:cs="Times New Roman"/>
+                  <w:color w:val="000000"/>
+                  <w:sz w:val="28"/>
+                  <w:szCs w:val="28"/>
+                  <w:lang w:val="en-US" w:eastAsia="ru-RU"/>
+                </w:rPr>
+                <m:t xml:space="preserve">- </m:t>
+              </m:r>
+              <m:d>
+                <m:dPr>
+                  <m:begChr m:val="["/>
+                  <m:endChr m:val="]"/>
+                  <m:ctrlPr>
+                    <w:rPr>
+                      <w:rFonts w:ascii="Cambria Math" w:eastAsia="Times New Roman" w:hAnsi="Cambria Math" w:cs="Times New Roman"/>
+                      <w:i/>
+                      <w:color w:val="000000"/>
+                      <w:sz w:val="28"/>
+                      <w:szCs w:val="28"/>
+                      <w:lang w:eastAsia="ru-RU"/>
+                    </w:rPr>
+                  </m:ctrlPr>
+                </m:dPr>
+                <m:e>
+                  <m:r>
+                    <w:rPr>
+                      <w:rFonts w:ascii="Cambria Math" w:eastAsia="Times New Roman" w:hAnsi="Cambria Math" w:cs="Times New Roman"/>
+                      <w:color w:val="000000"/>
+                      <w:sz w:val="28"/>
+                      <w:szCs w:val="28"/>
+                      <w:lang w:eastAsia="ru-RU"/>
+                    </w:rPr>
+                    <m:t>н</m:t>
+                  </m:r>
+                </m:e>
+              </m:d>
+              <m:r>
+                <w:rPr>
+                  <w:rFonts w:ascii="Cambria Math" w:eastAsia="Times New Roman" w:hAnsi="Cambria Math" w:cs="Times New Roman"/>
+                  <w:color w:val="000000"/>
+                  <w:sz w:val="28"/>
+                  <w:szCs w:val="28"/>
+                  <w:lang w:eastAsia="ru-RU"/>
+                </w:rPr>
+                <m:t> </m:t>
+              </m:r>
+              <m:d>
+                <m:dPr>
+                  <m:ctrlPr>
+                    <w:rPr>
+                      <w:rFonts w:ascii="Cambria Math" w:eastAsia="Times New Roman" w:hAnsi="Cambria Math" w:cs="Times New Roman"/>
+                      <w:i/>
+                      <w:color w:val="000000"/>
+                      <w:sz w:val="28"/>
+                      <w:szCs w:val="28"/>
+                      <w:lang w:eastAsia="ru-RU"/>
+                    </w:rPr>
+                  </m:ctrlPr>
+                </m:dPr>
+                <m:e>
+                  <m:r>
+                    <w:rPr>
+                      <w:rFonts w:ascii="Cambria Math" w:eastAsia="Times New Roman" w:hAnsi="Cambria Math" w:cs="Times New Roman"/>
+                      <w:color w:val="000000"/>
+                      <w:sz w:val="28"/>
+                      <w:szCs w:val="28"/>
+                      <w:lang w:eastAsia="ru-RU"/>
+                    </w:rPr>
+                    <m:t xml:space="preserve">код </m:t>
+                  </m:r>
+                  <m:r>
+                    <w:rPr>
+                      <w:rFonts w:ascii="Cambria Math" w:eastAsia="Times New Roman" w:hAnsi="Cambria Math" w:cs="Times New Roman"/>
+                      <w:color w:val="000000"/>
+                      <w:sz w:val="28"/>
+                      <w:szCs w:val="28"/>
+                      <w:lang w:val="en-US" w:eastAsia="ru-RU"/>
+                    </w:rPr>
+                    <m:t>ASCII</m:t>
+                  </m:r>
+                  <m:r>
+                    <w:rPr>
+                      <w:rFonts w:ascii="Cambria Math" w:eastAsia="Times New Roman" w:hAnsi="Cambria Math" w:cs="Times New Roman"/>
+                      <w:color w:val="000000"/>
+                      <w:sz w:val="28"/>
+                      <w:szCs w:val="28"/>
+                      <w:lang w:eastAsia="ru-RU"/>
+                    </w:rPr>
+                    <m:t>: 237</m:t>
+                  </m:r>
+                </m:e>
+              </m:d>
+            </m:e>
+          </m:d>
+          <m:r>
+            <w:rPr>
+              <w:rFonts w:ascii="Cambria Math" w:eastAsia="Times New Roman" w:hAnsi="Cambria Math" w:cs="Times New Roman"/>
+              <w:color w:val="000000"/>
+              <w:sz w:val="28"/>
+              <w:szCs w:val="28"/>
+              <w:lang w:eastAsia="ru-RU"/>
+            </w:rPr>
+            <m:t xml:space="preserve"> = </m:t>
+          </m:r>
+          <m:d>
+            <m:dPr>
+              <m:begChr m:val="["/>
+              <m:endChr m:val="]"/>
+              <m:ctrlPr>
+                <w:rPr>
+                  <w:rFonts w:ascii="Cambria Math" w:eastAsia="Times New Roman" w:hAnsi="Cambria Math" w:cs="Times New Roman"/>
+                  <w:i/>
+                  <w:color w:val="000000"/>
+                  <w:sz w:val="28"/>
+                  <w:szCs w:val="28"/>
+                  <w:lang w:val="en-US" w:eastAsia="ru-RU"/>
+                </w:rPr>
+              </m:ctrlPr>
+            </m:dPr>
+            <m:e>
+              <m:r>
+                <m:rPr>
+                  <m:sty m:val="p"/>
+                </m:rPr>
+                <w:rPr>
+                  <w:rFonts w:ascii="Cambria Math" w:eastAsia="Times New Roman" w:hAnsi="Cambria Math" w:cs="Times New Roman"/>
+                  <w:color w:val="000000"/>
+                  <w:sz w:val="28"/>
+                  <w:szCs w:val="28"/>
+                  <w:lang w:val="en-US" w:eastAsia="ru-RU"/>
+                </w:rPr>
+                <m:t>v</m:t>
+              </m:r>
+            </m:e>
+          </m:d>
+          <m:r>
+            <w:rPr>
+              <w:rFonts w:ascii="Cambria Math" w:eastAsia="Times New Roman" w:hAnsi="Cambria Math" w:cs="Times New Roman"/>
+              <w:color w:val="000000"/>
+              <w:sz w:val="28"/>
+              <w:szCs w:val="28"/>
+              <w:lang w:val="en-US" w:eastAsia="ru-RU"/>
+            </w:rPr>
+            <m:t xml:space="preserve"> (</m:t>
+          </m:r>
+          <m:r>
+            <w:rPr>
+              <w:rFonts w:ascii="Cambria Math" w:eastAsia="Times New Roman" w:hAnsi="Cambria Math" w:cs="Times New Roman"/>
+              <w:color w:val="000000"/>
+              <w:sz w:val="28"/>
+              <w:szCs w:val="28"/>
+              <w:lang w:eastAsia="ru-RU"/>
+            </w:rPr>
+            <m:t xml:space="preserve">код </m:t>
+          </m:r>
+          <m:r>
+            <w:rPr>
+              <w:rFonts w:ascii="Cambria Math" w:eastAsia="Times New Roman" w:hAnsi="Cambria Math" w:cs="Times New Roman"/>
+              <w:color w:val="000000"/>
+              <w:sz w:val="28"/>
+              <w:szCs w:val="28"/>
+              <w:lang w:val="en-US" w:eastAsia="ru-RU"/>
+            </w:rPr>
+            <m:t>ASCII: 11</m:t>
+          </m:r>
+          <m:r>
+            <w:rPr>
+              <w:rFonts w:ascii="Cambria Math" w:eastAsia="Times New Roman" w:hAnsi="Cambria Math" w:cs="Times New Roman"/>
+              <w:color w:val="000000"/>
+              <w:sz w:val="28"/>
+              <w:szCs w:val="28"/>
+              <w:lang w:eastAsia="ru-RU"/>
+            </w:rPr>
+            <m:t>8</m:t>
+          </m:r>
+          <m:r>
+            <w:rPr>
+              <w:rFonts w:ascii="Cambria Math" w:eastAsia="Times New Roman" w:hAnsi="Cambria Math" w:cs="Times New Roman"/>
+              <w:color w:val="000000"/>
+              <w:sz w:val="28"/>
+              <w:szCs w:val="28"/>
+              <w:lang w:val="en-US" w:eastAsia="ru-RU"/>
+            </w:rPr>
+            <m:t>)</m:t>
+          </m:r>
+        </m:oMath>
+      </m:oMathPara>
+    </w:p>
+    <w:p>
+      <w:pPr>
+        <w:spacing w:before="120" w:after="120" w:line="240" w:lineRule="auto"/>
+        <w:ind w:left="720"/>
+        <w:rPr>
+          <w:rFonts w:ascii="Times New Roman" w:eastAsia="Times New Roman" w:hAnsi="Times New Roman" w:cs="Times New Roman"/>
+          <w:i/>
+          <w:color w:val="000000"/>
+          <w:sz w:val="28"/>
+          <w:szCs w:val="28"/>
+          <w:lang w:eastAsia="ru-RU"/>
+        </w:rPr>
+      </w:pPr>
+      <m:oMathPara>
+        <m:oMath>
+          <m:d>
+            <m:dPr>
+              <m:ctrlPr>
+                <w:rPr>
+                  <w:rFonts w:ascii="Cambria Math" w:eastAsia="Times New Roman" w:hAnsi="Cambria Math" w:cs="Times New Roman"/>
+                  <w:i/>
+                  <w:color w:val="000000"/>
+                  <w:sz w:val="28"/>
+                  <w:szCs w:val="28"/>
+                  <w:lang w:eastAsia="ru-RU"/>
+                </w:rPr>
+              </m:ctrlPr>
+            </m:dPr>
+            <m:e>
+              <m:d>
+                <m:dPr>
+                  <m:ctrlPr>
+                    <w:rPr>
+                      <w:rFonts w:ascii="Cambria Math" w:eastAsia="Times New Roman" w:hAnsi="Cambria Math" w:cs="Times New Roman"/>
+                      <w:i/>
+                      <w:color w:val="000000"/>
+                      <w:sz w:val="28"/>
+                      <w:szCs w:val="28"/>
+                      <w:lang w:eastAsia="ru-RU"/>
+                    </w:rPr>
+                  </m:ctrlPr>
+                </m:dPr>
+                <m:e>
+                  <m:r>
+                    <w:rPr>
+                      <w:rFonts w:ascii="Cambria Math" w:eastAsia="Times New Roman" w:hAnsi="Cambria Math" w:cs="Times New Roman"/>
+                      <w:color w:val="000000"/>
+                      <w:sz w:val="28"/>
+                      <w:szCs w:val="28"/>
+                      <w:lang w:eastAsia="ru-RU"/>
+                    </w:rPr>
+                    <m:t xml:space="preserve">код </m:t>
+                  </m:r>
+                  <m:r>
+                    <w:rPr>
+                      <w:rFonts w:ascii="Cambria Math" w:eastAsia="Times New Roman" w:hAnsi="Cambria Math" w:cs="Times New Roman"/>
+                      <w:color w:val="000000"/>
+                      <w:sz w:val="28"/>
+                      <w:szCs w:val="28"/>
+                      <w:lang w:val="en-US" w:eastAsia="ru-RU"/>
+                    </w:rPr>
+                    <m:t>ASCII</m:t>
+                  </m:r>
+                  <m:r>
+                    <w:rPr>
+                      <w:rFonts w:ascii="Cambria Math" w:eastAsia="Times New Roman" w:hAnsi="Cambria Math" w:cs="Times New Roman"/>
+                      <w:color w:val="000000"/>
+                      <w:sz w:val="28"/>
+                      <w:szCs w:val="28"/>
+                      <w:lang w:eastAsia="ru-RU"/>
+                    </w:rPr>
+                    <m:t>: 2</m:t>
+                  </m:r>
+                  <m:r>
+                    <w:rPr>
+                      <w:rFonts w:ascii="Cambria Math" w:eastAsia="Times New Roman" w:hAnsi="Cambria Math" w:cs="Times New Roman"/>
+                      <w:color w:val="000000"/>
+                      <w:sz w:val="28"/>
+                      <w:szCs w:val="28"/>
+                      <w:lang w:val="en-US" w:eastAsia="ru-RU"/>
+                    </w:rPr>
+                    <m:t>55</m:t>
+                  </m:r>
+                </m:e>
+              </m:d>
+              <m:r>
+                <w:rPr>
+                  <w:rFonts w:ascii="Cambria Math" w:eastAsia="Times New Roman" w:hAnsi="Cambria Math" w:cs="Times New Roman"/>
+                  <w:color w:val="000000"/>
+                  <w:sz w:val="28"/>
+                  <w:szCs w:val="28"/>
+                  <w:lang w:val="en-US" w:eastAsia="ru-RU"/>
+                </w:rPr>
+                <m:t xml:space="preserve">- </m:t>
+              </m:r>
+              <m:d>
+                <m:dPr>
+                  <m:begChr m:val="["/>
+                  <m:endChr m:val="]"/>
+                  <m:ctrlPr>
+                    <w:rPr>
+                      <w:rFonts w:ascii="Cambria Math" w:eastAsia="Times New Roman" w:hAnsi="Cambria Math" w:cs="Times New Roman"/>
+                      <w:i/>
+                      <w:color w:val="000000"/>
+                      <w:sz w:val="28"/>
+                      <w:szCs w:val="28"/>
+                      <w:lang w:eastAsia="ru-RU"/>
+                    </w:rPr>
+                  </m:ctrlPr>
+                </m:dPr>
+                <m:e>
+                  <m:r>
+                    <w:rPr>
+                      <w:rFonts w:ascii="Cambria Math" w:eastAsia="Times New Roman" w:hAnsi="Cambria Math" w:cs="Times New Roman"/>
+                      <w:color w:val="000000"/>
+                      <w:sz w:val="28"/>
+                      <w:szCs w:val="28"/>
+                      <w:lang w:eastAsia="ru-RU"/>
+                    </w:rPr>
+                    <m:t>а</m:t>
+                  </m:r>
+                </m:e>
+              </m:d>
+              <m:r>
+                <w:rPr>
+                  <w:rFonts w:ascii="Cambria Math" w:eastAsia="Times New Roman" w:hAnsi="Cambria Math" w:cs="Times New Roman"/>
+                  <w:color w:val="000000"/>
+                  <w:sz w:val="28"/>
+                  <w:szCs w:val="28"/>
+                  <w:lang w:eastAsia="ru-RU"/>
+                </w:rPr>
+                <m:t> </m:t>
+              </m:r>
+              <m:d>
+                <m:dPr>
+                  <m:ctrlPr>
+                    <w:rPr>
+                      <w:rFonts w:ascii="Cambria Math" w:eastAsia="Times New Roman" w:hAnsi="Cambria Math" w:cs="Times New Roman"/>
+                      <w:i/>
+                      <w:color w:val="000000"/>
+                      <w:sz w:val="28"/>
+                      <w:szCs w:val="28"/>
+                      <w:lang w:eastAsia="ru-RU"/>
+                    </w:rPr>
+                  </m:ctrlPr>
+                </m:dPr>
+                <m:e>
+                  <m:r>
+                    <w:rPr>
+                      <w:rFonts w:ascii="Cambria Math" w:eastAsia="Times New Roman" w:hAnsi="Cambria Math" w:cs="Times New Roman"/>
+                      <w:color w:val="000000"/>
+                      <w:sz w:val="28"/>
+                      <w:szCs w:val="28"/>
+                      <w:lang w:eastAsia="ru-RU"/>
+                    </w:rPr>
+                    <m:t xml:space="preserve">код </m:t>
+                  </m:r>
+                  <m:r>
+                    <w:rPr>
+                      <w:rFonts w:ascii="Cambria Math" w:eastAsia="Times New Roman" w:hAnsi="Cambria Math" w:cs="Times New Roman"/>
+                      <w:color w:val="000000"/>
+                      <w:sz w:val="28"/>
+                      <w:szCs w:val="28"/>
+                      <w:lang w:val="en-US" w:eastAsia="ru-RU"/>
+                    </w:rPr>
+                    <m:t>ASCII</m:t>
+                  </m:r>
+                  <m:r>
+                    <w:rPr>
+                      <w:rFonts w:ascii="Cambria Math" w:eastAsia="Times New Roman" w:hAnsi="Cambria Math" w:cs="Times New Roman"/>
+                      <w:color w:val="000000"/>
+                      <w:sz w:val="28"/>
+                      <w:szCs w:val="28"/>
+                      <w:lang w:eastAsia="ru-RU"/>
+                    </w:rPr>
+                    <m:t>: 224</m:t>
+                  </m:r>
+                </m:e>
+              </m:d>
+            </m:e>
+          </m:d>
+          <m:r>
+            <w:rPr>
+              <w:rFonts w:ascii="Cambria Math" w:eastAsia="Times New Roman" w:hAnsi="Cambria Math" w:cs="Times New Roman"/>
+              <w:color w:val="000000"/>
+              <w:sz w:val="28"/>
+              <w:szCs w:val="28"/>
+              <w:lang w:eastAsia="ru-RU"/>
+            </w:rPr>
+            <m:t xml:space="preserve"> = </m:t>
+          </m:r>
+          <m:d>
+            <m:dPr>
+              <m:begChr m:val="["/>
+              <m:endChr m:val="]"/>
+              <m:ctrlPr>
+                <w:rPr>
+                  <w:rFonts w:ascii="Cambria Math" w:eastAsia="Times New Roman" w:hAnsi="Cambria Math" w:cs="Times New Roman"/>
+                  <w:i/>
+                  <w:color w:val="000000"/>
+                  <w:sz w:val="28"/>
+                  <w:szCs w:val="28"/>
+                  <w:lang w:val="en-US" w:eastAsia="ru-RU"/>
+                </w:rPr>
+              </m:ctrlPr>
+            </m:dPr>
+            <m:e>
+              <m:r>
+                <w:rPr>
+                  <w:rFonts w:ascii="Cambria Math" w:eastAsia="Times New Roman" w:hAnsi="Cambria Math" w:cs="Times New Roman"/>
+                  <w:color w:val="000000"/>
+                  <w:sz w:val="28"/>
+                  <w:szCs w:val="28"/>
+                  <w:lang w:val="en-US" w:eastAsia="ru-RU"/>
+                </w:rPr>
+                <m:t>ѓ</m:t>
+              </m:r>
+            </m:e>
+          </m:d>
+          <m:r>
+            <w:rPr>
+              <w:rFonts w:ascii="Cambria Math" w:eastAsia="Times New Roman" w:hAnsi="Cambria Math" w:cs="Times New Roman"/>
+              <w:color w:val="000000"/>
+              <w:sz w:val="28"/>
+              <w:szCs w:val="28"/>
+              <w:lang w:val="en-US" w:eastAsia="ru-RU"/>
+            </w:rPr>
+            <m:t xml:space="preserve"> (</m:t>
+          </m:r>
+          <m:r>
+            <w:rPr>
+              <w:rFonts w:ascii="Cambria Math" w:eastAsia="Times New Roman" w:hAnsi="Cambria Math" w:cs="Times New Roman"/>
+              <w:color w:val="000000"/>
+              <w:sz w:val="28"/>
+              <w:szCs w:val="28"/>
+              <w:lang w:eastAsia="ru-RU"/>
+            </w:rPr>
+            <m:t xml:space="preserve">код </m:t>
+          </m:r>
+          <m:r>
+            <w:rPr>
+              <w:rFonts w:ascii="Cambria Math" w:eastAsia="Times New Roman" w:hAnsi="Cambria Math" w:cs="Times New Roman"/>
+              <w:color w:val="000000"/>
+              <w:sz w:val="28"/>
+              <w:szCs w:val="28"/>
+              <w:lang w:val="en-US" w:eastAsia="ru-RU"/>
+            </w:rPr>
+            <m:t>ASCII: 1</m:t>
+          </m:r>
+          <m:r>
+            <w:rPr>
+              <w:rFonts w:ascii="Cambria Math" w:eastAsia="Times New Roman" w:hAnsi="Cambria Math" w:cs="Times New Roman"/>
+              <w:color w:val="000000"/>
+              <w:sz w:val="28"/>
+              <w:szCs w:val="28"/>
+              <w:lang w:eastAsia="ru-RU"/>
+            </w:rPr>
+            <m:t>31</m:t>
+          </m:r>
+          <m:r>
+            <w:rPr>
+              <w:rFonts w:ascii="Cambria Math" w:eastAsia="Times New Roman" w:hAnsi="Cambria Math" w:cs="Times New Roman"/>
+              <w:color w:val="000000"/>
+              <w:sz w:val="28"/>
+              <w:szCs w:val="28"/>
+              <w:lang w:val="en-US" w:eastAsia="ru-RU"/>
+            </w:rPr>
+            <m:t>)</m:t>
+          </m:r>
+        </m:oMath>
+      </m:oMathPara>
+    </w:p>
+    <w:p>
+      <w:pPr>
+        <w:spacing w:before="120" w:after="120" w:line="240" w:lineRule="auto"/>
+        <w:ind w:left="720"/>
+        <w:rPr>
+          <w:rFonts w:ascii="Times New Roman" w:eastAsia="Times New Roman" w:hAnsi="Times New Roman" w:cs="Times New Roman"/>
+          <w:i/>
+          <w:color w:val="000000"/>
+          <w:sz w:val="28"/>
+          <w:szCs w:val="28"/>
+          <w:lang w:eastAsia="ru-RU"/>
         </w:rPr>
       </w:pPr>
       <m:oMathPara>
@@ -5870,17 +6287,7 @@
               <w:szCs w:val="28"/>
               <w:lang w:eastAsia="ru-RU"/>
             </w:rPr>
-            <m:t xml:space="preserve"> =</m:t>
-          </m:r>
-          <m:r>
-            <w:rPr>
-              <w:rFonts w:ascii="Cambria Math" w:eastAsia="Times New Roman" w:hAnsi="Cambria Math" w:cs="Times New Roman"/>
-              <w:color w:val="000000"/>
-              <w:sz w:val="28"/>
-              <w:szCs w:val="28"/>
-              <w:lang w:eastAsia="ru-RU"/>
-            </w:rPr>
-            <m:t xml:space="preserve"> </m:t>
+            <m:t xml:space="preserve"> = </m:t>
           </m:r>
           <m:d>
             <m:dPr>
@@ -5951,7 +6358,7 @@
               <w:szCs w:val="28"/>
               <w:lang w:val="en-US" w:eastAsia="ru-RU"/>
             </w:rPr>
-            <m:t>11</m:t>
+            <m:t>1</m:t>
           </m:r>
           <m:r>
             <w:rPr>
@@ -5961,7 +6368,7 @@
               <w:szCs w:val="28"/>
               <w:lang w:eastAsia="ru-RU"/>
             </w:rPr>
-            <m:t>8</m:t>
+            <m:t>18</m:t>
           </m:r>
           <m:r>
             <w:rPr>
@@ -5987,6 +6394,1760 @@
           <w:sz w:val="28"/>
           <w:szCs w:val="28"/>
           <w:lang w:val="en-US" w:eastAsia="ru-RU"/>
+        </w:rPr>
+      </w:pPr>
+      <m:oMathPara>
+        <m:oMath>
+          <m:d>
+            <m:dPr>
+              <m:ctrlPr>
+                <w:rPr>
+                  <w:rFonts w:ascii="Cambria Math" w:eastAsia="Times New Roman" w:hAnsi="Cambria Math" w:cs="Times New Roman"/>
+                  <w:i/>
+                  <w:color w:val="000000"/>
+                  <w:sz w:val="28"/>
+                  <w:szCs w:val="28"/>
+                  <w:lang w:eastAsia="ru-RU"/>
+                </w:rPr>
+              </m:ctrlPr>
+            </m:dPr>
+            <m:e>
+              <m:d>
+                <m:dPr>
+                  <m:ctrlPr>
+                    <w:rPr>
+                      <w:rFonts w:ascii="Cambria Math" w:eastAsia="Times New Roman" w:hAnsi="Cambria Math" w:cs="Times New Roman"/>
+                      <w:i/>
+                      <w:color w:val="000000"/>
+                      <w:sz w:val="28"/>
+                      <w:szCs w:val="28"/>
+                      <w:lang w:eastAsia="ru-RU"/>
+                    </w:rPr>
+                  </m:ctrlPr>
+                </m:dPr>
+                <m:e>
+                  <m:r>
+                    <w:rPr>
+                      <w:rFonts w:ascii="Cambria Math" w:eastAsia="Times New Roman" w:hAnsi="Cambria Math" w:cs="Times New Roman"/>
+                      <w:color w:val="000000"/>
+                      <w:sz w:val="28"/>
+                      <w:szCs w:val="28"/>
+                      <w:lang w:eastAsia="ru-RU"/>
+                    </w:rPr>
+                    <m:t xml:space="preserve">код </m:t>
+                  </m:r>
+                  <m:r>
+                    <w:rPr>
+                      <w:rFonts w:ascii="Cambria Math" w:eastAsia="Times New Roman" w:hAnsi="Cambria Math" w:cs="Times New Roman"/>
+                      <w:color w:val="000000"/>
+                      <w:sz w:val="28"/>
+                      <w:szCs w:val="28"/>
+                      <w:lang w:val="en-US" w:eastAsia="ru-RU"/>
+                    </w:rPr>
+                    <m:t>ASCII</m:t>
+                  </m:r>
+                  <m:r>
+                    <w:rPr>
+                      <w:rFonts w:ascii="Cambria Math" w:eastAsia="Times New Roman" w:hAnsi="Cambria Math" w:cs="Times New Roman"/>
+                      <w:color w:val="000000"/>
+                      <w:sz w:val="28"/>
+                      <w:szCs w:val="28"/>
+                      <w:lang w:eastAsia="ru-RU"/>
+                    </w:rPr>
+                    <m:t>: 2</m:t>
+                  </m:r>
+                  <m:r>
+                    <w:rPr>
+                      <w:rFonts w:ascii="Cambria Math" w:eastAsia="Times New Roman" w:hAnsi="Cambria Math" w:cs="Times New Roman"/>
+                      <w:color w:val="000000"/>
+                      <w:sz w:val="28"/>
+                      <w:szCs w:val="28"/>
+                      <w:lang w:val="en-US" w:eastAsia="ru-RU"/>
+                    </w:rPr>
+                    <m:t>55</m:t>
+                  </m:r>
+                </m:e>
+              </m:d>
+              <m:r>
+                <w:rPr>
+                  <w:rFonts w:ascii="Cambria Math" w:eastAsia="Times New Roman" w:hAnsi="Cambria Math" w:cs="Times New Roman"/>
+                  <w:color w:val="000000"/>
+                  <w:sz w:val="28"/>
+                  <w:szCs w:val="28"/>
+                  <w:lang w:val="en-US" w:eastAsia="ru-RU"/>
+                </w:rPr>
+                <m:t xml:space="preserve">- </m:t>
+              </m:r>
+              <m:d>
+                <m:dPr>
+                  <m:begChr m:val="["/>
+                  <m:endChr m:val="]"/>
+                  <m:ctrlPr>
+                    <w:rPr>
+                      <w:rFonts w:ascii="Cambria Math" w:eastAsia="Times New Roman" w:hAnsi="Cambria Math" w:cs="Times New Roman"/>
+                      <w:i/>
+                      <w:color w:val="000000"/>
+                      <w:sz w:val="28"/>
+                      <w:szCs w:val="28"/>
+                      <w:lang w:eastAsia="ru-RU"/>
+                    </w:rPr>
+                  </m:ctrlPr>
+                </m:dPr>
+                <m:e>
+                  <m:r>
+                    <w:rPr>
+                      <w:rFonts w:ascii="Cambria Math" w:eastAsia="Times New Roman" w:hAnsi="Cambria Math" w:cs="Times New Roman"/>
+                      <w:color w:val="000000"/>
+                      <w:sz w:val="28"/>
+                      <w:szCs w:val="28"/>
+                      <w:lang w:eastAsia="ru-RU"/>
+                    </w:rPr>
+                    <m:t>и</m:t>
+                  </m:r>
+                </m:e>
+              </m:d>
+              <m:r>
+                <w:rPr>
+                  <w:rFonts w:ascii="Cambria Math" w:eastAsia="Times New Roman" w:hAnsi="Cambria Math" w:cs="Times New Roman"/>
+                  <w:color w:val="000000"/>
+                  <w:sz w:val="28"/>
+                  <w:szCs w:val="28"/>
+                  <w:lang w:eastAsia="ru-RU"/>
+                </w:rPr>
+                <m:t> </m:t>
+              </m:r>
+              <m:d>
+                <m:dPr>
+                  <m:ctrlPr>
+                    <w:rPr>
+                      <w:rFonts w:ascii="Cambria Math" w:eastAsia="Times New Roman" w:hAnsi="Cambria Math" w:cs="Times New Roman"/>
+                      <w:i/>
+                      <w:color w:val="000000"/>
+                      <w:sz w:val="28"/>
+                      <w:szCs w:val="28"/>
+                      <w:lang w:eastAsia="ru-RU"/>
+                    </w:rPr>
+                  </m:ctrlPr>
+                </m:dPr>
+                <m:e>
+                  <m:r>
+                    <w:rPr>
+                      <w:rFonts w:ascii="Cambria Math" w:eastAsia="Times New Roman" w:hAnsi="Cambria Math" w:cs="Times New Roman"/>
+                      <w:color w:val="000000"/>
+                      <w:sz w:val="28"/>
+                      <w:szCs w:val="28"/>
+                      <w:lang w:eastAsia="ru-RU"/>
+                    </w:rPr>
+                    <m:t xml:space="preserve">код </m:t>
+                  </m:r>
+                  <m:r>
+                    <w:rPr>
+                      <w:rFonts w:ascii="Cambria Math" w:eastAsia="Times New Roman" w:hAnsi="Cambria Math" w:cs="Times New Roman"/>
+                      <w:color w:val="000000"/>
+                      <w:sz w:val="28"/>
+                      <w:szCs w:val="28"/>
+                      <w:lang w:val="en-US" w:eastAsia="ru-RU"/>
+                    </w:rPr>
+                    <m:t>ASCII</m:t>
+                  </m:r>
+                  <m:r>
+                    <w:rPr>
+                      <w:rFonts w:ascii="Cambria Math" w:eastAsia="Times New Roman" w:hAnsi="Cambria Math" w:cs="Times New Roman"/>
+                      <w:color w:val="000000"/>
+                      <w:sz w:val="28"/>
+                      <w:szCs w:val="28"/>
+                      <w:lang w:eastAsia="ru-RU"/>
+                    </w:rPr>
+                    <m:t>: </m:t>
+                  </m:r>
+                  <m:r>
+                    <w:rPr>
+                      <w:rFonts w:ascii="Cambria Math" w:eastAsia="Times New Roman" w:hAnsi="Cambria Math" w:cs="Times New Roman"/>
+                      <w:color w:val="000000"/>
+                      <w:sz w:val="28"/>
+                      <w:szCs w:val="28"/>
+                      <w:lang w:eastAsia="ru-RU"/>
+                    </w:rPr>
+                    <m:t>232</m:t>
+                  </m:r>
+                </m:e>
+              </m:d>
+            </m:e>
+          </m:d>
+          <m:r>
+            <w:rPr>
+              <w:rFonts w:ascii="Cambria Math" w:eastAsia="Times New Roman" w:hAnsi="Cambria Math" w:cs="Times New Roman"/>
+              <w:color w:val="000000"/>
+              <w:sz w:val="28"/>
+              <w:szCs w:val="28"/>
+              <w:lang w:eastAsia="ru-RU"/>
+            </w:rPr>
+            <m:t xml:space="preserve"> = </m:t>
+          </m:r>
+          <m:d>
+            <m:dPr>
+              <m:begChr m:val="["/>
+              <m:endChr m:val="]"/>
+              <m:ctrlPr>
+                <w:rPr>
+                  <w:rFonts w:ascii="Cambria Math" w:eastAsia="Times New Roman" w:hAnsi="Cambria Math" w:cs="Times New Roman"/>
+                  <w:i/>
+                  <w:color w:val="000000"/>
+                  <w:sz w:val="28"/>
+                  <w:szCs w:val="28"/>
+                  <w:lang w:val="en-US" w:eastAsia="ru-RU"/>
+                </w:rPr>
+              </m:ctrlPr>
+            </m:dPr>
+            <m:e>
+              <m:r>
+                <w:rPr>
+                  <w:rFonts w:ascii="Cambria Math" w:eastAsia="Times New Roman" w:hAnsi="Cambria Math" w:cs="Times New Roman"/>
+                  <w:color w:val="000000"/>
+                  <w:sz w:val="28"/>
+                  <w:szCs w:val="28"/>
+                  <w:lang w:val="en-US" w:eastAsia="ru-RU"/>
+                </w:rPr>
+                <m:t>{</m:t>
+              </m:r>
+            </m:e>
+          </m:d>
+          <m:r>
+            <w:rPr>
+              <w:rFonts w:ascii="Cambria Math" w:eastAsia="Times New Roman" w:hAnsi="Cambria Math" w:cs="Times New Roman"/>
+              <w:color w:val="000000"/>
+              <w:sz w:val="28"/>
+              <w:szCs w:val="28"/>
+              <w:lang w:val="en-US" w:eastAsia="ru-RU"/>
+            </w:rPr>
+            <m:t xml:space="preserve"> (</m:t>
+          </m:r>
+          <m:r>
+            <w:rPr>
+              <w:rFonts w:ascii="Cambria Math" w:eastAsia="Times New Roman" w:hAnsi="Cambria Math" w:cs="Times New Roman"/>
+              <w:color w:val="000000"/>
+              <w:sz w:val="28"/>
+              <w:szCs w:val="28"/>
+              <w:lang w:eastAsia="ru-RU"/>
+            </w:rPr>
+            <m:t xml:space="preserve">код </m:t>
+          </m:r>
+          <m:r>
+            <w:rPr>
+              <w:rFonts w:ascii="Cambria Math" w:eastAsia="Times New Roman" w:hAnsi="Cambria Math" w:cs="Times New Roman"/>
+              <w:color w:val="000000"/>
+              <w:sz w:val="28"/>
+              <w:szCs w:val="28"/>
+              <w:lang w:val="en-US" w:eastAsia="ru-RU"/>
+            </w:rPr>
+            <m:t>ASCII: 1</m:t>
+          </m:r>
+          <m:r>
+            <w:rPr>
+              <w:rFonts w:ascii="Cambria Math" w:eastAsia="Times New Roman" w:hAnsi="Cambria Math" w:cs="Times New Roman"/>
+              <w:color w:val="000000"/>
+              <w:sz w:val="28"/>
+              <w:szCs w:val="28"/>
+              <w:lang w:val="en-US" w:eastAsia="ru-RU"/>
+            </w:rPr>
+            <m:t>2</m:t>
+          </m:r>
+          <m:r>
+            <w:rPr>
+              <w:rFonts w:ascii="Cambria Math" w:eastAsia="Times New Roman" w:hAnsi="Cambria Math" w:cs="Times New Roman"/>
+              <w:color w:val="000000"/>
+              <w:sz w:val="28"/>
+              <w:szCs w:val="28"/>
+              <w:lang w:eastAsia="ru-RU"/>
+            </w:rPr>
+            <m:t>3</m:t>
+          </m:r>
+          <m:r>
+            <w:rPr>
+              <w:rFonts w:ascii="Cambria Math" w:eastAsia="Times New Roman" w:hAnsi="Cambria Math" w:cs="Times New Roman"/>
+              <w:color w:val="000000"/>
+              <w:sz w:val="28"/>
+              <w:szCs w:val="28"/>
+              <w:lang w:val="en-US" w:eastAsia="ru-RU"/>
+            </w:rPr>
+            <m:t>)</m:t>
+          </m:r>
+        </m:oMath>
+      </m:oMathPara>
+    </w:p>
+    <w:p>
+      <w:pPr>
+        <w:spacing w:before="120" w:after="120" w:line="240" w:lineRule="auto"/>
+        <w:ind w:left="720"/>
+        <w:rPr>
+          <w:rFonts w:ascii="Times New Roman" w:eastAsia="Times New Roman" w:hAnsi="Times New Roman" w:cs="Times New Roman"/>
+          <w:i/>
+          <w:color w:val="000000"/>
+          <w:sz w:val="28"/>
+          <w:szCs w:val="28"/>
+          <w:lang w:eastAsia="ru-RU"/>
+        </w:rPr>
+      </w:pPr>
+      <m:oMathPara>
+        <m:oMath>
+          <m:d>
+            <m:dPr>
+              <m:ctrlPr>
+                <w:rPr>
+                  <w:rFonts w:ascii="Cambria Math" w:eastAsia="Times New Roman" w:hAnsi="Cambria Math" w:cs="Times New Roman"/>
+                  <w:i/>
+                  <w:color w:val="000000"/>
+                  <w:sz w:val="28"/>
+                  <w:szCs w:val="28"/>
+                  <w:lang w:eastAsia="ru-RU"/>
+                </w:rPr>
+              </m:ctrlPr>
+            </m:dPr>
+            <m:e>
+              <m:d>
+                <m:dPr>
+                  <m:ctrlPr>
+                    <w:rPr>
+                      <w:rFonts w:ascii="Cambria Math" w:eastAsia="Times New Roman" w:hAnsi="Cambria Math" w:cs="Times New Roman"/>
+                      <w:i/>
+                      <w:color w:val="000000"/>
+                      <w:sz w:val="28"/>
+                      <w:szCs w:val="28"/>
+                      <w:lang w:eastAsia="ru-RU"/>
+                    </w:rPr>
+                  </m:ctrlPr>
+                </m:dPr>
+                <m:e>
+                  <m:r>
+                    <w:rPr>
+                      <w:rFonts w:ascii="Cambria Math" w:eastAsia="Times New Roman" w:hAnsi="Cambria Math" w:cs="Times New Roman"/>
+                      <w:color w:val="000000"/>
+                      <w:sz w:val="28"/>
+                      <w:szCs w:val="28"/>
+                      <w:lang w:eastAsia="ru-RU"/>
+                    </w:rPr>
+                    <m:t xml:space="preserve">код </m:t>
+                  </m:r>
+                  <m:r>
+                    <w:rPr>
+                      <w:rFonts w:ascii="Cambria Math" w:eastAsia="Times New Roman" w:hAnsi="Cambria Math" w:cs="Times New Roman"/>
+                      <w:color w:val="000000"/>
+                      <w:sz w:val="28"/>
+                      <w:szCs w:val="28"/>
+                      <w:lang w:val="en-US" w:eastAsia="ru-RU"/>
+                    </w:rPr>
+                    <m:t>ASCII</m:t>
+                  </m:r>
+                  <m:r>
+                    <w:rPr>
+                      <w:rFonts w:ascii="Cambria Math" w:eastAsia="Times New Roman" w:hAnsi="Cambria Math" w:cs="Times New Roman"/>
+                      <w:color w:val="000000"/>
+                      <w:sz w:val="28"/>
+                      <w:szCs w:val="28"/>
+                      <w:lang w:eastAsia="ru-RU"/>
+                    </w:rPr>
+                    <m:t>: 2</m:t>
+                  </m:r>
+                  <m:r>
+                    <w:rPr>
+                      <w:rFonts w:ascii="Cambria Math" w:eastAsia="Times New Roman" w:hAnsi="Cambria Math" w:cs="Times New Roman"/>
+                      <w:color w:val="000000"/>
+                      <w:sz w:val="28"/>
+                      <w:szCs w:val="28"/>
+                      <w:lang w:val="en-US" w:eastAsia="ru-RU"/>
+                    </w:rPr>
+                    <m:t>55</m:t>
+                  </m:r>
+                </m:e>
+              </m:d>
+              <m:r>
+                <w:rPr>
+                  <w:rFonts w:ascii="Cambria Math" w:eastAsia="Times New Roman" w:hAnsi="Cambria Math" w:cs="Times New Roman"/>
+                  <w:color w:val="000000"/>
+                  <w:sz w:val="28"/>
+                  <w:szCs w:val="28"/>
+                  <w:lang w:val="en-US" w:eastAsia="ru-RU"/>
+                </w:rPr>
+                <m:t xml:space="preserve">- </m:t>
+              </m:r>
+              <m:d>
+                <m:dPr>
+                  <m:begChr m:val="["/>
+                  <m:endChr m:val="]"/>
+                  <m:ctrlPr>
+                    <w:rPr>
+                      <w:rFonts w:ascii="Cambria Math" w:eastAsia="Times New Roman" w:hAnsi="Cambria Math" w:cs="Times New Roman"/>
+                      <w:i/>
+                      <w:color w:val="000000"/>
+                      <w:sz w:val="28"/>
+                      <w:szCs w:val="28"/>
+                      <w:lang w:eastAsia="ru-RU"/>
+                    </w:rPr>
+                  </m:ctrlPr>
+                </m:dPr>
+                <m:e>
+                  <m:r>
+                    <w:rPr>
+                      <w:rFonts w:ascii="Cambria Math" w:eastAsia="Times New Roman" w:hAnsi="Cambria Math" w:cs="Times New Roman"/>
+                      <w:color w:val="000000"/>
+                      <w:sz w:val="28"/>
+                      <w:szCs w:val="28"/>
+                      <w:lang w:eastAsia="ru-RU"/>
+                    </w:rPr>
+                    <m:t>я</m:t>
+                  </m:r>
+                </m:e>
+              </m:d>
+              <m:r>
+                <w:rPr>
+                  <w:rFonts w:ascii="Cambria Math" w:eastAsia="Times New Roman" w:hAnsi="Cambria Math" w:cs="Times New Roman"/>
+                  <w:color w:val="000000"/>
+                  <w:sz w:val="28"/>
+                  <w:szCs w:val="28"/>
+                  <w:lang w:eastAsia="ru-RU"/>
+                </w:rPr>
+                <m:t> </m:t>
+              </m:r>
+              <m:d>
+                <m:dPr>
+                  <m:ctrlPr>
+                    <w:rPr>
+                      <w:rFonts w:ascii="Cambria Math" w:eastAsia="Times New Roman" w:hAnsi="Cambria Math" w:cs="Times New Roman"/>
+                      <w:i/>
+                      <w:color w:val="000000"/>
+                      <w:sz w:val="28"/>
+                      <w:szCs w:val="28"/>
+                      <w:lang w:eastAsia="ru-RU"/>
+                    </w:rPr>
+                  </m:ctrlPr>
+                </m:dPr>
+                <m:e>
+                  <m:r>
+                    <w:rPr>
+                      <w:rFonts w:ascii="Cambria Math" w:eastAsia="Times New Roman" w:hAnsi="Cambria Math" w:cs="Times New Roman"/>
+                      <w:color w:val="000000"/>
+                      <w:sz w:val="28"/>
+                      <w:szCs w:val="28"/>
+                      <w:lang w:eastAsia="ru-RU"/>
+                    </w:rPr>
+                    <m:t xml:space="preserve">код </m:t>
+                  </m:r>
+                  <m:r>
+                    <w:rPr>
+                      <w:rFonts w:ascii="Cambria Math" w:eastAsia="Times New Roman" w:hAnsi="Cambria Math" w:cs="Times New Roman"/>
+                      <w:color w:val="000000"/>
+                      <w:sz w:val="28"/>
+                      <w:szCs w:val="28"/>
+                      <w:lang w:val="en-US" w:eastAsia="ru-RU"/>
+                    </w:rPr>
+                    <m:t>ASCII</m:t>
+                  </m:r>
+                  <m:r>
+                    <w:rPr>
+                      <w:rFonts w:ascii="Cambria Math" w:eastAsia="Times New Roman" w:hAnsi="Cambria Math" w:cs="Times New Roman"/>
+                      <w:color w:val="000000"/>
+                      <w:sz w:val="28"/>
+                      <w:szCs w:val="28"/>
+                      <w:lang w:eastAsia="ru-RU"/>
+                    </w:rPr>
+                    <m:t>: </m:t>
+                  </m:r>
+                  <m:r>
+                    <w:rPr>
+                      <w:rFonts w:ascii="Cambria Math" w:eastAsia="Times New Roman" w:hAnsi="Cambria Math" w:cs="Times New Roman"/>
+                      <w:color w:val="000000"/>
+                      <w:sz w:val="28"/>
+                      <w:szCs w:val="28"/>
+                      <w:lang w:eastAsia="ru-RU"/>
+                    </w:rPr>
+                    <m:t>255</m:t>
+                  </m:r>
+                </m:e>
+              </m:d>
+            </m:e>
+          </m:d>
+          <m:r>
+            <w:rPr>
+              <w:rFonts w:ascii="Cambria Math" w:eastAsia="Times New Roman" w:hAnsi="Cambria Math" w:cs="Times New Roman"/>
+              <w:color w:val="000000"/>
+              <w:sz w:val="28"/>
+              <w:szCs w:val="28"/>
+              <w:lang w:eastAsia="ru-RU"/>
+            </w:rPr>
+            <m:t xml:space="preserve"> = </m:t>
+          </m:r>
+          <m:d>
+            <m:dPr>
+              <m:begChr m:val="["/>
+              <m:endChr m:val="]"/>
+              <m:ctrlPr>
+                <w:rPr>
+                  <w:rFonts w:ascii="Cambria Math" w:eastAsia="Times New Roman" w:hAnsi="Cambria Math" w:cs="Times New Roman"/>
+                  <w:i/>
+                  <w:color w:val="000000"/>
+                  <w:sz w:val="28"/>
+                  <w:szCs w:val="28"/>
+                  <w:lang w:val="en-US" w:eastAsia="ru-RU"/>
+                </w:rPr>
+              </m:ctrlPr>
+            </m:dPr>
+            <m:e>
+              <m:r>
+                <w:rPr>
+                  <w:rFonts w:ascii="Cambria Math" w:eastAsia="Times New Roman" w:hAnsi="Cambria Math" w:cs="Times New Roman"/>
+                  <w:color w:val="000000"/>
+                  <w:sz w:val="28"/>
+                  <w:szCs w:val="28"/>
+                  <w:lang w:val="en-US" w:eastAsia="ru-RU"/>
+                </w:rPr>
+                <m:t>d</m:t>
+              </m:r>
+            </m:e>
+          </m:d>
+          <m:r>
+            <w:rPr>
+              <w:rFonts w:ascii="Cambria Math" w:eastAsia="Times New Roman" w:hAnsi="Cambria Math" w:cs="Times New Roman"/>
+              <w:color w:val="000000"/>
+              <w:sz w:val="28"/>
+              <w:szCs w:val="28"/>
+              <w:lang w:val="en-US" w:eastAsia="ru-RU"/>
+            </w:rPr>
+            <m:t xml:space="preserve"> (</m:t>
+          </m:r>
+          <m:r>
+            <w:rPr>
+              <w:rFonts w:ascii="Cambria Math" w:eastAsia="Times New Roman" w:hAnsi="Cambria Math" w:cs="Times New Roman"/>
+              <w:color w:val="000000"/>
+              <w:sz w:val="28"/>
+              <w:szCs w:val="28"/>
+              <w:lang w:eastAsia="ru-RU"/>
+            </w:rPr>
+            <m:t xml:space="preserve">код </m:t>
+          </m:r>
+          <m:r>
+            <w:rPr>
+              <w:rFonts w:ascii="Cambria Math" w:eastAsia="Times New Roman" w:hAnsi="Cambria Math" w:cs="Times New Roman"/>
+              <w:color w:val="000000"/>
+              <w:sz w:val="28"/>
+              <w:szCs w:val="28"/>
+              <w:lang w:val="en-US" w:eastAsia="ru-RU"/>
+            </w:rPr>
+            <m:t>ASCII: 1</m:t>
+          </m:r>
+          <m:r>
+            <w:rPr>
+              <w:rFonts w:ascii="Cambria Math" w:eastAsia="Times New Roman" w:hAnsi="Cambria Math" w:cs="Times New Roman"/>
+              <w:color w:val="000000"/>
+              <w:sz w:val="28"/>
+              <w:szCs w:val="28"/>
+              <w:lang w:eastAsia="ru-RU"/>
+            </w:rPr>
+            <m:t>00</m:t>
+          </m:r>
+          <m:r>
+            <w:rPr>
+              <w:rFonts w:ascii="Cambria Math" w:eastAsia="Times New Roman" w:hAnsi="Cambria Math" w:cs="Times New Roman"/>
+              <w:color w:val="000000"/>
+              <w:sz w:val="28"/>
+              <w:szCs w:val="28"/>
+              <w:lang w:val="en-US" w:eastAsia="ru-RU"/>
+            </w:rPr>
+            <m:t>)</m:t>
+          </m:r>
+        </m:oMath>
+      </m:oMathPara>
+    </w:p>
+    <w:p>
+      <w:pPr>
+        <w:spacing w:before="120" w:after="120" w:line="240" w:lineRule="auto"/>
+        <w:ind w:left="720"/>
+        <w:rPr>
+          <w:rFonts w:ascii="Times New Roman" w:eastAsia="Times New Roman" w:hAnsi="Times New Roman" w:cs="Times New Roman"/>
+          <w:i/>
+          <w:color w:val="000000"/>
+          <w:sz w:val="28"/>
+          <w:szCs w:val="28"/>
+          <w:lang w:eastAsia="ru-RU"/>
+        </w:rPr>
+      </w:pPr>
+      <m:oMathPara>
+        <m:oMath>
+          <m:d>
+            <m:dPr>
+              <m:ctrlPr>
+                <w:rPr>
+                  <w:rFonts w:ascii="Cambria Math" w:eastAsia="Times New Roman" w:hAnsi="Cambria Math" w:cs="Times New Roman"/>
+                  <w:i/>
+                  <w:color w:val="000000"/>
+                  <w:sz w:val="28"/>
+                  <w:szCs w:val="28"/>
+                  <w:lang w:eastAsia="ru-RU"/>
+                </w:rPr>
+              </m:ctrlPr>
+            </m:dPr>
+            <m:e>
+              <m:d>
+                <m:dPr>
+                  <m:ctrlPr>
+                    <w:rPr>
+                      <w:rFonts w:ascii="Cambria Math" w:eastAsia="Times New Roman" w:hAnsi="Cambria Math" w:cs="Times New Roman"/>
+                      <w:i/>
+                      <w:color w:val="000000"/>
+                      <w:sz w:val="28"/>
+                      <w:szCs w:val="28"/>
+                      <w:lang w:eastAsia="ru-RU"/>
+                    </w:rPr>
+                  </m:ctrlPr>
+                </m:dPr>
+                <m:e>
+                  <m:r>
+                    <w:rPr>
+                      <w:rFonts w:ascii="Cambria Math" w:eastAsia="Times New Roman" w:hAnsi="Cambria Math" w:cs="Times New Roman"/>
+                      <w:color w:val="000000"/>
+                      <w:sz w:val="28"/>
+                      <w:szCs w:val="28"/>
+                      <w:lang w:eastAsia="ru-RU"/>
+                    </w:rPr>
+                    <m:t xml:space="preserve">код </m:t>
+                  </m:r>
+                  <m:r>
+                    <w:rPr>
+                      <w:rFonts w:ascii="Cambria Math" w:eastAsia="Times New Roman" w:hAnsi="Cambria Math" w:cs="Times New Roman"/>
+                      <w:color w:val="000000"/>
+                      <w:sz w:val="28"/>
+                      <w:szCs w:val="28"/>
+                      <w:lang w:val="en-US" w:eastAsia="ru-RU"/>
+                    </w:rPr>
+                    <m:t>ASCII</m:t>
+                  </m:r>
+                  <m:r>
+                    <w:rPr>
+                      <w:rFonts w:ascii="Cambria Math" w:eastAsia="Times New Roman" w:hAnsi="Cambria Math" w:cs="Times New Roman"/>
+                      <w:color w:val="000000"/>
+                      <w:sz w:val="28"/>
+                      <w:szCs w:val="28"/>
+                      <w:lang w:eastAsia="ru-RU"/>
+                    </w:rPr>
+                    <m:t>: 2</m:t>
+                  </m:r>
+                  <m:r>
+                    <w:rPr>
+                      <w:rFonts w:ascii="Cambria Math" w:eastAsia="Times New Roman" w:hAnsi="Cambria Math" w:cs="Times New Roman"/>
+                      <w:color w:val="000000"/>
+                      <w:sz w:val="28"/>
+                      <w:szCs w:val="28"/>
+                      <w:lang w:val="en-US" w:eastAsia="ru-RU"/>
+                    </w:rPr>
+                    <m:t>55</m:t>
+                  </m:r>
+                </m:e>
+              </m:d>
+              <m:r>
+                <w:rPr>
+                  <w:rFonts w:ascii="Cambria Math" w:eastAsia="Times New Roman" w:hAnsi="Cambria Math" w:cs="Times New Roman"/>
+                  <w:color w:val="000000"/>
+                  <w:sz w:val="28"/>
+                  <w:szCs w:val="28"/>
+                  <w:lang w:val="en-US" w:eastAsia="ru-RU"/>
+                </w:rPr>
+                <m:t xml:space="preserve">- </m:t>
+              </m:r>
+              <m:d>
+                <m:dPr>
+                  <m:begChr m:val="["/>
+                  <m:endChr m:val="]"/>
+                  <m:ctrlPr>
+                    <w:rPr>
+                      <w:rFonts w:ascii="Cambria Math" w:eastAsia="Times New Roman" w:hAnsi="Cambria Math" w:cs="Times New Roman"/>
+                      <w:i/>
+                      <w:color w:val="000000"/>
+                      <w:sz w:val="28"/>
+                      <w:szCs w:val="28"/>
+                      <w:lang w:eastAsia="ru-RU"/>
+                    </w:rPr>
+                  </m:ctrlPr>
+                </m:dPr>
+                <m:e>
+                  <m:r>
+                    <w:rPr>
+                      <w:rFonts w:ascii="Cambria Math" w:eastAsia="Times New Roman" w:hAnsi="Cambria Math" w:cs="Times New Roman"/>
+                      <w:color w:val="000000"/>
+                      <w:sz w:val="28"/>
+                      <w:szCs w:val="28"/>
+                      <w:lang w:eastAsia="ru-RU"/>
+                    </w:rPr>
+                    <m:t xml:space="preserve"> </m:t>
+                  </m:r>
+                </m:e>
+              </m:d>
+              <m:r>
+                <w:rPr>
+                  <w:rFonts w:ascii="Cambria Math" w:eastAsia="Times New Roman" w:hAnsi="Cambria Math" w:cs="Times New Roman"/>
+                  <w:color w:val="000000"/>
+                  <w:sz w:val="28"/>
+                  <w:szCs w:val="28"/>
+                  <w:lang w:eastAsia="ru-RU"/>
+                </w:rPr>
+                <m:t> </m:t>
+              </m:r>
+              <m:d>
+                <m:dPr>
+                  <m:ctrlPr>
+                    <w:rPr>
+                      <w:rFonts w:ascii="Cambria Math" w:eastAsia="Times New Roman" w:hAnsi="Cambria Math" w:cs="Times New Roman"/>
+                      <w:i/>
+                      <w:color w:val="000000"/>
+                      <w:sz w:val="28"/>
+                      <w:szCs w:val="28"/>
+                      <w:lang w:eastAsia="ru-RU"/>
+                    </w:rPr>
+                  </m:ctrlPr>
+                </m:dPr>
+                <m:e>
+                  <m:r>
+                    <w:rPr>
+                      <w:rFonts w:ascii="Cambria Math" w:eastAsia="Times New Roman" w:hAnsi="Cambria Math" w:cs="Times New Roman"/>
+                      <w:color w:val="000000"/>
+                      <w:sz w:val="28"/>
+                      <w:szCs w:val="28"/>
+                      <w:lang w:eastAsia="ru-RU"/>
+                    </w:rPr>
+                    <m:t xml:space="preserve">код </m:t>
+                  </m:r>
+                  <m:r>
+                    <w:rPr>
+                      <w:rFonts w:ascii="Cambria Math" w:eastAsia="Times New Roman" w:hAnsi="Cambria Math" w:cs="Times New Roman"/>
+                      <w:color w:val="000000"/>
+                      <w:sz w:val="28"/>
+                      <w:szCs w:val="28"/>
+                      <w:lang w:val="en-US" w:eastAsia="ru-RU"/>
+                    </w:rPr>
+                    <m:t>ASCII</m:t>
+                  </m:r>
+                  <m:r>
+                    <w:rPr>
+                      <w:rFonts w:ascii="Cambria Math" w:eastAsia="Times New Roman" w:hAnsi="Cambria Math" w:cs="Times New Roman"/>
+                      <w:color w:val="000000"/>
+                      <w:sz w:val="28"/>
+                      <w:szCs w:val="28"/>
+                      <w:lang w:eastAsia="ru-RU"/>
+                    </w:rPr>
+                    <m:t>: </m:t>
+                  </m:r>
+                  <m:r>
+                    <w:rPr>
+                      <w:rFonts w:ascii="Cambria Math" w:eastAsia="Times New Roman" w:hAnsi="Cambria Math" w:cs="Times New Roman"/>
+                      <w:color w:val="000000"/>
+                      <w:sz w:val="28"/>
+                      <w:szCs w:val="28"/>
+                      <w:lang w:eastAsia="ru-RU"/>
+                    </w:rPr>
+                    <m:t>32</m:t>
+                  </m:r>
+                </m:e>
+              </m:d>
+            </m:e>
+          </m:d>
+          <m:r>
+            <w:rPr>
+              <w:rFonts w:ascii="Cambria Math" w:eastAsia="Times New Roman" w:hAnsi="Cambria Math" w:cs="Times New Roman"/>
+              <w:color w:val="000000"/>
+              <w:sz w:val="28"/>
+              <w:szCs w:val="28"/>
+              <w:lang w:eastAsia="ru-RU"/>
+            </w:rPr>
+            <m:t xml:space="preserve"> = </m:t>
+          </m:r>
+          <m:d>
+            <m:dPr>
+              <m:begChr m:val="["/>
+              <m:endChr m:val="]"/>
+              <m:ctrlPr>
+                <w:rPr>
+                  <w:rFonts w:ascii="Cambria Math" w:eastAsia="Times New Roman" w:hAnsi="Cambria Math" w:cs="Times New Roman"/>
+                  <w:i/>
+                  <w:color w:val="000000"/>
+                  <w:sz w:val="28"/>
+                  <w:szCs w:val="28"/>
+                  <w:lang w:val="en-US" w:eastAsia="ru-RU"/>
+                </w:rPr>
+              </m:ctrlPr>
+            </m:dPr>
+            <m:e>
+              <m:r>
+                <w:rPr>
+                  <w:rFonts w:ascii="Cambria Math" w:eastAsia="Times New Roman" w:hAnsi="Cambria Math" w:cs="Times New Roman"/>
+                  <w:color w:val="000000"/>
+                  <w:sz w:val="28"/>
+                  <w:szCs w:val="28"/>
+                  <w:lang w:val="en-US" w:eastAsia="ru-RU"/>
+                </w:rPr>
+                <m:t>Я</m:t>
+              </m:r>
+            </m:e>
+          </m:d>
+          <m:r>
+            <w:rPr>
+              <w:rFonts w:ascii="Cambria Math" w:eastAsia="Times New Roman" w:hAnsi="Cambria Math" w:cs="Times New Roman"/>
+              <w:color w:val="000000"/>
+              <w:sz w:val="28"/>
+              <w:szCs w:val="28"/>
+              <w:lang w:val="en-US" w:eastAsia="ru-RU"/>
+            </w:rPr>
+            <m:t xml:space="preserve"> (</m:t>
+          </m:r>
+          <m:r>
+            <w:rPr>
+              <w:rFonts w:ascii="Cambria Math" w:eastAsia="Times New Roman" w:hAnsi="Cambria Math" w:cs="Times New Roman"/>
+              <w:color w:val="000000"/>
+              <w:sz w:val="28"/>
+              <w:szCs w:val="28"/>
+              <w:lang w:eastAsia="ru-RU"/>
+            </w:rPr>
+            <m:t xml:space="preserve">код </m:t>
+          </m:r>
+          <m:r>
+            <w:rPr>
+              <w:rFonts w:ascii="Cambria Math" w:eastAsia="Times New Roman" w:hAnsi="Cambria Math" w:cs="Times New Roman"/>
+              <w:color w:val="000000"/>
+              <w:sz w:val="28"/>
+              <w:szCs w:val="28"/>
+              <w:lang w:val="en-US" w:eastAsia="ru-RU"/>
+            </w:rPr>
+            <m:t xml:space="preserve">ASCII: </m:t>
+          </m:r>
+          <m:r>
+            <w:rPr>
+              <w:rFonts w:ascii="Cambria Math" w:eastAsia="Times New Roman" w:hAnsi="Cambria Math" w:cs="Times New Roman"/>
+              <w:color w:val="000000"/>
+              <w:sz w:val="28"/>
+              <w:szCs w:val="28"/>
+              <w:lang w:val="en-US" w:eastAsia="ru-RU"/>
+            </w:rPr>
+            <m:t>2</m:t>
+          </m:r>
+          <m:r>
+            <w:rPr>
+              <w:rFonts w:ascii="Cambria Math" w:eastAsia="Times New Roman" w:hAnsi="Cambria Math" w:cs="Times New Roman"/>
+              <w:color w:val="000000"/>
+              <w:sz w:val="28"/>
+              <w:szCs w:val="28"/>
+              <w:lang w:eastAsia="ru-RU"/>
+            </w:rPr>
+            <m:t>23</m:t>
+          </m:r>
+          <m:r>
+            <w:rPr>
+              <w:rFonts w:ascii="Cambria Math" w:eastAsia="Times New Roman" w:hAnsi="Cambria Math" w:cs="Times New Roman"/>
+              <w:color w:val="000000"/>
+              <w:sz w:val="28"/>
+              <w:szCs w:val="28"/>
+              <w:lang w:val="en-US" w:eastAsia="ru-RU"/>
+            </w:rPr>
+            <m:t>)</m:t>
+          </m:r>
+        </m:oMath>
+      </m:oMathPara>
+    </w:p>
+    <w:p>
+      <w:pPr>
+        <w:spacing w:before="120" w:after="120" w:line="240" w:lineRule="auto"/>
+        <w:ind w:left="720"/>
+        <w:rPr>
+          <w:rFonts w:ascii="Times New Roman" w:eastAsia="Times New Roman" w:hAnsi="Times New Roman" w:cs="Times New Roman"/>
+          <w:i/>
+          <w:color w:val="000000"/>
+          <w:sz w:val="28"/>
+          <w:szCs w:val="28"/>
+          <w:lang w:val="en-US" w:eastAsia="ru-RU"/>
+        </w:rPr>
+      </w:pPr>
+      <m:oMathPara>
+        <m:oMath>
+          <m:d>
+            <m:dPr>
+              <m:ctrlPr>
+                <w:rPr>
+                  <w:rFonts w:ascii="Cambria Math" w:eastAsia="Times New Roman" w:hAnsi="Cambria Math" w:cs="Times New Roman"/>
+                  <w:i/>
+                  <w:color w:val="000000"/>
+                  <w:sz w:val="28"/>
+                  <w:szCs w:val="28"/>
+                  <w:lang w:eastAsia="ru-RU"/>
+                </w:rPr>
+              </m:ctrlPr>
+            </m:dPr>
+            <m:e>
+              <m:d>
+                <m:dPr>
+                  <m:ctrlPr>
+                    <w:rPr>
+                      <w:rFonts w:ascii="Cambria Math" w:eastAsia="Times New Roman" w:hAnsi="Cambria Math" w:cs="Times New Roman"/>
+                      <w:i/>
+                      <w:color w:val="000000"/>
+                      <w:sz w:val="28"/>
+                      <w:szCs w:val="28"/>
+                      <w:lang w:eastAsia="ru-RU"/>
+                    </w:rPr>
+                  </m:ctrlPr>
+                </m:dPr>
+                <m:e>
+                  <m:r>
+                    <w:rPr>
+                      <w:rFonts w:ascii="Cambria Math" w:eastAsia="Times New Roman" w:hAnsi="Cambria Math" w:cs="Times New Roman"/>
+                      <w:color w:val="000000"/>
+                      <w:sz w:val="28"/>
+                      <w:szCs w:val="28"/>
+                      <w:lang w:eastAsia="ru-RU"/>
+                    </w:rPr>
+                    <m:t xml:space="preserve">код </m:t>
+                  </m:r>
+                  <m:r>
+                    <w:rPr>
+                      <w:rFonts w:ascii="Cambria Math" w:eastAsia="Times New Roman" w:hAnsi="Cambria Math" w:cs="Times New Roman"/>
+                      <w:color w:val="000000"/>
+                      <w:sz w:val="28"/>
+                      <w:szCs w:val="28"/>
+                      <w:lang w:val="en-US" w:eastAsia="ru-RU"/>
+                    </w:rPr>
+                    <m:t>ASCII</m:t>
+                  </m:r>
+                  <m:r>
+                    <w:rPr>
+                      <w:rFonts w:ascii="Cambria Math" w:eastAsia="Times New Roman" w:hAnsi="Cambria Math" w:cs="Times New Roman"/>
+                      <w:color w:val="000000"/>
+                      <w:sz w:val="28"/>
+                      <w:szCs w:val="28"/>
+                      <w:lang w:eastAsia="ru-RU"/>
+                    </w:rPr>
+                    <m:t>: 2</m:t>
+                  </m:r>
+                  <m:r>
+                    <w:rPr>
+                      <w:rFonts w:ascii="Cambria Math" w:eastAsia="Times New Roman" w:hAnsi="Cambria Math" w:cs="Times New Roman"/>
+                      <w:color w:val="000000"/>
+                      <w:sz w:val="28"/>
+                      <w:szCs w:val="28"/>
+                      <w:lang w:val="en-US" w:eastAsia="ru-RU"/>
+                    </w:rPr>
+                    <m:t>55</m:t>
+                  </m:r>
+                </m:e>
+              </m:d>
+              <m:r>
+                <w:rPr>
+                  <w:rFonts w:ascii="Cambria Math" w:eastAsia="Times New Roman" w:hAnsi="Cambria Math" w:cs="Times New Roman"/>
+                  <w:color w:val="000000"/>
+                  <w:sz w:val="28"/>
+                  <w:szCs w:val="28"/>
+                  <w:lang w:val="en-US" w:eastAsia="ru-RU"/>
+                </w:rPr>
+                <m:t xml:space="preserve">- </m:t>
+              </m:r>
+              <m:d>
+                <m:dPr>
+                  <m:begChr m:val="["/>
+                  <m:endChr m:val="]"/>
+                  <m:ctrlPr>
+                    <w:rPr>
+                      <w:rFonts w:ascii="Cambria Math" w:eastAsia="Times New Roman" w:hAnsi="Cambria Math" w:cs="Times New Roman"/>
+                      <w:i/>
+                      <w:color w:val="000000"/>
+                      <w:sz w:val="28"/>
+                      <w:szCs w:val="28"/>
+                      <w:lang w:eastAsia="ru-RU"/>
+                    </w:rPr>
+                  </m:ctrlPr>
+                </m:dPr>
+                <m:e>
+                  <m:r>
+                    <w:rPr>
+                      <w:rFonts w:ascii="Cambria Math" w:eastAsia="Times New Roman" w:hAnsi="Cambria Math" w:cs="Times New Roman"/>
+                      <w:color w:val="000000"/>
+                      <w:sz w:val="28"/>
+                      <w:szCs w:val="28"/>
+                      <w:lang w:eastAsia="ru-RU"/>
+                    </w:rPr>
+                    <m:t>б</m:t>
+                  </m:r>
+                </m:e>
+              </m:d>
+              <m:r>
+                <w:rPr>
+                  <w:rFonts w:ascii="Cambria Math" w:eastAsia="Times New Roman" w:hAnsi="Cambria Math" w:cs="Times New Roman"/>
+                  <w:color w:val="000000"/>
+                  <w:sz w:val="28"/>
+                  <w:szCs w:val="28"/>
+                  <w:lang w:eastAsia="ru-RU"/>
+                </w:rPr>
+                <m:t> </m:t>
+              </m:r>
+              <m:d>
+                <m:dPr>
+                  <m:ctrlPr>
+                    <w:rPr>
+                      <w:rFonts w:ascii="Cambria Math" w:eastAsia="Times New Roman" w:hAnsi="Cambria Math" w:cs="Times New Roman"/>
+                      <w:i/>
+                      <w:color w:val="000000"/>
+                      <w:sz w:val="28"/>
+                      <w:szCs w:val="28"/>
+                      <w:lang w:eastAsia="ru-RU"/>
+                    </w:rPr>
+                  </m:ctrlPr>
+                </m:dPr>
+                <m:e>
+                  <m:r>
+                    <w:rPr>
+                      <w:rFonts w:ascii="Cambria Math" w:eastAsia="Times New Roman" w:hAnsi="Cambria Math" w:cs="Times New Roman"/>
+                      <w:color w:val="000000"/>
+                      <w:sz w:val="28"/>
+                      <w:szCs w:val="28"/>
+                      <w:lang w:eastAsia="ru-RU"/>
+                    </w:rPr>
+                    <m:t xml:space="preserve">код </m:t>
+                  </m:r>
+                  <m:r>
+                    <w:rPr>
+                      <w:rFonts w:ascii="Cambria Math" w:eastAsia="Times New Roman" w:hAnsi="Cambria Math" w:cs="Times New Roman"/>
+                      <w:color w:val="000000"/>
+                      <w:sz w:val="28"/>
+                      <w:szCs w:val="28"/>
+                      <w:lang w:val="en-US" w:eastAsia="ru-RU"/>
+                    </w:rPr>
+                    <m:t>ASCII</m:t>
+                  </m:r>
+                  <m:r>
+                    <w:rPr>
+                      <w:rFonts w:ascii="Cambria Math" w:eastAsia="Times New Roman" w:hAnsi="Cambria Math" w:cs="Times New Roman"/>
+                      <w:color w:val="000000"/>
+                      <w:sz w:val="28"/>
+                      <w:szCs w:val="28"/>
+                      <w:lang w:eastAsia="ru-RU"/>
+                    </w:rPr>
+                    <m:t>:</m:t>
+                  </m:r>
+                  <m:r>
+                    <w:rPr>
+                      <w:rFonts w:ascii="Cambria Math" w:eastAsia="Times New Roman" w:hAnsi="Cambria Math" w:cs="Times New Roman"/>
+                      <w:color w:val="000000"/>
+                      <w:sz w:val="28"/>
+                      <w:szCs w:val="28"/>
+                      <w:lang w:eastAsia="ru-RU"/>
+                    </w:rPr>
+                    <m:t>225</m:t>
+                  </m:r>
+                </m:e>
+              </m:d>
+            </m:e>
+          </m:d>
+          <m:r>
+            <w:rPr>
+              <w:rFonts w:ascii="Cambria Math" w:eastAsia="Times New Roman" w:hAnsi="Cambria Math" w:cs="Times New Roman"/>
+              <w:color w:val="000000"/>
+              <w:sz w:val="28"/>
+              <w:szCs w:val="28"/>
+              <w:lang w:eastAsia="ru-RU"/>
+            </w:rPr>
+            <m:t xml:space="preserve"> = </m:t>
+          </m:r>
+          <m:d>
+            <m:dPr>
+              <m:begChr m:val="["/>
+              <m:endChr m:val="]"/>
+              <m:ctrlPr>
+                <w:rPr>
+                  <w:rFonts w:ascii="Cambria Math" w:eastAsia="Times New Roman" w:hAnsi="Cambria Math" w:cs="Times New Roman"/>
+                  <w:i/>
+                  <w:color w:val="000000"/>
+                  <w:sz w:val="28"/>
+                  <w:szCs w:val="28"/>
+                  <w:lang w:val="en-US" w:eastAsia="ru-RU"/>
+                </w:rPr>
+              </m:ctrlPr>
+            </m:dPr>
+            <m:e>
+              <m:r>
+                <w:rPr>
+                  <w:rFonts w:ascii="Cambria Math" w:eastAsia="Times New Roman" w:hAnsi="Cambria Math" w:cs="Times New Roman"/>
+                  <w:color w:val="000000"/>
+                  <w:sz w:val="28"/>
+                  <w:szCs w:val="28"/>
+                  <w:lang w:val="en-US" w:eastAsia="ru-RU"/>
+                </w:rPr>
+                <m:t>‚</m:t>
+              </m:r>
+            </m:e>
+          </m:d>
+          <m:r>
+            <w:rPr>
+              <w:rFonts w:ascii="Cambria Math" w:eastAsia="Times New Roman" w:hAnsi="Cambria Math" w:cs="Times New Roman"/>
+              <w:color w:val="000000"/>
+              <w:sz w:val="28"/>
+              <w:szCs w:val="28"/>
+              <w:lang w:val="en-US" w:eastAsia="ru-RU"/>
+            </w:rPr>
+            <m:t xml:space="preserve"> (</m:t>
+          </m:r>
+          <m:r>
+            <w:rPr>
+              <w:rFonts w:ascii="Cambria Math" w:eastAsia="Times New Roman" w:hAnsi="Cambria Math" w:cs="Times New Roman"/>
+              <w:color w:val="000000"/>
+              <w:sz w:val="28"/>
+              <w:szCs w:val="28"/>
+              <w:lang w:eastAsia="ru-RU"/>
+            </w:rPr>
+            <m:t xml:space="preserve">код </m:t>
+          </m:r>
+          <m:r>
+            <w:rPr>
+              <w:rFonts w:ascii="Cambria Math" w:eastAsia="Times New Roman" w:hAnsi="Cambria Math" w:cs="Times New Roman"/>
+              <w:color w:val="000000"/>
+              <w:sz w:val="28"/>
+              <w:szCs w:val="28"/>
+              <w:lang w:val="en-US" w:eastAsia="ru-RU"/>
+            </w:rPr>
+            <m:t>ASCII:</m:t>
+          </m:r>
+          <m:r>
+            <w:rPr>
+              <w:rFonts w:ascii="Cambria Math" w:eastAsia="Times New Roman" w:hAnsi="Cambria Math" w:cs="Times New Roman"/>
+              <w:color w:val="000000"/>
+              <w:sz w:val="28"/>
+              <w:szCs w:val="28"/>
+              <w:lang w:val="en-US" w:eastAsia="ru-RU"/>
+            </w:rPr>
+            <m:t>13</m:t>
+          </m:r>
+          <m:r>
+            <w:rPr>
+              <w:rFonts w:ascii="Cambria Math" w:eastAsia="Times New Roman" w:hAnsi="Cambria Math" w:cs="Times New Roman"/>
+              <w:color w:val="000000"/>
+              <w:sz w:val="28"/>
+              <w:szCs w:val="28"/>
+              <w:lang w:eastAsia="ru-RU"/>
+            </w:rPr>
+            <m:t>0</m:t>
+          </m:r>
+          <m:r>
+            <w:rPr>
+              <w:rFonts w:ascii="Cambria Math" w:eastAsia="Times New Roman" w:hAnsi="Cambria Math" w:cs="Times New Roman"/>
+              <w:color w:val="000000"/>
+              <w:sz w:val="28"/>
+              <w:szCs w:val="28"/>
+              <w:lang w:val="en-US" w:eastAsia="ru-RU"/>
+            </w:rPr>
+            <m:t>)</m:t>
+          </m:r>
+        </m:oMath>
+      </m:oMathPara>
+    </w:p>
+    <w:p>
+      <w:pPr>
+        <w:spacing w:before="120" w:after="120" w:line="240" w:lineRule="auto"/>
+        <w:ind w:left="720"/>
+        <w:rPr>
+          <w:rFonts w:ascii="Times New Roman" w:eastAsia="Times New Roman" w:hAnsi="Times New Roman" w:cs="Times New Roman"/>
+          <w:i/>
+          <w:color w:val="000000"/>
+          <w:sz w:val="28"/>
+          <w:szCs w:val="28"/>
+          <w:lang w:eastAsia="ru-RU"/>
+        </w:rPr>
+      </w:pPr>
+      <m:oMathPara>
+        <m:oMath>
+          <m:d>
+            <m:dPr>
+              <m:ctrlPr>
+                <w:rPr>
+                  <w:rFonts w:ascii="Cambria Math" w:eastAsia="Times New Roman" w:hAnsi="Cambria Math" w:cs="Times New Roman"/>
+                  <w:i/>
+                  <w:color w:val="000000"/>
+                  <w:sz w:val="28"/>
+                  <w:szCs w:val="28"/>
+                  <w:lang w:eastAsia="ru-RU"/>
+                </w:rPr>
+              </m:ctrlPr>
+            </m:dPr>
+            <m:e>
+              <m:d>
+                <m:dPr>
+                  <m:ctrlPr>
+                    <w:rPr>
+                      <w:rFonts w:ascii="Cambria Math" w:eastAsia="Times New Roman" w:hAnsi="Cambria Math" w:cs="Times New Roman"/>
+                      <w:i/>
+                      <w:color w:val="000000"/>
+                      <w:sz w:val="28"/>
+                      <w:szCs w:val="28"/>
+                      <w:lang w:eastAsia="ru-RU"/>
+                    </w:rPr>
+                  </m:ctrlPr>
+                </m:dPr>
+                <m:e>
+                  <m:r>
+                    <w:rPr>
+                      <w:rFonts w:ascii="Cambria Math" w:eastAsia="Times New Roman" w:hAnsi="Cambria Math" w:cs="Times New Roman"/>
+                      <w:color w:val="000000"/>
+                      <w:sz w:val="28"/>
+                      <w:szCs w:val="28"/>
+                      <w:lang w:eastAsia="ru-RU"/>
+                    </w:rPr>
+                    <m:t xml:space="preserve">код </m:t>
+                  </m:r>
+                  <m:r>
+                    <w:rPr>
+                      <w:rFonts w:ascii="Cambria Math" w:eastAsia="Times New Roman" w:hAnsi="Cambria Math" w:cs="Times New Roman"/>
+                      <w:color w:val="000000"/>
+                      <w:sz w:val="28"/>
+                      <w:szCs w:val="28"/>
+                      <w:lang w:val="en-US" w:eastAsia="ru-RU"/>
+                    </w:rPr>
+                    <m:t>ASCII</m:t>
+                  </m:r>
+                  <m:r>
+                    <w:rPr>
+                      <w:rFonts w:ascii="Cambria Math" w:eastAsia="Times New Roman" w:hAnsi="Cambria Math" w:cs="Times New Roman"/>
+                      <w:color w:val="000000"/>
+                      <w:sz w:val="28"/>
+                      <w:szCs w:val="28"/>
+                      <w:lang w:eastAsia="ru-RU"/>
+                    </w:rPr>
+                    <m:t>: 2</m:t>
+                  </m:r>
+                  <m:r>
+                    <w:rPr>
+                      <w:rFonts w:ascii="Cambria Math" w:eastAsia="Times New Roman" w:hAnsi="Cambria Math" w:cs="Times New Roman"/>
+                      <w:color w:val="000000"/>
+                      <w:sz w:val="28"/>
+                      <w:szCs w:val="28"/>
+                      <w:lang w:val="en-US" w:eastAsia="ru-RU"/>
+                    </w:rPr>
+                    <m:t>55</m:t>
+                  </m:r>
+                </m:e>
+              </m:d>
+              <m:r>
+                <w:rPr>
+                  <w:rFonts w:ascii="Cambria Math" w:eastAsia="Times New Roman" w:hAnsi="Cambria Math" w:cs="Times New Roman"/>
+                  <w:color w:val="000000"/>
+                  <w:sz w:val="28"/>
+                  <w:szCs w:val="28"/>
+                  <w:lang w:val="en-US" w:eastAsia="ru-RU"/>
+                </w:rPr>
+                <m:t xml:space="preserve">- </m:t>
+              </m:r>
+              <m:d>
+                <m:dPr>
+                  <m:begChr m:val="["/>
+                  <m:endChr m:val="]"/>
+                  <m:ctrlPr>
+                    <w:rPr>
+                      <w:rFonts w:ascii="Cambria Math" w:eastAsia="Times New Roman" w:hAnsi="Cambria Math" w:cs="Times New Roman"/>
+                      <w:i/>
+                      <w:color w:val="000000"/>
+                      <w:sz w:val="28"/>
+                      <w:szCs w:val="28"/>
+                      <w:lang w:eastAsia="ru-RU"/>
+                    </w:rPr>
+                  </m:ctrlPr>
+                </m:dPr>
+                <m:e>
+                  <m:r>
+                    <w:rPr>
+                      <w:rFonts w:ascii="Cambria Math" w:eastAsia="Times New Roman" w:hAnsi="Cambria Math" w:cs="Times New Roman"/>
+                      <w:color w:val="000000"/>
+                      <w:sz w:val="28"/>
+                      <w:szCs w:val="28"/>
+                      <w:lang w:eastAsia="ru-RU"/>
+                    </w:rPr>
+                    <m:t>ы</m:t>
+                  </m:r>
+                </m:e>
+              </m:d>
+              <m:r>
+                <w:rPr>
+                  <w:rFonts w:ascii="Cambria Math" w:eastAsia="Times New Roman" w:hAnsi="Cambria Math" w:cs="Times New Roman"/>
+                  <w:color w:val="000000"/>
+                  <w:sz w:val="28"/>
+                  <w:szCs w:val="28"/>
+                  <w:lang w:eastAsia="ru-RU"/>
+                </w:rPr>
+                <m:t> </m:t>
+              </m:r>
+              <m:d>
+                <m:dPr>
+                  <m:ctrlPr>
+                    <w:rPr>
+                      <w:rFonts w:ascii="Cambria Math" w:eastAsia="Times New Roman" w:hAnsi="Cambria Math" w:cs="Times New Roman"/>
+                      <w:i/>
+                      <w:color w:val="000000"/>
+                      <w:sz w:val="28"/>
+                      <w:szCs w:val="28"/>
+                      <w:lang w:eastAsia="ru-RU"/>
+                    </w:rPr>
+                  </m:ctrlPr>
+                </m:dPr>
+                <m:e>
+                  <m:r>
+                    <w:rPr>
+                      <w:rFonts w:ascii="Cambria Math" w:eastAsia="Times New Roman" w:hAnsi="Cambria Math" w:cs="Times New Roman"/>
+                      <w:color w:val="000000"/>
+                      <w:sz w:val="28"/>
+                      <w:szCs w:val="28"/>
+                      <w:lang w:eastAsia="ru-RU"/>
+                    </w:rPr>
+                    <m:t xml:space="preserve">код </m:t>
+                  </m:r>
+                  <m:r>
+                    <w:rPr>
+                      <w:rFonts w:ascii="Cambria Math" w:eastAsia="Times New Roman" w:hAnsi="Cambria Math" w:cs="Times New Roman"/>
+                      <w:color w:val="000000"/>
+                      <w:sz w:val="28"/>
+                      <w:szCs w:val="28"/>
+                      <w:lang w:val="en-US" w:eastAsia="ru-RU"/>
+                    </w:rPr>
+                    <m:t>ASCII</m:t>
+                  </m:r>
+                  <m:r>
+                    <w:rPr>
+                      <w:rFonts w:ascii="Cambria Math" w:eastAsia="Times New Roman" w:hAnsi="Cambria Math" w:cs="Times New Roman"/>
+                      <w:color w:val="000000"/>
+                      <w:sz w:val="28"/>
+                      <w:szCs w:val="28"/>
+                      <w:lang w:eastAsia="ru-RU"/>
+                    </w:rPr>
+                    <m:t>:</m:t>
+                  </m:r>
+                  <m:r>
+                    <w:rPr>
+                      <w:rFonts w:ascii="Cambria Math" w:eastAsia="Times New Roman" w:hAnsi="Cambria Math" w:cs="Times New Roman"/>
+                      <w:color w:val="000000"/>
+                      <w:sz w:val="28"/>
+                      <w:szCs w:val="28"/>
+                      <w:lang w:eastAsia="ru-RU"/>
+                    </w:rPr>
+                    <m:t>251</m:t>
+                  </m:r>
+                </m:e>
+              </m:d>
+            </m:e>
+          </m:d>
+          <m:r>
+            <w:rPr>
+              <w:rFonts w:ascii="Cambria Math" w:eastAsia="Times New Roman" w:hAnsi="Cambria Math" w:cs="Times New Roman"/>
+              <w:color w:val="000000"/>
+              <w:sz w:val="28"/>
+              <w:szCs w:val="28"/>
+              <w:lang w:eastAsia="ru-RU"/>
+            </w:rPr>
+            <m:t xml:space="preserve"> = </m:t>
+          </m:r>
+          <m:d>
+            <m:dPr>
+              <m:begChr m:val="["/>
+              <m:endChr m:val="]"/>
+              <m:ctrlPr>
+                <w:rPr>
+                  <w:rFonts w:ascii="Cambria Math" w:eastAsia="Times New Roman" w:hAnsi="Cambria Math" w:cs="Times New Roman"/>
+                  <w:i/>
+                  <w:color w:val="000000"/>
+                  <w:sz w:val="28"/>
+                  <w:szCs w:val="28"/>
+                  <w:lang w:val="en-US" w:eastAsia="ru-RU"/>
+                </w:rPr>
+              </m:ctrlPr>
+            </m:dPr>
+            <m:e>
+              <m:r>
+                <w:rPr>
+                  <w:rFonts w:ascii="Cambria Math" w:eastAsia="Times New Roman" w:hAnsi="Cambria Math" w:cs="Times New Roman"/>
+                  <w:color w:val="000000"/>
+                  <w:sz w:val="28"/>
+                  <w:szCs w:val="28"/>
+                  <w:lang w:val="en-US" w:eastAsia="ru-RU"/>
+                </w:rPr>
+                <m:t>h</m:t>
+              </m:r>
+            </m:e>
+          </m:d>
+          <m:r>
+            <w:rPr>
+              <w:rFonts w:ascii="Cambria Math" w:eastAsia="Times New Roman" w:hAnsi="Cambria Math" w:cs="Times New Roman"/>
+              <w:color w:val="000000"/>
+              <w:sz w:val="28"/>
+              <w:szCs w:val="28"/>
+              <w:lang w:val="en-US" w:eastAsia="ru-RU"/>
+            </w:rPr>
+            <m:t xml:space="preserve"> </m:t>
+          </m:r>
+          <m:d>
+            <m:dPr>
+              <m:ctrlPr>
+                <w:rPr>
+                  <w:rFonts w:ascii="Cambria Math" w:eastAsia="Times New Roman" w:hAnsi="Cambria Math" w:cs="Times New Roman"/>
+                  <w:i/>
+                  <w:color w:val="000000"/>
+                  <w:sz w:val="28"/>
+                  <w:szCs w:val="28"/>
+                  <w:lang w:val="en-US" w:eastAsia="ru-RU"/>
+                </w:rPr>
+              </m:ctrlPr>
+            </m:dPr>
+            <m:e>
+              <m:r>
+                <w:rPr>
+                  <w:rFonts w:ascii="Cambria Math" w:eastAsia="Times New Roman" w:hAnsi="Cambria Math" w:cs="Times New Roman"/>
+                  <w:color w:val="000000"/>
+                  <w:sz w:val="28"/>
+                  <w:szCs w:val="28"/>
+                  <w:lang w:eastAsia="ru-RU"/>
+                </w:rPr>
+                <m:t xml:space="preserve">код </m:t>
+              </m:r>
+              <m:r>
+                <w:rPr>
+                  <w:rFonts w:ascii="Cambria Math" w:eastAsia="Times New Roman" w:hAnsi="Cambria Math" w:cs="Times New Roman"/>
+                  <w:color w:val="000000"/>
+                  <w:sz w:val="28"/>
+                  <w:szCs w:val="28"/>
+                  <w:lang w:val="en-US" w:eastAsia="ru-RU"/>
+                </w:rPr>
+                <m:t>ASCII:</m:t>
+              </m:r>
+              <m:r>
+                <w:rPr>
+                  <w:rFonts w:ascii="Cambria Math" w:eastAsia="Times New Roman" w:hAnsi="Cambria Math" w:cs="Times New Roman"/>
+                  <w:color w:val="000000"/>
+                  <w:sz w:val="28"/>
+                  <w:szCs w:val="28"/>
+                  <w:lang w:val="en-US" w:eastAsia="ru-RU"/>
+                </w:rPr>
+                <m:t>1</m:t>
+              </m:r>
+              <m:r>
+                <w:rPr>
+                  <w:rFonts w:ascii="Cambria Math" w:eastAsia="Times New Roman" w:hAnsi="Cambria Math" w:cs="Times New Roman"/>
+                  <w:color w:val="000000"/>
+                  <w:sz w:val="28"/>
+                  <w:szCs w:val="28"/>
+                  <w:lang w:eastAsia="ru-RU"/>
+                </w:rPr>
+                <m:t>04</m:t>
+              </m:r>
+            </m:e>
+          </m:d>
+        </m:oMath>
+      </m:oMathPara>
+    </w:p>
+    <w:p>
+      <w:pPr>
+        <w:spacing w:before="120" w:after="120" w:line="240" w:lineRule="auto"/>
+        <w:ind w:left="720"/>
+        <w:rPr>
+          <w:rFonts w:ascii="Times New Roman" w:eastAsia="Times New Roman" w:hAnsi="Times New Roman" w:cs="Times New Roman"/>
+          <w:i/>
+          <w:color w:val="000000"/>
+          <w:sz w:val="28"/>
+          <w:szCs w:val="28"/>
+          <w:lang w:eastAsia="ru-RU"/>
+        </w:rPr>
+      </w:pPr>
+      <m:oMathPara>
+        <m:oMath>
+          <m:d>
+            <m:dPr>
+              <m:ctrlPr>
+                <w:rPr>
+                  <w:rFonts w:ascii="Cambria Math" w:eastAsia="Times New Roman" w:hAnsi="Cambria Math" w:cs="Times New Roman"/>
+                  <w:i/>
+                  <w:color w:val="000000"/>
+                  <w:sz w:val="28"/>
+                  <w:szCs w:val="28"/>
+                  <w:lang w:eastAsia="ru-RU"/>
+                </w:rPr>
+              </m:ctrlPr>
+            </m:dPr>
+            <m:e>
+              <m:d>
+                <m:dPr>
+                  <m:ctrlPr>
+                    <w:rPr>
+                      <w:rFonts w:ascii="Cambria Math" w:eastAsia="Times New Roman" w:hAnsi="Cambria Math" w:cs="Times New Roman"/>
+                      <w:i/>
+                      <w:color w:val="000000"/>
+                      <w:sz w:val="28"/>
+                      <w:szCs w:val="28"/>
+                      <w:lang w:eastAsia="ru-RU"/>
+                    </w:rPr>
+                  </m:ctrlPr>
+                </m:dPr>
+                <m:e>
+                  <m:r>
+                    <w:rPr>
+                      <w:rFonts w:ascii="Cambria Math" w:eastAsia="Times New Roman" w:hAnsi="Cambria Math" w:cs="Times New Roman"/>
+                      <w:color w:val="000000"/>
+                      <w:sz w:val="28"/>
+                      <w:szCs w:val="28"/>
+                      <w:lang w:eastAsia="ru-RU"/>
+                    </w:rPr>
+                    <m:t xml:space="preserve">код </m:t>
+                  </m:r>
+                  <m:r>
+                    <w:rPr>
+                      <w:rFonts w:ascii="Cambria Math" w:eastAsia="Times New Roman" w:hAnsi="Cambria Math" w:cs="Times New Roman"/>
+                      <w:color w:val="000000"/>
+                      <w:sz w:val="28"/>
+                      <w:szCs w:val="28"/>
+                      <w:lang w:val="en-US" w:eastAsia="ru-RU"/>
+                    </w:rPr>
+                    <m:t>ASCII</m:t>
+                  </m:r>
+                  <m:r>
+                    <w:rPr>
+                      <w:rFonts w:ascii="Cambria Math" w:eastAsia="Times New Roman" w:hAnsi="Cambria Math" w:cs="Times New Roman"/>
+                      <w:color w:val="000000"/>
+                      <w:sz w:val="28"/>
+                      <w:szCs w:val="28"/>
+                      <w:lang w:eastAsia="ru-RU"/>
+                    </w:rPr>
+                    <m:t>: 2</m:t>
+                  </m:r>
+                  <m:r>
+                    <w:rPr>
+                      <w:rFonts w:ascii="Cambria Math" w:eastAsia="Times New Roman" w:hAnsi="Cambria Math" w:cs="Times New Roman"/>
+                      <w:color w:val="000000"/>
+                      <w:sz w:val="28"/>
+                      <w:szCs w:val="28"/>
+                      <w:lang w:val="en-US" w:eastAsia="ru-RU"/>
+                    </w:rPr>
+                    <m:t>55</m:t>
+                  </m:r>
+                </m:e>
+              </m:d>
+              <m:r>
+                <w:rPr>
+                  <w:rFonts w:ascii="Cambria Math" w:eastAsia="Times New Roman" w:hAnsi="Cambria Math" w:cs="Times New Roman"/>
+                  <w:color w:val="000000"/>
+                  <w:sz w:val="28"/>
+                  <w:szCs w:val="28"/>
+                  <w:lang w:val="en-US" w:eastAsia="ru-RU"/>
+                </w:rPr>
+                <m:t xml:space="preserve">- </m:t>
+              </m:r>
+              <m:d>
+                <m:dPr>
+                  <m:begChr m:val="["/>
+                  <m:endChr m:val="]"/>
+                  <m:ctrlPr>
+                    <w:rPr>
+                      <w:rFonts w:ascii="Cambria Math" w:eastAsia="Times New Roman" w:hAnsi="Cambria Math" w:cs="Times New Roman"/>
+                      <w:i/>
+                      <w:color w:val="000000"/>
+                      <w:sz w:val="28"/>
+                      <w:szCs w:val="28"/>
+                      <w:lang w:eastAsia="ru-RU"/>
+                    </w:rPr>
+                  </m:ctrlPr>
+                </m:dPr>
+                <m:e>
+                  <m:r>
+                    <w:rPr>
+                      <w:rFonts w:ascii="Cambria Math" w:eastAsia="Times New Roman" w:hAnsi="Cambria Math" w:cs="Times New Roman"/>
+                      <w:color w:val="000000"/>
+                      <w:sz w:val="28"/>
+                      <w:szCs w:val="28"/>
+                      <w:lang w:eastAsia="ru-RU"/>
+                    </w:rPr>
+                    <m:t>в</m:t>
+                  </m:r>
+                </m:e>
+              </m:d>
+              <m:r>
+                <w:rPr>
+                  <w:rFonts w:ascii="Cambria Math" w:eastAsia="Times New Roman" w:hAnsi="Cambria Math" w:cs="Times New Roman"/>
+                  <w:color w:val="000000"/>
+                  <w:sz w:val="28"/>
+                  <w:szCs w:val="28"/>
+                  <w:lang w:eastAsia="ru-RU"/>
+                </w:rPr>
+                <m:t> </m:t>
+              </m:r>
+              <m:d>
+                <m:dPr>
+                  <m:ctrlPr>
+                    <w:rPr>
+                      <w:rFonts w:ascii="Cambria Math" w:eastAsia="Times New Roman" w:hAnsi="Cambria Math" w:cs="Times New Roman"/>
+                      <w:i/>
+                      <w:color w:val="000000"/>
+                      <w:sz w:val="28"/>
+                      <w:szCs w:val="28"/>
+                      <w:lang w:eastAsia="ru-RU"/>
+                    </w:rPr>
+                  </m:ctrlPr>
+                </m:dPr>
+                <m:e>
+                  <m:r>
+                    <w:rPr>
+                      <w:rFonts w:ascii="Cambria Math" w:eastAsia="Times New Roman" w:hAnsi="Cambria Math" w:cs="Times New Roman"/>
+                      <w:color w:val="000000"/>
+                      <w:sz w:val="28"/>
+                      <w:szCs w:val="28"/>
+                      <w:lang w:eastAsia="ru-RU"/>
+                    </w:rPr>
+                    <m:t xml:space="preserve">код </m:t>
+                  </m:r>
+                  <m:r>
+                    <w:rPr>
+                      <w:rFonts w:ascii="Cambria Math" w:eastAsia="Times New Roman" w:hAnsi="Cambria Math" w:cs="Times New Roman"/>
+                      <w:color w:val="000000"/>
+                      <w:sz w:val="28"/>
+                      <w:szCs w:val="28"/>
+                      <w:lang w:val="en-US" w:eastAsia="ru-RU"/>
+                    </w:rPr>
+                    <m:t>ASCII</m:t>
+                  </m:r>
+                  <m:r>
+                    <w:rPr>
+                      <w:rFonts w:ascii="Cambria Math" w:eastAsia="Times New Roman" w:hAnsi="Cambria Math" w:cs="Times New Roman"/>
+                      <w:color w:val="000000"/>
+                      <w:sz w:val="28"/>
+                      <w:szCs w:val="28"/>
+                      <w:lang w:eastAsia="ru-RU"/>
+                    </w:rPr>
+                    <m:t>:</m:t>
+                  </m:r>
+                  <m:r>
+                    <w:rPr>
+                      <w:rFonts w:ascii="Cambria Math" w:eastAsia="Times New Roman" w:hAnsi="Cambria Math" w:cs="Times New Roman"/>
+                      <w:color w:val="000000"/>
+                      <w:sz w:val="28"/>
+                      <w:szCs w:val="28"/>
+                      <w:lang w:eastAsia="ru-RU"/>
+                    </w:rPr>
+                    <m:t>226</m:t>
+                  </m:r>
+                </m:e>
+              </m:d>
+            </m:e>
+          </m:d>
+          <m:r>
+            <w:rPr>
+              <w:rFonts w:ascii="Cambria Math" w:eastAsia="Times New Roman" w:hAnsi="Cambria Math" w:cs="Times New Roman"/>
+              <w:color w:val="000000"/>
+              <w:sz w:val="28"/>
+              <w:szCs w:val="28"/>
+              <w:lang w:eastAsia="ru-RU"/>
+            </w:rPr>
+            <m:t xml:space="preserve"> = </m:t>
+          </m:r>
+          <m:d>
+            <m:dPr>
+              <m:begChr m:val="["/>
+              <m:endChr m:val="]"/>
+              <m:ctrlPr>
+                <w:rPr>
+                  <w:rFonts w:ascii="Cambria Math" w:eastAsia="Times New Roman" w:hAnsi="Cambria Math" w:cs="Times New Roman"/>
+                  <w:i/>
+                  <w:color w:val="000000"/>
+                  <w:sz w:val="28"/>
+                  <w:szCs w:val="28"/>
+                  <w:lang w:val="en-US" w:eastAsia="ru-RU"/>
+                </w:rPr>
+              </m:ctrlPr>
+            </m:dPr>
+            <m:e>
+              <m:r>
+                <w:rPr>
+                  <w:rFonts w:ascii="Cambria Math" w:eastAsia="Times New Roman" w:hAnsi="Cambria Math" w:cs="Times New Roman"/>
+                  <w:color w:val="000000"/>
+                  <w:sz w:val="28"/>
+                  <w:szCs w:val="28"/>
+                  <w:lang w:val="en-US" w:eastAsia="ru-RU"/>
+                </w:rPr>
+                <m:t>Ѓ</m:t>
+              </m:r>
+            </m:e>
+          </m:d>
+          <m:r>
+            <w:rPr>
+              <w:rFonts w:ascii="Cambria Math" w:eastAsia="Times New Roman" w:hAnsi="Cambria Math" w:cs="Times New Roman"/>
+              <w:color w:val="000000"/>
+              <w:sz w:val="28"/>
+              <w:szCs w:val="28"/>
+              <w:lang w:val="en-US" w:eastAsia="ru-RU"/>
+            </w:rPr>
+            <m:t xml:space="preserve"> </m:t>
+          </m:r>
+          <m:d>
+            <m:dPr>
+              <m:ctrlPr>
+                <w:rPr>
+                  <w:rFonts w:ascii="Cambria Math" w:eastAsia="Times New Roman" w:hAnsi="Cambria Math" w:cs="Times New Roman"/>
+                  <w:i/>
+                  <w:color w:val="000000"/>
+                  <w:sz w:val="28"/>
+                  <w:szCs w:val="28"/>
+                  <w:lang w:val="en-US" w:eastAsia="ru-RU"/>
+                </w:rPr>
+              </m:ctrlPr>
+            </m:dPr>
+            <m:e>
+              <m:r>
+                <w:rPr>
+                  <w:rFonts w:ascii="Cambria Math" w:eastAsia="Times New Roman" w:hAnsi="Cambria Math" w:cs="Times New Roman"/>
+                  <w:color w:val="000000"/>
+                  <w:sz w:val="28"/>
+                  <w:szCs w:val="28"/>
+                  <w:lang w:eastAsia="ru-RU"/>
+                </w:rPr>
+                <m:t xml:space="preserve">код </m:t>
+              </m:r>
+              <m:r>
+                <w:rPr>
+                  <w:rFonts w:ascii="Cambria Math" w:eastAsia="Times New Roman" w:hAnsi="Cambria Math" w:cs="Times New Roman"/>
+                  <w:color w:val="000000"/>
+                  <w:sz w:val="28"/>
+                  <w:szCs w:val="28"/>
+                  <w:lang w:val="en-US" w:eastAsia="ru-RU"/>
+                </w:rPr>
+                <m:t>ASCII:</m:t>
+              </m:r>
+              <m:r>
+                <w:rPr>
+                  <w:rFonts w:ascii="Cambria Math" w:eastAsia="Times New Roman" w:hAnsi="Cambria Math" w:cs="Times New Roman"/>
+                  <w:color w:val="000000"/>
+                  <w:sz w:val="28"/>
+                  <w:szCs w:val="28"/>
+                  <w:lang w:val="en-US" w:eastAsia="ru-RU"/>
+                </w:rPr>
+                <m:t>1</m:t>
+              </m:r>
+              <m:r>
+                <w:rPr>
+                  <w:rFonts w:ascii="Cambria Math" w:eastAsia="Times New Roman" w:hAnsi="Cambria Math" w:cs="Times New Roman"/>
+                  <w:color w:val="000000"/>
+                  <w:sz w:val="28"/>
+                  <w:szCs w:val="28"/>
+                  <w:lang w:eastAsia="ru-RU"/>
+                </w:rPr>
+                <m:t>29</m:t>
+              </m:r>
+            </m:e>
+          </m:d>
+        </m:oMath>
+      </m:oMathPara>
+    </w:p>
+    <w:p>
+      <w:pPr>
+        <w:spacing w:before="120" w:after="120" w:line="240" w:lineRule="auto"/>
+        <w:ind w:left="720"/>
+        <w:rPr>
+          <w:rFonts w:ascii="Times New Roman" w:eastAsia="Times New Roman" w:hAnsi="Times New Roman" w:cs="Times New Roman"/>
+          <w:i/>
+          <w:color w:val="000000"/>
+          <w:sz w:val="28"/>
+          <w:szCs w:val="28"/>
+          <w:lang w:eastAsia="ru-RU"/>
         </w:rPr>
       </w:pPr>
       <m:oMathPara>
@@ -6151,7 +8312,7 @@
                       <w:szCs w:val="28"/>
                       <w:lang w:eastAsia="ru-RU"/>
                     </w:rPr>
-                    <m:t>: </m:t>
+                    <m:t>:</m:t>
                   </m:r>
                   <m:r>
                     <w:rPr>
@@ -6175,17 +8336,7 @@
               <w:szCs w:val="28"/>
               <w:lang w:eastAsia="ru-RU"/>
             </w:rPr>
-            <m:t xml:space="preserve"> =</m:t>
-          </m:r>
-          <m:r>
-            <w:rPr>
-              <w:rFonts w:ascii="Cambria Math" w:eastAsia="Times New Roman" w:hAnsi="Cambria Math" w:cs="Times New Roman"/>
-              <w:color w:val="000000"/>
-              <w:sz w:val="28"/>
-              <w:szCs w:val="28"/>
-              <w:lang w:eastAsia="ru-RU"/>
-            </w:rPr>
-            <m:t xml:space="preserve"> </m:t>
+            <m:t xml:space="preserve"> = </m:t>
           </m:r>
           <m:d>
             <m:dPr>
@@ -6223,8 +8374,258 @@
               <w:szCs w:val="28"/>
               <w:lang w:val="en-US" w:eastAsia="ru-RU"/>
             </w:rPr>
-            <m:t xml:space="preserve"> (</m:t>
+            <m:t xml:space="preserve"> </m:t>
           </m:r>
+          <m:d>
+            <m:dPr>
+              <m:ctrlPr>
+                <w:rPr>
+                  <w:rFonts w:ascii="Cambria Math" w:eastAsia="Times New Roman" w:hAnsi="Cambria Math" w:cs="Times New Roman"/>
+                  <w:i/>
+                  <w:color w:val="000000"/>
+                  <w:sz w:val="28"/>
+                  <w:szCs w:val="28"/>
+                  <w:lang w:val="en-US" w:eastAsia="ru-RU"/>
+                </w:rPr>
+              </m:ctrlPr>
+            </m:dPr>
+            <m:e>
+              <m:r>
+                <w:rPr>
+                  <w:rFonts w:ascii="Cambria Math" w:eastAsia="Times New Roman" w:hAnsi="Cambria Math" w:cs="Times New Roman"/>
+                  <w:color w:val="000000"/>
+                  <w:sz w:val="28"/>
+                  <w:szCs w:val="28"/>
+                  <w:lang w:eastAsia="ru-RU"/>
+                </w:rPr>
+                <m:t xml:space="preserve">код </m:t>
+              </m:r>
+              <m:r>
+                <w:rPr>
+                  <w:rFonts w:ascii="Cambria Math" w:eastAsia="Times New Roman" w:hAnsi="Cambria Math" w:cs="Times New Roman"/>
+                  <w:color w:val="000000"/>
+                  <w:sz w:val="28"/>
+                  <w:szCs w:val="28"/>
+                  <w:lang w:val="en-US" w:eastAsia="ru-RU"/>
+                </w:rPr>
+                <m:t>ASCII:</m:t>
+              </m:r>
+              <m:r>
+                <w:rPr>
+                  <w:rFonts w:ascii="Cambria Math" w:eastAsia="Times New Roman" w:hAnsi="Cambria Math" w:cs="Times New Roman"/>
+                  <w:color w:val="000000"/>
+                  <w:sz w:val="28"/>
+                  <w:szCs w:val="28"/>
+                  <w:lang w:val="en-US" w:eastAsia="ru-RU"/>
+                </w:rPr>
+                <m:t>1</m:t>
+              </m:r>
+              <m:r>
+                <w:rPr>
+                  <w:rFonts w:ascii="Cambria Math" w:eastAsia="Times New Roman" w:hAnsi="Cambria Math" w:cs="Times New Roman"/>
+                  <w:color w:val="000000"/>
+                  <w:sz w:val="28"/>
+                  <w:szCs w:val="28"/>
+                  <w:lang w:eastAsia="ru-RU"/>
+                </w:rPr>
+                <m:t>31</m:t>
+              </m:r>
+            </m:e>
+          </m:d>
+        </m:oMath>
+      </m:oMathPara>
+    </w:p>
+    <w:p>
+      <w:pPr>
+        <w:spacing w:before="120" w:after="120" w:line="240" w:lineRule="auto"/>
+        <w:ind w:left="720"/>
+        <w:rPr>
+          <w:rFonts w:ascii="Times New Roman" w:eastAsia="Times New Roman" w:hAnsi="Times New Roman" w:cs="Times New Roman"/>
+          <w:i/>
+          <w:color w:val="000000"/>
+          <w:sz w:val="28"/>
+          <w:szCs w:val="28"/>
+          <w:lang w:eastAsia="ru-RU"/>
+        </w:rPr>
+      </w:pPr>
+      <m:oMathPara>
+        <m:oMath>
+          <m:d>
+            <m:dPr>
+              <m:ctrlPr>
+                <w:rPr>
+                  <w:rFonts w:ascii="Cambria Math" w:eastAsia="Times New Roman" w:hAnsi="Cambria Math" w:cs="Times New Roman"/>
+                  <w:i/>
+                  <w:color w:val="000000"/>
+                  <w:sz w:val="28"/>
+                  <w:szCs w:val="28"/>
+                  <w:lang w:eastAsia="ru-RU"/>
+                </w:rPr>
+              </m:ctrlPr>
+            </m:dPr>
+            <m:e>
+              <m:d>
+                <m:dPr>
+                  <m:ctrlPr>
+                    <w:rPr>
+                      <w:rFonts w:ascii="Cambria Math" w:eastAsia="Times New Roman" w:hAnsi="Cambria Math" w:cs="Times New Roman"/>
+                      <w:i/>
+                      <w:color w:val="000000"/>
+                      <w:sz w:val="28"/>
+                      <w:szCs w:val="28"/>
+                      <w:lang w:eastAsia="ru-RU"/>
+                    </w:rPr>
+                  </m:ctrlPr>
+                </m:dPr>
+                <m:e>
+                  <m:r>
+                    <w:rPr>
+                      <w:rFonts w:ascii="Cambria Math" w:eastAsia="Times New Roman" w:hAnsi="Cambria Math" w:cs="Times New Roman"/>
+                      <w:color w:val="000000"/>
+                      <w:sz w:val="28"/>
+                      <w:szCs w:val="28"/>
+                      <w:lang w:eastAsia="ru-RU"/>
+                    </w:rPr>
+                    <m:t xml:space="preserve">код </m:t>
+                  </m:r>
+                  <m:r>
+                    <w:rPr>
+                      <w:rFonts w:ascii="Cambria Math" w:eastAsia="Times New Roman" w:hAnsi="Cambria Math" w:cs="Times New Roman"/>
+                      <w:color w:val="000000"/>
+                      <w:sz w:val="28"/>
+                      <w:szCs w:val="28"/>
+                      <w:lang w:val="en-US" w:eastAsia="ru-RU"/>
+                    </w:rPr>
+                    <m:t>ASCII</m:t>
+                  </m:r>
+                  <m:r>
+                    <w:rPr>
+                      <w:rFonts w:ascii="Cambria Math" w:eastAsia="Times New Roman" w:hAnsi="Cambria Math" w:cs="Times New Roman"/>
+                      <w:color w:val="000000"/>
+                      <w:sz w:val="28"/>
+                      <w:szCs w:val="28"/>
+                      <w:lang w:eastAsia="ru-RU"/>
+                    </w:rPr>
+                    <m:t>: 2</m:t>
+                  </m:r>
+                  <m:r>
+                    <w:rPr>
+                      <w:rFonts w:ascii="Cambria Math" w:eastAsia="Times New Roman" w:hAnsi="Cambria Math" w:cs="Times New Roman"/>
+                      <w:color w:val="000000"/>
+                      <w:sz w:val="28"/>
+                      <w:szCs w:val="28"/>
+                      <w:lang w:val="en-US" w:eastAsia="ru-RU"/>
+                    </w:rPr>
+                    <m:t>55</m:t>
+                  </m:r>
+                </m:e>
+              </m:d>
+              <m:r>
+                <w:rPr>
+                  <w:rFonts w:ascii="Cambria Math" w:eastAsia="Times New Roman" w:hAnsi="Cambria Math" w:cs="Times New Roman"/>
+                  <w:color w:val="000000"/>
+                  <w:sz w:val="28"/>
+                  <w:szCs w:val="28"/>
+                  <w:lang w:val="en-US" w:eastAsia="ru-RU"/>
+                </w:rPr>
+                <m:t xml:space="preserve">- </m:t>
+              </m:r>
+              <m:d>
+                <m:dPr>
+                  <m:begChr m:val="["/>
+                  <m:endChr m:val="]"/>
+                  <m:ctrlPr>
+                    <w:rPr>
+                      <w:rFonts w:ascii="Cambria Math" w:eastAsia="Times New Roman" w:hAnsi="Cambria Math" w:cs="Times New Roman"/>
+                      <w:i/>
+                      <w:color w:val="000000"/>
+                      <w:sz w:val="28"/>
+                      <w:szCs w:val="28"/>
+                      <w:lang w:eastAsia="ru-RU"/>
+                    </w:rPr>
+                  </m:ctrlPr>
+                </m:dPr>
+                <m:e>
+                  <m:r>
+                    <w:rPr>
+                      <w:rFonts w:ascii="Cambria Math" w:eastAsia="Times New Roman" w:hAnsi="Cambria Math" w:cs="Times New Roman"/>
+                      <w:color w:val="000000"/>
+                      <w:sz w:val="28"/>
+                      <w:szCs w:val="28"/>
+                      <w:lang w:eastAsia="ru-RU"/>
+                    </w:rPr>
+                    <m:t>ю</m:t>
+                  </m:r>
+                </m:e>
+              </m:d>
+              <m:r>
+                <w:rPr>
+                  <w:rFonts w:ascii="Cambria Math" w:eastAsia="Times New Roman" w:hAnsi="Cambria Math" w:cs="Times New Roman"/>
+                  <w:color w:val="000000"/>
+                  <w:sz w:val="28"/>
+                  <w:szCs w:val="28"/>
+                  <w:lang w:eastAsia="ru-RU"/>
+                </w:rPr>
+                <m:t> </m:t>
+              </m:r>
+              <m:d>
+                <m:dPr>
+                  <m:ctrlPr>
+                    <w:rPr>
+                      <w:rFonts w:ascii="Cambria Math" w:eastAsia="Times New Roman" w:hAnsi="Cambria Math" w:cs="Times New Roman"/>
+                      <w:i/>
+                      <w:color w:val="000000"/>
+                      <w:sz w:val="28"/>
+                      <w:szCs w:val="28"/>
+                      <w:lang w:eastAsia="ru-RU"/>
+                    </w:rPr>
+                  </m:ctrlPr>
+                </m:dPr>
+                <m:e>
+                  <m:r>
+                    <w:rPr>
+                      <w:rFonts w:ascii="Cambria Math" w:eastAsia="Times New Roman" w:hAnsi="Cambria Math" w:cs="Times New Roman"/>
+                      <w:color w:val="000000"/>
+                      <w:sz w:val="28"/>
+                      <w:szCs w:val="28"/>
+                      <w:lang w:eastAsia="ru-RU"/>
+                    </w:rPr>
+                    <m:t xml:space="preserve">код </m:t>
+                  </m:r>
+                  <m:r>
+                    <w:rPr>
+                      <w:rFonts w:ascii="Cambria Math" w:eastAsia="Times New Roman" w:hAnsi="Cambria Math" w:cs="Times New Roman"/>
+                      <w:color w:val="000000"/>
+                      <w:sz w:val="28"/>
+                      <w:szCs w:val="28"/>
+                      <w:lang w:val="en-US" w:eastAsia="ru-RU"/>
+                    </w:rPr>
+                    <m:t>ASCII</m:t>
+                  </m:r>
+                  <m:r>
+                    <w:rPr>
+                      <w:rFonts w:ascii="Cambria Math" w:eastAsia="Times New Roman" w:hAnsi="Cambria Math" w:cs="Times New Roman"/>
+                      <w:color w:val="000000"/>
+                      <w:sz w:val="28"/>
+                      <w:szCs w:val="28"/>
+                      <w:lang w:eastAsia="ru-RU"/>
+                    </w:rPr>
+                    <m:t>:</m:t>
+                  </m:r>
+                  <m:r>
+                    <w:rPr>
+                      <w:rFonts w:ascii="Cambria Math" w:eastAsia="Times New Roman" w:hAnsi="Cambria Math" w:cs="Times New Roman"/>
+                      <w:color w:val="000000"/>
+                      <w:sz w:val="28"/>
+                      <w:szCs w:val="28"/>
+                      <w:lang w:eastAsia="ru-RU"/>
+                    </w:rPr>
+                    <m:t>254</m:t>
+                  </m:r>
+                </m:e>
+              </m:d>
+            </m:e>
+          </m:d>
           <m:r>
             <w:rPr>
               <w:rFonts w:ascii="Cambria Math" w:eastAsia="Times New Roman" w:hAnsi="Cambria Math" w:cs="Times New Roman"/>
@@ -6233,8 +8634,36 @@
               <w:szCs w:val="28"/>
               <w:lang w:eastAsia="ru-RU"/>
             </w:rPr>
-            <m:t xml:space="preserve">код </m:t>
+            <m:t xml:space="preserve"> = </m:t>
           </m:r>
+          <m:d>
+            <m:dPr>
+              <m:begChr m:val="["/>
+              <m:endChr m:val="]"/>
+              <m:ctrlPr>
+                <w:rPr>
+                  <w:rFonts w:ascii="Cambria Math" w:eastAsia="Times New Roman" w:hAnsi="Cambria Math" w:cs="Times New Roman"/>
+                  <w:i/>
+                  <w:color w:val="000000"/>
+                  <w:sz w:val="28"/>
+                  <w:szCs w:val="28"/>
+                  <w:lang w:val="en-US" w:eastAsia="ru-RU"/>
+                </w:rPr>
+              </m:ctrlPr>
+            </m:dPr>
+            <m:e>
+              <m:r>
+                <w:rPr>
+                  <w:rFonts w:ascii="Cambria Math" w:eastAsia="Times New Roman" w:hAnsi="Cambria Math" w:cs="Times New Roman"/>
+                  <w:color w:val="000000"/>
+                  <w:sz w:val="28"/>
+                  <w:szCs w:val="28"/>
+                  <w:lang w:val="en-US" w:eastAsia="ru-RU"/>
+                </w:rPr>
+                <m:t>e</m:t>
+              </m:r>
+            </m:e>
+          </m:d>
           <m:r>
             <w:rPr>
               <w:rFonts w:ascii="Cambria Math" w:eastAsia="Times New Roman" w:hAnsi="Cambria Math" w:cs="Times New Roman"/>
@@ -6243,8 +8672,296 @@
               <w:szCs w:val="28"/>
               <w:lang w:val="en-US" w:eastAsia="ru-RU"/>
             </w:rPr>
-            <m:t xml:space="preserve">ASCII: </m:t>
+            <m:t xml:space="preserve"> </m:t>
           </m:r>
+          <m:d>
+            <m:dPr>
+              <m:ctrlPr>
+                <w:rPr>
+                  <w:rFonts w:ascii="Cambria Math" w:eastAsia="Times New Roman" w:hAnsi="Cambria Math" w:cs="Times New Roman"/>
+                  <w:i/>
+                  <w:color w:val="000000"/>
+                  <w:sz w:val="28"/>
+                  <w:szCs w:val="28"/>
+                  <w:lang w:val="en-US" w:eastAsia="ru-RU"/>
+                </w:rPr>
+              </m:ctrlPr>
+            </m:dPr>
+            <m:e>
+              <m:r>
+                <w:rPr>
+                  <w:rFonts w:ascii="Cambria Math" w:eastAsia="Times New Roman" w:hAnsi="Cambria Math" w:cs="Times New Roman"/>
+                  <w:color w:val="000000"/>
+                  <w:sz w:val="28"/>
+                  <w:szCs w:val="28"/>
+                  <w:lang w:eastAsia="ru-RU"/>
+                </w:rPr>
+                <m:t xml:space="preserve">код </m:t>
+              </m:r>
+              <m:r>
+                <w:rPr>
+                  <w:rFonts w:ascii="Cambria Math" w:eastAsia="Times New Roman" w:hAnsi="Cambria Math" w:cs="Times New Roman"/>
+                  <w:color w:val="000000"/>
+                  <w:sz w:val="28"/>
+                  <w:szCs w:val="28"/>
+                  <w:lang w:val="en-US" w:eastAsia="ru-RU"/>
+                </w:rPr>
+                <m:t>ASCII:</m:t>
+              </m:r>
+              <m:r>
+                <w:rPr>
+                  <w:rFonts w:ascii="Cambria Math" w:eastAsia="Times New Roman" w:hAnsi="Cambria Math" w:cs="Times New Roman"/>
+                  <w:color w:val="000000"/>
+                  <w:sz w:val="28"/>
+                  <w:szCs w:val="28"/>
+                  <w:lang w:val="en-US" w:eastAsia="ru-RU"/>
+                </w:rPr>
+                <m:t>1</m:t>
+              </m:r>
+              <m:r>
+                <w:rPr>
+                  <w:rFonts w:ascii="Cambria Math" w:eastAsia="Times New Roman" w:hAnsi="Cambria Math" w:cs="Times New Roman"/>
+                  <w:color w:val="000000"/>
+                  <w:sz w:val="28"/>
+                  <w:szCs w:val="28"/>
+                  <w:lang w:eastAsia="ru-RU"/>
+                </w:rPr>
+                <m:t>01</m:t>
+              </m:r>
+            </m:e>
+          </m:d>
+        </m:oMath>
+      </m:oMathPara>
+    </w:p>
+    <w:p>
+      <w:pPr>
+        <w:spacing w:before="120" w:after="120" w:line="240" w:lineRule="auto"/>
+        <w:ind w:left="720"/>
+        <w:rPr>
+          <w:rFonts w:ascii="Times New Roman" w:eastAsia="Times New Roman" w:hAnsi="Times New Roman" w:cs="Times New Roman"/>
+          <w:i/>
+          <w:color w:val="000000"/>
+          <w:sz w:val="28"/>
+          <w:szCs w:val="28"/>
+          <w:lang w:eastAsia="ru-RU"/>
+        </w:rPr>
+      </w:pPr>
+      <m:oMathPara>
+        <m:oMath>
+          <m:d>
+            <m:dPr>
+              <m:ctrlPr>
+                <w:rPr>
+                  <w:rFonts w:ascii="Cambria Math" w:eastAsia="Times New Roman" w:hAnsi="Cambria Math" w:cs="Times New Roman"/>
+                  <w:i/>
+                  <w:color w:val="000000"/>
+                  <w:sz w:val="28"/>
+                  <w:szCs w:val="28"/>
+                  <w:lang w:eastAsia="ru-RU"/>
+                </w:rPr>
+              </m:ctrlPr>
+            </m:dPr>
+            <m:e>
+              <m:d>
+                <m:dPr>
+                  <m:ctrlPr>
+                    <w:rPr>
+                      <w:rFonts w:ascii="Cambria Math" w:eastAsia="Times New Roman" w:hAnsi="Cambria Math" w:cs="Times New Roman"/>
+                      <w:i/>
+                      <w:color w:val="000000"/>
+                      <w:sz w:val="28"/>
+                      <w:szCs w:val="28"/>
+                      <w:lang w:eastAsia="ru-RU"/>
+                    </w:rPr>
+                  </m:ctrlPr>
+                </m:dPr>
+                <m:e>
+                  <m:r>
+                    <w:rPr>
+                      <w:rFonts w:ascii="Cambria Math" w:eastAsia="Times New Roman" w:hAnsi="Cambria Math" w:cs="Times New Roman"/>
+                      <w:color w:val="000000"/>
+                      <w:sz w:val="28"/>
+                      <w:szCs w:val="28"/>
+                      <w:lang w:eastAsia="ru-RU"/>
+                    </w:rPr>
+                    <m:t xml:space="preserve">код </m:t>
+                  </m:r>
+                  <m:r>
+                    <w:rPr>
+                      <w:rFonts w:ascii="Cambria Math" w:eastAsia="Times New Roman" w:hAnsi="Cambria Math" w:cs="Times New Roman"/>
+                      <w:color w:val="000000"/>
+                      <w:sz w:val="28"/>
+                      <w:szCs w:val="28"/>
+                      <w:lang w:val="en-US" w:eastAsia="ru-RU"/>
+                    </w:rPr>
+                    <m:t>ASCII</m:t>
+                  </m:r>
+                  <m:r>
+                    <w:rPr>
+                      <w:rFonts w:ascii="Cambria Math" w:eastAsia="Times New Roman" w:hAnsi="Cambria Math" w:cs="Times New Roman"/>
+                      <w:color w:val="000000"/>
+                      <w:sz w:val="28"/>
+                      <w:szCs w:val="28"/>
+                      <w:lang w:eastAsia="ru-RU"/>
+                    </w:rPr>
+                    <m:t>: 2</m:t>
+                  </m:r>
+                  <m:r>
+                    <w:rPr>
+                      <w:rFonts w:ascii="Cambria Math" w:eastAsia="Times New Roman" w:hAnsi="Cambria Math" w:cs="Times New Roman"/>
+                      <w:color w:val="000000"/>
+                      <w:sz w:val="28"/>
+                      <w:szCs w:val="28"/>
+                      <w:lang w:val="en-US" w:eastAsia="ru-RU"/>
+                    </w:rPr>
+                    <m:t>55</m:t>
+                  </m:r>
+                </m:e>
+              </m:d>
+              <m:r>
+                <w:rPr>
+                  <w:rFonts w:ascii="Cambria Math" w:eastAsia="Times New Roman" w:hAnsi="Cambria Math" w:cs="Times New Roman"/>
+                  <w:color w:val="000000"/>
+                  <w:sz w:val="28"/>
+                  <w:szCs w:val="28"/>
+                  <w:lang w:val="en-US" w:eastAsia="ru-RU"/>
+                </w:rPr>
+                <m:t xml:space="preserve">- </m:t>
+              </m:r>
+              <m:d>
+                <m:dPr>
+                  <m:begChr m:val="["/>
+                  <m:endChr m:val="]"/>
+                  <m:ctrlPr>
+                    <w:rPr>
+                      <w:rFonts w:ascii="Cambria Math" w:eastAsia="Times New Roman" w:hAnsi="Cambria Math" w:cs="Times New Roman"/>
+                      <w:i/>
+                      <w:color w:val="000000"/>
+                      <w:sz w:val="28"/>
+                      <w:szCs w:val="28"/>
+                      <w:lang w:eastAsia="ru-RU"/>
+                    </w:rPr>
+                  </m:ctrlPr>
+                </m:dPr>
+                <m:e>
+                  <m:r>
+                    <w:rPr>
+                      <w:rFonts w:ascii="Cambria Math" w:eastAsia="Times New Roman" w:hAnsi="Cambria Math" w:cs="Times New Roman"/>
+                      <w:color w:val="000000"/>
+                      <w:sz w:val="28"/>
+                      <w:szCs w:val="28"/>
+                      <w:lang w:eastAsia="ru-RU"/>
+                    </w:rPr>
+                    <m:t>т</m:t>
+                  </m:r>
+                </m:e>
+              </m:d>
+              <m:r>
+                <w:rPr>
+                  <w:rFonts w:ascii="Cambria Math" w:eastAsia="Times New Roman" w:hAnsi="Cambria Math" w:cs="Times New Roman"/>
+                  <w:color w:val="000000"/>
+                  <w:sz w:val="28"/>
+                  <w:szCs w:val="28"/>
+                  <w:lang w:eastAsia="ru-RU"/>
+                </w:rPr>
+                <m:t> </m:t>
+              </m:r>
+              <m:d>
+                <m:dPr>
+                  <m:ctrlPr>
+                    <w:rPr>
+                      <w:rFonts w:ascii="Cambria Math" w:eastAsia="Times New Roman" w:hAnsi="Cambria Math" w:cs="Times New Roman"/>
+                      <w:i/>
+                      <w:color w:val="000000"/>
+                      <w:sz w:val="28"/>
+                      <w:szCs w:val="28"/>
+                      <w:lang w:eastAsia="ru-RU"/>
+                    </w:rPr>
+                  </m:ctrlPr>
+                </m:dPr>
+                <m:e>
+                  <m:r>
+                    <w:rPr>
+                      <w:rFonts w:ascii="Cambria Math" w:eastAsia="Times New Roman" w:hAnsi="Cambria Math" w:cs="Times New Roman"/>
+                      <w:color w:val="000000"/>
+                      <w:sz w:val="28"/>
+                      <w:szCs w:val="28"/>
+                      <w:lang w:eastAsia="ru-RU"/>
+                    </w:rPr>
+                    <m:t xml:space="preserve">код </m:t>
+                  </m:r>
+                  <m:r>
+                    <w:rPr>
+                      <w:rFonts w:ascii="Cambria Math" w:eastAsia="Times New Roman" w:hAnsi="Cambria Math" w:cs="Times New Roman"/>
+                      <w:color w:val="000000"/>
+                      <w:sz w:val="28"/>
+                      <w:szCs w:val="28"/>
+                      <w:lang w:val="en-US" w:eastAsia="ru-RU"/>
+                    </w:rPr>
+                    <m:t>ASCII</m:t>
+                  </m:r>
+                  <m:r>
+                    <w:rPr>
+                      <w:rFonts w:ascii="Cambria Math" w:eastAsia="Times New Roman" w:hAnsi="Cambria Math" w:cs="Times New Roman"/>
+                      <w:color w:val="000000"/>
+                      <w:sz w:val="28"/>
+                      <w:szCs w:val="28"/>
+                      <w:lang w:eastAsia="ru-RU"/>
+                    </w:rPr>
+                    <m:t>:</m:t>
+                  </m:r>
+                  <m:r>
+                    <w:rPr>
+                      <w:rFonts w:ascii="Cambria Math" w:eastAsia="Times New Roman" w:hAnsi="Cambria Math" w:cs="Times New Roman"/>
+                      <w:color w:val="000000"/>
+                      <w:sz w:val="28"/>
+                      <w:szCs w:val="28"/>
+                      <w:lang w:eastAsia="ru-RU"/>
+                    </w:rPr>
+                    <m:t>242</m:t>
+                  </m:r>
+                </m:e>
+              </m:d>
+            </m:e>
+          </m:d>
+          <m:r>
+            <w:rPr>
+              <w:rFonts w:ascii="Cambria Math" w:eastAsia="Times New Roman" w:hAnsi="Cambria Math" w:cs="Times New Roman"/>
+              <w:color w:val="000000"/>
+              <w:sz w:val="28"/>
+              <w:szCs w:val="28"/>
+              <w:lang w:eastAsia="ru-RU"/>
+            </w:rPr>
+            <m:t xml:space="preserve"> = </m:t>
+          </m:r>
+          <m:d>
+            <m:dPr>
+              <m:begChr m:val="["/>
+              <m:endChr m:val="]"/>
+              <m:ctrlPr>
+                <w:rPr>
+                  <w:rFonts w:ascii="Cambria Math" w:eastAsia="Times New Roman" w:hAnsi="Cambria Math" w:cs="Times New Roman"/>
+                  <w:i/>
+                  <w:color w:val="000000"/>
+                  <w:sz w:val="28"/>
+                  <w:szCs w:val="28"/>
+                  <w:lang w:val="en-US" w:eastAsia="ru-RU"/>
+                </w:rPr>
+              </m:ctrlPr>
+            </m:dPr>
+            <m:e>
+              <m:r>
+                <w:rPr>
+                  <w:rFonts w:ascii="Cambria Math" w:eastAsia="Times New Roman" w:hAnsi="Cambria Math" w:cs="Times New Roman"/>
+                  <w:color w:val="000000"/>
+                  <w:sz w:val="28"/>
+                  <w:szCs w:val="28"/>
+                  <w:lang w:val="en-US" w:eastAsia="ru-RU"/>
+                </w:rPr>
+                <m:t>q</m:t>
+              </m:r>
+            </m:e>
+          </m:d>
           <m:r>
             <w:rPr>
               <w:rFonts w:ascii="Cambria Math" w:eastAsia="Times New Roman" w:hAnsi="Cambria Math" w:cs="Times New Roman"/>
@@ -6253,8 +8970,258 @@
               <w:szCs w:val="28"/>
               <w:lang w:val="en-US" w:eastAsia="ru-RU"/>
             </w:rPr>
-            <m:t>1</m:t>
+            <m:t xml:space="preserve"> </m:t>
           </m:r>
+          <m:d>
+            <m:dPr>
+              <m:ctrlPr>
+                <w:rPr>
+                  <w:rFonts w:ascii="Cambria Math" w:eastAsia="Times New Roman" w:hAnsi="Cambria Math" w:cs="Times New Roman"/>
+                  <w:i/>
+                  <w:color w:val="000000"/>
+                  <w:sz w:val="28"/>
+                  <w:szCs w:val="28"/>
+                  <w:lang w:val="en-US" w:eastAsia="ru-RU"/>
+                </w:rPr>
+              </m:ctrlPr>
+            </m:dPr>
+            <m:e>
+              <m:r>
+                <w:rPr>
+                  <w:rFonts w:ascii="Cambria Math" w:eastAsia="Times New Roman" w:hAnsi="Cambria Math" w:cs="Times New Roman"/>
+                  <w:color w:val="000000"/>
+                  <w:sz w:val="28"/>
+                  <w:szCs w:val="28"/>
+                  <w:lang w:eastAsia="ru-RU"/>
+                </w:rPr>
+                <m:t xml:space="preserve">код </m:t>
+              </m:r>
+              <m:r>
+                <w:rPr>
+                  <w:rFonts w:ascii="Cambria Math" w:eastAsia="Times New Roman" w:hAnsi="Cambria Math" w:cs="Times New Roman"/>
+                  <w:color w:val="000000"/>
+                  <w:sz w:val="28"/>
+                  <w:szCs w:val="28"/>
+                  <w:lang w:val="en-US" w:eastAsia="ru-RU"/>
+                </w:rPr>
+                <m:t>ASCII:</m:t>
+              </m:r>
+              <m:r>
+                <w:rPr>
+                  <w:rFonts w:ascii="Cambria Math" w:eastAsia="Times New Roman" w:hAnsi="Cambria Math" w:cs="Times New Roman"/>
+                  <w:color w:val="000000"/>
+                  <w:sz w:val="28"/>
+                  <w:szCs w:val="28"/>
+                  <w:lang w:val="en-US" w:eastAsia="ru-RU"/>
+                </w:rPr>
+                <m:t>1</m:t>
+              </m:r>
+              <m:r>
+                <w:rPr>
+                  <w:rFonts w:ascii="Cambria Math" w:eastAsia="Times New Roman" w:hAnsi="Cambria Math" w:cs="Times New Roman"/>
+                  <w:color w:val="000000"/>
+                  <w:sz w:val="28"/>
+                  <w:szCs w:val="28"/>
+                  <w:lang w:eastAsia="ru-RU"/>
+                </w:rPr>
+                <m:t>13</m:t>
+              </m:r>
+            </m:e>
+          </m:d>
+        </m:oMath>
+      </m:oMathPara>
+    </w:p>
+    <w:p>
+      <w:pPr>
+        <w:spacing w:before="120" w:after="120" w:line="240" w:lineRule="auto"/>
+        <w:ind w:left="720"/>
+        <w:rPr>
+          <w:rFonts w:ascii="Times New Roman" w:eastAsia="Times New Roman" w:hAnsi="Times New Roman" w:cs="Times New Roman"/>
+          <w:i/>
+          <w:color w:val="000000"/>
+          <w:sz w:val="28"/>
+          <w:szCs w:val="28"/>
+          <w:lang w:eastAsia="ru-RU"/>
+        </w:rPr>
+      </w:pPr>
+      <m:oMathPara>
+        <m:oMath>
+          <m:d>
+            <m:dPr>
+              <m:ctrlPr>
+                <w:rPr>
+                  <w:rFonts w:ascii="Cambria Math" w:eastAsia="Times New Roman" w:hAnsi="Cambria Math" w:cs="Times New Roman"/>
+                  <w:i/>
+                  <w:color w:val="000000"/>
+                  <w:sz w:val="28"/>
+                  <w:szCs w:val="28"/>
+                  <w:lang w:eastAsia="ru-RU"/>
+                </w:rPr>
+              </m:ctrlPr>
+            </m:dPr>
+            <m:e>
+              <m:d>
+                <m:dPr>
+                  <m:ctrlPr>
+                    <w:rPr>
+                      <w:rFonts w:ascii="Cambria Math" w:eastAsia="Times New Roman" w:hAnsi="Cambria Math" w:cs="Times New Roman"/>
+                      <w:i/>
+                      <w:color w:val="000000"/>
+                      <w:sz w:val="28"/>
+                      <w:szCs w:val="28"/>
+                      <w:lang w:eastAsia="ru-RU"/>
+                    </w:rPr>
+                  </m:ctrlPr>
+                </m:dPr>
+                <m:e>
+                  <m:r>
+                    <w:rPr>
+                      <w:rFonts w:ascii="Cambria Math" w:eastAsia="Times New Roman" w:hAnsi="Cambria Math" w:cs="Times New Roman"/>
+                      <w:color w:val="000000"/>
+                      <w:sz w:val="28"/>
+                      <w:szCs w:val="28"/>
+                      <w:lang w:eastAsia="ru-RU"/>
+                    </w:rPr>
+                    <m:t xml:space="preserve">код </m:t>
+                  </m:r>
+                  <m:r>
+                    <w:rPr>
+                      <w:rFonts w:ascii="Cambria Math" w:eastAsia="Times New Roman" w:hAnsi="Cambria Math" w:cs="Times New Roman"/>
+                      <w:color w:val="000000"/>
+                      <w:sz w:val="28"/>
+                      <w:szCs w:val="28"/>
+                      <w:lang w:val="en-US" w:eastAsia="ru-RU"/>
+                    </w:rPr>
+                    <m:t>ASCII</m:t>
+                  </m:r>
+                  <m:r>
+                    <w:rPr>
+                      <w:rFonts w:ascii="Cambria Math" w:eastAsia="Times New Roman" w:hAnsi="Cambria Math" w:cs="Times New Roman"/>
+                      <w:color w:val="000000"/>
+                      <w:sz w:val="28"/>
+                      <w:szCs w:val="28"/>
+                      <w:lang w:eastAsia="ru-RU"/>
+                    </w:rPr>
+                    <m:t>: 2</m:t>
+                  </m:r>
+                  <m:r>
+                    <w:rPr>
+                      <w:rFonts w:ascii="Cambria Math" w:eastAsia="Times New Roman" w:hAnsi="Cambria Math" w:cs="Times New Roman"/>
+                      <w:color w:val="000000"/>
+                      <w:sz w:val="28"/>
+                      <w:szCs w:val="28"/>
+                      <w:lang w:val="en-US" w:eastAsia="ru-RU"/>
+                    </w:rPr>
+                    <m:t>55</m:t>
+                  </m:r>
+                </m:e>
+              </m:d>
+              <m:r>
+                <w:rPr>
+                  <w:rFonts w:ascii="Cambria Math" w:eastAsia="Times New Roman" w:hAnsi="Cambria Math" w:cs="Times New Roman"/>
+                  <w:color w:val="000000"/>
+                  <w:sz w:val="28"/>
+                  <w:szCs w:val="28"/>
+                  <w:lang w:val="en-US" w:eastAsia="ru-RU"/>
+                </w:rPr>
+                <m:t xml:space="preserve">- </m:t>
+              </m:r>
+              <m:d>
+                <m:dPr>
+                  <m:begChr m:val="["/>
+                  <m:endChr m:val="]"/>
+                  <m:ctrlPr>
+                    <w:rPr>
+                      <w:rFonts w:ascii="Cambria Math" w:eastAsia="Times New Roman" w:hAnsi="Cambria Math" w:cs="Times New Roman"/>
+                      <w:i/>
+                      <w:color w:val="000000"/>
+                      <w:sz w:val="28"/>
+                      <w:szCs w:val="28"/>
+                      <w:lang w:eastAsia="ru-RU"/>
+                    </w:rPr>
+                  </m:ctrlPr>
+                </m:dPr>
+                <m:e>
+                  <m:r>
+                    <w:rPr>
+                      <w:rFonts w:ascii="Cambria Math" w:eastAsia="Times New Roman" w:hAnsi="Cambria Math" w:cs="Times New Roman"/>
+                      <w:color w:val="000000"/>
+                      <w:sz w:val="28"/>
+                      <w:szCs w:val="28"/>
+                      <w:lang w:eastAsia="ru-RU"/>
+                    </w:rPr>
+                    <m:t xml:space="preserve"> </m:t>
+                  </m:r>
+                </m:e>
+              </m:d>
+              <m:r>
+                <w:rPr>
+                  <w:rFonts w:ascii="Cambria Math" w:eastAsia="Times New Roman" w:hAnsi="Cambria Math" w:cs="Times New Roman"/>
+                  <w:color w:val="000000"/>
+                  <w:sz w:val="28"/>
+                  <w:szCs w:val="28"/>
+                  <w:lang w:eastAsia="ru-RU"/>
+                </w:rPr>
+                <m:t> </m:t>
+              </m:r>
+              <m:d>
+                <m:dPr>
+                  <m:ctrlPr>
+                    <w:rPr>
+                      <w:rFonts w:ascii="Cambria Math" w:eastAsia="Times New Roman" w:hAnsi="Cambria Math" w:cs="Times New Roman"/>
+                      <w:i/>
+                      <w:color w:val="000000"/>
+                      <w:sz w:val="28"/>
+                      <w:szCs w:val="28"/>
+                      <w:lang w:eastAsia="ru-RU"/>
+                    </w:rPr>
+                  </m:ctrlPr>
+                </m:dPr>
+                <m:e>
+                  <m:r>
+                    <w:rPr>
+                      <w:rFonts w:ascii="Cambria Math" w:eastAsia="Times New Roman" w:hAnsi="Cambria Math" w:cs="Times New Roman"/>
+                      <w:color w:val="000000"/>
+                      <w:sz w:val="28"/>
+                      <w:szCs w:val="28"/>
+                      <w:lang w:eastAsia="ru-RU"/>
+                    </w:rPr>
+                    <m:t xml:space="preserve">код </m:t>
+                  </m:r>
+                  <m:r>
+                    <w:rPr>
+                      <w:rFonts w:ascii="Cambria Math" w:eastAsia="Times New Roman" w:hAnsi="Cambria Math" w:cs="Times New Roman"/>
+                      <w:color w:val="000000"/>
+                      <w:sz w:val="28"/>
+                      <w:szCs w:val="28"/>
+                      <w:lang w:val="en-US" w:eastAsia="ru-RU"/>
+                    </w:rPr>
+                    <m:t>ASCII</m:t>
+                  </m:r>
+                  <m:r>
+                    <w:rPr>
+                      <w:rFonts w:ascii="Cambria Math" w:eastAsia="Times New Roman" w:hAnsi="Cambria Math" w:cs="Times New Roman"/>
+                      <w:color w:val="000000"/>
+                      <w:sz w:val="28"/>
+                      <w:szCs w:val="28"/>
+                      <w:lang w:eastAsia="ru-RU"/>
+                    </w:rPr>
+                    <m:t>:</m:t>
+                  </m:r>
+                  <m:r>
+                    <w:rPr>
+                      <w:rFonts w:ascii="Cambria Math" w:eastAsia="Times New Roman" w:hAnsi="Cambria Math" w:cs="Times New Roman"/>
+                      <w:color w:val="000000"/>
+                      <w:sz w:val="28"/>
+                      <w:szCs w:val="28"/>
+                      <w:lang w:eastAsia="ru-RU"/>
+                    </w:rPr>
+                    <m:t>32</m:t>
+                  </m:r>
+                </m:e>
+              </m:d>
+            </m:e>
+          </m:d>
           <m:r>
             <w:rPr>
               <w:rFonts w:ascii="Cambria Math" w:eastAsia="Times New Roman" w:hAnsi="Cambria Math" w:cs="Times New Roman"/>
@@ -6263,8 +9230,36 @@
               <w:szCs w:val="28"/>
               <w:lang w:eastAsia="ru-RU"/>
             </w:rPr>
-            <m:t>31</m:t>
+            <m:t xml:space="preserve"> = </m:t>
           </m:r>
+          <m:d>
+            <m:dPr>
+              <m:begChr m:val="["/>
+              <m:endChr m:val="]"/>
+              <m:ctrlPr>
+                <w:rPr>
+                  <w:rFonts w:ascii="Cambria Math" w:eastAsia="Times New Roman" w:hAnsi="Cambria Math" w:cs="Times New Roman"/>
+                  <w:i/>
+                  <w:color w:val="000000"/>
+                  <w:sz w:val="28"/>
+                  <w:szCs w:val="28"/>
+                  <w:lang w:val="en-US" w:eastAsia="ru-RU"/>
+                </w:rPr>
+              </m:ctrlPr>
+            </m:dPr>
+            <m:e>
+              <m:r>
+                <w:rPr>
+                  <w:rFonts w:ascii="Cambria Math" w:eastAsia="Times New Roman" w:hAnsi="Cambria Math" w:cs="Times New Roman"/>
+                  <w:color w:val="000000"/>
+                  <w:sz w:val="28"/>
+                  <w:szCs w:val="28"/>
+                  <w:lang w:val="en-US" w:eastAsia="ru-RU"/>
+                </w:rPr>
+                <m:t>Я</m:t>
+              </m:r>
+            </m:e>
+          </m:d>
           <m:r>
             <w:rPr>
               <w:rFonts w:ascii="Cambria Math" w:eastAsia="Times New Roman" w:hAnsi="Cambria Math" w:cs="Times New Roman"/>
@@ -6273,10 +9268,2432 @@
               <w:szCs w:val="28"/>
               <w:lang w:val="en-US" w:eastAsia="ru-RU"/>
             </w:rPr>
-            <m:t>)</m:t>
+            <m:t xml:space="preserve"> </m:t>
           </m:r>
+          <m:d>
+            <m:dPr>
+              <m:ctrlPr>
+                <w:rPr>
+                  <w:rFonts w:ascii="Cambria Math" w:eastAsia="Times New Roman" w:hAnsi="Cambria Math" w:cs="Times New Roman"/>
+                  <w:i/>
+                  <w:color w:val="000000"/>
+                  <w:sz w:val="28"/>
+                  <w:szCs w:val="28"/>
+                  <w:lang w:val="en-US" w:eastAsia="ru-RU"/>
+                </w:rPr>
+              </m:ctrlPr>
+            </m:dPr>
+            <m:e>
+              <m:r>
+                <w:rPr>
+                  <w:rFonts w:ascii="Cambria Math" w:eastAsia="Times New Roman" w:hAnsi="Cambria Math" w:cs="Times New Roman"/>
+                  <w:color w:val="000000"/>
+                  <w:sz w:val="28"/>
+                  <w:szCs w:val="28"/>
+                  <w:lang w:eastAsia="ru-RU"/>
+                </w:rPr>
+                <m:t xml:space="preserve">код </m:t>
+              </m:r>
+              <m:r>
+                <w:rPr>
+                  <w:rFonts w:ascii="Cambria Math" w:eastAsia="Times New Roman" w:hAnsi="Cambria Math" w:cs="Times New Roman"/>
+                  <w:color w:val="000000"/>
+                  <w:sz w:val="28"/>
+                  <w:szCs w:val="28"/>
+                  <w:lang w:val="en-US" w:eastAsia="ru-RU"/>
+                </w:rPr>
+                <m:t>ASCII:</m:t>
+              </m:r>
+              <m:r>
+                <w:rPr>
+                  <w:rFonts w:ascii="Cambria Math" w:eastAsia="Times New Roman" w:hAnsi="Cambria Math" w:cs="Times New Roman"/>
+                  <w:color w:val="000000"/>
+                  <w:sz w:val="28"/>
+                  <w:szCs w:val="28"/>
+                  <w:lang w:val="en-US" w:eastAsia="ru-RU"/>
+                </w:rPr>
+                <m:t>2</m:t>
+              </m:r>
+              <m:r>
+                <w:rPr>
+                  <w:rFonts w:ascii="Cambria Math" w:eastAsia="Times New Roman" w:hAnsi="Cambria Math" w:cs="Times New Roman"/>
+                  <w:color w:val="000000"/>
+                  <w:sz w:val="28"/>
+                  <w:szCs w:val="28"/>
+                  <w:lang w:eastAsia="ru-RU"/>
+                </w:rPr>
+                <m:t>23</m:t>
+              </m:r>
+            </m:e>
+          </m:d>
         </m:oMath>
       </m:oMathPara>
+    </w:p>
+    <w:p>
+      <w:pPr>
+        <w:spacing w:before="120" w:after="120" w:line="240" w:lineRule="auto"/>
+        <w:ind w:left="720"/>
+        <w:rPr>
+          <w:rFonts w:ascii="Times New Roman" w:eastAsia="Times New Roman" w:hAnsi="Times New Roman" w:cs="Times New Roman"/>
+          <w:i/>
+          <w:color w:val="000000"/>
+          <w:sz w:val="28"/>
+          <w:szCs w:val="28"/>
+          <w:lang w:eastAsia="ru-RU"/>
+        </w:rPr>
+      </w:pPr>
+      <m:oMathPara>
+        <m:oMath>
+          <m:d>
+            <m:dPr>
+              <m:ctrlPr>
+                <w:rPr>
+                  <w:rFonts w:ascii="Cambria Math" w:eastAsia="Times New Roman" w:hAnsi="Cambria Math" w:cs="Times New Roman"/>
+                  <w:i/>
+                  <w:color w:val="000000"/>
+                  <w:sz w:val="28"/>
+                  <w:szCs w:val="28"/>
+                  <w:lang w:eastAsia="ru-RU"/>
+                </w:rPr>
+              </m:ctrlPr>
+            </m:dPr>
+            <m:e>
+              <m:d>
+                <m:dPr>
+                  <m:ctrlPr>
+                    <w:rPr>
+                      <w:rFonts w:ascii="Cambria Math" w:eastAsia="Times New Roman" w:hAnsi="Cambria Math" w:cs="Times New Roman"/>
+                      <w:i/>
+                      <w:color w:val="000000"/>
+                      <w:sz w:val="28"/>
+                      <w:szCs w:val="28"/>
+                      <w:lang w:eastAsia="ru-RU"/>
+                    </w:rPr>
+                  </m:ctrlPr>
+                </m:dPr>
+                <m:e>
+                  <m:r>
+                    <w:rPr>
+                      <w:rFonts w:ascii="Cambria Math" w:eastAsia="Times New Roman" w:hAnsi="Cambria Math" w:cs="Times New Roman"/>
+                      <w:color w:val="000000"/>
+                      <w:sz w:val="28"/>
+                      <w:szCs w:val="28"/>
+                      <w:lang w:eastAsia="ru-RU"/>
+                    </w:rPr>
+                    <m:t xml:space="preserve">код </m:t>
+                  </m:r>
+                  <m:r>
+                    <w:rPr>
+                      <w:rFonts w:ascii="Cambria Math" w:eastAsia="Times New Roman" w:hAnsi="Cambria Math" w:cs="Times New Roman"/>
+                      <w:color w:val="000000"/>
+                      <w:sz w:val="28"/>
+                      <w:szCs w:val="28"/>
+                      <w:lang w:val="en-US" w:eastAsia="ru-RU"/>
+                    </w:rPr>
+                    <m:t>ASCII</m:t>
+                  </m:r>
+                  <m:r>
+                    <w:rPr>
+                      <w:rFonts w:ascii="Cambria Math" w:eastAsia="Times New Roman" w:hAnsi="Cambria Math" w:cs="Times New Roman"/>
+                      <w:color w:val="000000"/>
+                      <w:sz w:val="28"/>
+                      <w:szCs w:val="28"/>
+                      <w:lang w:eastAsia="ru-RU"/>
+                    </w:rPr>
+                    <m:t>: 2</m:t>
+                  </m:r>
+                  <m:r>
+                    <w:rPr>
+                      <w:rFonts w:ascii="Cambria Math" w:eastAsia="Times New Roman" w:hAnsi="Cambria Math" w:cs="Times New Roman"/>
+                      <w:color w:val="000000"/>
+                      <w:sz w:val="28"/>
+                      <w:szCs w:val="28"/>
+                      <w:lang w:val="en-US" w:eastAsia="ru-RU"/>
+                    </w:rPr>
+                    <m:t>55</m:t>
+                  </m:r>
+                </m:e>
+              </m:d>
+              <m:r>
+                <w:rPr>
+                  <w:rFonts w:ascii="Cambria Math" w:eastAsia="Times New Roman" w:hAnsi="Cambria Math" w:cs="Times New Roman"/>
+                  <w:color w:val="000000"/>
+                  <w:sz w:val="28"/>
+                  <w:szCs w:val="28"/>
+                  <w:lang w:val="en-US" w:eastAsia="ru-RU"/>
+                </w:rPr>
+                <m:t xml:space="preserve">- </m:t>
+              </m:r>
+              <m:d>
+                <m:dPr>
+                  <m:begChr m:val="["/>
+                  <m:endChr m:val="]"/>
+                  <m:ctrlPr>
+                    <w:rPr>
+                      <w:rFonts w:ascii="Cambria Math" w:eastAsia="Times New Roman" w:hAnsi="Cambria Math" w:cs="Times New Roman"/>
+                      <w:i/>
+                      <w:color w:val="000000"/>
+                      <w:sz w:val="28"/>
+                      <w:szCs w:val="28"/>
+                      <w:lang w:eastAsia="ru-RU"/>
+                    </w:rPr>
+                  </m:ctrlPr>
+                </m:dPr>
+                <m:e>
+                  <m:r>
+                    <w:rPr>
+                      <w:rFonts w:ascii="Cambria Math" w:eastAsia="Times New Roman" w:hAnsi="Cambria Math" w:cs="Times New Roman"/>
+                      <w:color w:val="000000"/>
+                      <w:sz w:val="28"/>
+                      <w:szCs w:val="28"/>
+                      <w:lang w:eastAsia="ru-RU"/>
+                    </w:rPr>
+                    <m:t>д</m:t>
+                  </m:r>
+                </m:e>
+              </m:d>
+              <m:r>
+                <w:rPr>
+                  <w:rFonts w:ascii="Cambria Math" w:eastAsia="Times New Roman" w:hAnsi="Cambria Math" w:cs="Times New Roman"/>
+                  <w:color w:val="000000"/>
+                  <w:sz w:val="28"/>
+                  <w:szCs w:val="28"/>
+                  <w:lang w:eastAsia="ru-RU"/>
+                </w:rPr>
+                <m:t> </m:t>
+              </m:r>
+              <m:d>
+                <m:dPr>
+                  <m:ctrlPr>
+                    <w:rPr>
+                      <w:rFonts w:ascii="Cambria Math" w:eastAsia="Times New Roman" w:hAnsi="Cambria Math" w:cs="Times New Roman"/>
+                      <w:i/>
+                      <w:color w:val="000000"/>
+                      <w:sz w:val="28"/>
+                      <w:szCs w:val="28"/>
+                      <w:lang w:eastAsia="ru-RU"/>
+                    </w:rPr>
+                  </m:ctrlPr>
+                </m:dPr>
+                <m:e>
+                  <m:r>
+                    <w:rPr>
+                      <w:rFonts w:ascii="Cambria Math" w:eastAsia="Times New Roman" w:hAnsi="Cambria Math" w:cs="Times New Roman"/>
+                      <w:color w:val="000000"/>
+                      <w:sz w:val="28"/>
+                      <w:szCs w:val="28"/>
+                      <w:lang w:eastAsia="ru-RU"/>
+                    </w:rPr>
+                    <m:t xml:space="preserve">код </m:t>
+                  </m:r>
+                  <m:r>
+                    <w:rPr>
+                      <w:rFonts w:ascii="Cambria Math" w:eastAsia="Times New Roman" w:hAnsi="Cambria Math" w:cs="Times New Roman"/>
+                      <w:color w:val="000000"/>
+                      <w:sz w:val="28"/>
+                      <w:szCs w:val="28"/>
+                      <w:lang w:val="en-US" w:eastAsia="ru-RU"/>
+                    </w:rPr>
+                    <m:t>ASCII</m:t>
+                  </m:r>
+                  <m:r>
+                    <w:rPr>
+                      <w:rFonts w:ascii="Cambria Math" w:eastAsia="Times New Roman" w:hAnsi="Cambria Math" w:cs="Times New Roman"/>
+                      <w:color w:val="000000"/>
+                      <w:sz w:val="28"/>
+                      <w:szCs w:val="28"/>
+                      <w:lang w:eastAsia="ru-RU"/>
+                    </w:rPr>
+                    <m:t>:</m:t>
+                  </m:r>
+                  <m:r>
+                    <w:rPr>
+                      <w:rFonts w:ascii="Cambria Math" w:eastAsia="Times New Roman" w:hAnsi="Cambria Math" w:cs="Times New Roman"/>
+                      <w:color w:val="000000"/>
+                      <w:sz w:val="28"/>
+                      <w:szCs w:val="28"/>
+                      <w:lang w:eastAsia="ru-RU"/>
+                    </w:rPr>
+                    <m:t>228</m:t>
+                  </m:r>
+                </m:e>
+              </m:d>
+            </m:e>
+          </m:d>
+          <m:r>
+            <w:rPr>
+              <w:rFonts w:ascii="Cambria Math" w:eastAsia="Times New Roman" w:hAnsi="Cambria Math" w:cs="Times New Roman"/>
+              <w:color w:val="000000"/>
+              <w:sz w:val="28"/>
+              <w:szCs w:val="28"/>
+              <w:lang w:eastAsia="ru-RU"/>
+            </w:rPr>
+            <m:t xml:space="preserve"> = </m:t>
+          </m:r>
+          <m:d>
+            <m:dPr>
+              <m:begChr m:val="["/>
+              <m:endChr m:val="]"/>
+              <m:ctrlPr>
+                <w:rPr>
+                  <w:rFonts w:ascii="Cambria Math" w:eastAsia="Times New Roman" w:hAnsi="Cambria Math" w:cs="Times New Roman"/>
+                  <w:i/>
+                  <w:color w:val="000000"/>
+                  <w:sz w:val="28"/>
+                  <w:szCs w:val="28"/>
+                  <w:lang w:val="en-US" w:eastAsia="ru-RU"/>
+                </w:rPr>
+              </m:ctrlPr>
+            </m:dPr>
+            <m:e>
+              <m:r>
+                <w:rPr>
+                  <w:rFonts w:ascii="Cambria Math" w:eastAsia="Times New Roman" w:hAnsi="Cambria Math" w:cs="Times New Roman"/>
+                  <w:color w:val="000000"/>
+                  <w:sz w:val="28"/>
+                  <w:szCs w:val="28"/>
+                  <w:lang w:val="en-US" w:eastAsia="ru-RU"/>
+                </w:rPr>
+                <m:t></m:t>
+              </m:r>
+            </m:e>
+          </m:d>
+          <m:r>
+            <w:rPr>
+              <w:rFonts w:ascii="Cambria Math" w:eastAsia="Times New Roman" w:hAnsi="Cambria Math" w:cs="Times New Roman"/>
+              <w:color w:val="000000"/>
+              <w:sz w:val="28"/>
+              <w:szCs w:val="28"/>
+              <w:lang w:val="en-US" w:eastAsia="ru-RU"/>
+            </w:rPr>
+            <m:t xml:space="preserve"> </m:t>
+          </m:r>
+          <m:d>
+            <m:dPr>
+              <m:ctrlPr>
+                <w:rPr>
+                  <w:rFonts w:ascii="Cambria Math" w:eastAsia="Times New Roman" w:hAnsi="Cambria Math" w:cs="Times New Roman"/>
+                  <w:i/>
+                  <w:color w:val="000000"/>
+                  <w:sz w:val="28"/>
+                  <w:szCs w:val="28"/>
+                  <w:lang w:val="en-US" w:eastAsia="ru-RU"/>
+                </w:rPr>
+              </m:ctrlPr>
+            </m:dPr>
+            <m:e>
+              <m:r>
+                <w:rPr>
+                  <w:rFonts w:ascii="Cambria Math" w:eastAsia="Times New Roman" w:hAnsi="Cambria Math" w:cs="Times New Roman"/>
+                  <w:color w:val="000000"/>
+                  <w:sz w:val="28"/>
+                  <w:szCs w:val="28"/>
+                  <w:lang w:eastAsia="ru-RU"/>
+                </w:rPr>
+                <m:t xml:space="preserve">код </m:t>
+              </m:r>
+              <m:r>
+                <w:rPr>
+                  <w:rFonts w:ascii="Cambria Math" w:eastAsia="Times New Roman" w:hAnsi="Cambria Math" w:cs="Times New Roman"/>
+                  <w:color w:val="000000"/>
+                  <w:sz w:val="28"/>
+                  <w:szCs w:val="28"/>
+                  <w:lang w:val="en-US" w:eastAsia="ru-RU"/>
+                </w:rPr>
+                <m:t>ASCII:</m:t>
+              </m:r>
+              <m:r>
+                <w:rPr>
+                  <w:rFonts w:ascii="Cambria Math" w:eastAsia="Times New Roman" w:hAnsi="Cambria Math" w:cs="Times New Roman"/>
+                  <w:color w:val="000000"/>
+                  <w:sz w:val="28"/>
+                  <w:szCs w:val="28"/>
+                  <w:lang w:val="en-US" w:eastAsia="ru-RU"/>
+                </w:rPr>
+                <m:t>1</m:t>
+              </m:r>
+              <m:r>
+                <w:rPr>
+                  <w:rFonts w:ascii="Cambria Math" w:eastAsia="Times New Roman" w:hAnsi="Cambria Math" w:cs="Times New Roman"/>
+                  <w:color w:val="000000"/>
+                  <w:sz w:val="28"/>
+                  <w:szCs w:val="28"/>
+                  <w:lang w:eastAsia="ru-RU"/>
+                </w:rPr>
+                <m:t>27</m:t>
+              </m:r>
+            </m:e>
+          </m:d>
+        </m:oMath>
+      </m:oMathPara>
+    </w:p>
+    <w:p>
+      <w:pPr>
+        <w:spacing w:before="120" w:after="120" w:line="240" w:lineRule="auto"/>
+        <w:ind w:left="720"/>
+        <w:rPr>
+          <w:rFonts w:ascii="Times New Roman" w:eastAsia="Times New Roman" w:hAnsi="Times New Roman" w:cs="Times New Roman"/>
+          <w:i/>
+          <w:color w:val="000000"/>
+          <w:sz w:val="28"/>
+          <w:szCs w:val="28"/>
+          <w:lang w:eastAsia="ru-RU"/>
+        </w:rPr>
+      </w:pPr>
+      <m:oMathPara>
+        <m:oMath>
+          <m:d>
+            <m:dPr>
+              <m:ctrlPr>
+                <w:rPr>
+                  <w:rFonts w:ascii="Cambria Math" w:eastAsia="Times New Roman" w:hAnsi="Cambria Math" w:cs="Times New Roman"/>
+                  <w:i/>
+                  <w:color w:val="000000"/>
+                  <w:sz w:val="28"/>
+                  <w:szCs w:val="28"/>
+                  <w:lang w:eastAsia="ru-RU"/>
+                </w:rPr>
+              </m:ctrlPr>
+            </m:dPr>
+            <m:e>
+              <m:d>
+                <m:dPr>
+                  <m:ctrlPr>
+                    <w:rPr>
+                      <w:rFonts w:ascii="Cambria Math" w:eastAsia="Times New Roman" w:hAnsi="Cambria Math" w:cs="Times New Roman"/>
+                      <w:i/>
+                      <w:color w:val="000000"/>
+                      <w:sz w:val="28"/>
+                      <w:szCs w:val="28"/>
+                      <w:lang w:eastAsia="ru-RU"/>
+                    </w:rPr>
+                  </m:ctrlPr>
+                </m:dPr>
+                <m:e>
+                  <m:r>
+                    <w:rPr>
+                      <w:rFonts w:ascii="Cambria Math" w:eastAsia="Times New Roman" w:hAnsi="Cambria Math" w:cs="Times New Roman"/>
+                      <w:color w:val="000000"/>
+                      <w:sz w:val="28"/>
+                      <w:szCs w:val="28"/>
+                      <w:lang w:eastAsia="ru-RU"/>
+                    </w:rPr>
+                    <m:t xml:space="preserve">код </m:t>
+                  </m:r>
+                  <m:r>
+                    <w:rPr>
+                      <w:rFonts w:ascii="Cambria Math" w:eastAsia="Times New Roman" w:hAnsi="Cambria Math" w:cs="Times New Roman"/>
+                      <w:color w:val="000000"/>
+                      <w:sz w:val="28"/>
+                      <w:szCs w:val="28"/>
+                      <w:lang w:val="en-US" w:eastAsia="ru-RU"/>
+                    </w:rPr>
+                    <m:t>ASCII</m:t>
+                  </m:r>
+                  <m:r>
+                    <w:rPr>
+                      <w:rFonts w:ascii="Cambria Math" w:eastAsia="Times New Roman" w:hAnsi="Cambria Math" w:cs="Times New Roman"/>
+                      <w:color w:val="000000"/>
+                      <w:sz w:val="28"/>
+                      <w:szCs w:val="28"/>
+                      <w:lang w:eastAsia="ru-RU"/>
+                    </w:rPr>
+                    <m:t>: 2</m:t>
+                  </m:r>
+                  <m:r>
+                    <w:rPr>
+                      <w:rFonts w:ascii="Cambria Math" w:eastAsia="Times New Roman" w:hAnsi="Cambria Math" w:cs="Times New Roman"/>
+                      <w:color w:val="000000"/>
+                      <w:sz w:val="28"/>
+                      <w:szCs w:val="28"/>
+                      <w:lang w:val="en-US" w:eastAsia="ru-RU"/>
+                    </w:rPr>
+                    <m:t>55</m:t>
+                  </m:r>
+                </m:e>
+              </m:d>
+              <m:r>
+                <w:rPr>
+                  <w:rFonts w:ascii="Cambria Math" w:eastAsia="Times New Roman" w:hAnsi="Cambria Math" w:cs="Times New Roman"/>
+                  <w:color w:val="000000"/>
+                  <w:sz w:val="28"/>
+                  <w:szCs w:val="28"/>
+                  <w:lang w:val="en-US" w:eastAsia="ru-RU"/>
+                </w:rPr>
+                <m:t xml:space="preserve">- </m:t>
+              </m:r>
+              <m:d>
+                <m:dPr>
+                  <m:begChr m:val="["/>
+                  <m:endChr m:val="]"/>
+                  <m:ctrlPr>
+                    <w:rPr>
+                      <w:rFonts w:ascii="Cambria Math" w:eastAsia="Times New Roman" w:hAnsi="Cambria Math" w:cs="Times New Roman"/>
+                      <w:i/>
+                      <w:color w:val="000000"/>
+                      <w:sz w:val="28"/>
+                      <w:szCs w:val="28"/>
+                      <w:lang w:eastAsia="ru-RU"/>
+                    </w:rPr>
+                  </m:ctrlPr>
+                </m:dPr>
+                <m:e>
+                  <m:r>
+                    <w:rPr>
+                      <w:rFonts w:ascii="Cambria Math" w:eastAsia="Times New Roman" w:hAnsi="Cambria Math" w:cs="Times New Roman"/>
+                      <w:color w:val="000000"/>
+                      <w:sz w:val="28"/>
+                      <w:szCs w:val="28"/>
+                      <w:lang w:eastAsia="ru-RU"/>
+                    </w:rPr>
+                    <m:t>в</m:t>
+                  </m:r>
+                </m:e>
+              </m:d>
+              <m:r>
+                <w:rPr>
+                  <w:rFonts w:ascii="Cambria Math" w:eastAsia="Times New Roman" w:hAnsi="Cambria Math" w:cs="Times New Roman"/>
+                  <w:color w:val="000000"/>
+                  <w:sz w:val="28"/>
+                  <w:szCs w:val="28"/>
+                  <w:lang w:eastAsia="ru-RU"/>
+                </w:rPr>
+                <m:t> </m:t>
+              </m:r>
+              <m:d>
+                <m:dPr>
+                  <m:ctrlPr>
+                    <w:rPr>
+                      <w:rFonts w:ascii="Cambria Math" w:eastAsia="Times New Roman" w:hAnsi="Cambria Math" w:cs="Times New Roman"/>
+                      <w:i/>
+                      <w:color w:val="000000"/>
+                      <w:sz w:val="28"/>
+                      <w:szCs w:val="28"/>
+                      <w:lang w:eastAsia="ru-RU"/>
+                    </w:rPr>
+                  </m:ctrlPr>
+                </m:dPr>
+                <m:e>
+                  <m:r>
+                    <w:rPr>
+                      <w:rFonts w:ascii="Cambria Math" w:eastAsia="Times New Roman" w:hAnsi="Cambria Math" w:cs="Times New Roman"/>
+                      <w:color w:val="000000"/>
+                      <w:sz w:val="28"/>
+                      <w:szCs w:val="28"/>
+                      <w:lang w:eastAsia="ru-RU"/>
+                    </w:rPr>
+                    <m:t xml:space="preserve">код </m:t>
+                  </m:r>
+                  <m:r>
+                    <w:rPr>
+                      <w:rFonts w:ascii="Cambria Math" w:eastAsia="Times New Roman" w:hAnsi="Cambria Math" w:cs="Times New Roman"/>
+                      <w:color w:val="000000"/>
+                      <w:sz w:val="28"/>
+                      <w:szCs w:val="28"/>
+                      <w:lang w:val="en-US" w:eastAsia="ru-RU"/>
+                    </w:rPr>
+                    <m:t>ASCII</m:t>
+                  </m:r>
+                  <m:r>
+                    <w:rPr>
+                      <w:rFonts w:ascii="Cambria Math" w:eastAsia="Times New Roman" w:hAnsi="Cambria Math" w:cs="Times New Roman"/>
+                      <w:color w:val="000000"/>
+                      <w:sz w:val="28"/>
+                      <w:szCs w:val="28"/>
+                      <w:lang w:eastAsia="ru-RU"/>
+                    </w:rPr>
+                    <m:t>:</m:t>
+                  </m:r>
+                  <m:r>
+                    <w:rPr>
+                      <w:rFonts w:ascii="Cambria Math" w:eastAsia="Times New Roman" w:hAnsi="Cambria Math" w:cs="Times New Roman"/>
+                      <w:color w:val="000000"/>
+                      <w:sz w:val="28"/>
+                      <w:szCs w:val="28"/>
+                      <w:lang w:eastAsia="ru-RU"/>
+                    </w:rPr>
+                    <m:t>226</m:t>
+                  </m:r>
+                </m:e>
+              </m:d>
+            </m:e>
+          </m:d>
+          <m:r>
+            <w:rPr>
+              <w:rFonts w:ascii="Cambria Math" w:eastAsia="Times New Roman" w:hAnsi="Cambria Math" w:cs="Times New Roman"/>
+              <w:color w:val="000000"/>
+              <w:sz w:val="28"/>
+              <w:szCs w:val="28"/>
+              <w:lang w:eastAsia="ru-RU"/>
+            </w:rPr>
+            <m:t xml:space="preserve"> = </m:t>
+          </m:r>
+          <m:d>
+            <m:dPr>
+              <m:begChr m:val="["/>
+              <m:endChr m:val="]"/>
+              <m:ctrlPr>
+                <w:rPr>
+                  <w:rFonts w:ascii="Cambria Math" w:eastAsia="Times New Roman" w:hAnsi="Cambria Math" w:cs="Times New Roman"/>
+                  <w:i/>
+                  <w:color w:val="000000"/>
+                  <w:sz w:val="28"/>
+                  <w:szCs w:val="28"/>
+                  <w:lang w:val="en-US" w:eastAsia="ru-RU"/>
+                </w:rPr>
+              </m:ctrlPr>
+            </m:dPr>
+            <m:e>
+              <m:r>
+                <w:rPr>
+                  <w:rFonts w:ascii="Cambria Math" w:eastAsia="Times New Roman" w:hAnsi="Cambria Math" w:cs="Times New Roman"/>
+                  <w:color w:val="000000"/>
+                  <w:sz w:val="28"/>
+                  <w:szCs w:val="28"/>
+                  <w:lang w:val="en-US" w:eastAsia="ru-RU"/>
+                </w:rPr>
+                <m:t>Ѓ</m:t>
+              </m:r>
+            </m:e>
+          </m:d>
+          <m:r>
+            <w:rPr>
+              <w:rFonts w:ascii="Cambria Math" w:eastAsia="Times New Roman" w:hAnsi="Cambria Math" w:cs="Times New Roman"/>
+              <w:color w:val="000000"/>
+              <w:sz w:val="28"/>
+              <w:szCs w:val="28"/>
+              <w:lang w:val="en-US" w:eastAsia="ru-RU"/>
+            </w:rPr>
+            <m:t xml:space="preserve"> </m:t>
+          </m:r>
+          <m:d>
+            <m:dPr>
+              <m:ctrlPr>
+                <w:rPr>
+                  <w:rFonts w:ascii="Cambria Math" w:eastAsia="Times New Roman" w:hAnsi="Cambria Math" w:cs="Times New Roman"/>
+                  <w:i/>
+                  <w:color w:val="000000"/>
+                  <w:sz w:val="28"/>
+                  <w:szCs w:val="28"/>
+                  <w:lang w:val="en-US" w:eastAsia="ru-RU"/>
+                </w:rPr>
+              </m:ctrlPr>
+            </m:dPr>
+            <m:e>
+              <m:r>
+                <w:rPr>
+                  <w:rFonts w:ascii="Cambria Math" w:eastAsia="Times New Roman" w:hAnsi="Cambria Math" w:cs="Times New Roman"/>
+                  <w:color w:val="000000"/>
+                  <w:sz w:val="28"/>
+                  <w:szCs w:val="28"/>
+                  <w:lang w:eastAsia="ru-RU"/>
+                </w:rPr>
+                <m:t xml:space="preserve">код </m:t>
+              </m:r>
+              <m:r>
+                <w:rPr>
+                  <w:rFonts w:ascii="Cambria Math" w:eastAsia="Times New Roman" w:hAnsi="Cambria Math" w:cs="Times New Roman"/>
+                  <w:color w:val="000000"/>
+                  <w:sz w:val="28"/>
+                  <w:szCs w:val="28"/>
+                  <w:lang w:val="en-US" w:eastAsia="ru-RU"/>
+                </w:rPr>
+                <m:t>ASCII:</m:t>
+              </m:r>
+              <m:r>
+                <w:rPr>
+                  <w:rFonts w:ascii="Cambria Math" w:eastAsia="Times New Roman" w:hAnsi="Cambria Math" w:cs="Times New Roman"/>
+                  <w:color w:val="000000"/>
+                  <w:sz w:val="28"/>
+                  <w:szCs w:val="28"/>
+                  <w:lang w:val="en-US" w:eastAsia="ru-RU"/>
+                </w:rPr>
+                <m:t>1</m:t>
+              </m:r>
+              <m:r>
+                <w:rPr>
+                  <w:rFonts w:ascii="Cambria Math" w:eastAsia="Times New Roman" w:hAnsi="Cambria Math" w:cs="Times New Roman"/>
+                  <w:color w:val="000000"/>
+                  <w:sz w:val="28"/>
+                  <w:szCs w:val="28"/>
+                  <w:lang w:eastAsia="ru-RU"/>
+                </w:rPr>
+                <m:t>29</m:t>
+              </m:r>
+            </m:e>
+          </m:d>
+        </m:oMath>
+      </m:oMathPara>
+    </w:p>
+    <w:p>
+      <w:pPr>
+        <w:spacing w:before="120" w:after="120" w:line="240" w:lineRule="auto"/>
+        <w:ind w:left="720"/>
+        <w:rPr>
+          <w:rFonts w:ascii="Times New Roman" w:eastAsia="Times New Roman" w:hAnsi="Times New Roman" w:cs="Times New Roman"/>
+          <w:i/>
+          <w:color w:val="000000"/>
+          <w:sz w:val="28"/>
+          <w:szCs w:val="28"/>
+          <w:lang w:eastAsia="ru-RU"/>
+        </w:rPr>
+      </w:pPr>
+      <m:oMathPara>
+        <m:oMath>
+          <m:d>
+            <m:dPr>
+              <m:ctrlPr>
+                <w:rPr>
+                  <w:rFonts w:ascii="Cambria Math" w:eastAsia="Times New Roman" w:hAnsi="Cambria Math" w:cs="Times New Roman"/>
+                  <w:i/>
+                  <w:color w:val="000000"/>
+                  <w:sz w:val="28"/>
+                  <w:szCs w:val="28"/>
+                  <w:lang w:eastAsia="ru-RU"/>
+                </w:rPr>
+              </m:ctrlPr>
+            </m:dPr>
+            <m:e>
+              <m:d>
+                <m:dPr>
+                  <m:ctrlPr>
+                    <w:rPr>
+                      <w:rFonts w:ascii="Cambria Math" w:eastAsia="Times New Roman" w:hAnsi="Cambria Math" w:cs="Times New Roman"/>
+                      <w:i/>
+                      <w:color w:val="000000"/>
+                      <w:sz w:val="28"/>
+                      <w:szCs w:val="28"/>
+                      <w:lang w:eastAsia="ru-RU"/>
+                    </w:rPr>
+                  </m:ctrlPr>
+                </m:dPr>
+                <m:e>
+                  <m:r>
+                    <w:rPr>
+                      <w:rFonts w:ascii="Cambria Math" w:eastAsia="Times New Roman" w:hAnsi="Cambria Math" w:cs="Times New Roman"/>
+                      <w:color w:val="000000"/>
+                      <w:sz w:val="28"/>
+                      <w:szCs w:val="28"/>
+                      <w:lang w:eastAsia="ru-RU"/>
+                    </w:rPr>
+                    <m:t xml:space="preserve">код </m:t>
+                  </m:r>
+                  <m:r>
+                    <w:rPr>
+                      <w:rFonts w:ascii="Cambria Math" w:eastAsia="Times New Roman" w:hAnsi="Cambria Math" w:cs="Times New Roman"/>
+                      <w:color w:val="000000"/>
+                      <w:sz w:val="28"/>
+                      <w:szCs w:val="28"/>
+                      <w:lang w:val="en-US" w:eastAsia="ru-RU"/>
+                    </w:rPr>
+                    <m:t>ASCII</m:t>
+                  </m:r>
+                  <m:r>
+                    <w:rPr>
+                      <w:rFonts w:ascii="Cambria Math" w:eastAsia="Times New Roman" w:hAnsi="Cambria Math" w:cs="Times New Roman"/>
+                      <w:color w:val="000000"/>
+                      <w:sz w:val="28"/>
+                      <w:szCs w:val="28"/>
+                      <w:lang w:eastAsia="ru-RU"/>
+                    </w:rPr>
+                    <m:t>: 2</m:t>
+                  </m:r>
+                  <m:r>
+                    <w:rPr>
+                      <w:rFonts w:ascii="Cambria Math" w:eastAsia="Times New Roman" w:hAnsi="Cambria Math" w:cs="Times New Roman"/>
+                      <w:color w:val="000000"/>
+                      <w:sz w:val="28"/>
+                      <w:szCs w:val="28"/>
+                      <w:lang w:val="en-US" w:eastAsia="ru-RU"/>
+                    </w:rPr>
+                    <m:t>55</m:t>
+                  </m:r>
+                </m:e>
+              </m:d>
+              <m:r>
+                <w:rPr>
+                  <w:rFonts w:ascii="Cambria Math" w:eastAsia="Times New Roman" w:hAnsi="Cambria Math" w:cs="Times New Roman"/>
+                  <w:color w:val="000000"/>
+                  <w:sz w:val="28"/>
+                  <w:szCs w:val="28"/>
+                  <w:lang w:val="en-US" w:eastAsia="ru-RU"/>
+                </w:rPr>
+                <m:t xml:space="preserve">- </m:t>
+              </m:r>
+              <m:d>
+                <m:dPr>
+                  <m:begChr m:val="["/>
+                  <m:endChr m:val="]"/>
+                  <m:ctrlPr>
+                    <w:rPr>
+                      <w:rFonts w:ascii="Cambria Math" w:eastAsia="Times New Roman" w:hAnsi="Cambria Math" w:cs="Times New Roman"/>
+                      <w:i/>
+                      <w:color w:val="000000"/>
+                      <w:sz w:val="28"/>
+                      <w:szCs w:val="28"/>
+                      <w:lang w:eastAsia="ru-RU"/>
+                    </w:rPr>
+                  </m:ctrlPr>
+                </m:dPr>
+                <m:e>
+                  <m:r>
+                    <w:rPr>
+                      <w:rFonts w:ascii="Cambria Math" w:eastAsia="Times New Roman" w:hAnsi="Cambria Math" w:cs="Times New Roman"/>
+                      <w:color w:val="000000"/>
+                      <w:sz w:val="28"/>
+                      <w:szCs w:val="28"/>
+                      <w:lang w:eastAsia="ru-RU"/>
+                    </w:rPr>
+                    <m:t>о</m:t>
+                  </m:r>
+                </m:e>
+              </m:d>
+              <m:r>
+                <w:rPr>
+                  <w:rFonts w:ascii="Cambria Math" w:eastAsia="Times New Roman" w:hAnsi="Cambria Math" w:cs="Times New Roman"/>
+                  <w:color w:val="000000"/>
+                  <w:sz w:val="28"/>
+                  <w:szCs w:val="28"/>
+                  <w:lang w:eastAsia="ru-RU"/>
+                </w:rPr>
+                <m:t> </m:t>
+              </m:r>
+              <m:d>
+                <m:dPr>
+                  <m:ctrlPr>
+                    <w:rPr>
+                      <w:rFonts w:ascii="Cambria Math" w:eastAsia="Times New Roman" w:hAnsi="Cambria Math" w:cs="Times New Roman"/>
+                      <w:i/>
+                      <w:color w:val="000000"/>
+                      <w:sz w:val="28"/>
+                      <w:szCs w:val="28"/>
+                      <w:lang w:eastAsia="ru-RU"/>
+                    </w:rPr>
+                  </m:ctrlPr>
+                </m:dPr>
+                <m:e>
+                  <m:r>
+                    <w:rPr>
+                      <w:rFonts w:ascii="Cambria Math" w:eastAsia="Times New Roman" w:hAnsi="Cambria Math" w:cs="Times New Roman"/>
+                      <w:color w:val="000000"/>
+                      <w:sz w:val="28"/>
+                      <w:szCs w:val="28"/>
+                      <w:lang w:eastAsia="ru-RU"/>
+                    </w:rPr>
+                    <m:t xml:space="preserve">код </m:t>
+                  </m:r>
+                  <m:r>
+                    <w:rPr>
+                      <w:rFonts w:ascii="Cambria Math" w:eastAsia="Times New Roman" w:hAnsi="Cambria Math" w:cs="Times New Roman"/>
+                      <w:color w:val="000000"/>
+                      <w:sz w:val="28"/>
+                      <w:szCs w:val="28"/>
+                      <w:lang w:val="en-US" w:eastAsia="ru-RU"/>
+                    </w:rPr>
+                    <m:t>ASCII</m:t>
+                  </m:r>
+                  <m:r>
+                    <w:rPr>
+                      <w:rFonts w:ascii="Cambria Math" w:eastAsia="Times New Roman" w:hAnsi="Cambria Math" w:cs="Times New Roman"/>
+                      <w:color w:val="000000"/>
+                      <w:sz w:val="28"/>
+                      <w:szCs w:val="28"/>
+                      <w:lang w:eastAsia="ru-RU"/>
+                    </w:rPr>
+                    <m:t>:</m:t>
+                  </m:r>
+                  <m:r>
+                    <w:rPr>
+                      <w:rFonts w:ascii="Cambria Math" w:eastAsia="Times New Roman" w:hAnsi="Cambria Math" w:cs="Times New Roman"/>
+                      <w:color w:val="000000"/>
+                      <w:sz w:val="28"/>
+                      <w:szCs w:val="28"/>
+                      <w:lang w:eastAsia="ru-RU"/>
+                    </w:rPr>
+                    <m:t>238</m:t>
+                  </m:r>
+                </m:e>
+              </m:d>
+            </m:e>
+          </m:d>
+          <m:r>
+            <w:rPr>
+              <w:rFonts w:ascii="Cambria Math" w:eastAsia="Times New Roman" w:hAnsi="Cambria Math" w:cs="Times New Roman"/>
+              <w:color w:val="000000"/>
+              <w:sz w:val="28"/>
+              <w:szCs w:val="28"/>
+              <w:lang w:eastAsia="ru-RU"/>
+            </w:rPr>
+            <m:t xml:space="preserve"> = </m:t>
+          </m:r>
+          <m:d>
+            <m:dPr>
+              <m:begChr m:val="["/>
+              <m:endChr m:val="]"/>
+              <m:ctrlPr>
+                <w:rPr>
+                  <w:rFonts w:ascii="Cambria Math" w:eastAsia="Times New Roman" w:hAnsi="Cambria Math" w:cs="Times New Roman"/>
+                  <w:i/>
+                  <w:color w:val="000000"/>
+                  <w:sz w:val="28"/>
+                  <w:szCs w:val="28"/>
+                  <w:lang w:val="en-US" w:eastAsia="ru-RU"/>
+                </w:rPr>
+              </m:ctrlPr>
+            </m:dPr>
+            <m:e>
+              <m:r>
+                <w:rPr>
+                  <w:rFonts w:ascii="Cambria Math" w:eastAsia="Times New Roman" w:hAnsi="Cambria Math" w:cs="Times New Roman"/>
+                  <w:color w:val="000000"/>
+                  <w:sz w:val="28"/>
+                  <w:szCs w:val="28"/>
+                  <w:lang w:val="en-US" w:eastAsia="ru-RU"/>
+                </w:rPr>
+                <m:t>u</m:t>
+              </m:r>
+            </m:e>
+          </m:d>
+          <m:r>
+            <w:rPr>
+              <w:rFonts w:ascii="Cambria Math" w:eastAsia="Times New Roman" w:hAnsi="Cambria Math" w:cs="Times New Roman"/>
+              <w:color w:val="000000"/>
+              <w:sz w:val="28"/>
+              <w:szCs w:val="28"/>
+              <w:lang w:val="en-US" w:eastAsia="ru-RU"/>
+            </w:rPr>
+            <m:t xml:space="preserve"> </m:t>
+          </m:r>
+          <m:d>
+            <m:dPr>
+              <m:ctrlPr>
+                <w:rPr>
+                  <w:rFonts w:ascii="Cambria Math" w:eastAsia="Times New Roman" w:hAnsi="Cambria Math" w:cs="Times New Roman"/>
+                  <w:i/>
+                  <w:color w:val="000000"/>
+                  <w:sz w:val="28"/>
+                  <w:szCs w:val="28"/>
+                  <w:lang w:val="en-US" w:eastAsia="ru-RU"/>
+                </w:rPr>
+              </m:ctrlPr>
+            </m:dPr>
+            <m:e>
+              <m:r>
+                <w:rPr>
+                  <w:rFonts w:ascii="Cambria Math" w:eastAsia="Times New Roman" w:hAnsi="Cambria Math" w:cs="Times New Roman"/>
+                  <w:color w:val="000000"/>
+                  <w:sz w:val="28"/>
+                  <w:szCs w:val="28"/>
+                  <w:lang w:eastAsia="ru-RU"/>
+                </w:rPr>
+                <m:t xml:space="preserve">код </m:t>
+              </m:r>
+              <m:r>
+                <w:rPr>
+                  <w:rFonts w:ascii="Cambria Math" w:eastAsia="Times New Roman" w:hAnsi="Cambria Math" w:cs="Times New Roman"/>
+                  <w:color w:val="000000"/>
+                  <w:sz w:val="28"/>
+                  <w:szCs w:val="28"/>
+                  <w:lang w:val="en-US" w:eastAsia="ru-RU"/>
+                </w:rPr>
+                <m:t>ASCII:</m:t>
+              </m:r>
+              <m:r>
+                <w:rPr>
+                  <w:rFonts w:ascii="Cambria Math" w:eastAsia="Times New Roman" w:hAnsi="Cambria Math" w:cs="Times New Roman"/>
+                  <w:color w:val="000000"/>
+                  <w:sz w:val="28"/>
+                  <w:szCs w:val="28"/>
+                  <w:lang w:val="en-US" w:eastAsia="ru-RU"/>
+                </w:rPr>
+                <m:t>117</m:t>
+              </m:r>
+            </m:e>
+          </m:d>
+        </m:oMath>
+      </m:oMathPara>
+    </w:p>
+    <w:p>
+      <w:pPr>
+        <w:spacing w:before="120" w:after="120" w:line="240" w:lineRule="auto"/>
+        <w:ind w:left="720"/>
+        <w:rPr>
+          <w:rFonts w:ascii="Times New Roman" w:eastAsia="Times New Roman" w:hAnsi="Times New Roman" w:cs="Times New Roman"/>
+          <w:i/>
+          <w:color w:val="000000"/>
+          <w:sz w:val="28"/>
+          <w:szCs w:val="28"/>
+          <w:lang w:eastAsia="ru-RU"/>
+        </w:rPr>
+      </w:pPr>
+      <m:oMathPara>
+        <m:oMath>
+          <m:d>
+            <m:dPr>
+              <m:ctrlPr>
+                <w:rPr>
+                  <w:rFonts w:ascii="Cambria Math" w:eastAsia="Times New Roman" w:hAnsi="Cambria Math" w:cs="Times New Roman"/>
+                  <w:i/>
+                  <w:color w:val="000000"/>
+                  <w:sz w:val="28"/>
+                  <w:szCs w:val="28"/>
+                  <w:lang w:eastAsia="ru-RU"/>
+                </w:rPr>
+              </m:ctrlPr>
+            </m:dPr>
+            <m:e>
+              <m:d>
+                <m:dPr>
+                  <m:ctrlPr>
+                    <w:rPr>
+                      <w:rFonts w:ascii="Cambria Math" w:eastAsia="Times New Roman" w:hAnsi="Cambria Math" w:cs="Times New Roman"/>
+                      <w:i/>
+                      <w:color w:val="000000"/>
+                      <w:sz w:val="28"/>
+                      <w:szCs w:val="28"/>
+                      <w:lang w:eastAsia="ru-RU"/>
+                    </w:rPr>
+                  </m:ctrlPr>
+                </m:dPr>
+                <m:e>
+                  <m:r>
+                    <w:rPr>
+                      <w:rFonts w:ascii="Cambria Math" w:eastAsia="Times New Roman" w:hAnsi="Cambria Math" w:cs="Times New Roman"/>
+                      <w:color w:val="000000"/>
+                      <w:sz w:val="28"/>
+                      <w:szCs w:val="28"/>
+                      <w:lang w:eastAsia="ru-RU"/>
+                    </w:rPr>
+                    <m:t xml:space="preserve">код </m:t>
+                  </m:r>
+                  <m:r>
+                    <w:rPr>
+                      <w:rFonts w:ascii="Cambria Math" w:eastAsia="Times New Roman" w:hAnsi="Cambria Math" w:cs="Times New Roman"/>
+                      <w:color w:val="000000"/>
+                      <w:sz w:val="28"/>
+                      <w:szCs w:val="28"/>
+                      <w:lang w:val="en-US" w:eastAsia="ru-RU"/>
+                    </w:rPr>
+                    <m:t>ASCII</m:t>
+                  </m:r>
+                  <m:r>
+                    <w:rPr>
+                      <w:rFonts w:ascii="Cambria Math" w:eastAsia="Times New Roman" w:hAnsi="Cambria Math" w:cs="Times New Roman"/>
+                      <w:color w:val="000000"/>
+                      <w:sz w:val="28"/>
+                      <w:szCs w:val="28"/>
+                      <w:lang w:eastAsia="ru-RU"/>
+                    </w:rPr>
+                    <m:t>: 2</m:t>
+                  </m:r>
+                  <m:r>
+                    <w:rPr>
+                      <w:rFonts w:ascii="Cambria Math" w:eastAsia="Times New Roman" w:hAnsi="Cambria Math" w:cs="Times New Roman"/>
+                      <w:color w:val="000000"/>
+                      <w:sz w:val="28"/>
+                      <w:szCs w:val="28"/>
+                      <w:lang w:val="en-US" w:eastAsia="ru-RU"/>
+                    </w:rPr>
+                    <m:t>55</m:t>
+                  </m:r>
+                </m:e>
+              </m:d>
+              <m:r>
+                <w:rPr>
+                  <w:rFonts w:ascii="Cambria Math" w:eastAsia="Times New Roman" w:hAnsi="Cambria Math" w:cs="Times New Roman"/>
+                  <w:color w:val="000000"/>
+                  <w:sz w:val="28"/>
+                  <w:szCs w:val="28"/>
+                  <w:lang w:val="en-US" w:eastAsia="ru-RU"/>
+                </w:rPr>
+                <m:t xml:space="preserve">- </m:t>
+              </m:r>
+              <m:d>
+                <m:dPr>
+                  <m:begChr m:val="["/>
+                  <m:endChr m:val="]"/>
+                  <m:ctrlPr>
+                    <w:rPr>
+                      <w:rFonts w:ascii="Cambria Math" w:eastAsia="Times New Roman" w:hAnsi="Cambria Math" w:cs="Times New Roman"/>
+                      <w:i/>
+                      <w:color w:val="000000"/>
+                      <w:sz w:val="28"/>
+                      <w:szCs w:val="28"/>
+                      <w:lang w:eastAsia="ru-RU"/>
+                    </w:rPr>
+                  </m:ctrlPr>
+                </m:dPr>
+                <m:e>
+                  <m:r>
+                    <w:rPr>
+                      <w:rFonts w:ascii="Cambria Math" w:eastAsia="Times New Roman" w:hAnsi="Cambria Math" w:cs="Times New Roman"/>
+                      <w:color w:val="000000"/>
+                      <w:sz w:val="28"/>
+                      <w:szCs w:val="28"/>
+                      <w:lang w:eastAsia="ru-RU"/>
+                    </w:rPr>
+                    <m:t>я</m:t>
+                  </m:r>
+                </m:e>
+              </m:d>
+              <m:r>
+                <w:rPr>
+                  <w:rFonts w:ascii="Cambria Math" w:eastAsia="Times New Roman" w:hAnsi="Cambria Math" w:cs="Times New Roman"/>
+                  <w:color w:val="000000"/>
+                  <w:sz w:val="28"/>
+                  <w:szCs w:val="28"/>
+                  <w:lang w:eastAsia="ru-RU"/>
+                </w:rPr>
+                <m:t> </m:t>
+              </m:r>
+              <m:d>
+                <m:dPr>
+                  <m:ctrlPr>
+                    <w:rPr>
+                      <w:rFonts w:ascii="Cambria Math" w:eastAsia="Times New Roman" w:hAnsi="Cambria Math" w:cs="Times New Roman"/>
+                      <w:i/>
+                      <w:color w:val="000000"/>
+                      <w:sz w:val="28"/>
+                      <w:szCs w:val="28"/>
+                      <w:lang w:eastAsia="ru-RU"/>
+                    </w:rPr>
+                  </m:ctrlPr>
+                </m:dPr>
+                <m:e>
+                  <m:r>
+                    <w:rPr>
+                      <w:rFonts w:ascii="Cambria Math" w:eastAsia="Times New Roman" w:hAnsi="Cambria Math" w:cs="Times New Roman"/>
+                      <w:color w:val="000000"/>
+                      <w:sz w:val="28"/>
+                      <w:szCs w:val="28"/>
+                      <w:lang w:eastAsia="ru-RU"/>
+                    </w:rPr>
+                    <m:t xml:space="preserve">код </m:t>
+                  </m:r>
+                  <m:r>
+                    <w:rPr>
+                      <w:rFonts w:ascii="Cambria Math" w:eastAsia="Times New Roman" w:hAnsi="Cambria Math" w:cs="Times New Roman"/>
+                      <w:color w:val="000000"/>
+                      <w:sz w:val="28"/>
+                      <w:szCs w:val="28"/>
+                      <w:lang w:val="en-US" w:eastAsia="ru-RU"/>
+                    </w:rPr>
+                    <m:t>ASCII</m:t>
+                  </m:r>
+                  <m:r>
+                    <w:rPr>
+                      <w:rFonts w:ascii="Cambria Math" w:eastAsia="Times New Roman" w:hAnsi="Cambria Math" w:cs="Times New Roman"/>
+                      <w:color w:val="000000"/>
+                      <w:sz w:val="28"/>
+                      <w:szCs w:val="28"/>
+                      <w:lang w:eastAsia="ru-RU"/>
+                    </w:rPr>
+                    <m:t>:</m:t>
+                  </m:r>
+                  <m:r>
+                    <w:rPr>
+                      <w:rFonts w:ascii="Cambria Math" w:eastAsia="Times New Roman" w:hAnsi="Cambria Math" w:cs="Times New Roman"/>
+                      <w:color w:val="000000"/>
+                      <w:sz w:val="28"/>
+                      <w:szCs w:val="28"/>
+                      <w:lang w:eastAsia="ru-RU"/>
+                    </w:rPr>
+                    <m:t>255</m:t>
+                  </m:r>
+                </m:e>
+              </m:d>
+            </m:e>
+          </m:d>
+          <m:r>
+            <w:rPr>
+              <w:rFonts w:ascii="Cambria Math" w:eastAsia="Times New Roman" w:hAnsi="Cambria Math" w:cs="Times New Roman"/>
+              <w:color w:val="000000"/>
+              <w:sz w:val="28"/>
+              <w:szCs w:val="28"/>
+              <w:lang w:eastAsia="ru-RU"/>
+            </w:rPr>
+            <m:t xml:space="preserve"> = </m:t>
+          </m:r>
+          <m:d>
+            <m:dPr>
+              <m:begChr m:val="["/>
+              <m:endChr m:val="]"/>
+              <m:ctrlPr>
+                <w:rPr>
+                  <w:rFonts w:ascii="Cambria Math" w:eastAsia="Times New Roman" w:hAnsi="Cambria Math" w:cs="Times New Roman"/>
+                  <w:i/>
+                  <w:color w:val="000000"/>
+                  <w:sz w:val="28"/>
+                  <w:szCs w:val="28"/>
+                  <w:lang w:val="en-US" w:eastAsia="ru-RU"/>
+                </w:rPr>
+              </m:ctrlPr>
+            </m:dPr>
+            <m:e>
+              <m:r>
+                <w:rPr>
+                  <w:rFonts w:ascii="Cambria Math" w:eastAsia="Times New Roman" w:hAnsi="Cambria Math" w:cs="Times New Roman"/>
+                  <w:color w:val="000000"/>
+                  <w:sz w:val="28"/>
+                  <w:szCs w:val="28"/>
+                  <w:lang w:val="en-US" w:eastAsia="ru-RU"/>
+                </w:rPr>
+                <m:t>d</m:t>
+              </m:r>
+            </m:e>
+          </m:d>
+          <m:r>
+            <w:rPr>
+              <w:rFonts w:ascii="Cambria Math" w:eastAsia="Times New Roman" w:hAnsi="Cambria Math" w:cs="Times New Roman"/>
+              <w:color w:val="000000"/>
+              <w:sz w:val="28"/>
+              <w:szCs w:val="28"/>
+              <w:lang w:val="en-US" w:eastAsia="ru-RU"/>
+            </w:rPr>
+            <m:t xml:space="preserve"> </m:t>
+          </m:r>
+          <m:d>
+            <m:dPr>
+              <m:ctrlPr>
+                <w:rPr>
+                  <w:rFonts w:ascii="Cambria Math" w:eastAsia="Times New Roman" w:hAnsi="Cambria Math" w:cs="Times New Roman"/>
+                  <w:i/>
+                  <w:color w:val="000000"/>
+                  <w:sz w:val="28"/>
+                  <w:szCs w:val="28"/>
+                  <w:lang w:val="en-US" w:eastAsia="ru-RU"/>
+                </w:rPr>
+              </m:ctrlPr>
+            </m:dPr>
+            <m:e>
+              <m:r>
+                <w:rPr>
+                  <w:rFonts w:ascii="Cambria Math" w:eastAsia="Times New Roman" w:hAnsi="Cambria Math" w:cs="Times New Roman"/>
+                  <w:color w:val="000000"/>
+                  <w:sz w:val="28"/>
+                  <w:szCs w:val="28"/>
+                  <w:lang w:eastAsia="ru-RU"/>
+                </w:rPr>
+                <m:t xml:space="preserve">код </m:t>
+              </m:r>
+              <m:r>
+                <w:rPr>
+                  <w:rFonts w:ascii="Cambria Math" w:eastAsia="Times New Roman" w:hAnsi="Cambria Math" w:cs="Times New Roman"/>
+                  <w:color w:val="000000"/>
+                  <w:sz w:val="28"/>
+                  <w:szCs w:val="28"/>
+                  <w:lang w:val="en-US" w:eastAsia="ru-RU"/>
+                </w:rPr>
+                <m:t>ASCII:</m:t>
+              </m:r>
+              <m:r>
+                <w:rPr>
+                  <w:rFonts w:ascii="Cambria Math" w:eastAsia="Times New Roman" w:hAnsi="Cambria Math" w:cs="Times New Roman"/>
+                  <w:color w:val="000000"/>
+                  <w:sz w:val="28"/>
+                  <w:szCs w:val="28"/>
+                  <w:lang w:val="en-US" w:eastAsia="ru-RU"/>
+                </w:rPr>
+                <m:t>100</m:t>
+              </m:r>
+            </m:e>
+          </m:d>
+        </m:oMath>
+      </m:oMathPara>
+    </w:p>
+    <w:p>
+      <w:pPr>
+        <w:spacing w:before="120" w:after="120" w:line="240" w:lineRule="auto"/>
+        <w:ind w:left="720"/>
+        <w:rPr>
+          <w:rFonts w:ascii="Times New Roman" w:eastAsia="Times New Roman" w:hAnsi="Times New Roman" w:cs="Times New Roman"/>
+          <w:i/>
+          <w:color w:val="000000"/>
+          <w:sz w:val="28"/>
+          <w:szCs w:val="28"/>
+          <w:lang w:eastAsia="ru-RU"/>
+        </w:rPr>
+      </w:pPr>
+      <m:oMathPara>
+        <m:oMath>
+          <m:d>
+            <m:dPr>
+              <m:ctrlPr>
+                <w:rPr>
+                  <w:rFonts w:ascii="Cambria Math" w:eastAsia="Times New Roman" w:hAnsi="Cambria Math" w:cs="Times New Roman"/>
+                  <w:i/>
+                  <w:color w:val="000000"/>
+                  <w:sz w:val="28"/>
+                  <w:szCs w:val="28"/>
+                  <w:lang w:eastAsia="ru-RU"/>
+                </w:rPr>
+              </m:ctrlPr>
+            </m:dPr>
+            <m:e>
+              <m:d>
+                <m:dPr>
+                  <m:ctrlPr>
+                    <w:rPr>
+                      <w:rFonts w:ascii="Cambria Math" w:eastAsia="Times New Roman" w:hAnsi="Cambria Math" w:cs="Times New Roman"/>
+                      <w:i/>
+                      <w:color w:val="000000"/>
+                      <w:sz w:val="28"/>
+                      <w:szCs w:val="28"/>
+                      <w:lang w:eastAsia="ru-RU"/>
+                    </w:rPr>
+                  </m:ctrlPr>
+                </m:dPr>
+                <m:e>
+                  <m:r>
+                    <w:rPr>
+                      <w:rFonts w:ascii="Cambria Math" w:eastAsia="Times New Roman" w:hAnsi="Cambria Math" w:cs="Times New Roman"/>
+                      <w:color w:val="000000"/>
+                      <w:sz w:val="28"/>
+                      <w:szCs w:val="28"/>
+                      <w:lang w:eastAsia="ru-RU"/>
+                    </w:rPr>
+                    <m:t xml:space="preserve">код </m:t>
+                  </m:r>
+                  <m:r>
+                    <w:rPr>
+                      <w:rFonts w:ascii="Cambria Math" w:eastAsia="Times New Roman" w:hAnsi="Cambria Math" w:cs="Times New Roman"/>
+                      <w:color w:val="000000"/>
+                      <w:sz w:val="28"/>
+                      <w:szCs w:val="28"/>
+                      <w:lang w:val="en-US" w:eastAsia="ru-RU"/>
+                    </w:rPr>
+                    <m:t>ASCII</m:t>
+                  </m:r>
+                  <m:r>
+                    <w:rPr>
+                      <w:rFonts w:ascii="Cambria Math" w:eastAsia="Times New Roman" w:hAnsi="Cambria Math" w:cs="Times New Roman"/>
+                      <w:color w:val="000000"/>
+                      <w:sz w:val="28"/>
+                      <w:szCs w:val="28"/>
+                      <w:lang w:eastAsia="ru-RU"/>
+                    </w:rPr>
+                    <m:t>: 2</m:t>
+                  </m:r>
+                  <m:r>
+                    <w:rPr>
+                      <w:rFonts w:ascii="Cambria Math" w:eastAsia="Times New Roman" w:hAnsi="Cambria Math" w:cs="Times New Roman"/>
+                      <w:color w:val="000000"/>
+                      <w:sz w:val="28"/>
+                      <w:szCs w:val="28"/>
+                      <w:lang w:val="en-US" w:eastAsia="ru-RU"/>
+                    </w:rPr>
+                    <m:t>55</m:t>
+                  </m:r>
+                </m:e>
+              </m:d>
+              <m:r>
+                <w:rPr>
+                  <w:rFonts w:ascii="Cambria Math" w:eastAsia="Times New Roman" w:hAnsi="Cambria Math" w:cs="Times New Roman"/>
+                  <w:color w:val="000000"/>
+                  <w:sz w:val="28"/>
+                  <w:szCs w:val="28"/>
+                  <w:lang w:val="en-US" w:eastAsia="ru-RU"/>
+                </w:rPr>
+                <m:t xml:space="preserve">- </m:t>
+              </m:r>
+              <m:d>
+                <m:dPr>
+                  <m:begChr m:val="["/>
+                  <m:endChr m:val="]"/>
+                  <m:ctrlPr>
+                    <w:rPr>
+                      <w:rFonts w:ascii="Cambria Math" w:eastAsia="Times New Roman" w:hAnsi="Cambria Math" w:cs="Times New Roman"/>
+                      <w:i/>
+                      <w:color w:val="000000"/>
+                      <w:sz w:val="28"/>
+                      <w:szCs w:val="28"/>
+                      <w:lang w:eastAsia="ru-RU"/>
+                    </w:rPr>
+                  </m:ctrlPr>
+                </m:dPr>
+                <m:e>
+                  <m:r>
+                    <w:rPr>
+                      <w:rFonts w:ascii="Cambria Math" w:eastAsia="Times New Roman" w:hAnsi="Cambria Math" w:cs="Times New Roman"/>
+                      <w:color w:val="000000"/>
+                      <w:sz w:val="28"/>
+                      <w:szCs w:val="28"/>
+                      <w:lang w:eastAsia="ru-RU"/>
+                    </w:rPr>
+                    <m:t>к</m:t>
+                  </m:r>
+                </m:e>
+              </m:d>
+              <m:r>
+                <w:rPr>
+                  <w:rFonts w:ascii="Cambria Math" w:eastAsia="Times New Roman" w:hAnsi="Cambria Math" w:cs="Times New Roman"/>
+                  <w:color w:val="000000"/>
+                  <w:sz w:val="28"/>
+                  <w:szCs w:val="28"/>
+                  <w:lang w:eastAsia="ru-RU"/>
+                </w:rPr>
+                <m:t> </m:t>
+              </m:r>
+              <m:d>
+                <m:dPr>
+                  <m:ctrlPr>
+                    <w:rPr>
+                      <w:rFonts w:ascii="Cambria Math" w:eastAsia="Times New Roman" w:hAnsi="Cambria Math" w:cs="Times New Roman"/>
+                      <w:i/>
+                      <w:color w:val="000000"/>
+                      <w:sz w:val="28"/>
+                      <w:szCs w:val="28"/>
+                      <w:lang w:eastAsia="ru-RU"/>
+                    </w:rPr>
+                  </m:ctrlPr>
+                </m:dPr>
+                <m:e>
+                  <m:r>
+                    <w:rPr>
+                      <w:rFonts w:ascii="Cambria Math" w:eastAsia="Times New Roman" w:hAnsi="Cambria Math" w:cs="Times New Roman"/>
+                      <w:color w:val="000000"/>
+                      <w:sz w:val="28"/>
+                      <w:szCs w:val="28"/>
+                      <w:lang w:eastAsia="ru-RU"/>
+                    </w:rPr>
+                    <m:t xml:space="preserve">код </m:t>
+                  </m:r>
+                  <m:r>
+                    <w:rPr>
+                      <w:rFonts w:ascii="Cambria Math" w:eastAsia="Times New Roman" w:hAnsi="Cambria Math" w:cs="Times New Roman"/>
+                      <w:color w:val="000000"/>
+                      <w:sz w:val="28"/>
+                      <w:szCs w:val="28"/>
+                      <w:lang w:val="en-US" w:eastAsia="ru-RU"/>
+                    </w:rPr>
+                    <m:t>ASCII</m:t>
+                  </m:r>
+                  <m:r>
+                    <w:rPr>
+                      <w:rFonts w:ascii="Cambria Math" w:eastAsia="Times New Roman" w:hAnsi="Cambria Math" w:cs="Times New Roman"/>
+                      <w:color w:val="000000"/>
+                      <w:sz w:val="28"/>
+                      <w:szCs w:val="28"/>
+                      <w:lang w:eastAsia="ru-RU"/>
+                    </w:rPr>
+                    <m:t>:</m:t>
+                  </m:r>
+                  <m:r>
+                    <w:rPr>
+                      <w:rFonts w:ascii="Cambria Math" w:eastAsia="Times New Roman" w:hAnsi="Cambria Math" w:cs="Times New Roman"/>
+                      <w:color w:val="000000"/>
+                      <w:sz w:val="28"/>
+                      <w:szCs w:val="28"/>
+                      <w:lang w:eastAsia="ru-RU"/>
+                    </w:rPr>
+                    <m:t>234</m:t>
+                  </m:r>
+                </m:e>
+              </m:d>
+            </m:e>
+          </m:d>
+          <m:r>
+            <w:rPr>
+              <w:rFonts w:ascii="Cambria Math" w:eastAsia="Times New Roman" w:hAnsi="Cambria Math" w:cs="Times New Roman"/>
+              <w:color w:val="000000"/>
+              <w:sz w:val="28"/>
+              <w:szCs w:val="28"/>
+              <w:lang w:eastAsia="ru-RU"/>
+            </w:rPr>
+            <m:t xml:space="preserve"> = </m:t>
+          </m:r>
+          <m:d>
+            <m:dPr>
+              <m:begChr m:val="["/>
+              <m:endChr m:val="]"/>
+              <m:ctrlPr>
+                <w:rPr>
+                  <w:rFonts w:ascii="Cambria Math" w:eastAsia="Times New Roman" w:hAnsi="Cambria Math" w:cs="Times New Roman"/>
+                  <w:i/>
+                  <w:color w:val="000000"/>
+                  <w:sz w:val="28"/>
+                  <w:szCs w:val="28"/>
+                  <w:lang w:val="en-US" w:eastAsia="ru-RU"/>
+                </w:rPr>
+              </m:ctrlPr>
+            </m:dPr>
+            <m:e>
+              <m:r>
+                <w:rPr>
+                  <w:rFonts w:ascii="Cambria Math" w:eastAsia="Times New Roman" w:hAnsi="Cambria Math" w:cs="Times New Roman"/>
+                  <w:color w:val="000000"/>
+                  <w:sz w:val="28"/>
+                  <w:szCs w:val="28"/>
+                  <w:lang w:val="en-US" w:eastAsia="ru-RU"/>
+                </w:rPr>
+                <m:t>y</m:t>
+              </m:r>
+            </m:e>
+          </m:d>
+          <m:r>
+            <w:rPr>
+              <w:rFonts w:ascii="Cambria Math" w:eastAsia="Times New Roman" w:hAnsi="Cambria Math" w:cs="Times New Roman"/>
+              <w:color w:val="000000"/>
+              <w:sz w:val="28"/>
+              <w:szCs w:val="28"/>
+              <w:lang w:val="en-US" w:eastAsia="ru-RU"/>
+            </w:rPr>
+            <m:t xml:space="preserve"> </m:t>
+          </m:r>
+          <m:d>
+            <m:dPr>
+              <m:ctrlPr>
+                <w:rPr>
+                  <w:rFonts w:ascii="Cambria Math" w:eastAsia="Times New Roman" w:hAnsi="Cambria Math" w:cs="Times New Roman"/>
+                  <w:i/>
+                  <w:color w:val="000000"/>
+                  <w:sz w:val="28"/>
+                  <w:szCs w:val="28"/>
+                  <w:lang w:val="en-US" w:eastAsia="ru-RU"/>
+                </w:rPr>
+              </m:ctrlPr>
+            </m:dPr>
+            <m:e>
+              <m:r>
+                <w:rPr>
+                  <w:rFonts w:ascii="Cambria Math" w:eastAsia="Times New Roman" w:hAnsi="Cambria Math" w:cs="Times New Roman"/>
+                  <w:color w:val="000000"/>
+                  <w:sz w:val="28"/>
+                  <w:szCs w:val="28"/>
+                  <w:lang w:eastAsia="ru-RU"/>
+                </w:rPr>
+                <m:t xml:space="preserve">код </m:t>
+              </m:r>
+              <m:r>
+                <w:rPr>
+                  <w:rFonts w:ascii="Cambria Math" w:eastAsia="Times New Roman" w:hAnsi="Cambria Math" w:cs="Times New Roman"/>
+                  <w:color w:val="000000"/>
+                  <w:sz w:val="28"/>
+                  <w:szCs w:val="28"/>
+                  <w:lang w:val="en-US" w:eastAsia="ru-RU"/>
+                </w:rPr>
+                <m:t>ASCII:</m:t>
+              </m:r>
+              <m:r>
+                <w:rPr>
+                  <w:rFonts w:ascii="Cambria Math" w:eastAsia="Times New Roman" w:hAnsi="Cambria Math" w:cs="Times New Roman"/>
+                  <w:color w:val="000000"/>
+                  <w:sz w:val="28"/>
+                  <w:szCs w:val="28"/>
+                  <w:lang w:val="en-US" w:eastAsia="ru-RU"/>
+                </w:rPr>
+                <m:t>121</m:t>
+              </m:r>
+            </m:e>
+          </m:d>
+        </m:oMath>
+      </m:oMathPara>
+    </w:p>
+    <w:p>
+      <w:pPr>
+        <w:spacing w:before="120" w:after="120" w:line="240" w:lineRule="auto"/>
+        <w:ind w:left="720"/>
+        <w:rPr>
+          <w:rFonts w:ascii="Times New Roman" w:eastAsia="Times New Roman" w:hAnsi="Times New Roman" w:cs="Times New Roman"/>
+          <w:i/>
+          <w:color w:val="000000"/>
+          <w:sz w:val="28"/>
+          <w:szCs w:val="28"/>
+          <w:lang w:eastAsia="ru-RU"/>
+        </w:rPr>
+      </w:pPr>
+      <m:oMathPara>
+        <m:oMath>
+          <m:d>
+            <m:dPr>
+              <m:ctrlPr>
+                <w:rPr>
+                  <w:rFonts w:ascii="Cambria Math" w:eastAsia="Times New Roman" w:hAnsi="Cambria Math" w:cs="Times New Roman"/>
+                  <w:i/>
+                  <w:color w:val="000000"/>
+                  <w:sz w:val="28"/>
+                  <w:szCs w:val="28"/>
+                  <w:lang w:eastAsia="ru-RU"/>
+                </w:rPr>
+              </m:ctrlPr>
+            </m:dPr>
+            <m:e>
+              <m:d>
+                <m:dPr>
+                  <m:ctrlPr>
+                    <w:rPr>
+                      <w:rFonts w:ascii="Cambria Math" w:eastAsia="Times New Roman" w:hAnsi="Cambria Math" w:cs="Times New Roman"/>
+                      <w:i/>
+                      <w:color w:val="000000"/>
+                      <w:sz w:val="28"/>
+                      <w:szCs w:val="28"/>
+                      <w:lang w:eastAsia="ru-RU"/>
+                    </w:rPr>
+                  </m:ctrlPr>
+                </m:dPr>
+                <m:e>
+                  <m:r>
+                    <w:rPr>
+                      <w:rFonts w:ascii="Cambria Math" w:eastAsia="Times New Roman" w:hAnsi="Cambria Math" w:cs="Times New Roman"/>
+                      <w:color w:val="000000"/>
+                      <w:sz w:val="28"/>
+                      <w:szCs w:val="28"/>
+                      <w:lang w:eastAsia="ru-RU"/>
+                    </w:rPr>
+                    <m:t xml:space="preserve">код </m:t>
+                  </m:r>
+                  <m:r>
+                    <w:rPr>
+                      <w:rFonts w:ascii="Cambria Math" w:eastAsia="Times New Roman" w:hAnsi="Cambria Math" w:cs="Times New Roman"/>
+                      <w:color w:val="000000"/>
+                      <w:sz w:val="28"/>
+                      <w:szCs w:val="28"/>
+                      <w:lang w:val="en-US" w:eastAsia="ru-RU"/>
+                    </w:rPr>
+                    <m:t>ASCII</m:t>
+                  </m:r>
+                  <m:r>
+                    <w:rPr>
+                      <w:rFonts w:ascii="Cambria Math" w:eastAsia="Times New Roman" w:hAnsi="Cambria Math" w:cs="Times New Roman"/>
+                      <w:color w:val="000000"/>
+                      <w:sz w:val="28"/>
+                      <w:szCs w:val="28"/>
+                      <w:lang w:eastAsia="ru-RU"/>
+                    </w:rPr>
+                    <m:t>: 2</m:t>
+                  </m:r>
+                  <m:r>
+                    <w:rPr>
+                      <w:rFonts w:ascii="Cambria Math" w:eastAsia="Times New Roman" w:hAnsi="Cambria Math" w:cs="Times New Roman"/>
+                      <w:color w:val="000000"/>
+                      <w:sz w:val="28"/>
+                      <w:szCs w:val="28"/>
+                      <w:lang w:val="en-US" w:eastAsia="ru-RU"/>
+                    </w:rPr>
+                    <m:t>55</m:t>
+                  </m:r>
+                </m:e>
+              </m:d>
+              <m:r>
+                <w:rPr>
+                  <w:rFonts w:ascii="Cambria Math" w:eastAsia="Times New Roman" w:hAnsi="Cambria Math" w:cs="Times New Roman"/>
+                  <w:color w:val="000000"/>
+                  <w:sz w:val="28"/>
+                  <w:szCs w:val="28"/>
+                  <w:lang w:val="en-US" w:eastAsia="ru-RU"/>
+                </w:rPr>
+                <m:t xml:space="preserve">- </m:t>
+              </m:r>
+              <m:d>
+                <m:dPr>
+                  <m:begChr m:val="["/>
+                  <m:endChr m:val="]"/>
+                  <m:ctrlPr>
+                    <w:rPr>
+                      <w:rFonts w:ascii="Cambria Math" w:eastAsia="Times New Roman" w:hAnsi="Cambria Math" w:cs="Times New Roman"/>
+                      <w:i/>
+                      <w:color w:val="000000"/>
+                      <w:sz w:val="28"/>
+                      <w:szCs w:val="28"/>
+                      <w:lang w:eastAsia="ru-RU"/>
+                    </w:rPr>
+                  </m:ctrlPr>
+                </m:dPr>
+                <m:e>
+                  <m:r>
+                    <w:rPr>
+                      <w:rFonts w:ascii="Cambria Math" w:eastAsia="Times New Roman" w:hAnsi="Cambria Math" w:cs="Times New Roman"/>
+                      <w:color w:val="000000"/>
+                      <w:sz w:val="28"/>
+                      <w:szCs w:val="28"/>
+                      <w:lang w:eastAsia="ru-RU"/>
+                    </w:rPr>
+                    <m:t>о</m:t>
+                  </m:r>
+                </m:e>
+              </m:d>
+              <m:r>
+                <w:rPr>
+                  <w:rFonts w:ascii="Cambria Math" w:eastAsia="Times New Roman" w:hAnsi="Cambria Math" w:cs="Times New Roman"/>
+                  <w:color w:val="000000"/>
+                  <w:sz w:val="28"/>
+                  <w:szCs w:val="28"/>
+                  <w:lang w:eastAsia="ru-RU"/>
+                </w:rPr>
+                <m:t> </m:t>
+              </m:r>
+              <m:d>
+                <m:dPr>
+                  <m:ctrlPr>
+                    <w:rPr>
+                      <w:rFonts w:ascii="Cambria Math" w:eastAsia="Times New Roman" w:hAnsi="Cambria Math" w:cs="Times New Roman"/>
+                      <w:i/>
+                      <w:color w:val="000000"/>
+                      <w:sz w:val="28"/>
+                      <w:szCs w:val="28"/>
+                      <w:lang w:eastAsia="ru-RU"/>
+                    </w:rPr>
+                  </m:ctrlPr>
+                </m:dPr>
+                <m:e>
+                  <m:r>
+                    <w:rPr>
+                      <w:rFonts w:ascii="Cambria Math" w:eastAsia="Times New Roman" w:hAnsi="Cambria Math" w:cs="Times New Roman"/>
+                      <w:color w:val="000000"/>
+                      <w:sz w:val="28"/>
+                      <w:szCs w:val="28"/>
+                      <w:lang w:eastAsia="ru-RU"/>
+                    </w:rPr>
+                    <m:t xml:space="preserve">код </m:t>
+                  </m:r>
+                  <m:r>
+                    <w:rPr>
+                      <w:rFonts w:ascii="Cambria Math" w:eastAsia="Times New Roman" w:hAnsi="Cambria Math" w:cs="Times New Roman"/>
+                      <w:color w:val="000000"/>
+                      <w:sz w:val="28"/>
+                      <w:szCs w:val="28"/>
+                      <w:lang w:val="en-US" w:eastAsia="ru-RU"/>
+                    </w:rPr>
+                    <m:t>ASCII</m:t>
+                  </m:r>
+                  <m:r>
+                    <w:rPr>
+                      <w:rFonts w:ascii="Cambria Math" w:eastAsia="Times New Roman" w:hAnsi="Cambria Math" w:cs="Times New Roman"/>
+                      <w:color w:val="000000"/>
+                      <w:sz w:val="28"/>
+                      <w:szCs w:val="28"/>
+                      <w:lang w:eastAsia="ru-RU"/>
+                    </w:rPr>
+                    <m:t>:</m:t>
+                  </m:r>
+                  <m:r>
+                    <w:rPr>
+                      <w:rFonts w:ascii="Cambria Math" w:eastAsia="Times New Roman" w:hAnsi="Cambria Math" w:cs="Times New Roman"/>
+                      <w:color w:val="000000"/>
+                      <w:sz w:val="28"/>
+                      <w:szCs w:val="28"/>
+                      <w:lang w:eastAsia="ru-RU"/>
+                    </w:rPr>
+                    <m:t>238</m:t>
+                  </m:r>
+                </m:e>
+              </m:d>
+            </m:e>
+          </m:d>
+          <m:r>
+            <w:rPr>
+              <w:rFonts w:ascii="Cambria Math" w:eastAsia="Times New Roman" w:hAnsi="Cambria Math" w:cs="Times New Roman"/>
+              <w:color w:val="000000"/>
+              <w:sz w:val="28"/>
+              <w:szCs w:val="28"/>
+              <w:lang w:eastAsia="ru-RU"/>
+            </w:rPr>
+            <m:t xml:space="preserve"> = </m:t>
+          </m:r>
+          <m:d>
+            <m:dPr>
+              <m:begChr m:val="["/>
+              <m:endChr m:val="]"/>
+              <m:ctrlPr>
+                <w:rPr>
+                  <w:rFonts w:ascii="Cambria Math" w:eastAsia="Times New Roman" w:hAnsi="Cambria Math" w:cs="Times New Roman"/>
+                  <w:i/>
+                  <w:color w:val="000000"/>
+                  <w:sz w:val="28"/>
+                  <w:szCs w:val="28"/>
+                  <w:lang w:val="en-US" w:eastAsia="ru-RU"/>
+                </w:rPr>
+              </m:ctrlPr>
+            </m:dPr>
+            <m:e>
+              <m:r>
+                <w:rPr>
+                  <w:rFonts w:ascii="Cambria Math" w:eastAsia="Times New Roman" w:hAnsi="Cambria Math" w:cs="Times New Roman"/>
+                  <w:color w:val="000000"/>
+                  <w:sz w:val="28"/>
+                  <w:szCs w:val="28"/>
+                  <w:lang w:val="en-US" w:eastAsia="ru-RU"/>
+                </w:rPr>
+                <m:t>u</m:t>
+              </m:r>
+            </m:e>
+          </m:d>
+          <m:r>
+            <w:rPr>
+              <w:rFonts w:ascii="Cambria Math" w:eastAsia="Times New Roman" w:hAnsi="Cambria Math" w:cs="Times New Roman"/>
+              <w:color w:val="000000"/>
+              <w:sz w:val="28"/>
+              <w:szCs w:val="28"/>
+              <w:lang w:val="en-US" w:eastAsia="ru-RU"/>
+            </w:rPr>
+            <m:t xml:space="preserve"> </m:t>
+          </m:r>
+          <m:d>
+            <m:dPr>
+              <m:ctrlPr>
+                <w:rPr>
+                  <w:rFonts w:ascii="Cambria Math" w:eastAsia="Times New Roman" w:hAnsi="Cambria Math" w:cs="Times New Roman"/>
+                  <w:i/>
+                  <w:color w:val="000000"/>
+                  <w:sz w:val="28"/>
+                  <w:szCs w:val="28"/>
+                  <w:lang w:val="en-US" w:eastAsia="ru-RU"/>
+                </w:rPr>
+              </m:ctrlPr>
+            </m:dPr>
+            <m:e>
+              <m:r>
+                <w:rPr>
+                  <w:rFonts w:ascii="Cambria Math" w:eastAsia="Times New Roman" w:hAnsi="Cambria Math" w:cs="Times New Roman"/>
+                  <w:color w:val="000000"/>
+                  <w:sz w:val="28"/>
+                  <w:szCs w:val="28"/>
+                  <w:lang w:eastAsia="ru-RU"/>
+                </w:rPr>
+                <m:t xml:space="preserve">код </m:t>
+              </m:r>
+              <m:r>
+                <w:rPr>
+                  <w:rFonts w:ascii="Cambria Math" w:eastAsia="Times New Roman" w:hAnsi="Cambria Math" w:cs="Times New Roman"/>
+                  <w:color w:val="000000"/>
+                  <w:sz w:val="28"/>
+                  <w:szCs w:val="28"/>
+                  <w:lang w:val="en-US" w:eastAsia="ru-RU"/>
+                </w:rPr>
+                <m:t>ASCII:</m:t>
+              </m:r>
+              <m:r>
+                <w:rPr>
+                  <w:rFonts w:ascii="Cambria Math" w:eastAsia="Times New Roman" w:hAnsi="Cambria Math" w:cs="Times New Roman"/>
+                  <w:color w:val="000000"/>
+                  <w:sz w:val="28"/>
+                  <w:szCs w:val="28"/>
+                  <w:lang w:val="en-US" w:eastAsia="ru-RU"/>
+                </w:rPr>
+                <m:t>117</m:t>
+              </m:r>
+            </m:e>
+          </m:d>
+        </m:oMath>
+      </m:oMathPara>
+    </w:p>
+    <w:p>
+      <w:pPr>
+        <w:spacing w:before="120" w:after="120" w:line="240" w:lineRule="auto"/>
+        <w:ind w:left="720"/>
+        <w:rPr>
+          <w:rFonts w:ascii="Times New Roman" w:eastAsia="Times New Roman" w:hAnsi="Times New Roman" w:cs="Times New Roman"/>
+          <w:i/>
+          <w:color w:val="000000"/>
+          <w:sz w:val="28"/>
+          <w:szCs w:val="28"/>
+          <w:lang w:eastAsia="ru-RU"/>
+        </w:rPr>
+      </w:pPr>
+      <m:oMathPara>
+        <m:oMath>
+          <m:d>
+            <m:dPr>
+              <m:ctrlPr>
+                <w:rPr>
+                  <w:rFonts w:ascii="Cambria Math" w:eastAsia="Times New Roman" w:hAnsi="Cambria Math" w:cs="Times New Roman"/>
+                  <w:i/>
+                  <w:color w:val="000000"/>
+                  <w:sz w:val="28"/>
+                  <w:szCs w:val="28"/>
+                  <w:lang w:eastAsia="ru-RU"/>
+                </w:rPr>
+              </m:ctrlPr>
+            </m:dPr>
+            <m:e>
+              <m:d>
+                <m:dPr>
+                  <m:ctrlPr>
+                    <w:rPr>
+                      <w:rFonts w:ascii="Cambria Math" w:eastAsia="Times New Roman" w:hAnsi="Cambria Math" w:cs="Times New Roman"/>
+                      <w:i/>
+                      <w:color w:val="000000"/>
+                      <w:sz w:val="28"/>
+                      <w:szCs w:val="28"/>
+                      <w:lang w:eastAsia="ru-RU"/>
+                    </w:rPr>
+                  </m:ctrlPr>
+                </m:dPr>
+                <m:e>
+                  <m:r>
+                    <w:rPr>
+                      <w:rFonts w:ascii="Cambria Math" w:eastAsia="Times New Roman" w:hAnsi="Cambria Math" w:cs="Times New Roman"/>
+                      <w:color w:val="000000"/>
+                      <w:sz w:val="28"/>
+                      <w:szCs w:val="28"/>
+                      <w:lang w:eastAsia="ru-RU"/>
+                    </w:rPr>
+                    <m:t xml:space="preserve">код </m:t>
+                  </m:r>
+                  <m:r>
+                    <w:rPr>
+                      <w:rFonts w:ascii="Cambria Math" w:eastAsia="Times New Roman" w:hAnsi="Cambria Math" w:cs="Times New Roman"/>
+                      <w:color w:val="000000"/>
+                      <w:sz w:val="28"/>
+                      <w:szCs w:val="28"/>
+                      <w:lang w:val="en-US" w:eastAsia="ru-RU"/>
+                    </w:rPr>
+                    <m:t>ASCII</m:t>
+                  </m:r>
+                  <m:r>
+                    <w:rPr>
+                      <w:rFonts w:ascii="Cambria Math" w:eastAsia="Times New Roman" w:hAnsi="Cambria Math" w:cs="Times New Roman"/>
+                      <w:color w:val="000000"/>
+                      <w:sz w:val="28"/>
+                      <w:szCs w:val="28"/>
+                      <w:lang w:eastAsia="ru-RU"/>
+                    </w:rPr>
+                    <m:t>: 2</m:t>
+                  </m:r>
+                  <m:r>
+                    <w:rPr>
+                      <w:rFonts w:ascii="Cambria Math" w:eastAsia="Times New Roman" w:hAnsi="Cambria Math" w:cs="Times New Roman"/>
+                      <w:color w:val="000000"/>
+                      <w:sz w:val="28"/>
+                      <w:szCs w:val="28"/>
+                      <w:lang w:val="en-US" w:eastAsia="ru-RU"/>
+                    </w:rPr>
+                    <m:t>55</m:t>
+                  </m:r>
+                </m:e>
+              </m:d>
+              <m:r>
+                <w:rPr>
+                  <w:rFonts w:ascii="Cambria Math" w:eastAsia="Times New Roman" w:hAnsi="Cambria Math" w:cs="Times New Roman"/>
+                  <w:color w:val="000000"/>
+                  <w:sz w:val="28"/>
+                  <w:szCs w:val="28"/>
+                  <w:lang w:val="en-US" w:eastAsia="ru-RU"/>
+                </w:rPr>
+                <m:t xml:space="preserve">- </m:t>
+              </m:r>
+              <m:d>
+                <m:dPr>
+                  <m:begChr m:val="["/>
+                  <m:endChr m:val="]"/>
+                  <m:ctrlPr>
+                    <w:rPr>
+                      <w:rFonts w:ascii="Cambria Math" w:eastAsia="Times New Roman" w:hAnsi="Cambria Math" w:cs="Times New Roman"/>
+                      <w:i/>
+                      <w:color w:val="000000"/>
+                      <w:sz w:val="28"/>
+                      <w:szCs w:val="28"/>
+                      <w:lang w:eastAsia="ru-RU"/>
+                    </w:rPr>
+                  </m:ctrlPr>
+                </m:dPr>
+                <m:e>
+                  <m:r>
+                    <w:rPr>
+                      <w:rFonts w:ascii="Cambria Math" w:eastAsia="Times New Roman" w:hAnsi="Cambria Math" w:cs="Times New Roman"/>
+                      <w:color w:val="000000"/>
+                      <w:sz w:val="28"/>
+                      <w:szCs w:val="28"/>
+                      <w:lang w:eastAsia="ru-RU"/>
+                    </w:rPr>
+                    <m:t>г</m:t>
+                  </m:r>
+                </m:e>
+              </m:d>
+              <m:r>
+                <w:rPr>
+                  <w:rFonts w:ascii="Cambria Math" w:eastAsia="Times New Roman" w:hAnsi="Cambria Math" w:cs="Times New Roman"/>
+                  <w:color w:val="000000"/>
+                  <w:sz w:val="28"/>
+                  <w:szCs w:val="28"/>
+                  <w:lang w:eastAsia="ru-RU"/>
+                </w:rPr>
+                <m:t> </m:t>
+              </m:r>
+              <m:d>
+                <m:dPr>
+                  <m:ctrlPr>
+                    <w:rPr>
+                      <w:rFonts w:ascii="Cambria Math" w:eastAsia="Times New Roman" w:hAnsi="Cambria Math" w:cs="Times New Roman"/>
+                      <w:i/>
+                      <w:color w:val="000000"/>
+                      <w:sz w:val="28"/>
+                      <w:szCs w:val="28"/>
+                      <w:lang w:eastAsia="ru-RU"/>
+                    </w:rPr>
+                  </m:ctrlPr>
+                </m:dPr>
+                <m:e>
+                  <m:r>
+                    <w:rPr>
+                      <w:rFonts w:ascii="Cambria Math" w:eastAsia="Times New Roman" w:hAnsi="Cambria Math" w:cs="Times New Roman"/>
+                      <w:color w:val="000000"/>
+                      <w:sz w:val="28"/>
+                      <w:szCs w:val="28"/>
+                      <w:lang w:eastAsia="ru-RU"/>
+                    </w:rPr>
+                    <m:t xml:space="preserve">код </m:t>
+                  </m:r>
+                  <m:r>
+                    <w:rPr>
+                      <w:rFonts w:ascii="Cambria Math" w:eastAsia="Times New Roman" w:hAnsi="Cambria Math" w:cs="Times New Roman"/>
+                      <w:color w:val="000000"/>
+                      <w:sz w:val="28"/>
+                      <w:szCs w:val="28"/>
+                      <w:lang w:val="en-US" w:eastAsia="ru-RU"/>
+                    </w:rPr>
+                    <m:t>ASCII</m:t>
+                  </m:r>
+                  <m:r>
+                    <w:rPr>
+                      <w:rFonts w:ascii="Cambria Math" w:eastAsia="Times New Roman" w:hAnsi="Cambria Math" w:cs="Times New Roman"/>
+                      <w:color w:val="000000"/>
+                      <w:sz w:val="28"/>
+                      <w:szCs w:val="28"/>
+                      <w:lang w:eastAsia="ru-RU"/>
+                    </w:rPr>
+                    <m:t>:</m:t>
+                  </m:r>
+                  <m:r>
+                    <w:rPr>
+                      <w:rFonts w:ascii="Cambria Math" w:eastAsia="Times New Roman" w:hAnsi="Cambria Math" w:cs="Times New Roman"/>
+                      <w:color w:val="000000"/>
+                      <w:sz w:val="28"/>
+                      <w:szCs w:val="28"/>
+                      <w:lang w:eastAsia="ru-RU"/>
+                    </w:rPr>
+                    <m:t>227</m:t>
+                  </m:r>
+                </m:e>
+              </m:d>
+            </m:e>
+          </m:d>
+          <m:r>
+            <w:rPr>
+              <w:rFonts w:ascii="Cambria Math" w:eastAsia="Times New Roman" w:hAnsi="Cambria Math" w:cs="Times New Roman"/>
+              <w:color w:val="000000"/>
+              <w:sz w:val="28"/>
+              <w:szCs w:val="28"/>
+              <w:lang w:eastAsia="ru-RU"/>
+            </w:rPr>
+            <m:t xml:space="preserve"> = </m:t>
+          </m:r>
+          <m:d>
+            <m:dPr>
+              <m:begChr m:val="["/>
+              <m:endChr m:val="]"/>
+              <m:ctrlPr>
+                <w:rPr>
+                  <w:rFonts w:ascii="Cambria Math" w:eastAsia="Times New Roman" w:hAnsi="Cambria Math" w:cs="Times New Roman"/>
+                  <w:i/>
+                  <w:color w:val="000000"/>
+                  <w:sz w:val="28"/>
+                  <w:szCs w:val="28"/>
+                  <w:lang w:val="en-US" w:eastAsia="ru-RU"/>
+                </w:rPr>
+              </m:ctrlPr>
+            </m:dPr>
+            <m:e>
+              <m:r>
+                <w:rPr>
+                  <w:rFonts w:ascii="Cambria Math" w:eastAsia="Times New Roman" w:hAnsi="Cambria Math" w:cs="Times New Roman"/>
+                  <w:color w:val="000000"/>
+                  <w:sz w:val="28"/>
+                  <w:szCs w:val="28"/>
+                  <w:lang w:val="en-US" w:eastAsia="ru-RU"/>
+                </w:rPr>
+                <m:t>Ђ</m:t>
+              </m:r>
+            </m:e>
+          </m:d>
+          <m:r>
+            <w:rPr>
+              <w:rFonts w:ascii="Cambria Math" w:eastAsia="Times New Roman" w:hAnsi="Cambria Math" w:cs="Times New Roman"/>
+              <w:color w:val="000000"/>
+              <w:sz w:val="28"/>
+              <w:szCs w:val="28"/>
+              <w:lang w:val="en-US" w:eastAsia="ru-RU"/>
+            </w:rPr>
+            <m:t xml:space="preserve"> </m:t>
+          </m:r>
+          <m:d>
+            <m:dPr>
+              <m:ctrlPr>
+                <w:rPr>
+                  <w:rFonts w:ascii="Cambria Math" w:eastAsia="Times New Roman" w:hAnsi="Cambria Math" w:cs="Times New Roman"/>
+                  <w:i/>
+                  <w:color w:val="000000"/>
+                  <w:sz w:val="28"/>
+                  <w:szCs w:val="28"/>
+                  <w:lang w:val="en-US" w:eastAsia="ru-RU"/>
+                </w:rPr>
+              </m:ctrlPr>
+            </m:dPr>
+            <m:e>
+              <m:r>
+                <w:rPr>
+                  <w:rFonts w:ascii="Cambria Math" w:eastAsia="Times New Roman" w:hAnsi="Cambria Math" w:cs="Times New Roman"/>
+                  <w:color w:val="000000"/>
+                  <w:sz w:val="28"/>
+                  <w:szCs w:val="28"/>
+                  <w:lang w:eastAsia="ru-RU"/>
+                </w:rPr>
+                <m:t xml:space="preserve">код </m:t>
+              </m:r>
+              <m:r>
+                <w:rPr>
+                  <w:rFonts w:ascii="Cambria Math" w:eastAsia="Times New Roman" w:hAnsi="Cambria Math" w:cs="Times New Roman"/>
+                  <w:color w:val="000000"/>
+                  <w:sz w:val="28"/>
+                  <w:szCs w:val="28"/>
+                  <w:lang w:val="en-US" w:eastAsia="ru-RU"/>
+                </w:rPr>
+                <m:t>ASCII:</m:t>
+              </m:r>
+              <m:r>
+                <w:rPr>
+                  <w:rFonts w:ascii="Cambria Math" w:eastAsia="Times New Roman" w:hAnsi="Cambria Math" w:cs="Times New Roman"/>
+                  <w:color w:val="000000"/>
+                  <w:sz w:val="28"/>
+                  <w:szCs w:val="28"/>
+                  <w:lang w:val="en-US" w:eastAsia="ru-RU"/>
+                </w:rPr>
+                <m:t>128</m:t>
+              </m:r>
+            </m:e>
+          </m:d>
+        </m:oMath>
+      </m:oMathPara>
+    </w:p>
+    <w:p>
+      <w:pPr>
+        <w:spacing w:before="120" w:after="120" w:line="240" w:lineRule="auto"/>
+        <w:ind w:left="720"/>
+        <w:rPr>
+          <w:rFonts w:ascii="Times New Roman" w:eastAsia="Times New Roman" w:hAnsi="Times New Roman" w:cs="Times New Roman"/>
+          <w:i/>
+          <w:color w:val="000000"/>
+          <w:sz w:val="28"/>
+          <w:szCs w:val="28"/>
+          <w:lang w:eastAsia="ru-RU"/>
+        </w:rPr>
+      </w:pPr>
+      <m:oMathPara>
+        <m:oMath>
+          <m:d>
+            <m:dPr>
+              <m:ctrlPr>
+                <w:rPr>
+                  <w:rFonts w:ascii="Cambria Math" w:eastAsia="Times New Roman" w:hAnsi="Cambria Math" w:cs="Times New Roman"/>
+                  <w:i/>
+                  <w:color w:val="000000"/>
+                  <w:sz w:val="28"/>
+                  <w:szCs w:val="28"/>
+                  <w:lang w:eastAsia="ru-RU"/>
+                </w:rPr>
+              </m:ctrlPr>
+            </m:dPr>
+            <m:e>
+              <m:d>
+                <m:dPr>
+                  <m:ctrlPr>
+                    <w:rPr>
+                      <w:rFonts w:ascii="Cambria Math" w:eastAsia="Times New Roman" w:hAnsi="Cambria Math" w:cs="Times New Roman"/>
+                      <w:i/>
+                      <w:color w:val="000000"/>
+                      <w:sz w:val="28"/>
+                      <w:szCs w:val="28"/>
+                      <w:lang w:eastAsia="ru-RU"/>
+                    </w:rPr>
+                  </m:ctrlPr>
+                </m:dPr>
+                <m:e>
+                  <m:r>
+                    <w:rPr>
+                      <w:rFonts w:ascii="Cambria Math" w:eastAsia="Times New Roman" w:hAnsi="Cambria Math" w:cs="Times New Roman"/>
+                      <w:color w:val="000000"/>
+                      <w:sz w:val="28"/>
+                      <w:szCs w:val="28"/>
+                      <w:lang w:eastAsia="ru-RU"/>
+                    </w:rPr>
+                    <m:t xml:space="preserve">код </m:t>
+                  </m:r>
+                  <m:r>
+                    <w:rPr>
+                      <w:rFonts w:ascii="Cambria Math" w:eastAsia="Times New Roman" w:hAnsi="Cambria Math" w:cs="Times New Roman"/>
+                      <w:color w:val="000000"/>
+                      <w:sz w:val="28"/>
+                      <w:szCs w:val="28"/>
+                      <w:lang w:val="en-US" w:eastAsia="ru-RU"/>
+                    </w:rPr>
+                    <m:t>ASCII</m:t>
+                  </m:r>
+                  <m:r>
+                    <w:rPr>
+                      <w:rFonts w:ascii="Cambria Math" w:eastAsia="Times New Roman" w:hAnsi="Cambria Math" w:cs="Times New Roman"/>
+                      <w:color w:val="000000"/>
+                      <w:sz w:val="28"/>
+                      <w:szCs w:val="28"/>
+                      <w:lang w:eastAsia="ru-RU"/>
+                    </w:rPr>
+                    <m:t>: 2</m:t>
+                  </m:r>
+                  <m:r>
+                    <w:rPr>
+                      <w:rFonts w:ascii="Cambria Math" w:eastAsia="Times New Roman" w:hAnsi="Cambria Math" w:cs="Times New Roman"/>
+                      <w:color w:val="000000"/>
+                      <w:sz w:val="28"/>
+                      <w:szCs w:val="28"/>
+                      <w:lang w:val="en-US" w:eastAsia="ru-RU"/>
+                    </w:rPr>
+                    <m:t>55</m:t>
+                  </m:r>
+                </m:e>
+              </m:d>
+              <m:r>
+                <w:rPr>
+                  <w:rFonts w:ascii="Cambria Math" w:eastAsia="Times New Roman" w:hAnsi="Cambria Math" w:cs="Times New Roman"/>
+                  <w:color w:val="000000"/>
+                  <w:sz w:val="28"/>
+                  <w:szCs w:val="28"/>
+                  <w:lang w:val="en-US" w:eastAsia="ru-RU"/>
+                </w:rPr>
+                <m:t xml:space="preserve">- </m:t>
+              </m:r>
+              <m:d>
+                <m:dPr>
+                  <m:begChr m:val="["/>
+                  <m:endChr m:val="]"/>
+                  <m:ctrlPr>
+                    <w:rPr>
+                      <w:rFonts w:ascii="Cambria Math" w:eastAsia="Times New Roman" w:hAnsi="Cambria Math" w:cs="Times New Roman"/>
+                      <w:i/>
+                      <w:color w:val="000000"/>
+                      <w:sz w:val="28"/>
+                      <w:szCs w:val="28"/>
+                      <w:lang w:eastAsia="ru-RU"/>
+                    </w:rPr>
+                  </m:ctrlPr>
+                </m:dPr>
+                <m:e>
+                  <m:r>
+                    <w:rPr>
+                      <w:rFonts w:ascii="Cambria Math" w:eastAsia="Times New Roman" w:hAnsi="Cambria Math" w:cs="Times New Roman"/>
+                      <w:color w:val="000000"/>
+                      <w:sz w:val="28"/>
+                      <w:szCs w:val="28"/>
+                      <w:lang w:eastAsia="ru-RU"/>
+                    </w:rPr>
+                    <m:t>о</m:t>
+                  </m:r>
+                </m:e>
+              </m:d>
+              <m:r>
+                <w:rPr>
+                  <w:rFonts w:ascii="Cambria Math" w:eastAsia="Times New Roman" w:hAnsi="Cambria Math" w:cs="Times New Roman"/>
+                  <w:color w:val="000000"/>
+                  <w:sz w:val="28"/>
+                  <w:szCs w:val="28"/>
+                  <w:lang w:eastAsia="ru-RU"/>
+                </w:rPr>
+                <m:t> </m:t>
+              </m:r>
+              <m:d>
+                <m:dPr>
+                  <m:ctrlPr>
+                    <w:rPr>
+                      <w:rFonts w:ascii="Cambria Math" w:eastAsia="Times New Roman" w:hAnsi="Cambria Math" w:cs="Times New Roman"/>
+                      <w:i/>
+                      <w:color w:val="000000"/>
+                      <w:sz w:val="28"/>
+                      <w:szCs w:val="28"/>
+                      <w:lang w:eastAsia="ru-RU"/>
+                    </w:rPr>
+                  </m:ctrlPr>
+                </m:dPr>
+                <m:e>
+                  <m:r>
+                    <w:rPr>
+                      <w:rFonts w:ascii="Cambria Math" w:eastAsia="Times New Roman" w:hAnsi="Cambria Math" w:cs="Times New Roman"/>
+                      <w:color w:val="000000"/>
+                      <w:sz w:val="28"/>
+                      <w:szCs w:val="28"/>
+                      <w:lang w:eastAsia="ru-RU"/>
+                    </w:rPr>
+                    <m:t xml:space="preserve">код </m:t>
+                  </m:r>
+                  <m:r>
+                    <w:rPr>
+                      <w:rFonts w:ascii="Cambria Math" w:eastAsia="Times New Roman" w:hAnsi="Cambria Math" w:cs="Times New Roman"/>
+                      <w:color w:val="000000"/>
+                      <w:sz w:val="28"/>
+                      <w:szCs w:val="28"/>
+                      <w:lang w:val="en-US" w:eastAsia="ru-RU"/>
+                    </w:rPr>
+                    <m:t>ASCII</m:t>
+                  </m:r>
+                  <m:r>
+                    <w:rPr>
+                      <w:rFonts w:ascii="Cambria Math" w:eastAsia="Times New Roman" w:hAnsi="Cambria Math" w:cs="Times New Roman"/>
+                      <w:color w:val="000000"/>
+                      <w:sz w:val="28"/>
+                      <w:szCs w:val="28"/>
+                      <w:lang w:eastAsia="ru-RU"/>
+                    </w:rPr>
+                    <m:t>:</m:t>
+                  </m:r>
+                  <m:r>
+                    <w:rPr>
+                      <w:rFonts w:ascii="Cambria Math" w:eastAsia="Times New Roman" w:hAnsi="Cambria Math" w:cs="Times New Roman"/>
+                      <w:color w:val="000000"/>
+                      <w:sz w:val="28"/>
+                      <w:szCs w:val="28"/>
+                      <w:lang w:eastAsia="ru-RU"/>
+                    </w:rPr>
+                    <m:t>238</m:t>
+                  </m:r>
+                </m:e>
+              </m:d>
+            </m:e>
+          </m:d>
+          <m:r>
+            <w:rPr>
+              <w:rFonts w:ascii="Cambria Math" w:eastAsia="Times New Roman" w:hAnsi="Cambria Math" w:cs="Times New Roman"/>
+              <w:color w:val="000000"/>
+              <w:sz w:val="28"/>
+              <w:szCs w:val="28"/>
+              <w:lang w:eastAsia="ru-RU"/>
+            </w:rPr>
+            <m:t xml:space="preserve"> = </m:t>
+          </m:r>
+          <m:d>
+            <m:dPr>
+              <m:begChr m:val="["/>
+              <m:endChr m:val="]"/>
+              <m:ctrlPr>
+                <w:rPr>
+                  <w:rFonts w:ascii="Cambria Math" w:eastAsia="Times New Roman" w:hAnsi="Cambria Math" w:cs="Times New Roman"/>
+                  <w:i/>
+                  <w:color w:val="000000"/>
+                  <w:sz w:val="28"/>
+                  <w:szCs w:val="28"/>
+                  <w:lang w:val="en-US" w:eastAsia="ru-RU"/>
+                </w:rPr>
+              </m:ctrlPr>
+            </m:dPr>
+            <m:e>
+              <m:r>
+                <w:rPr>
+                  <w:rFonts w:ascii="Cambria Math" w:eastAsia="Times New Roman" w:hAnsi="Cambria Math" w:cs="Times New Roman"/>
+                  <w:color w:val="000000"/>
+                  <w:sz w:val="28"/>
+                  <w:szCs w:val="28"/>
+                  <w:lang w:val="en-US" w:eastAsia="ru-RU"/>
+                </w:rPr>
+                <m:t>u</m:t>
+              </m:r>
+            </m:e>
+          </m:d>
+          <m:r>
+            <w:rPr>
+              <w:rFonts w:ascii="Cambria Math" w:eastAsia="Times New Roman" w:hAnsi="Cambria Math" w:cs="Times New Roman"/>
+              <w:color w:val="000000"/>
+              <w:sz w:val="28"/>
+              <w:szCs w:val="28"/>
+              <w:lang w:val="en-US" w:eastAsia="ru-RU"/>
+            </w:rPr>
+            <m:t xml:space="preserve"> </m:t>
+          </m:r>
+          <m:d>
+            <m:dPr>
+              <m:ctrlPr>
+                <w:rPr>
+                  <w:rFonts w:ascii="Cambria Math" w:eastAsia="Times New Roman" w:hAnsi="Cambria Math" w:cs="Times New Roman"/>
+                  <w:i/>
+                  <w:color w:val="000000"/>
+                  <w:sz w:val="28"/>
+                  <w:szCs w:val="28"/>
+                  <w:lang w:val="en-US" w:eastAsia="ru-RU"/>
+                </w:rPr>
+              </m:ctrlPr>
+            </m:dPr>
+            <m:e>
+              <m:r>
+                <w:rPr>
+                  <w:rFonts w:ascii="Cambria Math" w:eastAsia="Times New Roman" w:hAnsi="Cambria Math" w:cs="Times New Roman"/>
+                  <w:color w:val="000000"/>
+                  <w:sz w:val="28"/>
+                  <w:szCs w:val="28"/>
+                  <w:lang w:eastAsia="ru-RU"/>
+                </w:rPr>
+                <m:t xml:space="preserve">код </m:t>
+              </m:r>
+              <m:r>
+                <w:rPr>
+                  <w:rFonts w:ascii="Cambria Math" w:eastAsia="Times New Roman" w:hAnsi="Cambria Math" w:cs="Times New Roman"/>
+                  <w:color w:val="000000"/>
+                  <w:sz w:val="28"/>
+                  <w:szCs w:val="28"/>
+                  <w:lang w:val="en-US" w:eastAsia="ru-RU"/>
+                </w:rPr>
+                <m:t>ASCII:</m:t>
+              </m:r>
+              <m:r>
+                <w:rPr>
+                  <w:rFonts w:ascii="Cambria Math" w:eastAsia="Times New Roman" w:hAnsi="Cambria Math" w:cs="Times New Roman"/>
+                  <w:color w:val="000000"/>
+                  <w:sz w:val="28"/>
+                  <w:szCs w:val="28"/>
+                  <w:lang w:val="en-US" w:eastAsia="ru-RU"/>
+                </w:rPr>
+                <m:t>117</m:t>
+              </m:r>
+            </m:e>
+          </m:d>
+        </m:oMath>
+      </m:oMathPara>
+    </w:p>
+    <w:p>
+      <w:pPr>
+        <w:spacing w:before="120" w:after="120" w:line="240" w:lineRule="auto"/>
+        <w:ind w:left="720"/>
+        <w:rPr>
+          <w:rFonts w:ascii="Times New Roman" w:eastAsia="Times New Roman" w:hAnsi="Times New Roman" w:cs="Times New Roman"/>
+          <w:i/>
+          <w:color w:val="000000"/>
+          <w:sz w:val="28"/>
+          <w:szCs w:val="28"/>
+          <w:lang w:eastAsia="ru-RU"/>
+        </w:rPr>
+      </w:pPr>
+    </w:p>
+    <w:p>
+      <w:pPr>
+        <w:spacing w:before="120" w:after="120" w:line="240" w:lineRule="auto"/>
+        <w:ind w:left="720"/>
+        <w:rPr>
+          <w:rFonts w:ascii="Times New Roman" w:eastAsia="Times New Roman" w:hAnsi="Times New Roman" w:cs="Times New Roman"/>
+          <w:i/>
+          <w:color w:val="000000"/>
+          <w:sz w:val="28"/>
+          <w:szCs w:val="28"/>
+          <w:lang w:eastAsia="ru-RU"/>
+        </w:rPr>
+      </w:pPr>
+    </w:p>
+    <w:p>
+      <w:pPr>
+        <w:spacing w:before="120" w:after="120" w:line="240" w:lineRule="auto"/>
+        <w:ind w:left="720"/>
+        <w:rPr>
+          <w:rFonts w:ascii="Times New Roman" w:eastAsia="Times New Roman" w:hAnsi="Times New Roman" w:cs="Times New Roman"/>
+          <w:i/>
+          <w:color w:val="000000"/>
+          <w:sz w:val="28"/>
+          <w:szCs w:val="28"/>
+          <w:lang w:eastAsia="ru-RU"/>
+        </w:rPr>
+      </w:pPr>
     </w:p>
     <w:p>
       <w:pPr>
@@ -6432,6 +11849,7 @@
           <w:szCs w:val="28"/>
           <w:lang w:val="en-US" w:eastAsia="ru-RU"/>
         </w:rPr>
+        <w:lastRenderedPageBreak/>
         <w:drawing>
           <wp:inline distT="0" distB="0" distL="0" distR="0" wp14:anchorId="578BFF37" wp14:editId="30CAC011">
             <wp:extent cx="4401164" cy="1314633"/>
@@ -6823,6 +12241,7 @@
           <w:szCs w:val="28"/>
           <w:lang w:val="en-US" w:eastAsia="ru-RU"/>
         </w:rPr>
+        <w:lastRenderedPageBreak/>
         <w:drawing>
           <wp:inline distT="0" distB="0" distL="0" distR="0" wp14:anchorId="32865657" wp14:editId="78678293">
             <wp:extent cx="2929965" cy="2269071"/>
@@ -7175,7 +12594,6 @@
           <w:szCs w:val="28"/>
           <w:lang w:eastAsia="ru-RU"/>
         </w:rPr>
-        <w:lastRenderedPageBreak/>
         <w:t>Количество столбцов соответствует количеству различных смещений в ключе</w:t>
       </w:r>
       <w:r>
@@ -7206,17 +12624,7 @@
           <w:szCs w:val="28"/>
           <w:lang w:eastAsia="ru-RU"/>
         </w:rPr>
-        <w:t xml:space="preserve"> </w:t>
-      </w:r>
-      <w:r>
-        <w:rPr>
-          <w:rFonts w:ascii="Times New Roman" w:eastAsia="Times New Roman" w:hAnsi="Times New Roman" w:cs="Times New Roman"/>
-          <w:color w:val="000000"/>
-          <w:sz w:val="28"/>
-          <w:szCs w:val="28"/>
-          <w:lang w:eastAsia="ru-RU"/>
-        </w:rPr>
-        <w:t>я – 1103</w:t>
+        <w:t xml:space="preserve"> я – 1103</w:t>
       </w:r>
       <w:r>
         <w:rPr>
@@ -7337,6 +12745,7 @@
           <w:szCs w:val="28"/>
           <w:lang w:val="en-US" w:eastAsia="ru-RU"/>
         </w:rPr>
+        <w:lastRenderedPageBreak/>
         <w:t>q</w:t>
       </w:r>
       <w:r>
@@ -7873,9 +13282,9 @@
           <w:lang w:eastAsia="ru-RU"/>
         </w:rPr>
         <w:drawing>
-          <wp:inline distT="0" distB="0" distL="0" distR="0" wp14:anchorId="7D751261" wp14:editId="77796F07">
-            <wp:extent cx="2555747" cy="1632839"/>
-            <wp:effectExtent l="0" t="0" r="0" b="5715"/>
+          <wp:inline distT="0" distB="0" distL="0" distR="0" wp14:anchorId="7D751261" wp14:editId="14E9C65F">
+            <wp:extent cx="2877377" cy="1838325"/>
+            <wp:effectExtent l="0" t="0" r="0" b="0"/>
             <wp:docPr id="550342250" name="Рисунок 1"/>
             <wp:cNvGraphicFramePr>
               <a:graphicFrameLocks xmlns:a="http://schemas.openxmlformats.org/drawingml/2006/main" noChangeAspect="1"/>
@@ -7896,7 +13305,7 @@
                   <pic:spPr>
                     <a:xfrm>
                       <a:off x="0" y="0"/>
-                      <a:ext cx="2575732" cy="1645607"/>
+                      <a:ext cx="2908176" cy="1858002"/>
                     </a:xfrm>
                     <a:prstGeom prst="rect">
                       <a:avLst/>
@@ -7929,7 +13338,6 @@
           <w:szCs w:val="28"/>
           <w:lang w:eastAsia="ru-RU"/>
         </w:rPr>
-        <w:lastRenderedPageBreak/>
         <w:t>Рисунок 34 - Окно ввода ключа фиксированной длины</w:t>
       </w:r>
     </w:p>
@@ -7953,6 +13361,7 @@
           <w:szCs w:val="28"/>
           <w:lang w:eastAsia="ru-RU"/>
         </w:rPr>
+        <w:lastRenderedPageBreak/>
         <w:br/>
       </w:r>
       <w:r>
@@ -8351,7 +13760,6 @@
           <w:szCs w:val="28"/>
           <w:lang w:eastAsia="ru-RU"/>
         </w:rPr>
-        <w:lastRenderedPageBreak/>
         <w:t>Рисунок 38 - Окно дешифрования с вводом ключа</w:t>
       </w:r>
       <w:r>
@@ -8386,6 +13794,7 @@
           <w:szCs w:val="28"/>
           <w:lang w:eastAsia="ru-RU"/>
         </w:rPr>
+        <w:lastRenderedPageBreak/>
         <w:drawing>
           <wp:inline distT="0" distB="0" distL="0" distR="0" wp14:anchorId="23E5CBAC" wp14:editId="121E69AC">
             <wp:extent cx="4191609" cy="925647"/>
@@ -9047,27 +14456,7 @@
                       <w:szCs w:val="28"/>
                       <w:lang w:eastAsia="ru-RU"/>
                     </w:rPr>
-                    <m:t>:</m:t>
-                  </m:r>
-                  <m:r>
-                    <w:rPr>
-                      <w:rFonts w:ascii="Cambria Math" w:eastAsia="Times New Roman" w:hAnsi="Cambria Math" w:cs="Times New Roman"/>
-                      <w:color w:val="000000"/>
-                      <w:sz w:val="28"/>
-                      <w:szCs w:val="28"/>
-                      <w:lang w:eastAsia="ru-RU"/>
-                    </w:rPr>
-                    <m:t>237</m:t>
-                  </m:r>
-                  <m:r>
-                    <w:rPr>
-                      <w:rFonts w:ascii="Cambria Math" w:eastAsia="Times New Roman" w:hAnsi="Cambria Math" w:cs="Times New Roman"/>
-                      <w:color w:val="000000"/>
-                      <w:sz w:val="28"/>
-                      <w:szCs w:val="28"/>
-                      <w:lang w:eastAsia="ru-RU"/>
-                    </w:rPr>
-                    <m:t> </m:t>
+                    <m:t>:237 </m:t>
                   </m:r>
                 </m:e>
               </m:d>
@@ -9205,27 +14594,7 @@
               <w:szCs w:val="28"/>
               <w:lang w:eastAsia="ru-RU"/>
             </w:rPr>
-            <m:t xml:space="preserve"> = </m:t>
-          </m:r>
-          <m:r>
-            <w:rPr>
-              <w:rFonts w:ascii="Cambria Math" w:eastAsia="Times New Roman" w:hAnsi="Cambria Math" w:cs="Times New Roman"/>
-              <w:color w:val="000000"/>
-              <w:sz w:val="28"/>
-              <w:szCs w:val="28"/>
-              <w:lang w:eastAsia="ru-RU"/>
-            </w:rPr>
-            <m:t>461</m:t>
-          </m:r>
-          <m:r>
-            <w:rPr>
-              <w:rFonts w:ascii="Cambria Math" w:eastAsia="Times New Roman" w:hAnsi="Cambria Math" w:cs="Times New Roman"/>
-              <w:color w:val="000000"/>
-              <w:sz w:val="28"/>
-              <w:szCs w:val="28"/>
-              <w:lang w:eastAsia="ru-RU"/>
-            </w:rPr>
-            <m:t xml:space="preserve"> </m:t>
+            <m:t xml:space="preserve"> = 461 </m:t>
           </m:r>
           <m:r>
             <w:rPr>
@@ -9303,17 +14672,7 @@
               <w:szCs w:val="28"/>
               <w:lang w:val="en-US" w:eastAsia="ru-RU"/>
             </w:rPr>
-            <m:t xml:space="preserve">ASCII: </m:t>
-          </m:r>
-          <m:r>
-            <w:rPr>
-              <w:rFonts w:ascii="Cambria Math" w:eastAsia="Times New Roman" w:hAnsi="Cambria Math" w:cs="Times New Roman"/>
-              <w:color w:val="000000"/>
-              <w:sz w:val="28"/>
-              <w:szCs w:val="28"/>
-              <w:lang w:val="en-US" w:eastAsia="ru-RU"/>
-            </w:rPr>
-            <m:t>2</m:t>
+            <m:t>ASCII: 2</m:t>
           </m:r>
           <m:r>
             <w:rPr>
@@ -9987,7 +15346,6 @@
           <w:szCs w:val="28"/>
           <w:lang w:eastAsia="ru-RU"/>
         </w:rPr>
-        <w:lastRenderedPageBreak/>
         <w:t>Выполнено шифрование файла с произвольным текстом с ключом</w:t>
       </w:r>
       <w:r>
@@ -10010,7 +15368,6 @@
         </w:rPr>
         <w:t>[</w:t>
       </w:r>
-      <w:proofErr w:type="spellStart"/>
       <w:r>
         <w:rPr>
           <w:rFonts w:ascii="Times New Roman" w:eastAsia="Times New Roman" w:hAnsi="Times New Roman" w:cs="Times New Roman"/>
@@ -10021,7 +15378,6 @@
         </w:rPr>
         <w:t>ковалец_илья_андреевич</w:t>
       </w:r>
-      <w:proofErr w:type="spellEnd"/>
       <w:r>
         <w:rPr>
           <w:rFonts w:ascii="Times New Roman" w:eastAsia="Times New Roman" w:hAnsi="Times New Roman" w:cs="Times New Roman"/>
@@ -10054,6 +15410,7 @@
           <w:szCs w:val="28"/>
           <w:lang w:eastAsia="ru-RU"/>
         </w:rPr>
+        <w:lastRenderedPageBreak/>
         <w:drawing>
           <wp:inline distT="0" distB="0" distL="0" distR="0" wp14:anchorId="018C08B7" wp14:editId="35415DB5">
             <wp:extent cx="2431390" cy="1615731"/>
@@ -11094,29 +16451,7 @@
           <w:szCs w:val="28"/>
           <w:lang w:eastAsia="ru-RU"/>
         </w:rPr>
-        <w:t>При использовании ключа [</w:t>
-      </w:r>
-      <w:proofErr w:type="spellStart"/>
-      <w:r>
-        <w:rPr>
-          <w:rFonts w:ascii="Times New Roman" w:eastAsia="Times New Roman" w:hAnsi="Times New Roman" w:cs="Times New Roman"/>
-          <w:color w:val="000000"/>
-          <w:sz w:val="28"/>
-          <w:szCs w:val="28"/>
-          <w:lang w:eastAsia="ru-RU"/>
-        </w:rPr>
-        <w:t>ковалец_илья_андреевич</w:t>
-      </w:r>
-      <w:proofErr w:type="spellEnd"/>
-      <w:r>
-        <w:rPr>
-          <w:rFonts w:ascii="Times New Roman" w:eastAsia="Times New Roman" w:hAnsi="Times New Roman" w:cs="Times New Roman"/>
-          <w:color w:val="000000"/>
-          <w:sz w:val="28"/>
-          <w:szCs w:val="28"/>
-          <w:lang w:eastAsia="ru-RU"/>
-        </w:rPr>
-        <w:t>] и исходного текста 'Знания бывают двоякого рода...' обнаружена техническая особенность: в процессе шифрования генерируется нулевой байт (0x00), который интерпретируется системой как конец файла. В результате зашифрованный файл обрезается до 13 байт ('Знания бывают'), а остальная часть текста теряется. При дешифровании восстанавливается только та часть, которая сохранилась в файле.</w:t>
+        <w:t>При использовании ключа [ковалец_илья_андреевич] и исходного текста 'Знания бывают двоякого рода...' обнаружена техническая особенность: в процессе шифрования генерируется нулевой байт (0x00), который интерпретируется системой как конец файла. В результате зашифрованный файл обрезается до 13 байт ('Знания бывают'), а остальная часть текста теряется. При дешифровании восстанавливается только та часть, которая сохранилась в файле.</w:t>
       </w:r>
     </w:p>
     <w:p>
@@ -13332,7 +18667,6 @@
   <w:style w:type="character" w:default="1" w:styleId="a0">
     <w:name w:val="Default Paragraph Font"/>
     <w:uiPriority w:val="1"/>
-    <w:semiHidden/>
     <w:unhideWhenUsed/>
   </w:style>
   <w:style w:type="table" w:default="1" w:styleId="a1">
